--- a/documentazione/fruttaInCampoDoc/Software Design Document.docx
+++ b/documentazione/fruttaInCampoDoc/Software Design Document.docx
@@ -2307,19 +2307,7 @@
         <w:rPr>
           <w:lang w:val="it-IT"/>
         </w:rPr>
-        <w:t xml:space="preserve">   </w:t>
-      </w:r>
-      <w:r>
-        <w:rPr>
-          <w:lang w:val="it-IT"/>
-        </w:rPr>
-        <w:t xml:space="preserve">POST </w:t>
-      </w:r>
-      <w:r>
-        <w:rPr>
-          <w:lang w:val="it-IT"/>
-        </w:rPr>
-        <w:t xml:space="preserve">  </w:t>
+        <w:t xml:space="preserve">   POST   </w:t>
       </w:r>
       <w:proofErr w:type="spellStart"/>
       <w:r>
@@ -2480,11 +2468,13 @@
           <w:bottom w:val="single" w:sz="6" w:space="1" w:color="auto"/>
         </w:pBdr>
         <w:rPr>
+          <w:highlight w:val="yellow"/>
           <w:lang w:val="it-IT"/>
         </w:rPr>
       </w:pPr>
       <w:r>
         <w:rPr>
+          <w:highlight w:val="yellow"/>
           <w:lang w:val="it-IT"/>
         </w:rPr>
         <w:t>Codici risposta:</w:t>
@@ -2496,12 +2486,14 @@
           <w:bottom w:val="single" w:sz="6" w:space="1" w:color="auto"/>
         </w:pBdr>
         <w:rPr>
+          <w:highlight w:val="yellow"/>
           <w:lang w:val="it-IT"/>
         </w:rPr>
       </w:pPr>
       <w:proofErr w:type="gramStart"/>
       <w:r>
         <w:rPr>
+          <w:highlight w:val="yellow"/>
           <w:lang w:val="it-IT"/>
         </w:rPr>
         <w:t>201:prodotto</w:t>
@@ -2509,6 +2501,7 @@
       <w:proofErr w:type="gramEnd"/>
       <w:r>
         <w:rPr>
+          <w:highlight w:val="yellow"/>
           <w:lang w:val="it-IT"/>
         </w:rPr>
         <w:t xml:space="preserve"> aggiunto al </w:t>
@@ -2516,6 +2509,7 @@
       <w:proofErr w:type="spellStart"/>
       <w:r>
         <w:rPr>
+          <w:highlight w:val="yellow"/>
           <w:lang w:val="it-IT"/>
         </w:rPr>
         <w:t>db</w:t>
@@ -2528,11 +2522,13 @@
           <w:bottom w:val="single" w:sz="6" w:space="1" w:color="auto"/>
         </w:pBdr>
         <w:rPr>
+          <w:highlight w:val="yellow"/>
           <w:lang w:val="it-IT"/>
         </w:rPr>
       </w:pPr>
       <w:r>
         <w:rPr>
+          <w:highlight w:val="yellow"/>
           <w:lang w:val="it-IT"/>
         </w:rPr>
         <w:t>400:id dell’utente mancante</w:t>
@@ -2550,6 +2546,7 @@
       <w:proofErr w:type="gramStart"/>
       <w:r>
         <w:rPr>
+          <w:highlight w:val="yellow"/>
           <w:lang w:val="it-IT"/>
         </w:rPr>
         <w:t>403:dati</w:t>
@@ -2557,6 +2554,7 @@
       <w:proofErr w:type="gramEnd"/>
       <w:r>
         <w:rPr>
+          <w:highlight w:val="yellow"/>
           <w:lang w:val="it-IT"/>
         </w:rPr>
         <w:t xml:space="preserve"> non validi</w:t>
@@ -2572,61 +2570,141 @@
     <w:p>
       <w:pPr>
         <w:rPr>
-          <w:lang w:val="it-IT"/>
-        </w:rPr>
-      </w:pPr>
-    </w:p>
-    <w:p>
-      <w:pPr>
-        <w:rPr>
-          <w:lang w:val="it-IT"/>
-        </w:rPr>
-      </w:pPr>
-      <w:r>
-        <w:rPr>
-          <w:lang w:val="it-IT"/>
-        </w:rPr>
-        <w:t xml:space="preserve">1. arriva richiesta a </w:t>
+          <w:lang w:val="en-US"/>
+        </w:rPr>
+      </w:pPr>
+      <w:hyperlink r:id="rId9" w:history="1">
+        <w:r>
+          <w:rPr>
+            <w:rStyle w:val="Collegamentoipertestuale"/>
+            <w:lang w:val="en-US"/>
+          </w:rPr>
+          <w:t>http://localhost:8080/api/</w:t>
+        </w:r>
+        <w:r>
+          <w:rPr>
+            <w:rStyle w:val="Collegamentoipertestuale"/>
+            <w:lang w:val="en-US"/>
+          </w:rPr>
+          <w:t>utente</w:t>
+        </w:r>
+      </w:hyperlink>
+      <w:r>
+        <w:rPr>
+          <w:lang w:val="en-US"/>
+        </w:rPr>
+        <w:t xml:space="preserve"> POST </w:t>
       </w:r>
       <w:proofErr w:type="spellStart"/>
       <w:r>
         <w:rPr>
-          <w:lang w:val="it-IT"/>
-        </w:rPr>
-        <w:t>prodottoController</w:t>
+          <w:lang w:val="en-US"/>
+        </w:rPr>
+        <w:t>Ut</w:t>
+      </w:r>
+      <w:r>
+        <w:rPr>
+          <w:lang w:val="en-US"/>
+        </w:rPr>
+        <w:t>enteController.registra</w:t>
       </w:r>
       <w:proofErr w:type="spellEnd"/>
       <w:r>
         <w:rPr>
-          <w:lang w:val="it-IT"/>
-        </w:rPr>
-        <w:t>-&gt;crea DTO con dati del body</w:t>
-      </w:r>
-    </w:p>
-    <w:p>
-      <w:pPr>
-        <w:rPr>
-          <w:lang w:val="it-IT"/>
-        </w:rPr>
-      </w:pPr>
-      <w:r>
-        <w:rPr>
-          <w:lang w:val="it-IT"/>
-        </w:rPr>
-        <w:t xml:space="preserve">2. </w:t>
-      </w:r>
-      <w:r>
-        <w:rPr>
-          <w:lang w:val="it-IT"/>
-        </w:rPr>
-        <w:t>crea servizio</w:t>
-      </w:r>
+          <w:lang w:val="en-US"/>
+        </w:rPr>
+        <w:t>()</w:t>
+      </w:r>
+    </w:p>
+    <w:p>
+      <w:pPr>
+        <w:rPr>
+          <w:lang w:val="en-US"/>
+        </w:rPr>
+      </w:pPr>
+    </w:p>
+    <w:p>
+      <w:pPr>
+        <w:rPr>
+          <w:lang w:val="en-US"/>
+        </w:rPr>
+      </w:pPr>
+      <w:r>
+        <w:rPr>
+          <w:lang w:val="en-US"/>
+        </w:rPr>
+        <w:t>Body</w:t>
+      </w:r>
+      <w:r>
+        <w:rPr>
+          <w:lang w:val="en-US"/>
+        </w:rPr>
+        <w:t xml:space="preserve">   </w:t>
+      </w:r>
+    </w:p>
+    <w:p>
+      <w:pPr>
+        <w:rPr>
+          <w:lang w:val="en-US"/>
+        </w:rPr>
+      </w:pPr>
+      <w:proofErr w:type="spellStart"/>
+      <w:proofErr w:type="gramStart"/>
+      <w:r>
+        <w:rPr>
+          <w:lang w:val="en-US"/>
+        </w:rPr>
+        <w:t>username:String</w:t>
+      </w:r>
+      <w:proofErr w:type="spellEnd"/>
+      <w:proofErr w:type="gramEnd"/>
+    </w:p>
+    <w:p>
+      <w:pPr>
+        <w:rPr>
+          <w:lang w:val="en-US"/>
+        </w:rPr>
+      </w:pPr>
+      <w:proofErr w:type="spellStart"/>
+      <w:proofErr w:type="gramStart"/>
+      <w:r>
+        <w:rPr>
+          <w:lang w:val="en-US"/>
+        </w:rPr>
+        <w:t>password:String</w:t>
+      </w:r>
+      <w:proofErr w:type="spellEnd"/>
+      <w:proofErr w:type="gramEnd"/>
+    </w:p>
+    <w:p>
+      <w:pPr>
+        <w:rPr>
+          <w:lang w:val="en-US"/>
+        </w:rPr>
+      </w:pPr>
+      <w:proofErr w:type="spellStart"/>
+      <w:proofErr w:type="gramStart"/>
+      <w:r>
+        <w:rPr>
+          <w:lang w:val="en-US"/>
+        </w:rPr>
+        <w:t>nome:String</w:t>
+      </w:r>
+      <w:proofErr w:type="spellEnd"/>
+      <w:proofErr w:type="gramEnd"/>
+    </w:p>
+    <w:p>
+      <w:pPr>
+        <w:rPr>
+          <w:lang w:val="en-US"/>
+        </w:rPr>
+      </w:pPr>
     </w:p>
     <w:sectPr>
-      <w:headerReference w:type="default" r:id="rId9"/>
-      <w:footerReference w:type="default" r:id="rId10"/>
-      <w:headerReference w:type="first" r:id="rId11"/>
-      <w:footerReference w:type="first" r:id="rId12"/>
+      <w:headerReference w:type="default" r:id="rId10"/>
+      <w:footerReference w:type="default" r:id="rId11"/>
+      <w:headerReference w:type="first" r:id="rId12"/>
+      <w:footerReference w:type="first" r:id="rId13"/>
       <w:pgSz w:w="11909" w:h="16834"/>
       <w:pgMar w:top="1440" w:right="1440" w:bottom="1440" w:left="1440" w:header="720" w:footer="720" w:gutter="0"/>
       <w:pgNumType w:start="1"/>
@@ -3918,6 +3996,7 @@
   <w:style w:type="character" w:default="1" w:styleId="Carpredefinitoparagrafo">
     <w:name w:val="Default Paragraph Font"/>
     <w:uiPriority w:val="1"/>
+    <w:semiHidden/>
     <w:unhideWhenUsed/>
   </w:style>
   <w:style w:type="table" w:default="1" w:styleId="Tabellanormale">

--- a/documentazione/fruttaInCampoDoc/Software Design Document.docx
+++ b/documentazione/fruttaInCampoDoc/Software Design Document.docx
@@ -561,7 +561,6 @@
         <w:t xml:space="preserve">, </w:t>
       </w:r>
       <w:proofErr w:type="spellStart"/>
-      <w:proofErr w:type="gramStart"/>
       <w:r>
         <w:rPr>
           <w:sz w:val="24"/>
@@ -570,7 +569,6 @@
         <w:t>AJAX,Javascript</w:t>
       </w:r>
       <w:proofErr w:type="spellEnd"/>
-      <w:proofErr w:type="gramEnd"/>
       <w:r>
         <w:rPr>
           <w:sz w:val="24"/>
@@ -579,7 +577,6 @@
         <w:t xml:space="preserve">, </w:t>
       </w:r>
       <w:proofErr w:type="spellStart"/>
-      <w:proofErr w:type="gramStart"/>
       <w:r>
         <w:rPr>
           <w:sz w:val="24"/>
@@ -588,7 +585,6 @@
         <w:t>Html,Css</w:t>
       </w:r>
       <w:proofErr w:type="spellEnd"/>
-      <w:proofErr w:type="gramEnd"/>
     </w:p>
     <w:p/>
     <w:p/>
@@ -1635,23 +1631,13 @@
         <w:t xml:space="preserve">applicazione web </w:t>
       </w:r>
       <w:proofErr w:type="spellStart"/>
-      <w:proofErr w:type="gramStart"/>
-      <w:r>
-        <w:rPr>
-          <w:rFonts w:ascii="Times New Roman" w:eastAsia="Times New Roman" w:hAnsi="Times New Roman" w:cs="Times New Roman"/>
-          <w:sz w:val="24"/>
-          <w:szCs w:val="24"/>
-        </w:rPr>
-        <w:t>ideata,progettata</w:t>
-      </w:r>
-      <w:proofErr w:type="gramEnd"/>
-      <w:r>
-        <w:rPr>
-          <w:rFonts w:ascii="Times New Roman" w:eastAsia="Times New Roman" w:hAnsi="Times New Roman" w:cs="Times New Roman"/>
-          <w:sz w:val="24"/>
-          <w:szCs w:val="24"/>
-        </w:rPr>
-        <w:t>,creata</w:t>
+      <w:r>
+        <w:rPr>
+          <w:rFonts w:ascii="Times New Roman" w:eastAsia="Times New Roman" w:hAnsi="Times New Roman" w:cs="Times New Roman"/>
+          <w:sz w:val="24"/>
+          <w:szCs w:val="24"/>
+        </w:rPr>
+        <w:t>ideata,progettata,creata</w:t>
       </w:r>
       <w:proofErr w:type="spellEnd"/>
       <w:r>
@@ -1678,25 +1664,7 @@
           <w:sz w:val="24"/>
           <w:szCs w:val="24"/>
         </w:rPr>
-        <w:t xml:space="preserve"> S.R.L, società specializzata nello sviluppo di soluzioni software e applicazioni web. </w:t>
-      </w:r>
-      <w:proofErr w:type="gramStart"/>
-      <w:r>
-        <w:rPr>
-          <w:rFonts w:ascii="Times New Roman" w:eastAsia="Times New Roman" w:hAnsi="Times New Roman" w:cs="Times New Roman"/>
-          <w:sz w:val="24"/>
-          <w:szCs w:val="24"/>
-        </w:rPr>
-        <w:t>Il team</w:t>
-      </w:r>
-      <w:proofErr w:type="gramEnd"/>
-      <w:r>
-        <w:rPr>
-          <w:rFonts w:ascii="Times New Roman" w:eastAsia="Times New Roman" w:hAnsi="Times New Roman" w:cs="Times New Roman"/>
-          <w:sz w:val="24"/>
-          <w:szCs w:val="24"/>
-        </w:rPr>
-        <w:t xml:space="preserve"> di sviluppo è composto da Alberghini Diego, Vona Lorenzo, Gariboldi Alessandro, Iacono Federico, Ghani Zeshan.  Il documento è da considerarsi proprietà della società; tutti i diritti sono riservati ed è vietata qualsiasi forma di riproduzione o distribuzione senza autorizzazione. Nel Software Design </w:t>
+        <w:t xml:space="preserve"> S.R.L, società specializzata nello sviluppo di soluzioni software e applicazioni web. Il team di sviluppo è composto da Alberghini Diego, Vona Lorenzo, Gariboldi Alessandro, Iacono Federico, Ghani Zeshan.  Il documento è da considerarsi proprietà della società; tutti i diritti sono riservati ed è vietata qualsiasi forma di riproduzione o distribuzione senza autorizzazione. Nel Software Design </w:t>
       </w:r>
       <w:proofErr w:type="spellStart"/>
       <w:r>
@@ -1714,25 +1682,7 @@
           <w:sz w:val="24"/>
           <w:szCs w:val="24"/>
         </w:rPr>
-        <w:t xml:space="preserve"> è riportato tutto l’andamento del progetto partendo dall’analisi delle richieste del cliente fino ad arrivare alla riuscita creazione dell’applicazione, passando dalla progettazione </w:t>
-      </w:r>
-      <w:proofErr w:type="gramStart"/>
-      <w:r>
-        <w:rPr>
-          <w:rFonts w:ascii="Times New Roman" w:eastAsia="Times New Roman" w:hAnsi="Times New Roman" w:cs="Times New Roman"/>
-          <w:sz w:val="24"/>
-          <w:szCs w:val="24"/>
-        </w:rPr>
-        <w:t>ed</w:t>
-      </w:r>
-      <w:proofErr w:type="gramEnd"/>
-      <w:r>
-        <w:rPr>
-          <w:rFonts w:ascii="Times New Roman" w:eastAsia="Times New Roman" w:hAnsi="Times New Roman" w:cs="Times New Roman"/>
-          <w:sz w:val="24"/>
-          <w:szCs w:val="24"/>
-        </w:rPr>
-        <w:t xml:space="preserve"> ideazione dei vari compiti e suddividendo le attività da fare in </w:t>
+        <w:t xml:space="preserve"> è riportato tutto l’andamento del progetto partendo dall’analisi delle richieste del cliente fino ad arrivare alla riuscita creazione dell’applicazione, passando dalla progettazione ed ideazione dei vari compiti e suddividendo le attività da fare in </w:t>
       </w:r>
       <w:r>
         <w:rPr>
@@ -1750,25 +1700,7 @@
           <w:sz w:val="24"/>
           <w:szCs w:val="24"/>
         </w:rPr>
-        <w:t xml:space="preserve"> task differenti, scomponibili a loro volta come: svolte in parallelo o sequenza. </w:t>
-      </w:r>
-      <w:proofErr w:type="gramStart"/>
-      <w:r>
-        <w:rPr>
-          <w:rFonts w:ascii="Times New Roman" w:eastAsia="Times New Roman" w:hAnsi="Times New Roman" w:cs="Times New Roman"/>
-          <w:sz w:val="24"/>
-          <w:szCs w:val="24"/>
-        </w:rPr>
-        <w:t>Le task</w:t>
-      </w:r>
-      <w:proofErr w:type="gramEnd"/>
-      <w:r>
-        <w:rPr>
-          <w:rFonts w:ascii="Times New Roman" w:eastAsia="Times New Roman" w:hAnsi="Times New Roman" w:cs="Times New Roman"/>
-          <w:sz w:val="24"/>
-          <w:szCs w:val="24"/>
-        </w:rPr>
-        <w:t xml:space="preserve"> sono state assegnate in base alle competenze individuali.</w:t>
+        <w:t xml:space="preserve"> task differenti, scomponibili a loro volta come: svolte in parallelo o sequenza. Le task sono state assegnate in base alle competenze individuali.</w:t>
       </w:r>
     </w:p>
     <w:p>
@@ -1814,32 +1746,13 @@
           <w:szCs w:val="24"/>
         </w:rPr>
       </w:pPr>
-      <w:proofErr w:type="gramStart"/>
-      <w:r>
-        <w:rPr>
-          <w:rFonts w:ascii="Times New Roman" w:eastAsia="Times New Roman" w:hAnsi="Times New Roman" w:cs="Times New Roman"/>
-          <w:sz w:val="24"/>
-          <w:szCs w:val="24"/>
-        </w:rPr>
-        <w:t>Inoltre</w:t>
-      </w:r>
-      <w:proofErr w:type="gramEnd"/>
-      <w:r>
-        <w:rPr>
-          <w:rFonts w:ascii="Times New Roman" w:eastAsia="Times New Roman" w:hAnsi="Times New Roman" w:cs="Times New Roman"/>
-          <w:sz w:val="24"/>
-          <w:szCs w:val="24"/>
-        </w:rPr>
-        <w:t xml:space="preserve"> sono riportati e descritti tutti gli obiettivi prefissati della squadra, includendo anche finalità gestionali della squadra </w:t>
-      </w:r>
-      <w:proofErr w:type="gramStart"/>
-      <w:r>
-        <w:rPr>
-          <w:rFonts w:ascii="Times New Roman" w:eastAsia="Times New Roman" w:hAnsi="Times New Roman" w:cs="Times New Roman"/>
-          <w:sz w:val="24"/>
-          <w:szCs w:val="24"/>
-        </w:rPr>
-        <w:t xml:space="preserve">( </w:t>
+      <w:r>
+        <w:rPr>
+          <w:rFonts w:ascii="Times New Roman" w:eastAsia="Times New Roman" w:hAnsi="Times New Roman" w:cs="Times New Roman"/>
+          <w:sz w:val="24"/>
+          <w:szCs w:val="24"/>
+        </w:rPr>
+        <w:t xml:space="preserve">Inoltre sono riportati e descritti tutti gli obiettivi prefissati della squadra, includendo anche finalità gestionali della squadra ( </w:t>
       </w:r>
       <w:proofErr w:type="spellStart"/>
       <w:r>
@@ -1850,18 +1763,7 @@
           <w:sz w:val="24"/>
           <w:szCs w:val="24"/>
         </w:rPr>
-        <w:t>es</w:t>
-      </w:r>
-      <w:proofErr w:type="gramEnd"/>
-      <w:r>
-        <w:rPr>
-          <w:rFonts w:ascii="Times New Roman" w:eastAsia="Times New Roman" w:hAnsi="Times New Roman" w:cs="Times New Roman"/>
-          <w:i/>
-          <w:iCs/>
-          <w:sz w:val="24"/>
-          <w:szCs w:val="24"/>
-        </w:rPr>
-        <w:t>:teamwork</w:t>
+        <w:t>es:teamwork</w:t>
       </w:r>
       <w:proofErr w:type="spellEnd"/>
       <w:r>
@@ -2009,21 +1911,7 @@
         <w:rPr>
           <w:rFonts w:ascii="Times New Roman" w:eastAsia="Times New Roman" w:hAnsi="Times New Roman" w:cs="Times New Roman"/>
         </w:rPr>
-        <w:t xml:space="preserve"> in vetrina </w:t>
-      </w:r>
-      <w:proofErr w:type="gramStart"/>
-      <w:r>
-        <w:rPr>
-          <w:rFonts w:ascii="Times New Roman" w:eastAsia="Times New Roman" w:hAnsi="Times New Roman" w:cs="Times New Roman"/>
-        </w:rPr>
-        <w:t>ed</w:t>
-      </w:r>
-      <w:proofErr w:type="gramEnd"/>
-      <w:r>
-        <w:rPr>
-          <w:rFonts w:ascii="Times New Roman" w:eastAsia="Times New Roman" w:hAnsi="Times New Roman" w:cs="Times New Roman"/>
-        </w:rPr>
-        <w:t xml:space="preserve"> l’user potrà eseguire l’acquisto in due modalità distinte:</w:t>
+        <w:t xml:space="preserve"> in vetrina ed l’user potrà eseguire l’acquisto in due modalità distinte:</w:t>
       </w:r>
     </w:p>
     <w:p>
@@ -2192,20 +2080,7 @@
           <w:rFonts w:ascii="Times New Roman" w:eastAsia="Times New Roman" w:hAnsi="Times New Roman" w:cs="Times New Roman"/>
         </w:rPr>
         <w:br/>
-      </w:r>
-      <w:proofErr w:type="gramStart"/>
-      <w:r>
-        <w:rPr>
-          <w:rFonts w:ascii="Times New Roman" w:eastAsia="Times New Roman" w:hAnsi="Times New Roman" w:cs="Times New Roman"/>
-        </w:rPr>
-        <w:t>Inoltre</w:t>
-      </w:r>
-      <w:proofErr w:type="gramEnd"/>
-      <w:r>
-        <w:rPr>
-          <w:rFonts w:ascii="Times New Roman" w:eastAsia="Times New Roman" w:hAnsi="Times New Roman" w:cs="Times New Roman"/>
-        </w:rPr>
-        <w:t xml:space="preserve"> sarà possibile gestire l’applicazione in vari ruoli; Il proprietario avrà due ruoli separati in base alle circostanze di come e cosa dovrà svolgere nell’applicazione. Egli potrà raffigurarsi come “Amministratore” dividendosi in: </w:t>
+        <w:t xml:space="preserve">Inoltre sarà possibile gestire l’applicazione in vari ruoli; Il proprietario avrà due ruoli separati in base alle circostanze di come e cosa dovrà svolgere nell’applicazione. Egli potrà raffigurarsi come “Amministratore” dividendosi in: </w:t>
       </w:r>
       <w:r>
         <w:rPr>
@@ -2384,7 +2259,6 @@
         <w:br/>
       </w:r>
       <w:proofErr w:type="spellStart"/>
-      <w:proofErr w:type="gramStart"/>
       <w:r>
         <w:rPr>
           <w:lang w:val="it-IT"/>
@@ -2392,7 +2266,6 @@
         <w:t>nome:String</w:t>
       </w:r>
       <w:proofErr w:type="spellEnd"/>
-      <w:proofErr w:type="gramEnd"/>
       <w:r>
         <w:rPr>
           <w:lang w:val="it-IT"/>
@@ -2400,7 +2273,6 @@
         <w:br/>
       </w:r>
       <w:proofErr w:type="spellStart"/>
-      <w:proofErr w:type="gramStart"/>
       <w:r>
         <w:rPr>
           <w:lang w:val="it-IT"/>
@@ -2408,7 +2280,6 @@
         <w:t>prezzo:float</w:t>
       </w:r>
       <w:proofErr w:type="spellEnd"/>
-      <w:proofErr w:type="gramEnd"/>
       <w:r>
         <w:rPr>
           <w:lang w:val="it-IT"/>
@@ -2416,7 +2287,6 @@
         <w:br/>
       </w:r>
       <w:proofErr w:type="spellStart"/>
-      <w:proofErr w:type="gramStart"/>
       <w:r>
         <w:rPr>
           <w:lang w:val="it-IT"/>
@@ -2424,23 +2294,12 @@
         <w:t>magazzino:float</w:t>
       </w:r>
       <w:proofErr w:type="spellEnd"/>
-      <w:proofErr w:type="gramEnd"/>
       <w:r>
         <w:rPr>
           <w:lang w:val="it-IT"/>
         </w:rPr>
         <w:br/>
       </w:r>
-      <w:proofErr w:type="spellStart"/>
-      <w:proofErr w:type="gramStart"/>
-      <w:r>
-        <w:rPr>
-          <w:lang w:val="it-IT"/>
-        </w:rPr>
-        <w:t>disponibilita:float</w:t>
-      </w:r>
-      <w:proofErr w:type="spellEnd"/>
-      <w:proofErr w:type="gramEnd"/>
     </w:p>
     <w:p>
       <w:pPr>
@@ -2490,21 +2349,12 @@
           <w:lang w:val="it-IT"/>
         </w:rPr>
       </w:pPr>
-      <w:proofErr w:type="gramStart"/>
       <w:r>
         <w:rPr>
           <w:highlight w:val="yellow"/>
           <w:lang w:val="it-IT"/>
         </w:rPr>
-        <w:t>201:prodotto</w:t>
-      </w:r>
-      <w:proofErr w:type="gramEnd"/>
-      <w:r>
-        <w:rPr>
-          <w:highlight w:val="yellow"/>
-          <w:lang w:val="it-IT"/>
-        </w:rPr>
-        <w:t xml:space="preserve"> aggiunto al </w:t>
+        <w:t xml:space="preserve">201:prodotto aggiunto al </w:t>
       </w:r>
       <w:proofErr w:type="spellStart"/>
       <w:r>
@@ -2543,155 +2393,113 @@
           <w:lang w:val="it-IT"/>
         </w:rPr>
       </w:pPr>
-      <w:proofErr w:type="gramStart"/>
       <w:r>
         <w:rPr>
           <w:highlight w:val="yellow"/>
           <w:lang w:val="it-IT"/>
         </w:rPr>
-        <w:t>403:dati</w:t>
-      </w:r>
-      <w:proofErr w:type="gramEnd"/>
-      <w:r>
-        <w:rPr>
-          <w:highlight w:val="yellow"/>
+        <w:t>403:dati non validi</w:t>
+      </w:r>
+    </w:p>
+    <w:p>
+      <w:pPr>
+        <w:rPr>
           <w:lang w:val="it-IT"/>
         </w:rPr>
-        <w:t xml:space="preserve"> non validi</w:t>
-      </w:r>
+      </w:pPr>
     </w:p>
     <w:p>
       <w:pPr>
         <w:rPr>
           <w:lang w:val="it-IT"/>
-        </w:rPr>
-      </w:pPr>
-    </w:p>
-    <w:p>
-      <w:pPr>
-        <w:rPr>
-          <w:lang w:val="en-US"/>
         </w:rPr>
       </w:pPr>
       <w:hyperlink r:id="rId9" w:history="1">
         <w:r>
           <w:rPr>
             <w:rStyle w:val="Collegamentoipertestuale"/>
-            <w:lang w:val="en-US"/>
+            <w:lang w:val="it-IT"/>
           </w:rPr>
-          <w:t>http://localhost:8080/api/</w:t>
-        </w:r>
-        <w:r>
-          <w:rPr>
-            <w:rStyle w:val="Collegamentoipertestuale"/>
-            <w:lang w:val="en-US"/>
-          </w:rPr>
-          <w:t>utente</w:t>
+          <w:t>http://localhost:8080/api/utente</w:t>
         </w:r>
       </w:hyperlink>
       <w:r>
         <w:rPr>
+          <w:lang w:val="it-IT"/>
+        </w:rPr>
+        <w:t xml:space="preserve"> POST UtenteController.registra()</w:t>
+      </w:r>
+    </w:p>
+    <w:p>
+      <w:pPr>
+        <w:rPr>
+          <w:lang w:val="it-IT"/>
+        </w:rPr>
+      </w:pPr>
+    </w:p>
+    <w:p>
+      <w:pPr>
+        <w:rPr>
           <w:lang w:val="en-US"/>
         </w:rPr>
-        <w:t xml:space="preserve"> POST </w:t>
-      </w:r>
+      </w:pPr>
+      <w:r>
+        <w:rPr>
+          <w:lang w:val="en-US"/>
+        </w:rPr>
+        <w:t>Body</w:t>
+      </w:r>
+      <w:r>
+        <w:rPr>
+          <w:lang w:val="en-US"/>
+        </w:rPr>
+        <w:t xml:space="preserve">   </w:t>
+      </w:r>
+    </w:p>
+    <w:p>
+      <w:pPr>
+        <w:rPr>
+          <w:lang w:val="en-US"/>
+        </w:rPr>
+      </w:pPr>
       <w:proofErr w:type="spellStart"/>
       <w:r>
         <w:rPr>
           <w:lang w:val="en-US"/>
         </w:rPr>
-        <w:t>Ut</w:t>
-      </w:r>
-      <w:r>
+        <w:t>username:String</w:t>
+      </w:r>
+      <w:proofErr w:type="spellEnd"/>
+    </w:p>
+    <w:p>
+      <w:pPr>
         <w:rPr>
           <w:lang w:val="en-US"/>
         </w:rPr>
-        <w:t>enteController.registra</w:t>
+      </w:pPr>
+      <w:proofErr w:type="spellStart"/>
+      <w:r>
+        <w:rPr>
+          <w:lang w:val="en-US"/>
+        </w:rPr>
+        <w:t>password:String</w:t>
       </w:r>
       <w:proofErr w:type="spellEnd"/>
-      <w:r>
+    </w:p>
+    <w:p>
+      <w:pPr>
         <w:rPr>
           <w:lang w:val="en-US"/>
         </w:rPr>
-        <w:t>()</w:t>
-      </w:r>
-    </w:p>
-    <w:p>
-      <w:pPr>
+      </w:pPr>
+      <w:proofErr w:type="spellStart"/>
+      <w:r>
         <w:rPr>
           <w:lang w:val="en-US"/>
         </w:rPr>
-      </w:pPr>
-    </w:p>
-    <w:p>
-      <w:pPr>
-        <w:rPr>
-          <w:lang w:val="en-US"/>
-        </w:rPr>
-      </w:pPr>
-      <w:r>
-        <w:rPr>
-          <w:lang w:val="en-US"/>
-        </w:rPr>
-        <w:t>Body</w:t>
-      </w:r>
-      <w:r>
-        <w:rPr>
-          <w:lang w:val="en-US"/>
-        </w:rPr>
-        <w:t xml:space="preserve">   </w:t>
-      </w:r>
-    </w:p>
-    <w:p>
-      <w:pPr>
-        <w:rPr>
-          <w:lang w:val="en-US"/>
-        </w:rPr>
-      </w:pPr>
-      <w:proofErr w:type="spellStart"/>
-      <w:proofErr w:type="gramStart"/>
-      <w:r>
-        <w:rPr>
-          <w:lang w:val="en-US"/>
-        </w:rPr>
-        <w:t>username:String</w:t>
+        <w:t>nome:String</w:t>
       </w:r>
       <w:proofErr w:type="spellEnd"/>
-      <w:proofErr w:type="gramEnd"/>
-    </w:p>
-    <w:p>
-      <w:pPr>
-        <w:rPr>
-          <w:lang w:val="en-US"/>
-        </w:rPr>
-      </w:pPr>
-      <w:proofErr w:type="spellStart"/>
-      <w:proofErr w:type="gramStart"/>
-      <w:r>
-        <w:rPr>
-          <w:lang w:val="en-US"/>
-        </w:rPr>
-        <w:t>password:String</w:t>
-      </w:r>
-      <w:proofErr w:type="spellEnd"/>
-      <w:proofErr w:type="gramEnd"/>
-    </w:p>
-    <w:p>
-      <w:pPr>
-        <w:rPr>
-          <w:lang w:val="en-US"/>
-        </w:rPr>
-      </w:pPr>
-      <w:proofErr w:type="spellStart"/>
-      <w:proofErr w:type="gramStart"/>
-      <w:r>
-        <w:rPr>
-          <w:lang w:val="en-US"/>
-        </w:rPr>
-        <w:t>nome:String</w:t>
-      </w:r>
-      <w:proofErr w:type="spellEnd"/>
-      <w:proofErr w:type="gramEnd"/>
     </w:p>
     <w:p>
       <w:pPr>

--- a/documentazione/fruttaInCampoDoc/Software Design Document.docx
+++ b/documentazione/fruttaInCampoDoc/Software Design Document.docx
@@ -156,36 +156,36 @@
           <w:i/>
           <w:iCs/>
         </w:rPr>
-        <w:t>© 2026 [</w:t>
-      </w:r>
-      <w:proofErr w:type="spellStart"/>
-      <w:r>
+        <w:t>© 2026 [MacroSoft S.R.L]</w:t>
+      </w:r>
+    </w:p>
+    <w:p>
+      <w:pPr>
+        <w:jc w:val="center"/>
         <w:rPr>
           <w:rFonts w:ascii="Times New Roman" w:eastAsia="Times New Roman" w:hAnsi="Times New Roman" w:cs="Times New Roman"/>
           <w:i/>
           <w:iCs/>
         </w:rPr>
-        <w:t>MacroSoft</w:t>
-      </w:r>
-      <w:proofErr w:type="spellEnd"/>
-      <w:r>
+      </w:pPr>
+    </w:p>
+    <w:p>
+      <w:pPr>
+        <w:jc w:val="center"/>
         <w:rPr>
           <w:rFonts w:ascii="Times New Roman" w:eastAsia="Times New Roman" w:hAnsi="Times New Roman" w:cs="Times New Roman"/>
           <w:i/>
           <w:iCs/>
         </w:rPr>
-        <w:t xml:space="preserve"> S.R.L]</w:t>
-      </w:r>
-    </w:p>
-    <w:p>
-      <w:pPr>
-        <w:jc w:val="center"/>
+      </w:pPr>
+      <w:r>
         <w:rPr>
           <w:rFonts w:ascii="Times New Roman" w:eastAsia="Times New Roman" w:hAnsi="Times New Roman" w:cs="Times New Roman"/>
           <w:i/>
           <w:iCs/>
         </w:rPr>
-      </w:pPr>
+        <w:t>Tutti i diritti riservati.</w:t>
+      </w:r>
     </w:p>
     <w:p>
       <w:pPr>
@@ -196,40 +196,22 @@
           <w:iCs/>
         </w:rPr>
       </w:pPr>
-      <w:r>
+    </w:p>
+    <w:p>
+      <w:pPr>
+        <w:jc w:val="center"/>
         <w:rPr>
           <w:rFonts w:ascii="Times New Roman" w:eastAsia="Times New Roman" w:hAnsi="Times New Roman" w:cs="Times New Roman"/>
           <w:i/>
           <w:iCs/>
         </w:rPr>
-        <w:t>Tutti i diritti riservati.</w:t>
-      </w:r>
-    </w:p>
-    <w:p>
-      <w:pPr>
-        <w:jc w:val="center"/>
+      </w:pPr>
+      <w:r>
         <w:rPr>
           <w:rFonts w:ascii="Times New Roman" w:eastAsia="Times New Roman" w:hAnsi="Times New Roman" w:cs="Times New Roman"/>
           <w:i/>
           <w:iCs/>
         </w:rPr>
-      </w:pPr>
-    </w:p>
-    <w:p>
-      <w:pPr>
-        <w:jc w:val="center"/>
-        <w:rPr>
-          <w:rFonts w:ascii="Times New Roman" w:eastAsia="Times New Roman" w:hAnsi="Times New Roman" w:cs="Times New Roman"/>
-          <w:i/>
-          <w:iCs/>
-        </w:rPr>
-      </w:pPr>
-      <w:r>
-        <w:rPr>
-          <w:rFonts w:ascii="Times New Roman" w:eastAsia="Times New Roman" w:hAnsi="Times New Roman" w:cs="Times New Roman"/>
-          <w:i/>
-          <w:iCs/>
-        </w:rPr>
         <w:t>Il presente documento è proprietà dell’autore e non può essere copiato, distribuito o modificato, in tutto o in parte, senza autorizzazione esplicita.</w:t>
       </w:r>
     </w:p>
@@ -324,18 +306,8 @@
           <w:sz w:val="40"/>
           <w:szCs w:val="40"/>
         </w:rPr>
-        <w:t xml:space="preserve">Software Design </w:t>
-      </w:r>
-      <w:proofErr w:type="spellStart"/>
-      <w:r>
-        <w:rPr>
-          <w:rFonts w:ascii="Times New Roman" w:eastAsia="Times New Roman" w:hAnsi="Times New Roman" w:cs="Times New Roman"/>
-          <w:sz w:val="40"/>
-          <w:szCs w:val="40"/>
-        </w:rPr>
-        <w:t>Document</w:t>
-      </w:r>
-      <w:proofErr w:type="spellEnd"/>
+        <w:t>Software Design Document</w:t>
+      </w:r>
     </w:p>
     <w:p/>
     <w:p>
@@ -467,23 +439,7 @@
           <w:sz w:val="24"/>
           <w:szCs w:val="24"/>
         </w:rPr>
-        <w:t xml:space="preserve"> [gg/mm/</w:t>
-      </w:r>
-      <w:proofErr w:type="spellStart"/>
-      <w:r>
-        <w:rPr>
-          <w:sz w:val="24"/>
-          <w:szCs w:val="24"/>
-        </w:rPr>
-        <w:t>aaaa</w:t>
-      </w:r>
-      <w:proofErr w:type="spellEnd"/>
-      <w:r>
-        <w:rPr>
-          <w:sz w:val="24"/>
-          <w:szCs w:val="24"/>
-        </w:rPr>
-        <w:t xml:space="preserve">] </w:t>
+        <w:t xml:space="preserve"> [gg/mm/aaaa] </w:t>
       </w:r>
       <w:r>
         <w:rPr>
@@ -526,65 +482,8 @@
           <w:sz w:val="24"/>
           <w:szCs w:val="24"/>
         </w:rPr>
-        <w:t xml:space="preserve"> Java, </w:t>
-      </w:r>
-      <w:proofErr w:type="spellStart"/>
-      <w:r>
-        <w:rPr>
-          <w:sz w:val="24"/>
-          <w:szCs w:val="24"/>
-        </w:rPr>
-        <w:t>Rest</w:t>
-      </w:r>
-      <w:proofErr w:type="spellEnd"/>
-      <w:r>
-        <w:rPr>
-          <w:sz w:val="24"/>
-          <w:szCs w:val="24"/>
-        </w:rPr>
-        <w:t xml:space="preserve"> API, Database [MySQL], </w:t>
-      </w:r>
-      <w:proofErr w:type="spellStart"/>
-      <w:r>
-        <w:rPr>
-          <w:sz w:val="24"/>
-          <w:szCs w:val="24"/>
-        </w:rPr>
-        <w:t>PhpMyAdmin</w:t>
-      </w:r>
-      <w:proofErr w:type="spellEnd"/>
-      <w:r>
-        <w:rPr>
-          <w:sz w:val="24"/>
-          <w:szCs w:val="24"/>
-        </w:rPr>
-        <w:t xml:space="preserve">, </w:t>
-      </w:r>
-      <w:proofErr w:type="spellStart"/>
-      <w:r>
-        <w:rPr>
-          <w:sz w:val="24"/>
-          <w:szCs w:val="24"/>
-        </w:rPr>
-        <w:t>AJAX,Javascript</w:t>
-      </w:r>
-      <w:proofErr w:type="spellEnd"/>
-      <w:r>
-        <w:rPr>
-          <w:sz w:val="24"/>
-          <w:szCs w:val="24"/>
-        </w:rPr>
-        <w:t xml:space="preserve">, </w:t>
-      </w:r>
-      <w:proofErr w:type="spellStart"/>
-      <w:r>
-        <w:rPr>
-          <w:sz w:val="24"/>
-          <w:szCs w:val="24"/>
-        </w:rPr>
-        <w:t>Html,Css</w:t>
-      </w:r>
-      <w:proofErr w:type="spellEnd"/>
+        <w:t xml:space="preserve"> Java, Rest API, Database [MySQL], PhpMyAdmin, AJAX,Javascript, Html,Css</w:t>
+      </w:r>
     </w:p>
     <w:p/>
     <w:p/>
@@ -865,25 +764,7 @@
           <w:szCs w:val="24"/>
           <w:lang w:val="en-US"/>
         </w:rPr>
-        <w:t xml:space="preserve">- </w:t>
-      </w:r>
-      <w:proofErr w:type="spellStart"/>
-      <w:r>
-        <w:rPr>
-          <w:sz w:val="24"/>
-          <w:szCs w:val="24"/>
-          <w:lang w:val="en-US"/>
-        </w:rPr>
-        <w:t>Dinamicità</w:t>
-      </w:r>
-      <w:proofErr w:type="spellEnd"/>
-      <w:r>
-        <w:rPr>
-          <w:sz w:val="24"/>
-          <w:szCs w:val="24"/>
-          <w:lang w:val="en-US"/>
-        </w:rPr>
-        <w:t xml:space="preserve"> front end (HTML, CSS, JS)</w:t>
+        <w:t>- Dinamicità front end (HTML, CSS, JS)</w:t>
       </w:r>
     </w:p>
     <w:p>
@@ -1046,25 +927,7 @@
           <w:szCs w:val="24"/>
           <w:lang w:val="en-US"/>
         </w:rPr>
-        <w:t xml:space="preserve">5.2 Backend (Java) ............................................... </w:t>
-      </w:r>
-      <w:proofErr w:type="spellStart"/>
-      <w:r>
-        <w:rPr>
-          <w:sz w:val="24"/>
-          <w:szCs w:val="24"/>
-          <w:lang w:val="en-US"/>
-        </w:rPr>
-        <w:t>pag</w:t>
-      </w:r>
-      <w:proofErr w:type="spellEnd"/>
-      <w:r>
-        <w:rPr>
-          <w:sz w:val="24"/>
-          <w:szCs w:val="24"/>
-          <w:lang w:val="en-US"/>
-        </w:rPr>
-        <w:t>. x</w:t>
+        <w:t>5.2 Backend (Java) ............................................... pag. x</w:t>
       </w:r>
     </w:p>
     <w:p>
@@ -1082,25 +945,7 @@
           <w:szCs w:val="24"/>
           <w:lang w:val="en-US"/>
         </w:rPr>
-        <w:t xml:space="preserve">   5.3 API REST ..................................................... </w:t>
-      </w:r>
-      <w:proofErr w:type="spellStart"/>
-      <w:r>
-        <w:rPr>
-          <w:sz w:val="24"/>
-          <w:szCs w:val="24"/>
-          <w:lang w:val="en-US"/>
-        </w:rPr>
-        <w:t>pag</w:t>
-      </w:r>
-      <w:proofErr w:type="spellEnd"/>
-      <w:r>
-        <w:rPr>
-          <w:sz w:val="24"/>
-          <w:szCs w:val="24"/>
-          <w:lang w:val="en-US"/>
-        </w:rPr>
-        <w:t>. x</w:t>
+        <w:t xml:space="preserve">   5.3 API REST ..................................................... pag. x</w:t>
       </w:r>
     </w:p>
     <w:p>
@@ -1118,25 +963,7 @@
           <w:szCs w:val="24"/>
           <w:lang w:val="en-US"/>
         </w:rPr>
-        <w:t xml:space="preserve">   5.4 Front End (HTML, CSS, JS, AJAX) ............................... </w:t>
-      </w:r>
-      <w:proofErr w:type="spellStart"/>
-      <w:r>
-        <w:rPr>
-          <w:sz w:val="24"/>
-          <w:szCs w:val="24"/>
-          <w:lang w:val="en-US"/>
-        </w:rPr>
-        <w:t>pag</w:t>
-      </w:r>
-      <w:proofErr w:type="spellEnd"/>
-      <w:r>
-        <w:rPr>
-          <w:sz w:val="24"/>
-          <w:szCs w:val="24"/>
-          <w:lang w:val="en-US"/>
-        </w:rPr>
-        <w:t>. x</w:t>
+        <w:t xml:space="preserve">   5.4 Front End (HTML, CSS, JS, AJAX) ............................... pag. x</w:t>
       </w:r>
     </w:p>
     <w:p>
@@ -1211,25 +1038,7 @@
           <w:szCs w:val="24"/>
           <w:lang w:val="en-US"/>
         </w:rPr>
-        <w:t xml:space="preserve">6.1 Database ..................................................... </w:t>
-      </w:r>
-      <w:proofErr w:type="spellStart"/>
-      <w:r>
-        <w:rPr>
-          <w:sz w:val="24"/>
-          <w:szCs w:val="24"/>
-          <w:lang w:val="en-US"/>
-        </w:rPr>
-        <w:t>pag</w:t>
-      </w:r>
-      <w:proofErr w:type="spellEnd"/>
-      <w:r>
-        <w:rPr>
-          <w:sz w:val="24"/>
-          <w:szCs w:val="24"/>
-          <w:lang w:val="en-US"/>
-        </w:rPr>
-        <w:t>. x</w:t>
+        <w:t>6.1 Database ..................................................... pag. x</w:t>
       </w:r>
     </w:p>
     <w:p>
@@ -1247,25 +1056,7 @@
           <w:szCs w:val="24"/>
           <w:lang w:val="en-US"/>
         </w:rPr>
-        <w:t xml:space="preserve">   6.2 Backend ...................................................... </w:t>
-      </w:r>
-      <w:proofErr w:type="spellStart"/>
-      <w:r>
-        <w:rPr>
-          <w:sz w:val="24"/>
-          <w:szCs w:val="24"/>
-          <w:lang w:val="en-US"/>
-        </w:rPr>
-        <w:t>pag</w:t>
-      </w:r>
-      <w:proofErr w:type="spellEnd"/>
-      <w:r>
-        <w:rPr>
-          <w:sz w:val="24"/>
-          <w:szCs w:val="24"/>
-          <w:lang w:val="en-US"/>
-        </w:rPr>
-        <w:t>. x</w:t>
+        <w:t xml:space="preserve">   6.2 Backend ...................................................... pag. x</w:t>
       </w:r>
     </w:p>
     <w:p>
@@ -1289,23 +1080,7 @@
           <w:sz w:val="24"/>
           <w:szCs w:val="24"/>
         </w:rPr>
-        <w:t xml:space="preserve">6.3 </w:t>
-      </w:r>
-      <w:proofErr w:type="spellStart"/>
-      <w:r>
-        <w:rPr>
-          <w:sz w:val="24"/>
-          <w:szCs w:val="24"/>
-        </w:rPr>
-        <w:t>Frontend</w:t>
-      </w:r>
-      <w:proofErr w:type="spellEnd"/>
-      <w:r>
-        <w:rPr>
-          <w:sz w:val="24"/>
-          <w:szCs w:val="24"/>
-        </w:rPr>
-        <w:t xml:space="preserve"> ..................................................... pag. x</w:t>
+        <w:t>6.3 Frontend ..................................................... pag. x</w:t>
       </w:r>
     </w:p>
     <w:p>
@@ -1592,25 +1367,7 @@
           <w:sz w:val="24"/>
           <w:szCs w:val="24"/>
         </w:rPr>
-        <w:t xml:space="preserve">Il presente documento descrive la progettazione della </w:t>
-      </w:r>
-      <w:proofErr w:type="spellStart"/>
-      <w:r>
-        <w:rPr>
-          <w:rFonts w:ascii="Times New Roman" w:eastAsia="Times New Roman" w:hAnsi="Times New Roman" w:cs="Times New Roman"/>
-          <w:sz w:val="24"/>
-          <w:szCs w:val="24"/>
-        </w:rPr>
-        <w:t>webapp</w:t>
-      </w:r>
-      <w:proofErr w:type="spellEnd"/>
-      <w:r>
-        <w:rPr>
-          <w:rFonts w:ascii="Times New Roman" w:eastAsia="Times New Roman" w:hAnsi="Times New Roman" w:cs="Times New Roman"/>
-          <w:sz w:val="24"/>
-          <w:szCs w:val="24"/>
-        </w:rPr>
-        <w:t xml:space="preserve"> </w:t>
+        <w:t xml:space="preserve">Il presente documento descrive la progettazione della webapp </w:t>
       </w:r>
       <w:r>
         <w:rPr>
@@ -1628,61 +1385,7 @@
           <w:sz w:val="24"/>
           <w:szCs w:val="24"/>
         </w:rPr>
-        <w:t xml:space="preserve">applicazione web </w:t>
-      </w:r>
-      <w:proofErr w:type="spellStart"/>
-      <w:r>
-        <w:rPr>
-          <w:rFonts w:ascii="Times New Roman" w:eastAsia="Times New Roman" w:hAnsi="Times New Roman" w:cs="Times New Roman"/>
-          <w:sz w:val="24"/>
-          <w:szCs w:val="24"/>
-        </w:rPr>
-        <w:t>ideata,progettata,creata</w:t>
-      </w:r>
-      <w:proofErr w:type="spellEnd"/>
-      <w:r>
-        <w:rPr>
-          <w:rFonts w:ascii="Times New Roman" w:eastAsia="Times New Roman" w:hAnsi="Times New Roman" w:cs="Times New Roman"/>
-          <w:sz w:val="24"/>
-          <w:szCs w:val="24"/>
-        </w:rPr>
-        <w:t xml:space="preserve"> e testata unicamente dalla </w:t>
-      </w:r>
-      <w:proofErr w:type="spellStart"/>
-      <w:r>
-        <w:rPr>
-          <w:rFonts w:ascii="Times New Roman" w:eastAsia="Times New Roman" w:hAnsi="Times New Roman" w:cs="Times New Roman"/>
-          <w:sz w:val="24"/>
-          <w:szCs w:val="24"/>
-        </w:rPr>
-        <w:t>Macrosoft</w:t>
-      </w:r>
-      <w:proofErr w:type="spellEnd"/>
-      <w:r>
-        <w:rPr>
-          <w:rFonts w:ascii="Times New Roman" w:eastAsia="Times New Roman" w:hAnsi="Times New Roman" w:cs="Times New Roman"/>
-          <w:sz w:val="24"/>
-          <w:szCs w:val="24"/>
-        </w:rPr>
-        <w:t xml:space="preserve"> S.R.L, società specializzata nello sviluppo di soluzioni software e applicazioni web. Il team di sviluppo è composto da Alberghini Diego, Vona Lorenzo, Gariboldi Alessandro, Iacono Federico, Ghani Zeshan.  Il documento è da considerarsi proprietà della società; tutti i diritti sono riservati ed è vietata qualsiasi forma di riproduzione o distribuzione senza autorizzazione. Nel Software Design </w:t>
-      </w:r>
-      <w:proofErr w:type="spellStart"/>
-      <w:r>
-        <w:rPr>
-          <w:rFonts w:ascii="Times New Roman" w:eastAsia="Times New Roman" w:hAnsi="Times New Roman" w:cs="Times New Roman"/>
-          <w:sz w:val="24"/>
-          <w:szCs w:val="24"/>
-        </w:rPr>
-        <w:t>Document</w:t>
-      </w:r>
-      <w:proofErr w:type="spellEnd"/>
-      <w:r>
-        <w:rPr>
-          <w:rFonts w:ascii="Times New Roman" w:eastAsia="Times New Roman" w:hAnsi="Times New Roman" w:cs="Times New Roman"/>
-          <w:sz w:val="24"/>
-          <w:szCs w:val="24"/>
-        </w:rPr>
-        <w:t xml:space="preserve"> è riportato tutto l’andamento del progetto partendo dall’analisi delle richieste del cliente fino ad arrivare alla riuscita creazione dell’applicazione, passando dalla progettazione ed ideazione dei vari compiti e suddividendo le attività da fare in </w:t>
+        <w:t xml:space="preserve">applicazione web ideata,progettata,creata e testata unicamente dalla Macrosoft S.R.L, società specializzata nello sviluppo di soluzioni software e applicazioni web. Il team di sviluppo è composto da Alberghini Diego, Vona Lorenzo, Gariboldi Alessandro, Iacono Federico, Ghani Zeshan.  Il documento è da considerarsi proprietà della società; tutti i diritti sono riservati ed è vietata qualsiasi forma di riproduzione o distribuzione senza autorizzazione. Nel Software Design Document è riportato tutto l’andamento del progetto partendo dall’analisi delle richieste del cliente fino ad arrivare alla riuscita creazione dell’applicazione, passando dalla progettazione ed ideazione dei vari compiti e suddividendo le attività da fare in </w:t>
       </w:r>
       <w:r>
         <w:rPr>
@@ -1717,25 +1420,7 @@
           <w:sz w:val="24"/>
           <w:szCs w:val="24"/>
         </w:rPr>
-        <w:t xml:space="preserve">La gestione operativa delle attività è stata supportata dall’adozione della metodologia </w:t>
-      </w:r>
-      <w:proofErr w:type="spellStart"/>
-      <w:r>
-        <w:rPr>
-          <w:rFonts w:ascii="Times New Roman" w:eastAsia="Times New Roman" w:hAnsi="Times New Roman" w:cs="Times New Roman"/>
-          <w:sz w:val="24"/>
-          <w:szCs w:val="24"/>
-        </w:rPr>
-        <w:t>Kanban</w:t>
-      </w:r>
-      <w:proofErr w:type="spellEnd"/>
-      <w:r>
-        <w:rPr>
-          <w:rFonts w:ascii="Times New Roman" w:eastAsia="Times New Roman" w:hAnsi="Times New Roman" w:cs="Times New Roman"/>
-          <w:sz w:val="24"/>
-          <w:szCs w:val="24"/>
-        </w:rPr>
-        <w:t>, implementata tramite la piattaforma Trello, al fine di garantire un monitoraggio continuo dello stato di avanzamento e il rispetto delle scadenze prefissate.</w:t>
+        <w:t>La gestione operativa delle attività è stata supportata dall’adozione della metodologia Kanban, implementata tramite la piattaforma Trello, al fine di garantire un monitoraggio continuo dello stato di avanzamento e il rispetto delle scadenze prefissate.</w:t>
       </w:r>
     </w:p>
     <w:p>
@@ -1754,7 +1439,6 @@
         </w:rPr>
         <w:t xml:space="preserve">Inoltre sono riportati e descritti tutti gli obiettivi prefissati della squadra, includendo anche finalità gestionali della squadra ( </w:t>
       </w:r>
-      <w:proofErr w:type="spellStart"/>
       <w:r>
         <w:rPr>
           <w:rFonts w:ascii="Times New Roman" w:eastAsia="Times New Roman" w:hAnsi="Times New Roman" w:cs="Times New Roman"/>
@@ -1763,18 +1447,7 @@
           <w:sz w:val="24"/>
           <w:szCs w:val="24"/>
         </w:rPr>
-        <w:t>es:teamwork</w:t>
-      </w:r>
-      <w:proofErr w:type="spellEnd"/>
-      <w:r>
-        <w:rPr>
-          <w:rFonts w:ascii="Times New Roman" w:eastAsia="Times New Roman" w:hAnsi="Times New Roman" w:cs="Times New Roman"/>
-          <w:i/>
-          <w:iCs/>
-          <w:sz w:val="24"/>
-          <w:szCs w:val="24"/>
-        </w:rPr>
-        <w:t xml:space="preserve">) </w:t>
+        <w:t xml:space="preserve">es:teamwork) </w:t>
       </w:r>
     </w:p>
     <w:p>
@@ -1857,21 +1530,7 @@
         <w:rPr>
           <w:rFonts w:ascii="Times New Roman" w:eastAsia="Times New Roman" w:hAnsi="Times New Roman" w:cs="Times New Roman"/>
         </w:rPr>
-        <w:t xml:space="preserve">è creare una </w:t>
-      </w:r>
-      <w:proofErr w:type="spellStart"/>
-      <w:r>
-        <w:rPr>
-          <w:rFonts w:ascii="Times New Roman" w:eastAsia="Times New Roman" w:hAnsi="Times New Roman" w:cs="Times New Roman"/>
-        </w:rPr>
-        <w:t>webapp</w:t>
-      </w:r>
-      <w:proofErr w:type="spellEnd"/>
-      <w:r>
-        <w:rPr>
-          <w:rFonts w:ascii="Times New Roman" w:eastAsia="Times New Roman" w:hAnsi="Times New Roman" w:cs="Times New Roman"/>
-        </w:rPr>
-        <w:t xml:space="preserve"> comunicante con un server java per la gestione e vendita di prodotti agricoli. </w:t>
+        <w:t xml:space="preserve">è creare una webapp comunicante con un server java per la gestione e vendita di prodotti agricoli. </w:t>
       </w:r>
     </w:p>
     <w:p>
@@ -1897,21 +1556,7 @@
         <w:rPr>
           <w:rFonts w:ascii="Times New Roman" w:eastAsia="Times New Roman" w:hAnsi="Times New Roman" w:cs="Times New Roman"/>
         </w:rPr>
-        <w:t xml:space="preserve">In maniera coordinata alla produzione ci sarà la vendita di tali prodotti che saranno esposti nella </w:t>
-      </w:r>
-      <w:proofErr w:type="spellStart"/>
-      <w:r>
-        <w:rPr>
-          <w:rFonts w:ascii="Times New Roman" w:eastAsia="Times New Roman" w:hAnsi="Times New Roman" w:cs="Times New Roman"/>
-        </w:rPr>
-        <w:t>webapp</w:t>
-      </w:r>
-      <w:proofErr w:type="spellEnd"/>
-      <w:r>
-        <w:rPr>
-          <w:rFonts w:ascii="Times New Roman" w:eastAsia="Times New Roman" w:hAnsi="Times New Roman" w:cs="Times New Roman"/>
-        </w:rPr>
-        <w:t xml:space="preserve"> in vetrina ed l’user potrà eseguire l’acquisto in due modalità distinte:</w:t>
+        <w:t>In maniera coordinata alla produzione ci sarà la vendita di tali prodotti che saranno esposti nella webapp in vetrina ed l’user potrà eseguire l’acquisto in due modalità distinte:</w:t>
       </w:r>
     </w:p>
     <w:p>
@@ -2032,21 +1677,7 @@
         <w:rPr>
           <w:rFonts w:ascii="Times New Roman" w:eastAsia="Times New Roman" w:hAnsi="Times New Roman" w:cs="Times New Roman"/>
         </w:rPr>
-        <w:t xml:space="preserve">nello store della </w:t>
-      </w:r>
-      <w:proofErr w:type="spellStart"/>
-      <w:r>
-        <w:rPr>
-          <w:rFonts w:ascii="Times New Roman" w:eastAsia="Times New Roman" w:hAnsi="Times New Roman" w:cs="Times New Roman"/>
-        </w:rPr>
-        <w:t>webapp</w:t>
-      </w:r>
-      <w:proofErr w:type="spellEnd"/>
-      <w:r>
-        <w:rPr>
-          <w:rFonts w:ascii="Times New Roman" w:eastAsia="Times New Roman" w:hAnsi="Times New Roman" w:cs="Times New Roman"/>
-        </w:rPr>
-        <w:t xml:space="preserve">, l’utente potrà sfogliare il catalogo dei </w:t>
+        <w:t xml:space="preserve">nello store della webapp, l’utente potrà sfogliare il catalogo dei </w:t>
       </w:r>
     </w:p>
     <w:p>
@@ -2162,7 +1793,26 @@
         <w:t>METODI REST</w:t>
       </w:r>
     </w:p>
-    <w:p/>
+    <w:p>
+      <w:pPr>
+        <w:rPr>
+          <w:lang w:val="it-IT"/>
+        </w:rPr>
+      </w:pPr>
+      <w:r>
+        <w:rPr>
+          <w:lang w:val="it-IT"/>
+        </w:rPr>
+        <w:t>REGISTRAZIONE</w:t>
+      </w:r>
+    </w:p>
+    <w:p>
+      <w:pPr>
+        <w:rPr>
+          <w:lang w:val="it-IT"/>
+        </w:rPr>
+      </w:pPr>
+    </w:p>
     <w:p>
       <w:pPr>
         <w:rPr>
@@ -2170,6 +1820,651 @@
         </w:rPr>
       </w:pPr>
       <w:hyperlink r:id="rId8" w:history="1">
+        <w:r>
+          <w:rPr>
+            <w:rStyle w:val="Collegamentoipertestuale"/>
+            <w:lang w:val="it-IT"/>
+          </w:rPr>
+          <w:t>http://localhost:8080/api/utente/registrazione</w:t>
+        </w:r>
+      </w:hyperlink>
+      <w:r>
+        <w:rPr>
+          <w:lang w:val="it-IT"/>
+        </w:rPr>
+        <w:tab/>
+        <w:t xml:space="preserve"> POST UtenteController.registra()</w:t>
+      </w:r>
+    </w:p>
+    <w:p>
+      <w:pPr>
+        <w:rPr>
+          <w:lang w:val="it-IT"/>
+        </w:rPr>
+      </w:pPr>
+      <w:r>
+        <w:rPr>
+          <w:lang w:val="it-IT"/>
+        </w:rPr>
+        <w:t>Metodo che aggiunge un nuovo utente.</w:t>
+      </w:r>
+      <w:r>
+        <w:rPr>
+          <w:lang w:val="it-IT"/>
+        </w:rPr>
+        <w:t xml:space="preserve"> Restituisce l’idUtente</w:t>
+      </w:r>
+      <w:r>
+        <w:rPr>
+          <w:lang w:val="it-IT"/>
+        </w:rPr>
+        <w:t xml:space="preserve"> </w:t>
+      </w:r>
+      <w:r>
+        <w:rPr>
+          <w:lang w:val="it-IT"/>
+        </w:rPr>
+        <w:t>nel caso vada a buon fine</w:t>
+      </w:r>
+    </w:p>
+    <w:p>
+      <w:pPr>
+        <w:rPr>
+          <w:lang w:val="it-IT"/>
+        </w:rPr>
+      </w:pPr>
+    </w:p>
+    <w:p>
+      <w:pPr>
+        <w:rPr>
+          <w:lang w:val="en-US"/>
+        </w:rPr>
+      </w:pPr>
+      <w:r>
+        <w:rPr>
+          <w:lang w:val="en-US"/>
+        </w:rPr>
+        <w:t>Body   request</w:t>
+      </w:r>
+    </w:p>
+    <w:p>
+      <w:pPr>
+        <w:rPr>
+          <w:lang w:val="en-US"/>
+        </w:rPr>
+      </w:pPr>
+      <w:r>
+        <w:rPr>
+          <w:lang w:val="en-US"/>
+        </w:rPr>
+        <w:t>username:String</w:t>
+      </w:r>
+    </w:p>
+    <w:p>
+      <w:pPr>
+        <w:rPr>
+          <w:lang w:val="en-US"/>
+        </w:rPr>
+      </w:pPr>
+      <w:r>
+        <w:rPr>
+          <w:lang w:val="en-US"/>
+        </w:rPr>
+        <w:t>password:String</w:t>
+      </w:r>
+      <w:r>
+        <w:rPr>
+          <w:lang w:val="en-US"/>
+        </w:rPr>
+        <w:tab/>
+      </w:r>
+      <w:r>
+        <w:rPr>
+          <w:lang w:val="en-US"/>
+        </w:rPr>
+        <w:tab/>
+      </w:r>
+      <w:r>
+        <w:rPr>
+          <w:lang w:val="en-US"/>
+        </w:rPr>
+        <w:tab/>
+      </w:r>
+    </w:p>
+    <w:p>
+      <w:pPr>
+        <w:rPr>
+          <w:lang w:val="en-US"/>
+        </w:rPr>
+      </w:pPr>
+      <w:r>
+        <w:rPr>
+          <w:lang w:val="en-US"/>
+        </w:rPr>
+        <w:t>nome:String</w:t>
+      </w:r>
+    </w:p>
+    <w:p>
+      <w:pPr>
+        <w:rPr>
+          <w:lang w:val="en-US"/>
+        </w:rPr>
+      </w:pPr>
+    </w:p>
+    <w:p>
+      <w:pPr>
+        <w:rPr>
+          <w:lang w:val="en-US"/>
+        </w:rPr>
+      </w:pPr>
+      <w:r>
+        <w:rPr>
+          <w:lang w:val="en-US"/>
+        </w:rPr>
+        <w:t>Body response</w:t>
+      </w:r>
+    </w:p>
+    <w:p>
+      <w:pPr>
+        <w:rPr>
+          <w:lang w:val="en-US"/>
+        </w:rPr>
+      </w:pPr>
+      <w:r>
+        <w:rPr>
+          <w:lang w:val="en-US"/>
+        </w:rPr>
+        <w:t>idUtente:int</w:t>
+      </w:r>
+    </w:p>
+    <w:p>
+      <w:pPr>
+        <w:rPr>
+          <w:lang w:val="en-US"/>
+        </w:rPr>
+      </w:pPr>
+      <w:r>
+        <w:rPr>
+          <w:lang w:val="en-US"/>
+        </w:rPr>
+        <w:t>message:String</w:t>
+      </w:r>
+    </w:p>
+    <w:p>
+      <w:pPr>
+        <w:rPr>
+          <w:lang w:val="en-US"/>
+        </w:rPr>
+      </w:pPr>
+    </w:p>
+    <w:p>
+      <w:pPr>
+        <w:rPr>
+          <w:lang w:val="en-US"/>
+        </w:rPr>
+      </w:pPr>
+      <w:r>
+        <w:rPr>
+          <w:lang w:val="en-US"/>
+        </w:rPr>
+        <w:t>Body response</w:t>
+      </w:r>
+    </w:p>
+    <w:p>
+      <w:pPr>
+        <w:rPr>
+          <w:lang w:val="en-US"/>
+        </w:rPr>
+      </w:pPr>
+      <w:r>
+        <w:rPr>
+          <w:lang w:val="en-US"/>
+        </w:rPr>
+        <w:t>Message:String</w:t>
+      </w:r>
+    </w:p>
+    <w:p>
+      <w:pPr>
+        <w:pBdr>
+          <w:bottom w:val="single" w:sz="6" w:space="1" w:color="auto"/>
+        </w:pBdr>
+        <w:rPr>
+          <w:lang w:val="en-US"/>
+        </w:rPr>
+      </w:pPr>
+    </w:p>
+    <w:p>
+      <w:pPr>
+        <w:pBdr>
+          <w:bottom w:val="single" w:sz="6" w:space="1" w:color="auto"/>
+        </w:pBdr>
+        <w:rPr>
+          <w:lang w:val="it-IT"/>
+        </w:rPr>
+      </w:pPr>
+      <w:r>
+        <w:rPr>
+          <w:lang w:val="it-IT"/>
+        </w:rPr>
+        <w:t>Codici di stato:</w:t>
+      </w:r>
+    </w:p>
+    <w:p>
+      <w:pPr>
+        <w:pBdr>
+          <w:bottom w:val="single" w:sz="6" w:space="1" w:color="auto"/>
+        </w:pBdr>
+        <w:rPr>
+          <w:lang w:val="it-IT"/>
+        </w:rPr>
+      </w:pPr>
+      <w:r>
+        <w:rPr>
+          <w:lang w:val="it-IT"/>
+        </w:rPr>
+        <w:t>201</w:t>
+      </w:r>
+      <w:r>
+        <w:rPr>
+          <w:lang w:val="it-IT"/>
+        </w:rPr>
+        <w:tab/>
+        <w:t>Utente creato</w:t>
+      </w:r>
+    </w:p>
+    <w:p>
+      <w:pPr>
+        <w:pBdr>
+          <w:bottom w:val="single" w:sz="6" w:space="1" w:color="auto"/>
+        </w:pBdr>
+        <w:rPr>
+          <w:lang w:val="it-IT"/>
+        </w:rPr>
+      </w:pPr>
+      <w:r>
+        <w:rPr>
+          <w:lang w:val="it-IT"/>
+        </w:rPr>
+        <w:t>400</w:t>
+      </w:r>
+      <w:r>
+        <w:rPr>
+          <w:lang w:val="it-IT"/>
+        </w:rPr>
+        <w:tab/>
+        <w:t>Dati errati (i dati forniti nella request non sono validi)</w:t>
+      </w:r>
+    </w:p>
+    <w:p>
+      <w:pPr>
+        <w:pBdr>
+          <w:bottom w:val="single" w:sz="6" w:space="1" w:color="auto"/>
+        </w:pBdr>
+        <w:rPr>
+          <w:lang w:val="it-IT"/>
+        </w:rPr>
+      </w:pPr>
+      <w:r>
+        <w:rPr>
+          <w:lang w:val="it-IT"/>
+        </w:rPr>
+        <w:t>409</w:t>
+      </w:r>
+      <w:r>
+        <w:rPr>
+          <w:lang w:val="it-IT"/>
+        </w:rPr>
+        <w:tab/>
+        <w:t>Utente già presente(è già presente l’username fornito nella request)</w:t>
+      </w:r>
+    </w:p>
+    <w:p>
+      <w:pPr>
+        <w:rPr>
+          <w:lang w:val="it-IT"/>
+        </w:rPr>
+      </w:pPr>
+    </w:p>
+    <w:p>
+      <w:pPr>
+        <w:rPr>
+          <w:lang w:val="it-IT"/>
+        </w:rPr>
+      </w:pPr>
+      <w:r>
+        <w:rPr>
+          <w:lang w:val="it-IT"/>
+        </w:rPr>
+        <w:t>ACCESSO</w:t>
+      </w:r>
+    </w:p>
+    <w:p>
+      <w:pPr>
+        <w:rPr>
+          <w:lang w:val="it-IT"/>
+        </w:rPr>
+      </w:pPr>
+      <w:r>
+        <w:rPr>
+          <w:lang w:val="it-IT"/>
+        </w:rPr>
+        <w:t>Metodo che</w:t>
+      </w:r>
+      <w:r>
+        <w:rPr>
+          <w:lang w:val="it-IT"/>
+        </w:rPr>
+        <w:t xml:space="preserve"> effettua l’accesso</w:t>
+      </w:r>
+      <w:r>
+        <w:rPr>
+          <w:lang w:val="it-IT"/>
+        </w:rPr>
+        <w:t>.</w:t>
+      </w:r>
+      <w:r>
+        <w:rPr>
+          <w:lang w:val="it-IT"/>
+        </w:rPr>
+        <w:t xml:space="preserve"> Restituisce l’idUtente</w:t>
+      </w:r>
+      <w:r>
+        <w:rPr>
+          <w:lang w:val="it-IT"/>
+        </w:rPr>
+        <w:t xml:space="preserve"> </w:t>
+      </w:r>
+      <w:r>
+        <w:rPr>
+          <w:lang w:val="it-IT"/>
+        </w:rPr>
+        <w:t>nel caso vada a buon fine</w:t>
+      </w:r>
+    </w:p>
+    <w:p>
+      <w:pPr>
+        <w:rPr>
+          <w:lang w:val="it-IT"/>
+        </w:rPr>
+      </w:pPr>
+    </w:p>
+    <w:p>
+      <w:pPr>
+        <w:rPr>
+          <w:lang w:val="it-IT"/>
+        </w:rPr>
+      </w:pPr>
+    </w:p>
+    <w:p>
+      <w:pPr>
+        <w:rPr>
+          <w:lang w:val="it-IT"/>
+        </w:rPr>
+      </w:pPr>
+      <w:hyperlink r:id="rId9" w:history="1">
+        <w:r>
+          <w:rPr>
+            <w:rStyle w:val="Collegamentoipertestuale"/>
+            <w:lang w:val="it-IT"/>
+          </w:rPr>
+          <w:t>http://localhost:8080/api/utente/accesso</w:t>
+        </w:r>
+      </w:hyperlink>
+      <w:r>
+        <w:rPr>
+          <w:lang w:val="it-IT"/>
+        </w:rPr>
+        <w:t xml:space="preserve"> POST UtenteController.accedi ()</w:t>
+      </w:r>
+    </w:p>
+    <w:p>
+      <w:pPr>
+        <w:rPr>
+          <w:lang w:val="it-IT"/>
+        </w:rPr>
+      </w:pPr>
+    </w:p>
+    <w:p>
+      <w:pPr>
+        <w:rPr>
+          <w:lang w:val="en-US"/>
+        </w:rPr>
+      </w:pPr>
+      <w:r>
+        <w:rPr>
+          <w:lang w:val="en-US"/>
+        </w:rPr>
+        <w:t>Body</w:t>
+      </w:r>
+      <w:r>
+        <w:rPr>
+          <w:lang w:val="en-US"/>
+        </w:rPr>
+        <w:t xml:space="preserve">   </w:t>
+      </w:r>
+      <w:r>
+        <w:rPr>
+          <w:lang w:val="en-US"/>
+        </w:rPr>
+        <w:t>request</w:t>
+      </w:r>
+    </w:p>
+    <w:p>
+      <w:pPr>
+        <w:rPr>
+          <w:lang w:val="en-US"/>
+        </w:rPr>
+      </w:pPr>
+      <w:r>
+        <w:rPr>
+          <w:lang w:val="en-US"/>
+        </w:rPr>
+        <w:t>username:String</w:t>
+      </w:r>
+    </w:p>
+    <w:p>
+      <w:pPr>
+        <w:rPr>
+          <w:lang w:val="en-US"/>
+        </w:rPr>
+      </w:pPr>
+      <w:r>
+        <w:rPr>
+          <w:lang w:val="en-US"/>
+        </w:rPr>
+        <w:t>password:String</w:t>
+      </w:r>
+    </w:p>
+    <w:p>
+      <w:pPr>
+        <w:rPr>
+          <w:lang w:val="en-US"/>
+        </w:rPr>
+      </w:pPr>
+    </w:p>
+    <w:p>
+      <w:pPr>
+        <w:rPr>
+          <w:lang w:val="en-US"/>
+        </w:rPr>
+      </w:pPr>
+      <w:r>
+        <w:rPr>
+          <w:lang w:val="en-US"/>
+        </w:rPr>
+        <w:t>Body response</w:t>
+      </w:r>
+    </w:p>
+    <w:p>
+      <w:pPr>
+        <w:rPr>
+          <w:lang w:val="en-US"/>
+        </w:rPr>
+      </w:pPr>
+      <w:r>
+        <w:rPr>
+          <w:lang w:val="en-US"/>
+        </w:rPr>
+        <w:t>idUtente:int</w:t>
+      </w:r>
+    </w:p>
+    <w:p>
+      <w:pPr>
+        <w:rPr>
+          <w:lang w:val="en-US"/>
+        </w:rPr>
+      </w:pPr>
+      <w:r>
+        <w:rPr>
+          <w:lang w:val="en-US"/>
+        </w:rPr>
+        <w:t>message:String</w:t>
+      </w:r>
+    </w:p>
+    <w:p>
+      <w:pPr>
+        <w:rPr>
+          <w:lang w:val="en-US"/>
+        </w:rPr>
+      </w:pPr>
+    </w:p>
+    <w:p>
+      <w:pPr>
+        <w:rPr>
+          <w:lang w:val="it-IT"/>
+        </w:rPr>
+      </w:pPr>
+      <w:r>
+        <w:rPr>
+          <w:lang w:val="it-IT"/>
+        </w:rPr>
+        <w:t>Body response</w:t>
+      </w:r>
+    </w:p>
+    <w:p>
+      <w:pPr>
+        <w:rPr>
+          <w:lang w:val="it-IT"/>
+        </w:rPr>
+      </w:pPr>
+      <w:r>
+        <w:rPr>
+          <w:lang w:val="it-IT"/>
+        </w:rPr>
+        <w:t>Message:String</w:t>
+      </w:r>
+    </w:p>
+    <w:p>
+      <w:pPr>
+        <w:rPr>
+          <w:lang w:val="it-IT"/>
+        </w:rPr>
+      </w:pPr>
+    </w:p>
+    <w:p>
+      <w:pPr>
+        <w:pBdr>
+          <w:bottom w:val="single" w:sz="6" w:space="1" w:color="auto"/>
+        </w:pBdr>
+        <w:rPr>
+          <w:lang w:val="it-IT"/>
+        </w:rPr>
+      </w:pPr>
+      <w:r>
+        <w:rPr>
+          <w:lang w:val="it-IT"/>
+        </w:rPr>
+        <w:t>Codici di stato:</w:t>
+      </w:r>
+    </w:p>
+    <w:p>
+      <w:pPr>
+        <w:pBdr>
+          <w:bottom w:val="single" w:sz="6" w:space="1" w:color="auto"/>
+        </w:pBdr>
+        <w:rPr>
+          <w:lang w:val="it-IT"/>
+        </w:rPr>
+      </w:pPr>
+      <w:r>
+        <w:rPr>
+          <w:lang w:val="it-IT"/>
+        </w:rPr>
+        <w:t>201</w:t>
+      </w:r>
+      <w:r>
+        <w:rPr>
+          <w:lang w:val="it-IT"/>
+        </w:rPr>
+        <w:tab/>
+        <w:t>Accesso effettuato</w:t>
+      </w:r>
+    </w:p>
+    <w:p>
+      <w:pPr>
+        <w:pBdr>
+          <w:bottom w:val="single" w:sz="6" w:space="1" w:color="auto"/>
+        </w:pBdr>
+        <w:rPr>
+          <w:lang w:val="it-IT"/>
+        </w:rPr>
+      </w:pPr>
+      <w:r>
+        <w:rPr>
+          <w:lang w:val="it-IT"/>
+        </w:rPr>
+        <w:t>400</w:t>
+      </w:r>
+      <w:r>
+        <w:rPr>
+          <w:lang w:val="it-IT"/>
+        </w:rPr>
+        <w:tab/>
+        <w:t>Dati errati (i dati forniti nella request non sono validi)</w:t>
+      </w:r>
+    </w:p>
+    <w:p>
+      <w:pPr>
+        <w:pBdr>
+          <w:bottom w:val="single" w:sz="6" w:space="1" w:color="auto"/>
+        </w:pBdr>
+        <w:rPr>
+          <w:lang w:val="it-IT"/>
+        </w:rPr>
+      </w:pPr>
+      <w:r>
+        <w:rPr>
+          <w:lang w:val="it-IT"/>
+        </w:rPr>
+        <w:t>401</w:t>
+      </w:r>
+      <w:r>
+        <w:rPr>
+          <w:lang w:val="it-IT"/>
+        </w:rPr>
+        <w:tab/>
+        <w:t>Credenziali sbagliate</w:t>
+      </w:r>
+    </w:p>
+    <w:p>
+      <w:pPr>
+        <w:rPr>
+          <w:lang w:val="it-IT"/>
+        </w:rPr>
+      </w:pPr>
+    </w:p>
+    <w:p>
+      <w:r>
+        <w:t>AGGIUNTA DI UN PRODOTTO</w:t>
+      </w:r>
+    </w:p>
+    <w:p>
+      <w:pPr>
+        <w:rPr>
+          <w:lang w:val="it-IT"/>
+        </w:rPr>
+      </w:pPr>
+      <w:hyperlink r:id="rId10" w:history="1">
         <w:r>
           <w:rPr>
             <w:rStyle w:val="Collegamentoipertestuale"/>
@@ -2182,121 +2477,71 @@
         <w:rPr>
           <w:lang w:val="it-IT"/>
         </w:rPr>
-        <w:t xml:space="preserve">   POST   </w:t>
-      </w:r>
-      <w:proofErr w:type="spellStart"/>
-      <w:r>
-        <w:rPr>
-          <w:lang w:val="it-IT"/>
-        </w:rPr>
-        <w:t>ProdottoController.aggiungi</w:t>
-      </w:r>
-      <w:proofErr w:type="spellEnd"/>
-      <w:r>
-        <w:rPr>
-          <w:lang w:val="it-IT"/>
-        </w:rPr>
-        <w:t>()</w:t>
-      </w:r>
-    </w:p>
-    <w:p>
-      <w:pPr>
-        <w:rPr>
-          <w:lang w:val="it-IT"/>
-        </w:rPr>
-      </w:pPr>
-    </w:p>
-    <w:p>
-      <w:r>
-        <w:t>metodo che aggiunge un nuovo prodotto. Magazzino e disponibilità sono opzionali</w:t>
-      </w:r>
-    </w:p>
-    <w:p/>
-    <w:p>
-      <w:pPr>
-        <w:rPr>
-          <w:lang w:val="it-IT"/>
-        </w:rPr>
-      </w:pPr>
-      <w:r>
-        <w:rPr>
-          <w:lang w:val="it-IT"/>
-        </w:rPr>
-        <w:t xml:space="preserve">Body </w:t>
-      </w:r>
-      <w:proofErr w:type="spellStart"/>
-      <w:r>
-        <w:rPr>
-          <w:lang w:val="it-IT"/>
-        </w:rPr>
-        <w:t>request</w:t>
-      </w:r>
-      <w:proofErr w:type="spellEnd"/>
-      <w:r>
-        <w:rPr>
-          <w:lang w:val="it-IT"/>
-        </w:rPr>
-        <w:t xml:space="preserve">: </w:t>
-      </w:r>
-      <w:r>
-        <w:rPr>
-          <w:lang w:val="it-IT"/>
+        <w:t xml:space="preserve">   POST   ProdottoController.aggiungi()</w:t>
+      </w:r>
+    </w:p>
+    <w:p>
+      <w:pPr>
+        <w:rPr>
+          <w:lang w:val="it-IT"/>
+        </w:rPr>
+      </w:pPr>
+    </w:p>
+    <w:p>
+      <w:r>
+        <w:t>M</w:t>
+      </w:r>
+      <w:r>
+        <w:t>etodo che aggiunge un nuovo prodotto. Magazzino</w:t>
+      </w:r>
+      <w:r>
+        <w:t xml:space="preserve"> è opzionale. La disponibilità iniziale viene settata allo stesso valore del magazzino, tipo è “C”.</w:t>
+      </w:r>
+    </w:p>
+    <w:p/>
+    <w:p>
+      <w:pPr>
+        <w:rPr>
+          <w:lang w:val="en-US"/>
+        </w:rPr>
+      </w:pPr>
+      <w:r>
+        <w:rPr>
+          <w:lang w:val="en-US"/>
+        </w:rPr>
+        <w:t xml:space="preserve">Body request: </w:t>
+      </w:r>
+      <w:r>
+        <w:rPr>
+          <w:lang w:val="en-US"/>
         </w:rPr>
         <w:br/>
-      </w:r>
-      <w:proofErr w:type="spellStart"/>
-      <w:r>
-        <w:rPr>
-          <w:lang w:val="it-IT"/>
-        </w:rPr>
         <w:t>idUtente:int</w:t>
       </w:r>
-      <w:proofErr w:type="spellEnd"/>
-      <w:r>
-        <w:rPr>
-          <w:lang w:val="it-IT"/>
+      <w:r>
+        <w:rPr>
+          <w:lang w:val="en-US"/>
         </w:rPr>
         <w:br/>
-      </w:r>
-      <w:proofErr w:type="spellStart"/>
-      <w:r>
-        <w:rPr>
-          <w:lang w:val="it-IT"/>
-        </w:rPr>
         <w:t>nome:String</w:t>
       </w:r>
-      <w:proofErr w:type="spellEnd"/>
-      <w:r>
-        <w:rPr>
-          <w:lang w:val="it-IT"/>
+      <w:r>
+        <w:rPr>
+          <w:lang w:val="en-US"/>
         </w:rPr>
         <w:br/>
-      </w:r>
-      <w:proofErr w:type="spellStart"/>
-      <w:r>
-        <w:rPr>
-          <w:lang w:val="it-IT"/>
-        </w:rPr>
         <w:t>prezzo:float</w:t>
       </w:r>
-      <w:proofErr w:type="spellEnd"/>
-      <w:r>
-        <w:rPr>
-          <w:lang w:val="it-IT"/>
+      <w:r>
+        <w:rPr>
+          <w:lang w:val="en-US"/>
         </w:rPr>
         <w:br/>
-      </w:r>
-      <w:proofErr w:type="spellStart"/>
-      <w:r>
-        <w:rPr>
-          <w:lang w:val="it-IT"/>
-        </w:rPr>
         <w:t>magazzino:float</w:t>
       </w:r>
-      <w:proofErr w:type="spellEnd"/>
-      <w:r>
-        <w:rPr>
-          <w:lang w:val="it-IT"/>
+      <w:r>
+        <w:rPr>
+          <w:lang w:val="en-US"/>
         </w:rPr>
         <w:br/>
       </w:r>
@@ -2310,6 +2555,12 @@
           <w:lang w:val="it-IT"/>
         </w:rPr>
       </w:pPr>
+      <w:r>
+        <w:rPr>
+          <w:lang w:val="it-IT"/>
+        </w:rPr>
+        <w:t>Codici di stato:</w:t>
+      </w:r>
     </w:p>
     <w:p>
       <w:pPr>
@@ -2320,6 +2571,24 @@
           <w:lang w:val="it-IT"/>
         </w:rPr>
       </w:pPr>
+      <w:r>
+        <w:rPr>
+          <w:lang w:val="it-IT"/>
+        </w:rPr>
+        <w:t>201</w:t>
+      </w:r>
+      <w:r>
+        <w:rPr>
+          <w:lang w:val="it-IT"/>
+        </w:rPr>
+        <w:tab/>
+      </w:r>
+      <w:r>
+        <w:rPr>
+          <w:lang w:val="it-IT"/>
+        </w:rPr>
+        <w:t>Prodotto creato</w:t>
+      </w:r>
     </w:p>
     <w:p>
       <w:pPr>
@@ -2327,16 +2596,21 @@
           <w:bottom w:val="single" w:sz="6" w:space="1" w:color="auto"/>
         </w:pBdr>
         <w:rPr>
-          <w:highlight w:val="yellow"/>
-          <w:lang w:val="it-IT"/>
-        </w:rPr>
-      </w:pPr>
-      <w:r>
-        <w:rPr>
-          <w:highlight w:val="yellow"/>
-          <w:lang w:val="it-IT"/>
-        </w:rPr>
-        <w:t>Codici risposta:</w:t>
+          <w:lang w:val="it-IT"/>
+        </w:rPr>
+      </w:pPr>
+      <w:r>
+        <w:rPr>
+          <w:lang w:val="it-IT"/>
+        </w:rPr>
+        <w:t>400</w:t>
+      </w:r>
+      <w:r>
+        <w:rPr>
+          <w:lang w:val="it-IT"/>
+        </w:rPr>
+        <w:tab/>
+        <w:t>Dati errati (i dati forniti nella request non sono validi)</w:t>
       </w:r>
     </w:p>
     <w:p>
@@ -2345,26 +2619,22 @@
           <w:bottom w:val="single" w:sz="6" w:space="1" w:color="auto"/>
         </w:pBdr>
         <w:rPr>
-          <w:highlight w:val="yellow"/>
-          <w:lang w:val="it-IT"/>
-        </w:rPr>
-      </w:pPr>
-      <w:r>
-        <w:rPr>
-          <w:highlight w:val="yellow"/>
-          <w:lang w:val="it-IT"/>
-        </w:rPr>
-        <w:t xml:space="preserve">201:prodotto aggiunto al </w:t>
-      </w:r>
-      <w:proofErr w:type="spellStart"/>
-      <w:r>
-        <w:rPr>
-          <w:highlight w:val="yellow"/>
-          <w:lang w:val="it-IT"/>
-        </w:rPr>
-        <w:t>db</w:t>
-      </w:r>
-      <w:proofErr w:type="spellEnd"/>
+          <w:lang w:val="it-IT"/>
+        </w:rPr>
+      </w:pPr>
+      <w:r>
+        <w:rPr>
+          <w:lang w:val="it-IT"/>
+        </w:rPr>
+        <w:t>400</w:t>
+      </w:r>
+      <w:r>
+        <w:rPr>
+          <w:lang w:val="it-IT"/>
+        </w:rPr>
+        <w:tab/>
+        <w:t>IdUtente mancante</w:t>
+      </w:r>
     </w:p>
     <w:p>
       <w:pPr>
@@ -2372,16 +2642,32 @@
           <w:bottom w:val="single" w:sz="6" w:space="1" w:color="auto"/>
         </w:pBdr>
         <w:rPr>
-          <w:highlight w:val="yellow"/>
-          <w:lang w:val="it-IT"/>
-        </w:rPr>
-      </w:pPr>
-      <w:r>
-        <w:rPr>
-          <w:highlight w:val="yellow"/>
-          <w:lang w:val="it-IT"/>
-        </w:rPr>
-        <w:t>400:id dell’utente mancante</w:t>
+          <w:lang w:val="it-IT"/>
+        </w:rPr>
+      </w:pPr>
+      <w:r>
+        <w:rPr>
+          <w:lang w:val="it-IT"/>
+        </w:rPr>
+        <w:t>40</w:t>
+      </w:r>
+      <w:r>
+        <w:rPr>
+          <w:lang w:val="it-IT"/>
+        </w:rPr>
+        <w:t>3</w:t>
+      </w:r>
+      <w:r>
+        <w:rPr>
+          <w:lang w:val="it-IT"/>
+        </w:rPr>
+        <w:tab/>
+      </w:r>
+      <w:r>
+        <w:rPr>
+          <w:lang w:val="it-IT"/>
+        </w:rPr>
+        <w:t>Non autorizzato (l’utente non è autorizzato a fare questa operazione, non è admin)</w:t>
       </w:r>
     </w:p>
     <w:p>
@@ -2393,126 +2679,36 @@
           <w:lang w:val="it-IT"/>
         </w:rPr>
       </w:pPr>
-      <w:r>
-        <w:rPr>
-          <w:highlight w:val="yellow"/>
-          <w:lang w:val="it-IT"/>
-        </w:rPr>
-        <w:t>403:dati non validi</w:t>
-      </w:r>
-    </w:p>
-    <w:p>
-      <w:pPr>
-        <w:rPr>
-          <w:lang w:val="it-IT"/>
-        </w:rPr>
-      </w:pPr>
-    </w:p>
-    <w:p>
-      <w:pPr>
-        <w:rPr>
-          <w:lang w:val="it-IT"/>
-        </w:rPr>
-      </w:pPr>
-      <w:hyperlink r:id="rId9" w:history="1">
-        <w:r>
-          <w:rPr>
-            <w:rStyle w:val="Collegamentoipertestuale"/>
-            <w:lang w:val="it-IT"/>
-          </w:rPr>
-          <w:t>http://localhost:8080/api/utente</w:t>
-        </w:r>
-      </w:hyperlink>
-      <w:r>
-        <w:rPr>
-          <w:lang w:val="it-IT"/>
-        </w:rPr>
-        <w:t xml:space="preserve"> POST UtenteController.registra()</w:t>
-      </w:r>
-    </w:p>
-    <w:p>
-      <w:pPr>
-        <w:rPr>
-          <w:lang w:val="it-IT"/>
-        </w:rPr>
-      </w:pPr>
-    </w:p>
-    <w:p>
-      <w:pPr>
-        <w:rPr>
-          <w:lang w:val="en-US"/>
-        </w:rPr>
-      </w:pPr>
-      <w:r>
-        <w:rPr>
-          <w:lang w:val="en-US"/>
-        </w:rPr>
-        <w:t>Body</w:t>
-      </w:r>
-      <w:r>
-        <w:rPr>
-          <w:lang w:val="en-US"/>
-        </w:rPr>
-        <w:t xml:space="preserve">   </w:t>
-      </w:r>
-    </w:p>
-    <w:p>
-      <w:pPr>
-        <w:rPr>
-          <w:lang w:val="en-US"/>
-        </w:rPr>
-      </w:pPr>
-      <w:proofErr w:type="spellStart"/>
-      <w:r>
-        <w:rPr>
-          <w:lang w:val="en-US"/>
-        </w:rPr>
-        <w:t>username:String</w:t>
-      </w:r>
-      <w:proofErr w:type="spellEnd"/>
-    </w:p>
-    <w:p>
-      <w:pPr>
-        <w:rPr>
-          <w:lang w:val="en-US"/>
-        </w:rPr>
-      </w:pPr>
-      <w:proofErr w:type="spellStart"/>
-      <w:r>
-        <w:rPr>
-          <w:lang w:val="en-US"/>
-        </w:rPr>
-        <w:t>password:String</w:t>
-      </w:r>
-      <w:proofErr w:type="spellEnd"/>
-    </w:p>
-    <w:p>
-      <w:pPr>
-        <w:rPr>
-          <w:lang w:val="en-US"/>
-        </w:rPr>
-      </w:pPr>
-      <w:proofErr w:type="spellStart"/>
-      <w:r>
-        <w:rPr>
-          <w:lang w:val="en-US"/>
-        </w:rPr>
-        <w:t>nome:String</w:t>
-      </w:r>
-      <w:proofErr w:type="spellEnd"/>
-    </w:p>
-    <w:p>
-      <w:pPr>
-        <w:rPr>
-          <w:lang w:val="en-US"/>
+    </w:p>
+    <w:p>
+      <w:pPr>
+        <w:pBdr>
+          <w:bottom w:val="single" w:sz="6" w:space="1" w:color="auto"/>
+        </w:pBdr>
+        <w:rPr>
+          <w:lang w:val="it-IT"/>
+        </w:rPr>
+      </w:pPr>
+    </w:p>
+    <w:p>
+      <w:pPr>
+        <w:rPr>
+          <w:lang w:val="it-IT"/>
+        </w:rPr>
+      </w:pPr>
+    </w:p>
+    <w:p>
+      <w:pPr>
+        <w:rPr>
+          <w:lang w:val="it-IT"/>
         </w:rPr>
       </w:pPr>
     </w:p>
     <w:sectPr>
-      <w:headerReference w:type="default" r:id="rId10"/>
-      <w:footerReference w:type="default" r:id="rId11"/>
-      <w:headerReference w:type="first" r:id="rId12"/>
-      <w:footerReference w:type="first" r:id="rId13"/>
+      <w:headerReference w:type="default" r:id="rId11"/>
+      <w:footerReference w:type="default" r:id="rId12"/>
+      <w:headerReference w:type="first" r:id="rId13"/>
+      <w:footerReference w:type="first" r:id="rId14"/>
       <w:pgSz w:w="11909" w:h="16834"/>
       <w:pgMar w:top="1440" w:right="1440" w:bottom="1440" w:left="1440" w:header="720" w:footer="720" w:gutter="0"/>
       <w:pgNumType w:start="1"/>
@@ -2566,21 +2762,12 @@
         <w:iCs/>
       </w:rPr>
     </w:pPr>
-    <w:proofErr w:type="spellStart"/>
     <w:r>
       <w:rPr>
         <w:i/>
         <w:iCs/>
       </w:rPr>
-      <w:t>Prog.Azienda</w:t>
-    </w:r>
-    <w:proofErr w:type="spellEnd"/>
-    <w:r>
-      <w:rPr>
-        <w:i/>
-        <w:iCs/>
-      </w:rPr>
-      <w:t xml:space="preserve"> Agricola</w:t>
+      <w:t>Prog.Azienda Agricola</w:t>
     </w:r>
     <w:r>
       <w:rPr>
@@ -2691,23 +2878,7 @@
         <w:iCs/>
       </w:rPr>
       <w:tab/>
-      <w:t xml:space="preserve">© 2026 </w:t>
-    </w:r>
-    <w:proofErr w:type="spellStart"/>
-    <w:r>
-      <w:rPr>
-        <w:i/>
-        <w:iCs/>
-      </w:rPr>
-      <w:t>MacroSoft</w:t>
-    </w:r>
-    <w:proofErr w:type="spellEnd"/>
-    <w:r>
-      <w:rPr>
-        <w:i/>
-        <w:iCs/>
-      </w:rPr>
-      <w:t xml:space="preserve"> S.R.L – Tutti i diritti riservati</w:t>
+      <w:t>© 2026 MacroSoft S.R.L – Tutti i diritti riservati</w:t>
     </w:r>
   </w:p>
 </w:ftr>
@@ -2724,21 +2895,12 @@
   </w:p>
   <w:p/>
   <w:p>
-    <w:proofErr w:type="spellStart"/>
     <w:r>
       <w:rPr>
         <w:i/>
         <w:iCs/>
       </w:rPr>
-      <w:t>Prog.Azienda</w:t>
-    </w:r>
-    <w:proofErr w:type="spellEnd"/>
-    <w:r>
-      <w:rPr>
-        <w:i/>
-        <w:iCs/>
-      </w:rPr>
-      <w:t xml:space="preserve"> Agricola</w:t>
+      <w:t>Prog.Azienda Agricola</w:t>
     </w:r>
     <w:r>
       <w:rPr>
@@ -2903,16 +3065,8 @@
       <w:rPr>
         <w:rFonts w:ascii="Times New Roman" w:eastAsia="Times New Roman" w:hAnsi="Times New Roman" w:cs="Times New Roman"/>
       </w:rPr>
-      <w:t xml:space="preserve">Software Design </w:t>
+      <w:t>Software Design Document</w:t>
     </w:r>
-    <w:proofErr w:type="spellStart"/>
-    <w:r>
-      <w:rPr>
-        <w:rFonts w:ascii="Times New Roman" w:eastAsia="Times New Roman" w:hAnsi="Times New Roman" w:cs="Times New Roman"/>
-      </w:rPr>
-      <w:t>Document</w:t>
-    </w:r>
-    <w:proofErr w:type="spellEnd"/>
     <w:r>
       <w:pict w14:anchorId="090A8F9D">
         <v:rect id="_x0000_i1025" style="width:0;height:1.5pt" o:hralign="center" o:hrstd="t" o:hr="t" fillcolor="#a0a0a0" stroked="f"/>

--- a/documentazione/fruttaInCampoDoc/Software Design Document.docx
+++ b/documentazione/fruttaInCampoDoc/Software Design Document.docx
@@ -2539,6 +2539,46 @@
         <w:br/>
         <w:t>magazzino:float</w:t>
       </w:r>
+    </w:p>
+    <w:p>
+      <w:pPr>
+        <w:rPr>
+          <w:lang w:val="en-US"/>
+        </w:rPr>
+      </w:pPr>
+    </w:p>
+    <w:p>
+      <w:pPr>
+        <w:rPr>
+          <w:lang w:val="en-US"/>
+        </w:rPr>
+      </w:pPr>
+      <w:r>
+        <w:rPr>
+          <w:lang w:val="en-US"/>
+        </w:rPr>
+        <w:t>Body response</w:t>
+      </w:r>
+    </w:p>
+    <w:p>
+      <w:pPr>
+        <w:rPr>
+          <w:lang w:val="en-US"/>
+        </w:rPr>
+      </w:pPr>
+      <w:r>
+        <w:rPr>
+          <w:lang w:val="en-US"/>
+        </w:rPr>
+        <w:t>Message:String</w:t>
+      </w:r>
+    </w:p>
+    <w:p>
+      <w:pPr>
+        <w:rPr>
+          <w:lang w:val="en-US"/>
+        </w:rPr>
+      </w:pPr>
       <w:r>
         <w:rPr>
           <w:lang w:val="en-US"/>
@@ -2582,11 +2622,6 @@
           <w:lang w:val="it-IT"/>
         </w:rPr>
         <w:tab/>
-      </w:r>
-      <w:r>
-        <w:rPr>
-          <w:lang w:val="it-IT"/>
-        </w:rPr>
         <w:t>Prodotto creato</w:t>
       </w:r>
     </w:p>
@@ -2649,24 +2684,13 @@
         <w:rPr>
           <w:lang w:val="it-IT"/>
         </w:rPr>
-        <w:t>40</w:t>
-      </w:r>
-      <w:r>
-        <w:rPr>
-          <w:lang w:val="it-IT"/>
-        </w:rPr>
-        <w:t>3</w:t>
+        <w:t>403</w:t>
       </w:r>
       <w:r>
         <w:rPr>
           <w:lang w:val="it-IT"/>
         </w:rPr>
         <w:tab/>
-      </w:r>
-      <w:r>
-        <w:rPr>
-          <w:lang w:val="it-IT"/>
-        </w:rPr>
         <w:t>Non autorizzato (l’utente non è autorizzato a fare questa operazione, non è admin)</w:t>
       </w:r>
     </w:p>
@@ -2703,12 +2727,240 @@
           <w:lang w:val="it-IT"/>
         </w:rPr>
       </w:pPr>
+      <w:r>
+        <w:rPr>
+          <w:lang w:val="it-IT"/>
+        </w:rPr>
+        <w:t>ELIMINAZIONE PRODOTTO</w:t>
+      </w:r>
+    </w:p>
+    <w:p>
+      <w:pPr>
+        <w:rPr>
+          <w:lang w:val="it-IT"/>
+        </w:rPr>
+      </w:pPr>
+    </w:p>
+    <w:p>
+      <w:pPr>
+        <w:rPr>
+          <w:lang w:val="it-IT"/>
+        </w:rPr>
+      </w:pPr>
+      <w:hyperlink r:id="rId11" w:history="1">
+        <w:r>
+          <w:rPr>
+            <w:rStyle w:val="Collegamentoipertestuale"/>
+            <w:lang w:val="it-IT"/>
+          </w:rPr>
+          <w:t>http://localhost:8080/api/prodotto/{nomeProdotto}</w:t>
+        </w:r>
+      </w:hyperlink>
+      <w:r>
+        <w:rPr>
+          <w:lang w:val="it-IT"/>
+        </w:rPr>
+        <w:t xml:space="preserve"> DELETE ProdottoController.elimina()</w:t>
+      </w:r>
+    </w:p>
+    <w:p>
+      <w:pPr>
+        <w:rPr>
+          <w:lang w:val="it-IT"/>
+        </w:rPr>
+      </w:pPr>
+    </w:p>
+    <w:p>
+      <w:pPr>
+        <w:rPr>
+          <w:lang w:val="it-IT"/>
+        </w:rPr>
+      </w:pPr>
+      <w:r>
+        <w:rPr>
+          <w:lang w:val="it-IT"/>
+        </w:rPr>
+        <w:t>Metodo che dato il nome del prodotto (così come è stato fornito) lo elimina. Il metdo è case sensitive. Il nome del prodotto va specificato nell’URI.</w:t>
+      </w:r>
+    </w:p>
+    <w:p>
+      <w:pPr>
+        <w:rPr>
+          <w:lang w:val="en-US"/>
+        </w:rPr>
+      </w:pPr>
+      <w:r>
+        <w:rPr>
+          <w:lang w:val="en-US"/>
+        </w:rPr>
+        <w:t xml:space="preserve">Body request: </w:t>
+      </w:r>
+      <w:r>
+        <w:rPr>
+          <w:lang w:val="en-US"/>
+        </w:rPr>
+        <w:br/>
+        <w:t>idUtente:int</w:t>
+      </w:r>
+      <w:r>
+        <w:rPr>
+          <w:lang w:val="en-US"/>
+        </w:rPr>
+        <w:br/>
+      </w:r>
+      <w:r>
+        <w:rPr>
+          <w:lang w:val="en-US"/>
+        </w:rPr>
+        <w:t>Body response</w:t>
+      </w:r>
+    </w:p>
+    <w:p>
+      <w:pPr>
+        <w:rPr>
+          <w:lang w:val="it-IT"/>
+        </w:rPr>
+      </w:pPr>
+      <w:r>
+        <w:rPr>
+          <w:lang w:val="it-IT"/>
+        </w:rPr>
+        <w:lastRenderedPageBreak/>
+        <w:t>Message:String</w:t>
+      </w:r>
+    </w:p>
+    <w:p>
+      <w:pPr>
+        <w:pBdr>
+          <w:bottom w:val="single" w:sz="6" w:space="1" w:color="auto"/>
+        </w:pBdr>
+        <w:rPr>
+          <w:lang w:val="it-IT"/>
+        </w:rPr>
+      </w:pPr>
+      <w:r>
+        <w:rPr>
+          <w:lang w:val="it-IT"/>
+        </w:rPr>
+        <w:t>Codici di stato:</w:t>
+      </w:r>
+    </w:p>
+    <w:p>
+      <w:pPr>
+        <w:pBdr>
+          <w:bottom w:val="single" w:sz="6" w:space="1" w:color="auto"/>
+        </w:pBdr>
+        <w:rPr>
+          <w:lang w:val="it-IT"/>
+        </w:rPr>
+      </w:pPr>
+      <w:r>
+        <w:rPr>
+          <w:lang w:val="it-IT"/>
+        </w:rPr>
+        <w:t>20</w:t>
+      </w:r>
+      <w:r>
+        <w:rPr>
+          <w:lang w:val="it-IT"/>
+        </w:rPr>
+        <w:t>4</w:t>
+      </w:r>
+      <w:r>
+        <w:rPr>
+          <w:lang w:val="it-IT"/>
+        </w:rPr>
+        <w:tab/>
+        <w:t xml:space="preserve">Prodotto </w:t>
+      </w:r>
+      <w:r>
+        <w:rPr>
+          <w:lang w:val="it-IT"/>
+        </w:rPr>
+        <w:t>eliminato</w:t>
+      </w:r>
+    </w:p>
+    <w:p>
+      <w:pPr>
+        <w:pBdr>
+          <w:bottom w:val="single" w:sz="6" w:space="1" w:color="auto"/>
+        </w:pBdr>
+        <w:rPr>
+          <w:lang w:val="it-IT"/>
+        </w:rPr>
+      </w:pPr>
+      <w:r>
+        <w:rPr>
+          <w:lang w:val="it-IT"/>
+        </w:rPr>
+        <w:t>400</w:t>
+      </w:r>
+      <w:r>
+        <w:rPr>
+          <w:lang w:val="it-IT"/>
+        </w:rPr>
+        <w:tab/>
+        <w:t>Dati errati (i dati forniti nella request non sono validi)</w:t>
+      </w:r>
+    </w:p>
+    <w:p>
+      <w:pPr>
+        <w:pBdr>
+          <w:bottom w:val="single" w:sz="6" w:space="1" w:color="auto"/>
+        </w:pBdr>
+        <w:rPr>
+          <w:lang w:val="it-IT"/>
+        </w:rPr>
+      </w:pPr>
+      <w:r>
+        <w:rPr>
+          <w:lang w:val="it-IT"/>
+        </w:rPr>
+        <w:t>400</w:t>
+      </w:r>
+      <w:r>
+        <w:rPr>
+          <w:lang w:val="it-IT"/>
+        </w:rPr>
+        <w:tab/>
+        <w:t>IdUtente mancante</w:t>
+      </w:r>
+    </w:p>
+    <w:p>
+      <w:pPr>
+        <w:pBdr>
+          <w:bottom w:val="single" w:sz="6" w:space="1" w:color="auto"/>
+        </w:pBdr>
+        <w:rPr>
+          <w:lang w:val="it-IT"/>
+        </w:rPr>
+      </w:pPr>
+      <w:r>
+        <w:rPr>
+          <w:lang w:val="it-IT"/>
+        </w:rPr>
+        <w:t>403</w:t>
+      </w:r>
+      <w:r>
+        <w:rPr>
+          <w:lang w:val="it-IT"/>
+        </w:rPr>
+        <w:tab/>
+        <w:t>Non autorizzato (l’utente non è autorizzato a fare questa operazione, non è admin)</w:t>
+      </w:r>
+    </w:p>
+    <w:p>
+      <w:pPr>
+        <w:rPr>
+          <w:lang w:val="it-IT"/>
+        </w:rPr>
+      </w:pPr>
     </w:p>
     <w:sectPr>
-      <w:headerReference w:type="default" r:id="rId11"/>
-      <w:footerReference w:type="default" r:id="rId12"/>
-      <w:headerReference w:type="first" r:id="rId13"/>
-      <w:footerReference w:type="first" r:id="rId14"/>
+      <w:headerReference w:type="default" r:id="rId12"/>
+      <w:footerReference w:type="default" r:id="rId13"/>
+      <w:headerReference w:type="first" r:id="rId14"/>
+      <w:footerReference w:type="first" r:id="rId15"/>
       <w:pgSz w:w="11909" w:h="16834"/>
       <w:pgMar w:top="1440" w:right="1440" w:bottom="1440" w:left="1440" w:header="720" w:footer="720" w:gutter="0"/>
       <w:pgNumType w:start="1"/>

--- a/documentazione/fruttaInCampoDoc/Software Design Document.docx
+++ b/documentazione/fruttaInCampoDoc/Software Design Document.docx
@@ -156,36 +156,36 @@
           <w:i/>
           <w:iCs/>
         </w:rPr>
-        <w:t>© 2026 [MacroSoft S.R.L]</w:t>
-      </w:r>
-    </w:p>
-    <w:p>
-      <w:pPr>
-        <w:jc w:val="center"/>
+        <w:t>© 2026 [</w:t>
+      </w:r>
+      <w:proofErr w:type="spellStart"/>
+      <w:r>
         <w:rPr>
           <w:rFonts w:ascii="Times New Roman" w:eastAsia="Times New Roman" w:hAnsi="Times New Roman" w:cs="Times New Roman"/>
           <w:i/>
           <w:iCs/>
         </w:rPr>
-      </w:pPr>
-    </w:p>
-    <w:p>
-      <w:pPr>
-        <w:jc w:val="center"/>
+        <w:t>MacroSoft</w:t>
+      </w:r>
+      <w:proofErr w:type="spellEnd"/>
+      <w:r>
         <w:rPr>
           <w:rFonts w:ascii="Times New Roman" w:eastAsia="Times New Roman" w:hAnsi="Times New Roman" w:cs="Times New Roman"/>
           <w:i/>
           <w:iCs/>
         </w:rPr>
-      </w:pPr>
-      <w:r>
+        <w:t xml:space="preserve"> S.R.L]</w:t>
+      </w:r>
+    </w:p>
+    <w:p>
+      <w:pPr>
+        <w:jc w:val="center"/>
         <w:rPr>
           <w:rFonts w:ascii="Times New Roman" w:eastAsia="Times New Roman" w:hAnsi="Times New Roman" w:cs="Times New Roman"/>
           <w:i/>
           <w:iCs/>
         </w:rPr>
-        <w:t>Tutti i diritti riservati.</w:t>
-      </w:r>
+      </w:pPr>
     </w:p>
     <w:p>
       <w:pPr>
@@ -196,24 +196,54 @@
           <w:iCs/>
         </w:rPr>
       </w:pPr>
-    </w:p>
-    <w:p>
-      <w:pPr>
-        <w:jc w:val="center"/>
+      <w:r>
         <w:rPr>
           <w:rFonts w:ascii="Times New Roman" w:eastAsia="Times New Roman" w:hAnsi="Times New Roman" w:cs="Times New Roman"/>
           <w:i/>
           <w:iCs/>
         </w:rPr>
-      </w:pPr>
-      <w:r>
+        <w:t>Tutti i diritti riservati.</w:t>
+      </w:r>
+    </w:p>
+    <w:p>
+      <w:pPr>
+        <w:jc w:val="center"/>
         <w:rPr>
           <w:rFonts w:ascii="Times New Roman" w:eastAsia="Times New Roman" w:hAnsi="Times New Roman" w:cs="Times New Roman"/>
           <w:i/>
           <w:iCs/>
         </w:rPr>
-        <w:t>Il presente documento è proprietà dell’autore e non può essere copiato, distribuito o modificato, in tutto o in parte, senza autorizzazione esplicita.</w:t>
-      </w:r>
+      </w:pPr>
+    </w:p>
+    <w:p>
+      <w:pPr>
+        <w:jc w:val="center"/>
+        <w:rPr>
+          <w:rFonts w:ascii="Times New Roman" w:eastAsia="Times New Roman" w:hAnsi="Times New Roman" w:cs="Times New Roman"/>
+          <w:i/>
+          <w:iCs/>
+        </w:rPr>
+      </w:pPr>
+      <w:r>
+        <w:rPr>
+          <w:rFonts w:ascii="Times New Roman" w:eastAsia="Times New Roman" w:hAnsi="Times New Roman" w:cs="Times New Roman"/>
+          <w:i/>
+          <w:iCs/>
+        </w:rPr>
+        <w:t xml:space="preserve">Il presente documento è proprietà dell’autore e non può essere copiato, distribuito o modificato, in tutto o in parte, senza autorizzazione </w:t>
+      </w:r>
+      <w:proofErr w:type="spellStart"/>
+      <w:r>
+        <w:rPr>
+          <w:rFonts w:ascii="Times New Roman" w:eastAsia="Times New Roman" w:hAnsi="Times New Roman" w:cs="Times New Roman"/>
+          <w:i/>
+          <w:iCs/>
+        </w:rPr>
+        <w:t>esplici</w:t>
+      </w:r>
+      <w:bookmarkStart w:id="3" w:name="_agja32qsdank" w:colFirst="0" w:colLast="0"/>
+      <w:bookmarkEnd w:id="3"/>
+      <w:proofErr w:type="spellEnd"/>
     </w:p>
     <w:p/>
     <w:p/>
@@ -221,268 +251,1275 @@
     <w:p/>
     <w:p/>
     <w:p/>
-    <w:p>
-      <w:pPr>
-        <w:pStyle w:val="Titolo1"/>
-        <w:rPr>
-          <w:rFonts w:ascii="Times New Roman" w:eastAsia="Times New Roman" w:hAnsi="Times New Roman" w:cs="Times New Roman"/>
-          <w:sz w:val="36"/>
-          <w:szCs w:val="36"/>
-        </w:rPr>
-      </w:pPr>
-      <w:bookmarkStart w:id="3" w:name="_agja32qsdank" w:colFirst="0" w:colLast="0"/>
-      <w:bookmarkEnd w:id="3"/>
+    <w:p/>
+    <w:p/>
+    <w:p>
+      <w:pPr>
+        <w:pStyle w:val="Titolo"/>
+      </w:pPr>
+      <w:bookmarkStart w:id="4" w:name="_2zjj7yq6ra5a" w:colFirst="0" w:colLast="0"/>
+      <w:bookmarkEnd w:id="4"/>
+      <w:r>
+        <w:rPr>
+          <w:rFonts w:ascii="Times New Roman" w:eastAsia="Times New Roman" w:hAnsi="Times New Roman" w:cs="Times New Roman"/>
+        </w:rPr>
+        <w:lastRenderedPageBreak/>
+        <w:t>Indice</w:t>
+      </w:r>
+    </w:p>
+    <w:p>
+      <w:pPr>
+        <w:ind w:left="720"/>
+        <w:rPr>
+          <w:sz w:val="24"/>
+          <w:szCs w:val="24"/>
+        </w:rPr>
+      </w:pPr>
+      <w:r>
+        <w:rPr>
+          <w:sz w:val="24"/>
+          <w:szCs w:val="24"/>
+        </w:rPr>
+        <w:t>1. Introduzione ..................................................... pag. 5</w:t>
+      </w:r>
+    </w:p>
+    <w:p>
+      <w:pPr>
+        <w:ind w:left="720"/>
+        <w:rPr>
+          <w:sz w:val="24"/>
+          <w:szCs w:val="24"/>
+        </w:rPr>
+      </w:pPr>
+      <w:r>
+        <w:rPr>
+          <w:sz w:val="24"/>
+          <w:szCs w:val="24"/>
+        </w:rPr>
+        <w:t xml:space="preserve">   1.1 Scopo del documento .......................................... pag. 6</w:t>
+      </w:r>
+    </w:p>
+    <w:p>
+      <w:pPr>
+        <w:ind w:left="720"/>
+        <w:rPr>
+          <w:sz w:val="24"/>
+          <w:szCs w:val="24"/>
+        </w:rPr>
+      </w:pPr>
+      <w:r>
+        <w:rPr>
+          <w:sz w:val="24"/>
+          <w:szCs w:val="24"/>
+        </w:rPr>
+        <w:t xml:space="preserve">   1.2 Descrizione del progetto ..................................... pag. x</w:t>
+      </w:r>
+    </w:p>
+    <w:p>
+      <w:pPr>
+        <w:ind w:left="720"/>
+        <w:rPr>
+          <w:sz w:val="24"/>
+          <w:szCs w:val="24"/>
+        </w:rPr>
+      </w:pPr>
+    </w:p>
+    <w:p>
+      <w:pPr>
+        <w:ind w:left="720"/>
+        <w:rPr>
+          <w:sz w:val="24"/>
+          <w:szCs w:val="24"/>
+        </w:rPr>
+      </w:pPr>
+      <w:r>
+        <w:rPr>
+          <w:sz w:val="24"/>
+          <w:szCs w:val="24"/>
+        </w:rPr>
+        <w:t>2. Obiettivi del Progetto ........................................... pag. x</w:t>
+      </w:r>
+    </w:p>
+    <w:p>
+      <w:pPr>
+        <w:ind w:left="720"/>
+        <w:rPr>
+          <w:sz w:val="24"/>
+          <w:szCs w:val="24"/>
+        </w:rPr>
+      </w:pPr>
+      <w:r>
+        <w:rPr>
+          <w:sz w:val="24"/>
+          <w:szCs w:val="24"/>
+        </w:rPr>
+        <w:t xml:space="preserve">   2.1 Obiettivi generali ........................................... pag. x</w:t>
+      </w:r>
+    </w:p>
+    <w:p>
+      <w:pPr>
+        <w:ind w:left="720"/>
+        <w:rPr>
+          <w:sz w:val="24"/>
+          <w:szCs w:val="24"/>
+        </w:rPr>
+      </w:pPr>
+      <w:r>
+        <w:rPr>
+          <w:sz w:val="24"/>
+          <w:szCs w:val="24"/>
+        </w:rPr>
+        <w:t xml:space="preserve">   2.2 Risultati attesi ............................................. pag. x</w:t>
+      </w:r>
+    </w:p>
+    <w:p>
+      <w:pPr>
+        <w:ind w:left="720"/>
+        <w:rPr>
+          <w:sz w:val="24"/>
+          <w:szCs w:val="24"/>
+        </w:rPr>
+      </w:pPr>
+    </w:p>
+    <w:p>
+      <w:pPr>
+        <w:ind w:left="720"/>
+        <w:rPr>
+          <w:sz w:val="24"/>
+          <w:szCs w:val="24"/>
+        </w:rPr>
+      </w:pPr>
+      <w:r>
+        <w:rPr>
+          <w:sz w:val="24"/>
+          <w:szCs w:val="24"/>
+        </w:rPr>
+        <w:t>3. Pianificazione del Progetto ...................................... pag. x</w:t>
+      </w:r>
+    </w:p>
+    <w:p>
+      <w:pPr>
+        <w:ind w:left="720"/>
+        <w:rPr>
+          <w:sz w:val="24"/>
+          <w:szCs w:val="24"/>
+        </w:rPr>
+      </w:pPr>
+      <w:r>
+        <w:rPr>
+          <w:sz w:val="24"/>
+          <w:szCs w:val="24"/>
+        </w:rPr>
+        <w:t xml:space="preserve">   3.1 Suddivisione delle attività .................................. pag. x</w:t>
+      </w:r>
+    </w:p>
+    <w:p>
+      <w:pPr>
+        <w:ind w:left="720"/>
+        <w:rPr>
+          <w:sz w:val="24"/>
+          <w:szCs w:val="24"/>
+        </w:rPr>
+      </w:pPr>
+      <w:r>
+        <w:rPr>
+          <w:sz w:val="24"/>
+          <w:szCs w:val="24"/>
+        </w:rPr>
+        <w:t xml:space="preserve">   3.2 Task principali .............................................. pag. x</w:t>
+      </w:r>
+    </w:p>
+    <w:p>
+      <w:pPr>
+        <w:ind w:left="720"/>
+        <w:rPr>
+          <w:sz w:val="24"/>
+          <w:szCs w:val="24"/>
+        </w:rPr>
+      </w:pPr>
+      <w:r>
+        <w:rPr>
+          <w:sz w:val="24"/>
+          <w:szCs w:val="24"/>
+        </w:rPr>
+        <w:t xml:space="preserve">       - Creazione database</w:t>
+      </w:r>
+    </w:p>
+    <w:p>
+      <w:pPr>
+        <w:ind w:left="720"/>
+        <w:rPr>
+          <w:sz w:val="24"/>
+          <w:szCs w:val="24"/>
+        </w:rPr>
+      </w:pPr>
+      <w:r>
+        <w:rPr>
+          <w:sz w:val="24"/>
+          <w:szCs w:val="24"/>
+        </w:rPr>
+        <w:t xml:space="preserve">       - Interfaccia Java-DB</w:t>
+      </w:r>
+    </w:p>
+    <w:p>
+      <w:pPr>
+        <w:ind w:left="720"/>
+        <w:rPr>
+          <w:sz w:val="24"/>
+          <w:szCs w:val="24"/>
+        </w:rPr>
+      </w:pPr>
+      <w:r>
+        <w:rPr>
+          <w:sz w:val="24"/>
+          <w:szCs w:val="24"/>
+        </w:rPr>
+        <w:t xml:space="preserve">       - Sviluppo API</w:t>
+      </w:r>
+    </w:p>
+    <w:p>
+      <w:pPr>
+        <w:ind w:left="720"/>
+        <w:rPr>
+          <w:sz w:val="24"/>
+          <w:szCs w:val="24"/>
+        </w:rPr>
+      </w:pPr>
+      <w:r>
+        <w:rPr>
+          <w:sz w:val="24"/>
+          <w:szCs w:val="24"/>
+        </w:rPr>
+        <w:t xml:space="preserve">       - Sviluppo pagina web (AJAX)</w:t>
+      </w:r>
+    </w:p>
+    <w:p>
+      <w:pPr>
+        <w:ind w:left="720"/>
+        <w:rPr>
+          <w:sz w:val="24"/>
+          <w:szCs w:val="24"/>
+          <w:lang w:val="en-US"/>
+        </w:rPr>
+      </w:pPr>
+      <w:r>
+        <w:rPr>
+          <w:sz w:val="24"/>
+          <w:szCs w:val="24"/>
+        </w:rPr>
+        <w:t xml:space="preserve">       </w:t>
+      </w:r>
+      <w:r>
+        <w:rPr>
+          <w:sz w:val="24"/>
+          <w:szCs w:val="24"/>
+          <w:lang w:val="en-US"/>
+        </w:rPr>
+        <w:t xml:space="preserve">- </w:t>
+      </w:r>
+      <w:proofErr w:type="spellStart"/>
+      <w:r>
+        <w:rPr>
+          <w:sz w:val="24"/>
+          <w:szCs w:val="24"/>
+          <w:lang w:val="en-US"/>
+        </w:rPr>
+        <w:t>Dinamicità</w:t>
+      </w:r>
+      <w:proofErr w:type="spellEnd"/>
+      <w:r>
+        <w:rPr>
+          <w:sz w:val="24"/>
+          <w:szCs w:val="24"/>
+          <w:lang w:val="en-US"/>
+        </w:rPr>
+        <w:t xml:space="preserve"> front end (HTML, CSS, JS)</w:t>
+      </w:r>
+    </w:p>
+    <w:p>
+      <w:pPr>
+        <w:ind w:left="720"/>
+        <w:rPr>
+          <w:sz w:val="24"/>
+          <w:szCs w:val="24"/>
+        </w:rPr>
+      </w:pPr>
+      <w:r>
+        <w:rPr>
+          <w:sz w:val="24"/>
+          <w:szCs w:val="24"/>
+          <w:lang w:val="en-US"/>
+        </w:rPr>
+        <w:t xml:space="preserve">       </w:t>
+      </w:r>
+      <w:r>
+        <w:rPr>
+          <w:sz w:val="24"/>
+          <w:szCs w:val="24"/>
+        </w:rPr>
+        <w:t>- Documentazione finale</w:t>
+      </w:r>
+    </w:p>
+    <w:p>
+      <w:pPr>
+        <w:ind w:left="720"/>
+        <w:rPr>
+          <w:sz w:val="24"/>
+          <w:szCs w:val="24"/>
+        </w:rPr>
+      </w:pPr>
+      <w:r>
+        <w:rPr>
+          <w:sz w:val="24"/>
+          <w:szCs w:val="24"/>
+        </w:rPr>
+        <w:t xml:space="preserve">   3.3 Scadenze ..................................................... pag. x</w:t>
+      </w:r>
+    </w:p>
+    <w:p>
+      <w:pPr>
+        <w:ind w:left="720"/>
+        <w:rPr>
+          <w:sz w:val="24"/>
+          <w:szCs w:val="24"/>
+        </w:rPr>
+      </w:pPr>
+    </w:p>
+    <w:p>
+      <w:pPr>
+        <w:ind w:left="720"/>
+        <w:rPr>
+          <w:sz w:val="24"/>
+          <w:szCs w:val="24"/>
+        </w:rPr>
+      </w:pPr>
+      <w:r>
+        <w:rPr>
+          <w:sz w:val="24"/>
+          <w:szCs w:val="24"/>
+        </w:rPr>
+        <w:t>4. Organizzazione del Team .......................................... pag. x</w:t>
+      </w:r>
+    </w:p>
+    <w:p>
+      <w:pPr>
+        <w:ind w:left="720"/>
+        <w:rPr>
+          <w:sz w:val="24"/>
+          <w:szCs w:val="24"/>
+        </w:rPr>
+      </w:pPr>
+      <w:r>
+        <w:rPr>
+          <w:sz w:val="24"/>
+          <w:szCs w:val="24"/>
+        </w:rPr>
+        <w:t xml:space="preserve">   4.1 Ruoli ........................................................ pag. x</w:t>
+      </w:r>
+    </w:p>
+    <w:p>
+      <w:pPr>
+        <w:ind w:left="720"/>
+        <w:rPr>
+          <w:sz w:val="24"/>
+          <w:szCs w:val="24"/>
+        </w:rPr>
+      </w:pPr>
+      <w:r>
+        <w:rPr>
+          <w:sz w:val="24"/>
+          <w:szCs w:val="24"/>
+        </w:rPr>
+        <w:t xml:space="preserve">   4.2 Suddivisione del lavoro ...................................... pag. x</w:t>
+      </w:r>
+    </w:p>
+    <w:p>
+      <w:pPr>
+        <w:ind w:left="720"/>
+        <w:rPr>
+          <w:sz w:val="24"/>
+          <w:szCs w:val="24"/>
+        </w:rPr>
+      </w:pPr>
+    </w:p>
+    <w:p>
+      <w:pPr>
+        <w:ind w:left="720"/>
+        <w:rPr>
+          <w:sz w:val="24"/>
+          <w:szCs w:val="24"/>
+        </w:rPr>
+      </w:pPr>
+      <w:r>
+        <w:rPr>
+          <w:sz w:val="24"/>
+          <w:szCs w:val="24"/>
+        </w:rPr>
+        <w:t>5. Architettura del Sistema ......................................... pag. x</w:t>
+      </w:r>
+    </w:p>
+    <w:p>
+      <w:pPr>
+        <w:ind w:left="720"/>
+        <w:rPr>
+          <w:sz w:val="24"/>
+          <w:szCs w:val="24"/>
+        </w:rPr>
+      </w:pPr>
+      <w:r>
+        <w:rPr>
+          <w:sz w:val="24"/>
+          <w:szCs w:val="24"/>
+        </w:rPr>
+        <w:t xml:space="preserve">   5.1 Panoramica generale .......................................... pag. x</w:t>
+      </w:r>
+    </w:p>
+    <w:p>
+      <w:pPr>
+        <w:ind w:left="720"/>
+        <w:rPr>
+          <w:sz w:val="24"/>
+          <w:szCs w:val="24"/>
+          <w:lang w:val="en-US"/>
+        </w:rPr>
+      </w:pPr>
+      <w:r>
+        <w:rPr>
+          <w:sz w:val="24"/>
+          <w:szCs w:val="24"/>
+        </w:rPr>
+        <w:t xml:space="preserve">   </w:t>
+      </w:r>
+      <w:r>
+        <w:rPr>
+          <w:sz w:val="24"/>
+          <w:szCs w:val="24"/>
+          <w:lang w:val="en-US"/>
+        </w:rPr>
+        <w:t xml:space="preserve">5.2 Backend (Java) ............................................... </w:t>
+      </w:r>
+      <w:proofErr w:type="spellStart"/>
+      <w:r>
+        <w:rPr>
+          <w:sz w:val="24"/>
+          <w:szCs w:val="24"/>
+          <w:lang w:val="en-US"/>
+        </w:rPr>
+        <w:t>pag</w:t>
+      </w:r>
+      <w:proofErr w:type="spellEnd"/>
+      <w:r>
+        <w:rPr>
+          <w:sz w:val="24"/>
+          <w:szCs w:val="24"/>
+          <w:lang w:val="en-US"/>
+        </w:rPr>
+        <w:t>. x</w:t>
+      </w:r>
+    </w:p>
+    <w:p>
+      <w:pPr>
+        <w:ind w:left="720"/>
+        <w:rPr>
+          <w:sz w:val="24"/>
+          <w:szCs w:val="24"/>
+          <w:lang w:val="en-US"/>
+        </w:rPr>
+      </w:pPr>
+      <w:r>
+        <w:rPr>
+          <w:sz w:val="24"/>
+          <w:szCs w:val="24"/>
+          <w:lang w:val="en-US"/>
+        </w:rPr>
+        <w:t xml:space="preserve">   5.3 API REST ..................................................... </w:t>
+      </w:r>
+      <w:proofErr w:type="spellStart"/>
+      <w:r>
+        <w:rPr>
+          <w:sz w:val="24"/>
+          <w:szCs w:val="24"/>
+          <w:lang w:val="en-US"/>
+        </w:rPr>
+        <w:t>pag</w:t>
+      </w:r>
+      <w:proofErr w:type="spellEnd"/>
+      <w:r>
+        <w:rPr>
+          <w:sz w:val="24"/>
+          <w:szCs w:val="24"/>
+          <w:lang w:val="en-US"/>
+        </w:rPr>
+        <w:t>. x</w:t>
+      </w:r>
+    </w:p>
+    <w:p>
+      <w:pPr>
+        <w:ind w:left="720"/>
+        <w:rPr>
+          <w:sz w:val="24"/>
+          <w:szCs w:val="24"/>
+          <w:lang w:val="en-US"/>
+        </w:rPr>
+      </w:pPr>
+      <w:r>
+        <w:rPr>
+          <w:sz w:val="24"/>
+          <w:szCs w:val="24"/>
+          <w:lang w:val="en-US"/>
+        </w:rPr>
+        <w:t xml:space="preserve">   5.4 Front End (HTML, CSS, JS, AJAX) ............................... </w:t>
+      </w:r>
+      <w:proofErr w:type="spellStart"/>
+      <w:r>
+        <w:rPr>
+          <w:sz w:val="24"/>
+          <w:szCs w:val="24"/>
+          <w:lang w:val="en-US"/>
+        </w:rPr>
+        <w:t>pag</w:t>
+      </w:r>
+      <w:proofErr w:type="spellEnd"/>
+      <w:r>
+        <w:rPr>
+          <w:sz w:val="24"/>
+          <w:szCs w:val="24"/>
+          <w:lang w:val="en-US"/>
+        </w:rPr>
+        <w:t>. x</w:t>
+      </w:r>
+    </w:p>
+    <w:p>
+      <w:pPr>
+        <w:ind w:left="720"/>
+        <w:rPr>
+          <w:sz w:val="24"/>
+          <w:szCs w:val="24"/>
+        </w:rPr>
+      </w:pPr>
+      <w:r>
+        <w:rPr>
+          <w:sz w:val="24"/>
+          <w:szCs w:val="24"/>
+          <w:lang w:val="en-US"/>
+        </w:rPr>
+        <w:t xml:space="preserve">   </w:t>
+      </w:r>
+      <w:r>
+        <w:rPr>
+          <w:sz w:val="24"/>
+          <w:szCs w:val="24"/>
+        </w:rPr>
+        <w:t>5.5 Database ..................................................... pag. x</w:t>
+      </w:r>
+    </w:p>
+    <w:p>
+      <w:pPr>
+        <w:ind w:left="720"/>
+        <w:rPr>
+          <w:sz w:val="24"/>
+          <w:szCs w:val="24"/>
+        </w:rPr>
+      </w:pPr>
+    </w:p>
+    <w:p>
+      <w:pPr>
+        <w:ind w:left="720"/>
+        <w:rPr>
+          <w:sz w:val="24"/>
+          <w:szCs w:val="24"/>
+        </w:rPr>
+      </w:pPr>
+      <w:r>
+        <w:rPr>
+          <w:sz w:val="24"/>
+          <w:szCs w:val="24"/>
+        </w:rPr>
+        <w:t>6. Implementazione .................................................. pag. x</w:t>
+      </w:r>
+    </w:p>
+    <w:p>
+      <w:pPr>
+        <w:ind w:left="720"/>
+        <w:rPr>
+          <w:sz w:val="24"/>
+          <w:szCs w:val="24"/>
+          <w:lang w:val="en-US"/>
+        </w:rPr>
+      </w:pPr>
+      <w:r>
+        <w:rPr>
+          <w:sz w:val="24"/>
+          <w:szCs w:val="24"/>
+        </w:rPr>
+        <w:t xml:space="preserve">   </w:t>
+      </w:r>
+      <w:r>
+        <w:rPr>
+          <w:sz w:val="24"/>
+          <w:szCs w:val="24"/>
+          <w:lang w:val="en-US"/>
+        </w:rPr>
+        <w:t xml:space="preserve">6.1 Database ..................................................... </w:t>
+      </w:r>
+      <w:proofErr w:type="spellStart"/>
+      <w:r>
+        <w:rPr>
+          <w:sz w:val="24"/>
+          <w:szCs w:val="24"/>
+          <w:lang w:val="en-US"/>
+        </w:rPr>
+        <w:t>pag</w:t>
+      </w:r>
+      <w:proofErr w:type="spellEnd"/>
+      <w:r>
+        <w:rPr>
+          <w:sz w:val="24"/>
+          <w:szCs w:val="24"/>
+          <w:lang w:val="en-US"/>
+        </w:rPr>
+        <w:t>. x</w:t>
+      </w:r>
+    </w:p>
+    <w:p>
+      <w:pPr>
+        <w:ind w:left="720"/>
+        <w:rPr>
+          <w:sz w:val="24"/>
+          <w:szCs w:val="24"/>
+          <w:lang w:val="en-US"/>
+        </w:rPr>
+      </w:pPr>
+      <w:r>
+        <w:rPr>
+          <w:sz w:val="24"/>
+          <w:szCs w:val="24"/>
+          <w:lang w:val="en-US"/>
+        </w:rPr>
+        <w:t xml:space="preserve">   6.2 Backend ...................................................... </w:t>
+      </w:r>
+      <w:proofErr w:type="spellStart"/>
+      <w:r>
+        <w:rPr>
+          <w:sz w:val="24"/>
+          <w:szCs w:val="24"/>
+          <w:lang w:val="en-US"/>
+        </w:rPr>
+        <w:t>pag</w:t>
+      </w:r>
+      <w:proofErr w:type="spellEnd"/>
+      <w:r>
+        <w:rPr>
+          <w:sz w:val="24"/>
+          <w:szCs w:val="24"/>
+          <w:lang w:val="en-US"/>
+        </w:rPr>
+        <w:t>. x</w:t>
+      </w:r>
+    </w:p>
+    <w:p>
+      <w:pPr>
+        <w:ind w:left="720"/>
+        <w:rPr>
+          <w:sz w:val="24"/>
+          <w:szCs w:val="24"/>
+        </w:rPr>
+      </w:pPr>
+      <w:r>
+        <w:rPr>
+          <w:sz w:val="24"/>
+          <w:szCs w:val="24"/>
+          <w:lang w:val="en-US"/>
+        </w:rPr>
+        <w:t xml:space="preserve">   </w:t>
+      </w:r>
+      <w:r>
+        <w:rPr>
+          <w:sz w:val="24"/>
+          <w:szCs w:val="24"/>
+        </w:rPr>
+        <w:t xml:space="preserve">6.3 </w:t>
+      </w:r>
+      <w:proofErr w:type="spellStart"/>
+      <w:r>
+        <w:rPr>
+          <w:sz w:val="24"/>
+          <w:szCs w:val="24"/>
+        </w:rPr>
+        <w:t>Frontend</w:t>
+      </w:r>
+      <w:proofErr w:type="spellEnd"/>
+      <w:r>
+        <w:rPr>
+          <w:sz w:val="24"/>
+          <w:szCs w:val="24"/>
+        </w:rPr>
+        <w:t xml:space="preserve"> ..................................................... pag. x</w:t>
+      </w:r>
+    </w:p>
+    <w:p>
+      <w:pPr>
+        <w:ind w:left="720"/>
+        <w:rPr>
+          <w:sz w:val="24"/>
+          <w:szCs w:val="24"/>
+        </w:rPr>
+      </w:pPr>
+    </w:p>
+    <w:p>
+      <w:pPr>
+        <w:ind w:left="720"/>
+        <w:rPr>
+          <w:sz w:val="24"/>
+          <w:szCs w:val="24"/>
+        </w:rPr>
+      </w:pPr>
+      <w:r>
+        <w:rPr>
+          <w:sz w:val="24"/>
+          <w:szCs w:val="24"/>
+        </w:rPr>
+        <w:t>7. Monitoraggio e Report ............................................ pag. x</w:t>
+      </w:r>
+    </w:p>
+    <w:p>
+      <w:pPr>
+        <w:ind w:left="720"/>
+        <w:rPr>
+          <w:sz w:val="24"/>
+          <w:szCs w:val="24"/>
+        </w:rPr>
+      </w:pPr>
+      <w:r>
+        <w:rPr>
+          <w:sz w:val="24"/>
+          <w:szCs w:val="24"/>
+        </w:rPr>
+        <w:lastRenderedPageBreak/>
+        <w:t xml:space="preserve">   7.1 Verifica delle scadenze ...................................... pag. x</w:t>
+      </w:r>
+    </w:p>
+    <w:p>
+      <w:pPr>
+        <w:ind w:left="720"/>
+        <w:rPr>
+          <w:sz w:val="24"/>
+          <w:szCs w:val="24"/>
+        </w:rPr>
+      </w:pPr>
+      <w:r>
+        <w:rPr>
+          <w:sz w:val="24"/>
+          <w:szCs w:val="24"/>
+        </w:rPr>
+        <w:t xml:space="preserve">   7.2 Problemi riscontrati ......................................... pag. x</w:t>
+      </w:r>
+    </w:p>
+    <w:p>
+      <w:pPr>
+        <w:ind w:left="720"/>
+        <w:rPr>
+          <w:sz w:val="24"/>
+          <w:szCs w:val="24"/>
+        </w:rPr>
+      </w:pPr>
+      <w:r>
+        <w:rPr>
+          <w:sz w:val="24"/>
+          <w:szCs w:val="24"/>
+        </w:rPr>
+        <w:t xml:space="preserve">   7.3 Soluzioni adottate ........................................... pag. x</w:t>
+      </w:r>
+    </w:p>
+    <w:p>
+      <w:pPr>
+        <w:ind w:left="720"/>
+        <w:rPr>
+          <w:sz w:val="24"/>
+          <w:szCs w:val="24"/>
+        </w:rPr>
+      </w:pPr>
+    </w:p>
+    <w:p>
+      <w:pPr>
+        <w:ind w:left="720"/>
+        <w:rPr>
+          <w:sz w:val="24"/>
+          <w:szCs w:val="24"/>
+        </w:rPr>
+      </w:pPr>
+      <w:r>
+        <w:rPr>
+          <w:sz w:val="24"/>
+          <w:szCs w:val="24"/>
+        </w:rPr>
+        <w:t>8. Conclusioni ...................................................... pag. x</w:t>
+      </w:r>
+    </w:p>
+    <w:p>
+      <w:pPr>
+        <w:ind w:left="720"/>
+        <w:rPr>
+          <w:sz w:val="24"/>
+          <w:szCs w:val="24"/>
+        </w:rPr>
+      </w:pPr>
+      <w:r>
+        <w:rPr>
+          <w:sz w:val="24"/>
+          <w:szCs w:val="24"/>
+        </w:rPr>
+        <w:t xml:space="preserve">   8.1 Risultati ottenuti ........................................... pag. x</w:t>
+      </w:r>
+    </w:p>
+    <w:p>
+      <w:pPr>
+        <w:ind w:left="720"/>
+        <w:rPr>
+          <w:sz w:val="24"/>
+          <w:szCs w:val="24"/>
+        </w:rPr>
+      </w:pPr>
+      <w:r>
+        <w:rPr>
+          <w:sz w:val="24"/>
+          <w:szCs w:val="24"/>
+        </w:rPr>
+        <w:t xml:space="preserve">   8.2 Possibili miglioramenti ...................................... pag. x</w:t>
+      </w:r>
+    </w:p>
+    <w:p>
+      <w:pPr>
+        <w:pStyle w:val="Titolo"/>
+        <w:rPr>
+          <w:rFonts w:ascii="Times New Roman" w:eastAsia="Times New Roman" w:hAnsi="Times New Roman" w:cs="Times New Roman"/>
+        </w:rPr>
+      </w:pPr>
+      <w:bookmarkStart w:id="5" w:name="_uo08c9qfg1b0" w:colFirst="0" w:colLast="0"/>
+      <w:bookmarkEnd w:id="5"/>
+    </w:p>
+    <w:p>
+      <w:pPr>
+        <w:pStyle w:val="Titolo"/>
+        <w:rPr>
+          <w:rFonts w:ascii="Times New Roman" w:eastAsia="Times New Roman" w:hAnsi="Times New Roman" w:cs="Times New Roman"/>
+        </w:rPr>
+      </w:pPr>
+      <w:bookmarkStart w:id="6" w:name="_vsl73qqfkjzi" w:colFirst="0" w:colLast="0"/>
+      <w:bookmarkEnd w:id="6"/>
+    </w:p>
+    <w:p>
+      <w:pPr>
+        <w:pStyle w:val="Titolo"/>
+        <w:rPr>
+          <w:rFonts w:ascii="Times New Roman" w:eastAsia="Times New Roman" w:hAnsi="Times New Roman" w:cs="Times New Roman"/>
+        </w:rPr>
+      </w:pPr>
+      <w:bookmarkStart w:id="7" w:name="_eqcf8jbnndj" w:colFirst="0" w:colLast="0"/>
+      <w:bookmarkEnd w:id="7"/>
+    </w:p>
+    <w:p>
+      <w:pPr>
+        <w:pStyle w:val="Titolo"/>
+        <w:rPr>
+          <w:rFonts w:ascii="Times New Roman" w:eastAsia="Times New Roman" w:hAnsi="Times New Roman" w:cs="Times New Roman"/>
+        </w:rPr>
+      </w:pPr>
+      <w:bookmarkStart w:id="8" w:name="_v49281hhxtk3" w:colFirst="0" w:colLast="0"/>
+      <w:bookmarkEnd w:id="8"/>
+    </w:p>
+    <w:p>
+      <w:pPr>
+        <w:pStyle w:val="Titolo"/>
+        <w:rPr>
+          <w:rFonts w:ascii="Times New Roman" w:eastAsia="Times New Roman" w:hAnsi="Times New Roman" w:cs="Times New Roman"/>
+        </w:rPr>
+      </w:pPr>
+      <w:bookmarkStart w:id="9" w:name="_t5fw1t9z0220" w:colFirst="0" w:colLast="0"/>
+      <w:bookmarkEnd w:id="9"/>
+    </w:p>
+    <w:p>
+      <w:pPr>
+        <w:pStyle w:val="Titolo"/>
+        <w:rPr>
+          <w:rFonts w:ascii="Times New Roman" w:eastAsia="Times New Roman" w:hAnsi="Times New Roman" w:cs="Times New Roman"/>
+        </w:rPr>
+      </w:pPr>
+      <w:bookmarkStart w:id="10" w:name="_u3nvo5eywu14" w:colFirst="0" w:colLast="0"/>
+      <w:bookmarkEnd w:id="10"/>
+    </w:p>
+    <w:p>
+      <w:pPr>
+        <w:pStyle w:val="Titolo"/>
+        <w:rPr>
+          <w:rFonts w:ascii="Times New Roman" w:eastAsia="Times New Roman" w:hAnsi="Times New Roman" w:cs="Times New Roman"/>
+        </w:rPr>
+      </w:pPr>
+      <w:bookmarkStart w:id="11" w:name="_863462l45tcn" w:colFirst="0" w:colLast="0"/>
+      <w:bookmarkEnd w:id="11"/>
+    </w:p>
+    <w:p>
+      <w:pPr>
+        <w:pStyle w:val="Titolo"/>
+        <w:rPr>
+          <w:rFonts w:ascii="Times New Roman" w:eastAsia="Times New Roman" w:hAnsi="Times New Roman" w:cs="Times New Roman"/>
+        </w:rPr>
+      </w:pPr>
+      <w:bookmarkStart w:id="12" w:name="_72n2026fx9u3" w:colFirst="0" w:colLast="0"/>
+      <w:bookmarkEnd w:id="12"/>
+    </w:p>
+    <w:p>
+      <w:pPr>
+        <w:pStyle w:val="Titolo"/>
+        <w:rPr>
+          <w:rFonts w:ascii="Times New Roman" w:eastAsia="Times New Roman" w:hAnsi="Times New Roman" w:cs="Times New Roman"/>
+        </w:rPr>
+      </w:pPr>
+      <w:bookmarkStart w:id="13" w:name="_530asehrefe4" w:colFirst="0" w:colLast="0"/>
+      <w:bookmarkEnd w:id="13"/>
+    </w:p>
+    <w:p>
+      <w:r>
+        <w:br w:type="page"/>
+      </w:r>
+      <w:bookmarkStart w:id="14" w:name="_nv5gci2pg8q9" w:colFirst="0" w:colLast="0"/>
+      <w:bookmarkStart w:id="15" w:name="_9h6ccb3z1fba" w:colFirst="0" w:colLast="0"/>
+      <w:bookmarkEnd w:id="14"/>
+      <w:bookmarkEnd w:id="15"/>
+    </w:p>
+    <w:p>
+      <w:pPr>
+        <w:pStyle w:val="Titolo"/>
+      </w:pPr>
+      <w:r>
+        <w:rPr>
+          <w:rFonts w:ascii="Times New Roman" w:eastAsia="Times New Roman" w:hAnsi="Times New Roman" w:cs="Times New Roman"/>
+        </w:rPr>
+        <w:lastRenderedPageBreak/>
+        <w:t>Introduzione</w:t>
+      </w:r>
+      <w:r>
+        <w:rPr>
+          <w:rFonts w:ascii="Times New Roman" w:eastAsia="Times New Roman" w:hAnsi="Times New Roman" w:cs="Times New Roman"/>
+        </w:rPr>
+        <w:tab/>
+      </w:r>
+    </w:p>
+    <w:p/>
+    <w:p>
+      <w:pPr>
+        <w:rPr>
+          <w:rFonts w:ascii="Times New Roman" w:eastAsia="Times New Roman" w:hAnsi="Times New Roman" w:cs="Times New Roman"/>
+          <w:sz w:val="24"/>
+          <w:szCs w:val="24"/>
+        </w:rPr>
+      </w:pPr>
+    </w:p>
+    <w:p>
+      <w:pPr>
+        <w:rPr>
+          <w:rFonts w:ascii="Times New Roman" w:eastAsia="Times New Roman" w:hAnsi="Times New Roman" w:cs="Times New Roman"/>
+          <w:sz w:val="24"/>
+          <w:szCs w:val="24"/>
+        </w:rPr>
+      </w:pPr>
+    </w:p>
+    <w:p>
+      <w:pPr>
+        <w:rPr>
+          <w:rFonts w:ascii="Times New Roman" w:eastAsia="Times New Roman" w:hAnsi="Times New Roman" w:cs="Times New Roman"/>
+          <w:sz w:val="24"/>
+          <w:szCs w:val="24"/>
+        </w:rPr>
+      </w:pPr>
+      <w:r>
+        <w:rPr>
+          <w:rFonts w:ascii="Times New Roman" w:eastAsia="Times New Roman" w:hAnsi="Times New Roman" w:cs="Times New Roman"/>
+          <w:sz w:val="24"/>
+          <w:szCs w:val="24"/>
+        </w:rPr>
+        <w:t xml:space="preserve">Il presente documento descrive la progettazione della </w:t>
+      </w:r>
+      <w:proofErr w:type="spellStart"/>
+      <w:r>
+        <w:rPr>
+          <w:rFonts w:ascii="Times New Roman" w:eastAsia="Times New Roman" w:hAnsi="Times New Roman" w:cs="Times New Roman"/>
+          <w:sz w:val="24"/>
+          <w:szCs w:val="24"/>
+        </w:rPr>
+        <w:t>webapp</w:t>
+      </w:r>
+      <w:proofErr w:type="spellEnd"/>
+      <w:r>
+        <w:rPr>
+          <w:rFonts w:ascii="Times New Roman" w:eastAsia="Times New Roman" w:hAnsi="Times New Roman" w:cs="Times New Roman"/>
+          <w:sz w:val="24"/>
+          <w:szCs w:val="24"/>
+        </w:rPr>
+        <w:t xml:space="preserve"> </w:t>
+      </w:r>
+      <w:r>
+        <w:rPr>
+          <w:rFonts w:ascii="Times New Roman" w:eastAsia="Times New Roman" w:hAnsi="Times New Roman" w:cs="Times New Roman"/>
+          <w:i/>
+          <w:iCs/>
+          <w:sz w:val="24"/>
+          <w:szCs w:val="24"/>
+        </w:rPr>
+        <w:t xml:space="preserve">Frutta In Campo, </w:t>
+      </w:r>
+      <w:r>
+        <w:rPr>
+          <w:rFonts w:ascii="Times New Roman" w:eastAsia="Times New Roman" w:hAnsi="Times New Roman" w:cs="Times New Roman"/>
+          <w:sz w:val="24"/>
+          <w:szCs w:val="24"/>
+        </w:rPr>
+        <w:t xml:space="preserve">applicazione web </w:t>
+      </w:r>
+      <w:proofErr w:type="spellStart"/>
+      <w:proofErr w:type="gramStart"/>
+      <w:r>
+        <w:rPr>
+          <w:rFonts w:ascii="Times New Roman" w:eastAsia="Times New Roman" w:hAnsi="Times New Roman" w:cs="Times New Roman"/>
+          <w:sz w:val="24"/>
+          <w:szCs w:val="24"/>
+        </w:rPr>
+        <w:t>ideata,progettata</w:t>
+      </w:r>
+      <w:proofErr w:type="gramEnd"/>
+      <w:r>
+        <w:rPr>
+          <w:rFonts w:ascii="Times New Roman" w:eastAsia="Times New Roman" w:hAnsi="Times New Roman" w:cs="Times New Roman"/>
+          <w:sz w:val="24"/>
+          <w:szCs w:val="24"/>
+        </w:rPr>
+        <w:t>,creata</w:t>
+      </w:r>
+      <w:proofErr w:type="spellEnd"/>
+      <w:r>
+        <w:rPr>
+          <w:rFonts w:ascii="Times New Roman" w:eastAsia="Times New Roman" w:hAnsi="Times New Roman" w:cs="Times New Roman"/>
+          <w:sz w:val="24"/>
+          <w:szCs w:val="24"/>
+        </w:rPr>
+        <w:t xml:space="preserve"> e testata unicamente dalla </w:t>
+      </w:r>
+      <w:proofErr w:type="spellStart"/>
+      <w:r>
+        <w:rPr>
+          <w:rFonts w:ascii="Times New Roman" w:eastAsia="Times New Roman" w:hAnsi="Times New Roman" w:cs="Times New Roman"/>
+          <w:sz w:val="24"/>
+          <w:szCs w:val="24"/>
+        </w:rPr>
+        <w:t>Macrosoft</w:t>
+      </w:r>
+      <w:proofErr w:type="spellEnd"/>
+      <w:r>
+        <w:rPr>
+          <w:rFonts w:ascii="Times New Roman" w:eastAsia="Times New Roman" w:hAnsi="Times New Roman" w:cs="Times New Roman"/>
+          <w:sz w:val="24"/>
+          <w:szCs w:val="24"/>
+        </w:rPr>
+        <w:t xml:space="preserve"> S.R.L, società specializzata nello sviluppo di soluzioni software e applicazioni web. </w:t>
+      </w:r>
+      <w:proofErr w:type="gramStart"/>
+      <w:r>
+        <w:rPr>
+          <w:rFonts w:ascii="Times New Roman" w:eastAsia="Times New Roman" w:hAnsi="Times New Roman" w:cs="Times New Roman"/>
+          <w:sz w:val="24"/>
+          <w:szCs w:val="24"/>
+        </w:rPr>
+        <w:t>Il team</w:t>
+      </w:r>
+      <w:proofErr w:type="gramEnd"/>
+      <w:r>
+        <w:rPr>
+          <w:rFonts w:ascii="Times New Roman" w:eastAsia="Times New Roman" w:hAnsi="Times New Roman" w:cs="Times New Roman"/>
+          <w:sz w:val="24"/>
+          <w:szCs w:val="24"/>
+        </w:rPr>
+        <w:t xml:space="preserve"> di sviluppo è composto da Alberghini Diego, Vona Lorenzo, Gariboldi Alessandro, Iacono Federico, Ghani Zeshan.  Il documento è da considerarsi proprietà della società; tutti i diritti sono riservati ed è vietata qualsiasi forma di riproduzione o distribuzione senza autorizzazione. Nel Software Design </w:t>
+      </w:r>
+      <w:proofErr w:type="spellStart"/>
+      <w:r>
+        <w:rPr>
+          <w:rFonts w:ascii="Times New Roman" w:eastAsia="Times New Roman" w:hAnsi="Times New Roman" w:cs="Times New Roman"/>
+          <w:sz w:val="24"/>
+          <w:szCs w:val="24"/>
+        </w:rPr>
+        <w:t>Document</w:t>
+      </w:r>
+      <w:proofErr w:type="spellEnd"/>
+      <w:r>
+        <w:rPr>
+          <w:rFonts w:ascii="Times New Roman" w:eastAsia="Times New Roman" w:hAnsi="Times New Roman" w:cs="Times New Roman"/>
+          <w:sz w:val="24"/>
+          <w:szCs w:val="24"/>
+        </w:rPr>
+        <w:t xml:space="preserve"> è riportato tutto l’andamento del progetto partendo dall’analisi delle richieste del cliente fino ad arrivare alla riuscita creazione dell’applicazione, passando dalla progettazione </w:t>
+      </w:r>
+      <w:proofErr w:type="gramStart"/>
+      <w:r>
+        <w:rPr>
+          <w:rFonts w:ascii="Times New Roman" w:eastAsia="Times New Roman" w:hAnsi="Times New Roman" w:cs="Times New Roman"/>
+          <w:sz w:val="24"/>
+          <w:szCs w:val="24"/>
+        </w:rPr>
+        <w:t>ed</w:t>
+      </w:r>
+      <w:proofErr w:type="gramEnd"/>
+      <w:r>
+        <w:rPr>
+          <w:rFonts w:ascii="Times New Roman" w:eastAsia="Times New Roman" w:hAnsi="Times New Roman" w:cs="Times New Roman"/>
+          <w:sz w:val="24"/>
+          <w:szCs w:val="24"/>
+        </w:rPr>
+        <w:t xml:space="preserve"> ideazione dei vari compiti e suddividendo le attività da fare in </w:t>
+      </w:r>
       <w:r>
         <w:rPr>
           <w:rFonts w:ascii="Times New Roman" w:eastAsia="Times New Roman" w:hAnsi="Times New Roman" w:cs="Times New Roman"/>
           <w:b/>
           <w:bCs/>
-        </w:rPr>
-        <w:lastRenderedPageBreak/>
-        <w:t xml:space="preserve">Nome del progetto: </w:t>
-      </w:r>
-      <w:r>
-        <w:rPr>
-          <w:rFonts w:ascii="Times New Roman" w:eastAsia="Times New Roman" w:hAnsi="Times New Roman" w:cs="Times New Roman"/>
-          <w:sz w:val="36"/>
-          <w:szCs w:val="36"/>
-        </w:rPr>
-        <w:t>Frutta In Campo</w:t>
-      </w:r>
-    </w:p>
-    <w:p/>
-    <w:p/>
-    <w:p>
-      <w:pPr>
-        <w:pStyle w:val="Titolo2"/>
-        <w:rPr>
-          <w:rFonts w:ascii="Times New Roman" w:eastAsia="Times New Roman" w:hAnsi="Times New Roman" w:cs="Times New Roman"/>
-          <w:sz w:val="36"/>
-          <w:szCs w:val="36"/>
-        </w:rPr>
-      </w:pPr>
-      <w:bookmarkStart w:id="4" w:name="_lmjds1mxetjv" w:colFirst="0" w:colLast="0"/>
-      <w:bookmarkEnd w:id="4"/>
-    </w:p>
-    <w:p>
-      <w:pPr>
-        <w:pStyle w:val="Titolo2"/>
-        <w:rPr>
-          <w:rFonts w:ascii="Times New Roman" w:eastAsia="Times New Roman" w:hAnsi="Times New Roman" w:cs="Times New Roman"/>
-          <w:sz w:val="36"/>
-          <w:szCs w:val="36"/>
-        </w:rPr>
-      </w:pPr>
-      <w:bookmarkStart w:id="5" w:name="_orbnsptbbnrk" w:colFirst="0" w:colLast="0"/>
-      <w:bookmarkEnd w:id="5"/>
-    </w:p>
-    <w:p>
-      <w:pPr>
-        <w:pStyle w:val="Titolo2"/>
-        <w:rPr>
-          <w:rFonts w:ascii="Times New Roman" w:eastAsia="Times New Roman" w:hAnsi="Times New Roman" w:cs="Times New Roman"/>
-          <w:sz w:val="36"/>
-          <w:szCs w:val="36"/>
-        </w:rPr>
-      </w:pPr>
-      <w:bookmarkStart w:id="6" w:name="_sw7csf241avn" w:colFirst="0" w:colLast="0"/>
-      <w:bookmarkEnd w:id="6"/>
-    </w:p>
-    <w:p>
-      <w:pPr>
-        <w:pStyle w:val="Titolo2"/>
-        <w:ind w:left="1440" w:firstLine="720"/>
-        <w:rPr>
-          <w:rFonts w:ascii="Times New Roman" w:eastAsia="Times New Roman" w:hAnsi="Times New Roman" w:cs="Times New Roman"/>
-          <w:sz w:val="40"/>
-          <w:szCs w:val="40"/>
-        </w:rPr>
-      </w:pPr>
-      <w:bookmarkStart w:id="7" w:name="_54yazxdg96l5" w:colFirst="0" w:colLast="0"/>
-      <w:bookmarkEnd w:id="7"/>
-      <w:r>
-        <w:rPr>
-          <w:rFonts w:ascii="Times New Roman" w:eastAsia="Times New Roman" w:hAnsi="Times New Roman" w:cs="Times New Roman"/>
-          <w:sz w:val="40"/>
-          <w:szCs w:val="40"/>
-        </w:rPr>
-        <w:t>Software Design Document</w:t>
-      </w:r>
-    </w:p>
-    <w:p/>
-    <w:p>
-      <w:pPr>
-        <w:numPr>
-          <w:ilvl w:val="0"/>
-          <w:numId w:val="1"/>
-        </w:numPr>
-        <w:rPr>
-          <w:sz w:val="24"/>
-          <w:szCs w:val="24"/>
-        </w:rPr>
-      </w:pPr>
-      <w:r>
-        <w:rPr>
-          <w:sz w:val="24"/>
-          <w:szCs w:val="24"/>
-        </w:rPr>
-        <w:t xml:space="preserve">📌 </w:t>
-      </w:r>
-      <w:r>
-        <w:rPr>
-          <w:b/>
-          <w:bCs/>
-          <w:sz w:val="24"/>
-          <w:szCs w:val="24"/>
-        </w:rPr>
-        <w:t>Autori:</w:t>
-      </w:r>
-      <w:r>
-        <w:rPr>
-          <w:b/>
-          <w:bCs/>
-          <w:sz w:val="26"/>
-          <w:szCs w:val="26"/>
-        </w:rPr>
-        <w:t xml:space="preserve"> </w:t>
-      </w:r>
-      <w:r>
-        <w:rPr>
-          <w:rFonts w:ascii="Times New Roman" w:eastAsia="Times New Roman" w:hAnsi="Times New Roman" w:cs="Times New Roman"/>
-          <w:sz w:val="26"/>
-          <w:szCs w:val="26"/>
-        </w:rPr>
-        <w:t xml:space="preserve">Alberghini Diego, Vona Lorenzo, Iacono Federico, </w:t>
-      </w:r>
-    </w:p>
-    <w:p>
-      <w:pPr>
-        <w:ind w:left="1440"/>
-        <w:rPr>
-          <w:sz w:val="30"/>
-          <w:szCs w:val="30"/>
-        </w:rPr>
-      </w:pPr>
-      <w:r>
-        <w:rPr>
-          <w:rFonts w:ascii="Times New Roman" w:eastAsia="Times New Roman" w:hAnsi="Times New Roman" w:cs="Times New Roman"/>
-          <w:sz w:val="26"/>
-          <w:szCs w:val="26"/>
-        </w:rPr>
-        <w:t>Gariboldi Alessandro, Ghani Zeshan</w:t>
-      </w:r>
-    </w:p>
-    <w:p>
-      <w:pPr>
-        <w:numPr>
-          <w:ilvl w:val="0"/>
-          <w:numId w:val="1"/>
-        </w:numPr>
-        <w:rPr>
-          <w:sz w:val="24"/>
-          <w:szCs w:val="24"/>
-        </w:rPr>
-      </w:pPr>
-      <w:r>
-        <w:rPr>
-          <w:sz w:val="24"/>
-          <w:szCs w:val="24"/>
-        </w:rPr>
-        <w:t xml:space="preserve">📌 </w:t>
-      </w:r>
-      <w:r>
-        <w:rPr>
-          <w:b/>
-          <w:bCs/>
-          <w:sz w:val="24"/>
-          <w:szCs w:val="24"/>
-        </w:rPr>
-        <w:t>Versione:</w:t>
-      </w:r>
-      <w:r>
-        <w:rPr>
-          <w:sz w:val="24"/>
-          <w:szCs w:val="24"/>
-        </w:rPr>
-        <w:t xml:space="preserve"> 0.0</w:t>
-      </w:r>
-    </w:p>
-    <w:p>
-      <w:pPr>
-        <w:numPr>
-          <w:ilvl w:val="0"/>
-          <w:numId w:val="1"/>
-        </w:numPr>
-        <w:rPr>
-          <w:sz w:val="24"/>
-          <w:szCs w:val="24"/>
-        </w:rPr>
-      </w:pPr>
-      <w:r>
-        <w:rPr>
-          <w:sz w:val="24"/>
-          <w:szCs w:val="24"/>
-        </w:rPr>
-        <w:t xml:space="preserve">📌 </w:t>
-      </w:r>
-      <w:r>
-        <w:rPr>
-          <w:b/>
-          <w:bCs/>
-          <w:sz w:val="24"/>
-          <w:szCs w:val="24"/>
-        </w:rPr>
-        <w:t>Data:</w:t>
-      </w:r>
-      <w:r>
-        <w:rPr>
-          <w:sz w:val="24"/>
-          <w:szCs w:val="24"/>
-        </w:rPr>
-        <w:t xml:space="preserve"> [gg/mm/aaaa] </w:t>
-      </w:r>
-      <w:r>
-        <w:rPr>
-          <w:color w:val="38761D"/>
-          <w:sz w:val="24"/>
-          <w:szCs w:val="24"/>
-        </w:rPr>
-        <w:t>//data conclusione progetto</w:t>
-      </w:r>
-    </w:p>
-    <w:p>
-      <w:pPr>
-        <w:numPr>
-          <w:ilvl w:val="0"/>
-          <w:numId w:val="1"/>
-        </w:numPr>
-        <w:rPr>
-          <w:sz w:val="24"/>
-          <w:szCs w:val="24"/>
-        </w:rPr>
-      </w:pPr>
-      <w:r>
-        <w:rPr>
-          <w:sz w:val="24"/>
-          <w:szCs w:val="24"/>
-        </w:rPr>
-        <w:t xml:space="preserve">📌 </w:t>
-      </w:r>
-      <w:r>
-        <w:rPr>
-          <w:b/>
-          <w:bCs/>
-          <w:sz w:val="24"/>
-          <w:szCs w:val="24"/>
-        </w:rPr>
-        <w:t>Tecnologie:</w:t>
-      </w:r>
-      <w:r>
-        <w:rPr>
-          <w:sz w:val="24"/>
-          <w:szCs w:val="24"/>
-        </w:rPr>
-        <w:t xml:space="preserve"> Java, Rest API, Database [MySQL], PhpMyAdmin, AJAX,Javascript, Html,Css</w:t>
+          <w:sz w:val="24"/>
+          <w:szCs w:val="24"/>
+        </w:rPr>
+        <w:t>sei</w:t>
+      </w:r>
+      <w:r>
+        <w:rPr>
+          <w:rFonts w:ascii="Times New Roman" w:eastAsia="Times New Roman" w:hAnsi="Times New Roman" w:cs="Times New Roman"/>
+          <w:sz w:val="24"/>
+          <w:szCs w:val="24"/>
+        </w:rPr>
+        <w:t xml:space="preserve"> task differenti, scomponibili a loro volta come: svolte in parallelo o sequenza. </w:t>
+      </w:r>
+      <w:proofErr w:type="gramStart"/>
+      <w:r>
+        <w:rPr>
+          <w:rFonts w:ascii="Times New Roman" w:eastAsia="Times New Roman" w:hAnsi="Times New Roman" w:cs="Times New Roman"/>
+          <w:sz w:val="24"/>
+          <w:szCs w:val="24"/>
+        </w:rPr>
+        <w:t>Le task</w:t>
+      </w:r>
+      <w:proofErr w:type="gramEnd"/>
+      <w:r>
+        <w:rPr>
+          <w:rFonts w:ascii="Times New Roman" w:eastAsia="Times New Roman" w:hAnsi="Times New Roman" w:cs="Times New Roman"/>
+          <w:sz w:val="24"/>
+          <w:szCs w:val="24"/>
+        </w:rPr>
+        <w:t xml:space="preserve"> sono state assegnate in base alle competenze individuali.</w:t>
+      </w:r>
+    </w:p>
+    <w:p>
+      <w:pPr>
+        <w:rPr>
+          <w:rFonts w:ascii="Times New Roman" w:eastAsia="Times New Roman" w:hAnsi="Times New Roman" w:cs="Times New Roman"/>
+          <w:sz w:val="24"/>
+          <w:szCs w:val="24"/>
+        </w:rPr>
+      </w:pPr>
+      <w:r>
+        <w:rPr>
+          <w:rFonts w:ascii="Times New Roman" w:eastAsia="Times New Roman" w:hAnsi="Times New Roman" w:cs="Times New Roman"/>
+          <w:sz w:val="24"/>
+          <w:szCs w:val="24"/>
+        </w:rPr>
+        <w:t xml:space="preserve">La gestione operativa delle attività è stata supportata dall’adozione della metodologia </w:t>
+      </w:r>
+      <w:proofErr w:type="spellStart"/>
+      <w:r>
+        <w:rPr>
+          <w:rFonts w:ascii="Times New Roman" w:eastAsia="Times New Roman" w:hAnsi="Times New Roman" w:cs="Times New Roman"/>
+          <w:sz w:val="24"/>
+          <w:szCs w:val="24"/>
+        </w:rPr>
+        <w:t>Kanban</w:t>
+      </w:r>
+      <w:proofErr w:type="spellEnd"/>
+      <w:r>
+        <w:rPr>
+          <w:rFonts w:ascii="Times New Roman" w:eastAsia="Times New Roman" w:hAnsi="Times New Roman" w:cs="Times New Roman"/>
+          <w:sz w:val="24"/>
+          <w:szCs w:val="24"/>
+        </w:rPr>
+        <w:t>, implementata tramite la piattaforma Trello, al fine di garantire un monitoraggio continuo dello stato di avanzamento e il rispetto delle scadenze prefissate.</w:t>
+      </w:r>
+    </w:p>
+    <w:p>
+      <w:pPr>
+        <w:rPr>
+          <w:rFonts w:ascii="Times New Roman" w:eastAsia="Times New Roman" w:hAnsi="Times New Roman" w:cs="Times New Roman"/>
+          <w:sz w:val="24"/>
+          <w:szCs w:val="24"/>
+        </w:rPr>
+      </w:pPr>
+      <w:proofErr w:type="gramStart"/>
+      <w:r>
+        <w:rPr>
+          <w:rFonts w:ascii="Times New Roman" w:eastAsia="Times New Roman" w:hAnsi="Times New Roman" w:cs="Times New Roman"/>
+          <w:sz w:val="24"/>
+          <w:szCs w:val="24"/>
+        </w:rPr>
+        <w:t>Inoltre</w:t>
+      </w:r>
+      <w:proofErr w:type="gramEnd"/>
+      <w:r>
+        <w:rPr>
+          <w:rFonts w:ascii="Times New Roman" w:eastAsia="Times New Roman" w:hAnsi="Times New Roman" w:cs="Times New Roman"/>
+          <w:sz w:val="24"/>
+          <w:szCs w:val="24"/>
+        </w:rPr>
+        <w:t xml:space="preserve"> sono riportati e descritti tutti gli obiettivi prefissati della squadra, includendo anche finalità gestionali della squadra </w:t>
+      </w:r>
+      <w:proofErr w:type="gramStart"/>
+      <w:r>
+        <w:rPr>
+          <w:rFonts w:ascii="Times New Roman" w:eastAsia="Times New Roman" w:hAnsi="Times New Roman" w:cs="Times New Roman"/>
+          <w:sz w:val="24"/>
+          <w:szCs w:val="24"/>
+        </w:rPr>
+        <w:t xml:space="preserve">( </w:t>
+      </w:r>
+      <w:proofErr w:type="spellStart"/>
+      <w:r>
+        <w:rPr>
+          <w:rFonts w:ascii="Times New Roman" w:eastAsia="Times New Roman" w:hAnsi="Times New Roman" w:cs="Times New Roman"/>
+          <w:i/>
+          <w:iCs/>
+          <w:sz w:val="24"/>
+          <w:szCs w:val="24"/>
+        </w:rPr>
+        <w:t>es</w:t>
+      </w:r>
+      <w:proofErr w:type="gramEnd"/>
+      <w:r>
+        <w:rPr>
+          <w:rFonts w:ascii="Times New Roman" w:eastAsia="Times New Roman" w:hAnsi="Times New Roman" w:cs="Times New Roman"/>
+          <w:i/>
+          <w:iCs/>
+          <w:sz w:val="24"/>
+          <w:szCs w:val="24"/>
+        </w:rPr>
+        <w:t>:teamwork</w:t>
+      </w:r>
+      <w:proofErr w:type="spellEnd"/>
+      <w:r>
+        <w:rPr>
+          <w:rFonts w:ascii="Times New Roman" w:eastAsia="Times New Roman" w:hAnsi="Times New Roman" w:cs="Times New Roman"/>
+          <w:i/>
+          <w:iCs/>
+          <w:sz w:val="24"/>
+          <w:szCs w:val="24"/>
+        </w:rPr>
+        <w:t xml:space="preserve">) </w:t>
+      </w:r>
+    </w:p>
+    <w:p>
+      <w:r>
+        <w:tab/>
       </w:r>
     </w:p>
     <w:p/>
@@ -496,1001 +1533,37 @@
     <w:p/>
     <w:p/>
     <w:p/>
-    <w:p/>
-    <w:p/>
-    <w:p/>
-    <w:p/>
-    <w:p/>
-    <w:p/>
-    <w:p/>
+    <w:p>
+      <w:pPr>
+        <w:rPr>
+          <w:rFonts w:ascii="Times New Roman" w:eastAsia="Times New Roman" w:hAnsi="Times New Roman" w:cs="Times New Roman"/>
+          <w:sz w:val="52"/>
+          <w:szCs w:val="52"/>
+        </w:rPr>
+      </w:pPr>
+      <w:bookmarkStart w:id="16" w:name="_ww6i86pc9smo" w:colFirst="0" w:colLast="0"/>
+      <w:bookmarkEnd w:id="16"/>
+      <w:r>
+        <w:rPr>
+          <w:rFonts w:ascii="Times New Roman" w:eastAsia="Times New Roman" w:hAnsi="Times New Roman" w:cs="Times New Roman"/>
+        </w:rPr>
+        <w:br w:type="page"/>
+      </w:r>
+    </w:p>
     <w:p>
       <w:pPr>
         <w:pStyle w:val="Titolo"/>
-      </w:pPr>
-      <w:bookmarkStart w:id="8" w:name="_2zjj7yq6ra5a" w:colFirst="0" w:colLast="0"/>
-      <w:bookmarkEnd w:id="8"/>
-      <w:r>
-        <w:rPr>
-          <w:rFonts w:ascii="Times New Roman" w:eastAsia="Times New Roman" w:hAnsi="Times New Roman" w:cs="Times New Roman"/>
-        </w:rPr>
-        <w:t>Indice</w:t>
-      </w:r>
-    </w:p>
-    <w:p>
-      <w:pPr>
-        <w:ind w:left="720"/>
-        <w:rPr>
-          <w:sz w:val="24"/>
-          <w:szCs w:val="24"/>
-        </w:rPr>
-      </w:pPr>
-      <w:r>
-        <w:rPr>
-          <w:sz w:val="24"/>
-          <w:szCs w:val="24"/>
-        </w:rPr>
-        <w:t>1. Introduzione ..................................................... pag. 5</w:t>
-      </w:r>
-    </w:p>
-    <w:p>
-      <w:pPr>
-        <w:ind w:left="720"/>
-        <w:rPr>
-          <w:sz w:val="24"/>
-          <w:szCs w:val="24"/>
-        </w:rPr>
-      </w:pPr>
-      <w:r>
-        <w:rPr>
-          <w:sz w:val="24"/>
-          <w:szCs w:val="24"/>
-        </w:rPr>
-        <w:t xml:space="preserve">   1.1 Scopo del documento .......................................... pag. 6</w:t>
-      </w:r>
-    </w:p>
-    <w:p>
-      <w:pPr>
-        <w:ind w:left="720"/>
-        <w:rPr>
-          <w:sz w:val="24"/>
-          <w:szCs w:val="24"/>
-        </w:rPr>
-      </w:pPr>
-      <w:r>
-        <w:rPr>
-          <w:sz w:val="24"/>
-          <w:szCs w:val="24"/>
-        </w:rPr>
-        <w:t xml:space="preserve">   1.2 Descrizione del progetto ..................................... pag. x</w:t>
-      </w:r>
-    </w:p>
-    <w:p>
-      <w:pPr>
-        <w:ind w:left="720"/>
-        <w:rPr>
-          <w:sz w:val="24"/>
-          <w:szCs w:val="24"/>
-        </w:rPr>
-      </w:pPr>
-    </w:p>
-    <w:p>
-      <w:pPr>
-        <w:ind w:left="720"/>
-        <w:rPr>
-          <w:sz w:val="24"/>
-          <w:szCs w:val="24"/>
-        </w:rPr>
-      </w:pPr>
-      <w:r>
-        <w:rPr>
-          <w:sz w:val="24"/>
-          <w:szCs w:val="24"/>
-        </w:rPr>
-        <w:t>2. Obiettivi del Progetto ........................................... pag. x</w:t>
-      </w:r>
-    </w:p>
-    <w:p>
-      <w:pPr>
-        <w:ind w:left="720"/>
-        <w:rPr>
-          <w:sz w:val="24"/>
-          <w:szCs w:val="24"/>
-        </w:rPr>
-      </w:pPr>
-      <w:r>
-        <w:rPr>
-          <w:sz w:val="24"/>
-          <w:szCs w:val="24"/>
-        </w:rPr>
-        <w:t xml:space="preserve">   2.1 Obiettivi generali ........................................... pag. x</w:t>
-      </w:r>
-    </w:p>
-    <w:p>
-      <w:pPr>
-        <w:ind w:left="720"/>
-        <w:rPr>
-          <w:sz w:val="24"/>
-          <w:szCs w:val="24"/>
-        </w:rPr>
-      </w:pPr>
-      <w:r>
-        <w:rPr>
-          <w:sz w:val="24"/>
-          <w:szCs w:val="24"/>
-        </w:rPr>
-        <w:t xml:space="preserve">   2.2 Risultati attesi ............................................. pag. x</w:t>
-      </w:r>
-    </w:p>
-    <w:p>
-      <w:pPr>
-        <w:ind w:left="720"/>
-        <w:rPr>
-          <w:sz w:val="24"/>
-          <w:szCs w:val="24"/>
-        </w:rPr>
-      </w:pPr>
-    </w:p>
-    <w:p>
-      <w:pPr>
-        <w:ind w:left="720"/>
-        <w:rPr>
-          <w:sz w:val="24"/>
-          <w:szCs w:val="24"/>
-        </w:rPr>
-      </w:pPr>
-      <w:r>
-        <w:rPr>
-          <w:sz w:val="24"/>
-          <w:szCs w:val="24"/>
-        </w:rPr>
-        <w:t>3. Pianificazione del Progetto ...................................... pag. x</w:t>
-      </w:r>
-    </w:p>
-    <w:p>
-      <w:pPr>
-        <w:ind w:left="720"/>
-        <w:rPr>
-          <w:sz w:val="24"/>
-          <w:szCs w:val="24"/>
-        </w:rPr>
-      </w:pPr>
-      <w:r>
-        <w:rPr>
-          <w:sz w:val="24"/>
-          <w:szCs w:val="24"/>
-        </w:rPr>
-        <w:t xml:space="preserve">   3.1 Suddivisione delle attività .................................. pag. x</w:t>
-      </w:r>
-    </w:p>
-    <w:p>
-      <w:pPr>
-        <w:ind w:left="720"/>
-        <w:rPr>
-          <w:sz w:val="24"/>
-          <w:szCs w:val="24"/>
-        </w:rPr>
-      </w:pPr>
-      <w:r>
-        <w:rPr>
-          <w:sz w:val="24"/>
-          <w:szCs w:val="24"/>
-        </w:rPr>
-        <w:t xml:space="preserve">   3.2 Task principali .............................................. pag. x</w:t>
-      </w:r>
-    </w:p>
-    <w:p>
-      <w:pPr>
-        <w:ind w:left="720"/>
-        <w:rPr>
-          <w:sz w:val="24"/>
-          <w:szCs w:val="24"/>
-        </w:rPr>
-      </w:pPr>
-      <w:r>
-        <w:rPr>
-          <w:sz w:val="24"/>
-          <w:szCs w:val="24"/>
-        </w:rPr>
-        <w:t xml:space="preserve">       - Creazione database</w:t>
-      </w:r>
-    </w:p>
-    <w:p>
-      <w:pPr>
-        <w:ind w:left="720"/>
-        <w:rPr>
-          <w:sz w:val="24"/>
-          <w:szCs w:val="24"/>
-        </w:rPr>
-      </w:pPr>
-      <w:r>
-        <w:rPr>
-          <w:sz w:val="24"/>
-          <w:szCs w:val="24"/>
-        </w:rPr>
-        <w:t xml:space="preserve">       - Interfaccia Java-DB</w:t>
-      </w:r>
-    </w:p>
-    <w:p>
-      <w:pPr>
-        <w:ind w:left="720"/>
-        <w:rPr>
-          <w:sz w:val="24"/>
-          <w:szCs w:val="24"/>
-        </w:rPr>
-      </w:pPr>
-      <w:r>
-        <w:rPr>
-          <w:sz w:val="24"/>
-          <w:szCs w:val="24"/>
-        </w:rPr>
-        <w:t xml:space="preserve">       - Sviluppo API</w:t>
-      </w:r>
-    </w:p>
-    <w:p>
-      <w:pPr>
-        <w:ind w:left="720"/>
-        <w:rPr>
-          <w:sz w:val="24"/>
-          <w:szCs w:val="24"/>
-        </w:rPr>
-      </w:pPr>
-      <w:r>
-        <w:rPr>
-          <w:sz w:val="24"/>
-          <w:szCs w:val="24"/>
-        </w:rPr>
-        <w:t xml:space="preserve">       - Sviluppo pagina web (AJAX)</w:t>
-      </w:r>
-    </w:p>
-    <w:p>
-      <w:pPr>
-        <w:ind w:left="720"/>
-        <w:rPr>
-          <w:sz w:val="24"/>
-          <w:szCs w:val="24"/>
-          <w:lang w:val="en-US"/>
-        </w:rPr>
-      </w:pPr>
-      <w:r>
-        <w:rPr>
-          <w:sz w:val="24"/>
-          <w:szCs w:val="24"/>
-        </w:rPr>
-        <w:t xml:space="preserve">       </w:t>
-      </w:r>
-      <w:r>
-        <w:rPr>
-          <w:sz w:val="24"/>
-          <w:szCs w:val="24"/>
-          <w:lang w:val="en-US"/>
-        </w:rPr>
-        <w:t>- Dinamicità front end (HTML, CSS, JS)</w:t>
-      </w:r>
-    </w:p>
-    <w:p>
-      <w:pPr>
-        <w:ind w:left="720"/>
-        <w:rPr>
-          <w:sz w:val="24"/>
-          <w:szCs w:val="24"/>
-        </w:rPr>
-      </w:pPr>
-      <w:r>
-        <w:rPr>
-          <w:sz w:val="24"/>
-          <w:szCs w:val="24"/>
-          <w:lang w:val="en-US"/>
-        </w:rPr>
-        <w:t xml:space="preserve">       </w:t>
-      </w:r>
-      <w:r>
-        <w:rPr>
-          <w:sz w:val="24"/>
-          <w:szCs w:val="24"/>
-        </w:rPr>
-        <w:t>- Documentazione finale</w:t>
-      </w:r>
-    </w:p>
-    <w:p>
-      <w:pPr>
-        <w:ind w:left="720"/>
-        <w:rPr>
-          <w:sz w:val="24"/>
-          <w:szCs w:val="24"/>
-        </w:rPr>
-      </w:pPr>
-      <w:r>
-        <w:rPr>
-          <w:sz w:val="24"/>
-          <w:szCs w:val="24"/>
-        </w:rPr>
-        <w:t xml:space="preserve">   3.3 Scadenze ..................................................... pag. x</w:t>
-      </w:r>
-    </w:p>
-    <w:p>
-      <w:pPr>
-        <w:ind w:left="720"/>
-        <w:rPr>
-          <w:sz w:val="24"/>
-          <w:szCs w:val="24"/>
-        </w:rPr>
-      </w:pPr>
-    </w:p>
-    <w:p>
-      <w:pPr>
-        <w:ind w:left="720"/>
-        <w:rPr>
-          <w:sz w:val="24"/>
-          <w:szCs w:val="24"/>
-        </w:rPr>
-      </w:pPr>
-      <w:r>
-        <w:rPr>
-          <w:sz w:val="24"/>
-          <w:szCs w:val="24"/>
-        </w:rPr>
-        <w:t>4. Organizzazione del Team .......................................... pag. x</w:t>
-      </w:r>
-    </w:p>
-    <w:p>
-      <w:pPr>
-        <w:ind w:left="720"/>
-        <w:rPr>
-          <w:sz w:val="24"/>
-          <w:szCs w:val="24"/>
-        </w:rPr>
-      </w:pPr>
-      <w:r>
-        <w:rPr>
-          <w:sz w:val="24"/>
-          <w:szCs w:val="24"/>
-        </w:rPr>
-        <w:t xml:space="preserve">   4.1 Ruoli ........................................................ pag. x</w:t>
-      </w:r>
-    </w:p>
-    <w:p>
-      <w:pPr>
-        <w:ind w:left="720"/>
-        <w:rPr>
-          <w:sz w:val="24"/>
-          <w:szCs w:val="24"/>
-        </w:rPr>
-      </w:pPr>
-      <w:r>
-        <w:rPr>
-          <w:sz w:val="24"/>
-          <w:szCs w:val="24"/>
-        </w:rPr>
-        <w:t xml:space="preserve">   4.2 Suddivisione del lavoro ...................................... pag. x</w:t>
-      </w:r>
-    </w:p>
-    <w:p>
-      <w:pPr>
-        <w:ind w:left="720"/>
-        <w:rPr>
-          <w:sz w:val="24"/>
-          <w:szCs w:val="24"/>
-        </w:rPr>
-      </w:pPr>
-    </w:p>
-    <w:p>
-      <w:pPr>
-        <w:ind w:left="720"/>
-        <w:rPr>
-          <w:sz w:val="24"/>
-          <w:szCs w:val="24"/>
-        </w:rPr>
-      </w:pPr>
-      <w:r>
-        <w:rPr>
-          <w:sz w:val="24"/>
-          <w:szCs w:val="24"/>
-        </w:rPr>
-        <w:t>5. Architettura del Sistema ......................................... pag. x</w:t>
-      </w:r>
-    </w:p>
-    <w:p>
-      <w:pPr>
-        <w:ind w:left="720"/>
-        <w:rPr>
-          <w:sz w:val="24"/>
-          <w:szCs w:val="24"/>
-        </w:rPr>
-      </w:pPr>
-      <w:r>
-        <w:rPr>
-          <w:sz w:val="24"/>
-          <w:szCs w:val="24"/>
-        </w:rPr>
-        <w:t xml:space="preserve">   5.1 Panoramica generale .......................................... pag. x</w:t>
-      </w:r>
-    </w:p>
-    <w:p>
-      <w:pPr>
-        <w:ind w:left="720"/>
-        <w:rPr>
-          <w:sz w:val="24"/>
-          <w:szCs w:val="24"/>
-          <w:lang w:val="en-US"/>
-        </w:rPr>
-      </w:pPr>
-      <w:r>
-        <w:rPr>
-          <w:sz w:val="24"/>
-          <w:szCs w:val="24"/>
-        </w:rPr>
-        <w:t xml:space="preserve">   </w:t>
-      </w:r>
-      <w:r>
-        <w:rPr>
-          <w:sz w:val="24"/>
-          <w:szCs w:val="24"/>
-          <w:lang w:val="en-US"/>
-        </w:rPr>
-        <w:t>5.2 Backend (Java) ............................................... pag. x</w:t>
-      </w:r>
-    </w:p>
-    <w:p>
-      <w:pPr>
-        <w:ind w:left="720"/>
-        <w:rPr>
-          <w:sz w:val="24"/>
-          <w:szCs w:val="24"/>
-          <w:lang w:val="en-US"/>
-        </w:rPr>
-      </w:pPr>
-      <w:r>
-        <w:rPr>
-          <w:sz w:val="24"/>
-          <w:szCs w:val="24"/>
-          <w:lang w:val="en-US"/>
-        </w:rPr>
-        <w:t xml:space="preserve">   5.3 API REST ..................................................... pag. x</w:t>
-      </w:r>
-    </w:p>
-    <w:p>
-      <w:pPr>
-        <w:ind w:left="720"/>
-        <w:rPr>
-          <w:sz w:val="24"/>
-          <w:szCs w:val="24"/>
-          <w:lang w:val="en-US"/>
-        </w:rPr>
-      </w:pPr>
-      <w:r>
-        <w:rPr>
-          <w:sz w:val="24"/>
-          <w:szCs w:val="24"/>
-          <w:lang w:val="en-US"/>
-        </w:rPr>
-        <w:t xml:space="preserve">   5.4 Front End (HTML, CSS, JS, AJAX) ............................... pag. x</w:t>
-      </w:r>
-    </w:p>
-    <w:p>
-      <w:pPr>
-        <w:ind w:left="720"/>
-        <w:rPr>
-          <w:sz w:val="24"/>
-          <w:szCs w:val="24"/>
-        </w:rPr>
-      </w:pPr>
-      <w:r>
-        <w:rPr>
-          <w:sz w:val="24"/>
-          <w:szCs w:val="24"/>
-          <w:lang w:val="en-US"/>
-        </w:rPr>
-        <w:t xml:space="preserve">   </w:t>
-      </w:r>
-      <w:r>
-        <w:rPr>
-          <w:sz w:val="24"/>
-          <w:szCs w:val="24"/>
-        </w:rPr>
-        <w:t>5.5 Database ..................................................... pag. x</w:t>
-      </w:r>
-    </w:p>
-    <w:p>
-      <w:pPr>
-        <w:ind w:left="720"/>
-        <w:rPr>
-          <w:sz w:val="24"/>
-          <w:szCs w:val="24"/>
-        </w:rPr>
-      </w:pPr>
-    </w:p>
-    <w:p>
-      <w:pPr>
-        <w:ind w:left="720"/>
-        <w:rPr>
-          <w:sz w:val="24"/>
-          <w:szCs w:val="24"/>
-        </w:rPr>
-      </w:pPr>
-      <w:r>
-        <w:rPr>
-          <w:sz w:val="24"/>
-          <w:szCs w:val="24"/>
-        </w:rPr>
-        <w:t>6. Implementazione .................................................. pag. x</w:t>
-      </w:r>
-    </w:p>
-    <w:p>
-      <w:pPr>
-        <w:ind w:left="720"/>
-        <w:rPr>
-          <w:sz w:val="24"/>
-          <w:szCs w:val="24"/>
-          <w:lang w:val="en-US"/>
-        </w:rPr>
-      </w:pPr>
-      <w:r>
-        <w:rPr>
-          <w:sz w:val="24"/>
-          <w:szCs w:val="24"/>
+        <w:rPr>
+          <w:rFonts w:ascii="Times New Roman" w:eastAsia="Times New Roman" w:hAnsi="Times New Roman" w:cs="Times New Roman"/>
+        </w:rPr>
+      </w:pPr>
+      <w:bookmarkStart w:id="17" w:name="_qskbma64ingo" w:colFirst="0" w:colLast="0"/>
+      <w:bookmarkEnd w:id="17"/>
+      <w:r>
+        <w:rPr>
+          <w:rFonts w:ascii="Times New Roman" w:eastAsia="Times New Roman" w:hAnsi="Times New Roman" w:cs="Times New Roman"/>
         </w:rPr>
         <w:lastRenderedPageBreak/>
-        <w:t xml:space="preserve">   </w:t>
-      </w:r>
-      <w:r>
-        <w:rPr>
-          <w:sz w:val="24"/>
-          <w:szCs w:val="24"/>
-          <w:lang w:val="en-US"/>
-        </w:rPr>
-        <w:t>6.1 Database ..................................................... pag. x</w:t>
-      </w:r>
-    </w:p>
-    <w:p>
-      <w:pPr>
-        <w:ind w:left="720"/>
-        <w:rPr>
-          <w:sz w:val="24"/>
-          <w:szCs w:val="24"/>
-          <w:lang w:val="en-US"/>
-        </w:rPr>
-      </w:pPr>
-      <w:r>
-        <w:rPr>
-          <w:sz w:val="24"/>
-          <w:szCs w:val="24"/>
-          <w:lang w:val="en-US"/>
-        </w:rPr>
-        <w:t xml:space="preserve">   6.2 Backend ...................................................... pag. x</w:t>
-      </w:r>
-    </w:p>
-    <w:p>
-      <w:pPr>
-        <w:ind w:left="720"/>
-        <w:rPr>
-          <w:sz w:val="24"/>
-          <w:szCs w:val="24"/>
-        </w:rPr>
-      </w:pPr>
-      <w:r>
-        <w:rPr>
-          <w:sz w:val="24"/>
-          <w:szCs w:val="24"/>
-          <w:lang w:val="en-US"/>
-        </w:rPr>
-        <w:t xml:space="preserve">   </w:t>
-      </w:r>
-      <w:r>
-        <w:rPr>
-          <w:sz w:val="24"/>
-          <w:szCs w:val="24"/>
-        </w:rPr>
-        <w:t>6.3 Frontend ..................................................... pag. x</w:t>
-      </w:r>
-    </w:p>
-    <w:p>
-      <w:pPr>
-        <w:ind w:left="720"/>
-        <w:rPr>
-          <w:sz w:val="24"/>
-          <w:szCs w:val="24"/>
-        </w:rPr>
-      </w:pPr>
-    </w:p>
-    <w:p>
-      <w:pPr>
-        <w:ind w:left="720"/>
-        <w:rPr>
-          <w:sz w:val="24"/>
-          <w:szCs w:val="24"/>
-        </w:rPr>
-      </w:pPr>
-      <w:r>
-        <w:rPr>
-          <w:sz w:val="24"/>
-          <w:szCs w:val="24"/>
-        </w:rPr>
-        <w:t>7. Monitoraggio e Report ............................................ pag. x</w:t>
-      </w:r>
-    </w:p>
-    <w:p>
-      <w:pPr>
-        <w:ind w:left="720"/>
-        <w:rPr>
-          <w:sz w:val="24"/>
-          <w:szCs w:val="24"/>
-        </w:rPr>
-      </w:pPr>
-      <w:r>
-        <w:rPr>
-          <w:sz w:val="24"/>
-          <w:szCs w:val="24"/>
-        </w:rPr>
-        <w:t xml:space="preserve">   7.1 Verifica delle scadenze ...................................... pag. x</w:t>
-      </w:r>
-    </w:p>
-    <w:p>
-      <w:pPr>
-        <w:ind w:left="720"/>
-        <w:rPr>
-          <w:sz w:val="24"/>
-          <w:szCs w:val="24"/>
-        </w:rPr>
-      </w:pPr>
-      <w:r>
-        <w:rPr>
-          <w:sz w:val="24"/>
-          <w:szCs w:val="24"/>
-        </w:rPr>
-        <w:t xml:space="preserve">   7.2 Problemi riscontrati ......................................... pag. x</w:t>
-      </w:r>
-    </w:p>
-    <w:p>
-      <w:pPr>
-        <w:ind w:left="720"/>
-        <w:rPr>
-          <w:sz w:val="24"/>
-          <w:szCs w:val="24"/>
-        </w:rPr>
-      </w:pPr>
-      <w:r>
-        <w:rPr>
-          <w:sz w:val="24"/>
-          <w:szCs w:val="24"/>
-        </w:rPr>
-        <w:t xml:space="preserve">   7.3 Soluzioni adottate ........................................... pag. x</w:t>
-      </w:r>
-    </w:p>
-    <w:p>
-      <w:pPr>
-        <w:ind w:left="720"/>
-        <w:rPr>
-          <w:sz w:val="24"/>
-          <w:szCs w:val="24"/>
-        </w:rPr>
-      </w:pPr>
-    </w:p>
-    <w:p>
-      <w:pPr>
-        <w:ind w:left="720"/>
-        <w:rPr>
-          <w:sz w:val="24"/>
-          <w:szCs w:val="24"/>
-        </w:rPr>
-      </w:pPr>
-      <w:r>
-        <w:rPr>
-          <w:sz w:val="24"/>
-          <w:szCs w:val="24"/>
-        </w:rPr>
-        <w:t>8. Conclusioni ...................................................... pag. x</w:t>
-      </w:r>
-    </w:p>
-    <w:p>
-      <w:pPr>
-        <w:ind w:left="720"/>
-        <w:rPr>
-          <w:sz w:val="24"/>
-          <w:szCs w:val="24"/>
-        </w:rPr>
-      </w:pPr>
-      <w:r>
-        <w:rPr>
-          <w:sz w:val="24"/>
-          <w:szCs w:val="24"/>
-        </w:rPr>
-        <w:t xml:space="preserve">   8.1 Risultati ottenuti ........................................... pag. x</w:t>
-      </w:r>
-    </w:p>
-    <w:p>
-      <w:pPr>
-        <w:ind w:left="720"/>
-        <w:rPr>
-          <w:sz w:val="24"/>
-          <w:szCs w:val="24"/>
-        </w:rPr>
-      </w:pPr>
-      <w:r>
-        <w:rPr>
-          <w:sz w:val="24"/>
-          <w:szCs w:val="24"/>
-        </w:rPr>
-        <w:t xml:space="preserve">   8.2 Possibili miglioramenti ...................................... pag. x</w:t>
-      </w:r>
-    </w:p>
-    <w:p>
-      <w:pPr>
-        <w:pStyle w:val="Titolo"/>
-        <w:rPr>
-          <w:rFonts w:ascii="Times New Roman" w:eastAsia="Times New Roman" w:hAnsi="Times New Roman" w:cs="Times New Roman"/>
-        </w:rPr>
-      </w:pPr>
-      <w:bookmarkStart w:id="9" w:name="_uo08c9qfg1b0" w:colFirst="0" w:colLast="0"/>
-      <w:bookmarkEnd w:id="9"/>
-    </w:p>
-    <w:p>
-      <w:pPr>
-        <w:pStyle w:val="Titolo"/>
-        <w:rPr>
-          <w:rFonts w:ascii="Times New Roman" w:eastAsia="Times New Roman" w:hAnsi="Times New Roman" w:cs="Times New Roman"/>
-        </w:rPr>
-      </w:pPr>
-      <w:bookmarkStart w:id="10" w:name="_vsl73qqfkjzi" w:colFirst="0" w:colLast="0"/>
-      <w:bookmarkEnd w:id="10"/>
-    </w:p>
-    <w:p>
-      <w:pPr>
-        <w:pStyle w:val="Titolo"/>
-        <w:rPr>
-          <w:rFonts w:ascii="Times New Roman" w:eastAsia="Times New Roman" w:hAnsi="Times New Roman" w:cs="Times New Roman"/>
-        </w:rPr>
-      </w:pPr>
-      <w:bookmarkStart w:id="11" w:name="_eqcf8jbnndj" w:colFirst="0" w:colLast="0"/>
-      <w:bookmarkEnd w:id="11"/>
-    </w:p>
-    <w:p>
-      <w:pPr>
-        <w:pStyle w:val="Titolo"/>
-        <w:rPr>
-          <w:rFonts w:ascii="Times New Roman" w:eastAsia="Times New Roman" w:hAnsi="Times New Roman" w:cs="Times New Roman"/>
-        </w:rPr>
-      </w:pPr>
-      <w:bookmarkStart w:id="12" w:name="_v49281hhxtk3" w:colFirst="0" w:colLast="0"/>
-      <w:bookmarkEnd w:id="12"/>
-    </w:p>
-    <w:p>
-      <w:pPr>
-        <w:pStyle w:val="Titolo"/>
-        <w:rPr>
-          <w:rFonts w:ascii="Times New Roman" w:eastAsia="Times New Roman" w:hAnsi="Times New Roman" w:cs="Times New Roman"/>
-        </w:rPr>
-      </w:pPr>
-      <w:bookmarkStart w:id="13" w:name="_t5fw1t9z0220" w:colFirst="0" w:colLast="0"/>
-      <w:bookmarkEnd w:id="13"/>
-    </w:p>
-    <w:p>
-      <w:pPr>
-        <w:pStyle w:val="Titolo"/>
-        <w:rPr>
-          <w:rFonts w:ascii="Times New Roman" w:eastAsia="Times New Roman" w:hAnsi="Times New Roman" w:cs="Times New Roman"/>
-        </w:rPr>
-      </w:pPr>
-      <w:bookmarkStart w:id="14" w:name="_u3nvo5eywu14" w:colFirst="0" w:colLast="0"/>
-      <w:bookmarkEnd w:id="14"/>
-    </w:p>
-    <w:p>
-      <w:pPr>
-        <w:pStyle w:val="Titolo"/>
-        <w:rPr>
-          <w:rFonts w:ascii="Times New Roman" w:eastAsia="Times New Roman" w:hAnsi="Times New Roman" w:cs="Times New Roman"/>
-        </w:rPr>
-      </w:pPr>
-      <w:bookmarkStart w:id="15" w:name="_863462l45tcn" w:colFirst="0" w:colLast="0"/>
-      <w:bookmarkEnd w:id="15"/>
-    </w:p>
-    <w:p>
-      <w:pPr>
-        <w:pStyle w:val="Titolo"/>
-        <w:rPr>
-          <w:rFonts w:ascii="Times New Roman" w:eastAsia="Times New Roman" w:hAnsi="Times New Roman" w:cs="Times New Roman"/>
-        </w:rPr>
-      </w:pPr>
-      <w:bookmarkStart w:id="16" w:name="_72n2026fx9u3" w:colFirst="0" w:colLast="0"/>
-      <w:bookmarkEnd w:id="16"/>
-    </w:p>
-    <w:p>
-      <w:pPr>
-        <w:pStyle w:val="Titolo"/>
-        <w:rPr>
-          <w:rFonts w:ascii="Times New Roman" w:eastAsia="Times New Roman" w:hAnsi="Times New Roman" w:cs="Times New Roman"/>
-        </w:rPr>
-      </w:pPr>
-      <w:bookmarkStart w:id="17" w:name="_530asehrefe4" w:colFirst="0" w:colLast="0"/>
-      <w:bookmarkEnd w:id="17"/>
-    </w:p>
-    <w:p/>
-    <w:p/>
-    <w:p>
-      <w:pPr>
-        <w:pStyle w:val="Titolo"/>
-        <w:rPr>
-          <w:rFonts w:ascii="Times New Roman" w:eastAsia="Times New Roman" w:hAnsi="Times New Roman" w:cs="Times New Roman"/>
-        </w:rPr>
-      </w:pPr>
-      <w:bookmarkStart w:id="18" w:name="_nv5gci2pg8q9" w:colFirst="0" w:colLast="0"/>
-      <w:bookmarkEnd w:id="18"/>
-    </w:p>
-    <w:p>
-      <w:pPr>
-        <w:pStyle w:val="Titolo"/>
-      </w:pPr>
-      <w:bookmarkStart w:id="19" w:name="_9h6ccb3z1fba" w:colFirst="0" w:colLast="0"/>
-      <w:bookmarkEnd w:id="19"/>
-      <w:r>
-        <w:rPr>
-          <w:rFonts w:ascii="Times New Roman" w:eastAsia="Times New Roman" w:hAnsi="Times New Roman" w:cs="Times New Roman"/>
-        </w:rPr>
-        <w:t>Introduzione</w:t>
-      </w:r>
-      <w:r>
-        <w:rPr>
-          <w:rFonts w:ascii="Times New Roman" w:eastAsia="Times New Roman" w:hAnsi="Times New Roman" w:cs="Times New Roman"/>
-        </w:rPr>
-        <w:tab/>
-      </w:r>
-    </w:p>
-    <w:p/>
-    <w:p>
-      <w:pPr>
-        <w:rPr>
-          <w:rFonts w:ascii="Times New Roman" w:eastAsia="Times New Roman" w:hAnsi="Times New Roman" w:cs="Times New Roman"/>
-          <w:sz w:val="24"/>
-          <w:szCs w:val="24"/>
-        </w:rPr>
-      </w:pPr>
-    </w:p>
-    <w:p>
-      <w:pPr>
-        <w:rPr>
-          <w:rFonts w:ascii="Times New Roman" w:eastAsia="Times New Roman" w:hAnsi="Times New Roman" w:cs="Times New Roman"/>
-          <w:sz w:val="24"/>
-          <w:szCs w:val="24"/>
-        </w:rPr>
-      </w:pPr>
-    </w:p>
-    <w:p>
-      <w:pPr>
-        <w:rPr>
-          <w:rFonts w:ascii="Times New Roman" w:eastAsia="Times New Roman" w:hAnsi="Times New Roman" w:cs="Times New Roman"/>
-          <w:sz w:val="24"/>
-          <w:szCs w:val="24"/>
-        </w:rPr>
-      </w:pPr>
-      <w:r>
-        <w:rPr>
-          <w:rFonts w:ascii="Times New Roman" w:eastAsia="Times New Roman" w:hAnsi="Times New Roman" w:cs="Times New Roman"/>
-          <w:sz w:val="24"/>
-          <w:szCs w:val="24"/>
-        </w:rPr>
-        <w:t xml:space="preserve">Il presente documento descrive la progettazione della webapp </w:t>
-      </w:r>
-      <w:r>
-        <w:rPr>
-          <w:rFonts w:ascii="Times New Roman" w:eastAsia="Times New Roman" w:hAnsi="Times New Roman" w:cs="Times New Roman"/>
-          <w:i/>
-          <w:iCs/>
-          <w:sz w:val="24"/>
-          <w:szCs w:val="24"/>
-        </w:rPr>
-        <w:t xml:space="preserve">Frutta In Campo, </w:t>
-      </w:r>
-      <w:r>
-        <w:rPr>
-          <w:rFonts w:ascii="Times New Roman" w:eastAsia="Times New Roman" w:hAnsi="Times New Roman" w:cs="Times New Roman"/>
-          <w:sz w:val="24"/>
-          <w:szCs w:val="24"/>
-        </w:rPr>
-        <w:t xml:space="preserve">applicazione web ideata,progettata,creata e testata unicamente dalla Macrosoft S.R.L, società specializzata nello sviluppo di soluzioni software e applicazioni web. Il team di sviluppo è composto da Alberghini Diego, Vona Lorenzo, Gariboldi Alessandro, Iacono Federico, Ghani Zeshan.  Il documento è da considerarsi proprietà della società; tutti i diritti sono riservati ed è vietata qualsiasi forma di riproduzione o distribuzione senza autorizzazione. Nel Software Design Document è riportato tutto l’andamento del progetto partendo dall’analisi delle richieste del cliente fino ad arrivare alla riuscita creazione dell’applicazione, passando dalla progettazione ed ideazione dei vari compiti e suddividendo le attività da fare in </w:t>
-      </w:r>
-      <w:r>
-        <w:rPr>
-          <w:rFonts w:ascii="Times New Roman" w:eastAsia="Times New Roman" w:hAnsi="Times New Roman" w:cs="Times New Roman"/>
-          <w:b/>
-          <w:bCs/>
-          <w:sz w:val="24"/>
-          <w:szCs w:val="24"/>
-        </w:rPr>
-        <w:t>sei</w:t>
-      </w:r>
-      <w:r>
-        <w:rPr>
-          <w:rFonts w:ascii="Times New Roman" w:eastAsia="Times New Roman" w:hAnsi="Times New Roman" w:cs="Times New Roman"/>
-          <w:sz w:val="24"/>
-          <w:szCs w:val="24"/>
-        </w:rPr>
-        <w:t xml:space="preserve"> task differenti, scomponibili a loro volta come: svolte in parallelo o sequenza. Le task sono state assegnate in base alle competenze individuali.</w:t>
-      </w:r>
-    </w:p>
-    <w:p>
-      <w:pPr>
-        <w:rPr>
-          <w:rFonts w:ascii="Times New Roman" w:eastAsia="Times New Roman" w:hAnsi="Times New Roman" w:cs="Times New Roman"/>
-          <w:sz w:val="24"/>
-          <w:szCs w:val="24"/>
-        </w:rPr>
-      </w:pPr>
-      <w:r>
-        <w:rPr>
-          <w:rFonts w:ascii="Times New Roman" w:eastAsia="Times New Roman" w:hAnsi="Times New Roman" w:cs="Times New Roman"/>
-          <w:sz w:val="24"/>
-          <w:szCs w:val="24"/>
-        </w:rPr>
-        <w:t>La gestione operativa delle attività è stata supportata dall’adozione della metodologia Kanban, implementata tramite la piattaforma Trello, al fine di garantire un monitoraggio continuo dello stato di avanzamento e il rispetto delle scadenze prefissate.</w:t>
-      </w:r>
-    </w:p>
-    <w:p>
-      <w:pPr>
-        <w:rPr>
-          <w:rFonts w:ascii="Times New Roman" w:eastAsia="Times New Roman" w:hAnsi="Times New Roman" w:cs="Times New Roman"/>
-          <w:sz w:val="24"/>
-          <w:szCs w:val="24"/>
-        </w:rPr>
-      </w:pPr>
-      <w:r>
-        <w:rPr>
-          <w:rFonts w:ascii="Times New Roman" w:eastAsia="Times New Roman" w:hAnsi="Times New Roman" w:cs="Times New Roman"/>
-          <w:sz w:val="24"/>
-          <w:szCs w:val="24"/>
-        </w:rPr>
-        <w:t xml:space="preserve">Inoltre sono riportati e descritti tutti gli obiettivi prefissati della squadra, includendo anche finalità gestionali della squadra ( </w:t>
-      </w:r>
-      <w:r>
-        <w:rPr>
-          <w:rFonts w:ascii="Times New Roman" w:eastAsia="Times New Roman" w:hAnsi="Times New Roman" w:cs="Times New Roman"/>
-          <w:i/>
-          <w:iCs/>
-          <w:sz w:val="24"/>
-          <w:szCs w:val="24"/>
-        </w:rPr>
-        <w:t xml:space="preserve">es:teamwork) </w:t>
-      </w:r>
-    </w:p>
-    <w:p>
-      <w:r>
-        <w:tab/>
-      </w:r>
-    </w:p>
-    <w:p/>
-    <w:p/>
-    <w:p/>
-    <w:p/>
-    <w:p/>
-    <w:p/>
-    <w:p/>
-    <w:p/>
-    <w:p/>
-    <w:p/>
-    <w:p/>
-    <w:p/>
-    <w:p/>
-    <w:p>
-      <w:pPr>
-        <w:pStyle w:val="Titolo"/>
-        <w:rPr>
-          <w:rFonts w:ascii="Times New Roman" w:eastAsia="Times New Roman" w:hAnsi="Times New Roman" w:cs="Times New Roman"/>
-        </w:rPr>
-      </w:pPr>
-      <w:bookmarkStart w:id="20" w:name="_ww6i86pc9smo" w:colFirst="0" w:colLast="0"/>
-      <w:bookmarkEnd w:id="20"/>
-    </w:p>
-    <w:p>
-      <w:pPr>
-        <w:pStyle w:val="Titolo"/>
-        <w:rPr>
-          <w:rFonts w:ascii="Times New Roman" w:eastAsia="Times New Roman" w:hAnsi="Times New Roman" w:cs="Times New Roman"/>
-        </w:rPr>
-      </w:pPr>
-      <w:bookmarkStart w:id="21" w:name="_qskbma64ingo" w:colFirst="0" w:colLast="0"/>
-      <w:bookmarkEnd w:id="21"/>
-      <w:r>
-        <w:rPr>
-          <w:rFonts w:ascii="Times New Roman" w:eastAsia="Times New Roman" w:hAnsi="Times New Roman" w:cs="Times New Roman"/>
-        </w:rPr>
         <w:t>Scopo del progetto</w:t>
       </w:r>
     </w:p>
@@ -1530,7 +1603,21 @@
         <w:rPr>
           <w:rFonts w:ascii="Times New Roman" w:eastAsia="Times New Roman" w:hAnsi="Times New Roman" w:cs="Times New Roman"/>
         </w:rPr>
-        <w:t xml:space="preserve">è creare una webapp comunicante con un server java per la gestione e vendita di prodotti agricoli. </w:t>
+        <w:t xml:space="preserve">è creare una </w:t>
+      </w:r>
+      <w:proofErr w:type="spellStart"/>
+      <w:r>
+        <w:rPr>
+          <w:rFonts w:ascii="Times New Roman" w:eastAsia="Times New Roman" w:hAnsi="Times New Roman" w:cs="Times New Roman"/>
+        </w:rPr>
+        <w:t>webapp</w:t>
+      </w:r>
+      <w:proofErr w:type="spellEnd"/>
+      <w:r>
+        <w:rPr>
+          <w:rFonts w:ascii="Times New Roman" w:eastAsia="Times New Roman" w:hAnsi="Times New Roman" w:cs="Times New Roman"/>
+        </w:rPr>
+        <w:t xml:space="preserve"> comunicante con un server java per la gestione e vendita di prodotti agricoli. </w:t>
       </w:r>
     </w:p>
     <w:p>
@@ -1556,7 +1643,35 @@
         <w:rPr>
           <w:rFonts w:ascii="Times New Roman" w:eastAsia="Times New Roman" w:hAnsi="Times New Roman" w:cs="Times New Roman"/>
         </w:rPr>
-        <w:t>In maniera coordinata alla produzione ci sarà la vendita di tali prodotti che saranno esposti nella webapp in vetrina ed l’user potrà eseguire l’acquisto in due modalità distinte:</w:t>
+        <w:t xml:space="preserve">In maniera coordinata alla produzione ci sarà la vendita di tali prodotti che saranno esposti nella </w:t>
+      </w:r>
+      <w:proofErr w:type="spellStart"/>
+      <w:r>
+        <w:rPr>
+          <w:rFonts w:ascii="Times New Roman" w:eastAsia="Times New Roman" w:hAnsi="Times New Roman" w:cs="Times New Roman"/>
+        </w:rPr>
+        <w:t>webapp</w:t>
+      </w:r>
+      <w:proofErr w:type="spellEnd"/>
+      <w:r>
+        <w:rPr>
+          <w:rFonts w:ascii="Times New Roman" w:eastAsia="Times New Roman" w:hAnsi="Times New Roman" w:cs="Times New Roman"/>
+        </w:rPr>
+        <w:t xml:space="preserve"> in vetrina </w:t>
+      </w:r>
+      <w:proofErr w:type="gramStart"/>
+      <w:r>
+        <w:rPr>
+          <w:rFonts w:ascii="Times New Roman" w:eastAsia="Times New Roman" w:hAnsi="Times New Roman" w:cs="Times New Roman"/>
+        </w:rPr>
+        <w:t>ed</w:t>
+      </w:r>
+      <w:proofErr w:type="gramEnd"/>
+      <w:r>
+        <w:rPr>
+          <w:rFonts w:ascii="Times New Roman" w:eastAsia="Times New Roman" w:hAnsi="Times New Roman" w:cs="Times New Roman"/>
+        </w:rPr>
+        <w:t xml:space="preserve"> l’user potrà eseguire l’acquisto in due modalità distinte:</w:t>
       </w:r>
     </w:p>
     <w:p>
@@ -1677,7 +1792,21 @@
         <w:rPr>
           <w:rFonts w:ascii="Times New Roman" w:eastAsia="Times New Roman" w:hAnsi="Times New Roman" w:cs="Times New Roman"/>
         </w:rPr>
-        <w:t xml:space="preserve">nello store della webapp, l’utente potrà sfogliare il catalogo dei </w:t>
+        <w:t xml:space="preserve">nello store della </w:t>
+      </w:r>
+      <w:proofErr w:type="spellStart"/>
+      <w:r>
+        <w:rPr>
+          <w:rFonts w:ascii="Times New Roman" w:eastAsia="Times New Roman" w:hAnsi="Times New Roman" w:cs="Times New Roman"/>
+        </w:rPr>
+        <w:t>webapp</w:t>
+      </w:r>
+      <w:proofErr w:type="spellEnd"/>
+      <w:r>
+        <w:rPr>
+          <w:rFonts w:ascii="Times New Roman" w:eastAsia="Times New Roman" w:hAnsi="Times New Roman" w:cs="Times New Roman"/>
+        </w:rPr>
+        <w:t xml:space="preserve">, l’utente potrà sfogliare il catalogo dei </w:t>
       </w:r>
     </w:p>
     <w:p>
@@ -1711,7 +1840,20 @@
           <w:rFonts w:ascii="Times New Roman" w:eastAsia="Times New Roman" w:hAnsi="Times New Roman" w:cs="Times New Roman"/>
         </w:rPr>
         <w:br/>
-        <w:t xml:space="preserve">Inoltre sarà possibile gestire l’applicazione in vari ruoli; Il proprietario avrà due ruoli separati in base alle circostanze di come e cosa dovrà svolgere nell’applicazione. Egli potrà raffigurarsi come “Amministratore” dividendosi in: </w:t>
+      </w:r>
+      <w:proofErr w:type="gramStart"/>
+      <w:r>
+        <w:rPr>
+          <w:rFonts w:ascii="Times New Roman" w:eastAsia="Times New Roman" w:hAnsi="Times New Roman" w:cs="Times New Roman"/>
+        </w:rPr>
+        <w:t>Inoltre</w:t>
+      </w:r>
+      <w:proofErr w:type="gramEnd"/>
+      <w:r>
+        <w:rPr>
+          <w:rFonts w:ascii="Times New Roman" w:eastAsia="Times New Roman" w:hAnsi="Times New Roman" w:cs="Times New Roman"/>
+        </w:rPr>
+        <w:t xml:space="preserve"> sarà possibile gestire l’applicazione in vari ruoli; Il proprietario avrà due ruoli separati in base alle circostanze di come e cosa dovrà svolgere nell’applicazione. Egli potrà raffigurarsi come “Amministratore” dividendosi in: </w:t>
       </w:r>
       <w:r>
         <w:rPr>
@@ -1833,7 +1975,21 @@
           <w:lang w:val="it-IT"/>
         </w:rPr>
         <w:tab/>
-        <w:t xml:space="preserve"> POST UtenteController.registra()</w:t>
+        <w:t xml:space="preserve"> POST </w:t>
+      </w:r>
+      <w:proofErr w:type="spellStart"/>
+      <w:r>
+        <w:rPr>
+          <w:lang w:val="it-IT"/>
+        </w:rPr>
+        <w:t>UtenteController.registra</w:t>
+      </w:r>
+      <w:proofErr w:type="spellEnd"/>
+      <w:r>
+        <w:rPr>
+          <w:lang w:val="it-IT"/>
+        </w:rPr>
+        <w:t>()</w:t>
       </w:r>
     </w:p>
     <w:p>
@@ -1852,8 +2008,16 @@
         <w:rPr>
           <w:lang w:val="it-IT"/>
         </w:rPr>
-        <w:t xml:space="preserve"> Restituisce l’idUtente</w:t>
-      </w:r>
+        <w:t xml:space="preserve"> Restituisce l’</w:t>
+      </w:r>
+      <w:proofErr w:type="spellStart"/>
+      <w:r>
+        <w:rPr>
+          <w:lang w:val="it-IT"/>
+        </w:rPr>
+        <w:t>idUtente</w:t>
+      </w:r>
+      <w:proofErr w:type="spellEnd"/>
       <w:r>
         <w:rPr>
           <w:lang w:val="it-IT"/>
@@ -1893,25 +2057,33 @@
           <w:lang w:val="en-US"/>
         </w:rPr>
       </w:pPr>
+      <w:proofErr w:type="spellStart"/>
+      <w:proofErr w:type="gramStart"/>
       <w:r>
         <w:rPr>
           <w:lang w:val="en-US"/>
         </w:rPr>
         <w:t>username:String</w:t>
       </w:r>
-    </w:p>
-    <w:p>
-      <w:pPr>
-        <w:rPr>
-          <w:lang w:val="en-US"/>
-        </w:rPr>
-      </w:pPr>
+      <w:proofErr w:type="spellEnd"/>
+      <w:proofErr w:type="gramEnd"/>
+    </w:p>
+    <w:p>
+      <w:pPr>
+        <w:rPr>
+          <w:lang w:val="en-US"/>
+        </w:rPr>
+      </w:pPr>
+      <w:proofErr w:type="spellStart"/>
+      <w:proofErr w:type="gramStart"/>
       <w:r>
         <w:rPr>
           <w:lang w:val="en-US"/>
         </w:rPr>
         <w:t>password:String</w:t>
       </w:r>
+      <w:proofErr w:type="spellEnd"/>
+      <w:proofErr w:type="gramEnd"/>
       <w:r>
         <w:rPr>
           <w:lang w:val="en-US"/>
@@ -1937,12 +2109,16 @@
           <w:lang w:val="en-US"/>
         </w:rPr>
       </w:pPr>
+      <w:proofErr w:type="spellStart"/>
+      <w:proofErr w:type="gramStart"/>
       <w:r>
         <w:rPr>
           <w:lang w:val="en-US"/>
         </w:rPr>
         <w:t>nome:String</w:t>
       </w:r>
+      <w:proofErr w:type="spellEnd"/>
+      <w:proofErr w:type="gramEnd"/>
     </w:p>
     <w:p>
       <w:pPr>
@@ -1970,25 +2146,31 @@
           <w:lang w:val="en-US"/>
         </w:rPr>
       </w:pPr>
+      <w:proofErr w:type="spellStart"/>
       <w:r>
         <w:rPr>
           <w:lang w:val="en-US"/>
         </w:rPr>
         <w:t>idUtente:int</w:t>
       </w:r>
-    </w:p>
-    <w:p>
-      <w:pPr>
-        <w:rPr>
-          <w:lang w:val="en-US"/>
-        </w:rPr>
-      </w:pPr>
+      <w:proofErr w:type="spellEnd"/>
+    </w:p>
+    <w:p>
+      <w:pPr>
+        <w:rPr>
+          <w:lang w:val="en-US"/>
+        </w:rPr>
+      </w:pPr>
+      <w:proofErr w:type="spellStart"/>
+      <w:proofErr w:type="gramStart"/>
       <w:r>
         <w:rPr>
           <w:lang w:val="en-US"/>
         </w:rPr>
         <w:t>message:String</w:t>
       </w:r>
+      <w:proofErr w:type="spellEnd"/>
+      <w:proofErr w:type="gramEnd"/>
     </w:p>
     <w:p>
       <w:pPr>
@@ -2016,12 +2198,16 @@
           <w:lang w:val="en-US"/>
         </w:rPr>
       </w:pPr>
+      <w:proofErr w:type="spellStart"/>
+      <w:proofErr w:type="gramStart"/>
       <w:r>
         <w:rPr>
           <w:lang w:val="en-US"/>
         </w:rPr>
         <w:t>Message:String</w:t>
       </w:r>
+      <w:proofErr w:type="spellEnd"/>
+      <w:proofErr w:type="gramEnd"/>
     </w:p>
     <w:p>
       <w:pPr>
@@ -2092,7 +2278,21 @@
           <w:lang w:val="it-IT"/>
         </w:rPr>
         <w:tab/>
-        <w:t>Dati errati (i dati forniti nella request non sono validi)</w:t>
+        <w:t xml:space="preserve">Dati errati (i dati forniti nella </w:t>
+      </w:r>
+      <w:proofErr w:type="spellStart"/>
+      <w:r>
+        <w:rPr>
+          <w:lang w:val="it-IT"/>
+        </w:rPr>
+        <w:t>request</w:t>
+      </w:r>
+      <w:proofErr w:type="spellEnd"/>
+      <w:r>
+        <w:rPr>
+          <w:lang w:val="it-IT"/>
+        </w:rPr>
+        <w:t xml:space="preserve"> non sono validi)</w:t>
       </w:r>
     </w:p>
     <w:p>
@@ -2115,7 +2315,35 @@
           <w:lang w:val="it-IT"/>
         </w:rPr>
         <w:tab/>
-        <w:t>Utente già presente(è già presente l’username fornito nella request)</w:t>
+        <w:t xml:space="preserve">Utente già </w:t>
+      </w:r>
+      <w:proofErr w:type="gramStart"/>
+      <w:r>
+        <w:rPr>
+          <w:lang w:val="it-IT"/>
+        </w:rPr>
+        <w:t>presente(</w:t>
+      </w:r>
+      <w:proofErr w:type="gramEnd"/>
+      <w:r>
+        <w:rPr>
+          <w:lang w:val="it-IT"/>
+        </w:rPr>
+        <w:t xml:space="preserve">è già presente l’username fornito nella </w:t>
+      </w:r>
+      <w:proofErr w:type="spellStart"/>
+      <w:r>
+        <w:rPr>
+          <w:lang w:val="it-IT"/>
+        </w:rPr>
+        <w:t>request</w:t>
+      </w:r>
+      <w:proofErr w:type="spellEnd"/>
+      <w:r>
+        <w:rPr>
+          <w:lang w:val="it-IT"/>
+        </w:rPr>
+        <w:t>)</w:t>
       </w:r>
     </w:p>
     <w:p>
@@ -2166,8 +2394,16 @@
         <w:rPr>
           <w:lang w:val="it-IT"/>
         </w:rPr>
-        <w:t xml:space="preserve"> Restituisce l’idUtente</w:t>
-      </w:r>
+        <w:t xml:space="preserve"> Restituisce l’</w:t>
+      </w:r>
+      <w:proofErr w:type="spellStart"/>
+      <w:r>
+        <w:rPr>
+          <w:lang w:val="it-IT"/>
+        </w:rPr>
+        <w:t>idUtente</w:t>
+      </w:r>
+      <w:proofErr w:type="spellEnd"/>
       <w:r>
         <w:rPr>
           <w:lang w:val="it-IT"/>
@@ -2214,7 +2450,21 @@
         <w:rPr>
           <w:lang w:val="it-IT"/>
         </w:rPr>
-        <w:t xml:space="preserve"> POST UtenteController.accedi ()</w:t>
+        <w:t xml:space="preserve"> POST </w:t>
+      </w:r>
+      <w:proofErr w:type="spellStart"/>
+      <w:r>
+        <w:rPr>
+          <w:lang w:val="it-IT"/>
+        </w:rPr>
+        <w:t>UtenteController.accedi</w:t>
+      </w:r>
+      <w:proofErr w:type="spellEnd"/>
+      <w:r>
+        <w:rPr>
+          <w:lang w:val="it-IT"/>
+        </w:rPr>
+        <w:t xml:space="preserve"> ()</w:t>
       </w:r>
     </w:p>
     <w:p>
@@ -2255,25 +2505,33 @@
           <w:lang w:val="en-US"/>
         </w:rPr>
       </w:pPr>
+      <w:proofErr w:type="spellStart"/>
+      <w:proofErr w:type="gramStart"/>
       <w:r>
         <w:rPr>
           <w:lang w:val="en-US"/>
         </w:rPr>
         <w:t>username:String</w:t>
       </w:r>
-    </w:p>
-    <w:p>
-      <w:pPr>
-        <w:rPr>
-          <w:lang w:val="en-US"/>
-        </w:rPr>
-      </w:pPr>
+      <w:proofErr w:type="spellEnd"/>
+      <w:proofErr w:type="gramEnd"/>
+    </w:p>
+    <w:p>
+      <w:pPr>
+        <w:rPr>
+          <w:lang w:val="en-US"/>
+        </w:rPr>
+      </w:pPr>
+      <w:proofErr w:type="spellStart"/>
+      <w:proofErr w:type="gramStart"/>
       <w:r>
         <w:rPr>
           <w:lang w:val="en-US"/>
         </w:rPr>
         <w:t>password:String</w:t>
       </w:r>
+      <w:proofErr w:type="spellEnd"/>
+      <w:proofErr w:type="gramEnd"/>
     </w:p>
     <w:p>
       <w:pPr>
@@ -2301,58 +2559,76 @@
           <w:lang w:val="en-US"/>
         </w:rPr>
       </w:pPr>
+      <w:proofErr w:type="spellStart"/>
       <w:r>
         <w:rPr>
           <w:lang w:val="en-US"/>
         </w:rPr>
         <w:t>idUtente:int</w:t>
       </w:r>
-    </w:p>
-    <w:p>
-      <w:pPr>
-        <w:rPr>
-          <w:lang w:val="en-US"/>
-        </w:rPr>
-      </w:pPr>
+      <w:proofErr w:type="spellEnd"/>
+    </w:p>
+    <w:p>
+      <w:pPr>
+        <w:rPr>
+          <w:lang w:val="en-US"/>
+        </w:rPr>
+      </w:pPr>
+      <w:proofErr w:type="spellStart"/>
+      <w:proofErr w:type="gramStart"/>
       <w:r>
         <w:rPr>
           <w:lang w:val="en-US"/>
         </w:rPr>
         <w:t>message:String</w:t>
       </w:r>
-    </w:p>
-    <w:p>
-      <w:pPr>
-        <w:rPr>
-          <w:lang w:val="en-US"/>
-        </w:rPr>
-      </w:pPr>
-    </w:p>
-    <w:p>
-      <w:pPr>
-        <w:rPr>
-          <w:lang w:val="it-IT"/>
-        </w:rPr>
-      </w:pPr>
-      <w:r>
-        <w:rPr>
-          <w:lang w:val="it-IT"/>
-        </w:rPr>
-        <w:t>Body response</w:t>
-      </w:r>
-    </w:p>
-    <w:p>
-      <w:pPr>
-        <w:rPr>
-          <w:lang w:val="it-IT"/>
-        </w:rPr>
-      </w:pPr>
+      <w:proofErr w:type="spellEnd"/>
+      <w:proofErr w:type="gramEnd"/>
+    </w:p>
+    <w:p>
+      <w:pPr>
+        <w:rPr>
+          <w:lang w:val="en-US"/>
+        </w:rPr>
+      </w:pPr>
+    </w:p>
+    <w:p>
+      <w:pPr>
+        <w:rPr>
+          <w:lang w:val="it-IT"/>
+        </w:rPr>
+      </w:pPr>
+      <w:r>
+        <w:rPr>
+          <w:lang w:val="it-IT"/>
+        </w:rPr>
+        <w:t xml:space="preserve">Body </w:t>
+      </w:r>
+      <w:proofErr w:type="spellStart"/>
+      <w:r>
+        <w:rPr>
+          <w:lang w:val="it-IT"/>
+        </w:rPr>
+        <w:t>response</w:t>
+      </w:r>
+      <w:proofErr w:type="spellEnd"/>
+    </w:p>
+    <w:p>
+      <w:pPr>
+        <w:rPr>
+          <w:lang w:val="it-IT"/>
+        </w:rPr>
+      </w:pPr>
+      <w:proofErr w:type="spellStart"/>
+      <w:proofErr w:type="gramStart"/>
       <w:r>
         <w:rPr>
           <w:lang w:val="it-IT"/>
         </w:rPr>
         <w:t>Message:String</w:t>
       </w:r>
+      <w:proofErr w:type="spellEnd"/>
+      <w:proofErr w:type="gramEnd"/>
     </w:p>
     <w:p>
       <w:pPr>
@@ -2390,6 +2666,7 @@
         <w:rPr>
           <w:lang w:val="it-IT"/>
         </w:rPr>
+        <w:lastRenderedPageBreak/>
         <w:t>201</w:t>
       </w:r>
       <w:r>
@@ -2420,7 +2697,21 @@
           <w:lang w:val="it-IT"/>
         </w:rPr>
         <w:tab/>
-        <w:t>Dati errati (i dati forniti nella request non sono validi)</w:t>
+        <w:t xml:space="preserve">Dati errati (i dati forniti nella </w:t>
+      </w:r>
+      <w:proofErr w:type="spellStart"/>
+      <w:r>
+        <w:rPr>
+          <w:lang w:val="it-IT"/>
+        </w:rPr>
+        <w:t>request</w:t>
+      </w:r>
+      <w:proofErr w:type="spellEnd"/>
+      <w:r>
+        <w:rPr>
+          <w:lang w:val="it-IT"/>
+        </w:rPr>
+        <w:t xml:space="preserve"> non sono validi)</w:t>
       </w:r>
     </w:p>
     <w:p>
@@ -2477,7 +2768,21 @@
         <w:rPr>
           <w:lang w:val="it-IT"/>
         </w:rPr>
-        <w:t xml:space="preserve">   POST   ProdottoController.aggiungi()</w:t>
+        <w:t xml:space="preserve">   POST   </w:t>
+      </w:r>
+      <w:proofErr w:type="spellStart"/>
+      <w:r>
+        <w:rPr>
+          <w:lang w:val="it-IT"/>
+        </w:rPr>
+        <w:t>ProdottoController.aggiungi</w:t>
+      </w:r>
+      <w:proofErr w:type="spellEnd"/>
+      <w:r>
+        <w:rPr>
+          <w:lang w:val="it-IT"/>
+        </w:rPr>
+        <w:t>()</w:t>
       </w:r>
     </w:p>
     <w:p>
@@ -2516,29 +2821,63 @@
           <w:lang w:val="en-US"/>
         </w:rPr>
         <w:br/>
+      </w:r>
+      <w:proofErr w:type="spellStart"/>
+      <w:r>
+        <w:rPr>
+          <w:lang w:val="en-US"/>
+        </w:rPr>
         <w:t>idUtente:int</w:t>
       </w:r>
+      <w:proofErr w:type="spellEnd"/>
       <w:r>
         <w:rPr>
           <w:lang w:val="en-US"/>
         </w:rPr>
         <w:br/>
+      </w:r>
+      <w:proofErr w:type="spellStart"/>
+      <w:proofErr w:type="gramStart"/>
+      <w:r>
+        <w:rPr>
+          <w:lang w:val="en-US"/>
+        </w:rPr>
         <w:t>nome:String</w:t>
       </w:r>
+      <w:proofErr w:type="spellEnd"/>
+      <w:proofErr w:type="gramEnd"/>
       <w:r>
         <w:rPr>
           <w:lang w:val="en-US"/>
         </w:rPr>
         <w:br/>
+      </w:r>
+      <w:proofErr w:type="spellStart"/>
+      <w:proofErr w:type="gramStart"/>
+      <w:r>
+        <w:rPr>
+          <w:lang w:val="en-US"/>
+        </w:rPr>
         <w:t>prezzo:float</w:t>
       </w:r>
+      <w:proofErr w:type="spellEnd"/>
+      <w:proofErr w:type="gramEnd"/>
       <w:r>
         <w:rPr>
           <w:lang w:val="en-US"/>
         </w:rPr>
         <w:br/>
+      </w:r>
+      <w:proofErr w:type="spellStart"/>
+      <w:proofErr w:type="gramStart"/>
+      <w:r>
+        <w:rPr>
+          <w:lang w:val="en-US"/>
+        </w:rPr>
         <w:t>magazzino:float</w:t>
       </w:r>
+      <w:proofErr w:type="spellEnd"/>
+      <w:proofErr w:type="gramEnd"/>
     </w:p>
     <w:p>
       <w:pPr>
@@ -2566,12 +2905,16 @@
           <w:lang w:val="en-US"/>
         </w:rPr>
       </w:pPr>
+      <w:proofErr w:type="spellStart"/>
+      <w:proofErr w:type="gramStart"/>
       <w:r>
         <w:rPr>
           <w:lang w:val="en-US"/>
         </w:rPr>
         <w:t>Message:String</w:t>
       </w:r>
+      <w:proofErr w:type="spellEnd"/>
+      <w:proofErr w:type="gramEnd"/>
     </w:p>
     <w:p>
       <w:pPr>
@@ -2645,7 +2988,21 @@
           <w:lang w:val="it-IT"/>
         </w:rPr>
         <w:tab/>
-        <w:t>Dati errati (i dati forniti nella request non sono validi)</w:t>
+        <w:t xml:space="preserve">Dati errati (i dati forniti nella </w:t>
+      </w:r>
+      <w:proofErr w:type="spellStart"/>
+      <w:r>
+        <w:rPr>
+          <w:lang w:val="it-IT"/>
+        </w:rPr>
+        <w:t>request</w:t>
+      </w:r>
+      <w:proofErr w:type="spellEnd"/>
+      <w:r>
+        <w:rPr>
+          <w:lang w:val="it-IT"/>
+        </w:rPr>
+        <w:t xml:space="preserve"> non sono validi)</w:t>
       </w:r>
     </w:p>
     <w:p>
@@ -2668,7 +3025,20 @@
           <w:lang w:val="it-IT"/>
         </w:rPr>
         <w:tab/>
-        <w:t>IdUtente mancante</w:t>
+      </w:r>
+      <w:proofErr w:type="spellStart"/>
+      <w:r>
+        <w:rPr>
+          <w:lang w:val="it-IT"/>
+        </w:rPr>
+        <w:t>IdUtente</w:t>
+      </w:r>
+      <w:proofErr w:type="spellEnd"/>
+      <w:r>
+        <w:rPr>
+          <w:lang w:val="it-IT"/>
+        </w:rPr>
+        <w:t xml:space="preserve"> mancante</w:t>
       </w:r>
     </w:p>
     <w:p>
@@ -2760,27 +3130,67 @@
         <w:rPr>
           <w:lang w:val="it-IT"/>
         </w:rPr>
-        <w:t xml:space="preserve"> DELETE ProdottoController.elimina()</w:t>
-      </w:r>
-    </w:p>
-    <w:p>
-      <w:pPr>
-        <w:rPr>
-          <w:lang w:val="it-IT"/>
-        </w:rPr>
-      </w:pPr>
-    </w:p>
-    <w:p>
-      <w:pPr>
-        <w:rPr>
-          <w:lang w:val="it-IT"/>
-        </w:rPr>
-      </w:pPr>
-      <w:r>
-        <w:rPr>
-          <w:lang w:val="it-IT"/>
-        </w:rPr>
-        <w:t>Metodo che dato il nome del prodotto (così come è stato fornito) lo elimina. Il metdo è case sensitive. Il nome del prodotto va specificato nell’URI.</w:t>
+        <w:t xml:space="preserve"> DELETE </w:t>
+      </w:r>
+      <w:proofErr w:type="spellStart"/>
+      <w:r>
+        <w:rPr>
+          <w:lang w:val="it-IT"/>
+        </w:rPr>
+        <w:t>ProdottoController.elimina</w:t>
+      </w:r>
+      <w:proofErr w:type="spellEnd"/>
+      <w:r>
+        <w:rPr>
+          <w:lang w:val="it-IT"/>
+        </w:rPr>
+        <w:t>()</w:t>
+      </w:r>
+    </w:p>
+    <w:p>
+      <w:pPr>
+        <w:rPr>
+          <w:lang w:val="it-IT"/>
+        </w:rPr>
+      </w:pPr>
+    </w:p>
+    <w:p>
+      <w:pPr>
+        <w:rPr>
+          <w:lang w:val="it-IT"/>
+        </w:rPr>
+      </w:pPr>
+      <w:r>
+        <w:rPr>
+          <w:lang w:val="it-IT"/>
+        </w:rPr>
+        <w:t xml:space="preserve">Metodo che dato il nome del prodotto (così come è stato fornito) lo elimina. Il </w:t>
+      </w:r>
+      <w:r>
+        <w:rPr>
+          <w:lang w:val="it-IT"/>
+        </w:rPr>
+        <w:t>metodo</w:t>
+      </w:r>
+      <w:r>
+        <w:rPr>
+          <w:lang w:val="it-IT"/>
+        </w:rPr>
+        <w:t xml:space="preserve"> </w:t>
+      </w:r>
+      <w:proofErr w:type="gramStart"/>
+      <w:r>
+        <w:rPr>
+          <w:lang w:val="it-IT"/>
+        </w:rPr>
+        <w:t>è</w:t>
+      </w:r>
+      <w:proofErr w:type="gramEnd"/>
+      <w:r>
+        <w:rPr>
+          <w:lang w:val="it-IT"/>
+        </w:rPr>
+        <w:t xml:space="preserve"> case sensitive. Il nome del prodotto va specificato nell’URI.</w:t>
       </w:r>
     </w:p>
     <w:p>
@@ -2800,34 +3210,57 @@
           <w:lang w:val="en-US"/>
         </w:rPr>
         <w:br/>
+      </w:r>
+      <w:proofErr w:type="spellStart"/>
+      <w:r>
+        <w:rPr>
+          <w:lang w:val="en-US"/>
+        </w:rPr>
         <w:t>idUtente:int</w:t>
       </w:r>
+      <w:proofErr w:type="spellEnd"/>
       <w:r>
         <w:rPr>
           <w:lang w:val="en-US"/>
         </w:rPr>
         <w:br/>
       </w:r>
+    </w:p>
+    <w:p>
+      <w:pPr>
+        <w:rPr>
+          <w:lang w:val="en-US"/>
+        </w:rPr>
+      </w:pPr>
       <w:r>
         <w:rPr>
           <w:lang w:val="en-US"/>
         </w:rPr>
         <w:t>Body response</w:t>
       </w:r>
-    </w:p>
-    <w:p>
-      <w:pPr>
-        <w:rPr>
-          <w:lang w:val="it-IT"/>
-        </w:rPr>
-      </w:pPr>
-      <w:r>
-        <w:rPr>
-          <w:lang w:val="it-IT"/>
-        </w:rPr>
-        <w:lastRenderedPageBreak/>
+      <w:r>
+        <w:rPr>
+          <w:lang w:val="en-US"/>
+        </w:rPr>
+        <w:t>:</w:t>
+      </w:r>
+    </w:p>
+    <w:p>
+      <w:pPr>
+        <w:rPr>
+          <w:lang w:val="it-IT"/>
+        </w:rPr>
+      </w:pPr>
+      <w:proofErr w:type="spellStart"/>
+      <w:proofErr w:type="gramStart"/>
+      <w:r>
+        <w:rPr>
+          <w:lang w:val="it-IT"/>
+        </w:rPr>
         <w:t>Message:String</w:t>
       </w:r>
+      <w:proofErr w:type="spellEnd"/>
+      <w:proofErr w:type="gramEnd"/>
     </w:p>
     <w:p>
       <w:pPr>
@@ -2893,6 +3326,7 @@
         <w:rPr>
           <w:lang w:val="it-IT"/>
         </w:rPr>
+        <w:lastRenderedPageBreak/>
         <w:t>400</w:t>
       </w:r>
       <w:r>
@@ -2900,7 +3334,21 @@
           <w:lang w:val="it-IT"/>
         </w:rPr>
         <w:tab/>
-        <w:t>Dati errati (i dati forniti nella request non sono validi)</w:t>
+        <w:t xml:space="preserve">Dati errati (i dati forniti nella </w:t>
+      </w:r>
+      <w:proofErr w:type="spellStart"/>
+      <w:r>
+        <w:rPr>
+          <w:lang w:val="it-IT"/>
+        </w:rPr>
+        <w:t>request</w:t>
+      </w:r>
+      <w:proofErr w:type="spellEnd"/>
+      <w:r>
+        <w:rPr>
+          <w:lang w:val="it-IT"/>
+        </w:rPr>
+        <w:t xml:space="preserve"> non sono validi)</w:t>
       </w:r>
     </w:p>
     <w:p>
@@ -2923,7 +3371,20 @@
           <w:lang w:val="it-IT"/>
         </w:rPr>
         <w:tab/>
-        <w:t>IdUtente mancante</w:t>
+      </w:r>
+      <w:proofErr w:type="spellStart"/>
+      <w:r>
+        <w:rPr>
+          <w:lang w:val="it-IT"/>
+        </w:rPr>
+        <w:t>IdUtente</w:t>
+      </w:r>
+      <w:proofErr w:type="spellEnd"/>
+      <w:r>
+        <w:rPr>
+          <w:lang w:val="it-IT"/>
+        </w:rPr>
+        <w:t xml:space="preserve"> mancante</w:t>
       </w:r>
     </w:p>
     <w:p>
@@ -2956,11 +3417,599 @@
         </w:rPr>
       </w:pPr>
     </w:p>
+    <w:p>
+      <w:pPr>
+        <w:rPr>
+          <w:lang w:val="it-IT"/>
+        </w:rPr>
+      </w:pPr>
+      <w:r>
+        <w:rPr>
+          <w:lang w:val="it-IT"/>
+        </w:rPr>
+        <w:t>GET DI TUTTI I PRODOTTI</w:t>
+      </w:r>
+    </w:p>
+    <w:p>
+      <w:pPr>
+        <w:rPr>
+          <w:lang w:val="it-IT"/>
+        </w:rPr>
+      </w:pPr>
+      <w:hyperlink r:id="rId12" w:history="1">
+        <w:r>
+          <w:rPr>
+            <w:rStyle w:val="Collegamentoipertestuale"/>
+            <w:lang w:val="it-IT"/>
+          </w:rPr>
+          <w:t>http://localhost:8080/api/prodotto</w:t>
+        </w:r>
+      </w:hyperlink>
+      <w:r>
+        <w:rPr>
+          <w:lang w:val="it-IT"/>
+        </w:rPr>
+        <w:t xml:space="preserve">  GET </w:t>
+      </w:r>
+      <w:proofErr w:type="spellStart"/>
+      <w:r>
+        <w:rPr>
+          <w:lang w:val="it-IT"/>
+        </w:rPr>
+        <w:t>ProdottoContro</w:t>
+      </w:r>
+      <w:r>
+        <w:rPr>
+          <w:lang w:val="it-IT"/>
+        </w:rPr>
+        <w:t>ller.getProdotti</w:t>
+      </w:r>
+      <w:proofErr w:type="spellEnd"/>
+      <w:r>
+        <w:rPr>
+          <w:lang w:val="it-IT"/>
+        </w:rPr>
+        <w:t>()</w:t>
+      </w:r>
+    </w:p>
+    <w:p>
+      <w:pPr>
+        <w:rPr>
+          <w:lang w:val="it-IT"/>
+        </w:rPr>
+      </w:pPr>
+    </w:p>
+    <w:p>
+      <w:pPr>
+        <w:rPr>
+          <w:lang w:val="it-IT"/>
+        </w:rPr>
+      </w:pPr>
+      <w:r>
+        <w:rPr>
+          <w:lang w:val="it-IT"/>
+        </w:rPr>
+        <w:t>metodo che restituisce le informazioni di tutti i prodotti salvati nel database</w:t>
+      </w:r>
+    </w:p>
+    <w:p>
+      <w:pPr>
+        <w:rPr>
+          <w:lang w:val="it-IT"/>
+        </w:rPr>
+      </w:pPr>
+      <w:r>
+        <w:rPr>
+          <w:lang w:val="it-IT"/>
+        </w:rPr>
+        <w:t xml:space="preserve">Body </w:t>
+      </w:r>
+      <w:proofErr w:type="spellStart"/>
+      <w:r>
+        <w:rPr>
+          <w:lang w:val="it-IT"/>
+        </w:rPr>
+        <w:t>response</w:t>
+      </w:r>
+      <w:proofErr w:type="spellEnd"/>
+      <w:r>
+        <w:rPr>
+          <w:lang w:val="it-IT"/>
+        </w:rPr>
+        <w:t>:</w:t>
+      </w:r>
+    </w:p>
+    <w:p>
+      <w:pPr>
+        <w:rPr>
+          <w:lang w:val="it-IT"/>
+        </w:rPr>
+      </w:pPr>
+      <w:r>
+        <w:rPr>
+          <w:lang w:val="it-IT"/>
+        </w:rPr>
+        <w:t>"prodotti": [</w:t>
+      </w:r>
+    </w:p>
+    <w:p>
+      <w:pPr>
+        <w:rPr>
+          <w:lang w:val="it-IT"/>
+        </w:rPr>
+      </w:pPr>
+      <w:r>
+        <w:rPr>
+          <w:lang w:val="it-IT"/>
+        </w:rPr>
+        <w:t xml:space="preserve">    {</w:t>
+      </w:r>
+    </w:p>
+    <w:p>
+      <w:pPr>
+        <w:rPr>
+          <w:lang w:val="it-IT"/>
+        </w:rPr>
+      </w:pPr>
+      <w:r>
+        <w:rPr>
+          <w:lang w:val="it-IT"/>
+        </w:rPr>
+        <w:t xml:space="preserve">       {</w:t>
+      </w:r>
+    </w:p>
+    <w:p>
+      <w:pPr>
+        <w:rPr>
+          <w:lang w:val="it-IT"/>
+        </w:rPr>
+      </w:pPr>
+      <w:r>
+        <w:rPr>
+          <w:lang w:val="it-IT"/>
+        </w:rPr>
+        <w:t xml:space="preserve">        "nome": String,</w:t>
+      </w:r>
+    </w:p>
+    <w:p>
+      <w:pPr>
+        <w:rPr>
+          <w:lang w:val="it-IT"/>
+        </w:rPr>
+      </w:pPr>
+      <w:r>
+        <w:rPr>
+          <w:lang w:val="it-IT"/>
+        </w:rPr>
+        <w:t xml:space="preserve">        "prezzo": float,</w:t>
+      </w:r>
+    </w:p>
+    <w:p>
+      <w:pPr>
+        <w:rPr>
+          <w:lang w:val="it-IT"/>
+        </w:rPr>
+      </w:pPr>
+      <w:r>
+        <w:rPr>
+          <w:lang w:val="it-IT"/>
+        </w:rPr>
+        <w:t xml:space="preserve">        "</w:t>
+      </w:r>
+      <w:proofErr w:type="spellStart"/>
+      <w:r>
+        <w:rPr>
+          <w:lang w:val="it-IT"/>
+        </w:rPr>
+        <w:t>disponibilita</w:t>
+      </w:r>
+      <w:proofErr w:type="spellEnd"/>
+      <w:r>
+        <w:rPr>
+          <w:lang w:val="it-IT"/>
+        </w:rPr>
+        <w:t xml:space="preserve">": </w:t>
+      </w:r>
+      <w:proofErr w:type="spellStart"/>
+      <w:r>
+        <w:rPr>
+          <w:lang w:val="it-IT"/>
+        </w:rPr>
+        <w:t>int</w:t>
+      </w:r>
+      <w:proofErr w:type="spellEnd"/>
+    </w:p>
+    <w:p>
+      <w:pPr>
+        <w:rPr>
+          <w:lang w:val="it-IT"/>
+        </w:rPr>
+      </w:pPr>
+      <w:r>
+        <w:rPr>
+          <w:lang w:val="it-IT"/>
+        </w:rPr>
+        <w:t xml:space="preserve">      }</w:t>
+      </w:r>
+    </w:p>
+    <w:p>
+      <w:pPr>
+        <w:rPr>
+          <w:lang w:val="it-IT"/>
+        </w:rPr>
+      </w:pPr>
+      <w:r>
+        <w:rPr>
+          <w:lang w:val="it-IT"/>
+        </w:rPr>
+        <w:t xml:space="preserve">    },</w:t>
+      </w:r>
+    </w:p>
+    <w:p>
+      <w:pPr>
+        <w:rPr>
+          <w:lang w:val="it-IT"/>
+        </w:rPr>
+      </w:pPr>
+      <w:r>
+        <w:rPr>
+          <w:lang w:val="it-IT"/>
+        </w:rPr>
+        <w:t xml:space="preserve">    </w:t>
+      </w:r>
+      <w:r>
+        <w:rPr>
+          <w:lang w:val="it-IT"/>
+        </w:rPr>
+        <w:t>…</w:t>
+      </w:r>
+    </w:p>
+    <w:p>
+      <w:pPr>
+        <w:rPr>
+          <w:lang w:val="it-IT"/>
+        </w:rPr>
+      </w:pPr>
+      <w:r>
+        <w:rPr>
+          <w:lang w:val="it-IT"/>
+        </w:rPr>
+        <w:t xml:space="preserve">  ]</w:t>
+      </w:r>
+    </w:p>
+    <w:p>
+      <w:pPr>
+        <w:rPr>
+          <w:lang w:val="it-IT"/>
+        </w:rPr>
+      </w:pPr>
+      <w:r>
+        <w:rPr>
+          <w:lang w:val="it-IT"/>
+        </w:rPr>
+        <w:t>Codici di stato:</w:t>
+      </w:r>
+    </w:p>
+    <w:p>
+      <w:pPr>
+        <w:pBdr>
+          <w:bottom w:val="single" w:sz="6" w:space="1" w:color="auto"/>
+        </w:pBdr>
+        <w:rPr>
+          <w:lang w:val="it-IT"/>
+        </w:rPr>
+      </w:pPr>
+      <w:r>
+        <w:rPr>
+          <w:lang w:val="it-IT"/>
+        </w:rPr>
+        <w:t>200 OK</w:t>
+      </w:r>
+    </w:p>
+    <w:p>
+      <w:pPr>
+        <w:rPr>
+          <w:lang w:val="it-IT"/>
+        </w:rPr>
+      </w:pPr>
+    </w:p>
+    <w:p>
+      <w:pPr>
+        <w:rPr>
+          <w:lang w:val="it-IT"/>
+        </w:rPr>
+      </w:pPr>
+      <w:r>
+        <w:rPr>
+          <w:lang w:val="it-IT"/>
+        </w:rPr>
+        <w:t>GET DI UN PRODOTTO DATO IL NOME</w:t>
+      </w:r>
+    </w:p>
+    <w:p>
+      <w:pPr>
+        <w:rPr>
+          <w:lang w:val="it-IT"/>
+        </w:rPr>
+      </w:pPr>
+    </w:p>
+    <w:p>
+      <w:pPr>
+        <w:rPr>
+          <w:lang w:val="it-IT"/>
+        </w:rPr>
+      </w:pPr>
+      <w:hyperlink r:id="rId13" w:history="1">
+        <w:r>
+          <w:rPr>
+            <w:rStyle w:val="Collegamentoipertestuale"/>
+            <w:lang w:val="it-IT"/>
+          </w:rPr>
+          <w:t>http://localhost:8080/api/prodotto/{nomeProdotto}</w:t>
+        </w:r>
+      </w:hyperlink>
+      <w:r>
+        <w:rPr>
+          <w:lang w:val="it-IT"/>
+        </w:rPr>
+        <w:t xml:space="preserve"> DELETE </w:t>
+      </w:r>
+      <w:proofErr w:type="spellStart"/>
+      <w:r>
+        <w:rPr>
+          <w:lang w:val="it-IT"/>
+        </w:rPr>
+        <w:t>ProdottoController.elimina</w:t>
+      </w:r>
+      <w:proofErr w:type="spellEnd"/>
+      <w:r>
+        <w:rPr>
+          <w:lang w:val="it-IT"/>
+        </w:rPr>
+        <w:t>()</w:t>
+      </w:r>
+    </w:p>
+    <w:p>
+      <w:pPr>
+        <w:rPr>
+          <w:lang w:val="it-IT"/>
+        </w:rPr>
+      </w:pPr>
+    </w:p>
+    <w:p>
+      <w:pPr>
+        <w:rPr>
+          <w:lang w:val="it-IT"/>
+        </w:rPr>
+      </w:pPr>
+      <w:r>
+        <w:rPr>
+          <w:lang w:val="it-IT"/>
+        </w:rPr>
+        <w:t xml:space="preserve">Metodo che dato il nome del prodotto (così come è stato fornito) lo elimina. Il </w:t>
+      </w:r>
+      <w:r>
+        <w:rPr>
+          <w:lang w:val="it-IT"/>
+        </w:rPr>
+        <w:t>metodo</w:t>
+      </w:r>
+      <w:r>
+        <w:rPr>
+          <w:lang w:val="it-IT"/>
+        </w:rPr>
+        <w:t xml:space="preserve"> </w:t>
+      </w:r>
+      <w:proofErr w:type="gramStart"/>
+      <w:r>
+        <w:rPr>
+          <w:lang w:val="it-IT"/>
+        </w:rPr>
+        <w:t>è</w:t>
+      </w:r>
+      <w:proofErr w:type="gramEnd"/>
+      <w:r>
+        <w:rPr>
+          <w:lang w:val="it-IT"/>
+        </w:rPr>
+        <w:t xml:space="preserve"> case sensitive. Il nome del prodotto va specificato nell’URI.</w:t>
+      </w:r>
+    </w:p>
+    <w:p>
+      <w:pPr>
+        <w:rPr>
+          <w:lang w:val="it-IT"/>
+        </w:rPr>
+      </w:pPr>
+    </w:p>
+    <w:p>
+      <w:pPr>
+        <w:rPr>
+          <w:lang w:val="it-IT"/>
+        </w:rPr>
+      </w:pPr>
+      <w:r>
+        <w:rPr>
+          <w:lang w:val="it-IT"/>
+        </w:rPr>
+        <w:t xml:space="preserve">Body </w:t>
+      </w:r>
+      <w:proofErr w:type="spellStart"/>
+      <w:r>
+        <w:rPr>
+          <w:lang w:val="it-IT"/>
+        </w:rPr>
+        <w:t>response</w:t>
+      </w:r>
+      <w:proofErr w:type="spellEnd"/>
+      <w:r>
+        <w:rPr>
+          <w:lang w:val="it-IT"/>
+        </w:rPr>
+        <w:t>:</w:t>
+      </w:r>
+    </w:p>
+    <w:p>
+      <w:pPr>
+        <w:rPr>
+          <w:lang w:val="it-IT"/>
+        </w:rPr>
+      </w:pPr>
+      <w:r>
+        <w:rPr>
+          <w:lang w:val="it-IT"/>
+        </w:rPr>
+        <w:t>"prodotto": {</w:t>
+      </w:r>
+    </w:p>
+    <w:p>
+      <w:pPr>
+        <w:rPr>
+          <w:lang w:val="it-IT"/>
+        </w:rPr>
+      </w:pPr>
+      <w:r>
+        <w:rPr>
+          <w:lang w:val="it-IT"/>
+        </w:rPr>
+        <w:t xml:space="preserve">    "nome": String,</w:t>
+      </w:r>
+    </w:p>
+    <w:p>
+      <w:pPr>
+        <w:rPr>
+          <w:lang w:val="it-IT"/>
+        </w:rPr>
+      </w:pPr>
+      <w:r>
+        <w:rPr>
+          <w:lang w:val="it-IT"/>
+        </w:rPr>
+        <w:t xml:space="preserve">    "prezzo": float,</w:t>
+      </w:r>
+    </w:p>
+    <w:p>
+      <w:pPr>
+        <w:rPr>
+          <w:lang w:val="it-IT"/>
+        </w:rPr>
+      </w:pPr>
+      <w:r>
+        <w:rPr>
+          <w:lang w:val="it-IT"/>
+        </w:rPr>
+        <w:t xml:space="preserve">    "</w:t>
+      </w:r>
+      <w:proofErr w:type="spellStart"/>
+      <w:r>
+        <w:rPr>
+          <w:lang w:val="it-IT"/>
+        </w:rPr>
+        <w:t>disponibilita</w:t>
+      </w:r>
+      <w:proofErr w:type="spellEnd"/>
+      <w:r>
+        <w:rPr>
+          <w:lang w:val="it-IT"/>
+        </w:rPr>
+        <w:t xml:space="preserve">": </w:t>
+      </w:r>
+      <w:proofErr w:type="spellStart"/>
+      <w:r>
+        <w:rPr>
+          <w:lang w:val="it-IT"/>
+        </w:rPr>
+        <w:t>int</w:t>
+      </w:r>
+      <w:proofErr w:type="spellEnd"/>
+    </w:p>
+    <w:p>
+      <w:pPr>
+        <w:rPr>
+          <w:lang w:val="it-IT"/>
+        </w:rPr>
+      </w:pPr>
+      <w:r>
+        <w:rPr>
+          <w:lang w:val="it-IT"/>
+        </w:rPr>
+        <w:t xml:space="preserve">  }</w:t>
+      </w:r>
+    </w:p>
+    <w:p>
+      <w:pPr>
+        <w:rPr>
+          <w:lang w:val="it-IT"/>
+        </w:rPr>
+      </w:pPr>
+      <w:r>
+        <w:rPr>
+          <w:lang w:val="it-IT"/>
+        </w:rPr>
+        <w:t>Codici di stato:</w:t>
+      </w:r>
+    </w:p>
+    <w:p>
+      <w:pPr>
+        <w:rPr>
+          <w:lang w:val="it-IT"/>
+        </w:rPr>
+      </w:pPr>
+      <w:r>
+        <w:rPr>
+          <w:lang w:val="it-IT"/>
+        </w:rPr>
+        <w:t>200 OK</w:t>
+      </w:r>
+    </w:p>
+    <w:p>
+      <w:pPr>
+        <w:pBdr>
+          <w:bottom w:val="single" w:sz="6" w:space="1" w:color="auto"/>
+        </w:pBdr>
+        <w:rPr>
+          <w:lang w:val="it-IT"/>
+        </w:rPr>
+      </w:pPr>
+      <w:r>
+        <w:rPr>
+          <w:lang w:val="it-IT"/>
+        </w:rPr>
+        <w:t>400 Dati non validi</w:t>
+      </w:r>
+    </w:p>
+    <w:p>
+      <w:pPr>
+        <w:rPr>
+          <w:lang w:val="it-IT"/>
+        </w:rPr>
+      </w:pPr>
+    </w:p>
+    <w:p>
+      <w:pPr>
+        <w:rPr>
+          <w:lang w:val="it-IT"/>
+        </w:rPr>
+      </w:pPr>
+    </w:p>
+    <w:p>
+      <w:pPr>
+        <w:rPr>
+          <w:lang w:val="it-IT"/>
+        </w:rPr>
+      </w:pPr>
+    </w:p>
+    <w:p>
+      <w:pPr>
+        <w:rPr>
+          <w:lang w:val="it-IT"/>
+        </w:rPr>
+      </w:pPr>
+    </w:p>
     <w:sectPr>
-      <w:headerReference w:type="default" r:id="rId12"/>
-      <w:footerReference w:type="default" r:id="rId13"/>
-      <w:headerReference w:type="first" r:id="rId14"/>
-      <w:footerReference w:type="first" r:id="rId15"/>
+      <w:headerReference w:type="default" r:id="rId14"/>
+      <w:footerReference w:type="default" r:id="rId15"/>
+      <w:footerReference w:type="first" r:id="rId16"/>
       <w:pgSz w:w="11909" w:h="16834"/>
       <w:pgMar w:top="1440" w:right="1440" w:bottom="1440" w:left="1440" w:header="720" w:footer="720" w:gutter="0"/>
       <w:pgNumType w:start="1"/>
@@ -3014,12 +4063,21 @@
         <w:iCs/>
       </w:rPr>
     </w:pPr>
+    <w:proofErr w:type="spellStart"/>
     <w:r>
       <w:rPr>
         <w:i/>
         <w:iCs/>
       </w:rPr>
-      <w:t>Prog.Azienda Agricola</w:t>
+      <w:t>Prog.Azienda</w:t>
+    </w:r>
+    <w:proofErr w:type="spellEnd"/>
+    <w:r>
+      <w:rPr>
+        <w:i/>
+        <w:iCs/>
+      </w:rPr>
+      <w:t xml:space="preserve"> Agricola</w:t>
     </w:r>
     <w:r>
       <w:rPr>
@@ -3103,36 +4161,6 @@
       </w:rPr>
     </w:pPr>
   </w:p>
-  <w:p>
-    <w:pPr>
-      <w:rPr>
-        <w:i/>
-        <w:iCs/>
-      </w:rPr>
-    </w:pPr>
-    <w:r>
-      <w:rPr>
-        <w:i/>
-        <w:iCs/>
-      </w:rPr>
-      <w:tab/>
-    </w:r>
-    <w:r>
-      <w:rPr>
-        <w:i/>
-        <w:iCs/>
-      </w:rPr>
-      <w:tab/>
-    </w:r>
-    <w:r>
-      <w:rPr>
-        <w:i/>
-        <w:iCs/>
-      </w:rPr>
-      <w:tab/>
-      <w:t>© 2026 MacroSoft S.R.L – Tutti i diritti riservati</w:t>
-    </w:r>
-  </w:p>
 </w:ftr>
 </file>
 
@@ -3147,12 +4175,21 @@
   </w:p>
   <w:p/>
   <w:p>
+    <w:proofErr w:type="spellStart"/>
     <w:r>
       <w:rPr>
         <w:i/>
         <w:iCs/>
       </w:rPr>
-      <w:t>Prog.Azienda Agricola</w:t>
+      <w:t>Prog.Azienda</w:t>
+    </w:r>
+    <w:proofErr w:type="spellEnd"/>
+    <w:r>
+      <w:rPr>
+        <w:i/>
+        <w:iCs/>
+      </w:rPr>
+      <w:t xml:space="preserve"> Agricola</w:t>
     </w:r>
     <w:r>
       <w:rPr>
@@ -3262,8 +4299,8 @@
     <w:pPr>
       <w:pStyle w:val="Titolo"/>
     </w:pPr>
-    <w:bookmarkStart w:id="22" w:name="_1bfxqw43y2tf" w:colFirst="0" w:colLast="0"/>
-    <w:bookmarkEnd w:id="22"/>
+    <w:bookmarkStart w:id="18" w:name="_1bfxqw43y2tf" w:colFirst="0" w:colLast="0"/>
+    <w:bookmarkEnd w:id="18"/>
     <w:r>
       <w:rPr>
         <w:rFonts w:ascii="Times New Roman" w:eastAsia="Times New Roman" w:hAnsi="Times New Roman" w:cs="Times New Roman"/>
@@ -3317,15 +4354,22 @@
       <w:rPr>
         <w:rFonts w:ascii="Times New Roman" w:eastAsia="Times New Roman" w:hAnsi="Times New Roman" w:cs="Times New Roman"/>
       </w:rPr>
-      <w:t>Software Design Document</w:t>
+      <w:t xml:space="preserve">Software Design </w:t>
     </w:r>
+    <w:proofErr w:type="spellStart"/>
+    <w:r>
+      <w:rPr>
+        <w:rFonts w:ascii="Times New Roman" w:eastAsia="Times New Roman" w:hAnsi="Times New Roman" w:cs="Times New Roman"/>
+      </w:rPr>
+      <w:t>Document</w:t>
+    </w:r>
+    <w:proofErr w:type="spellEnd"/>
     <w:r>
       <w:pict w14:anchorId="090A8F9D">
-        <v:rect id="_x0000_i1025" style="width:0;height:1.5pt" o:hralign="center" o:hrstd="t" o:hr="t" fillcolor="#a0a0a0" stroked="f"/>
+        <v:rect id="_x0000_i1042" style="width:0;height:1.5pt" o:hralign="center" o:hrstd="t" o:hr="t" fillcolor="#a0a0a0" stroked="f"/>
       </w:pict>
     </w:r>
   </w:p>
-  <w:p/>
   <w:p>
     <w:pPr>
       <w:rPr>
@@ -3333,12 +4377,6 @@
       </w:rPr>
     </w:pPr>
   </w:p>
-</w:hdr>
-</file>
-
-<file path=word/header2.xml><?xml version="1.0" encoding="utf-8"?>
-<w:hdr xmlns:wpc="http://schemas.microsoft.com/office/word/2010/wordprocessingCanvas" xmlns:cx="http://schemas.microsoft.com/office/drawing/2014/chartex" xmlns:cx1="http://schemas.microsoft.com/office/drawing/2015/9/8/chartex" xmlns:cx2="http://schemas.microsoft.com/office/drawing/2015/10/21/chartex" xmlns:cx3="http://schemas.microsoft.com/office/drawing/2016/5/9/chartex" xmlns:cx4="http://schemas.microsoft.com/office/drawing/2016/5/10/chartex" xmlns:cx5="http://schemas.microsoft.com/office/drawing/2016/5/11/chartex" xmlns:cx6="http://schemas.microsoft.com/office/drawing/2016/5/12/chartex" xmlns:cx7="http://schemas.microsoft.com/office/drawing/2016/5/13/chartex" xmlns:cx8="http://schemas.microsoft.com/office/drawing/2016/5/14/chartex" xmlns:mc="http://schemas.openxmlformats.org/markup-compatibility/2006" xmlns:aink="http://schemas.microsoft.com/office/drawing/2016/ink" xmlns:am3d="http://schemas.microsoft.com/office/drawing/2017/model3d" xmlns:o="urn:schemas-microsoft-com:office:office" xmlns:oel="http://schemas.microsoft.com/office/2019/extlst" xmlns:r="http://schemas.openxmlformats.org/officeDocument/2006/relationships" xmlns:m="http://schemas.openxmlformats.org/officeDocument/2006/math" xmlns:v="urn:schemas-microsoft-com:vml" xmlns:wp14="http://schemas.microsoft.com/office/word/2010/wordprocessingDrawing" xmlns:wp="http://schemas.openxmlformats.org/drawingml/2006/wordprocessingDrawing" xmlns:w10="urn:schemas-microsoft-com:office:word" xmlns:w="http://schemas.openxmlformats.org/wordprocessingml/2006/main" xmlns:w14="http://schemas.microsoft.com/office/word/2010/wordml" xmlns:w15="http://schemas.microsoft.com/office/word/2012/wordml" xmlns:w16cex="http://schemas.microsoft.com/office/word/2018/wordml/cex" xmlns:w16cid="http://schemas.microsoft.com/office/word/2016/wordml/cid" xmlns:w16="http://schemas.microsoft.com/office/word/2018/wordml" xmlns:w16du="http://schemas.microsoft.com/office/word/2023/wordml/word16du" xmlns:w16sdtdh="http://schemas.microsoft.com/office/word/2020/wordml/sdtdatahash" xmlns:w16sdtfl="http://schemas.microsoft.com/office/word/2024/wordml/sdtformatlock" xmlns:w16se="http://schemas.microsoft.com/office/word/2015/wordml/symex" xmlns:wpg="http://schemas.microsoft.com/office/word/2010/wordprocessingGroup" xmlns:wpi="http://schemas.microsoft.com/office/word/2010/wordprocessingInk" xmlns:wne="http://schemas.microsoft.com/office/word/2006/wordml" xmlns:wps="http://schemas.microsoft.com/office/word/2010/wordprocessingShape" mc:Ignorable="w14 w15 w16se w16cid w16 w16cex w16sdtdh w16sdtfl w16du wp14">
-  <w:p/>
 </w:hdr>
 </file>
 
@@ -4210,7 +5248,6 @@
   <w:style w:type="character" w:default="1" w:styleId="Carpredefinitoparagrafo">
     <w:name w:val="Default Paragraph Font"/>
     <w:uiPriority w:val="1"/>
-    <w:semiHidden/>
     <w:unhideWhenUsed/>
   </w:style>
   <w:style w:type="table" w:default="1" w:styleId="Tabellanormale">
@@ -4360,6 +5397,50 @@
       <w:sz w:val="20"/>
       <w:szCs w:val="20"/>
     </w:rPr>
+  </w:style>
+  <w:style w:type="paragraph" w:styleId="Intestazione">
+    <w:name w:val="header"/>
+    <w:basedOn w:val="Normale"/>
+    <w:link w:val="IntestazioneCarattere"/>
+    <w:uiPriority w:val="99"/>
+    <w:unhideWhenUsed/>
+    <w:rsid w:val="0053043F"/>
+    <w:pPr>
+      <w:tabs>
+        <w:tab w:val="center" w:pos="4819"/>
+        <w:tab w:val="right" w:pos="9638"/>
+      </w:tabs>
+      <w:spacing w:line="240" w:lineRule="auto"/>
+    </w:pPr>
+  </w:style>
+  <w:style w:type="character" w:customStyle="1" w:styleId="IntestazioneCarattere">
+    <w:name w:val="Intestazione Carattere"/>
+    <w:basedOn w:val="Carpredefinitoparagrafo"/>
+    <w:link w:val="Intestazione"/>
+    <w:uiPriority w:val="99"/>
+    <w:rsid w:val="0053043F"/>
+  </w:style>
+  <w:style w:type="paragraph" w:styleId="Pidipagina">
+    <w:name w:val="footer"/>
+    <w:basedOn w:val="Normale"/>
+    <w:link w:val="PidipaginaCarattere"/>
+    <w:uiPriority w:val="99"/>
+    <w:unhideWhenUsed/>
+    <w:rsid w:val="0053043F"/>
+    <w:pPr>
+      <w:tabs>
+        <w:tab w:val="center" w:pos="4819"/>
+        <w:tab w:val="right" w:pos="9638"/>
+      </w:tabs>
+      <w:spacing w:line="240" w:lineRule="auto"/>
+    </w:pPr>
+  </w:style>
+  <w:style w:type="character" w:customStyle="1" w:styleId="PidipaginaCarattere">
+    <w:name w:val="Piè di pagina Carattere"/>
+    <w:basedOn w:val="Carpredefinitoparagrafo"/>
+    <w:link w:val="Pidipagina"/>
+    <w:uiPriority w:val="99"/>
+    <w:rsid w:val="0053043F"/>
   </w:style>
 </w:styles>
 </file>

--- a/documentazione/fruttaInCampoDoc/Software Design Document.docx
+++ b/documentazione/fruttaInCampoDoc/Software Design Document.docx
@@ -1277,23 +1277,13 @@
         <w:t xml:space="preserve">applicazione web </w:t>
       </w:r>
       <w:proofErr w:type="spellStart"/>
-      <w:proofErr w:type="gramStart"/>
-      <w:r>
-        <w:rPr>
-          <w:rFonts w:ascii="Times New Roman" w:eastAsia="Times New Roman" w:hAnsi="Times New Roman" w:cs="Times New Roman"/>
-          <w:sz w:val="24"/>
-          <w:szCs w:val="24"/>
-        </w:rPr>
-        <w:t>ideata,progettata</w:t>
-      </w:r>
-      <w:proofErr w:type="gramEnd"/>
-      <w:r>
-        <w:rPr>
-          <w:rFonts w:ascii="Times New Roman" w:eastAsia="Times New Roman" w:hAnsi="Times New Roman" w:cs="Times New Roman"/>
-          <w:sz w:val="24"/>
-          <w:szCs w:val="24"/>
-        </w:rPr>
-        <w:t>,creata</w:t>
+      <w:r>
+        <w:rPr>
+          <w:rFonts w:ascii="Times New Roman" w:eastAsia="Times New Roman" w:hAnsi="Times New Roman" w:cs="Times New Roman"/>
+          <w:sz w:val="24"/>
+          <w:szCs w:val="24"/>
+        </w:rPr>
+        <w:t>ideata,progettata,creata</w:t>
       </w:r>
       <w:proofErr w:type="spellEnd"/>
       <w:r>
@@ -1320,25 +1310,7 @@
           <w:sz w:val="24"/>
           <w:szCs w:val="24"/>
         </w:rPr>
-        <w:t xml:space="preserve"> S.R.L, società specializzata nello sviluppo di soluzioni software e applicazioni web. </w:t>
-      </w:r>
-      <w:proofErr w:type="gramStart"/>
-      <w:r>
-        <w:rPr>
-          <w:rFonts w:ascii="Times New Roman" w:eastAsia="Times New Roman" w:hAnsi="Times New Roman" w:cs="Times New Roman"/>
-          <w:sz w:val="24"/>
-          <w:szCs w:val="24"/>
-        </w:rPr>
-        <w:t>Il team</w:t>
-      </w:r>
-      <w:proofErr w:type="gramEnd"/>
-      <w:r>
-        <w:rPr>
-          <w:rFonts w:ascii="Times New Roman" w:eastAsia="Times New Roman" w:hAnsi="Times New Roman" w:cs="Times New Roman"/>
-          <w:sz w:val="24"/>
-          <w:szCs w:val="24"/>
-        </w:rPr>
-        <w:t xml:space="preserve"> di sviluppo è composto da Alberghini Diego, Vona Lorenzo, Gariboldi Alessandro, Iacono Federico, Ghani Zeshan.  Il documento è da considerarsi proprietà della società; tutti i diritti sono riservati ed è vietata qualsiasi forma di riproduzione o distribuzione senza autorizzazione. Nel Software Design </w:t>
+        <w:t xml:space="preserve"> S.R.L, società specializzata nello sviluppo di soluzioni software e applicazioni web. Il team di sviluppo è composto da Alberghini Diego, Vona Lorenzo, Gariboldi Alessandro, Iacono Federico, Ghani Zeshan.  Il documento è da considerarsi proprietà della società; tutti i diritti sono riservati ed è vietata qualsiasi forma di riproduzione o distribuzione senza autorizzazione. Nel Software Design </w:t>
       </w:r>
       <w:proofErr w:type="spellStart"/>
       <w:r>
@@ -1356,25 +1328,7 @@
           <w:sz w:val="24"/>
           <w:szCs w:val="24"/>
         </w:rPr>
-        <w:t xml:space="preserve"> è riportato tutto l’andamento del progetto partendo dall’analisi delle richieste del cliente fino ad arrivare alla riuscita creazione dell’applicazione, passando dalla progettazione </w:t>
-      </w:r>
-      <w:proofErr w:type="gramStart"/>
-      <w:r>
-        <w:rPr>
-          <w:rFonts w:ascii="Times New Roman" w:eastAsia="Times New Roman" w:hAnsi="Times New Roman" w:cs="Times New Roman"/>
-          <w:sz w:val="24"/>
-          <w:szCs w:val="24"/>
-        </w:rPr>
-        <w:t>ed</w:t>
-      </w:r>
-      <w:proofErr w:type="gramEnd"/>
-      <w:r>
-        <w:rPr>
-          <w:rFonts w:ascii="Times New Roman" w:eastAsia="Times New Roman" w:hAnsi="Times New Roman" w:cs="Times New Roman"/>
-          <w:sz w:val="24"/>
-          <w:szCs w:val="24"/>
-        </w:rPr>
-        <w:t xml:space="preserve"> ideazione dei vari compiti e suddividendo le attività da fare in </w:t>
+        <w:t xml:space="preserve"> è riportato tutto l’andamento del progetto partendo dall’analisi delle richieste del cliente fino ad arrivare alla riuscita creazione dell’applicazione, passando dalla progettazione ed ideazione dei vari compiti e suddividendo le attività da fare in </w:t>
       </w:r>
       <w:r>
         <w:rPr>
@@ -1392,25 +1346,7 @@
           <w:sz w:val="24"/>
           <w:szCs w:val="24"/>
         </w:rPr>
-        <w:t xml:space="preserve"> task differenti, scomponibili a loro volta come: svolte in parallelo o sequenza. </w:t>
-      </w:r>
-      <w:proofErr w:type="gramStart"/>
-      <w:r>
-        <w:rPr>
-          <w:rFonts w:ascii="Times New Roman" w:eastAsia="Times New Roman" w:hAnsi="Times New Roman" w:cs="Times New Roman"/>
-          <w:sz w:val="24"/>
-          <w:szCs w:val="24"/>
-        </w:rPr>
-        <w:t>Le task</w:t>
-      </w:r>
-      <w:proofErr w:type="gramEnd"/>
-      <w:r>
-        <w:rPr>
-          <w:rFonts w:ascii="Times New Roman" w:eastAsia="Times New Roman" w:hAnsi="Times New Roman" w:cs="Times New Roman"/>
-          <w:sz w:val="24"/>
-          <w:szCs w:val="24"/>
-        </w:rPr>
-        <w:t xml:space="preserve"> sono state assegnate in base alle competenze individuali.</w:t>
+        <w:t xml:space="preserve"> task differenti, scomponibili a loro volta come: svolte in parallelo o sequenza. Le task sono state assegnate in base alle competenze individuali.</w:t>
       </w:r>
     </w:p>
     <w:p>
@@ -1456,32 +1392,13 @@
           <w:szCs w:val="24"/>
         </w:rPr>
       </w:pPr>
-      <w:proofErr w:type="gramStart"/>
-      <w:r>
-        <w:rPr>
-          <w:rFonts w:ascii="Times New Roman" w:eastAsia="Times New Roman" w:hAnsi="Times New Roman" w:cs="Times New Roman"/>
-          <w:sz w:val="24"/>
-          <w:szCs w:val="24"/>
-        </w:rPr>
-        <w:t>Inoltre</w:t>
-      </w:r>
-      <w:proofErr w:type="gramEnd"/>
-      <w:r>
-        <w:rPr>
-          <w:rFonts w:ascii="Times New Roman" w:eastAsia="Times New Roman" w:hAnsi="Times New Roman" w:cs="Times New Roman"/>
-          <w:sz w:val="24"/>
-          <w:szCs w:val="24"/>
-        </w:rPr>
-        <w:t xml:space="preserve"> sono riportati e descritti tutti gli obiettivi prefissati della squadra, includendo anche finalità gestionali della squadra </w:t>
-      </w:r>
-      <w:proofErr w:type="gramStart"/>
-      <w:r>
-        <w:rPr>
-          <w:rFonts w:ascii="Times New Roman" w:eastAsia="Times New Roman" w:hAnsi="Times New Roman" w:cs="Times New Roman"/>
-          <w:sz w:val="24"/>
-          <w:szCs w:val="24"/>
-        </w:rPr>
-        <w:t xml:space="preserve">( </w:t>
+      <w:r>
+        <w:rPr>
+          <w:rFonts w:ascii="Times New Roman" w:eastAsia="Times New Roman" w:hAnsi="Times New Roman" w:cs="Times New Roman"/>
+          <w:sz w:val="24"/>
+          <w:szCs w:val="24"/>
+        </w:rPr>
+        <w:t xml:space="preserve">Inoltre sono riportati e descritti tutti gli obiettivi prefissati della squadra, includendo anche finalità gestionali della squadra ( </w:t>
       </w:r>
       <w:proofErr w:type="spellStart"/>
       <w:r>
@@ -1492,18 +1409,7 @@
           <w:sz w:val="24"/>
           <w:szCs w:val="24"/>
         </w:rPr>
-        <w:t>es</w:t>
-      </w:r>
-      <w:proofErr w:type="gramEnd"/>
-      <w:r>
-        <w:rPr>
-          <w:rFonts w:ascii="Times New Roman" w:eastAsia="Times New Roman" w:hAnsi="Times New Roman" w:cs="Times New Roman"/>
-          <w:i/>
-          <w:iCs/>
-          <w:sz w:val="24"/>
-          <w:szCs w:val="24"/>
-        </w:rPr>
-        <w:t>:teamwork</w:t>
+        <w:t>es:teamwork</w:t>
       </w:r>
       <w:proofErr w:type="spellEnd"/>
       <w:r>
@@ -1657,21 +1563,7 @@
         <w:rPr>
           <w:rFonts w:ascii="Times New Roman" w:eastAsia="Times New Roman" w:hAnsi="Times New Roman" w:cs="Times New Roman"/>
         </w:rPr>
-        <w:t xml:space="preserve"> in vetrina </w:t>
-      </w:r>
-      <w:proofErr w:type="gramStart"/>
-      <w:r>
-        <w:rPr>
-          <w:rFonts w:ascii="Times New Roman" w:eastAsia="Times New Roman" w:hAnsi="Times New Roman" w:cs="Times New Roman"/>
-        </w:rPr>
-        <w:t>ed</w:t>
-      </w:r>
-      <w:proofErr w:type="gramEnd"/>
-      <w:r>
-        <w:rPr>
-          <w:rFonts w:ascii="Times New Roman" w:eastAsia="Times New Roman" w:hAnsi="Times New Roman" w:cs="Times New Roman"/>
-        </w:rPr>
-        <w:t xml:space="preserve"> l’user potrà eseguire l’acquisto in due modalità distinte:</w:t>
+        <w:t xml:space="preserve"> in vetrina ed l’user potrà eseguire l’acquisto in due modalità distinte:</w:t>
       </w:r>
     </w:p>
     <w:p>
@@ -1840,20 +1732,7 @@
           <w:rFonts w:ascii="Times New Roman" w:eastAsia="Times New Roman" w:hAnsi="Times New Roman" w:cs="Times New Roman"/>
         </w:rPr>
         <w:br/>
-      </w:r>
-      <w:proofErr w:type="gramStart"/>
-      <w:r>
-        <w:rPr>
-          <w:rFonts w:ascii="Times New Roman" w:eastAsia="Times New Roman" w:hAnsi="Times New Roman" w:cs="Times New Roman"/>
-        </w:rPr>
-        <w:t>Inoltre</w:t>
-      </w:r>
-      <w:proofErr w:type="gramEnd"/>
-      <w:r>
-        <w:rPr>
-          <w:rFonts w:ascii="Times New Roman" w:eastAsia="Times New Roman" w:hAnsi="Times New Roman" w:cs="Times New Roman"/>
-        </w:rPr>
-        <w:t xml:space="preserve"> sarà possibile gestire l’applicazione in vari ruoli; Il proprietario avrà due ruoli separati in base alle circostanze di come e cosa dovrà svolgere nell’applicazione. Egli potrà raffigurarsi come “Amministratore” dividendosi in: </w:t>
+        <w:t xml:space="preserve">Inoltre sarà possibile gestire l’applicazione in vari ruoli; Il proprietario avrà due ruoli separati in base alle circostanze di come e cosa dovrà svolgere nell’applicazione. Egli potrà raffigurarsi come “Amministratore” dividendosi in: </w:t>
       </w:r>
       <w:r>
         <w:rPr>
@@ -2058,7 +1937,6 @@
         </w:rPr>
       </w:pPr>
       <w:proofErr w:type="spellStart"/>
-      <w:proofErr w:type="gramStart"/>
       <w:r>
         <w:rPr>
           <w:lang w:val="en-US"/>
@@ -2066,16 +1944,14 @@
         <w:t>username:String</w:t>
       </w:r>
       <w:proofErr w:type="spellEnd"/>
-      <w:proofErr w:type="gramEnd"/>
-    </w:p>
-    <w:p>
-      <w:pPr>
-        <w:rPr>
-          <w:lang w:val="en-US"/>
-        </w:rPr>
-      </w:pPr>
-      <w:proofErr w:type="spellStart"/>
-      <w:proofErr w:type="gramStart"/>
+    </w:p>
+    <w:p>
+      <w:pPr>
+        <w:rPr>
+          <w:lang w:val="en-US"/>
+        </w:rPr>
+      </w:pPr>
+      <w:proofErr w:type="spellStart"/>
       <w:r>
         <w:rPr>
           <w:lang w:val="en-US"/>
@@ -2083,7 +1959,6 @@
         <w:t>password:String</w:t>
       </w:r>
       <w:proofErr w:type="spellEnd"/>
-      <w:proofErr w:type="gramEnd"/>
       <w:r>
         <w:rPr>
           <w:lang w:val="en-US"/>
@@ -2110,7 +1985,6 @@
         </w:rPr>
       </w:pPr>
       <w:proofErr w:type="spellStart"/>
-      <w:proofErr w:type="gramStart"/>
       <w:r>
         <w:rPr>
           <w:lang w:val="en-US"/>
@@ -2118,7 +1992,6 @@
         <w:t>nome:String</w:t>
       </w:r>
       <w:proofErr w:type="spellEnd"/>
-      <w:proofErr w:type="gramEnd"/>
     </w:p>
     <w:p>
       <w:pPr>
@@ -2162,7 +2035,6 @@
         </w:rPr>
       </w:pPr>
       <w:proofErr w:type="spellStart"/>
-      <w:proofErr w:type="gramStart"/>
       <w:r>
         <w:rPr>
           <w:lang w:val="en-US"/>
@@ -2170,7 +2042,6 @@
         <w:t>message:String</w:t>
       </w:r>
       <w:proofErr w:type="spellEnd"/>
-      <w:proofErr w:type="gramEnd"/>
     </w:p>
     <w:p>
       <w:pPr>
@@ -2199,7 +2070,6 @@
         </w:rPr>
       </w:pPr>
       <w:proofErr w:type="spellStart"/>
-      <w:proofErr w:type="gramStart"/>
       <w:r>
         <w:rPr>
           <w:lang w:val="en-US"/>
@@ -2207,7 +2077,6 @@
         <w:t>Message:String</w:t>
       </w:r>
       <w:proofErr w:type="spellEnd"/>
-      <w:proofErr w:type="gramEnd"/>
     </w:p>
     <w:p>
       <w:pPr>
@@ -2315,21 +2184,7 @@
           <w:lang w:val="it-IT"/>
         </w:rPr>
         <w:tab/>
-        <w:t xml:space="preserve">Utente già </w:t>
-      </w:r>
-      <w:proofErr w:type="gramStart"/>
-      <w:r>
-        <w:rPr>
-          <w:lang w:val="it-IT"/>
-        </w:rPr>
-        <w:t>presente(</w:t>
-      </w:r>
-      <w:proofErr w:type="gramEnd"/>
-      <w:r>
-        <w:rPr>
-          <w:lang w:val="it-IT"/>
-        </w:rPr>
-        <w:t xml:space="preserve">è già presente l’username fornito nella </w:t>
+        <w:t xml:space="preserve">Utente già presente(è già presente l’username fornito nella </w:t>
       </w:r>
       <w:proofErr w:type="spellStart"/>
       <w:r>
@@ -2506,7 +2361,6 @@
         </w:rPr>
       </w:pPr>
       <w:proofErr w:type="spellStart"/>
-      <w:proofErr w:type="gramStart"/>
       <w:r>
         <w:rPr>
           <w:lang w:val="en-US"/>
@@ -2514,16 +2368,14 @@
         <w:t>username:String</w:t>
       </w:r>
       <w:proofErr w:type="spellEnd"/>
-      <w:proofErr w:type="gramEnd"/>
-    </w:p>
-    <w:p>
-      <w:pPr>
-        <w:rPr>
-          <w:lang w:val="en-US"/>
-        </w:rPr>
-      </w:pPr>
-      <w:proofErr w:type="spellStart"/>
-      <w:proofErr w:type="gramStart"/>
+    </w:p>
+    <w:p>
+      <w:pPr>
+        <w:rPr>
+          <w:lang w:val="en-US"/>
+        </w:rPr>
+      </w:pPr>
+      <w:proofErr w:type="spellStart"/>
       <w:r>
         <w:rPr>
           <w:lang w:val="en-US"/>
@@ -2531,7 +2383,6 @@
         <w:t>password:String</w:t>
       </w:r>
       <w:proofErr w:type="spellEnd"/>
-      <w:proofErr w:type="gramEnd"/>
     </w:p>
     <w:p>
       <w:pPr>
@@ -2575,7 +2426,6 @@
         </w:rPr>
       </w:pPr>
       <w:proofErr w:type="spellStart"/>
-      <w:proofErr w:type="gramStart"/>
       <w:r>
         <w:rPr>
           <w:lang w:val="en-US"/>
@@ -2583,7 +2433,6 @@
         <w:t>message:String</w:t>
       </w:r>
       <w:proofErr w:type="spellEnd"/>
-      <w:proofErr w:type="gramEnd"/>
     </w:p>
     <w:p>
       <w:pPr>
@@ -2620,7 +2469,6 @@
         </w:rPr>
       </w:pPr>
       <w:proofErr w:type="spellStart"/>
-      <w:proofErr w:type="gramStart"/>
       <w:r>
         <w:rPr>
           <w:lang w:val="it-IT"/>
@@ -2628,7 +2476,6 @@
         <w:t>Message:String</w:t>
       </w:r>
       <w:proofErr w:type="spellEnd"/>
-      <w:proofErr w:type="gramEnd"/>
     </w:p>
     <w:p>
       <w:pPr>
@@ -2837,7 +2684,6 @@
         <w:br/>
       </w:r>
       <w:proofErr w:type="spellStart"/>
-      <w:proofErr w:type="gramStart"/>
       <w:r>
         <w:rPr>
           <w:lang w:val="en-US"/>
@@ -2845,7 +2691,6 @@
         <w:t>nome:String</w:t>
       </w:r>
       <w:proofErr w:type="spellEnd"/>
-      <w:proofErr w:type="gramEnd"/>
       <w:r>
         <w:rPr>
           <w:lang w:val="en-US"/>
@@ -2853,7 +2698,6 @@
         <w:br/>
       </w:r>
       <w:proofErr w:type="spellStart"/>
-      <w:proofErr w:type="gramStart"/>
       <w:r>
         <w:rPr>
           <w:lang w:val="en-US"/>
@@ -2861,7 +2705,6 @@
         <w:t>prezzo:float</w:t>
       </w:r>
       <w:proofErr w:type="spellEnd"/>
-      <w:proofErr w:type="gramEnd"/>
       <w:r>
         <w:rPr>
           <w:lang w:val="en-US"/>
@@ -2869,7 +2712,6 @@
         <w:br/>
       </w:r>
       <w:proofErr w:type="spellStart"/>
-      <w:proofErr w:type="gramStart"/>
       <w:r>
         <w:rPr>
           <w:lang w:val="en-US"/>
@@ -2877,7 +2719,6 @@
         <w:t>magazzino:float</w:t>
       </w:r>
       <w:proofErr w:type="spellEnd"/>
-      <w:proofErr w:type="gramEnd"/>
     </w:p>
     <w:p>
       <w:pPr>
@@ -2906,7 +2747,6 @@
         </w:rPr>
       </w:pPr>
       <w:proofErr w:type="spellStart"/>
-      <w:proofErr w:type="gramStart"/>
       <w:r>
         <w:rPr>
           <w:lang w:val="en-US"/>
@@ -2914,7 +2754,6 @@
         <w:t>Message:String</w:t>
       </w:r>
       <w:proofErr w:type="spellEnd"/>
-      <w:proofErr w:type="gramEnd"/>
     </w:p>
     <w:p>
       <w:pPr>
@@ -3176,21 +3015,7 @@
         <w:rPr>
           <w:lang w:val="it-IT"/>
         </w:rPr>
-        <w:t xml:space="preserve"> </w:t>
-      </w:r>
-      <w:proofErr w:type="gramStart"/>
-      <w:r>
-        <w:rPr>
-          <w:lang w:val="it-IT"/>
-        </w:rPr>
-        <w:t>è</w:t>
-      </w:r>
-      <w:proofErr w:type="gramEnd"/>
-      <w:r>
-        <w:rPr>
-          <w:lang w:val="it-IT"/>
-        </w:rPr>
-        <w:t xml:space="preserve"> case sensitive. Il nome del prodotto va specificato nell’URI.</w:t>
+        <w:t xml:space="preserve"> è case sensitive. Il nome del prodotto va specificato nell’URI.</w:t>
       </w:r>
     </w:p>
     <w:p>
@@ -3252,7 +3077,6 @@
         </w:rPr>
       </w:pPr>
       <w:proofErr w:type="spellStart"/>
-      <w:proofErr w:type="gramStart"/>
       <w:r>
         <w:rPr>
           <w:lang w:val="it-IT"/>
@@ -3260,7 +3084,6 @@
         <w:t>Message:String</w:t>
       </w:r>
       <w:proofErr w:type="spellEnd"/>
-      <w:proofErr w:type="gramEnd"/>
     </w:p>
     <w:p>
       <w:pPr>
@@ -3798,21 +3621,7 @@
         <w:rPr>
           <w:lang w:val="it-IT"/>
         </w:rPr>
-        <w:t xml:space="preserve"> </w:t>
-      </w:r>
-      <w:proofErr w:type="gramStart"/>
-      <w:r>
-        <w:rPr>
-          <w:lang w:val="it-IT"/>
-        </w:rPr>
-        <w:t>è</w:t>
-      </w:r>
-      <w:proofErr w:type="gramEnd"/>
-      <w:r>
-        <w:rPr>
-          <w:lang w:val="it-IT"/>
-        </w:rPr>
-        <w:t xml:space="preserve"> case sensitive. Il nome del prodotto va specificato nell’URI.</w:t>
+        <w:t xml:space="preserve"> è case sensitive. Il nome del prodotto va specificato nell’URI.</w:t>
       </w:r>
     </w:p>
     <w:p>
@@ -3998,6 +3807,767 @@
           <w:lang w:val="it-IT"/>
         </w:rPr>
       </w:pPr>
+      <w:r>
+        <w:rPr>
+          <w:lang w:val="it-IT"/>
+        </w:rPr>
+        <w:t>MODIFICA NOME PRODOTTO</w:t>
+      </w:r>
+    </w:p>
+    <w:p>
+      <w:pPr>
+        <w:rPr>
+          <w:lang w:val="it-IT"/>
+        </w:rPr>
+      </w:pPr>
+      <w:hyperlink r:id="rId14" w:history="1">
+        <w:r>
+          <w:rPr>
+            <w:rStyle w:val="Collegamentoipertestuale"/>
+            <w:lang w:val="it-IT"/>
+          </w:rPr>
+          <w:t>http://localhost:8080/api/prodotto/nome/{nuovoNome}</w:t>
+        </w:r>
+      </w:hyperlink>
+      <w:r>
+        <w:rPr>
+          <w:lang w:val="it-IT"/>
+        </w:rPr>
+        <w:t xml:space="preserve">   PUT   </w:t>
+      </w:r>
+      <w:proofErr w:type="spellStart"/>
+      <w:r>
+        <w:rPr>
+          <w:lang w:val="it-IT"/>
+        </w:rPr>
+        <w:t>ProdottoContro</w:t>
+      </w:r>
+      <w:r>
+        <w:rPr>
+          <w:lang w:val="it-IT"/>
+        </w:rPr>
+        <w:t>ller.cambiaNome</w:t>
+      </w:r>
+      <w:proofErr w:type="spellEnd"/>
+      <w:r>
+        <w:rPr>
+          <w:lang w:val="it-IT"/>
+        </w:rPr>
+        <w:t>()</w:t>
+      </w:r>
+    </w:p>
+    <w:p>
+      <w:pPr>
+        <w:rPr>
+          <w:lang w:val="it-IT"/>
+        </w:rPr>
+      </w:pPr>
+    </w:p>
+    <w:p>
+      <w:pPr>
+        <w:rPr>
+          <w:lang w:val="it-IT"/>
+        </w:rPr>
+      </w:pPr>
+    </w:p>
+    <w:p>
+      <w:pPr>
+        <w:rPr>
+          <w:lang w:val="it-IT"/>
+        </w:rPr>
+      </w:pPr>
+      <w:r>
+        <w:rPr>
+          <w:lang w:val="it-IT"/>
+        </w:rPr>
+        <w:t>Metodo che dato il nome di un prodotto (nel body) e il nuovo nome (nell’URI) modifica il nome del prodotto. Il metodo è case sensitive</w:t>
+      </w:r>
+    </w:p>
+    <w:p>
+      <w:pPr>
+        <w:rPr>
+          <w:lang w:val="it-IT"/>
+        </w:rPr>
+      </w:pPr>
+    </w:p>
+    <w:p>
+      <w:pPr>
+        <w:rPr>
+          <w:lang w:val="it-IT"/>
+        </w:rPr>
+      </w:pPr>
+      <w:r>
+        <w:rPr>
+          <w:lang w:val="it-IT"/>
+        </w:rPr>
+        <w:t xml:space="preserve">Body </w:t>
+      </w:r>
+      <w:proofErr w:type="spellStart"/>
+      <w:r>
+        <w:rPr>
+          <w:lang w:val="it-IT"/>
+        </w:rPr>
+        <w:t>request</w:t>
+      </w:r>
+      <w:proofErr w:type="spellEnd"/>
+      <w:r>
+        <w:rPr>
+          <w:lang w:val="it-IT"/>
+        </w:rPr>
+        <w:t>:</w:t>
+      </w:r>
+    </w:p>
+    <w:p>
+      <w:pPr>
+        <w:rPr>
+          <w:lang w:val="it-IT"/>
+        </w:rPr>
+      </w:pPr>
+      <w:r>
+        <w:rPr>
+          <w:lang w:val="it-IT"/>
+        </w:rPr>
+        <w:t>“</w:t>
+      </w:r>
+      <w:proofErr w:type="spellStart"/>
+      <w:r>
+        <w:rPr>
+          <w:lang w:val="it-IT"/>
+        </w:rPr>
+        <w:t>nome”:String</w:t>
+      </w:r>
+      <w:proofErr w:type="spellEnd"/>
+    </w:p>
+    <w:p>
+      <w:pPr>
+        <w:rPr>
+          <w:lang w:val="it-IT"/>
+        </w:rPr>
+      </w:pPr>
+      <w:proofErr w:type="spellStart"/>
+      <w:r>
+        <w:rPr>
+          <w:lang w:val="it-IT"/>
+        </w:rPr>
+        <w:t>idUtente:int</w:t>
+      </w:r>
+      <w:proofErr w:type="spellEnd"/>
+    </w:p>
+    <w:p>
+      <w:pPr>
+        <w:rPr>
+          <w:lang w:val="it-IT"/>
+        </w:rPr>
+      </w:pPr>
+    </w:p>
+    <w:p>
+      <w:pPr>
+        <w:rPr>
+          <w:lang w:val="it-IT"/>
+        </w:rPr>
+      </w:pPr>
+      <w:r>
+        <w:rPr>
+          <w:lang w:val="it-IT"/>
+        </w:rPr>
+        <w:t xml:space="preserve">Body </w:t>
+      </w:r>
+      <w:proofErr w:type="spellStart"/>
+      <w:r>
+        <w:rPr>
+          <w:lang w:val="it-IT"/>
+        </w:rPr>
+        <w:t>response</w:t>
+      </w:r>
+      <w:proofErr w:type="spellEnd"/>
+      <w:r>
+        <w:rPr>
+          <w:lang w:val="it-IT"/>
+        </w:rPr>
+        <w:t>:</w:t>
+      </w:r>
+    </w:p>
+    <w:p>
+      <w:pPr>
+        <w:rPr>
+          <w:lang w:val="it-IT"/>
+        </w:rPr>
+      </w:pPr>
+      <w:proofErr w:type="spellStart"/>
+      <w:r>
+        <w:rPr>
+          <w:lang w:val="it-IT"/>
+        </w:rPr>
+        <w:t>message:String</w:t>
+      </w:r>
+      <w:proofErr w:type="spellEnd"/>
+    </w:p>
+    <w:p>
+      <w:pPr>
+        <w:rPr>
+          <w:lang w:val="it-IT"/>
+        </w:rPr>
+      </w:pPr>
+    </w:p>
+    <w:p>
+      <w:pPr>
+        <w:pBdr>
+          <w:bottom w:val="single" w:sz="6" w:space="1" w:color="auto"/>
+        </w:pBdr>
+        <w:rPr>
+          <w:lang w:val="it-IT"/>
+        </w:rPr>
+      </w:pPr>
+      <w:r>
+        <w:rPr>
+          <w:lang w:val="it-IT"/>
+        </w:rPr>
+        <w:t>Codici di stato:</w:t>
+      </w:r>
+    </w:p>
+    <w:p>
+      <w:pPr>
+        <w:pBdr>
+          <w:bottom w:val="single" w:sz="6" w:space="1" w:color="auto"/>
+        </w:pBdr>
+        <w:rPr>
+          <w:lang w:val="it-IT"/>
+        </w:rPr>
+      </w:pPr>
+      <w:r>
+        <w:rPr>
+          <w:lang w:val="it-IT"/>
+        </w:rPr>
+        <w:t>204</w:t>
+      </w:r>
+      <w:r>
+        <w:rPr>
+          <w:lang w:val="it-IT"/>
+        </w:rPr>
+        <w:tab/>
+        <w:t xml:space="preserve">Prodotto </w:t>
+      </w:r>
+      <w:r>
+        <w:rPr>
+          <w:lang w:val="it-IT"/>
+        </w:rPr>
+        <w:t>modificato</w:t>
+      </w:r>
+    </w:p>
+    <w:p>
+      <w:pPr>
+        <w:pBdr>
+          <w:bottom w:val="single" w:sz="6" w:space="1" w:color="auto"/>
+        </w:pBdr>
+        <w:rPr>
+          <w:lang w:val="it-IT"/>
+        </w:rPr>
+      </w:pPr>
+      <w:r>
+        <w:rPr>
+          <w:lang w:val="it-IT"/>
+        </w:rPr>
+        <w:t>400</w:t>
+      </w:r>
+      <w:r>
+        <w:rPr>
+          <w:lang w:val="it-IT"/>
+        </w:rPr>
+        <w:tab/>
+        <w:t xml:space="preserve">Dati errati (i dati forniti nella </w:t>
+      </w:r>
+      <w:proofErr w:type="spellStart"/>
+      <w:r>
+        <w:rPr>
+          <w:lang w:val="it-IT"/>
+        </w:rPr>
+        <w:t>request</w:t>
+      </w:r>
+      <w:proofErr w:type="spellEnd"/>
+      <w:r>
+        <w:rPr>
+          <w:lang w:val="it-IT"/>
+        </w:rPr>
+        <w:t xml:space="preserve"> non sono validi)</w:t>
+      </w:r>
+    </w:p>
+    <w:p>
+      <w:pPr>
+        <w:pBdr>
+          <w:bottom w:val="single" w:sz="6" w:space="1" w:color="auto"/>
+        </w:pBdr>
+        <w:rPr>
+          <w:lang w:val="it-IT"/>
+        </w:rPr>
+      </w:pPr>
+      <w:r>
+        <w:rPr>
+          <w:lang w:val="it-IT"/>
+        </w:rPr>
+        <w:t>400</w:t>
+      </w:r>
+      <w:r>
+        <w:rPr>
+          <w:lang w:val="it-IT"/>
+        </w:rPr>
+        <w:tab/>
+      </w:r>
+      <w:proofErr w:type="spellStart"/>
+      <w:r>
+        <w:rPr>
+          <w:lang w:val="it-IT"/>
+        </w:rPr>
+        <w:t>IdUtente</w:t>
+      </w:r>
+      <w:proofErr w:type="spellEnd"/>
+      <w:r>
+        <w:rPr>
+          <w:lang w:val="it-IT"/>
+        </w:rPr>
+        <w:t xml:space="preserve"> mancante</w:t>
+      </w:r>
+    </w:p>
+    <w:p>
+      <w:pPr>
+        <w:pBdr>
+          <w:bottom w:val="single" w:sz="6" w:space="1" w:color="auto"/>
+        </w:pBdr>
+        <w:rPr>
+          <w:lang w:val="it-IT"/>
+        </w:rPr>
+      </w:pPr>
+      <w:r>
+        <w:rPr>
+          <w:lang w:val="it-IT"/>
+        </w:rPr>
+        <w:t>403</w:t>
+      </w:r>
+      <w:r>
+        <w:rPr>
+          <w:lang w:val="it-IT"/>
+        </w:rPr>
+        <w:tab/>
+        <w:t>Non autorizzato (l’utente non è autorizzato a fare questa operazione, non è admin)</w:t>
+      </w:r>
+    </w:p>
+    <w:p>
+      <w:pPr>
+        <w:rPr>
+          <w:lang w:val="it-IT"/>
+        </w:rPr>
+      </w:pPr>
+    </w:p>
+    <w:p>
+      <w:pPr>
+        <w:rPr>
+          <w:lang w:val="it-IT"/>
+        </w:rPr>
+      </w:pPr>
+      <w:r>
+        <w:rPr>
+          <w:lang w:val="it-IT"/>
+        </w:rPr>
+        <w:t xml:space="preserve">MODIFICA </w:t>
+      </w:r>
+      <w:r>
+        <w:rPr>
+          <w:lang w:val="it-IT"/>
+        </w:rPr>
+        <w:t xml:space="preserve">PREZZO </w:t>
+      </w:r>
+      <w:r>
+        <w:rPr>
+          <w:lang w:val="it-IT"/>
+        </w:rPr>
+        <w:t>PRODOTTO</w:t>
+      </w:r>
+    </w:p>
+    <w:p>
+      <w:pPr>
+        <w:rPr>
+          <w:lang w:val="it-IT"/>
+        </w:rPr>
+      </w:pPr>
+    </w:p>
+    <w:p>
+      <w:pPr>
+        <w:rPr>
+          <w:lang w:val="it-IT"/>
+        </w:rPr>
+      </w:pPr>
+      <w:hyperlink r:id="rId15" w:history="1">
+        <w:r>
+          <w:rPr>
+            <w:rStyle w:val="Collegamentoipertestuale"/>
+            <w:lang w:val="it-IT"/>
+          </w:rPr>
+          <w:t>http://localhost:8080/api/prodotto/nome/{</w:t>
+        </w:r>
+        <w:r>
+          <w:rPr>
+            <w:rStyle w:val="Collegamentoipertestuale"/>
+            <w:lang w:val="it-IT"/>
+          </w:rPr>
+          <w:t>prezzo</w:t>
+        </w:r>
+        <w:r>
+          <w:rPr>
+            <w:rStyle w:val="Collegamentoipertestuale"/>
+            <w:lang w:val="it-IT"/>
+          </w:rPr>
+          <w:t>}</w:t>
+        </w:r>
+      </w:hyperlink>
+      <w:r>
+        <w:rPr>
+          <w:lang w:val="it-IT"/>
+        </w:rPr>
+        <w:t xml:space="preserve">   PUT   </w:t>
+      </w:r>
+      <w:proofErr w:type="spellStart"/>
+      <w:r>
+        <w:rPr>
+          <w:lang w:val="it-IT"/>
+        </w:rPr>
+        <w:t>ProdottoContro</w:t>
+      </w:r>
+      <w:r>
+        <w:rPr>
+          <w:lang w:val="it-IT"/>
+        </w:rPr>
+        <w:t>ller.cambia</w:t>
+      </w:r>
+      <w:r>
+        <w:rPr>
+          <w:lang w:val="it-IT"/>
+        </w:rPr>
+        <w:t>Prezzo</w:t>
+      </w:r>
+      <w:proofErr w:type="spellEnd"/>
+      <w:r>
+        <w:rPr>
+          <w:lang w:val="it-IT"/>
+        </w:rPr>
+        <w:t xml:space="preserve"> </w:t>
+      </w:r>
+      <w:r>
+        <w:rPr>
+          <w:lang w:val="it-IT"/>
+        </w:rPr>
+        <w:t>()</w:t>
+      </w:r>
+    </w:p>
+    <w:p>
+      <w:pPr>
+        <w:rPr>
+          <w:lang w:val="it-IT"/>
+        </w:rPr>
+      </w:pPr>
+    </w:p>
+    <w:p>
+      <w:pPr>
+        <w:rPr>
+          <w:lang w:val="it-IT"/>
+        </w:rPr>
+      </w:pPr>
+    </w:p>
+    <w:p>
+      <w:pPr>
+        <w:rPr>
+          <w:lang w:val="it-IT"/>
+        </w:rPr>
+      </w:pPr>
+      <w:r>
+        <w:rPr>
+          <w:lang w:val="it-IT"/>
+        </w:rPr>
+        <w:t xml:space="preserve">Metodo che dato il nome di un prodotto (nel body) e il nuovo </w:t>
+      </w:r>
+      <w:r>
+        <w:rPr>
+          <w:lang w:val="it-IT"/>
+        </w:rPr>
+        <w:t>prezzo</w:t>
+      </w:r>
+      <w:r>
+        <w:rPr>
+          <w:lang w:val="it-IT"/>
+        </w:rPr>
+        <w:t xml:space="preserve">(nell’URI) modifica il </w:t>
+      </w:r>
+      <w:r>
+        <w:rPr>
+          <w:lang w:val="it-IT"/>
+        </w:rPr>
+        <w:t>prezzo</w:t>
+      </w:r>
+      <w:r>
+        <w:rPr>
+          <w:lang w:val="it-IT"/>
+        </w:rPr>
+        <w:t xml:space="preserve"> del prodotto. Il metodo è case sensitive</w:t>
+      </w:r>
+    </w:p>
+    <w:p>
+      <w:pPr>
+        <w:rPr>
+          <w:lang w:val="it-IT"/>
+        </w:rPr>
+      </w:pPr>
+    </w:p>
+    <w:p>
+      <w:pPr>
+        <w:rPr>
+          <w:lang w:val="it-IT"/>
+        </w:rPr>
+      </w:pPr>
+      <w:r>
+        <w:rPr>
+          <w:lang w:val="it-IT"/>
+        </w:rPr>
+        <w:t xml:space="preserve">Body </w:t>
+      </w:r>
+      <w:proofErr w:type="spellStart"/>
+      <w:r>
+        <w:rPr>
+          <w:lang w:val="it-IT"/>
+        </w:rPr>
+        <w:t>request</w:t>
+      </w:r>
+      <w:proofErr w:type="spellEnd"/>
+      <w:r>
+        <w:rPr>
+          <w:lang w:val="it-IT"/>
+        </w:rPr>
+        <w:t>:</w:t>
+      </w:r>
+    </w:p>
+    <w:p>
+      <w:pPr>
+        <w:rPr>
+          <w:lang w:val="it-IT"/>
+        </w:rPr>
+      </w:pPr>
+      <w:r>
+        <w:rPr>
+          <w:lang w:val="it-IT"/>
+        </w:rPr>
+        <w:t>“</w:t>
+      </w:r>
+      <w:proofErr w:type="spellStart"/>
+      <w:r>
+        <w:rPr>
+          <w:lang w:val="it-IT"/>
+        </w:rPr>
+        <w:t>nome”:String</w:t>
+      </w:r>
+      <w:proofErr w:type="spellEnd"/>
+    </w:p>
+    <w:p>
+      <w:pPr>
+        <w:rPr>
+          <w:lang w:val="it-IT"/>
+        </w:rPr>
+      </w:pPr>
+      <w:proofErr w:type="spellStart"/>
+      <w:r>
+        <w:rPr>
+          <w:lang w:val="it-IT"/>
+        </w:rPr>
+        <w:t>idUtente:int</w:t>
+      </w:r>
+      <w:proofErr w:type="spellEnd"/>
+    </w:p>
+    <w:p>
+      <w:pPr>
+        <w:rPr>
+          <w:lang w:val="it-IT"/>
+        </w:rPr>
+      </w:pPr>
+    </w:p>
+    <w:p>
+      <w:pPr>
+        <w:rPr>
+          <w:lang w:val="it-IT"/>
+        </w:rPr>
+      </w:pPr>
+      <w:r>
+        <w:rPr>
+          <w:lang w:val="it-IT"/>
+        </w:rPr>
+        <w:t xml:space="preserve">Body </w:t>
+      </w:r>
+      <w:proofErr w:type="spellStart"/>
+      <w:r>
+        <w:rPr>
+          <w:lang w:val="it-IT"/>
+        </w:rPr>
+        <w:t>response</w:t>
+      </w:r>
+      <w:proofErr w:type="spellEnd"/>
+      <w:r>
+        <w:rPr>
+          <w:lang w:val="it-IT"/>
+        </w:rPr>
+        <w:t>:</w:t>
+      </w:r>
+    </w:p>
+    <w:p>
+      <w:pPr>
+        <w:rPr>
+          <w:lang w:val="it-IT"/>
+        </w:rPr>
+      </w:pPr>
+      <w:proofErr w:type="spellStart"/>
+      <w:r>
+        <w:rPr>
+          <w:lang w:val="it-IT"/>
+        </w:rPr>
+        <w:t>message:String</w:t>
+      </w:r>
+      <w:proofErr w:type="spellEnd"/>
+    </w:p>
+    <w:p>
+      <w:pPr>
+        <w:rPr>
+          <w:lang w:val="it-IT"/>
+        </w:rPr>
+      </w:pPr>
+    </w:p>
+    <w:p>
+      <w:pPr>
+        <w:pBdr>
+          <w:bottom w:val="single" w:sz="6" w:space="1" w:color="auto"/>
+        </w:pBdr>
+        <w:rPr>
+          <w:lang w:val="it-IT"/>
+        </w:rPr>
+      </w:pPr>
+      <w:r>
+        <w:rPr>
+          <w:lang w:val="it-IT"/>
+        </w:rPr>
+        <w:t>Codici di stato:</w:t>
+      </w:r>
+    </w:p>
+    <w:p>
+      <w:pPr>
+        <w:pBdr>
+          <w:bottom w:val="single" w:sz="6" w:space="1" w:color="auto"/>
+        </w:pBdr>
+        <w:rPr>
+          <w:lang w:val="it-IT"/>
+        </w:rPr>
+      </w:pPr>
+      <w:r>
+        <w:rPr>
+          <w:lang w:val="it-IT"/>
+        </w:rPr>
+        <w:t>204</w:t>
+      </w:r>
+      <w:r>
+        <w:rPr>
+          <w:lang w:val="it-IT"/>
+        </w:rPr>
+        <w:tab/>
+        <w:t>Prodotto modificato</w:t>
+      </w:r>
+    </w:p>
+    <w:p>
+      <w:pPr>
+        <w:pBdr>
+          <w:bottom w:val="single" w:sz="6" w:space="1" w:color="auto"/>
+        </w:pBdr>
+        <w:rPr>
+          <w:lang w:val="it-IT"/>
+        </w:rPr>
+      </w:pPr>
+      <w:r>
+        <w:rPr>
+          <w:lang w:val="it-IT"/>
+        </w:rPr>
+        <w:t>400</w:t>
+      </w:r>
+      <w:r>
+        <w:rPr>
+          <w:lang w:val="it-IT"/>
+        </w:rPr>
+        <w:tab/>
+        <w:t xml:space="preserve">Dati errati (i dati forniti nella </w:t>
+      </w:r>
+      <w:proofErr w:type="spellStart"/>
+      <w:r>
+        <w:rPr>
+          <w:lang w:val="it-IT"/>
+        </w:rPr>
+        <w:t>request</w:t>
+      </w:r>
+      <w:proofErr w:type="spellEnd"/>
+      <w:r>
+        <w:rPr>
+          <w:lang w:val="it-IT"/>
+        </w:rPr>
+        <w:t xml:space="preserve"> non sono validi)</w:t>
+      </w:r>
+    </w:p>
+    <w:p>
+      <w:pPr>
+        <w:pBdr>
+          <w:bottom w:val="single" w:sz="6" w:space="1" w:color="auto"/>
+        </w:pBdr>
+        <w:rPr>
+          <w:lang w:val="it-IT"/>
+        </w:rPr>
+      </w:pPr>
+      <w:r>
+        <w:rPr>
+          <w:lang w:val="it-IT"/>
+        </w:rPr>
+        <w:t>400</w:t>
+      </w:r>
+      <w:r>
+        <w:rPr>
+          <w:lang w:val="it-IT"/>
+        </w:rPr>
+        <w:tab/>
+      </w:r>
+      <w:proofErr w:type="spellStart"/>
+      <w:r>
+        <w:rPr>
+          <w:lang w:val="it-IT"/>
+        </w:rPr>
+        <w:t>IdUtente</w:t>
+      </w:r>
+      <w:proofErr w:type="spellEnd"/>
+      <w:r>
+        <w:rPr>
+          <w:lang w:val="it-IT"/>
+        </w:rPr>
+        <w:t xml:space="preserve"> mancante</w:t>
+      </w:r>
+    </w:p>
+    <w:p>
+      <w:pPr>
+        <w:pBdr>
+          <w:bottom w:val="single" w:sz="6" w:space="1" w:color="auto"/>
+        </w:pBdr>
+        <w:rPr>
+          <w:lang w:val="it-IT"/>
+        </w:rPr>
+      </w:pPr>
+      <w:r>
+        <w:rPr>
+          <w:lang w:val="it-IT"/>
+        </w:rPr>
+        <w:t>403</w:t>
+      </w:r>
+      <w:r>
+        <w:rPr>
+          <w:lang w:val="it-IT"/>
+        </w:rPr>
+        <w:tab/>
+        <w:t>Non autorizzato (l’utente non è autorizzato a fare questa operazione, non è admin)</w:t>
+      </w:r>
     </w:p>
     <w:p>
       <w:pPr>
@@ -4007,9 +4577,9 @@
       </w:pPr>
     </w:p>
     <w:sectPr>
-      <w:headerReference w:type="default" r:id="rId14"/>
-      <w:footerReference w:type="default" r:id="rId15"/>
-      <w:footerReference w:type="first" r:id="rId16"/>
+      <w:headerReference w:type="default" r:id="rId16"/>
+      <w:footerReference w:type="default" r:id="rId17"/>
+      <w:footerReference w:type="first" r:id="rId18"/>
       <w:pgSz w:w="11909" w:h="16834"/>
       <w:pgMar w:top="1440" w:right="1440" w:bottom="1440" w:left="1440" w:header="720" w:footer="720" w:gutter="0"/>
       <w:pgNumType w:start="1"/>

--- a/documentazione/fruttaInCampoDoc/Software Design Document.docx
+++ b/documentazione/fruttaInCampoDoc/Software Design Document.docx
@@ -1277,13 +1277,23 @@
         <w:t xml:space="preserve">applicazione web </w:t>
       </w:r>
       <w:proofErr w:type="spellStart"/>
-      <w:r>
-        <w:rPr>
-          <w:rFonts w:ascii="Times New Roman" w:eastAsia="Times New Roman" w:hAnsi="Times New Roman" w:cs="Times New Roman"/>
-          <w:sz w:val="24"/>
-          <w:szCs w:val="24"/>
-        </w:rPr>
-        <w:t>ideata,progettata,creata</w:t>
+      <w:proofErr w:type="gramStart"/>
+      <w:r>
+        <w:rPr>
+          <w:rFonts w:ascii="Times New Roman" w:eastAsia="Times New Roman" w:hAnsi="Times New Roman" w:cs="Times New Roman"/>
+          <w:sz w:val="24"/>
+          <w:szCs w:val="24"/>
+        </w:rPr>
+        <w:t>ideata,progettata</w:t>
+      </w:r>
+      <w:proofErr w:type="gramEnd"/>
+      <w:r>
+        <w:rPr>
+          <w:rFonts w:ascii="Times New Roman" w:eastAsia="Times New Roman" w:hAnsi="Times New Roman" w:cs="Times New Roman"/>
+          <w:sz w:val="24"/>
+          <w:szCs w:val="24"/>
+        </w:rPr>
+        <w:t>,creata</w:t>
       </w:r>
       <w:proofErr w:type="spellEnd"/>
       <w:r>
@@ -1310,7 +1320,25 @@
           <w:sz w:val="24"/>
           <w:szCs w:val="24"/>
         </w:rPr>
-        <w:t xml:space="preserve"> S.R.L, società specializzata nello sviluppo di soluzioni software e applicazioni web. Il team di sviluppo è composto da Alberghini Diego, Vona Lorenzo, Gariboldi Alessandro, Iacono Federico, Ghani Zeshan.  Il documento è da considerarsi proprietà della società; tutti i diritti sono riservati ed è vietata qualsiasi forma di riproduzione o distribuzione senza autorizzazione. Nel Software Design </w:t>
+        <w:t xml:space="preserve"> S.R.L, società specializzata nello sviluppo di soluzioni software e applicazioni web. </w:t>
+      </w:r>
+      <w:proofErr w:type="gramStart"/>
+      <w:r>
+        <w:rPr>
+          <w:rFonts w:ascii="Times New Roman" w:eastAsia="Times New Roman" w:hAnsi="Times New Roman" w:cs="Times New Roman"/>
+          <w:sz w:val="24"/>
+          <w:szCs w:val="24"/>
+        </w:rPr>
+        <w:t>Il team</w:t>
+      </w:r>
+      <w:proofErr w:type="gramEnd"/>
+      <w:r>
+        <w:rPr>
+          <w:rFonts w:ascii="Times New Roman" w:eastAsia="Times New Roman" w:hAnsi="Times New Roman" w:cs="Times New Roman"/>
+          <w:sz w:val="24"/>
+          <w:szCs w:val="24"/>
+        </w:rPr>
+        <w:t xml:space="preserve"> di sviluppo è composto da Alberghini Diego, Vona Lorenzo, Gariboldi Alessandro, Iacono Federico, Ghani Zeshan.  Il documento è da considerarsi proprietà della società; tutti i diritti sono riservati ed è vietata qualsiasi forma di riproduzione o distribuzione senza autorizzazione. Nel Software Design </w:t>
       </w:r>
       <w:proofErr w:type="spellStart"/>
       <w:r>
@@ -1328,7 +1356,25 @@
           <w:sz w:val="24"/>
           <w:szCs w:val="24"/>
         </w:rPr>
-        <w:t xml:space="preserve"> è riportato tutto l’andamento del progetto partendo dall’analisi delle richieste del cliente fino ad arrivare alla riuscita creazione dell’applicazione, passando dalla progettazione ed ideazione dei vari compiti e suddividendo le attività da fare in </w:t>
+        <w:t xml:space="preserve"> è riportato tutto l’andamento del progetto partendo dall’analisi delle richieste del cliente fino ad arrivare alla riuscita creazione dell’applicazione, passando dalla progettazione </w:t>
+      </w:r>
+      <w:proofErr w:type="gramStart"/>
+      <w:r>
+        <w:rPr>
+          <w:rFonts w:ascii="Times New Roman" w:eastAsia="Times New Roman" w:hAnsi="Times New Roman" w:cs="Times New Roman"/>
+          <w:sz w:val="24"/>
+          <w:szCs w:val="24"/>
+        </w:rPr>
+        <w:t>ed</w:t>
+      </w:r>
+      <w:proofErr w:type="gramEnd"/>
+      <w:r>
+        <w:rPr>
+          <w:rFonts w:ascii="Times New Roman" w:eastAsia="Times New Roman" w:hAnsi="Times New Roman" w:cs="Times New Roman"/>
+          <w:sz w:val="24"/>
+          <w:szCs w:val="24"/>
+        </w:rPr>
+        <w:t xml:space="preserve"> ideazione dei vari compiti e suddividendo le attività da fare in </w:t>
       </w:r>
       <w:r>
         <w:rPr>
@@ -1346,7 +1392,25 @@
           <w:sz w:val="24"/>
           <w:szCs w:val="24"/>
         </w:rPr>
-        <w:t xml:space="preserve"> task differenti, scomponibili a loro volta come: svolte in parallelo o sequenza. Le task sono state assegnate in base alle competenze individuali.</w:t>
+        <w:t xml:space="preserve"> task differenti, scomponibili a loro volta come: svolte in parallelo o sequenza. </w:t>
+      </w:r>
+      <w:proofErr w:type="gramStart"/>
+      <w:r>
+        <w:rPr>
+          <w:rFonts w:ascii="Times New Roman" w:eastAsia="Times New Roman" w:hAnsi="Times New Roman" w:cs="Times New Roman"/>
+          <w:sz w:val="24"/>
+          <w:szCs w:val="24"/>
+        </w:rPr>
+        <w:t>Le task</w:t>
+      </w:r>
+      <w:proofErr w:type="gramEnd"/>
+      <w:r>
+        <w:rPr>
+          <w:rFonts w:ascii="Times New Roman" w:eastAsia="Times New Roman" w:hAnsi="Times New Roman" w:cs="Times New Roman"/>
+          <w:sz w:val="24"/>
+          <w:szCs w:val="24"/>
+        </w:rPr>
+        <w:t xml:space="preserve"> sono state assegnate in base alle competenze individuali.</w:t>
       </w:r>
     </w:p>
     <w:p>
@@ -1392,13 +1456,32 @@
           <w:szCs w:val="24"/>
         </w:rPr>
       </w:pPr>
-      <w:r>
-        <w:rPr>
-          <w:rFonts w:ascii="Times New Roman" w:eastAsia="Times New Roman" w:hAnsi="Times New Roman" w:cs="Times New Roman"/>
-          <w:sz w:val="24"/>
-          <w:szCs w:val="24"/>
-        </w:rPr>
-        <w:t xml:space="preserve">Inoltre sono riportati e descritti tutti gli obiettivi prefissati della squadra, includendo anche finalità gestionali della squadra ( </w:t>
+      <w:proofErr w:type="gramStart"/>
+      <w:r>
+        <w:rPr>
+          <w:rFonts w:ascii="Times New Roman" w:eastAsia="Times New Roman" w:hAnsi="Times New Roman" w:cs="Times New Roman"/>
+          <w:sz w:val="24"/>
+          <w:szCs w:val="24"/>
+        </w:rPr>
+        <w:t>Inoltre</w:t>
+      </w:r>
+      <w:proofErr w:type="gramEnd"/>
+      <w:r>
+        <w:rPr>
+          <w:rFonts w:ascii="Times New Roman" w:eastAsia="Times New Roman" w:hAnsi="Times New Roman" w:cs="Times New Roman"/>
+          <w:sz w:val="24"/>
+          <w:szCs w:val="24"/>
+        </w:rPr>
+        <w:t xml:space="preserve"> sono riportati e descritti tutti gli obiettivi prefissati della squadra, includendo anche finalità gestionali della squadra </w:t>
+      </w:r>
+      <w:proofErr w:type="gramStart"/>
+      <w:r>
+        <w:rPr>
+          <w:rFonts w:ascii="Times New Roman" w:eastAsia="Times New Roman" w:hAnsi="Times New Roman" w:cs="Times New Roman"/>
+          <w:sz w:val="24"/>
+          <w:szCs w:val="24"/>
+        </w:rPr>
+        <w:t xml:space="preserve">( </w:t>
       </w:r>
       <w:proofErr w:type="spellStart"/>
       <w:r>
@@ -1409,7 +1492,18 @@
           <w:sz w:val="24"/>
           <w:szCs w:val="24"/>
         </w:rPr>
-        <w:t>es:teamwork</w:t>
+        <w:t>es</w:t>
+      </w:r>
+      <w:proofErr w:type="gramEnd"/>
+      <w:r>
+        <w:rPr>
+          <w:rFonts w:ascii="Times New Roman" w:eastAsia="Times New Roman" w:hAnsi="Times New Roman" w:cs="Times New Roman"/>
+          <w:i/>
+          <w:iCs/>
+          <w:sz w:val="24"/>
+          <w:szCs w:val="24"/>
+        </w:rPr>
+        <w:t>:teamwork</w:t>
       </w:r>
       <w:proofErr w:type="spellEnd"/>
       <w:r>
@@ -1563,7 +1657,21 @@
         <w:rPr>
           <w:rFonts w:ascii="Times New Roman" w:eastAsia="Times New Roman" w:hAnsi="Times New Roman" w:cs="Times New Roman"/>
         </w:rPr>
-        <w:t xml:space="preserve"> in vetrina ed l’user potrà eseguire l’acquisto in due modalità distinte:</w:t>
+        <w:t xml:space="preserve"> in vetrina </w:t>
+      </w:r>
+      <w:proofErr w:type="gramStart"/>
+      <w:r>
+        <w:rPr>
+          <w:rFonts w:ascii="Times New Roman" w:eastAsia="Times New Roman" w:hAnsi="Times New Roman" w:cs="Times New Roman"/>
+        </w:rPr>
+        <w:t>ed</w:t>
+      </w:r>
+      <w:proofErr w:type="gramEnd"/>
+      <w:r>
+        <w:rPr>
+          <w:rFonts w:ascii="Times New Roman" w:eastAsia="Times New Roman" w:hAnsi="Times New Roman" w:cs="Times New Roman"/>
+        </w:rPr>
+        <w:t xml:space="preserve"> l’user potrà eseguire l’acquisto in due modalità distinte:</w:t>
       </w:r>
     </w:p>
     <w:p>
@@ -1732,7 +1840,20 @@
           <w:rFonts w:ascii="Times New Roman" w:eastAsia="Times New Roman" w:hAnsi="Times New Roman" w:cs="Times New Roman"/>
         </w:rPr>
         <w:br/>
-        <w:t xml:space="preserve">Inoltre sarà possibile gestire l’applicazione in vari ruoli; Il proprietario avrà due ruoli separati in base alle circostanze di come e cosa dovrà svolgere nell’applicazione. Egli potrà raffigurarsi come “Amministratore” dividendosi in: </w:t>
+      </w:r>
+      <w:proofErr w:type="gramStart"/>
+      <w:r>
+        <w:rPr>
+          <w:rFonts w:ascii="Times New Roman" w:eastAsia="Times New Roman" w:hAnsi="Times New Roman" w:cs="Times New Roman"/>
+        </w:rPr>
+        <w:t>Inoltre</w:t>
+      </w:r>
+      <w:proofErr w:type="gramEnd"/>
+      <w:r>
+        <w:rPr>
+          <w:rFonts w:ascii="Times New Roman" w:eastAsia="Times New Roman" w:hAnsi="Times New Roman" w:cs="Times New Roman"/>
+        </w:rPr>
+        <w:t xml:space="preserve"> sarà possibile gestire l’applicazione in vari ruoli; Il proprietario avrà due ruoli separati in base alle circostanze di come e cosa dovrà svolgere nell’applicazione. Egli potrà raffigurarsi come “Amministratore” dividendosi in: </w:t>
       </w:r>
       <w:r>
         <w:rPr>
@@ -1937,6 +2058,7 @@
         </w:rPr>
       </w:pPr>
       <w:proofErr w:type="spellStart"/>
+      <w:proofErr w:type="gramStart"/>
       <w:r>
         <w:rPr>
           <w:lang w:val="en-US"/>
@@ -1944,14 +2066,16 @@
         <w:t>username:String</w:t>
       </w:r>
       <w:proofErr w:type="spellEnd"/>
-    </w:p>
-    <w:p>
-      <w:pPr>
-        <w:rPr>
-          <w:lang w:val="en-US"/>
-        </w:rPr>
-      </w:pPr>
-      <w:proofErr w:type="spellStart"/>
+      <w:proofErr w:type="gramEnd"/>
+    </w:p>
+    <w:p>
+      <w:pPr>
+        <w:rPr>
+          <w:lang w:val="en-US"/>
+        </w:rPr>
+      </w:pPr>
+      <w:proofErr w:type="spellStart"/>
+      <w:proofErr w:type="gramStart"/>
       <w:r>
         <w:rPr>
           <w:lang w:val="en-US"/>
@@ -1959,6 +2083,7 @@
         <w:t>password:String</w:t>
       </w:r>
       <w:proofErr w:type="spellEnd"/>
+      <w:proofErr w:type="gramEnd"/>
       <w:r>
         <w:rPr>
           <w:lang w:val="en-US"/>
@@ -1985,6 +2110,7 @@
         </w:rPr>
       </w:pPr>
       <w:proofErr w:type="spellStart"/>
+      <w:proofErr w:type="gramStart"/>
       <w:r>
         <w:rPr>
           <w:lang w:val="en-US"/>
@@ -1992,6 +2118,7 @@
         <w:t>nome:String</w:t>
       </w:r>
       <w:proofErr w:type="spellEnd"/>
+      <w:proofErr w:type="gramEnd"/>
     </w:p>
     <w:p>
       <w:pPr>
@@ -2035,6 +2162,7 @@
         </w:rPr>
       </w:pPr>
       <w:proofErr w:type="spellStart"/>
+      <w:proofErr w:type="gramStart"/>
       <w:r>
         <w:rPr>
           <w:lang w:val="en-US"/>
@@ -2042,6 +2170,7 @@
         <w:t>message:String</w:t>
       </w:r>
       <w:proofErr w:type="spellEnd"/>
+      <w:proofErr w:type="gramEnd"/>
     </w:p>
     <w:p>
       <w:pPr>
@@ -2070,6 +2199,7 @@
         </w:rPr>
       </w:pPr>
       <w:proofErr w:type="spellStart"/>
+      <w:proofErr w:type="gramStart"/>
       <w:r>
         <w:rPr>
           <w:lang w:val="en-US"/>
@@ -2077,6 +2207,7 @@
         <w:t>Message:String</w:t>
       </w:r>
       <w:proofErr w:type="spellEnd"/>
+      <w:proofErr w:type="gramEnd"/>
     </w:p>
     <w:p>
       <w:pPr>
@@ -2184,7 +2315,21 @@
           <w:lang w:val="it-IT"/>
         </w:rPr>
         <w:tab/>
-        <w:t xml:space="preserve">Utente già presente(è già presente l’username fornito nella </w:t>
+        <w:t xml:space="preserve">Utente già </w:t>
+      </w:r>
+      <w:proofErr w:type="gramStart"/>
+      <w:r>
+        <w:rPr>
+          <w:lang w:val="it-IT"/>
+        </w:rPr>
+        <w:t>presente(</w:t>
+      </w:r>
+      <w:proofErr w:type="gramEnd"/>
+      <w:r>
+        <w:rPr>
+          <w:lang w:val="it-IT"/>
+        </w:rPr>
+        <w:t xml:space="preserve">è già presente l’username fornito nella </w:t>
       </w:r>
       <w:proofErr w:type="spellStart"/>
       <w:r>
@@ -2361,6 +2506,7 @@
         </w:rPr>
       </w:pPr>
       <w:proofErr w:type="spellStart"/>
+      <w:proofErr w:type="gramStart"/>
       <w:r>
         <w:rPr>
           <w:lang w:val="en-US"/>
@@ -2368,14 +2514,16 @@
         <w:t>username:String</w:t>
       </w:r>
       <w:proofErr w:type="spellEnd"/>
-    </w:p>
-    <w:p>
-      <w:pPr>
-        <w:rPr>
-          <w:lang w:val="en-US"/>
-        </w:rPr>
-      </w:pPr>
-      <w:proofErr w:type="spellStart"/>
+      <w:proofErr w:type="gramEnd"/>
+    </w:p>
+    <w:p>
+      <w:pPr>
+        <w:rPr>
+          <w:lang w:val="en-US"/>
+        </w:rPr>
+      </w:pPr>
+      <w:proofErr w:type="spellStart"/>
+      <w:proofErr w:type="gramStart"/>
       <w:r>
         <w:rPr>
           <w:lang w:val="en-US"/>
@@ -2383,6 +2531,7 @@
         <w:t>password:String</w:t>
       </w:r>
       <w:proofErr w:type="spellEnd"/>
+      <w:proofErr w:type="gramEnd"/>
     </w:p>
     <w:p>
       <w:pPr>
@@ -2426,6 +2575,7 @@
         </w:rPr>
       </w:pPr>
       <w:proofErr w:type="spellStart"/>
+      <w:proofErr w:type="gramStart"/>
       <w:r>
         <w:rPr>
           <w:lang w:val="en-US"/>
@@ -2433,6 +2583,7 @@
         <w:t>message:String</w:t>
       </w:r>
       <w:proofErr w:type="spellEnd"/>
+      <w:proofErr w:type="gramEnd"/>
     </w:p>
     <w:p>
       <w:pPr>
@@ -2469,6 +2620,7 @@
         </w:rPr>
       </w:pPr>
       <w:proofErr w:type="spellStart"/>
+      <w:proofErr w:type="gramStart"/>
       <w:r>
         <w:rPr>
           <w:lang w:val="it-IT"/>
@@ -2476,6 +2628,7 @@
         <w:t>Message:String</w:t>
       </w:r>
       <w:proofErr w:type="spellEnd"/>
+      <w:proofErr w:type="gramEnd"/>
     </w:p>
     <w:p>
       <w:pPr>
@@ -2684,6 +2837,7 @@
         <w:br/>
       </w:r>
       <w:proofErr w:type="spellStart"/>
+      <w:proofErr w:type="gramStart"/>
       <w:r>
         <w:rPr>
           <w:lang w:val="en-US"/>
@@ -2691,6 +2845,7 @@
         <w:t>nome:String</w:t>
       </w:r>
       <w:proofErr w:type="spellEnd"/>
+      <w:proofErr w:type="gramEnd"/>
       <w:r>
         <w:rPr>
           <w:lang w:val="en-US"/>
@@ -2698,6 +2853,7 @@
         <w:br/>
       </w:r>
       <w:proofErr w:type="spellStart"/>
+      <w:proofErr w:type="gramStart"/>
       <w:r>
         <w:rPr>
           <w:lang w:val="en-US"/>
@@ -2705,6 +2861,7 @@
         <w:t>prezzo:float</w:t>
       </w:r>
       <w:proofErr w:type="spellEnd"/>
+      <w:proofErr w:type="gramEnd"/>
       <w:r>
         <w:rPr>
           <w:lang w:val="en-US"/>
@@ -2712,6 +2869,7 @@
         <w:br/>
       </w:r>
       <w:proofErr w:type="spellStart"/>
+      <w:proofErr w:type="gramStart"/>
       <w:r>
         <w:rPr>
           <w:lang w:val="en-US"/>
@@ -2719,51 +2877,62 @@
         <w:t>magazzino:float</w:t>
       </w:r>
       <w:proofErr w:type="spellEnd"/>
-    </w:p>
-    <w:p>
-      <w:pPr>
-        <w:rPr>
-          <w:lang w:val="en-US"/>
-        </w:rPr>
-      </w:pPr>
-    </w:p>
-    <w:p>
-      <w:pPr>
-        <w:rPr>
-          <w:lang w:val="en-US"/>
-        </w:rPr>
-      </w:pPr>
-      <w:r>
-        <w:rPr>
-          <w:lang w:val="en-US"/>
-        </w:rPr>
-        <w:t>Body response</w:t>
-      </w:r>
-    </w:p>
-    <w:p>
-      <w:pPr>
-        <w:rPr>
-          <w:lang w:val="en-US"/>
-        </w:rPr>
-      </w:pPr>
-      <w:proofErr w:type="spellStart"/>
-      <w:r>
-        <w:rPr>
-          <w:lang w:val="en-US"/>
+      <w:proofErr w:type="gramEnd"/>
+    </w:p>
+    <w:p>
+      <w:pPr>
+        <w:rPr>
+          <w:lang w:val="en-US"/>
+        </w:rPr>
+      </w:pPr>
+    </w:p>
+    <w:p>
+      <w:pPr>
+        <w:rPr>
+          <w:lang w:val="it-IT"/>
+        </w:rPr>
+      </w:pPr>
+      <w:r>
+        <w:rPr>
+          <w:lang w:val="it-IT"/>
+        </w:rPr>
+        <w:t xml:space="preserve">Body </w:t>
+      </w:r>
+      <w:proofErr w:type="spellStart"/>
+      <w:r>
+        <w:rPr>
+          <w:lang w:val="it-IT"/>
+        </w:rPr>
+        <w:t>response</w:t>
+      </w:r>
+      <w:proofErr w:type="spellEnd"/>
+    </w:p>
+    <w:p>
+      <w:pPr>
+        <w:rPr>
+          <w:lang w:val="it-IT"/>
+        </w:rPr>
+      </w:pPr>
+      <w:proofErr w:type="spellStart"/>
+      <w:proofErr w:type="gramStart"/>
+      <w:r>
+        <w:rPr>
+          <w:lang w:val="it-IT"/>
         </w:rPr>
         <w:t>Message:String</w:t>
       </w:r>
       <w:proofErr w:type="spellEnd"/>
-    </w:p>
-    <w:p>
-      <w:pPr>
-        <w:rPr>
-          <w:lang w:val="en-US"/>
-        </w:rPr>
-      </w:pPr>
-      <w:r>
-        <w:rPr>
-          <w:lang w:val="en-US"/>
+      <w:proofErr w:type="gramEnd"/>
+    </w:p>
+    <w:p>
+      <w:pPr>
+        <w:rPr>
+          <w:lang w:val="it-IT"/>
+        </w:rPr>
+      </w:pPr>
+      <w:r>
+        <w:rPr>
+          <w:lang w:val="it-IT"/>
         </w:rPr>
         <w:br/>
       </w:r>
@@ -3015,7 +3184,21 @@
         <w:rPr>
           <w:lang w:val="it-IT"/>
         </w:rPr>
-        <w:t xml:space="preserve"> è case sensitive. Il nome del prodotto va specificato nell’URI.</w:t>
+        <w:t xml:space="preserve"> </w:t>
+      </w:r>
+      <w:proofErr w:type="gramStart"/>
+      <w:r>
+        <w:rPr>
+          <w:lang w:val="it-IT"/>
+        </w:rPr>
+        <w:t>è</w:t>
+      </w:r>
+      <w:proofErr w:type="gramEnd"/>
+      <w:r>
+        <w:rPr>
+          <w:lang w:val="it-IT"/>
+        </w:rPr>
+        <w:t xml:space="preserve"> case sensitive. Il nome del prodotto va specificato nell’URI.</w:t>
       </w:r>
     </w:p>
     <w:p>
@@ -3077,6 +3260,7 @@
         </w:rPr>
       </w:pPr>
       <w:proofErr w:type="spellStart"/>
+      <w:proofErr w:type="gramStart"/>
       <w:r>
         <w:rPr>
           <w:lang w:val="it-IT"/>
@@ -3084,6 +3268,7 @@
         <w:t>Message:String</w:t>
       </w:r>
       <w:proofErr w:type="spellEnd"/>
+      <w:proofErr w:type="gramEnd"/>
     </w:p>
     <w:p>
       <w:pPr>
@@ -3114,26 +3299,14 @@
         <w:rPr>
           <w:lang w:val="it-IT"/>
         </w:rPr>
-        <w:t>20</w:t>
-      </w:r>
-      <w:r>
-        <w:rPr>
-          <w:lang w:val="it-IT"/>
-        </w:rPr>
-        <w:t>4</w:t>
+        <w:t>204</w:t>
       </w:r>
       <w:r>
         <w:rPr>
           <w:lang w:val="it-IT"/>
         </w:rPr>
         <w:tab/>
-        <w:t xml:space="preserve">Prodotto </w:t>
-      </w:r>
-      <w:r>
-        <w:rPr>
-          <w:lang w:val="it-IT"/>
-        </w:rPr>
-        <w:t>eliminato</w:t>
+        <w:t>Prodotto eliminato</w:t>
       </w:r>
     </w:p>
     <w:p>
@@ -3431,16 +3604,8 @@
         <w:rPr>
           <w:lang w:val="it-IT"/>
         </w:rPr>
-        <w:t xml:space="preserve">": </w:t>
-      </w:r>
-      <w:proofErr w:type="spellStart"/>
-      <w:r>
-        <w:rPr>
-          <w:lang w:val="it-IT"/>
-        </w:rPr>
-        <w:t>int</w:t>
-      </w:r>
-      <w:proofErr w:type="spellEnd"/>
+        <w:t>": int</w:t>
+      </w:r>
     </w:p>
     <w:p>
       <w:pPr>
@@ -3609,19 +3774,21 @@
         <w:rPr>
           <w:lang w:val="it-IT"/>
         </w:rPr>
-        <w:t xml:space="preserve">Metodo che dato il nome del prodotto (così come è stato fornito) lo elimina. Il </w:t>
-      </w:r>
-      <w:r>
-        <w:rPr>
-          <w:lang w:val="it-IT"/>
-        </w:rPr>
-        <w:t>metodo</w:t>
-      </w:r>
-      <w:r>
-        <w:rPr>
-          <w:lang w:val="it-IT"/>
-        </w:rPr>
-        <w:t xml:space="preserve"> è case sensitive. Il nome del prodotto va specificato nell’URI.</w:t>
+        <w:t xml:space="preserve">Metodo che dato il nome del prodotto (così come è stato fornito) lo elimina. Il metodo </w:t>
+      </w:r>
+      <w:proofErr w:type="gramStart"/>
+      <w:r>
+        <w:rPr>
+          <w:lang w:val="it-IT"/>
+        </w:rPr>
+        <w:t>è</w:t>
+      </w:r>
+      <w:proofErr w:type="gramEnd"/>
+      <w:r>
+        <w:rPr>
+          <w:lang w:val="it-IT"/>
+        </w:rPr>
+        <w:t xml:space="preserve"> case sensitive. Il nome del prodotto va specificato nell’URI.</w:t>
       </w:r>
     </w:p>
     <w:p>
@@ -3880,7 +4047,21 @@
         <w:rPr>
           <w:lang w:val="it-IT"/>
         </w:rPr>
-        <w:t>Metodo che dato il nome di un prodotto (nel body) e il nuovo nome (nell’URI) modifica il nome del prodotto. Il metodo è case sensitive</w:t>
+        <w:t xml:space="preserve">Metodo che dato il nome di un prodotto (nel body) e il nuovo nome (nell’URI) modifica il nome del prodotto. Il metodo </w:t>
+      </w:r>
+      <w:proofErr w:type="gramStart"/>
+      <w:r>
+        <w:rPr>
+          <w:lang w:val="it-IT"/>
+        </w:rPr>
+        <w:t>è</w:t>
+      </w:r>
+      <w:proofErr w:type="gramEnd"/>
+      <w:r>
+        <w:rPr>
+          <w:lang w:val="it-IT"/>
+        </w:rPr>
+        <w:t xml:space="preserve"> case sensitive</w:t>
       </w:r>
     </w:p>
     <w:p>
@@ -3934,9 +4115,17 @@
         <w:rPr>
           <w:lang w:val="it-IT"/>
         </w:rPr>
-        <w:t>nome”:String</w:t>
-      </w:r>
-      <w:proofErr w:type="spellEnd"/>
+        <w:t>nome</w:t>
+      </w:r>
+      <w:proofErr w:type="gramStart"/>
+      <w:r>
+        <w:rPr>
+          <w:lang w:val="it-IT"/>
+        </w:rPr>
+        <w:t>”:String</w:t>
+      </w:r>
+      <w:proofErr w:type="spellEnd"/>
+      <w:proofErr w:type="gramEnd"/>
     </w:p>
     <w:p>
       <w:pPr>
@@ -3994,6 +4183,7 @@
         </w:rPr>
       </w:pPr>
       <w:proofErr w:type="spellStart"/>
+      <w:proofErr w:type="gramStart"/>
       <w:r>
         <w:rPr>
           <w:lang w:val="it-IT"/>
@@ -4001,6 +4191,7 @@
         <w:t>message:String</w:t>
       </w:r>
       <w:proofErr w:type="spellEnd"/>
+      <w:proofErr w:type="gramEnd"/>
     </w:p>
     <w:p>
       <w:pPr>
@@ -4045,13 +4236,7 @@
           <w:lang w:val="it-IT"/>
         </w:rPr>
         <w:tab/>
-        <w:t xml:space="preserve">Prodotto </w:t>
-      </w:r>
-      <w:r>
-        <w:rPr>
-          <w:lang w:val="it-IT"/>
-        </w:rPr>
-        <w:t>modificato</w:t>
+        <w:t>Prodotto modificato</w:t>
       </w:r>
     </w:p>
     <w:p>
@@ -4167,19 +4352,7 @@
         <w:rPr>
           <w:lang w:val="it-IT"/>
         </w:rPr>
-        <w:t xml:space="preserve">MODIFICA </w:t>
-      </w:r>
-      <w:r>
-        <w:rPr>
-          <w:lang w:val="it-IT"/>
-        </w:rPr>
-        <w:t xml:space="preserve">PREZZO </w:t>
-      </w:r>
-      <w:r>
-        <w:rPr>
-          <w:lang w:val="it-IT"/>
-        </w:rPr>
-        <w:t>PRODOTTO</w:t>
+        <w:t>MODIFICA PREZZO PRODOTTO</w:t>
       </w:r>
     </w:p>
     <w:p>
@@ -4201,55 +4374,418 @@
             <w:rStyle w:val="Collegamentoipertestuale"/>
             <w:lang w:val="it-IT"/>
           </w:rPr>
-          <w:t>http://localhost:8080/api/prodotto/nome/{</w:t>
+          <w:t>http://localhost:8080/api/prodotto/nome/{prezzo}</w:t>
         </w:r>
+      </w:hyperlink>
+      <w:r>
+        <w:rPr>
+          <w:lang w:val="it-IT"/>
+        </w:rPr>
+        <w:t xml:space="preserve">   PUT   </w:t>
+      </w:r>
+      <w:proofErr w:type="spellStart"/>
+      <w:r>
+        <w:rPr>
+          <w:lang w:val="it-IT"/>
+        </w:rPr>
+        <w:t>ProdottoContro</w:t>
+      </w:r>
+      <w:r>
+        <w:rPr>
+          <w:lang w:val="it-IT"/>
+        </w:rPr>
+        <w:t>ller.cambiaPrezzo</w:t>
+      </w:r>
+      <w:proofErr w:type="spellEnd"/>
+      <w:r>
+        <w:rPr>
+          <w:lang w:val="it-IT"/>
+        </w:rPr>
+        <w:t xml:space="preserve"> ()</w:t>
+      </w:r>
+    </w:p>
+    <w:p>
+      <w:pPr>
+        <w:rPr>
+          <w:lang w:val="it-IT"/>
+        </w:rPr>
+      </w:pPr>
+    </w:p>
+    <w:p>
+      <w:pPr>
+        <w:rPr>
+          <w:lang w:val="it-IT"/>
+        </w:rPr>
+      </w:pPr>
+    </w:p>
+    <w:p>
+      <w:pPr>
+        <w:rPr>
+          <w:lang w:val="it-IT"/>
+        </w:rPr>
+      </w:pPr>
+      <w:r>
+        <w:rPr>
+          <w:lang w:val="it-IT"/>
+        </w:rPr>
+        <w:t xml:space="preserve">Metodo che dato il nome di un prodotto (nel body) e il nuovo </w:t>
+      </w:r>
+      <w:proofErr w:type="gramStart"/>
+      <w:r>
+        <w:rPr>
+          <w:lang w:val="it-IT"/>
+        </w:rPr>
+        <w:t>prezzo(</w:t>
+      </w:r>
+      <w:proofErr w:type="gramEnd"/>
+      <w:r>
+        <w:rPr>
+          <w:lang w:val="it-IT"/>
+        </w:rPr>
+        <w:t xml:space="preserve">nell’URI) modifica il prezzo del prodotto. Il metodo </w:t>
+      </w:r>
+      <w:proofErr w:type="gramStart"/>
+      <w:r>
+        <w:rPr>
+          <w:lang w:val="it-IT"/>
+        </w:rPr>
+        <w:t>è</w:t>
+      </w:r>
+      <w:proofErr w:type="gramEnd"/>
+      <w:r>
+        <w:rPr>
+          <w:lang w:val="it-IT"/>
+        </w:rPr>
+        <w:t xml:space="preserve"> case sensitive</w:t>
+      </w:r>
+    </w:p>
+    <w:p>
+      <w:pPr>
+        <w:rPr>
+          <w:lang w:val="it-IT"/>
+        </w:rPr>
+      </w:pPr>
+    </w:p>
+    <w:p>
+      <w:pPr>
+        <w:rPr>
+          <w:lang w:val="it-IT"/>
+        </w:rPr>
+      </w:pPr>
+      <w:r>
+        <w:rPr>
+          <w:lang w:val="it-IT"/>
+        </w:rPr>
+        <w:t xml:space="preserve">Body </w:t>
+      </w:r>
+      <w:proofErr w:type="spellStart"/>
+      <w:r>
+        <w:rPr>
+          <w:lang w:val="it-IT"/>
+        </w:rPr>
+        <w:t>request</w:t>
+      </w:r>
+      <w:proofErr w:type="spellEnd"/>
+      <w:r>
+        <w:rPr>
+          <w:lang w:val="it-IT"/>
+        </w:rPr>
+        <w:t>:</w:t>
+      </w:r>
+    </w:p>
+    <w:p>
+      <w:pPr>
+        <w:rPr>
+          <w:lang w:val="it-IT"/>
+        </w:rPr>
+      </w:pPr>
+      <w:r>
+        <w:rPr>
+          <w:lang w:val="it-IT"/>
+        </w:rPr>
+        <w:t>“</w:t>
+      </w:r>
+      <w:proofErr w:type="spellStart"/>
+      <w:r>
+        <w:rPr>
+          <w:lang w:val="it-IT"/>
+        </w:rPr>
+        <w:t>nome</w:t>
+      </w:r>
+      <w:proofErr w:type="gramStart"/>
+      <w:r>
+        <w:rPr>
+          <w:lang w:val="it-IT"/>
+        </w:rPr>
+        <w:t>”:String</w:t>
+      </w:r>
+      <w:proofErr w:type="spellEnd"/>
+      <w:proofErr w:type="gramEnd"/>
+    </w:p>
+    <w:p>
+      <w:pPr>
+        <w:rPr>
+          <w:lang w:val="it-IT"/>
+        </w:rPr>
+      </w:pPr>
+      <w:proofErr w:type="spellStart"/>
+      <w:r>
+        <w:rPr>
+          <w:lang w:val="it-IT"/>
+        </w:rPr>
+        <w:t>idUtente:int</w:t>
+      </w:r>
+      <w:proofErr w:type="spellEnd"/>
+    </w:p>
+    <w:p>
+      <w:pPr>
+        <w:rPr>
+          <w:lang w:val="it-IT"/>
+        </w:rPr>
+      </w:pPr>
+    </w:p>
+    <w:p>
+      <w:pPr>
+        <w:rPr>
+          <w:lang w:val="it-IT"/>
+        </w:rPr>
+      </w:pPr>
+      <w:r>
+        <w:rPr>
+          <w:lang w:val="it-IT"/>
+        </w:rPr>
+        <w:t xml:space="preserve">Body </w:t>
+      </w:r>
+      <w:proofErr w:type="spellStart"/>
+      <w:r>
+        <w:rPr>
+          <w:lang w:val="it-IT"/>
+        </w:rPr>
+        <w:t>response</w:t>
+      </w:r>
+      <w:proofErr w:type="spellEnd"/>
+      <w:r>
+        <w:rPr>
+          <w:lang w:val="it-IT"/>
+        </w:rPr>
+        <w:t>:</w:t>
+      </w:r>
+    </w:p>
+    <w:p>
+      <w:pPr>
+        <w:rPr>
+          <w:lang w:val="it-IT"/>
+        </w:rPr>
+      </w:pPr>
+      <w:proofErr w:type="spellStart"/>
+      <w:proofErr w:type="gramStart"/>
+      <w:r>
+        <w:rPr>
+          <w:lang w:val="it-IT"/>
+        </w:rPr>
+        <w:t>message:String</w:t>
+      </w:r>
+      <w:proofErr w:type="spellEnd"/>
+      <w:proofErr w:type="gramEnd"/>
+    </w:p>
+    <w:p>
+      <w:pPr>
+        <w:rPr>
+          <w:lang w:val="it-IT"/>
+        </w:rPr>
+      </w:pPr>
+    </w:p>
+    <w:p>
+      <w:pPr>
+        <w:pBdr>
+          <w:bottom w:val="single" w:sz="6" w:space="1" w:color="auto"/>
+        </w:pBdr>
+        <w:rPr>
+          <w:lang w:val="it-IT"/>
+        </w:rPr>
+      </w:pPr>
+      <w:r>
+        <w:rPr>
+          <w:lang w:val="it-IT"/>
+        </w:rPr>
+        <w:t>Codici di stato:</w:t>
+      </w:r>
+    </w:p>
+    <w:p>
+      <w:pPr>
+        <w:pBdr>
+          <w:bottom w:val="single" w:sz="6" w:space="1" w:color="auto"/>
+        </w:pBdr>
+        <w:rPr>
+          <w:lang w:val="it-IT"/>
+        </w:rPr>
+      </w:pPr>
+      <w:r>
+        <w:rPr>
+          <w:lang w:val="it-IT"/>
+        </w:rPr>
+        <w:t>204</w:t>
+      </w:r>
+      <w:r>
+        <w:rPr>
+          <w:lang w:val="it-IT"/>
+        </w:rPr>
+        <w:tab/>
+        <w:t>Prodotto modificato</w:t>
+      </w:r>
+    </w:p>
+    <w:p>
+      <w:pPr>
+        <w:pBdr>
+          <w:bottom w:val="single" w:sz="6" w:space="1" w:color="auto"/>
+        </w:pBdr>
+        <w:rPr>
+          <w:lang w:val="it-IT"/>
+        </w:rPr>
+      </w:pPr>
+      <w:r>
+        <w:rPr>
+          <w:lang w:val="it-IT"/>
+        </w:rPr>
+        <w:t>400</w:t>
+      </w:r>
+      <w:r>
+        <w:rPr>
+          <w:lang w:val="it-IT"/>
+        </w:rPr>
+        <w:tab/>
+        <w:t xml:space="preserve">Dati errati (i dati forniti nella </w:t>
+      </w:r>
+      <w:proofErr w:type="spellStart"/>
+      <w:r>
+        <w:rPr>
+          <w:lang w:val="it-IT"/>
+        </w:rPr>
+        <w:t>request</w:t>
+      </w:r>
+      <w:proofErr w:type="spellEnd"/>
+      <w:r>
+        <w:rPr>
+          <w:lang w:val="it-IT"/>
+        </w:rPr>
+        <w:t xml:space="preserve"> non sono validi)</w:t>
+      </w:r>
+    </w:p>
+    <w:p>
+      <w:pPr>
+        <w:pBdr>
+          <w:bottom w:val="single" w:sz="6" w:space="1" w:color="auto"/>
+        </w:pBdr>
+        <w:rPr>
+          <w:lang w:val="it-IT"/>
+        </w:rPr>
+      </w:pPr>
+      <w:r>
+        <w:rPr>
+          <w:lang w:val="it-IT"/>
+        </w:rPr>
+        <w:t>400</w:t>
+      </w:r>
+      <w:r>
+        <w:rPr>
+          <w:lang w:val="it-IT"/>
+        </w:rPr>
+        <w:tab/>
+      </w:r>
+      <w:proofErr w:type="spellStart"/>
+      <w:r>
+        <w:rPr>
+          <w:lang w:val="it-IT"/>
+        </w:rPr>
+        <w:t>IdUtente</w:t>
+      </w:r>
+      <w:proofErr w:type="spellEnd"/>
+      <w:r>
+        <w:rPr>
+          <w:lang w:val="it-IT"/>
+        </w:rPr>
+        <w:t xml:space="preserve"> mancante</w:t>
+      </w:r>
+    </w:p>
+    <w:p>
+      <w:pPr>
+        <w:pBdr>
+          <w:bottom w:val="single" w:sz="6" w:space="1" w:color="auto"/>
+        </w:pBdr>
+        <w:rPr>
+          <w:lang w:val="it-IT"/>
+        </w:rPr>
+      </w:pPr>
+      <w:r>
+        <w:rPr>
+          <w:lang w:val="it-IT"/>
+        </w:rPr>
+        <w:t>403</w:t>
+      </w:r>
+      <w:r>
+        <w:rPr>
+          <w:lang w:val="it-IT"/>
+        </w:rPr>
+        <w:tab/>
+        <w:t>Non autorizzato (l’utente non è autorizzato a fare questa operazione, non è admin)</w:t>
+      </w:r>
+    </w:p>
+    <w:p>
+      <w:pPr>
+        <w:rPr>
+          <w:lang w:val="it-IT"/>
+        </w:rPr>
+      </w:pPr>
+      <w:r>
+        <w:rPr>
+          <w:lang w:val="it-IT"/>
+        </w:rPr>
+        <w:t>AGGIUNTA DI UN RACCOLTO</w:t>
+      </w:r>
+    </w:p>
+    <w:p>
+      <w:pPr>
+        <w:rPr>
+          <w:lang w:val="it-IT"/>
+        </w:rPr>
+      </w:pPr>
+      <w:hyperlink r:id="rId16" w:history="1">
         <w:r>
           <w:rPr>
             <w:rStyle w:val="Collegamentoipertestuale"/>
             <w:lang w:val="it-IT"/>
           </w:rPr>
-          <w:t>prezzo</w:t>
-        </w:r>
-        <w:r>
-          <w:rPr>
-            <w:rStyle w:val="Collegamentoipertestuale"/>
-            <w:lang w:val="it-IT"/>
-          </w:rPr>
-          <w:t>}</w:t>
+          <w:t>http://localhost:8080/api/raccolto</w:t>
         </w:r>
       </w:hyperlink>
       <w:r>
         <w:rPr>
           <w:lang w:val="it-IT"/>
         </w:rPr>
-        <w:t xml:space="preserve">   PUT   </w:t>
-      </w:r>
-      <w:proofErr w:type="spellStart"/>
-      <w:r>
-        <w:rPr>
-          <w:lang w:val="it-IT"/>
-        </w:rPr>
-        <w:t>ProdottoContro</w:t>
-      </w:r>
-      <w:r>
-        <w:rPr>
-          <w:lang w:val="it-IT"/>
-        </w:rPr>
-        <w:t>ller.cambia</w:t>
-      </w:r>
-      <w:r>
-        <w:rPr>
-          <w:lang w:val="it-IT"/>
-        </w:rPr>
-        <w:t>Prezzo</w:t>
-      </w:r>
-      <w:proofErr w:type="spellEnd"/>
-      <w:r>
-        <w:rPr>
-          <w:lang w:val="it-IT"/>
-        </w:rPr>
-        <w:t xml:space="preserve"> </w:t>
-      </w:r>
+        <w:tab/>
+      </w:r>
+      <w:proofErr w:type="gramStart"/>
+      <w:r>
+        <w:rPr>
+          <w:lang w:val="it-IT"/>
+        </w:rPr>
+        <w:t xml:space="preserve">POST  </w:t>
+      </w:r>
+      <w:proofErr w:type="spellStart"/>
+      <w:r>
+        <w:rPr>
+          <w:lang w:val="it-IT"/>
+        </w:rPr>
+        <w:t>Pro</w:t>
+      </w:r>
+      <w:r>
+        <w:rPr>
+          <w:lang w:val="it-IT"/>
+        </w:rPr>
+        <w:t>ssimoRaccoltoController.aggiungiRaccolto</w:t>
+      </w:r>
+      <w:proofErr w:type="spellEnd"/>
+      <w:proofErr w:type="gramEnd"/>
       <w:r>
         <w:rPr>
           <w:lang w:val="it-IT"/>
@@ -4263,116 +4799,95 @@
           <w:lang w:val="it-IT"/>
         </w:rPr>
       </w:pPr>
-    </w:p>
-    <w:p>
-      <w:pPr>
-        <w:rPr>
-          <w:lang w:val="it-IT"/>
-        </w:rPr>
-      </w:pPr>
-    </w:p>
-    <w:p>
-      <w:pPr>
-        <w:rPr>
-          <w:lang w:val="it-IT"/>
-        </w:rPr>
-      </w:pPr>
-      <w:r>
-        <w:rPr>
-          <w:lang w:val="it-IT"/>
-        </w:rPr>
-        <w:t xml:space="preserve">Metodo che dato il nome di un prodotto (nel body) e il nuovo </w:t>
-      </w:r>
-      <w:r>
-        <w:rPr>
-          <w:lang w:val="it-IT"/>
-        </w:rPr>
-        <w:t>prezzo</w:t>
-      </w:r>
-      <w:r>
-        <w:rPr>
-          <w:lang w:val="it-IT"/>
-        </w:rPr>
-        <w:t xml:space="preserve">(nell’URI) modifica il </w:t>
-      </w:r>
-      <w:r>
-        <w:rPr>
-          <w:lang w:val="it-IT"/>
-        </w:rPr>
-        <w:t>prezzo</w:t>
-      </w:r>
-      <w:r>
-        <w:rPr>
-          <w:lang w:val="it-IT"/>
-        </w:rPr>
-        <w:t xml:space="preserve"> del prodotto. Il metodo è case sensitive</w:t>
-      </w:r>
-    </w:p>
-    <w:p>
-      <w:pPr>
-        <w:rPr>
-          <w:lang w:val="it-IT"/>
-        </w:rPr>
-      </w:pPr>
-    </w:p>
-    <w:p>
-      <w:pPr>
-        <w:rPr>
-          <w:lang w:val="it-IT"/>
-        </w:rPr>
-      </w:pPr>
-      <w:r>
-        <w:rPr>
-          <w:lang w:val="it-IT"/>
-        </w:rPr>
-        <w:t xml:space="preserve">Body </w:t>
-      </w:r>
-      <w:proofErr w:type="spellStart"/>
-      <w:r>
-        <w:rPr>
-          <w:lang w:val="it-IT"/>
-        </w:rPr>
-        <w:t>request</w:t>
-      </w:r>
-      <w:proofErr w:type="spellEnd"/>
-      <w:r>
-        <w:rPr>
-          <w:lang w:val="it-IT"/>
-        </w:rPr>
-        <w:t>:</w:t>
-      </w:r>
-    </w:p>
-    <w:p>
-      <w:pPr>
-        <w:rPr>
-          <w:lang w:val="it-IT"/>
-        </w:rPr>
-      </w:pPr>
-      <w:r>
-        <w:rPr>
-          <w:lang w:val="it-IT"/>
-        </w:rPr>
-        <w:t>“</w:t>
-      </w:r>
-      <w:proofErr w:type="spellStart"/>
-      <w:r>
-        <w:rPr>
-          <w:lang w:val="it-IT"/>
-        </w:rPr>
-        <w:t>nome”:String</w:t>
-      </w:r>
-      <w:proofErr w:type="spellEnd"/>
-    </w:p>
-    <w:p>
-      <w:pPr>
-        <w:rPr>
-          <w:lang w:val="it-IT"/>
-        </w:rPr>
-      </w:pPr>
-      <w:proofErr w:type="spellStart"/>
-      <w:r>
-        <w:rPr>
-          <w:lang w:val="it-IT"/>
+      <w:r>
+        <w:rPr>
+          <w:lang w:val="it-IT"/>
+        </w:rPr>
+        <w:t>metodo che dato il nome di un prodotto, l’id dell’utente, il totale del raccolto e la data di raccolta lo aggiunge</w:t>
+      </w:r>
+    </w:p>
+    <w:p>
+      <w:pPr>
+        <w:rPr>
+          <w:lang w:val="it-IT"/>
+        </w:rPr>
+      </w:pPr>
+    </w:p>
+    <w:p>
+      <w:pPr>
+        <w:rPr>
+          <w:lang w:val="en-US"/>
+        </w:rPr>
+      </w:pPr>
+      <w:r>
+        <w:rPr>
+          <w:lang w:val="en-US"/>
+        </w:rPr>
+        <w:t>Body</w:t>
+      </w:r>
+      <w:r>
+        <w:rPr>
+          <w:lang w:val="en-US"/>
+        </w:rPr>
+        <w:t xml:space="preserve"> request</w:t>
+      </w:r>
+    </w:p>
+    <w:p>
+      <w:pPr>
+        <w:rPr>
+          <w:lang w:val="en-US"/>
+        </w:rPr>
+      </w:pPr>
+      <w:proofErr w:type="spellStart"/>
+      <w:r>
+        <w:rPr>
+          <w:lang w:val="en-US"/>
+        </w:rPr>
+        <w:t>totale:int</w:t>
+      </w:r>
+      <w:proofErr w:type="spellEnd"/>
+      <w:r>
+        <w:rPr>
+          <w:lang w:val="en-US"/>
+        </w:rPr>
+        <w:br/>
+      </w:r>
+      <w:proofErr w:type="spellStart"/>
+      <w:proofErr w:type="gramStart"/>
+      <w:r>
+        <w:rPr>
+          <w:lang w:val="en-US"/>
+        </w:rPr>
+        <w:t>data:date</w:t>
+      </w:r>
+      <w:proofErr w:type="spellEnd"/>
+      <w:proofErr w:type="gramEnd"/>
+      <w:r>
+        <w:rPr>
+          <w:lang w:val="en-US"/>
+        </w:rPr>
+        <w:br/>
+      </w:r>
+      <w:proofErr w:type="spellStart"/>
+      <w:proofErr w:type="gramStart"/>
+      <w:r>
+        <w:rPr>
+          <w:lang w:val="en-US"/>
+        </w:rPr>
+        <w:t>nomeProdotto:String</w:t>
+      </w:r>
+      <w:proofErr w:type="spellEnd"/>
+      <w:proofErr w:type="gramEnd"/>
+      <w:r>
+        <w:rPr>
+          <w:lang w:val="en-US"/>
+        </w:rPr>
+        <w:br/>
+      </w:r>
+      <w:proofErr w:type="spellStart"/>
+      <w:r>
+        <w:rPr>
+          <w:lang w:val="en-US"/>
         </w:rPr>
         <w:t>idUtente:int</w:t>
       </w:r>
@@ -4381,56 +4896,7 @@
     <w:p>
       <w:pPr>
         <w:rPr>
-          <w:lang w:val="it-IT"/>
-        </w:rPr>
-      </w:pPr>
-    </w:p>
-    <w:p>
-      <w:pPr>
-        <w:rPr>
-          <w:lang w:val="it-IT"/>
-        </w:rPr>
-      </w:pPr>
-      <w:r>
-        <w:rPr>
-          <w:lang w:val="it-IT"/>
-        </w:rPr>
-        <w:t xml:space="preserve">Body </w:t>
-      </w:r>
-      <w:proofErr w:type="spellStart"/>
-      <w:r>
-        <w:rPr>
-          <w:lang w:val="it-IT"/>
-        </w:rPr>
-        <w:t>response</w:t>
-      </w:r>
-      <w:proofErr w:type="spellEnd"/>
-      <w:r>
-        <w:rPr>
-          <w:lang w:val="it-IT"/>
-        </w:rPr>
-        <w:t>:</w:t>
-      </w:r>
-    </w:p>
-    <w:p>
-      <w:pPr>
-        <w:rPr>
-          <w:lang w:val="it-IT"/>
-        </w:rPr>
-      </w:pPr>
-      <w:proofErr w:type="spellStart"/>
-      <w:r>
-        <w:rPr>
-          <w:lang w:val="it-IT"/>
-        </w:rPr>
-        <w:t>message:String</w:t>
-      </w:r>
-      <w:proofErr w:type="spellEnd"/>
-    </w:p>
-    <w:p>
-      <w:pPr>
-        <w:rPr>
-          <w:lang w:val="it-IT"/>
+          <w:lang w:val="en-US"/>
         </w:rPr>
       </w:pPr>
     </w:p>
@@ -4463,14 +4929,14 @@
         <w:rPr>
           <w:lang w:val="it-IT"/>
         </w:rPr>
-        <w:t>204</w:t>
+        <w:t>201</w:t>
       </w:r>
       <w:r>
         <w:rPr>
           <w:lang w:val="it-IT"/>
         </w:rPr>
         <w:tab/>
-        <w:t>Prodotto modificato</w:t>
+        <w:t>Prodotto creato</w:t>
       </w:r>
     </w:p>
     <w:p>
@@ -4577,9 +5043,9 @@
       </w:pPr>
     </w:p>
     <w:sectPr>
-      <w:headerReference w:type="default" r:id="rId16"/>
-      <w:footerReference w:type="default" r:id="rId17"/>
-      <w:footerReference w:type="first" r:id="rId18"/>
+      <w:headerReference w:type="default" r:id="rId17"/>
+      <w:footerReference w:type="default" r:id="rId18"/>
+      <w:footerReference w:type="first" r:id="rId19"/>
       <w:pgSz w:w="11909" w:h="16834"/>
       <w:pgMar w:top="1440" w:right="1440" w:bottom="1440" w:left="1440" w:header="720" w:footer="720" w:gutter="0"/>
       <w:pgNumType w:start="1"/>
@@ -4936,7 +5402,7 @@
     <w:proofErr w:type="spellEnd"/>
     <w:r>
       <w:pict w14:anchorId="090A8F9D">
-        <v:rect id="_x0000_i1042" style="width:0;height:1.5pt" o:hralign="center" o:hrstd="t" o:hr="t" fillcolor="#a0a0a0" stroked="f"/>
+        <v:rect id="_x0000_i1025" style="width:0;height:1.5pt" o:hralign="center" o:hrstd="t" o:hr="t" fillcolor="#a0a0a0" stroked="f"/>
       </w:pict>
     </w:r>
   </w:p>

--- a/documentazione/fruttaInCampoDoc/Software Design Document.docx
+++ b/documentazione/fruttaInCampoDoc/Software Design Document.docx
@@ -5041,6 +5041,155 @@
           <w:lang w:val="it-IT"/>
         </w:rPr>
       </w:pPr>
+    </w:p>
+    <w:p>
+      <w:pPr>
+        <w:rPr>
+          <w:lang w:val="it-IT"/>
+        </w:rPr>
+      </w:pPr>
+      <w:r>
+        <w:rPr>
+          <w:lang w:val="it-IT"/>
+        </w:rPr>
+        <w:br w:type="page"/>
+      </w:r>
+    </w:p>
+    <w:p>
+      <w:pPr>
+        <w:rPr>
+          <w:lang w:val="it-IT"/>
+        </w:rPr>
+      </w:pPr>
+      <w:r>
+        <w:rPr>
+          <w:lang w:val="it-IT"/>
+        </w:rPr>
+        <w:lastRenderedPageBreak/>
+        <w:t>Possibili miglioramenti/aggiunte</w:t>
+      </w:r>
+    </w:p>
+    <w:p>
+      <w:pPr>
+        <w:pStyle w:val="Paragrafoelenco"/>
+        <w:numPr>
+          <w:ilvl w:val="0"/>
+          <w:numId w:val="4"/>
+        </w:numPr>
+        <w:rPr>
+          <w:lang w:val="it-IT"/>
+        </w:rPr>
+      </w:pPr>
+      <w:r>
+        <w:rPr>
+          <w:lang w:val="it-IT"/>
+        </w:rPr>
+        <w:t>funzionalità pagamento online</w:t>
+      </w:r>
+    </w:p>
+    <w:p>
+      <w:pPr>
+        <w:pStyle w:val="Paragrafoelenco"/>
+        <w:numPr>
+          <w:ilvl w:val="0"/>
+          <w:numId w:val="4"/>
+        </w:numPr>
+        <w:rPr>
+          <w:lang w:val="it-IT"/>
+        </w:rPr>
+      </w:pPr>
+      <w:r>
+        <w:rPr>
+          <w:lang w:val="it-IT"/>
+        </w:rPr>
+        <w:t>notifica quando ordine è pronto</w:t>
+      </w:r>
+    </w:p>
+    <w:p>
+      <w:pPr>
+        <w:pStyle w:val="Paragrafoelenco"/>
+        <w:numPr>
+          <w:ilvl w:val="0"/>
+          <w:numId w:val="4"/>
+        </w:numPr>
+        <w:rPr>
+          <w:lang w:val="it-IT"/>
+        </w:rPr>
+      </w:pPr>
+      <w:r>
+        <w:rPr>
+          <w:lang w:val="it-IT"/>
+        </w:rPr>
+        <w:t>notifica quanto è pronto raccolto</w:t>
+      </w:r>
+    </w:p>
+    <w:p>
+      <w:pPr>
+        <w:pStyle w:val="Paragrafoelenco"/>
+        <w:numPr>
+          <w:ilvl w:val="0"/>
+          <w:numId w:val="4"/>
+        </w:numPr>
+        <w:rPr>
+          <w:lang w:val="it-IT"/>
+        </w:rPr>
+      </w:pPr>
+      <w:r>
+        <w:rPr>
+          <w:lang w:val="it-IT"/>
+        </w:rPr>
+        <w:t>sicurezza:</w:t>
+      </w:r>
+    </w:p>
+    <w:p>
+      <w:pPr>
+        <w:pStyle w:val="Paragrafoelenco"/>
+        <w:numPr>
+          <w:ilvl w:val="1"/>
+          <w:numId w:val="4"/>
+        </w:numPr>
+        <w:rPr>
+          <w:lang w:val="it-IT"/>
+        </w:rPr>
+      </w:pPr>
+      <w:r>
+        <w:rPr>
+          <w:lang w:val="it-IT"/>
+        </w:rPr>
+        <w:t xml:space="preserve">Password crittografata (almeno con </w:t>
+      </w:r>
+      <w:proofErr w:type="spellStart"/>
+      <w:r>
+        <w:rPr>
+          <w:lang w:val="it-IT"/>
+        </w:rPr>
+        <w:t>hash</w:t>
+      </w:r>
+      <w:proofErr w:type="spellEnd"/>
+      <w:r>
+        <w:rPr>
+          <w:lang w:val="it-IT"/>
+        </w:rPr>
+        <w:t>)</w:t>
+      </w:r>
+    </w:p>
+    <w:p>
+      <w:pPr>
+        <w:pStyle w:val="Paragrafoelenco"/>
+        <w:numPr>
+          <w:ilvl w:val="1"/>
+          <w:numId w:val="4"/>
+        </w:numPr>
+        <w:rPr>
+          <w:lang w:val="it-IT"/>
+        </w:rPr>
+      </w:pPr>
+      <w:r>
+        <w:rPr>
+          <w:lang w:val="it-IT"/>
+        </w:rPr>
+        <w:t>Modifiche al DB fatte non in base all’id dell’utente</w:t>
+      </w:r>
     </w:p>
     <w:sectPr>
       <w:headerReference w:type="default" r:id="rId17"/>
@@ -5419,6 +5568,119 @@
 <file path=word/numbering.xml><?xml version="1.0" encoding="utf-8"?>
 <w:numbering xmlns:wpc="http://schemas.microsoft.com/office/word/2010/wordprocessingCanvas" xmlns:cx="http://schemas.microsoft.com/office/drawing/2014/chartex" xmlns:cx1="http://schemas.microsoft.com/office/drawing/2015/9/8/chartex" xmlns:cx2="http://schemas.microsoft.com/office/drawing/2015/10/21/chartex" xmlns:cx3="http://schemas.microsoft.com/office/drawing/2016/5/9/chartex" xmlns:cx4="http://schemas.microsoft.com/office/drawing/2016/5/10/chartex" xmlns:cx5="http://schemas.microsoft.com/office/drawing/2016/5/11/chartex" xmlns:cx6="http://schemas.microsoft.com/office/drawing/2016/5/12/chartex" xmlns:cx7="http://schemas.microsoft.com/office/drawing/2016/5/13/chartex" xmlns:cx8="http://schemas.microsoft.com/office/drawing/2016/5/14/chartex" xmlns:mc="http://schemas.openxmlformats.org/markup-compatibility/2006" xmlns:aink="http://schemas.microsoft.com/office/drawing/2016/ink" xmlns:am3d="http://schemas.microsoft.com/office/drawing/2017/model3d" xmlns:o="urn:schemas-microsoft-com:office:office" xmlns:oel="http://schemas.microsoft.com/office/2019/extlst" xmlns:r="http://schemas.openxmlformats.org/officeDocument/2006/relationships" xmlns:m="http://schemas.openxmlformats.org/officeDocument/2006/math" xmlns:v="urn:schemas-microsoft-com:vml" xmlns:wp14="http://schemas.microsoft.com/office/word/2010/wordprocessingDrawing" xmlns:wp="http://schemas.openxmlformats.org/drawingml/2006/wordprocessingDrawing" xmlns:w10="urn:schemas-microsoft-com:office:word" xmlns:w="http://schemas.openxmlformats.org/wordprocessingml/2006/main" xmlns:w14="http://schemas.microsoft.com/office/word/2010/wordml" xmlns:w15="http://schemas.microsoft.com/office/word/2012/wordml" xmlns:w16cex="http://schemas.microsoft.com/office/word/2018/wordml/cex" xmlns:w16cid="http://schemas.microsoft.com/office/word/2016/wordml/cid" xmlns:w16="http://schemas.microsoft.com/office/word/2018/wordml" xmlns:w16du="http://schemas.microsoft.com/office/word/2023/wordml/word16du" xmlns:w16sdtdh="http://schemas.microsoft.com/office/word/2020/wordml/sdtdatahash" xmlns:w16sdtfl="http://schemas.microsoft.com/office/word/2024/wordml/sdtformatlock" xmlns:w16se="http://schemas.microsoft.com/office/word/2015/wordml/symex" xmlns:wpg="http://schemas.microsoft.com/office/word/2010/wordprocessingGroup" xmlns:wpi="http://schemas.microsoft.com/office/word/2010/wordprocessingInk" xmlns:wne="http://schemas.microsoft.com/office/word/2006/wordml" xmlns:wps="http://schemas.microsoft.com/office/word/2010/wordprocessingShape" mc:Ignorable="w14 w15 w16se w16cid w16 w16cex w16sdtdh w16sdtfl w16du wp14">
   <w:abstractNum w:abstractNumId="0" w15:restartNumberingAfterBreak="0">
+    <w:nsid w:val="00CA78A1"/>
+    <w:multiLevelType w:val="hybridMultilevel"/>
+    <w:tmpl w:val="7416CA7C"/>
+    <w:lvl w:ilvl="0" w:tplc="04100001">
+      <w:start w:val="1"/>
+      <w:numFmt w:val="bullet"/>
+      <w:lvlText w:val=""/>
+      <w:lvlJc w:val="left"/>
+      <w:pPr>
+        <w:ind w:left="720" w:hanging="360"/>
+      </w:pPr>
+      <w:rPr>
+        <w:rFonts w:ascii="Symbol" w:hAnsi="Symbol" w:hint="default"/>
+      </w:rPr>
+    </w:lvl>
+    <w:lvl w:ilvl="1" w:tplc="04100003">
+      <w:start w:val="1"/>
+      <w:numFmt w:val="bullet"/>
+      <w:lvlText w:val="o"/>
+      <w:lvlJc w:val="left"/>
+      <w:pPr>
+        <w:ind w:left="1440" w:hanging="360"/>
+      </w:pPr>
+      <w:rPr>
+        <w:rFonts w:ascii="Courier New" w:hAnsi="Courier New" w:cs="Courier New" w:hint="default"/>
+      </w:rPr>
+    </w:lvl>
+    <w:lvl w:ilvl="2" w:tplc="04100005" w:tentative="1">
+      <w:start w:val="1"/>
+      <w:numFmt w:val="bullet"/>
+      <w:lvlText w:val=""/>
+      <w:lvlJc w:val="left"/>
+      <w:pPr>
+        <w:ind w:left="2160" w:hanging="360"/>
+      </w:pPr>
+      <w:rPr>
+        <w:rFonts w:ascii="Wingdings" w:hAnsi="Wingdings" w:hint="default"/>
+      </w:rPr>
+    </w:lvl>
+    <w:lvl w:ilvl="3" w:tplc="04100001" w:tentative="1">
+      <w:start w:val="1"/>
+      <w:numFmt w:val="bullet"/>
+      <w:lvlText w:val=""/>
+      <w:lvlJc w:val="left"/>
+      <w:pPr>
+        <w:ind w:left="2880" w:hanging="360"/>
+      </w:pPr>
+      <w:rPr>
+        <w:rFonts w:ascii="Symbol" w:hAnsi="Symbol" w:hint="default"/>
+      </w:rPr>
+    </w:lvl>
+    <w:lvl w:ilvl="4" w:tplc="04100003" w:tentative="1">
+      <w:start w:val="1"/>
+      <w:numFmt w:val="bullet"/>
+      <w:lvlText w:val="o"/>
+      <w:lvlJc w:val="left"/>
+      <w:pPr>
+        <w:ind w:left="3600" w:hanging="360"/>
+      </w:pPr>
+      <w:rPr>
+        <w:rFonts w:ascii="Courier New" w:hAnsi="Courier New" w:cs="Courier New" w:hint="default"/>
+      </w:rPr>
+    </w:lvl>
+    <w:lvl w:ilvl="5" w:tplc="04100005" w:tentative="1">
+      <w:start w:val="1"/>
+      <w:numFmt w:val="bullet"/>
+      <w:lvlText w:val=""/>
+      <w:lvlJc w:val="left"/>
+      <w:pPr>
+        <w:ind w:left="4320" w:hanging="360"/>
+      </w:pPr>
+      <w:rPr>
+        <w:rFonts w:ascii="Wingdings" w:hAnsi="Wingdings" w:hint="default"/>
+      </w:rPr>
+    </w:lvl>
+    <w:lvl w:ilvl="6" w:tplc="04100001" w:tentative="1">
+      <w:start w:val="1"/>
+      <w:numFmt w:val="bullet"/>
+      <w:lvlText w:val=""/>
+      <w:lvlJc w:val="left"/>
+      <w:pPr>
+        <w:ind w:left="5040" w:hanging="360"/>
+      </w:pPr>
+      <w:rPr>
+        <w:rFonts w:ascii="Symbol" w:hAnsi="Symbol" w:hint="default"/>
+      </w:rPr>
+    </w:lvl>
+    <w:lvl w:ilvl="7" w:tplc="04100003" w:tentative="1">
+      <w:start w:val="1"/>
+      <w:numFmt w:val="bullet"/>
+      <w:lvlText w:val="o"/>
+      <w:lvlJc w:val="left"/>
+      <w:pPr>
+        <w:ind w:left="5760" w:hanging="360"/>
+      </w:pPr>
+      <w:rPr>
+        <w:rFonts w:ascii="Courier New" w:hAnsi="Courier New" w:cs="Courier New" w:hint="default"/>
+      </w:rPr>
+    </w:lvl>
+    <w:lvl w:ilvl="8" w:tplc="04100005" w:tentative="1">
+      <w:start w:val="1"/>
+      <w:numFmt w:val="bullet"/>
+      <w:lvlText w:val=""/>
+      <w:lvlJc w:val="left"/>
+      <w:pPr>
+        <w:ind w:left="6480" w:hanging="360"/>
+      </w:pPr>
+      <w:rPr>
+        <w:rFonts w:ascii="Wingdings" w:hAnsi="Wingdings" w:hint="default"/>
+      </w:rPr>
+    </w:lvl>
+  </w:abstractNum>
+  <w:abstractNum w:abstractNumId="1" w15:restartNumberingAfterBreak="0">
     <w:nsid w:val="37980E68"/>
     <w:multiLevelType w:val="multilevel"/>
     <w:tmpl w:val="5F467A1A"/>
@@ -5531,7 +5793,7 @@
       </w:rPr>
     </w:lvl>
   </w:abstractNum>
-  <w:abstractNum w:abstractNumId="1" w15:restartNumberingAfterBreak="0">
+  <w:abstractNum w:abstractNumId="2" w15:restartNumberingAfterBreak="0">
     <w:nsid w:val="3C0079DB"/>
     <w:multiLevelType w:val="multilevel"/>
     <w:tmpl w:val="24D4206C"/>
@@ -5644,7 +5906,7 @@
       </w:rPr>
     </w:lvl>
   </w:abstractNum>
-  <w:abstractNum w:abstractNumId="2" w15:restartNumberingAfterBreak="0">
+  <w:abstractNum w:abstractNumId="3" w15:restartNumberingAfterBreak="0">
     <w:nsid w:val="40A77898"/>
     <w:multiLevelType w:val="hybridMultilevel"/>
     <w:tmpl w:val="8190EB72"/>
@@ -5758,13 +6020,16 @@
     </w:lvl>
   </w:abstractNum>
   <w:num w:numId="1" w16cid:durableId="1894850625">
-    <w:abstractNumId w:val="0"/>
+    <w:abstractNumId w:val="1"/>
   </w:num>
   <w:num w:numId="2" w16cid:durableId="504437405">
-    <w:abstractNumId w:val="1"/>
+    <w:abstractNumId w:val="2"/>
   </w:num>
   <w:num w:numId="3" w16cid:durableId="1460954056">
-    <w:abstractNumId w:val="2"/>
+    <w:abstractNumId w:val="3"/>
+  </w:num>
+  <w:num w:numId="4" w16cid:durableId="950089888">
+    <w:abstractNumId w:val="0"/>
   </w:num>
 </w:numbering>
 </file>

--- a/documentazione/fruttaInCampoDoc/Software Design Document.docx
+++ b/documentazione/fruttaInCampoDoc/Software Design Document.docx
@@ -156,36 +156,36 @@
           <w:i/>
           <w:iCs/>
         </w:rPr>
-        <w:t>© 2026 [</w:t>
-      </w:r>
-      <w:proofErr w:type="spellStart"/>
-      <w:r>
+        <w:t>© 2026 [MacroSoft S.R.L]</w:t>
+      </w:r>
+    </w:p>
+    <w:p>
+      <w:pPr>
+        <w:jc w:val="center"/>
         <w:rPr>
           <w:rFonts w:ascii="Times New Roman" w:eastAsia="Times New Roman" w:hAnsi="Times New Roman" w:cs="Times New Roman"/>
           <w:i/>
           <w:iCs/>
         </w:rPr>
-        <w:t>MacroSoft</w:t>
-      </w:r>
-      <w:proofErr w:type="spellEnd"/>
-      <w:r>
+      </w:pPr>
+    </w:p>
+    <w:p>
+      <w:pPr>
+        <w:jc w:val="center"/>
         <w:rPr>
           <w:rFonts w:ascii="Times New Roman" w:eastAsia="Times New Roman" w:hAnsi="Times New Roman" w:cs="Times New Roman"/>
           <w:i/>
           <w:iCs/>
         </w:rPr>
-        <w:t xml:space="preserve"> S.R.L]</w:t>
-      </w:r>
-    </w:p>
-    <w:p>
-      <w:pPr>
-        <w:jc w:val="center"/>
+      </w:pPr>
+      <w:r>
         <w:rPr>
           <w:rFonts w:ascii="Times New Roman" w:eastAsia="Times New Roman" w:hAnsi="Times New Roman" w:cs="Times New Roman"/>
           <w:i/>
           <w:iCs/>
         </w:rPr>
-      </w:pPr>
+        <w:t>Tutti i diritti riservati.</w:t>
+      </w:r>
     </w:p>
     <w:p>
       <w:pPr>
@@ -196,54 +196,26 @@
           <w:iCs/>
         </w:rPr>
       </w:pPr>
-      <w:r>
+    </w:p>
+    <w:p>
+      <w:pPr>
+        <w:jc w:val="center"/>
         <w:rPr>
           <w:rFonts w:ascii="Times New Roman" w:eastAsia="Times New Roman" w:hAnsi="Times New Roman" w:cs="Times New Roman"/>
           <w:i/>
           <w:iCs/>
         </w:rPr>
-        <w:t>Tutti i diritti riservati.</w:t>
-      </w:r>
-    </w:p>
-    <w:p>
-      <w:pPr>
-        <w:jc w:val="center"/>
+      </w:pPr>
+      <w:r>
         <w:rPr>
           <w:rFonts w:ascii="Times New Roman" w:eastAsia="Times New Roman" w:hAnsi="Times New Roman" w:cs="Times New Roman"/>
           <w:i/>
           <w:iCs/>
         </w:rPr>
-      </w:pPr>
-    </w:p>
-    <w:p>
-      <w:pPr>
-        <w:jc w:val="center"/>
-        <w:rPr>
-          <w:rFonts w:ascii="Times New Roman" w:eastAsia="Times New Roman" w:hAnsi="Times New Roman" w:cs="Times New Roman"/>
-          <w:i/>
-          <w:iCs/>
-        </w:rPr>
-      </w:pPr>
-      <w:r>
-        <w:rPr>
-          <w:rFonts w:ascii="Times New Roman" w:eastAsia="Times New Roman" w:hAnsi="Times New Roman" w:cs="Times New Roman"/>
-          <w:i/>
-          <w:iCs/>
-        </w:rPr>
-        <w:t xml:space="preserve">Il presente documento è proprietà dell’autore e non può essere copiato, distribuito o modificato, in tutto o in parte, senza autorizzazione </w:t>
-      </w:r>
-      <w:proofErr w:type="spellStart"/>
-      <w:r>
-        <w:rPr>
-          <w:rFonts w:ascii="Times New Roman" w:eastAsia="Times New Roman" w:hAnsi="Times New Roman" w:cs="Times New Roman"/>
-          <w:i/>
-          <w:iCs/>
-        </w:rPr>
-        <w:t>esplici</w:t>
+        <w:t>Il presente documento è proprietà dell’autore e non può essere copiato, distribuito o modificato, in tutto o in parte, senza autorizzazione esplici</w:t>
       </w:r>
       <w:bookmarkStart w:id="3" w:name="_agja32qsdank" w:colFirst="0" w:colLast="0"/>
       <w:bookmarkEnd w:id="3"/>
-      <w:proofErr w:type="spellEnd"/>
     </w:p>
     <w:p/>
     <w:p/>
@@ -515,25 +487,7 @@
           <w:szCs w:val="24"/>
           <w:lang w:val="en-US"/>
         </w:rPr>
-        <w:t xml:space="preserve">- </w:t>
-      </w:r>
-      <w:proofErr w:type="spellStart"/>
-      <w:r>
-        <w:rPr>
-          <w:sz w:val="24"/>
-          <w:szCs w:val="24"/>
-          <w:lang w:val="en-US"/>
-        </w:rPr>
-        <w:t>Dinamicità</w:t>
-      </w:r>
-      <w:proofErr w:type="spellEnd"/>
-      <w:r>
-        <w:rPr>
-          <w:sz w:val="24"/>
-          <w:szCs w:val="24"/>
-          <w:lang w:val="en-US"/>
-        </w:rPr>
-        <w:t xml:space="preserve"> front end (HTML, CSS, JS)</w:t>
+        <w:t>- Dinamicità front end (HTML, CSS, JS)</w:t>
       </w:r>
     </w:p>
     <w:p>
@@ -696,25 +650,7 @@
           <w:szCs w:val="24"/>
           <w:lang w:val="en-US"/>
         </w:rPr>
-        <w:t xml:space="preserve">5.2 Backend (Java) ............................................... </w:t>
-      </w:r>
-      <w:proofErr w:type="spellStart"/>
-      <w:r>
-        <w:rPr>
-          <w:sz w:val="24"/>
-          <w:szCs w:val="24"/>
-          <w:lang w:val="en-US"/>
-        </w:rPr>
-        <w:t>pag</w:t>
-      </w:r>
-      <w:proofErr w:type="spellEnd"/>
-      <w:r>
-        <w:rPr>
-          <w:sz w:val="24"/>
-          <w:szCs w:val="24"/>
-          <w:lang w:val="en-US"/>
-        </w:rPr>
-        <w:t>. x</w:t>
+        <w:t>5.2 Backend (Java) ............................................... pag. x</w:t>
       </w:r>
     </w:p>
     <w:p>
@@ -732,25 +668,7 @@
           <w:szCs w:val="24"/>
           <w:lang w:val="en-US"/>
         </w:rPr>
-        <w:t xml:space="preserve">   5.3 API REST ..................................................... </w:t>
-      </w:r>
-      <w:proofErr w:type="spellStart"/>
-      <w:r>
-        <w:rPr>
-          <w:sz w:val="24"/>
-          <w:szCs w:val="24"/>
-          <w:lang w:val="en-US"/>
-        </w:rPr>
-        <w:t>pag</w:t>
-      </w:r>
-      <w:proofErr w:type="spellEnd"/>
-      <w:r>
-        <w:rPr>
-          <w:sz w:val="24"/>
-          <w:szCs w:val="24"/>
-          <w:lang w:val="en-US"/>
-        </w:rPr>
-        <w:t>. x</w:t>
+        <w:t xml:space="preserve">   5.3 API REST ..................................................... pag. x</w:t>
       </w:r>
     </w:p>
     <w:p>
@@ -768,25 +686,7 @@
           <w:szCs w:val="24"/>
           <w:lang w:val="en-US"/>
         </w:rPr>
-        <w:t xml:space="preserve">   5.4 Front End (HTML, CSS, JS, AJAX) ............................... </w:t>
-      </w:r>
-      <w:proofErr w:type="spellStart"/>
-      <w:r>
-        <w:rPr>
-          <w:sz w:val="24"/>
-          <w:szCs w:val="24"/>
-          <w:lang w:val="en-US"/>
-        </w:rPr>
-        <w:t>pag</w:t>
-      </w:r>
-      <w:proofErr w:type="spellEnd"/>
-      <w:r>
-        <w:rPr>
-          <w:sz w:val="24"/>
-          <w:szCs w:val="24"/>
-          <w:lang w:val="en-US"/>
-        </w:rPr>
-        <w:t>. x</w:t>
+        <w:t xml:space="preserve">   5.4 Front End (HTML, CSS, JS, AJAX) ............................... pag. x</w:t>
       </w:r>
     </w:p>
     <w:p>
@@ -860,25 +760,7 @@
           <w:szCs w:val="24"/>
           <w:lang w:val="en-US"/>
         </w:rPr>
-        <w:t xml:space="preserve">6.1 Database ..................................................... </w:t>
-      </w:r>
-      <w:proofErr w:type="spellStart"/>
-      <w:r>
-        <w:rPr>
-          <w:sz w:val="24"/>
-          <w:szCs w:val="24"/>
-          <w:lang w:val="en-US"/>
-        </w:rPr>
-        <w:t>pag</w:t>
-      </w:r>
-      <w:proofErr w:type="spellEnd"/>
-      <w:r>
-        <w:rPr>
-          <w:sz w:val="24"/>
-          <w:szCs w:val="24"/>
-          <w:lang w:val="en-US"/>
-        </w:rPr>
-        <w:t>. x</w:t>
+        <w:t>6.1 Database ..................................................... pag. x</w:t>
       </w:r>
     </w:p>
     <w:p>
@@ -896,25 +778,7 @@
           <w:szCs w:val="24"/>
           <w:lang w:val="en-US"/>
         </w:rPr>
-        <w:t xml:space="preserve">   6.2 Backend ...................................................... </w:t>
-      </w:r>
-      <w:proofErr w:type="spellStart"/>
-      <w:r>
-        <w:rPr>
-          <w:sz w:val="24"/>
-          <w:szCs w:val="24"/>
-          <w:lang w:val="en-US"/>
-        </w:rPr>
-        <w:t>pag</w:t>
-      </w:r>
-      <w:proofErr w:type="spellEnd"/>
-      <w:r>
-        <w:rPr>
-          <w:sz w:val="24"/>
-          <w:szCs w:val="24"/>
-          <w:lang w:val="en-US"/>
-        </w:rPr>
-        <w:t>. x</w:t>
+        <w:t xml:space="preserve">   6.2 Backend ...................................................... pag. x</w:t>
       </w:r>
     </w:p>
     <w:p>
@@ -938,23 +802,7 @@
           <w:sz w:val="24"/>
           <w:szCs w:val="24"/>
         </w:rPr>
-        <w:t xml:space="preserve">6.3 </w:t>
-      </w:r>
-      <w:proofErr w:type="spellStart"/>
-      <w:r>
-        <w:rPr>
-          <w:sz w:val="24"/>
-          <w:szCs w:val="24"/>
-        </w:rPr>
-        <w:t>Frontend</w:t>
-      </w:r>
-      <w:proofErr w:type="spellEnd"/>
-      <w:r>
-        <w:rPr>
-          <w:sz w:val="24"/>
-          <w:szCs w:val="24"/>
-        </w:rPr>
-        <w:t xml:space="preserve"> ..................................................... pag. x</w:t>
+        <w:t>6.3 Frontend ..................................................... pag. x</w:t>
       </w:r>
     </w:p>
     <w:p>
@@ -1238,25 +1086,7 @@
           <w:sz w:val="24"/>
           <w:szCs w:val="24"/>
         </w:rPr>
-        <w:t xml:space="preserve">Il presente documento descrive la progettazione della </w:t>
-      </w:r>
-      <w:proofErr w:type="spellStart"/>
-      <w:r>
-        <w:rPr>
-          <w:rFonts w:ascii="Times New Roman" w:eastAsia="Times New Roman" w:hAnsi="Times New Roman" w:cs="Times New Roman"/>
-          <w:sz w:val="24"/>
-          <w:szCs w:val="24"/>
-        </w:rPr>
-        <w:t>webapp</w:t>
-      </w:r>
-      <w:proofErr w:type="spellEnd"/>
-      <w:r>
-        <w:rPr>
-          <w:rFonts w:ascii="Times New Roman" w:eastAsia="Times New Roman" w:hAnsi="Times New Roman" w:cs="Times New Roman"/>
-          <w:sz w:val="24"/>
-          <w:szCs w:val="24"/>
-        </w:rPr>
-        <w:t xml:space="preserve"> </w:t>
+        <w:t xml:space="preserve">Il presente documento descrive la progettazione della webapp </w:t>
       </w:r>
       <w:r>
         <w:rPr>
@@ -1276,7 +1106,6 @@
         </w:rPr>
         <w:t xml:space="preserve">applicazione web </w:t>
       </w:r>
-      <w:proofErr w:type="spellStart"/>
       <w:proofErr w:type="gramStart"/>
       <w:r>
         <w:rPr>
@@ -1293,34 +1122,7 @@
           <w:sz w:val="24"/>
           <w:szCs w:val="24"/>
         </w:rPr>
-        <w:t>,creata</w:t>
-      </w:r>
-      <w:proofErr w:type="spellEnd"/>
-      <w:r>
-        <w:rPr>
-          <w:rFonts w:ascii="Times New Roman" w:eastAsia="Times New Roman" w:hAnsi="Times New Roman" w:cs="Times New Roman"/>
-          <w:sz w:val="24"/>
-          <w:szCs w:val="24"/>
-        </w:rPr>
-        <w:t xml:space="preserve"> e testata unicamente dalla </w:t>
-      </w:r>
-      <w:proofErr w:type="spellStart"/>
-      <w:r>
-        <w:rPr>
-          <w:rFonts w:ascii="Times New Roman" w:eastAsia="Times New Roman" w:hAnsi="Times New Roman" w:cs="Times New Roman"/>
-          <w:sz w:val="24"/>
-          <w:szCs w:val="24"/>
-        </w:rPr>
-        <w:t>Macrosoft</w:t>
-      </w:r>
-      <w:proofErr w:type="spellEnd"/>
-      <w:r>
-        <w:rPr>
-          <w:rFonts w:ascii="Times New Roman" w:eastAsia="Times New Roman" w:hAnsi="Times New Roman" w:cs="Times New Roman"/>
-          <w:sz w:val="24"/>
-          <w:szCs w:val="24"/>
-        </w:rPr>
-        <w:t xml:space="preserve"> S.R.L, società specializzata nello sviluppo di soluzioni software e applicazioni web. </w:t>
+        <w:t xml:space="preserve">,creata e testata unicamente dalla Macrosoft S.R.L, società specializzata nello sviluppo di soluzioni software e applicazioni web. </w:t>
       </w:r>
       <w:proofErr w:type="gramStart"/>
       <w:r>
@@ -1338,25 +1140,7 @@
           <w:sz w:val="24"/>
           <w:szCs w:val="24"/>
         </w:rPr>
-        <w:t xml:space="preserve"> di sviluppo è composto da Alberghini Diego, Vona Lorenzo, Gariboldi Alessandro, Iacono Federico, Ghani Zeshan.  Il documento è da considerarsi proprietà della società; tutti i diritti sono riservati ed è vietata qualsiasi forma di riproduzione o distribuzione senza autorizzazione. Nel Software Design </w:t>
-      </w:r>
-      <w:proofErr w:type="spellStart"/>
-      <w:r>
-        <w:rPr>
-          <w:rFonts w:ascii="Times New Roman" w:eastAsia="Times New Roman" w:hAnsi="Times New Roman" w:cs="Times New Roman"/>
-          <w:sz w:val="24"/>
-          <w:szCs w:val="24"/>
-        </w:rPr>
-        <w:t>Document</w:t>
-      </w:r>
-      <w:proofErr w:type="spellEnd"/>
-      <w:r>
-        <w:rPr>
-          <w:rFonts w:ascii="Times New Roman" w:eastAsia="Times New Roman" w:hAnsi="Times New Roman" w:cs="Times New Roman"/>
-          <w:sz w:val="24"/>
-          <w:szCs w:val="24"/>
-        </w:rPr>
-        <w:t xml:space="preserve"> è riportato tutto l’andamento del progetto partendo dall’analisi delle richieste del cliente fino ad arrivare alla riuscita creazione dell’applicazione, passando dalla progettazione </w:t>
+        <w:t xml:space="preserve"> di sviluppo è composto da Alberghini Diego, Vona Lorenzo, Gariboldi Alessandro, Iacono Federico, Ghani Zeshan.  Il documento è da considerarsi proprietà della società; tutti i diritti sono riservati ed è vietata qualsiasi forma di riproduzione o distribuzione senza autorizzazione. Nel Software Design Document è riportato tutto l’andamento del progetto partendo dall’analisi delle richieste del cliente fino ad arrivare alla riuscita creazione dell’applicazione, passando dalla progettazione </w:t>
       </w:r>
       <w:proofErr w:type="gramStart"/>
       <w:r>
@@ -1427,25 +1211,7 @@
           <w:sz w:val="24"/>
           <w:szCs w:val="24"/>
         </w:rPr>
-        <w:t xml:space="preserve">La gestione operativa delle attività è stata supportata dall’adozione della metodologia </w:t>
-      </w:r>
-      <w:proofErr w:type="spellStart"/>
-      <w:r>
-        <w:rPr>
-          <w:rFonts w:ascii="Times New Roman" w:eastAsia="Times New Roman" w:hAnsi="Times New Roman" w:cs="Times New Roman"/>
-          <w:sz w:val="24"/>
-          <w:szCs w:val="24"/>
-        </w:rPr>
-        <w:t>Kanban</w:t>
-      </w:r>
-      <w:proofErr w:type="spellEnd"/>
-      <w:r>
-        <w:rPr>
-          <w:rFonts w:ascii="Times New Roman" w:eastAsia="Times New Roman" w:hAnsi="Times New Roman" w:cs="Times New Roman"/>
-          <w:sz w:val="24"/>
-          <w:szCs w:val="24"/>
-        </w:rPr>
-        <w:t>, implementata tramite la piattaforma Trello, al fine di garantire un monitoraggio continuo dello stato di avanzamento e il rispetto delle scadenze prefissate.</w:t>
+        <w:t>La gestione operativa delle attività è stata supportata dall’adozione della metodologia Kanban, implementata tramite la piattaforma Trello, al fine di garantire un monitoraggio continuo dello stato di avanzamento e il rispetto delle scadenze prefissate.</w:t>
       </w:r>
     </w:p>
     <w:p>
@@ -1483,7 +1249,6 @@
         </w:rPr>
         <w:t xml:space="preserve">( </w:t>
       </w:r>
-      <w:proofErr w:type="spellStart"/>
       <w:r>
         <w:rPr>
           <w:rFonts w:ascii="Times New Roman" w:eastAsia="Times New Roman" w:hAnsi="Times New Roman" w:cs="Times New Roman"/>
@@ -1503,18 +1268,7 @@
           <w:sz w:val="24"/>
           <w:szCs w:val="24"/>
         </w:rPr>
-        <w:t>:teamwork</w:t>
-      </w:r>
-      <w:proofErr w:type="spellEnd"/>
-      <w:r>
-        <w:rPr>
-          <w:rFonts w:ascii="Times New Roman" w:eastAsia="Times New Roman" w:hAnsi="Times New Roman" w:cs="Times New Roman"/>
-          <w:i/>
-          <w:iCs/>
-          <w:sz w:val="24"/>
-          <w:szCs w:val="24"/>
-        </w:rPr>
-        <w:t xml:space="preserve">) </w:t>
+        <w:t xml:space="preserve">:teamwork) </w:t>
       </w:r>
     </w:p>
     <w:p>
@@ -1603,21 +1357,7 @@
         <w:rPr>
           <w:rFonts w:ascii="Times New Roman" w:eastAsia="Times New Roman" w:hAnsi="Times New Roman" w:cs="Times New Roman"/>
         </w:rPr>
-        <w:t xml:space="preserve">è creare una </w:t>
-      </w:r>
-      <w:proofErr w:type="spellStart"/>
-      <w:r>
-        <w:rPr>
-          <w:rFonts w:ascii="Times New Roman" w:eastAsia="Times New Roman" w:hAnsi="Times New Roman" w:cs="Times New Roman"/>
-        </w:rPr>
-        <w:t>webapp</w:t>
-      </w:r>
-      <w:proofErr w:type="spellEnd"/>
-      <w:r>
-        <w:rPr>
-          <w:rFonts w:ascii="Times New Roman" w:eastAsia="Times New Roman" w:hAnsi="Times New Roman" w:cs="Times New Roman"/>
-        </w:rPr>
-        <w:t xml:space="preserve"> comunicante con un server java per la gestione e vendita di prodotti agricoli. </w:t>
+        <w:t xml:space="preserve">è creare una webapp comunicante con un server java per la gestione e vendita di prodotti agricoli. </w:t>
       </w:r>
     </w:p>
     <w:p>
@@ -1643,21 +1383,7 @@
         <w:rPr>
           <w:rFonts w:ascii="Times New Roman" w:eastAsia="Times New Roman" w:hAnsi="Times New Roman" w:cs="Times New Roman"/>
         </w:rPr>
-        <w:t xml:space="preserve">In maniera coordinata alla produzione ci sarà la vendita di tali prodotti che saranno esposti nella </w:t>
-      </w:r>
-      <w:proofErr w:type="spellStart"/>
-      <w:r>
-        <w:rPr>
-          <w:rFonts w:ascii="Times New Roman" w:eastAsia="Times New Roman" w:hAnsi="Times New Roman" w:cs="Times New Roman"/>
-        </w:rPr>
-        <w:t>webapp</w:t>
-      </w:r>
-      <w:proofErr w:type="spellEnd"/>
-      <w:r>
-        <w:rPr>
-          <w:rFonts w:ascii="Times New Roman" w:eastAsia="Times New Roman" w:hAnsi="Times New Roman" w:cs="Times New Roman"/>
-        </w:rPr>
-        <w:t xml:space="preserve"> in vetrina </w:t>
+        <w:t xml:space="preserve">In maniera coordinata alla produzione ci sarà la vendita di tali prodotti che saranno esposti nella webapp in vetrina </w:t>
       </w:r>
       <w:proofErr w:type="gramStart"/>
       <w:r>
@@ -1792,21 +1518,7 @@
         <w:rPr>
           <w:rFonts w:ascii="Times New Roman" w:eastAsia="Times New Roman" w:hAnsi="Times New Roman" w:cs="Times New Roman"/>
         </w:rPr>
-        <w:t xml:space="preserve">nello store della </w:t>
-      </w:r>
-      <w:proofErr w:type="spellStart"/>
-      <w:r>
-        <w:rPr>
-          <w:rFonts w:ascii="Times New Roman" w:eastAsia="Times New Roman" w:hAnsi="Times New Roman" w:cs="Times New Roman"/>
-        </w:rPr>
-        <w:t>webapp</w:t>
-      </w:r>
-      <w:proofErr w:type="spellEnd"/>
-      <w:r>
-        <w:rPr>
-          <w:rFonts w:ascii="Times New Roman" w:eastAsia="Times New Roman" w:hAnsi="Times New Roman" w:cs="Times New Roman"/>
-        </w:rPr>
-        <w:t xml:space="preserve">, l’utente potrà sfogliare il catalogo dei </w:t>
+        <w:t xml:space="preserve">nello store della webapp, l’utente potrà sfogliare il catalogo dei </w:t>
       </w:r>
     </w:p>
     <w:p>
@@ -1975,21 +1687,7 @@
           <w:lang w:val="it-IT"/>
         </w:rPr>
         <w:tab/>
-        <w:t xml:space="preserve"> POST </w:t>
-      </w:r>
-      <w:proofErr w:type="spellStart"/>
-      <w:r>
-        <w:rPr>
-          <w:lang w:val="it-IT"/>
-        </w:rPr>
-        <w:t>UtenteController.registra</w:t>
-      </w:r>
-      <w:proofErr w:type="spellEnd"/>
-      <w:r>
-        <w:rPr>
-          <w:lang w:val="it-IT"/>
-        </w:rPr>
-        <w:t>()</w:t>
+        <w:t xml:space="preserve"> POST UtenteController.registra()</w:t>
       </w:r>
     </w:p>
     <w:p>
@@ -2008,16 +1706,8 @@
         <w:rPr>
           <w:lang w:val="it-IT"/>
         </w:rPr>
-        <w:t xml:space="preserve"> Restituisce l’</w:t>
-      </w:r>
-      <w:proofErr w:type="spellStart"/>
-      <w:r>
-        <w:rPr>
-          <w:lang w:val="it-IT"/>
-        </w:rPr>
-        <w:t>idUtente</w:t>
-      </w:r>
-      <w:proofErr w:type="spellEnd"/>
+        <w:t xml:space="preserve"> Restituisce l’idUtente</w:t>
+      </w:r>
       <w:r>
         <w:rPr>
           <w:lang w:val="it-IT"/>
@@ -2057,7 +1747,6 @@
           <w:lang w:val="en-US"/>
         </w:rPr>
       </w:pPr>
-      <w:proofErr w:type="spellStart"/>
       <w:proofErr w:type="gramStart"/>
       <w:r>
         <w:rPr>
@@ -2065,7 +1754,6 @@
         </w:rPr>
         <w:t>username:String</w:t>
       </w:r>
-      <w:proofErr w:type="spellEnd"/>
       <w:proofErr w:type="gramEnd"/>
     </w:p>
     <w:p>
@@ -2074,7 +1762,6 @@
           <w:lang w:val="en-US"/>
         </w:rPr>
       </w:pPr>
-      <w:proofErr w:type="spellStart"/>
       <w:proofErr w:type="gramStart"/>
       <w:r>
         <w:rPr>
@@ -2082,7 +1769,6 @@
         </w:rPr>
         <w:t>password:String</w:t>
       </w:r>
-      <w:proofErr w:type="spellEnd"/>
       <w:proofErr w:type="gramEnd"/>
       <w:r>
         <w:rPr>
@@ -2109,7 +1795,6 @@
           <w:lang w:val="en-US"/>
         </w:rPr>
       </w:pPr>
-      <w:proofErr w:type="spellStart"/>
       <w:proofErr w:type="gramStart"/>
       <w:r>
         <w:rPr>
@@ -2117,7 +1802,6 @@
         </w:rPr>
         <w:t>nome:String</w:t>
       </w:r>
-      <w:proofErr w:type="spellEnd"/>
       <w:proofErr w:type="gramEnd"/>
     </w:p>
     <w:p>
@@ -2146,22 +1830,19 @@
           <w:lang w:val="en-US"/>
         </w:rPr>
       </w:pPr>
-      <w:proofErr w:type="spellStart"/>
       <w:r>
         <w:rPr>
           <w:lang w:val="en-US"/>
         </w:rPr>
         <w:t>idUtente:int</w:t>
       </w:r>
-      <w:proofErr w:type="spellEnd"/>
-    </w:p>
-    <w:p>
-      <w:pPr>
-        <w:rPr>
-          <w:lang w:val="en-US"/>
-        </w:rPr>
-      </w:pPr>
-      <w:proofErr w:type="spellStart"/>
+    </w:p>
+    <w:p>
+      <w:pPr>
+        <w:rPr>
+          <w:lang w:val="en-US"/>
+        </w:rPr>
+      </w:pPr>
       <w:proofErr w:type="gramStart"/>
       <w:r>
         <w:rPr>
@@ -2169,7 +1850,6 @@
         </w:rPr>
         <w:t>message:String</w:t>
       </w:r>
-      <w:proofErr w:type="spellEnd"/>
       <w:proofErr w:type="gramEnd"/>
     </w:p>
     <w:p>
@@ -2195,18 +1875,16 @@
     <w:p>
       <w:pPr>
         <w:rPr>
-          <w:lang w:val="en-US"/>
-        </w:rPr>
-      </w:pPr>
-      <w:proofErr w:type="spellStart"/>
+          <w:lang w:val="it-IT"/>
+        </w:rPr>
+      </w:pPr>
       <w:proofErr w:type="gramStart"/>
       <w:r>
         <w:rPr>
-          <w:lang w:val="en-US"/>
+          <w:lang w:val="it-IT"/>
         </w:rPr>
         <w:t>Message:String</w:t>
       </w:r>
-      <w:proofErr w:type="spellEnd"/>
       <w:proofErr w:type="gramEnd"/>
     </w:p>
     <w:p>
@@ -2215,7 +1893,7 @@
           <w:bottom w:val="single" w:sz="6" w:space="1" w:color="auto"/>
         </w:pBdr>
         <w:rPr>
-          <w:lang w:val="en-US"/>
+          <w:lang w:val="it-IT"/>
         </w:rPr>
       </w:pPr>
     </w:p>
@@ -2278,21 +1956,7 @@
           <w:lang w:val="it-IT"/>
         </w:rPr>
         <w:tab/>
-        <w:t xml:space="preserve">Dati errati (i dati forniti nella </w:t>
-      </w:r>
-      <w:proofErr w:type="spellStart"/>
-      <w:r>
-        <w:rPr>
-          <w:lang w:val="it-IT"/>
-        </w:rPr>
-        <w:t>request</w:t>
-      </w:r>
-      <w:proofErr w:type="spellEnd"/>
-      <w:r>
-        <w:rPr>
-          <w:lang w:val="it-IT"/>
-        </w:rPr>
-        <w:t xml:space="preserve"> non sono validi)</w:t>
+        <w:t>Dati errati (i dati forniti nella request non sono validi)</w:t>
       </w:r>
     </w:p>
     <w:p>
@@ -2329,21 +1993,7 @@
         <w:rPr>
           <w:lang w:val="it-IT"/>
         </w:rPr>
-        <w:t xml:space="preserve">è già presente l’username fornito nella </w:t>
-      </w:r>
-      <w:proofErr w:type="spellStart"/>
-      <w:r>
-        <w:rPr>
-          <w:lang w:val="it-IT"/>
-        </w:rPr>
-        <w:t>request</w:t>
-      </w:r>
-      <w:proofErr w:type="spellEnd"/>
-      <w:r>
-        <w:rPr>
-          <w:lang w:val="it-IT"/>
-        </w:rPr>
-        <w:t>)</w:t>
+        <w:t>è già presente l’username fornito nella request)</w:t>
       </w:r>
     </w:p>
     <w:p>
@@ -2394,16 +2044,8 @@
         <w:rPr>
           <w:lang w:val="it-IT"/>
         </w:rPr>
-        <w:t xml:space="preserve"> Restituisce l’</w:t>
-      </w:r>
-      <w:proofErr w:type="spellStart"/>
-      <w:r>
-        <w:rPr>
-          <w:lang w:val="it-IT"/>
-        </w:rPr>
-        <w:t>idUtente</w:t>
-      </w:r>
-      <w:proofErr w:type="spellEnd"/>
+        <w:t xml:space="preserve"> Restituisce l’idUtente</w:t>
+      </w:r>
       <w:r>
         <w:rPr>
           <w:lang w:val="it-IT"/>
@@ -2450,21 +2092,7 @@
         <w:rPr>
           <w:lang w:val="it-IT"/>
         </w:rPr>
-        <w:t xml:space="preserve"> POST </w:t>
-      </w:r>
-      <w:proofErr w:type="spellStart"/>
-      <w:r>
-        <w:rPr>
-          <w:lang w:val="it-IT"/>
-        </w:rPr>
-        <w:t>UtenteController.accedi</w:t>
-      </w:r>
-      <w:proofErr w:type="spellEnd"/>
-      <w:r>
-        <w:rPr>
-          <w:lang w:val="it-IT"/>
-        </w:rPr>
-        <w:t xml:space="preserve"> ()</w:t>
+        <w:t xml:space="preserve"> POST UtenteController.accedi ()</w:t>
       </w:r>
     </w:p>
     <w:p>
@@ -2505,7 +2133,6 @@
           <w:lang w:val="en-US"/>
         </w:rPr>
       </w:pPr>
-      <w:proofErr w:type="spellStart"/>
       <w:proofErr w:type="gramStart"/>
       <w:r>
         <w:rPr>
@@ -2513,7 +2140,6 @@
         </w:rPr>
         <w:t>username:String</w:t>
       </w:r>
-      <w:proofErr w:type="spellEnd"/>
       <w:proofErr w:type="gramEnd"/>
     </w:p>
     <w:p>
@@ -2522,7 +2148,6 @@
           <w:lang w:val="en-US"/>
         </w:rPr>
       </w:pPr>
-      <w:proofErr w:type="spellStart"/>
       <w:proofErr w:type="gramStart"/>
       <w:r>
         <w:rPr>
@@ -2530,7 +2155,6 @@
         </w:rPr>
         <w:t>password:String</w:t>
       </w:r>
-      <w:proofErr w:type="spellEnd"/>
       <w:proofErr w:type="gramEnd"/>
     </w:p>
     <w:p>
@@ -2559,22 +2183,19 @@
           <w:lang w:val="en-US"/>
         </w:rPr>
       </w:pPr>
-      <w:proofErr w:type="spellStart"/>
       <w:r>
         <w:rPr>
           <w:lang w:val="en-US"/>
         </w:rPr>
         <w:t>idUtente:int</w:t>
       </w:r>
-      <w:proofErr w:type="spellEnd"/>
-    </w:p>
-    <w:p>
-      <w:pPr>
-        <w:rPr>
-          <w:lang w:val="en-US"/>
-        </w:rPr>
-      </w:pPr>
-      <w:proofErr w:type="spellStart"/>
+    </w:p>
+    <w:p>
+      <w:pPr>
+        <w:rPr>
+          <w:lang w:val="en-US"/>
+        </w:rPr>
+      </w:pPr>
       <w:proofErr w:type="gramStart"/>
       <w:r>
         <w:rPr>
@@ -2582,7 +2203,6 @@
         </w:rPr>
         <w:t>message:String</w:t>
       </w:r>
-      <w:proofErr w:type="spellEnd"/>
       <w:proofErr w:type="gramEnd"/>
     </w:p>
     <w:p>
@@ -2595,31 +2215,22 @@
     <w:p>
       <w:pPr>
         <w:rPr>
-          <w:lang w:val="it-IT"/>
-        </w:rPr>
-      </w:pPr>
-      <w:r>
-        <w:rPr>
-          <w:lang w:val="it-IT"/>
-        </w:rPr>
-        <w:t xml:space="preserve">Body </w:t>
-      </w:r>
-      <w:proofErr w:type="spellStart"/>
-      <w:r>
-        <w:rPr>
-          <w:lang w:val="it-IT"/>
-        </w:rPr>
-        <w:t>response</w:t>
-      </w:r>
-      <w:proofErr w:type="spellEnd"/>
-    </w:p>
-    <w:p>
-      <w:pPr>
-        <w:rPr>
-          <w:lang w:val="it-IT"/>
-        </w:rPr>
-      </w:pPr>
-      <w:proofErr w:type="spellStart"/>
+          <w:lang w:val="en-US"/>
+        </w:rPr>
+      </w:pPr>
+      <w:r>
+        <w:rPr>
+          <w:lang w:val="en-US"/>
+        </w:rPr>
+        <w:t>Body response</w:t>
+      </w:r>
+    </w:p>
+    <w:p>
+      <w:pPr>
+        <w:rPr>
+          <w:lang w:val="it-IT"/>
+        </w:rPr>
+      </w:pPr>
       <w:proofErr w:type="gramStart"/>
       <w:r>
         <w:rPr>
@@ -2627,7 +2238,6 @@
         </w:rPr>
         <w:t>Message:String</w:t>
       </w:r>
-      <w:proofErr w:type="spellEnd"/>
       <w:proofErr w:type="gramEnd"/>
     </w:p>
     <w:p>
@@ -2697,21 +2307,7 @@
           <w:lang w:val="it-IT"/>
         </w:rPr>
         <w:tab/>
-        <w:t xml:space="preserve">Dati errati (i dati forniti nella </w:t>
-      </w:r>
-      <w:proofErr w:type="spellStart"/>
-      <w:r>
-        <w:rPr>
-          <w:lang w:val="it-IT"/>
-        </w:rPr>
-        <w:t>request</w:t>
-      </w:r>
-      <w:proofErr w:type="spellEnd"/>
-      <w:r>
-        <w:rPr>
-          <w:lang w:val="it-IT"/>
-        </w:rPr>
-        <w:t xml:space="preserve"> non sono validi)</w:t>
+        <w:t>Dati errati (i dati forniti nella request non sono validi)</w:t>
       </w:r>
     </w:p>
     <w:p>
@@ -2768,21 +2364,7 @@
         <w:rPr>
           <w:lang w:val="it-IT"/>
         </w:rPr>
-        <w:t xml:space="preserve">   POST   </w:t>
-      </w:r>
-      <w:proofErr w:type="spellStart"/>
-      <w:r>
-        <w:rPr>
-          <w:lang w:val="it-IT"/>
-        </w:rPr>
-        <w:t>ProdottoController.aggiungi</w:t>
-      </w:r>
-      <w:proofErr w:type="spellEnd"/>
-      <w:r>
-        <w:rPr>
-          <w:lang w:val="it-IT"/>
-        </w:rPr>
-        <w:t>()</w:t>
+        <w:t xml:space="preserve">   POST   ProdottoController.aggiungi()</w:t>
       </w:r>
     </w:p>
     <w:p>
@@ -2821,22 +2403,14 @@
           <w:lang w:val="en-US"/>
         </w:rPr>
         <w:br/>
-      </w:r>
-      <w:proofErr w:type="spellStart"/>
-      <w:r>
-        <w:rPr>
-          <w:lang w:val="en-US"/>
-        </w:rPr>
         <w:t>idUtente:int</w:t>
       </w:r>
-      <w:proofErr w:type="spellEnd"/>
       <w:r>
         <w:rPr>
           <w:lang w:val="en-US"/>
         </w:rPr>
         <w:br/>
       </w:r>
-      <w:proofErr w:type="spellStart"/>
       <w:proofErr w:type="gramStart"/>
       <w:r>
         <w:rPr>
@@ -2844,7 +2418,6 @@
         </w:rPr>
         <w:t>nome:String</w:t>
       </w:r>
-      <w:proofErr w:type="spellEnd"/>
       <w:proofErr w:type="gramEnd"/>
       <w:r>
         <w:rPr>
@@ -2852,7 +2425,6 @@
         </w:rPr>
         <w:br/>
       </w:r>
-      <w:proofErr w:type="spellStart"/>
       <w:proofErr w:type="gramStart"/>
       <w:r>
         <w:rPr>
@@ -2860,7 +2432,6 @@
         </w:rPr>
         <w:t>prezzo:float</w:t>
       </w:r>
-      <w:proofErr w:type="spellEnd"/>
       <w:proofErr w:type="gramEnd"/>
       <w:r>
         <w:rPr>
@@ -2868,7 +2439,6 @@
         </w:rPr>
         <w:br/>
       </w:r>
-      <w:proofErr w:type="spellStart"/>
       <w:proofErr w:type="gramStart"/>
       <w:r>
         <w:rPr>
@@ -2876,7 +2446,6 @@
         </w:rPr>
         <w:t>magazzino:float</w:t>
       </w:r>
-      <w:proofErr w:type="spellEnd"/>
       <w:proofErr w:type="gramEnd"/>
     </w:p>
     <w:p>
@@ -2896,24 +2465,15 @@
         <w:rPr>
           <w:lang w:val="it-IT"/>
         </w:rPr>
-        <w:t xml:space="preserve">Body </w:t>
-      </w:r>
-      <w:proofErr w:type="spellStart"/>
-      <w:r>
-        <w:rPr>
-          <w:lang w:val="it-IT"/>
-        </w:rPr>
-        <w:t>response</w:t>
-      </w:r>
-      <w:proofErr w:type="spellEnd"/>
-    </w:p>
-    <w:p>
-      <w:pPr>
-        <w:rPr>
-          <w:lang w:val="it-IT"/>
-        </w:rPr>
-      </w:pPr>
-      <w:proofErr w:type="spellStart"/>
+        <w:t>Body response</w:t>
+      </w:r>
+    </w:p>
+    <w:p>
+      <w:pPr>
+        <w:rPr>
+          <w:lang w:val="it-IT"/>
+        </w:rPr>
+      </w:pPr>
       <w:proofErr w:type="gramStart"/>
       <w:r>
         <w:rPr>
@@ -2921,7 +2481,6 @@
         </w:rPr>
         <w:t>Message:String</w:t>
       </w:r>
-      <w:proofErr w:type="spellEnd"/>
       <w:proofErr w:type="gramEnd"/>
     </w:p>
     <w:p>
@@ -2996,21 +2555,7 @@
           <w:lang w:val="it-IT"/>
         </w:rPr>
         <w:tab/>
-        <w:t xml:space="preserve">Dati errati (i dati forniti nella </w:t>
-      </w:r>
-      <w:proofErr w:type="spellStart"/>
-      <w:r>
-        <w:rPr>
-          <w:lang w:val="it-IT"/>
-        </w:rPr>
-        <w:t>request</w:t>
-      </w:r>
-      <w:proofErr w:type="spellEnd"/>
-      <w:r>
-        <w:rPr>
-          <w:lang w:val="it-IT"/>
-        </w:rPr>
-        <w:t xml:space="preserve"> non sono validi)</w:t>
+        <w:t>Dati errati (i dati forniti nella request non sono validi)</w:t>
       </w:r>
     </w:p>
     <w:p>
@@ -3033,20 +2578,7 @@
           <w:lang w:val="it-IT"/>
         </w:rPr>
         <w:tab/>
-      </w:r>
-      <w:proofErr w:type="spellStart"/>
-      <w:r>
-        <w:rPr>
-          <w:lang w:val="it-IT"/>
-        </w:rPr>
-        <w:t>IdUtente</w:t>
-      </w:r>
-      <w:proofErr w:type="spellEnd"/>
-      <w:r>
-        <w:rPr>
-          <w:lang w:val="it-IT"/>
-        </w:rPr>
-        <w:t xml:space="preserve"> mancante</w:t>
+        <w:t>IdUtente mancante</w:t>
       </w:r>
     </w:p>
     <w:p>
@@ -3138,21 +2670,7 @@
         <w:rPr>
           <w:lang w:val="it-IT"/>
         </w:rPr>
-        <w:t xml:space="preserve"> DELETE </w:t>
-      </w:r>
-      <w:proofErr w:type="spellStart"/>
-      <w:r>
-        <w:rPr>
-          <w:lang w:val="it-IT"/>
-        </w:rPr>
-        <w:t>ProdottoController.elimina</w:t>
-      </w:r>
-      <w:proofErr w:type="spellEnd"/>
-      <w:r>
-        <w:rPr>
-          <w:lang w:val="it-IT"/>
-        </w:rPr>
-        <w:t>()</w:t>
+        <w:t xml:space="preserve"> DELETE ProdottoController.elimina()</w:t>
       </w:r>
     </w:p>
     <w:p>
@@ -3218,15 +2736,8 @@
           <w:lang w:val="en-US"/>
         </w:rPr>
         <w:br/>
-      </w:r>
-      <w:proofErr w:type="spellStart"/>
-      <w:r>
-        <w:rPr>
-          <w:lang w:val="en-US"/>
-        </w:rPr>
         <w:t>idUtente:int</w:t>
       </w:r>
-      <w:proofErr w:type="spellEnd"/>
       <w:r>
         <w:rPr>
           <w:lang w:val="en-US"/>
@@ -3259,7 +2770,6 @@
           <w:lang w:val="it-IT"/>
         </w:rPr>
       </w:pPr>
-      <w:proofErr w:type="spellStart"/>
       <w:proofErr w:type="gramStart"/>
       <w:r>
         <w:rPr>
@@ -3267,7 +2777,6 @@
         </w:rPr>
         <w:t>Message:String</w:t>
       </w:r>
-      <w:proofErr w:type="spellEnd"/>
       <w:proofErr w:type="gramEnd"/>
     </w:p>
     <w:p>
@@ -3330,21 +2839,7 @@
           <w:lang w:val="it-IT"/>
         </w:rPr>
         <w:tab/>
-        <w:t xml:space="preserve">Dati errati (i dati forniti nella </w:t>
-      </w:r>
-      <w:proofErr w:type="spellStart"/>
-      <w:r>
-        <w:rPr>
-          <w:lang w:val="it-IT"/>
-        </w:rPr>
-        <w:t>request</w:t>
-      </w:r>
-      <w:proofErr w:type="spellEnd"/>
-      <w:r>
-        <w:rPr>
-          <w:lang w:val="it-IT"/>
-        </w:rPr>
-        <w:t xml:space="preserve"> non sono validi)</w:t>
+        <w:t>Dati errati (i dati forniti nella request non sono validi)</w:t>
       </w:r>
     </w:p>
     <w:p>
@@ -3367,20 +2862,7 @@
           <w:lang w:val="it-IT"/>
         </w:rPr>
         <w:tab/>
-      </w:r>
-      <w:proofErr w:type="spellStart"/>
-      <w:r>
-        <w:rPr>
-          <w:lang w:val="it-IT"/>
-        </w:rPr>
-        <w:t>IdUtente</w:t>
-      </w:r>
-      <w:proofErr w:type="spellEnd"/>
-      <w:r>
-        <w:rPr>
-          <w:lang w:val="it-IT"/>
-        </w:rPr>
-        <w:t xml:space="preserve"> mancante</w:t>
+        <w:t>IdUtente mancante</w:t>
       </w:r>
     </w:p>
     <w:p>
@@ -3445,27 +2927,13 @@
         <w:rPr>
           <w:lang w:val="it-IT"/>
         </w:rPr>
-        <w:t xml:space="preserve">  GET </w:t>
-      </w:r>
-      <w:proofErr w:type="spellStart"/>
-      <w:r>
-        <w:rPr>
-          <w:lang w:val="it-IT"/>
-        </w:rPr>
-        <w:t>ProdottoContro</w:t>
-      </w:r>
-      <w:r>
-        <w:rPr>
-          <w:lang w:val="it-IT"/>
-        </w:rPr>
-        <w:t>ller.getProdotti</w:t>
-      </w:r>
-      <w:proofErr w:type="spellEnd"/>
-      <w:r>
-        <w:rPr>
-          <w:lang w:val="it-IT"/>
-        </w:rPr>
-        <w:t>()</w:t>
+        <w:t xml:space="preserve">  GET ProdottoContro</w:t>
+      </w:r>
+      <w:r>
+        <w:rPr>
+          <w:lang w:val="it-IT"/>
+        </w:rPr>
+        <w:t>ller.getProdotti()</w:t>
       </w:r>
     </w:p>
     <w:p>
@@ -3498,21 +2966,7 @@
         <w:rPr>
           <w:lang w:val="it-IT"/>
         </w:rPr>
-        <w:t xml:space="preserve">Body </w:t>
-      </w:r>
-      <w:proofErr w:type="spellStart"/>
-      <w:r>
-        <w:rPr>
-          <w:lang w:val="it-IT"/>
-        </w:rPr>
-        <w:t>response</w:t>
-      </w:r>
-      <w:proofErr w:type="spellEnd"/>
-      <w:r>
-        <w:rPr>
-          <w:lang w:val="it-IT"/>
-        </w:rPr>
-        <w:t>:</w:t>
+        <w:t>Body response:</w:t>
       </w:r>
     </w:p>
     <w:p>
@@ -3590,21 +3044,7 @@
         <w:rPr>
           <w:lang w:val="it-IT"/>
         </w:rPr>
-        <w:t xml:space="preserve">        "</w:t>
-      </w:r>
-      <w:proofErr w:type="spellStart"/>
-      <w:r>
-        <w:rPr>
-          <w:lang w:val="it-IT"/>
-        </w:rPr>
-        <w:t>disponibilita</w:t>
-      </w:r>
-      <w:proofErr w:type="spellEnd"/>
-      <w:r>
-        <w:rPr>
-          <w:lang w:val="it-IT"/>
-        </w:rPr>
-        <w:t>": int</w:t>
+        <w:t xml:space="preserve">        "disponibilita": int</w:t>
       </w:r>
     </w:p>
     <w:p>
@@ -3740,21 +3180,7 @@
         <w:rPr>
           <w:lang w:val="it-IT"/>
         </w:rPr>
-        <w:t xml:space="preserve"> DELETE </w:t>
-      </w:r>
-      <w:proofErr w:type="spellStart"/>
-      <w:r>
-        <w:rPr>
-          <w:lang w:val="it-IT"/>
-        </w:rPr>
-        <w:t>ProdottoController.elimina</w:t>
-      </w:r>
-      <w:proofErr w:type="spellEnd"/>
-      <w:r>
-        <w:rPr>
-          <w:lang w:val="it-IT"/>
-        </w:rPr>
-        <w:t>()</w:t>
+        <w:t xml:space="preserve"> DELETE ProdottoController.elimina()</w:t>
       </w:r>
     </w:p>
     <w:p>
@@ -3808,21 +3234,7 @@
         <w:rPr>
           <w:lang w:val="it-IT"/>
         </w:rPr>
-        <w:t xml:space="preserve">Body </w:t>
-      </w:r>
-      <w:proofErr w:type="spellStart"/>
-      <w:r>
-        <w:rPr>
-          <w:lang w:val="it-IT"/>
-        </w:rPr>
-        <w:t>response</w:t>
-      </w:r>
-      <w:proofErr w:type="spellEnd"/>
-      <w:r>
-        <w:rPr>
-          <w:lang w:val="it-IT"/>
-        </w:rPr>
-        <w:t>:</w:t>
+        <w:t>Body response:</w:t>
       </w:r>
     </w:p>
     <w:p>
@@ -3874,30 +3286,8 @@
         <w:rPr>
           <w:lang w:val="it-IT"/>
         </w:rPr>
-        <w:t xml:space="preserve">    "</w:t>
-      </w:r>
-      <w:proofErr w:type="spellStart"/>
-      <w:r>
-        <w:rPr>
-          <w:lang w:val="it-IT"/>
-        </w:rPr>
-        <w:t>disponibilita</w:t>
-      </w:r>
-      <w:proofErr w:type="spellEnd"/>
-      <w:r>
-        <w:rPr>
-          <w:lang w:val="it-IT"/>
-        </w:rPr>
-        <w:t xml:space="preserve">": </w:t>
-      </w:r>
-      <w:proofErr w:type="spellStart"/>
-      <w:r>
-        <w:rPr>
-          <w:lang w:val="it-IT"/>
-        </w:rPr>
-        <w:t>int</w:t>
-      </w:r>
-      <w:proofErr w:type="spellEnd"/>
+        <w:t xml:space="preserve">    "disponibilita": int</w:t>
+      </w:r>
     </w:p>
     <w:p>
       <w:pPr>
@@ -4000,27 +3390,13 @@
         <w:rPr>
           <w:lang w:val="it-IT"/>
         </w:rPr>
-        <w:t xml:space="preserve">   PUT   </w:t>
-      </w:r>
-      <w:proofErr w:type="spellStart"/>
-      <w:r>
-        <w:rPr>
-          <w:lang w:val="it-IT"/>
-        </w:rPr>
-        <w:t>ProdottoContro</w:t>
-      </w:r>
-      <w:r>
-        <w:rPr>
-          <w:lang w:val="it-IT"/>
-        </w:rPr>
-        <w:t>ller.cambiaNome</w:t>
-      </w:r>
-      <w:proofErr w:type="spellEnd"/>
-      <w:r>
-        <w:rPr>
-          <w:lang w:val="it-IT"/>
-        </w:rPr>
-        <w:t>()</w:t>
+        <w:t xml:space="preserve">   PUT   ProdottoContro</w:t>
+      </w:r>
+      <w:r>
+        <w:rPr>
+          <w:lang w:val="it-IT"/>
+        </w:rPr>
+        <w:t>ller.cambiaNome()</w:t>
       </w:r>
     </w:p>
     <w:p>
@@ -4081,16 +3457,62 @@
         <w:rPr>
           <w:lang w:val="it-IT"/>
         </w:rPr>
-        <w:t xml:space="preserve">Body </w:t>
-      </w:r>
-      <w:proofErr w:type="spellStart"/>
-      <w:r>
-        <w:rPr>
-          <w:lang w:val="it-IT"/>
-        </w:rPr>
-        <w:t>request</w:t>
-      </w:r>
-      <w:proofErr w:type="spellEnd"/>
+        <w:t>Body request:</w:t>
+      </w:r>
+    </w:p>
+    <w:p>
+      <w:pPr>
+        <w:rPr>
+          <w:lang w:val="it-IT"/>
+        </w:rPr>
+      </w:pPr>
+      <w:r>
+        <w:rPr>
+          <w:lang w:val="it-IT"/>
+        </w:rPr>
+        <w:t>“nome</w:t>
+      </w:r>
+      <w:proofErr w:type="gramStart"/>
+      <w:r>
+        <w:rPr>
+          <w:lang w:val="it-IT"/>
+        </w:rPr>
+        <w:t>”:String</w:t>
+      </w:r>
+      <w:proofErr w:type="gramEnd"/>
+    </w:p>
+    <w:p>
+      <w:pPr>
+        <w:rPr>
+          <w:lang w:val="it-IT"/>
+        </w:rPr>
+      </w:pPr>
+      <w:r>
+        <w:rPr>
+          <w:lang w:val="it-IT"/>
+        </w:rPr>
+        <w:t>idUtente:int</w:t>
+      </w:r>
+    </w:p>
+    <w:p>
+      <w:pPr>
+        <w:rPr>
+          <w:lang w:val="it-IT"/>
+        </w:rPr>
+      </w:pPr>
+    </w:p>
+    <w:p>
+      <w:pPr>
+        <w:rPr>
+          <w:lang w:val="it-IT"/>
+        </w:rPr>
+      </w:pPr>
+      <w:r>
+        <w:rPr>
+          <w:lang w:val="it-IT"/>
+        </w:rPr>
+        <w:t>Body response</w:t>
+      </w:r>
       <w:r>
         <w:rPr>
           <w:lang w:val="it-IT"/>
@@ -4104,93 +3526,13 @@
           <w:lang w:val="it-IT"/>
         </w:rPr>
       </w:pPr>
-      <w:r>
-        <w:rPr>
-          <w:lang w:val="it-IT"/>
-        </w:rPr>
-        <w:t>“</w:t>
-      </w:r>
-      <w:proofErr w:type="spellStart"/>
-      <w:r>
-        <w:rPr>
-          <w:lang w:val="it-IT"/>
-        </w:rPr>
-        <w:t>nome</w:t>
-      </w:r>
       <w:proofErr w:type="gramStart"/>
       <w:r>
         <w:rPr>
           <w:lang w:val="it-IT"/>
         </w:rPr>
-        <w:t>”:String</w:t>
-      </w:r>
-      <w:proofErr w:type="spellEnd"/>
-      <w:proofErr w:type="gramEnd"/>
-    </w:p>
-    <w:p>
-      <w:pPr>
-        <w:rPr>
-          <w:lang w:val="it-IT"/>
-        </w:rPr>
-      </w:pPr>
-      <w:proofErr w:type="spellStart"/>
-      <w:r>
-        <w:rPr>
-          <w:lang w:val="it-IT"/>
-        </w:rPr>
-        <w:t>idUtente:int</w:t>
-      </w:r>
-      <w:proofErr w:type="spellEnd"/>
-    </w:p>
-    <w:p>
-      <w:pPr>
-        <w:rPr>
-          <w:lang w:val="it-IT"/>
-        </w:rPr>
-      </w:pPr>
-    </w:p>
-    <w:p>
-      <w:pPr>
-        <w:rPr>
-          <w:lang w:val="it-IT"/>
-        </w:rPr>
-      </w:pPr>
-      <w:r>
-        <w:rPr>
-          <w:lang w:val="it-IT"/>
-        </w:rPr>
-        <w:t xml:space="preserve">Body </w:t>
-      </w:r>
-      <w:proofErr w:type="spellStart"/>
-      <w:r>
-        <w:rPr>
-          <w:lang w:val="it-IT"/>
-        </w:rPr>
-        <w:t>response</w:t>
-      </w:r>
-      <w:proofErr w:type="spellEnd"/>
-      <w:r>
-        <w:rPr>
-          <w:lang w:val="it-IT"/>
-        </w:rPr>
-        <w:t>:</w:t>
-      </w:r>
-    </w:p>
-    <w:p>
-      <w:pPr>
-        <w:rPr>
-          <w:lang w:val="it-IT"/>
-        </w:rPr>
-      </w:pPr>
-      <w:proofErr w:type="spellStart"/>
-      <w:proofErr w:type="gramStart"/>
-      <w:r>
-        <w:rPr>
-          <w:lang w:val="it-IT"/>
-        </w:rPr>
         <w:t>message:String</w:t>
       </w:r>
-      <w:proofErr w:type="spellEnd"/>
       <w:proofErr w:type="gramEnd"/>
     </w:p>
     <w:p>
@@ -4259,21 +3601,7 @@
           <w:lang w:val="it-IT"/>
         </w:rPr>
         <w:tab/>
-        <w:t xml:space="preserve">Dati errati (i dati forniti nella </w:t>
-      </w:r>
-      <w:proofErr w:type="spellStart"/>
-      <w:r>
-        <w:rPr>
-          <w:lang w:val="it-IT"/>
-        </w:rPr>
-        <w:t>request</w:t>
-      </w:r>
-      <w:proofErr w:type="spellEnd"/>
-      <w:r>
-        <w:rPr>
-          <w:lang w:val="it-IT"/>
-        </w:rPr>
-        <w:t xml:space="preserve"> non sono validi)</w:t>
+        <w:t>Dati errati (i dati forniti nella request non sono validi)</w:t>
       </w:r>
     </w:p>
     <w:p>
@@ -4296,20 +3624,7 @@
           <w:lang w:val="it-IT"/>
         </w:rPr>
         <w:tab/>
-      </w:r>
-      <w:proofErr w:type="spellStart"/>
-      <w:r>
-        <w:rPr>
-          <w:lang w:val="it-IT"/>
-        </w:rPr>
-        <w:t>IdUtente</w:t>
-      </w:r>
-      <w:proofErr w:type="spellEnd"/>
-      <w:r>
-        <w:rPr>
-          <w:lang w:val="it-IT"/>
-        </w:rPr>
-        <w:t xml:space="preserve"> mancante</w:t>
+        <w:t>IdUtente mancante</w:t>
       </w:r>
     </w:p>
     <w:p>
@@ -4381,27 +3696,13 @@
         <w:rPr>
           <w:lang w:val="it-IT"/>
         </w:rPr>
-        <w:t xml:space="preserve">   PUT   </w:t>
-      </w:r>
-      <w:proofErr w:type="spellStart"/>
-      <w:r>
-        <w:rPr>
-          <w:lang w:val="it-IT"/>
-        </w:rPr>
-        <w:t>ProdottoContro</w:t>
-      </w:r>
-      <w:r>
-        <w:rPr>
-          <w:lang w:val="it-IT"/>
-        </w:rPr>
-        <w:t>ller.cambiaPrezzo</w:t>
-      </w:r>
-      <w:proofErr w:type="spellEnd"/>
-      <w:r>
-        <w:rPr>
-          <w:lang w:val="it-IT"/>
-        </w:rPr>
-        <w:t xml:space="preserve"> ()</w:t>
+        <w:t xml:space="preserve">   PUT   ProdottoContro</w:t>
+      </w:r>
+      <w:r>
+        <w:rPr>
+          <w:lang w:val="it-IT"/>
+        </w:rPr>
+        <w:t>ller.cambiaPrezzo ()</w:t>
       </w:r>
     </w:p>
     <w:p>
@@ -4476,41 +3777,20 @@
         <w:rPr>
           <w:lang w:val="it-IT"/>
         </w:rPr>
-        <w:t xml:space="preserve">Body </w:t>
-      </w:r>
-      <w:proofErr w:type="spellStart"/>
-      <w:r>
-        <w:rPr>
-          <w:lang w:val="it-IT"/>
-        </w:rPr>
-        <w:t>request</w:t>
-      </w:r>
-      <w:proofErr w:type="spellEnd"/>
-      <w:r>
-        <w:rPr>
-          <w:lang w:val="it-IT"/>
-        </w:rPr>
-        <w:t>:</w:t>
-      </w:r>
-    </w:p>
-    <w:p>
-      <w:pPr>
-        <w:rPr>
-          <w:lang w:val="it-IT"/>
-        </w:rPr>
-      </w:pPr>
-      <w:r>
-        <w:rPr>
-          <w:lang w:val="it-IT"/>
-        </w:rPr>
-        <w:t>“</w:t>
-      </w:r>
-      <w:proofErr w:type="spellStart"/>
-      <w:r>
-        <w:rPr>
-          <w:lang w:val="it-IT"/>
-        </w:rPr>
-        <w:t>nome</w:t>
+        <w:t>Body request:</w:t>
+      </w:r>
+    </w:p>
+    <w:p>
+      <w:pPr>
+        <w:rPr>
+          <w:lang w:val="it-IT"/>
+        </w:rPr>
+      </w:pPr>
+      <w:r>
+        <w:rPr>
+          <w:lang w:val="it-IT"/>
+        </w:rPr>
+        <w:t>“nome</w:t>
       </w:r>
       <w:proofErr w:type="gramStart"/>
       <w:r>
@@ -4519,7 +3799,6 @@
         </w:rPr>
         <w:t>”:String</w:t>
       </w:r>
-      <w:proofErr w:type="spellEnd"/>
       <w:proofErr w:type="gramEnd"/>
     </w:p>
     <w:p>
@@ -4528,56 +3807,39 @@
           <w:lang w:val="it-IT"/>
         </w:rPr>
       </w:pPr>
-      <w:proofErr w:type="spellStart"/>
       <w:r>
         <w:rPr>
           <w:lang w:val="it-IT"/>
         </w:rPr>
         <w:t>idUtente:int</w:t>
       </w:r>
-      <w:proofErr w:type="spellEnd"/>
-    </w:p>
-    <w:p>
-      <w:pPr>
-        <w:rPr>
-          <w:lang w:val="it-IT"/>
-        </w:rPr>
-      </w:pPr>
-    </w:p>
-    <w:p>
-      <w:pPr>
-        <w:rPr>
-          <w:lang w:val="it-IT"/>
-        </w:rPr>
-      </w:pPr>
-      <w:r>
-        <w:rPr>
-          <w:lang w:val="it-IT"/>
-        </w:rPr>
-        <w:t xml:space="preserve">Body </w:t>
-      </w:r>
-      <w:proofErr w:type="spellStart"/>
-      <w:r>
-        <w:rPr>
-          <w:lang w:val="it-IT"/>
-        </w:rPr>
-        <w:t>response</w:t>
-      </w:r>
-      <w:proofErr w:type="spellEnd"/>
-      <w:r>
-        <w:rPr>
-          <w:lang w:val="it-IT"/>
-        </w:rPr>
-        <w:t>:</w:t>
-      </w:r>
-    </w:p>
-    <w:p>
-      <w:pPr>
-        <w:rPr>
-          <w:lang w:val="it-IT"/>
-        </w:rPr>
-      </w:pPr>
-      <w:proofErr w:type="spellStart"/>
+    </w:p>
+    <w:p>
+      <w:pPr>
+        <w:rPr>
+          <w:lang w:val="it-IT"/>
+        </w:rPr>
+      </w:pPr>
+    </w:p>
+    <w:p>
+      <w:pPr>
+        <w:rPr>
+          <w:lang w:val="it-IT"/>
+        </w:rPr>
+      </w:pPr>
+      <w:r>
+        <w:rPr>
+          <w:lang w:val="it-IT"/>
+        </w:rPr>
+        <w:t>Body response:</w:t>
+      </w:r>
+    </w:p>
+    <w:p>
+      <w:pPr>
+        <w:rPr>
+          <w:lang w:val="it-IT"/>
+        </w:rPr>
+      </w:pPr>
       <w:proofErr w:type="gramStart"/>
       <w:r>
         <w:rPr>
@@ -4585,7 +3847,6 @@
         </w:rPr>
         <w:t>message:String</w:t>
       </w:r>
-      <w:proofErr w:type="spellEnd"/>
       <w:proofErr w:type="gramEnd"/>
     </w:p>
     <w:p>
@@ -4654,21 +3915,7 @@
           <w:lang w:val="it-IT"/>
         </w:rPr>
         <w:tab/>
-        <w:t xml:space="preserve">Dati errati (i dati forniti nella </w:t>
-      </w:r>
-      <w:proofErr w:type="spellStart"/>
-      <w:r>
-        <w:rPr>
-          <w:lang w:val="it-IT"/>
-        </w:rPr>
-        <w:t>request</w:t>
-      </w:r>
-      <w:proofErr w:type="spellEnd"/>
-      <w:r>
-        <w:rPr>
-          <w:lang w:val="it-IT"/>
-        </w:rPr>
-        <w:t xml:space="preserve"> non sono validi)</w:t>
+        <w:t>Dati errati (i dati forniti nella request non sono validi)</w:t>
       </w:r>
     </w:p>
     <w:p>
@@ -4691,20 +3938,7 @@
           <w:lang w:val="it-IT"/>
         </w:rPr>
         <w:tab/>
-      </w:r>
-      <w:proofErr w:type="spellStart"/>
-      <w:r>
-        <w:rPr>
-          <w:lang w:val="it-IT"/>
-        </w:rPr>
-        <w:t>IdUtente</w:t>
-      </w:r>
-      <w:proofErr w:type="spellEnd"/>
-      <w:r>
-        <w:rPr>
-          <w:lang w:val="it-IT"/>
-        </w:rPr>
-        <w:t xml:space="preserve"> mancante</w:t>
+        <w:t>IdUtente mancante</w:t>
       </w:r>
     </w:p>
     <w:p>
@@ -4769,14 +4003,7 @@
         <w:rPr>
           <w:lang w:val="it-IT"/>
         </w:rPr>
-        <w:t xml:space="preserve">POST  </w:t>
-      </w:r>
-      <w:proofErr w:type="spellStart"/>
-      <w:r>
-        <w:rPr>
-          <w:lang w:val="it-IT"/>
-        </w:rPr>
-        <w:t>Pro</w:t>
+        <w:t>POST  Pro</w:t>
       </w:r>
       <w:r>
         <w:rPr>
@@ -4784,7 +4011,6 @@
         </w:rPr>
         <w:t>ssimoRaccoltoController.aggiungiRaccolto</w:t>
       </w:r>
-      <w:proofErr w:type="spellEnd"/>
       <w:proofErr w:type="gramEnd"/>
       <w:r>
         <w:rPr>
@@ -4835,68 +4061,55 @@
     <w:p>
       <w:pPr>
         <w:rPr>
-          <w:lang w:val="en-US"/>
-        </w:rPr>
-      </w:pPr>
-      <w:proofErr w:type="spellStart"/>
-      <w:r>
-        <w:rPr>
-          <w:lang w:val="en-US"/>
+          <w:lang w:val="it-IT"/>
+        </w:rPr>
+      </w:pPr>
+      <w:r>
+        <w:rPr>
+          <w:lang w:val="it-IT"/>
         </w:rPr>
         <w:t>totale:int</w:t>
       </w:r>
-      <w:proofErr w:type="spellEnd"/>
-      <w:r>
-        <w:rPr>
-          <w:lang w:val="en-US"/>
+      <w:r>
+        <w:rPr>
+          <w:lang w:val="it-IT"/>
         </w:rPr>
         <w:br/>
       </w:r>
-      <w:proofErr w:type="spellStart"/>
       <w:proofErr w:type="gramStart"/>
       <w:r>
         <w:rPr>
-          <w:lang w:val="en-US"/>
+          <w:lang w:val="it-IT"/>
         </w:rPr>
         <w:t>data:date</w:t>
       </w:r>
-      <w:proofErr w:type="spellEnd"/>
       <w:proofErr w:type="gramEnd"/>
       <w:r>
         <w:rPr>
-          <w:lang w:val="en-US"/>
+          <w:lang w:val="it-IT"/>
         </w:rPr>
         <w:br/>
       </w:r>
-      <w:proofErr w:type="spellStart"/>
       <w:proofErr w:type="gramStart"/>
       <w:r>
         <w:rPr>
-          <w:lang w:val="en-US"/>
+          <w:lang w:val="it-IT"/>
         </w:rPr>
         <w:t>nomeProdotto:String</w:t>
       </w:r>
-      <w:proofErr w:type="spellEnd"/>
       <w:proofErr w:type="gramEnd"/>
       <w:r>
         <w:rPr>
-          <w:lang w:val="en-US"/>
+          <w:lang w:val="it-IT"/>
         </w:rPr>
         <w:br/>
-      </w:r>
-      <w:proofErr w:type="spellStart"/>
-      <w:r>
-        <w:rPr>
-          <w:lang w:val="en-US"/>
-        </w:rPr>
         <w:t>idUtente:int</w:t>
       </w:r>
-      <w:proofErr w:type="spellEnd"/>
-    </w:p>
-    <w:p>
-      <w:pPr>
-        <w:rPr>
-          <w:lang w:val="en-US"/>
+    </w:p>
+    <w:p>
+      <w:pPr>
+        <w:rPr>
+          <w:lang w:val="it-IT"/>
         </w:rPr>
       </w:pPr>
     </w:p>
@@ -4959,21 +4172,7 @@
           <w:lang w:val="it-IT"/>
         </w:rPr>
         <w:tab/>
-        <w:t xml:space="preserve">Dati errati (i dati forniti nella </w:t>
-      </w:r>
-      <w:proofErr w:type="spellStart"/>
-      <w:r>
-        <w:rPr>
-          <w:lang w:val="it-IT"/>
-        </w:rPr>
-        <w:t>request</w:t>
-      </w:r>
-      <w:proofErr w:type="spellEnd"/>
-      <w:r>
-        <w:rPr>
-          <w:lang w:val="it-IT"/>
-        </w:rPr>
-        <w:t xml:space="preserve"> non sono validi)</w:t>
+        <w:t>Dati errati (i dati forniti nella request non sono validi)</w:t>
       </w:r>
     </w:p>
     <w:p>
@@ -4996,20 +4195,7 @@
           <w:lang w:val="it-IT"/>
         </w:rPr>
         <w:tab/>
-      </w:r>
-      <w:proofErr w:type="spellStart"/>
-      <w:r>
-        <w:rPr>
-          <w:lang w:val="it-IT"/>
-        </w:rPr>
-        <w:t>IdUtente</w:t>
-      </w:r>
-      <w:proofErr w:type="spellEnd"/>
-      <w:r>
-        <w:rPr>
-          <w:lang w:val="it-IT"/>
-        </w:rPr>
-        <w:t xml:space="preserve"> mancante</w:t>
+        <w:t>IdUtente mancante</w:t>
       </w:r>
     </w:p>
     <w:p>
@@ -5048,6 +4234,338 @@
           <w:lang w:val="it-IT"/>
         </w:rPr>
       </w:pPr>
+      <w:r>
+        <w:rPr>
+          <w:lang w:val="it-IT"/>
+        </w:rPr>
+        <w:t>ORDINE DI UNO/Più PRODOTTI</w:t>
+      </w:r>
+    </w:p>
+    <w:p>
+      <w:pPr>
+        <w:rPr>
+          <w:lang w:val="it-IT"/>
+        </w:rPr>
+      </w:pPr>
+    </w:p>
+    <w:p>
+      <w:pPr>
+        <w:rPr>
+          <w:lang w:val="it-IT"/>
+        </w:rPr>
+      </w:pPr>
+      <w:hyperlink r:id="rId17" w:history="1">
+        <w:r>
+          <w:rPr>
+            <w:rStyle w:val="Collegamentoipertestuale"/>
+            <w:lang w:val="it-IT"/>
+          </w:rPr>
+          <w:t>http://localhost:8080/api/acquisto</w:t>
+        </w:r>
+      </w:hyperlink>
+      <w:r>
+        <w:rPr>
+          <w:lang w:val="it-IT"/>
+        </w:rPr>
+        <w:tab/>
+        <w:t>POST</w:t>
+      </w:r>
+      <w:r>
+        <w:rPr>
+          <w:lang w:val="it-IT"/>
+        </w:rPr>
+        <w:tab/>
+      </w:r>
+      <w:r>
+        <w:rPr>
+          <w:lang w:val="it-IT"/>
+        </w:rPr>
+        <w:tab/>
+        <w:t>AcquistoController.acquisto()</w:t>
+      </w:r>
+    </w:p>
+    <w:p>
+      <w:pPr>
+        <w:rPr>
+          <w:lang w:val="it-IT"/>
+        </w:rPr>
+      </w:pPr>
+    </w:p>
+    <w:p>
+      <w:pPr>
+        <w:rPr>
+          <w:lang w:val="it-IT"/>
+        </w:rPr>
+      </w:pPr>
+      <w:r>
+        <w:rPr>
+          <w:lang w:val="it-IT"/>
+        </w:rPr>
+        <w:t>metodo che dato id utente e un vettore di oggetti contenenti il nome del prodotto e la quantità lo aggiunge.</w:t>
+      </w:r>
+    </w:p>
+    <w:p>
+      <w:pPr>
+        <w:rPr>
+          <w:lang w:val="it-IT"/>
+        </w:rPr>
+      </w:pPr>
+    </w:p>
+    <w:p>
+      <w:pPr>
+        <w:rPr>
+          <w:lang w:val="it-IT"/>
+        </w:rPr>
+      </w:pPr>
+      <w:r>
+        <w:rPr>
+          <w:lang w:val="it-IT"/>
+        </w:rPr>
+        <w:t>Body request:</w:t>
+      </w:r>
+    </w:p>
+    <w:p>
+      <w:pPr>
+        <w:rPr>
+          <w:lang w:val="it-IT"/>
+        </w:rPr>
+      </w:pPr>
+      <w:r>
+        <w:rPr>
+          <w:lang w:val="it-IT"/>
+        </w:rPr>
+        <w:t>idUtente:int</w:t>
+      </w:r>
+    </w:p>
+    <w:p>
+      <w:pPr>
+        <w:rPr>
+          <w:lang w:val="it-IT"/>
+        </w:rPr>
+      </w:pPr>
+      <w:proofErr w:type="gramStart"/>
+      <w:r>
+        <w:rPr>
+          <w:lang w:val="it-IT"/>
+        </w:rPr>
+        <w:t>prodotti:[</w:t>
+      </w:r>
+      <w:proofErr w:type="gramEnd"/>
+    </w:p>
+    <w:p>
+      <w:pPr>
+        <w:rPr>
+          <w:lang w:val="it-IT"/>
+        </w:rPr>
+      </w:pPr>
+      <w:r>
+        <w:rPr>
+          <w:lang w:val="it-IT"/>
+        </w:rPr>
+        <w:t xml:space="preserve">   {</w:t>
+      </w:r>
+    </w:p>
+    <w:p>
+      <w:pPr>
+        <w:rPr>
+          <w:lang w:val="it-IT"/>
+        </w:rPr>
+      </w:pPr>
+      <w:r>
+        <w:rPr>
+          <w:lang w:val="it-IT"/>
+        </w:rPr>
+        <w:tab/>
+      </w:r>
+      <w:proofErr w:type="gramStart"/>
+      <w:r>
+        <w:rPr>
+          <w:lang w:val="it-IT"/>
+        </w:rPr>
+        <w:t>nome:String</w:t>
+      </w:r>
+      <w:proofErr w:type="gramEnd"/>
+      <w:r>
+        <w:rPr>
+          <w:lang w:val="it-IT"/>
+        </w:rPr>
+        <w:t>,</w:t>
+      </w:r>
+    </w:p>
+    <w:p>
+      <w:pPr>
+        <w:rPr>
+          <w:lang w:val="it-IT"/>
+        </w:rPr>
+      </w:pPr>
+      <w:r>
+        <w:rPr>
+          <w:lang w:val="it-IT"/>
+        </w:rPr>
+        <w:tab/>
+      </w:r>
+      <w:proofErr w:type="gramStart"/>
+      <w:r>
+        <w:rPr>
+          <w:lang w:val="it-IT"/>
+        </w:rPr>
+        <w:t>quantita:float</w:t>
+      </w:r>
+      <w:proofErr w:type="gramEnd"/>
+    </w:p>
+    <w:p>
+      <w:pPr>
+        <w:rPr>
+          <w:lang w:val="it-IT"/>
+        </w:rPr>
+      </w:pPr>
+      <w:r>
+        <w:rPr>
+          <w:lang w:val="it-IT"/>
+        </w:rPr>
+        <w:t xml:space="preserve">    },</w:t>
+      </w:r>
+    </w:p>
+    <w:p>
+      <w:pPr>
+        <w:rPr>
+          <w:lang w:val="it-IT"/>
+        </w:rPr>
+      </w:pPr>
+      <w:r>
+        <w:rPr>
+          <w:lang w:val="it-IT"/>
+        </w:rPr>
+        <w:t>….</w:t>
+      </w:r>
+    </w:p>
+    <w:p>
+      <w:pPr>
+        <w:rPr>
+          <w:lang w:val="it-IT"/>
+        </w:rPr>
+      </w:pPr>
+      <w:r>
+        <w:rPr>
+          <w:lang w:val="it-IT"/>
+        </w:rPr>
+        <w:t>]</w:t>
+      </w:r>
+    </w:p>
+    <w:p>
+      <w:pPr>
+        <w:rPr>
+          <w:lang w:val="it-IT"/>
+        </w:rPr>
+      </w:pPr>
+    </w:p>
+    <w:p>
+      <w:pPr>
+        <w:rPr>
+          <w:lang w:val="it-IT"/>
+        </w:rPr>
+      </w:pPr>
+      <w:r>
+        <w:rPr>
+          <w:lang w:val="it-IT"/>
+        </w:rPr>
+        <w:t>Body response:</w:t>
+      </w:r>
+    </w:p>
+    <w:p>
+      <w:pPr>
+        <w:rPr>
+          <w:lang w:val="it-IT"/>
+        </w:rPr>
+      </w:pPr>
+      <w:r>
+        <w:rPr>
+          <w:lang w:val="it-IT"/>
+        </w:rPr>
+        <w:t>numeroFattura:int,</w:t>
+      </w:r>
+    </w:p>
+    <w:p>
+      <w:pPr>
+        <w:rPr>
+          <w:lang w:val="it-IT"/>
+        </w:rPr>
+      </w:pPr>
+      <w:proofErr w:type="gramStart"/>
+      <w:r>
+        <w:rPr>
+          <w:lang w:val="it-IT"/>
+        </w:rPr>
+        <w:t>prezzo:float</w:t>
+      </w:r>
+      <w:proofErr w:type="gramEnd"/>
+      <w:r>
+        <w:rPr>
+          <w:lang w:val="it-IT"/>
+        </w:rPr>
+        <w:t>,</w:t>
+      </w:r>
+    </w:p>
+    <w:p>
+      <w:pPr>
+        <w:rPr>
+          <w:lang w:val="it-IT"/>
+        </w:rPr>
+      </w:pPr>
+      <w:proofErr w:type="gramStart"/>
+      <w:r>
+        <w:rPr>
+          <w:lang w:val="it-IT"/>
+        </w:rPr>
+        <w:t>dataErogazione:Date</w:t>
+      </w:r>
+      <w:proofErr w:type="gramEnd"/>
+    </w:p>
+    <w:p>
+      <w:pPr>
+        <w:rPr>
+          <w:lang w:val="it-IT"/>
+        </w:rPr>
+      </w:pPr>
+    </w:p>
+    <w:p>
+      <w:pPr>
+        <w:rPr>
+          <w:lang w:val="it-IT"/>
+        </w:rPr>
+      </w:pPr>
+      <w:r>
+        <w:rPr>
+          <w:lang w:val="it-IT"/>
+        </w:rPr>
+        <w:t>codici di stato:</w:t>
+      </w:r>
+    </w:p>
+    <w:p>
+      <w:pPr>
+        <w:rPr>
+          <w:lang w:val="it-IT"/>
+        </w:rPr>
+      </w:pPr>
+      <w:r>
+        <w:rPr>
+          <w:lang w:val="it-IT"/>
+        </w:rPr>
+        <w:t>200 Acquisto effettuato</w:t>
+      </w:r>
+    </w:p>
+    <w:p>
+      <w:pPr>
+        <w:rPr>
+          <w:lang w:val="it-IT"/>
+        </w:rPr>
+      </w:pPr>
+      <w:r>
+        <w:rPr>
+          <w:lang w:val="it-IT"/>
+        </w:rPr>
+        <w:t>400 dati errati</w:t>
+      </w:r>
       <w:r>
         <w:rPr>
           <w:lang w:val="it-IT"/>
@@ -5156,21 +4674,7 @@
         <w:rPr>
           <w:lang w:val="it-IT"/>
         </w:rPr>
-        <w:t xml:space="preserve">Password crittografata (almeno con </w:t>
-      </w:r>
-      <w:proofErr w:type="spellStart"/>
-      <w:r>
-        <w:rPr>
-          <w:lang w:val="it-IT"/>
-        </w:rPr>
-        <w:t>hash</w:t>
-      </w:r>
-      <w:proofErr w:type="spellEnd"/>
-      <w:r>
-        <w:rPr>
-          <w:lang w:val="it-IT"/>
-        </w:rPr>
-        <w:t>)</w:t>
+        <w:t>Password crittografata (almeno con hash)</w:t>
       </w:r>
     </w:p>
     <w:p>
@@ -5192,9 +4696,9 @@
       </w:r>
     </w:p>
     <w:sectPr>
-      <w:headerReference w:type="default" r:id="rId17"/>
-      <w:footerReference w:type="default" r:id="rId18"/>
-      <w:footerReference w:type="first" r:id="rId19"/>
+      <w:headerReference w:type="default" r:id="rId18"/>
+      <w:footerReference w:type="default" r:id="rId19"/>
+      <w:footerReference w:type="first" r:id="rId20"/>
       <w:pgSz w:w="11909" w:h="16834"/>
       <w:pgMar w:top="1440" w:right="1440" w:bottom="1440" w:left="1440" w:header="720" w:footer="720" w:gutter="0"/>
       <w:pgNumType w:start="1"/>
@@ -5248,21 +4752,12 @@
         <w:iCs/>
       </w:rPr>
     </w:pPr>
-    <w:proofErr w:type="spellStart"/>
     <w:r>
       <w:rPr>
         <w:i/>
         <w:iCs/>
       </w:rPr>
-      <w:t>Prog.Azienda</w:t>
-    </w:r>
-    <w:proofErr w:type="spellEnd"/>
-    <w:r>
-      <w:rPr>
-        <w:i/>
-        <w:iCs/>
-      </w:rPr>
-      <w:t xml:space="preserve"> Agricola</w:t>
+      <w:t>Prog.Azienda Agricola</w:t>
     </w:r>
     <w:r>
       <w:rPr>
@@ -5360,21 +4855,12 @@
   </w:p>
   <w:p/>
   <w:p>
-    <w:proofErr w:type="spellStart"/>
     <w:r>
       <w:rPr>
         <w:i/>
         <w:iCs/>
       </w:rPr>
-      <w:t>Prog.Azienda</w:t>
-    </w:r>
-    <w:proofErr w:type="spellEnd"/>
-    <w:r>
-      <w:rPr>
-        <w:i/>
-        <w:iCs/>
-      </w:rPr>
-      <w:t xml:space="preserve"> Agricola</w:t>
+      <w:t>Prog.Azienda Agricola</w:t>
     </w:r>
     <w:r>
       <w:rPr>
@@ -5539,16 +5025,8 @@
       <w:rPr>
         <w:rFonts w:ascii="Times New Roman" w:eastAsia="Times New Roman" w:hAnsi="Times New Roman" w:cs="Times New Roman"/>
       </w:rPr>
-      <w:t xml:space="preserve">Software Design </w:t>
+      <w:t>Software Design Document</w:t>
     </w:r>
-    <w:proofErr w:type="spellStart"/>
-    <w:r>
-      <w:rPr>
-        <w:rFonts w:ascii="Times New Roman" w:eastAsia="Times New Roman" w:hAnsi="Times New Roman" w:cs="Times New Roman"/>
-      </w:rPr>
-      <w:t>Document</w:t>
-    </w:r>
-    <w:proofErr w:type="spellEnd"/>
     <w:r>
       <w:pict w14:anchorId="090A8F9D">
         <v:rect id="_x0000_i1025" style="width:0;height:1.5pt" o:hralign="center" o:hrstd="t" o:hr="t" fillcolor="#a0a0a0" stroked="f"/>
@@ -6549,6 +6027,7 @@
   <w:style w:type="character" w:default="1" w:styleId="Carpredefinitoparagrafo">
     <w:name w:val="Default Paragraph Font"/>
     <w:uiPriority w:val="1"/>
+    <w:semiHidden/>
     <w:unhideWhenUsed/>
   </w:style>
   <w:style w:type="table" w:default="1" w:styleId="Tabellanormale">

--- a/documentazione/fruttaInCampoDoc/Software Design Document.docx
+++ b/documentazione/fruttaInCampoDoc/Software Design Document.docx
@@ -156,36 +156,36 @@
           <w:i/>
           <w:iCs/>
         </w:rPr>
-        <w:t>© 2026 [MacroSoft S.R.L]</w:t>
-      </w:r>
-    </w:p>
-    <w:p>
-      <w:pPr>
-        <w:jc w:val="center"/>
+        <w:t>© 2026 [</w:t>
+      </w:r>
+      <w:proofErr w:type="spellStart"/>
+      <w:r>
         <w:rPr>
           <w:rFonts w:ascii="Times New Roman" w:eastAsia="Times New Roman" w:hAnsi="Times New Roman" w:cs="Times New Roman"/>
           <w:i/>
           <w:iCs/>
         </w:rPr>
-      </w:pPr>
-    </w:p>
-    <w:p>
-      <w:pPr>
-        <w:jc w:val="center"/>
+        <w:t>MacroSoft</w:t>
+      </w:r>
+      <w:proofErr w:type="spellEnd"/>
+      <w:r>
         <w:rPr>
           <w:rFonts w:ascii="Times New Roman" w:eastAsia="Times New Roman" w:hAnsi="Times New Roman" w:cs="Times New Roman"/>
           <w:i/>
           <w:iCs/>
         </w:rPr>
-      </w:pPr>
-      <w:r>
+        <w:t xml:space="preserve"> S.R.L]</w:t>
+      </w:r>
+    </w:p>
+    <w:p>
+      <w:pPr>
+        <w:jc w:val="center"/>
         <w:rPr>
           <w:rFonts w:ascii="Times New Roman" w:eastAsia="Times New Roman" w:hAnsi="Times New Roman" w:cs="Times New Roman"/>
           <w:i/>
           <w:iCs/>
         </w:rPr>
-        <w:t>Tutti i diritti riservati.</w:t>
-      </w:r>
+      </w:pPr>
     </w:p>
     <w:p>
       <w:pPr>
@@ -196,26 +196,54 @@
           <w:iCs/>
         </w:rPr>
       </w:pPr>
-    </w:p>
-    <w:p>
-      <w:pPr>
-        <w:jc w:val="center"/>
+      <w:r>
         <w:rPr>
           <w:rFonts w:ascii="Times New Roman" w:eastAsia="Times New Roman" w:hAnsi="Times New Roman" w:cs="Times New Roman"/>
           <w:i/>
           <w:iCs/>
         </w:rPr>
-      </w:pPr>
-      <w:r>
+        <w:t>Tutti i diritti riservati.</w:t>
+      </w:r>
+    </w:p>
+    <w:p>
+      <w:pPr>
+        <w:jc w:val="center"/>
         <w:rPr>
           <w:rFonts w:ascii="Times New Roman" w:eastAsia="Times New Roman" w:hAnsi="Times New Roman" w:cs="Times New Roman"/>
           <w:i/>
           <w:iCs/>
         </w:rPr>
-        <w:t>Il presente documento è proprietà dell’autore e non può essere copiato, distribuito o modificato, in tutto o in parte, senza autorizzazione esplici</w:t>
+      </w:pPr>
+    </w:p>
+    <w:p>
+      <w:pPr>
+        <w:jc w:val="center"/>
+        <w:rPr>
+          <w:rFonts w:ascii="Times New Roman" w:eastAsia="Times New Roman" w:hAnsi="Times New Roman" w:cs="Times New Roman"/>
+          <w:i/>
+          <w:iCs/>
+        </w:rPr>
+      </w:pPr>
+      <w:r>
+        <w:rPr>
+          <w:rFonts w:ascii="Times New Roman" w:eastAsia="Times New Roman" w:hAnsi="Times New Roman" w:cs="Times New Roman"/>
+          <w:i/>
+          <w:iCs/>
+        </w:rPr>
+        <w:t xml:space="preserve">Il presente documento è proprietà dell’autore e non può essere copiato, distribuito o modificato, in tutto o in parte, senza autorizzazione </w:t>
+      </w:r>
+      <w:proofErr w:type="spellStart"/>
+      <w:r>
+        <w:rPr>
+          <w:rFonts w:ascii="Times New Roman" w:eastAsia="Times New Roman" w:hAnsi="Times New Roman" w:cs="Times New Roman"/>
+          <w:i/>
+          <w:iCs/>
+        </w:rPr>
+        <w:t>esplici</w:t>
       </w:r>
       <w:bookmarkStart w:id="3" w:name="_agja32qsdank" w:colFirst="0" w:colLast="0"/>
       <w:bookmarkEnd w:id="3"/>
+      <w:proofErr w:type="spellEnd"/>
     </w:p>
     <w:p/>
     <w:p/>
@@ -487,7 +515,25 @@
           <w:szCs w:val="24"/>
           <w:lang w:val="en-US"/>
         </w:rPr>
-        <w:t>- Dinamicità front end (HTML, CSS, JS)</w:t>
+        <w:t xml:space="preserve">- </w:t>
+      </w:r>
+      <w:proofErr w:type="spellStart"/>
+      <w:r>
+        <w:rPr>
+          <w:sz w:val="24"/>
+          <w:szCs w:val="24"/>
+          <w:lang w:val="en-US"/>
+        </w:rPr>
+        <w:t>Dinamicità</w:t>
+      </w:r>
+      <w:proofErr w:type="spellEnd"/>
+      <w:r>
+        <w:rPr>
+          <w:sz w:val="24"/>
+          <w:szCs w:val="24"/>
+          <w:lang w:val="en-US"/>
+        </w:rPr>
+        <w:t xml:space="preserve"> front end (HTML, CSS, JS)</w:t>
       </w:r>
     </w:p>
     <w:p>
@@ -650,7 +696,25 @@
           <w:szCs w:val="24"/>
           <w:lang w:val="en-US"/>
         </w:rPr>
-        <w:t>5.2 Backend (Java) ............................................... pag. x</w:t>
+        <w:t xml:space="preserve">5.2 Backend (Java) ............................................... </w:t>
+      </w:r>
+      <w:proofErr w:type="spellStart"/>
+      <w:r>
+        <w:rPr>
+          <w:sz w:val="24"/>
+          <w:szCs w:val="24"/>
+          <w:lang w:val="en-US"/>
+        </w:rPr>
+        <w:t>pag</w:t>
+      </w:r>
+      <w:proofErr w:type="spellEnd"/>
+      <w:r>
+        <w:rPr>
+          <w:sz w:val="24"/>
+          <w:szCs w:val="24"/>
+          <w:lang w:val="en-US"/>
+        </w:rPr>
+        <w:t>. x</w:t>
       </w:r>
     </w:p>
     <w:p>
@@ -668,7 +732,25 @@
           <w:szCs w:val="24"/>
           <w:lang w:val="en-US"/>
         </w:rPr>
-        <w:t xml:space="preserve">   5.3 API REST ..................................................... pag. x</w:t>
+        <w:t xml:space="preserve">   5.3 API REST ..................................................... </w:t>
+      </w:r>
+      <w:proofErr w:type="spellStart"/>
+      <w:r>
+        <w:rPr>
+          <w:sz w:val="24"/>
+          <w:szCs w:val="24"/>
+          <w:lang w:val="en-US"/>
+        </w:rPr>
+        <w:t>pag</w:t>
+      </w:r>
+      <w:proofErr w:type="spellEnd"/>
+      <w:r>
+        <w:rPr>
+          <w:sz w:val="24"/>
+          <w:szCs w:val="24"/>
+          <w:lang w:val="en-US"/>
+        </w:rPr>
+        <w:t>. x</w:t>
       </w:r>
     </w:p>
     <w:p>
@@ -686,7 +768,25 @@
           <w:szCs w:val="24"/>
           <w:lang w:val="en-US"/>
         </w:rPr>
-        <w:t xml:space="preserve">   5.4 Front End (HTML, CSS, JS, AJAX) ............................... pag. x</w:t>
+        <w:t xml:space="preserve">   5.4 Front End (HTML, CSS, JS, AJAX) ............................... </w:t>
+      </w:r>
+      <w:proofErr w:type="spellStart"/>
+      <w:r>
+        <w:rPr>
+          <w:sz w:val="24"/>
+          <w:szCs w:val="24"/>
+          <w:lang w:val="en-US"/>
+        </w:rPr>
+        <w:t>pag</w:t>
+      </w:r>
+      <w:proofErr w:type="spellEnd"/>
+      <w:r>
+        <w:rPr>
+          <w:sz w:val="24"/>
+          <w:szCs w:val="24"/>
+          <w:lang w:val="en-US"/>
+        </w:rPr>
+        <w:t>. x</w:t>
       </w:r>
     </w:p>
     <w:p>
@@ -760,7 +860,25 @@
           <w:szCs w:val="24"/>
           <w:lang w:val="en-US"/>
         </w:rPr>
-        <w:t>6.1 Database ..................................................... pag. x</w:t>
+        <w:t xml:space="preserve">6.1 Database ..................................................... </w:t>
+      </w:r>
+      <w:proofErr w:type="spellStart"/>
+      <w:r>
+        <w:rPr>
+          <w:sz w:val="24"/>
+          <w:szCs w:val="24"/>
+          <w:lang w:val="en-US"/>
+        </w:rPr>
+        <w:t>pag</w:t>
+      </w:r>
+      <w:proofErr w:type="spellEnd"/>
+      <w:r>
+        <w:rPr>
+          <w:sz w:val="24"/>
+          <w:szCs w:val="24"/>
+          <w:lang w:val="en-US"/>
+        </w:rPr>
+        <w:t>. x</w:t>
       </w:r>
     </w:p>
     <w:p>
@@ -778,7 +896,25 @@
           <w:szCs w:val="24"/>
           <w:lang w:val="en-US"/>
         </w:rPr>
-        <w:t xml:space="preserve">   6.2 Backend ...................................................... pag. x</w:t>
+        <w:t xml:space="preserve">   6.2 Backend ...................................................... </w:t>
+      </w:r>
+      <w:proofErr w:type="spellStart"/>
+      <w:r>
+        <w:rPr>
+          <w:sz w:val="24"/>
+          <w:szCs w:val="24"/>
+          <w:lang w:val="en-US"/>
+        </w:rPr>
+        <w:t>pag</w:t>
+      </w:r>
+      <w:proofErr w:type="spellEnd"/>
+      <w:r>
+        <w:rPr>
+          <w:sz w:val="24"/>
+          <w:szCs w:val="24"/>
+          <w:lang w:val="en-US"/>
+        </w:rPr>
+        <w:t>. x</w:t>
       </w:r>
     </w:p>
     <w:p>
@@ -802,7 +938,23 @@
           <w:sz w:val="24"/>
           <w:szCs w:val="24"/>
         </w:rPr>
-        <w:t>6.3 Frontend ..................................................... pag. x</w:t>
+        <w:t xml:space="preserve">6.3 </w:t>
+      </w:r>
+      <w:proofErr w:type="spellStart"/>
+      <w:r>
+        <w:rPr>
+          <w:sz w:val="24"/>
+          <w:szCs w:val="24"/>
+        </w:rPr>
+        <w:t>Frontend</w:t>
+      </w:r>
+      <w:proofErr w:type="spellEnd"/>
+      <w:r>
+        <w:rPr>
+          <w:sz w:val="24"/>
+          <w:szCs w:val="24"/>
+        </w:rPr>
+        <w:t xml:space="preserve"> ..................................................... pag. x</w:t>
       </w:r>
     </w:p>
     <w:p>
@@ -1086,7 +1238,25 @@
           <w:sz w:val="24"/>
           <w:szCs w:val="24"/>
         </w:rPr>
-        <w:t xml:space="preserve">Il presente documento descrive la progettazione della webapp </w:t>
+        <w:t xml:space="preserve">Il presente documento descrive la progettazione della </w:t>
+      </w:r>
+      <w:proofErr w:type="spellStart"/>
+      <w:r>
+        <w:rPr>
+          <w:rFonts w:ascii="Times New Roman" w:eastAsia="Times New Roman" w:hAnsi="Times New Roman" w:cs="Times New Roman"/>
+          <w:sz w:val="24"/>
+          <w:szCs w:val="24"/>
+        </w:rPr>
+        <w:t>webapp</w:t>
+      </w:r>
+      <w:proofErr w:type="spellEnd"/>
+      <w:r>
+        <w:rPr>
+          <w:rFonts w:ascii="Times New Roman" w:eastAsia="Times New Roman" w:hAnsi="Times New Roman" w:cs="Times New Roman"/>
+          <w:sz w:val="24"/>
+          <w:szCs w:val="24"/>
+        </w:rPr>
+        <w:t xml:space="preserve"> </w:t>
       </w:r>
       <w:r>
         <w:rPr>
@@ -1106,6 +1276,7 @@
         </w:rPr>
         <w:t xml:space="preserve">applicazione web </w:t>
       </w:r>
+      <w:proofErr w:type="spellStart"/>
       <w:proofErr w:type="gramStart"/>
       <w:r>
         <w:rPr>
@@ -1122,7 +1293,34 @@
           <w:sz w:val="24"/>
           <w:szCs w:val="24"/>
         </w:rPr>
-        <w:t xml:space="preserve">,creata e testata unicamente dalla Macrosoft S.R.L, società specializzata nello sviluppo di soluzioni software e applicazioni web. </w:t>
+        <w:t>,creata</w:t>
+      </w:r>
+      <w:proofErr w:type="spellEnd"/>
+      <w:r>
+        <w:rPr>
+          <w:rFonts w:ascii="Times New Roman" w:eastAsia="Times New Roman" w:hAnsi="Times New Roman" w:cs="Times New Roman"/>
+          <w:sz w:val="24"/>
+          <w:szCs w:val="24"/>
+        </w:rPr>
+        <w:t xml:space="preserve"> e testata unicamente dalla </w:t>
+      </w:r>
+      <w:proofErr w:type="spellStart"/>
+      <w:r>
+        <w:rPr>
+          <w:rFonts w:ascii="Times New Roman" w:eastAsia="Times New Roman" w:hAnsi="Times New Roman" w:cs="Times New Roman"/>
+          <w:sz w:val="24"/>
+          <w:szCs w:val="24"/>
+        </w:rPr>
+        <w:t>Macrosoft</w:t>
+      </w:r>
+      <w:proofErr w:type="spellEnd"/>
+      <w:r>
+        <w:rPr>
+          <w:rFonts w:ascii="Times New Roman" w:eastAsia="Times New Roman" w:hAnsi="Times New Roman" w:cs="Times New Roman"/>
+          <w:sz w:val="24"/>
+          <w:szCs w:val="24"/>
+        </w:rPr>
+        <w:t xml:space="preserve"> S.R.L, società specializzata nello sviluppo di soluzioni software e applicazioni web. </w:t>
       </w:r>
       <w:proofErr w:type="gramStart"/>
       <w:r>
@@ -1140,7 +1338,25 @@
           <w:sz w:val="24"/>
           <w:szCs w:val="24"/>
         </w:rPr>
-        <w:t xml:space="preserve"> di sviluppo è composto da Alberghini Diego, Vona Lorenzo, Gariboldi Alessandro, Iacono Federico, Ghani Zeshan.  Il documento è da considerarsi proprietà della società; tutti i diritti sono riservati ed è vietata qualsiasi forma di riproduzione o distribuzione senza autorizzazione. Nel Software Design Document è riportato tutto l’andamento del progetto partendo dall’analisi delle richieste del cliente fino ad arrivare alla riuscita creazione dell’applicazione, passando dalla progettazione </w:t>
+        <w:t xml:space="preserve"> di sviluppo è composto da Alberghini Diego, Vona Lorenzo, Gariboldi Alessandro, Iacono Federico, Ghani Zeshan.  Il documento è da considerarsi proprietà della società; tutti i diritti sono riservati ed è vietata qualsiasi forma di riproduzione o distribuzione senza autorizzazione. Nel Software Design </w:t>
+      </w:r>
+      <w:proofErr w:type="spellStart"/>
+      <w:r>
+        <w:rPr>
+          <w:rFonts w:ascii="Times New Roman" w:eastAsia="Times New Roman" w:hAnsi="Times New Roman" w:cs="Times New Roman"/>
+          <w:sz w:val="24"/>
+          <w:szCs w:val="24"/>
+        </w:rPr>
+        <w:t>Document</w:t>
+      </w:r>
+      <w:proofErr w:type="spellEnd"/>
+      <w:r>
+        <w:rPr>
+          <w:rFonts w:ascii="Times New Roman" w:eastAsia="Times New Roman" w:hAnsi="Times New Roman" w:cs="Times New Roman"/>
+          <w:sz w:val="24"/>
+          <w:szCs w:val="24"/>
+        </w:rPr>
+        <w:t xml:space="preserve"> è riportato tutto l’andamento del progetto partendo dall’analisi delle richieste del cliente fino ad arrivare alla riuscita creazione dell’applicazione, passando dalla progettazione </w:t>
       </w:r>
       <w:proofErr w:type="gramStart"/>
       <w:r>
@@ -1211,7 +1427,25 @@
           <w:sz w:val="24"/>
           <w:szCs w:val="24"/>
         </w:rPr>
-        <w:t>La gestione operativa delle attività è stata supportata dall’adozione della metodologia Kanban, implementata tramite la piattaforma Trello, al fine di garantire un monitoraggio continuo dello stato di avanzamento e il rispetto delle scadenze prefissate.</w:t>
+        <w:t xml:space="preserve">La gestione operativa delle attività è stata supportata dall’adozione della metodologia </w:t>
+      </w:r>
+      <w:proofErr w:type="spellStart"/>
+      <w:r>
+        <w:rPr>
+          <w:rFonts w:ascii="Times New Roman" w:eastAsia="Times New Roman" w:hAnsi="Times New Roman" w:cs="Times New Roman"/>
+          <w:sz w:val="24"/>
+          <w:szCs w:val="24"/>
+        </w:rPr>
+        <w:t>Kanban</w:t>
+      </w:r>
+      <w:proofErr w:type="spellEnd"/>
+      <w:r>
+        <w:rPr>
+          <w:rFonts w:ascii="Times New Roman" w:eastAsia="Times New Roman" w:hAnsi="Times New Roman" w:cs="Times New Roman"/>
+          <w:sz w:val="24"/>
+          <w:szCs w:val="24"/>
+        </w:rPr>
+        <w:t>, implementata tramite la piattaforma Trello, al fine di garantire un monitoraggio continuo dello stato di avanzamento e il rispetto delle scadenze prefissate.</w:t>
       </w:r>
     </w:p>
     <w:p>
@@ -1249,6 +1483,7 @@
         </w:rPr>
         <w:t xml:space="preserve">( </w:t>
       </w:r>
+      <w:proofErr w:type="spellStart"/>
       <w:r>
         <w:rPr>
           <w:rFonts w:ascii="Times New Roman" w:eastAsia="Times New Roman" w:hAnsi="Times New Roman" w:cs="Times New Roman"/>
@@ -1268,7 +1503,18 @@
           <w:sz w:val="24"/>
           <w:szCs w:val="24"/>
         </w:rPr>
-        <w:t xml:space="preserve">:teamwork) </w:t>
+        <w:t>:teamwork</w:t>
+      </w:r>
+      <w:proofErr w:type="spellEnd"/>
+      <w:r>
+        <w:rPr>
+          <w:rFonts w:ascii="Times New Roman" w:eastAsia="Times New Roman" w:hAnsi="Times New Roman" w:cs="Times New Roman"/>
+          <w:i/>
+          <w:iCs/>
+          <w:sz w:val="24"/>
+          <w:szCs w:val="24"/>
+        </w:rPr>
+        <w:t xml:space="preserve">) </w:t>
       </w:r>
     </w:p>
     <w:p>
@@ -1357,7 +1603,21 @@
         <w:rPr>
           <w:rFonts w:ascii="Times New Roman" w:eastAsia="Times New Roman" w:hAnsi="Times New Roman" w:cs="Times New Roman"/>
         </w:rPr>
-        <w:t xml:space="preserve">è creare una webapp comunicante con un server java per la gestione e vendita di prodotti agricoli. </w:t>
+        <w:t xml:space="preserve">è creare una </w:t>
+      </w:r>
+      <w:proofErr w:type="spellStart"/>
+      <w:r>
+        <w:rPr>
+          <w:rFonts w:ascii="Times New Roman" w:eastAsia="Times New Roman" w:hAnsi="Times New Roman" w:cs="Times New Roman"/>
+        </w:rPr>
+        <w:t>webapp</w:t>
+      </w:r>
+      <w:proofErr w:type="spellEnd"/>
+      <w:r>
+        <w:rPr>
+          <w:rFonts w:ascii="Times New Roman" w:eastAsia="Times New Roman" w:hAnsi="Times New Roman" w:cs="Times New Roman"/>
+        </w:rPr>
+        <w:t xml:space="preserve"> comunicante con un server java per la gestione e vendita di prodotti agricoli. </w:t>
       </w:r>
     </w:p>
     <w:p>
@@ -1383,7 +1643,21 @@
         <w:rPr>
           <w:rFonts w:ascii="Times New Roman" w:eastAsia="Times New Roman" w:hAnsi="Times New Roman" w:cs="Times New Roman"/>
         </w:rPr>
-        <w:t xml:space="preserve">In maniera coordinata alla produzione ci sarà la vendita di tali prodotti che saranno esposti nella webapp in vetrina </w:t>
+        <w:t xml:space="preserve">In maniera coordinata alla produzione ci sarà la vendita di tali prodotti che saranno esposti nella </w:t>
+      </w:r>
+      <w:proofErr w:type="spellStart"/>
+      <w:r>
+        <w:rPr>
+          <w:rFonts w:ascii="Times New Roman" w:eastAsia="Times New Roman" w:hAnsi="Times New Roman" w:cs="Times New Roman"/>
+        </w:rPr>
+        <w:t>webapp</w:t>
+      </w:r>
+      <w:proofErr w:type="spellEnd"/>
+      <w:r>
+        <w:rPr>
+          <w:rFonts w:ascii="Times New Roman" w:eastAsia="Times New Roman" w:hAnsi="Times New Roman" w:cs="Times New Roman"/>
+        </w:rPr>
+        <w:t xml:space="preserve"> in vetrina </w:t>
       </w:r>
       <w:proofErr w:type="gramStart"/>
       <w:r>
@@ -1518,7 +1792,21 @@
         <w:rPr>
           <w:rFonts w:ascii="Times New Roman" w:eastAsia="Times New Roman" w:hAnsi="Times New Roman" w:cs="Times New Roman"/>
         </w:rPr>
-        <w:t xml:space="preserve">nello store della webapp, l’utente potrà sfogliare il catalogo dei </w:t>
+        <w:t xml:space="preserve">nello store della </w:t>
+      </w:r>
+      <w:proofErr w:type="spellStart"/>
+      <w:r>
+        <w:rPr>
+          <w:rFonts w:ascii="Times New Roman" w:eastAsia="Times New Roman" w:hAnsi="Times New Roman" w:cs="Times New Roman"/>
+        </w:rPr>
+        <w:t>webapp</w:t>
+      </w:r>
+      <w:proofErr w:type="spellEnd"/>
+      <w:r>
+        <w:rPr>
+          <w:rFonts w:ascii="Times New Roman" w:eastAsia="Times New Roman" w:hAnsi="Times New Roman" w:cs="Times New Roman"/>
+        </w:rPr>
+        <w:t xml:space="preserve">, l’utente potrà sfogliare il catalogo dei </w:t>
       </w:r>
     </w:p>
     <w:p>
@@ -1687,7 +1975,21 @@
           <w:lang w:val="it-IT"/>
         </w:rPr>
         <w:tab/>
-        <w:t xml:space="preserve"> POST UtenteController.registra()</w:t>
+        <w:t xml:space="preserve"> POST </w:t>
+      </w:r>
+      <w:proofErr w:type="spellStart"/>
+      <w:r>
+        <w:rPr>
+          <w:lang w:val="it-IT"/>
+        </w:rPr>
+        <w:t>UtenteController.registra</w:t>
+      </w:r>
+      <w:proofErr w:type="spellEnd"/>
+      <w:r>
+        <w:rPr>
+          <w:lang w:val="it-IT"/>
+        </w:rPr>
+        <w:t>()</w:t>
       </w:r>
     </w:p>
     <w:p>
@@ -1706,8 +2008,16 @@
         <w:rPr>
           <w:lang w:val="it-IT"/>
         </w:rPr>
-        <w:t xml:space="preserve"> Restituisce l’idUtente</w:t>
-      </w:r>
+        <w:t xml:space="preserve"> Restituisce l’</w:t>
+      </w:r>
+      <w:proofErr w:type="spellStart"/>
+      <w:r>
+        <w:rPr>
+          <w:lang w:val="it-IT"/>
+        </w:rPr>
+        <w:t>idUtente</w:t>
+      </w:r>
+      <w:proofErr w:type="spellEnd"/>
       <w:r>
         <w:rPr>
           <w:lang w:val="it-IT"/>
@@ -1747,6 +2057,7 @@
           <w:lang w:val="en-US"/>
         </w:rPr>
       </w:pPr>
+      <w:proofErr w:type="spellStart"/>
       <w:proofErr w:type="gramStart"/>
       <w:r>
         <w:rPr>
@@ -1754,6 +2065,7 @@
         </w:rPr>
         <w:t>username:String</w:t>
       </w:r>
+      <w:proofErr w:type="spellEnd"/>
       <w:proofErr w:type="gramEnd"/>
     </w:p>
     <w:p>
@@ -1762,6 +2074,7 @@
           <w:lang w:val="en-US"/>
         </w:rPr>
       </w:pPr>
+      <w:proofErr w:type="spellStart"/>
       <w:proofErr w:type="gramStart"/>
       <w:r>
         <w:rPr>
@@ -1769,6 +2082,7 @@
         </w:rPr>
         <w:t>password:String</w:t>
       </w:r>
+      <w:proofErr w:type="spellEnd"/>
       <w:proofErr w:type="gramEnd"/>
       <w:r>
         <w:rPr>
@@ -1795,6 +2109,7 @@
           <w:lang w:val="en-US"/>
         </w:rPr>
       </w:pPr>
+      <w:proofErr w:type="spellStart"/>
       <w:proofErr w:type="gramStart"/>
       <w:r>
         <w:rPr>
@@ -1802,6 +2117,7 @@
         </w:rPr>
         <w:t>nome:String</w:t>
       </w:r>
+      <w:proofErr w:type="spellEnd"/>
       <w:proofErr w:type="gramEnd"/>
     </w:p>
     <w:p>
@@ -1830,19 +2146,22 @@
           <w:lang w:val="en-US"/>
         </w:rPr>
       </w:pPr>
+      <w:proofErr w:type="spellStart"/>
       <w:r>
         <w:rPr>
           <w:lang w:val="en-US"/>
         </w:rPr>
         <w:t>idUtente:int</w:t>
       </w:r>
-    </w:p>
-    <w:p>
-      <w:pPr>
-        <w:rPr>
-          <w:lang w:val="en-US"/>
-        </w:rPr>
-      </w:pPr>
+      <w:proofErr w:type="spellEnd"/>
+    </w:p>
+    <w:p>
+      <w:pPr>
+        <w:rPr>
+          <w:lang w:val="en-US"/>
+        </w:rPr>
+      </w:pPr>
+      <w:proofErr w:type="spellStart"/>
       <w:proofErr w:type="gramStart"/>
       <w:r>
         <w:rPr>
@@ -1850,6 +2169,7 @@
         </w:rPr>
         <w:t>message:String</w:t>
       </w:r>
+      <w:proofErr w:type="spellEnd"/>
       <w:proofErr w:type="gramEnd"/>
     </w:p>
     <w:p>
@@ -1875,16 +2195,18 @@
     <w:p>
       <w:pPr>
         <w:rPr>
-          <w:lang w:val="it-IT"/>
-        </w:rPr>
-      </w:pPr>
+          <w:lang w:val="en-US"/>
+        </w:rPr>
+      </w:pPr>
+      <w:proofErr w:type="spellStart"/>
       <w:proofErr w:type="gramStart"/>
       <w:r>
         <w:rPr>
-          <w:lang w:val="it-IT"/>
+          <w:lang w:val="en-US"/>
         </w:rPr>
         <w:t>Message:String</w:t>
       </w:r>
+      <w:proofErr w:type="spellEnd"/>
       <w:proofErr w:type="gramEnd"/>
     </w:p>
     <w:p>
@@ -1893,7 +2215,7 @@
           <w:bottom w:val="single" w:sz="6" w:space="1" w:color="auto"/>
         </w:pBdr>
         <w:rPr>
-          <w:lang w:val="it-IT"/>
+          <w:lang w:val="en-US"/>
         </w:rPr>
       </w:pPr>
     </w:p>
@@ -1956,7 +2278,21 @@
           <w:lang w:val="it-IT"/>
         </w:rPr>
         <w:tab/>
-        <w:t>Dati errati (i dati forniti nella request non sono validi)</w:t>
+        <w:t xml:space="preserve">Dati errati (i dati forniti nella </w:t>
+      </w:r>
+      <w:proofErr w:type="spellStart"/>
+      <w:r>
+        <w:rPr>
+          <w:lang w:val="it-IT"/>
+        </w:rPr>
+        <w:t>request</w:t>
+      </w:r>
+      <w:proofErr w:type="spellEnd"/>
+      <w:r>
+        <w:rPr>
+          <w:lang w:val="it-IT"/>
+        </w:rPr>
+        <w:t xml:space="preserve"> non sono validi)</w:t>
       </w:r>
     </w:p>
     <w:p>
@@ -1993,7 +2329,21 @@
         <w:rPr>
           <w:lang w:val="it-IT"/>
         </w:rPr>
-        <w:t>è già presente l’username fornito nella request)</w:t>
+        <w:t xml:space="preserve">è già presente l’username fornito nella </w:t>
+      </w:r>
+      <w:proofErr w:type="spellStart"/>
+      <w:r>
+        <w:rPr>
+          <w:lang w:val="it-IT"/>
+        </w:rPr>
+        <w:t>request</w:t>
+      </w:r>
+      <w:proofErr w:type="spellEnd"/>
+      <w:r>
+        <w:rPr>
+          <w:lang w:val="it-IT"/>
+        </w:rPr>
+        <w:t>)</w:t>
       </w:r>
     </w:p>
     <w:p>
@@ -2044,8 +2394,16 @@
         <w:rPr>
           <w:lang w:val="it-IT"/>
         </w:rPr>
-        <w:t xml:space="preserve"> Restituisce l’idUtente</w:t>
-      </w:r>
+        <w:t xml:space="preserve"> Restituisce l’</w:t>
+      </w:r>
+      <w:proofErr w:type="spellStart"/>
+      <w:r>
+        <w:rPr>
+          <w:lang w:val="it-IT"/>
+        </w:rPr>
+        <w:t>idUtente</w:t>
+      </w:r>
+      <w:proofErr w:type="spellEnd"/>
       <w:r>
         <w:rPr>
           <w:lang w:val="it-IT"/>
@@ -2092,7 +2450,21 @@
         <w:rPr>
           <w:lang w:val="it-IT"/>
         </w:rPr>
-        <w:t xml:space="preserve"> POST UtenteController.accedi ()</w:t>
+        <w:t xml:space="preserve"> POST </w:t>
+      </w:r>
+      <w:proofErr w:type="spellStart"/>
+      <w:r>
+        <w:rPr>
+          <w:lang w:val="it-IT"/>
+        </w:rPr>
+        <w:t>UtenteController.accedi</w:t>
+      </w:r>
+      <w:proofErr w:type="spellEnd"/>
+      <w:r>
+        <w:rPr>
+          <w:lang w:val="it-IT"/>
+        </w:rPr>
+        <w:t xml:space="preserve"> ()</w:t>
       </w:r>
     </w:p>
     <w:p>
@@ -2133,6 +2505,7 @@
           <w:lang w:val="en-US"/>
         </w:rPr>
       </w:pPr>
+      <w:proofErr w:type="spellStart"/>
       <w:proofErr w:type="gramStart"/>
       <w:r>
         <w:rPr>
@@ -2140,6 +2513,7 @@
         </w:rPr>
         <w:t>username:String</w:t>
       </w:r>
+      <w:proofErr w:type="spellEnd"/>
       <w:proofErr w:type="gramEnd"/>
     </w:p>
     <w:p>
@@ -2148,6 +2522,7 @@
           <w:lang w:val="en-US"/>
         </w:rPr>
       </w:pPr>
+      <w:proofErr w:type="spellStart"/>
       <w:proofErr w:type="gramStart"/>
       <w:r>
         <w:rPr>
@@ -2155,6 +2530,7 @@
         </w:rPr>
         <w:t>password:String</w:t>
       </w:r>
+      <w:proofErr w:type="spellEnd"/>
       <w:proofErr w:type="gramEnd"/>
     </w:p>
     <w:p>
@@ -2183,19 +2559,22 @@
           <w:lang w:val="en-US"/>
         </w:rPr>
       </w:pPr>
+      <w:proofErr w:type="spellStart"/>
       <w:r>
         <w:rPr>
           <w:lang w:val="en-US"/>
         </w:rPr>
         <w:t>idUtente:int</w:t>
       </w:r>
-    </w:p>
-    <w:p>
-      <w:pPr>
-        <w:rPr>
-          <w:lang w:val="en-US"/>
-        </w:rPr>
-      </w:pPr>
+      <w:proofErr w:type="spellEnd"/>
+    </w:p>
+    <w:p>
+      <w:pPr>
+        <w:rPr>
+          <w:lang w:val="en-US"/>
+        </w:rPr>
+      </w:pPr>
+      <w:proofErr w:type="spellStart"/>
       <w:proofErr w:type="gramStart"/>
       <w:r>
         <w:rPr>
@@ -2203,6 +2582,7 @@
         </w:rPr>
         <w:t>message:String</w:t>
       </w:r>
+      <w:proofErr w:type="spellEnd"/>
       <w:proofErr w:type="gramEnd"/>
     </w:p>
     <w:p>
@@ -2215,22 +2595,31 @@
     <w:p>
       <w:pPr>
         <w:rPr>
-          <w:lang w:val="en-US"/>
-        </w:rPr>
-      </w:pPr>
-      <w:r>
-        <w:rPr>
-          <w:lang w:val="en-US"/>
-        </w:rPr>
-        <w:t>Body response</w:t>
-      </w:r>
-    </w:p>
-    <w:p>
-      <w:pPr>
-        <w:rPr>
-          <w:lang w:val="it-IT"/>
-        </w:rPr>
-      </w:pPr>
+          <w:lang w:val="it-IT"/>
+        </w:rPr>
+      </w:pPr>
+      <w:r>
+        <w:rPr>
+          <w:lang w:val="it-IT"/>
+        </w:rPr>
+        <w:t xml:space="preserve">Body </w:t>
+      </w:r>
+      <w:proofErr w:type="spellStart"/>
+      <w:r>
+        <w:rPr>
+          <w:lang w:val="it-IT"/>
+        </w:rPr>
+        <w:t>response</w:t>
+      </w:r>
+      <w:proofErr w:type="spellEnd"/>
+    </w:p>
+    <w:p>
+      <w:pPr>
+        <w:rPr>
+          <w:lang w:val="it-IT"/>
+        </w:rPr>
+      </w:pPr>
+      <w:proofErr w:type="spellStart"/>
       <w:proofErr w:type="gramStart"/>
       <w:r>
         <w:rPr>
@@ -2238,6 +2627,7 @@
         </w:rPr>
         <w:t>Message:String</w:t>
       </w:r>
+      <w:proofErr w:type="spellEnd"/>
       <w:proofErr w:type="gramEnd"/>
     </w:p>
     <w:p>
@@ -2307,7 +2697,21 @@
           <w:lang w:val="it-IT"/>
         </w:rPr>
         <w:tab/>
-        <w:t>Dati errati (i dati forniti nella request non sono validi)</w:t>
+        <w:t xml:space="preserve">Dati errati (i dati forniti nella </w:t>
+      </w:r>
+      <w:proofErr w:type="spellStart"/>
+      <w:r>
+        <w:rPr>
+          <w:lang w:val="it-IT"/>
+        </w:rPr>
+        <w:t>request</w:t>
+      </w:r>
+      <w:proofErr w:type="spellEnd"/>
+      <w:r>
+        <w:rPr>
+          <w:lang w:val="it-IT"/>
+        </w:rPr>
+        <w:t xml:space="preserve"> non sono validi)</w:t>
       </w:r>
     </w:p>
     <w:p>
@@ -2364,7 +2768,21 @@
         <w:rPr>
           <w:lang w:val="it-IT"/>
         </w:rPr>
-        <w:t xml:space="preserve">   POST   ProdottoController.aggiungi()</w:t>
+        <w:t xml:space="preserve">   POST   </w:t>
+      </w:r>
+      <w:proofErr w:type="spellStart"/>
+      <w:r>
+        <w:rPr>
+          <w:lang w:val="it-IT"/>
+        </w:rPr>
+        <w:t>ProdottoController.aggiungi</w:t>
+      </w:r>
+      <w:proofErr w:type="spellEnd"/>
+      <w:r>
+        <w:rPr>
+          <w:lang w:val="it-IT"/>
+        </w:rPr>
+        <w:t>()</w:t>
       </w:r>
     </w:p>
     <w:p>
@@ -2403,14 +2821,22 @@
           <w:lang w:val="en-US"/>
         </w:rPr>
         <w:br/>
+      </w:r>
+      <w:proofErr w:type="spellStart"/>
+      <w:r>
+        <w:rPr>
+          <w:lang w:val="en-US"/>
+        </w:rPr>
         <w:t>idUtente:int</w:t>
       </w:r>
+      <w:proofErr w:type="spellEnd"/>
       <w:r>
         <w:rPr>
           <w:lang w:val="en-US"/>
         </w:rPr>
         <w:br/>
       </w:r>
+      <w:proofErr w:type="spellStart"/>
       <w:proofErr w:type="gramStart"/>
       <w:r>
         <w:rPr>
@@ -2418,6 +2844,7 @@
         </w:rPr>
         <w:t>nome:String</w:t>
       </w:r>
+      <w:proofErr w:type="spellEnd"/>
       <w:proofErr w:type="gramEnd"/>
       <w:r>
         <w:rPr>
@@ -2425,6 +2852,7 @@
         </w:rPr>
         <w:br/>
       </w:r>
+      <w:proofErr w:type="spellStart"/>
       <w:proofErr w:type="gramStart"/>
       <w:r>
         <w:rPr>
@@ -2432,6 +2860,7 @@
         </w:rPr>
         <w:t>prezzo:float</w:t>
       </w:r>
+      <w:proofErr w:type="spellEnd"/>
       <w:proofErr w:type="gramEnd"/>
       <w:r>
         <w:rPr>
@@ -2439,6 +2868,7 @@
         </w:rPr>
         <w:br/>
       </w:r>
+      <w:proofErr w:type="spellStart"/>
       <w:proofErr w:type="gramStart"/>
       <w:r>
         <w:rPr>
@@ -2446,6 +2876,7 @@
         </w:rPr>
         <w:t>magazzino:float</w:t>
       </w:r>
+      <w:proofErr w:type="spellEnd"/>
       <w:proofErr w:type="gramEnd"/>
     </w:p>
     <w:p>
@@ -2465,15 +2896,24 @@
         <w:rPr>
           <w:lang w:val="it-IT"/>
         </w:rPr>
-        <w:t>Body response</w:t>
-      </w:r>
-    </w:p>
-    <w:p>
-      <w:pPr>
-        <w:rPr>
-          <w:lang w:val="it-IT"/>
-        </w:rPr>
-      </w:pPr>
+        <w:t xml:space="preserve">Body </w:t>
+      </w:r>
+      <w:proofErr w:type="spellStart"/>
+      <w:r>
+        <w:rPr>
+          <w:lang w:val="it-IT"/>
+        </w:rPr>
+        <w:t>response</w:t>
+      </w:r>
+      <w:proofErr w:type="spellEnd"/>
+    </w:p>
+    <w:p>
+      <w:pPr>
+        <w:rPr>
+          <w:lang w:val="it-IT"/>
+        </w:rPr>
+      </w:pPr>
+      <w:proofErr w:type="spellStart"/>
       <w:proofErr w:type="gramStart"/>
       <w:r>
         <w:rPr>
@@ -2481,6 +2921,7 @@
         </w:rPr>
         <w:t>Message:String</w:t>
       </w:r>
+      <w:proofErr w:type="spellEnd"/>
       <w:proofErr w:type="gramEnd"/>
     </w:p>
     <w:p>
@@ -2555,7 +2996,21 @@
           <w:lang w:val="it-IT"/>
         </w:rPr>
         <w:tab/>
-        <w:t>Dati errati (i dati forniti nella request non sono validi)</w:t>
+        <w:t xml:space="preserve">Dati errati (i dati forniti nella </w:t>
+      </w:r>
+      <w:proofErr w:type="spellStart"/>
+      <w:r>
+        <w:rPr>
+          <w:lang w:val="it-IT"/>
+        </w:rPr>
+        <w:t>request</w:t>
+      </w:r>
+      <w:proofErr w:type="spellEnd"/>
+      <w:r>
+        <w:rPr>
+          <w:lang w:val="it-IT"/>
+        </w:rPr>
+        <w:t xml:space="preserve"> non sono validi)</w:t>
       </w:r>
     </w:p>
     <w:p>
@@ -2578,7 +3033,20 @@
           <w:lang w:val="it-IT"/>
         </w:rPr>
         <w:tab/>
-        <w:t>IdUtente mancante</w:t>
+      </w:r>
+      <w:proofErr w:type="spellStart"/>
+      <w:r>
+        <w:rPr>
+          <w:lang w:val="it-IT"/>
+        </w:rPr>
+        <w:t>IdUtente</w:t>
+      </w:r>
+      <w:proofErr w:type="spellEnd"/>
+      <w:r>
+        <w:rPr>
+          <w:lang w:val="it-IT"/>
+        </w:rPr>
+        <w:t xml:space="preserve"> mancante</w:t>
       </w:r>
     </w:p>
     <w:p>
@@ -2670,7 +3138,21 @@
         <w:rPr>
           <w:lang w:val="it-IT"/>
         </w:rPr>
-        <w:t xml:space="preserve"> DELETE ProdottoController.elimina()</w:t>
+        <w:t xml:space="preserve"> DELETE </w:t>
+      </w:r>
+      <w:proofErr w:type="spellStart"/>
+      <w:r>
+        <w:rPr>
+          <w:lang w:val="it-IT"/>
+        </w:rPr>
+        <w:t>ProdottoController.elimina</w:t>
+      </w:r>
+      <w:proofErr w:type="spellEnd"/>
+      <w:r>
+        <w:rPr>
+          <w:lang w:val="it-IT"/>
+        </w:rPr>
+        <w:t>()</w:t>
       </w:r>
     </w:p>
     <w:p>
@@ -2736,8 +3218,15 @@
           <w:lang w:val="en-US"/>
         </w:rPr>
         <w:br/>
+      </w:r>
+      <w:proofErr w:type="spellStart"/>
+      <w:r>
+        <w:rPr>
+          <w:lang w:val="en-US"/>
+        </w:rPr>
         <w:t>idUtente:int</w:t>
       </w:r>
+      <w:proofErr w:type="spellEnd"/>
       <w:r>
         <w:rPr>
           <w:lang w:val="en-US"/>
@@ -2770,6 +3259,7 @@
           <w:lang w:val="it-IT"/>
         </w:rPr>
       </w:pPr>
+      <w:proofErr w:type="spellStart"/>
       <w:proofErr w:type="gramStart"/>
       <w:r>
         <w:rPr>
@@ -2777,6 +3267,7 @@
         </w:rPr>
         <w:t>Message:String</w:t>
       </w:r>
+      <w:proofErr w:type="spellEnd"/>
       <w:proofErr w:type="gramEnd"/>
     </w:p>
     <w:p>
@@ -2839,7 +3330,21 @@
           <w:lang w:val="it-IT"/>
         </w:rPr>
         <w:tab/>
-        <w:t>Dati errati (i dati forniti nella request non sono validi)</w:t>
+        <w:t xml:space="preserve">Dati errati (i dati forniti nella </w:t>
+      </w:r>
+      <w:proofErr w:type="spellStart"/>
+      <w:r>
+        <w:rPr>
+          <w:lang w:val="it-IT"/>
+        </w:rPr>
+        <w:t>request</w:t>
+      </w:r>
+      <w:proofErr w:type="spellEnd"/>
+      <w:r>
+        <w:rPr>
+          <w:lang w:val="it-IT"/>
+        </w:rPr>
+        <w:t xml:space="preserve"> non sono validi)</w:t>
       </w:r>
     </w:p>
     <w:p>
@@ -2862,7 +3367,20 @@
           <w:lang w:val="it-IT"/>
         </w:rPr>
         <w:tab/>
-        <w:t>IdUtente mancante</w:t>
+      </w:r>
+      <w:proofErr w:type="spellStart"/>
+      <w:r>
+        <w:rPr>
+          <w:lang w:val="it-IT"/>
+        </w:rPr>
+        <w:t>IdUtente</w:t>
+      </w:r>
+      <w:proofErr w:type="spellEnd"/>
+      <w:r>
+        <w:rPr>
+          <w:lang w:val="it-IT"/>
+        </w:rPr>
+        <w:t xml:space="preserve"> mancante</w:t>
       </w:r>
     </w:p>
     <w:p>
@@ -2927,13 +3445,27 @@
         <w:rPr>
           <w:lang w:val="it-IT"/>
         </w:rPr>
-        <w:t xml:space="preserve">  GET ProdottoContro</w:t>
-      </w:r>
-      <w:r>
-        <w:rPr>
-          <w:lang w:val="it-IT"/>
-        </w:rPr>
-        <w:t>ller.getProdotti()</w:t>
+        <w:t xml:space="preserve">  GET </w:t>
+      </w:r>
+      <w:proofErr w:type="spellStart"/>
+      <w:r>
+        <w:rPr>
+          <w:lang w:val="it-IT"/>
+        </w:rPr>
+        <w:t>ProdottoContro</w:t>
+      </w:r>
+      <w:r>
+        <w:rPr>
+          <w:lang w:val="it-IT"/>
+        </w:rPr>
+        <w:t>ller.getProdotti</w:t>
+      </w:r>
+      <w:proofErr w:type="spellEnd"/>
+      <w:r>
+        <w:rPr>
+          <w:lang w:val="it-IT"/>
+        </w:rPr>
+        <w:t>()</w:t>
       </w:r>
     </w:p>
     <w:p>
@@ -2966,7 +3498,21 @@
         <w:rPr>
           <w:lang w:val="it-IT"/>
         </w:rPr>
-        <w:t>Body response:</w:t>
+        <w:t xml:space="preserve">Body </w:t>
+      </w:r>
+      <w:proofErr w:type="spellStart"/>
+      <w:r>
+        <w:rPr>
+          <w:lang w:val="it-IT"/>
+        </w:rPr>
+        <w:t>response</w:t>
+      </w:r>
+      <w:proofErr w:type="spellEnd"/>
+      <w:r>
+        <w:rPr>
+          <w:lang w:val="it-IT"/>
+        </w:rPr>
+        <w:t>:</w:t>
       </w:r>
     </w:p>
     <w:p>
@@ -3044,8 +3590,30 @@
         <w:rPr>
           <w:lang w:val="it-IT"/>
         </w:rPr>
-        <w:t xml:space="preserve">        "disponibilita": int</w:t>
-      </w:r>
+        <w:t xml:space="preserve">        "</w:t>
+      </w:r>
+      <w:proofErr w:type="spellStart"/>
+      <w:r>
+        <w:rPr>
+          <w:lang w:val="it-IT"/>
+        </w:rPr>
+        <w:t>disponibilita</w:t>
+      </w:r>
+      <w:proofErr w:type="spellEnd"/>
+      <w:r>
+        <w:rPr>
+          <w:lang w:val="it-IT"/>
+        </w:rPr>
+        <w:t xml:space="preserve">": </w:t>
+      </w:r>
+      <w:proofErr w:type="spellStart"/>
+      <w:r>
+        <w:rPr>
+          <w:lang w:val="it-IT"/>
+        </w:rPr>
+        <w:t>int</w:t>
+      </w:r>
+      <w:proofErr w:type="spellEnd"/>
     </w:p>
     <w:p>
       <w:pPr>
@@ -3180,7 +3748,21 @@
         <w:rPr>
           <w:lang w:val="it-IT"/>
         </w:rPr>
-        <w:t xml:space="preserve"> DELETE ProdottoController.elimina()</w:t>
+        <w:t xml:space="preserve"> DELETE </w:t>
+      </w:r>
+      <w:proofErr w:type="spellStart"/>
+      <w:r>
+        <w:rPr>
+          <w:lang w:val="it-IT"/>
+        </w:rPr>
+        <w:t>ProdottoController.elimina</w:t>
+      </w:r>
+      <w:proofErr w:type="spellEnd"/>
+      <w:r>
+        <w:rPr>
+          <w:lang w:val="it-IT"/>
+        </w:rPr>
+        <w:t>()</w:t>
       </w:r>
     </w:p>
     <w:p>
@@ -3234,7 +3816,21 @@
         <w:rPr>
           <w:lang w:val="it-IT"/>
         </w:rPr>
-        <w:t>Body response:</w:t>
+        <w:t xml:space="preserve">Body </w:t>
+      </w:r>
+      <w:proofErr w:type="spellStart"/>
+      <w:r>
+        <w:rPr>
+          <w:lang w:val="it-IT"/>
+        </w:rPr>
+        <w:t>response</w:t>
+      </w:r>
+      <w:proofErr w:type="spellEnd"/>
+      <w:r>
+        <w:rPr>
+          <w:lang w:val="it-IT"/>
+        </w:rPr>
+        <w:t>:</w:t>
       </w:r>
     </w:p>
     <w:p>
@@ -3286,8 +3882,30 @@
         <w:rPr>
           <w:lang w:val="it-IT"/>
         </w:rPr>
-        <w:t xml:space="preserve">    "disponibilita": int</w:t>
-      </w:r>
+        <w:t xml:space="preserve">    "</w:t>
+      </w:r>
+      <w:proofErr w:type="spellStart"/>
+      <w:r>
+        <w:rPr>
+          <w:lang w:val="it-IT"/>
+        </w:rPr>
+        <w:t>disponibilita</w:t>
+      </w:r>
+      <w:proofErr w:type="spellEnd"/>
+      <w:r>
+        <w:rPr>
+          <w:lang w:val="it-IT"/>
+        </w:rPr>
+        <w:t xml:space="preserve">": </w:t>
+      </w:r>
+      <w:proofErr w:type="spellStart"/>
+      <w:r>
+        <w:rPr>
+          <w:lang w:val="it-IT"/>
+        </w:rPr>
+        <w:t>int</w:t>
+      </w:r>
+      <w:proofErr w:type="spellEnd"/>
     </w:p>
     <w:p>
       <w:pPr>
@@ -3301,6 +3919,30 @@
         </w:rPr>
         <w:t xml:space="preserve">  }</w:t>
       </w:r>
+    </w:p>
+    <w:p>
+      <w:pPr>
+        <w:rPr>
+          <w:lang w:val="it-IT"/>
+        </w:rPr>
+      </w:pPr>
+      <w:proofErr w:type="spellStart"/>
+      <w:proofErr w:type="gramStart"/>
+      <w:r>
+        <w:rPr>
+          <w:lang w:val="it-IT"/>
+        </w:rPr>
+        <w:t>message:String</w:t>
+      </w:r>
+      <w:proofErr w:type="spellEnd"/>
+      <w:proofErr w:type="gramEnd"/>
+    </w:p>
+    <w:p>
+      <w:pPr>
+        <w:rPr>
+          <w:lang w:val="it-IT"/>
+        </w:rPr>
+      </w:pPr>
     </w:p>
     <w:p>
       <w:pPr>
@@ -3390,13 +4032,27 @@
         <w:rPr>
           <w:lang w:val="it-IT"/>
         </w:rPr>
-        <w:t xml:space="preserve">   PUT   ProdottoContro</w:t>
-      </w:r>
-      <w:r>
-        <w:rPr>
-          <w:lang w:val="it-IT"/>
-        </w:rPr>
-        <w:t>ller.cambiaNome()</w:t>
+        <w:t xml:space="preserve">   PUT   </w:t>
+      </w:r>
+      <w:proofErr w:type="spellStart"/>
+      <w:r>
+        <w:rPr>
+          <w:lang w:val="it-IT"/>
+        </w:rPr>
+        <w:t>ProdottoContro</w:t>
+      </w:r>
+      <w:r>
+        <w:rPr>
+          <w:lang w:val="it-IT"/>
+        </w:rPr>
+        <w:t>ller.cambiaNome</w:t>
+      </w:r>
+      <w:proofErr w:type="spellEnd"/>
+      <w:r>
+        <w:rPr>
+          <w:lang w:val="it-IT"/>
+        </w:rPr>
+        <w:t>()</w:t>
       </w:r>
     </w:p>
     <w:p>
@@ -3457,20 +4113,41 @@
         <w:rPr>
           <w:lang w:val="it-IT"/>
         </w:rPr>
-        <w:t>Body request:</w:t>
-      </w:r>
-    </w:p>
-    <w:p>
-      <w:pPr>
-        <w:rPr>
-          <w:lang w:val="it-IT"/>
-        </w:rPr>
-      </w:pPr>
-      <w:r>
-        <w:rPr>
-          <w:lang w:val="it-IT"/>
-        </w:rPr>
-        <w:t>“nome</w:t>
+        <w:t xml:space="preserve">Body </w:t>
+      </w:r>
+      <w:proofErr w:type="spellStart"/>
+      <w:r>
+        <w:rPr>
+          <w:lang w:val="it-IT"/>
+        </w:rPr>
+        <w:t>request</w:t>
+      </w:r>
+      <w:proofErr w:type="spellEnd"/>
+      <w:r>
+        <w:rPr>
+          <w:lang w:val="it-IT"/>
+        </w:rPr>
+        <w:t>:</w:t>
+      </w:r>
+    </w:p>
+    <w:p>
+      <w:pPr>
+        <w:rPr>
+          <w:lang w:val="it-IT"/>
+        </w:rPr>
+      </w:pPr>
+      <w:r>
+        <w:rPr>
+          <w:lang w:val="it-IT"/>
+        </w:rPr>
+        <w:t>“</w:t>
+      </w:r>
+      <w:proofErr w:type="spellStart"/>
+      <w:r>
+        <w:rPr>
+          <w:lang w:val="it-IT"/>
+        </w:rPr>
+        <w:t>nome</w:t>
       </w:r>
       <w:proofErr w:type="gramStart"/>
       <w:r>
@@ -3479,6 +4156,7 @@
         </w:rPr>
         <w:t>”:String</w:t>
       </w:r>
+      <w:proofErr w:type="spellEnd"/>
       <w:proofErr w:type="gramEnd"/>
     </w:p>
     <w:p>
@@ -3487,32 +4165,42 @@
           <w:lang w:val="it-IT"/>
         </w:rPr>
       </w:pPr>
+      <w:proofErr w:type="spellStart"/>
       <w:r>
         <w:rPr>
           <w:lang w:val="it-IT"/>
         </w:rPr>
         <w:t>idUtente:int</w:t>
       </w:r>
-    </w:p>
-    <w:p>
-      <w:pPr>
-        <w:rPr>
-          <w:lang w:val="it-IT"/>
-        </w:rPr>
-      </w:pPr>
-    </w:p>
-    <w:p>
-      <w:pPr>
-        <w:rPr>
-          <w:lang w:val="it-IT"/>
-        </w:rPr>
-      </w:pPr>
-      <w:r>
-        <w:rPr>
-          <w:lang w:val="it-IT"/>
-        </w:rPr>
-        <w:t>Body response</w:t>
-      </w:r>
+      <w:proofErr w:type="spellEnd"/>
+    </w:p>
+    <w:p>
+      <w:pPr>
+        <w:rPr>
+          <w:lang w:val="it-IT"/>
+        </w:rPr>
+      </w:pPr>
+    </w:p>
+    <w:p>
+      <w:pPr>
+        <w:rPr>
+          <w:lang w:val="it-IT"/>
+        </w:rPr>
+      </w:pPr>
+      <w:r>
+        <w:rPr>
+          <w:lang w:val="it-IT"/>
+        </w:rPr>
+        <w:t xml:space="preserve">Body </w:t>
+      </w:r>
+      <w:proofErr w:type="spellStart"/>
+      <w:r>
+        <w:rPr>
+          <w:lang w:val="it-IT"/>
+        </w:rPr>
+        <w:t>response</w:t>
+      </w:r>
+      <w:proofErr w:type="spellEnd"/>
       <w:r>
         <w:rPr>
           <w:lang w:val="it-IT"/>
@@ -3526,6 +4214,7 @@
           <w:lang w:val="it-IT"/>
         </w:rPr>
       </w:pPr>
+      <w:proofErr w:type="spellStart"/>
       <w:proofErr w:type="gramStart"/>
       <w:r>
         <w:rPr>
@@ -3533,6 +4222,7 @@
         </w:rPr>
         <w:t>message:String</w:t>
       </w:r>
+      <w:proofErr w:type="spellEnd"/>
       <w:proofErr w:type="gramEnd"/>
     </w:p>
     <w:p>
@@ -3601,7 +4291,21 @@
           <w:lang w:val="it-IT"/>
         </w:rPr>
         <w:tab/>
-        <w:t>Dati errati (i dati forniti nella request non sono validi)</w:t>
+        <w:t xml:space="preserve">Dati errati (i dati forniti nella </w:t>
+      </w:r>
+      <w:proofErr w:type="spellStart"/>
+      <w:r>
+        <w:rPr>
+          <w:lang w:val="it-IT"/>
+        </w:rPr>
+        <w:t>request</w:t>
+      </w:r>
+      <w:proofErr w:type="spellEnd"/>
+      <w:r>
+        <w:rPr>
+          <w:lang w:val="it-IT"/>
+        </w:rPr>
+        <w:t xml:space="preserve"> non sono validi)</w:t>
       </w:r>
     </w:p>
     <w:p>
@@ -3624,7 +4328,20 @@
           <w:lang w:val="it-IT"/>
         </w:rPr>
         <w:tab/>
-        <w:t>IdUtente mancante</w:t>
+      </w:r>
+      <w:proofErr w:type="spellStart"/>
+      <w:r>
+        <w:rPr>
+          <w:lang w:val="it-IT"/>
+        </w:rPr>
+        <w:t>IdUtente</w:t>
+      </w:r>
+      <w:proofErr w:type="spellEnd"/>
+      <w:r>
+        <w:rPr>
+          <w:lang w:val="it-IT"/>
+        </w:rPr>
+        <w:t xml:space="preserve"> mancante</w:t>
       </w:r>
     </w:p>
     <w:p>
@@ -3696,13 +4413,27 @@
         <w:rPr>
           <w:lang w:val="it-IT"/>
         </w:rPr>
-        <w:t xml:space="preserve">   PUT   ProdottoContro</w:t>
-      </w:r>
-      <w:r>
-        <w:rPr>
-          <w:lang w:val="it-IT"/>
-        </w:rPr>
-        <w:t>ller.cambiaPrezzo ()</w:t>
+        <w:t xml:space="preserve">   PUT   </w:t>
+      </w:r>
+      <w:proofErr w:type="spellStart"/>
+      <w:r>
+        <w:rPr>
+          <w:lang w:val="it-IT"/>
+        </w:rPr>
+        <w:t>ProdottoContro</w:t>
+      </w:r>
+      <w:r>
+        <w:rPr>
+          <w:lang w:val="it-IT"/>
+        </w:rPr>
+        <w:t>ller.cambiaPrezzo</w:t>
+      </w:r>
+      <w:proofErr w:type="spellEnd"/>
+      <w:r>
+        <w:rPr>
+          <w:lang w:val="it-IT"/>
+        </w:rPr>
+        <w:t xml:space="preserve"> ()</w:t>
       </w:r>
     </w:p>
     <w:p>
@@ -3777,20 +4508,41 @@
         <w:rPr>
           <w:lang w:val="it-IT"/>
         </w:rPr>
-        <w:t>Body request:</w:t>
-      </w:r>
-    </w:p>
-    <w:p>
-      <w:pPr>
-        <w:rPr>
-          <w:lang w:val="it-IT"/>
-        </w:rPr>
-      </w:pPr>
-      <w:r>
-        <w:rPr>
-          <w:lang w:val="it-IT"/>
-        </w:rPr>
-        <w:t>“nome</w:t>
+        <w:t xml:space="preserve">Body </w:t>
+      </w:r>
+      <w:proofErr w:type="spellStart"/>
+      <w:r>
+        <w:rPr>
+          <w:lang w:val="it-IT"/>
+        </w:rPr>
+        <w:t>request</w:t>
+      </w:r>
+      <w:proofErr w:type="spellEnd"/>
+      <w:r>
+        <w:rPr>
+          <w:lang w:val="it-IT"/>
+        </w:rPr>
+        <w:t>:</w:t>
+      </w:r>
+    </w:p>
+    <w:p>
+      <w:pPr>
+        <w:rPr>
+          <w:lang w:val="it-IT"/>
+        </w:rPr>
+      </w:pPr>
+      <w:r>
+        <w:rPr>
+          <w:lang w:val="it-IT"/>
+        </w:rPr>
+        <w:t>“</w:t>
+      </w:r>
+      <w:proofErr w:type="spellStart"/>
+      <w:r>
+        <w:rPr>
+          <w:lang w:val="it-IT"/>
+        </w:rPr>
+        <w:t>nome</w:t>
       </w:r>
       <w:proofErr w:type="gramStart"/>
       <w:r>
@@ -3799,6 +4551,7 @@
         </w:rPr>
         <w:t>”:String</w:t>
       </w:r>
+      <w:proofErr w:type="spellEnd"/>
       <w:proofErr w:type="gramEnd"/>
     </w:p>
     <w:p>
@@ -3807,39 +4560,56 @@
           <w:lang w:val="it-IT"/>
         </w:rPr>
       </w:pPr>
+      <w:proofErr w:type="spellStart"/>
       <w:r>
         <w:rPr>
           <w:lang w:val="it-IT"/>
         </w:rPr>
         <w:t>idUtente:int</w:t>
       </w:r>
-    </w:p>
-    <w:p>
-      <w:pPr>
-        <w:rPr>
-          <w:lang w:val="it-IT"/>
-        </w:rPr>
-      </w:pPr>
-    </w:p>
-    <w:p>
-      <w:pPr>
-        <w:rPr>
-          <w:lang w:val="it-IT"/>
-        </w:rPr>
-      </w:pPr>
-      <w:r>
-        <w:rPr>
-          <w:lang w:val="it-IT"/>
-        </w:rPr>
-        <w:t>Body response:</w:t>
-      </w:r>
-    </w:p>
-    <w:p>
-      <w:pPr>
-        <w:rPr>
-          <w:lang w:val="it-IT"/>
-        </w:rPr>
-      </w:pPr>
+      <w:proofErr w:type="spellEnd"/>
+    </w:p>
+    <w:p>
+      <w:pPr>
+        <w:rPr>
+          <w:lang w:val="it-IT"/>
+        </w:rPr>
+      </w:pPr>
+    </w:p>
+    <w:p>
+      <w:pPr>
+        <w:rPr>
+          <w:lang w:val="it-IT"/>
+        </w:rPr>
+      </w:pPr>
+      <w:r>
+        <w:rPr>
+          <w:lang w:val="it-IT"/>
+        </w:rPr>
+        <w:t xml:space="preserve">Body </w:t>
+      </w:r>
+      <w:proofErr w:type="spellStart"/>
+      <w:r>
+        <w:rPr>
+          <w:lang w:val="it-IT"/>
+        </w:rPr>
+        <w:t>response</w:t>
+      </w:r>
+      <w:proofErr w:type="spellEnd"/>
+      <w:r>
+        <w:rPr>
+          <w:lang w:val="it-IT"/>
+        </w:rPr>
+        <w:t>:</w:t>
+      </w:r>
+    </w:p>
+    <w:p>
+      <w:pPr>
+        <w:rPr>
+          <w:lang w:val="it-IT"/>
+        </w:rPr>
+      </w:pPr>
+      <w:proofErr w:type="spellStart"/>
       <w:proofErr w:type="gramStart"/>
       <w:r>
         <w:rPr>
@@ -3847,6 +4617,7 @@
         </w:rPr>
         <w:t>message:String</w:t>
       </w:r>
+      <w:proofErr w:type="spellEnd"/>
       <w:proofErr w:type="gramEnd"/>
     </w:p>
     <w:p>
@@ -3915,7 +4686,21 @@
           <w:lang w:val="it-IT"/>
         </w:rPr>
         <w:tab/>
-        <w:t>Dati errati (i dati forniti nella request non sono validi)</w:t>
+        <w:t xml:space="preserve">Dati errati (i dati forniti nella </w:t>
+      </w:r>
+      <w:proofErr w:type="spellStart"/>
+      <w:r>
+        <w:rPr>
+          <w:lang w:val="it-IT"/>
+        </w:rPr>
+        <w:t>request</w:t>
+      </w:r>
+      <w:proofErr w:type="spellEnd"/>
+      <w:r>
+        <w:rPr>
+          <w:lang w:val="it-IT"/>
+        </w:rPr>
+        <w:t xml:space="preserve"> non sono validi)</w:t>
       </w:r>
     </w:p>
     <w:p>
@@ -3938,7 +4723,20 @@
           <w:lang w:val="it-IT"/>
         </w:rPr>
         <w:tab/>
-        <w:t>IdUtente mancante</w:t>
+      </w:r>
+      <w:proofErr w:type="spellStart"/>
+      <w:r>
+        <w:rPr>
+          <w:lang w:val="it-IT"/>
+        </w:rPr>
+        <w:t>IdUtente</w:t>
+      </w:r>
+      <w:proofErr w:type="spellEnd"/>
+      <w:r>
+        <w:rPr>
+          <w:lang w:val="it-IT"/>
+        </w:rPr>
+        <w:t xml:space="preserve"> mancante</w:t>
       </w:r>
     </w:p>
     <w:p>
@@ -3954,6 +4752,7 @@
         <w:rPr>
           <w:lang w:val="it-IT"/>
         </w:rPr>
+        <w:lastRenderedPageBreak/>
         <w:t>403</w:t>
       </w:r>
       <w:r>
@@ -4003,7 +4802,14 @@
         <w:rPr>
           <w:lang w:val="it-IT"/>
         </w:rPr>
-        <w:t>POST  Pro</w:t>
+        <w:t xml:space="preserve">POST  </w:t>
+      </w:r>
+      <w:proofErr w:type="spellStart"/>
+      <w:r>
+        <w:rPr>
+          <w:lang w:val="it-IT"/>
+        </w:rPr>
+        <w:t>Pro</w:t>
       </w:r>
       <w:r>
         <w:rPr>
@@ -4011,6 +4817,7 @@
         </w:rPr>
         <w:t>ssimoRaccoltoController.aggiungiRaccolto</w:t>
       </w:r>
+      <w:proofErr w:type="spellEnd"/>
       <w:proofErr w:type="gramEnd"/>
       <w:r>
         <w:rPr>
@@ -4042,40 +4849,45 @@
     <w:p>
       <w:pPr>
         <w:rPr>
-          <w:lang w:val="en-US"/>
-        </w:rPr>
-      </w:pPr>
-      <w:r>
-        <w:rPr>
-          <w:lang w:val="en-US"/>
-        </w:rPr>
-        <w:t>Body</w:t>
-      </w:r>
-      <w:r>
-        <w:rPr>
-          <w:lang w:val="en-US"/>
-        </w:rPr>
-        <w:t xml:space="preserve"> request</w:t>
-      </w:r>
-    </w:p>
-    <w:p>
-      <w:pPr>
-        <w:rPr>
-          <w:lang w:val="it-IT"/>
-        </w:rPr>
-      </w:pPr>
+          <w:lang w:val="it-IT"/>
+        </w:rPr>
+      </w:pPr>
+      <w:r>
+        <w:rPr>
+          <w:lang w:val="it-IT"/>
+        </w:rPr>
+        <w:t xml:space="preserve">Body </w:t>
+      </w:r>
+      <w:proofErr w:type="spellStart"/>
+      <w:r>
+        <w:rPr>
+          <w:lang w:val="it-IT"/>
+        </w:rPr>
+        <w:t>request</w:t>
+      </w:r>
+      <w:proofErr w:type="spellEnd"/>
+    </w:p>
+    <w:p>
+      <w:pPr>
+        <w:rPr>
+          <w:lang w:val="it-IT"/>
+        </w:rPr>
+      </w:pPr>
+      <w:proofErr w:type="spellStart"/>
       <w:r>
         <w:rPr>
           <w:lang w:val="it-IT"/>
         </w:rPr>
         <w:t>totale:int</w:t>
       </w:r>
+      <w:proofErr w:type="spellEnd"/>
       <w:r>
         <w:rPr>
           <w:lang w:val="it-IT"/>
         </w:rPr>
         <w:br/>
       </w:r>
+      <w:proofErr w:type="spellStart"/>
       <w:proofErr w:type="gramStart"/>
       <w:r>
         <w:rPr>
@@ -4083,6 +4895,7 @@
         </w:rPr>
         <w:t>data:date</w:t>
       </w:r>
+      <w:proofErr w:type="spellEnd"/>
       <w:proofErr w:type="gramEnd"/>
       <w:r>
         <w:rPr>
@@ -4090,6 +4903,7 @@
         </w:rPr>
         <w:br/>
       </w:r>
+      <w:proofErr w:type="spellStart"/>
       <w:proofErr w:type="gramStart"/>
       <w:r>
         <w:rPr>
@@ -4097,14 +4911,73 @@
         </w:rPr>
         <w:t>nomeProdotto:String</w:t>
       </w:r>
+      <w:proofErr w:type="spellEnd"/>
       <w:proofErr w:type="gramEnd"/>
       <w:r>
         <w:rPr>
           <w:lang w:val="it-IT"/>
         </w:rPr>
         <w:br/>
+      </w:r>
+      <w:proofErr w:type="spellStart"/>
+      <w:r>
+        <w:rPr>
+          <w:lang w:val="it-IT"/>
+        </w:rPr>
         <w:t>idUtente:int</w:t>
       </w:r>
+      <w:proofErr w:type="spellEnd"/>
+    </w:p>
+    <w:p>
+      <w:pPr>
+        <w:rPr>
+          <w:lang w:val="it-IT"/>
+        </w:rPr>
+      </w:pPr>
+    </w:p>
+    <w:p>
+      <w:pPr>
+        <w:rPr>
+          <w:lang w:val="it-IT"/>
+        </w:rPr>
+      </w:pPr>
+      <w:r>
+        <w:rPr>
+          <w:lang w:val="it-IT"/>
+        </w:rPr>
+        <w:t xml:space="preserve">Body </w:t>
+      </w:r>
+      <w:proofErr w:type="spellStart"/>
+      <w:r>
+        <w:rPr>
+          <w:lang w:val="it-IT"/>
+        </w:rPr>
+        <w:t>response</w:t>
+      </w:r>
+      <w:proofErr w:type="spellEnd"/>
+      <w:r>
+        <w:rPr>
+          <w:lang w:val="it-IT"/>
+        </w:rPr>
+        <w:t>:</w:t>
+      </w:r>
+    </w:p>
+    <w:p>
+      <w:pPr>
+        <w:rPr>
+          <w:lang w:val="it-IT"/>
+        </w:rPr>
+      </w:pPr>
+      <w:proofErr w:type="spellStart"/>
+      <w:proofErr w:type="gramStart"/>
+      <w:r>
+        <w:rPr>
+          <w:lang w:val="it-IT"/>
+        </w:rPr>
+        <w:t>message:String</w:t>
+      </w:r>
+      <w:proofErr w:type="spellEnd"/>
+      <w:proofErr w:type="gramEnd"/>
     </w:p>
     <w:p>
       <w:pPr>
@@ -4172,7 +5045,21 @@
           <w:lang w:val="it-IT"/>
         </w:rPr>
         <w:tab/>
-        <w:t>Dati errati (i dati forniti nella request non sono validi)</w:t>
+        <w:t xml:space="preserve">Dati errati (i dati forniti nella </w:t>
+      </w:r>
+      <w:proofErr w:type="spellStart"/>
+      <w:r>
+        <w:rPr>
+          <w:lang w:val="it-IT"/>
+        </w:rPr>
+        <w:t>request</w:t>
+      </w:r>
+      <w:proofErr w:type="spellEnd"/>
+      <w:r>
+        <w:rPr>
+          <w:lang w:val="it-IT"/>
+        </w:rPr>
+        <w:t xml:space="preserve"> non sono validi)</w:t>
       </w:r>
     </w:p>
     <w:p>
@@ -4195,7 +5082,20 @@
           <w:lang w:val="it-IT"/>
         </w:rPr>
         <w:tab/>
-        <w:t>IdUtente mancante</w:t>
+      </w:r>
+      <w:proofErr w:type="spellStart"/>
+      <w:r>
+        <w:rPr>
+          <w:lang w:val="it-IT"/>
+        </w:rPr>
+        <w:t>IdUtente</w:t>
+      </w:r>
+      <w:proofErr w:type="spellEnd"/>
+      <w:r>
+        <w:rPr>
+          <w:lang w:val="it-IT"/>
+        </w:rPr>
+        <w:t xml:space="preserve"> mancante</w:t>
       </w:r>
     </w:p>
     <w:p>
@@ -4239,6 +5139,12 @@
           <w:lang w:val="it-IT"/>
         </w:rPr>
         <w:t>ORDINE DI UNO/Più PRODOTTI</w:t>
+      </w:r>
+      <w:r>
+        <w:rPr>
+          <w:lang w:val="it-IT"/>
+        </w:rPr>
+        <w:t xml:space="preserve"> (informazioni)</w:t>
       </w:r>
     </w:p>
     <w:p>
@@ -4281,45 +5187,75 @@
           <w:lang w:val="it-IT"/>
         </w:rPr>
         <w:tab/>
-        <w:t>AcquistoController.acquisto()</w:t>
-      </w:r>
-    </w:p>
-    <w:p>
-      <w:pPr>
-        <w:rPr>
-          <w:lang w:val="it-IT"/>
-        </w:rPr>
-      </w:pPr>
-    </w:p>
-    <w:p>
-      <w:pPr>
-        <w:rPr>
-          <w:lang w:val="it-IT"/>
-        </w:rPr>
-      </w:pPr>
-      <w:r>
-        <w:rPr>
-          <w:lang w:val="it-IT"/>
-        </w:rPr>
-        <w:t>metodo che dato id utente e un vettore di oggetti contenenti il nome del prodotto e la quantità lo aggiunge.</w:t>
-      </w:r>
-    </w:p>
-    <w:p>
-      <w:pPr>
-        <w:rPr>
-          <w:lang w:val="it-IT"/>
-        </w:rPr>
-      </w:pPr>
-    </w:p>
-    <w:p>
-      <w:pPr>
-        <w:rPr>
-          <w:lang w:val="it-IT"/>
-        </w:rPr>
-      </w:pPr>
-      <w:r>
-        <w:rPr>
-          <w:lang w:val="it-IT"/>
+      </w:r>
+      <w:proofErr w:type="spellStart"/>
+      <w:r>
+        <w:rPr>
+          <w:lang w:val="it-IT"/>
+        </w:rPr>
+        <w:t>AcquistoController.acquisto</w:t>
+      </w:r>
+      <w:proofErr w:type="spellEnd"/>
+      <w:r>
+        <w:rPr>
+          <w:lang w:val="it-IT"/>
+        </w:rPr>
+        <w:t>()</w:t>
+      </w:r>
+    </w:p>
+    <w:p>
+      <w:pPr>
+        <w:rPr>
+          <w:lang w:val="it-IT"/>
+        </w:rPr>
+      </w:pPr>
+    </w:p>
+    <w:p>
+      <w:pPr>
+        <w:rPr>
+          <w:lang w:val="it-IT"/>
+        </w:rPr>
+      </w:pPr>
+      <w:r>
+        <w:rPr>
+          <w:lang w:val="it-IT"/>
+        </w:rPr>
+        <w:t>metodo che dato id utente e un vettore di oggetti contenenti il nome del prodotto e la quantità</w:t>
+      </w:r>
+      <w:r>
+        <w:rPr>
+          <w:lang w:val="it-IT"/>
+        </w:rPr>
+        <w:t xml:space="preserve"> restituisce le informazioni, per confermare l’ordine occorrerà mandare una richiesta POST all’uri </w:t>
+      </w:r>
+      <w:hyperlink r:id="rId18" w:history="1">
+        <w:r>
+          <w:rPr>
+            <w:rStyle w:val="Collegamentoipertestuale"/>
+          </w:rPr>
+          <w:t>http://localhost:8080/api/acquisto/conferma</w:t>
+        </w:r>
+      </w:hyperlink>
+      <w:r>
+        <w:t xml:space="preserve"> contenente lo stesso body</w:t>
+      </w:r>
+    </w:p>
+    <w:p>
+      <w:pPr>
+        <w:rPr>
+          <w:lang w:val="it-IT"/>
+        </w:rPr>
+      </w:pPr>
+    </w:p>
+    <w:p>
+      <w:pPr>
+        <w:rPr>
+          <w:lang w:val="en-US"/>
+        </w:rPr>
+      </w:pPr>
+      <w:r>
+        <w:rPr>
+          <w:lang w:val="en-US"/>
         </w:rPr>
         <w:t>Body request:</w:t>
       </w:r>
@@ -4327,40 +5263,50 @@
     <w:p>
       <w:pPr>
         <w:rPr>
-          <w:lang w:val="it-IT"/>
-        </w:rPr>
-      </w:pPr>
-      <w:r>
-        <w:rPr>
-          <w:lang w:val="it-IT"/>
+          <w:lang w:val="en-US"/>
+        </w:rPr>
+      </w:pPr>
+      <w:proofErr w:type="spellStart"/>
+      <w:r>
+        <w:rPr>
+          <w:lang w:val="en-US"/>
         </w:rPr>
         <w:t>idUtente:int</w:t>
       </w:r>
-    </w:p>
-    <w:p>
-      <w:pPr>
-        <w:rPr>
-          <w:lang w:val="it-IT"/>
-        </w:rPr>
-      </w:pPr>
+      <w:proofErr w:type="spellEnd"/>
+    </w:p>
+    <w:p>
+      <w:pPr>
+        <w:rPr>
+          <w:lang w:val="en-US"/>
+        </w:rPr>
+      </w:pPr>
+      <w:proofErr w:type="spellStart"/>
       <w:proofErr w:type="gramStart"/>
       <w:r>
         <w:rPr>
-          <w:lang w:val="it-IT"/>
-        </w:rPr>
-        <w:t>prodotti:[</w:t>
+          <w:lang w:val="en-US"/>
+        </w:rPr>
+        <w:t>prodotti</w:t>
+      </w:r>
+      <w:proofErr w:type="spellEnd"/>
+      <w:r>
+        <w:rPr>
+          <w:lang w:val="en-US"/>
+        </w:rPr>
+        <w:t>:[</w:t>
       </w:r>
       <w:proofErr w:type="gramEnd"/>
     </w:p>
     <w:p>
       <w:pPr>
         <w:rPr>
-          <w:lang w:val="it-IT"/>
-        </w:rPr>
-      </w:pPr>
-      <w:r>
-        <w:rPr>
-          <w:lang w:val="it-IT"/>
+          <w:lang w:val="en-US"/>
+        </w:rPr>
+      </w:pPr>
+      <w:r>
+        <w:rPr>
+          <w:lang w:val="en-US"/>
         </w:rPr>
         <w:t xml:space="preserve">   {</w:t>
       </w:r>
@@ -4373,10 +5319,11 @@
       </w:pPr>
       <w:r>
         <w:rPr>
-          <w:lang w:val="it-IT"/>
+          <w:lang w:val="en-US"/>
         </w:rPr>
         <w:tab/>
       </w:r>
+      <w:proofErr w:type="spellStart"/>
       <w:proofErr w:type="gramStart"/>
       <w:r>
         <w:rPr>
@@ -4384,6 +5331,7 @@
         </w:rPr>
         <w:t>nome:String</w:t>
       </w:r>
+      <w:proofErr w:type="spellEnd"/>
       <w:proofErr w:type="gramEnd"/>
       <w:r>
         <w:rPr>
@@ -4404,6 +5352,7 @@
         </w:rPr>
         <w:tab/>
       </w:r>
+      <w:proofErr w:type="spellStart"/>
       <w:proofErr w:type="gramStart"/>
       <w:r>
         <w:rPr>
@@ -4411,6 +5360,7 @@
         </w:rPr>
         <w:t>quantita:float</w:t>
       </w:r>
+      <w:proofErr w:type="spellEnd"/>
       <w:proofErr w:type="gramEnd"/>
     </w:p>
     <w:p>
@@ -4469,28 +5419,30 @@
         <w:rPr>
           <w:lang w:val="it-IT"/>
         </w:rPr>
-        <w:t>Body response:</w:t>
-      </w:r>
-    </w:p>
-    <w:p>
-      <w:pPr>
-        <w:rPr>
-          <w:lang w:val="it-IT"/>
-        </w:rPr>
-      </w:pPr>
-      <w:r>
-        <w:rPr>
-          <w:lang w:val="it-IT"/>
-        </w:rPr>
-        <w:t>numeroFattura:int,</w:t>
-      </w:r>
-    </w:p>
-    <w:p>
-      <w:pPr>
-        <w:rPr>
-          <w:lang w:val="it-IT"/>
-        </w:rPr>
-      </w:pPr>
+        <w:t xml:space="preserve">Body </w:t>
+      </w:r>
+      <w:proofErr w:type="spellStart"/>
+      <w:r>
+        <w:rPr>
+          <w:lang w:val="it-IT"/>
+        </w:rPr>
+        <w:t>response</w:t>
+      </w:r>
+      <w:proofErr w:type="spellEnd"/>
+      <w:r>
+        <w:rPr>
+          <w:lang w:val="it-IT"/>
+        </w:rPr>
+        <w:t>:</w:t>
+      </w:r>
+    </w:p>
+    <w:p>
+      <w:pPr>
+        <w:rPr>
+          <w:lang w:val="it-IT"/>
+        </w:rPr>
+      </w:pPr>
+      <w:proofErr w:type="spellStart"/>
       <w:proofErr w:type="gramStart"/>
       <w:r>
         <w:rPr>
@@ -4498,6 +5450,7 @@
         </w:rPr>
         <w:t>prezzo:float</w:t>
       </w:r>
+      <w:proofErr w:type="spellEnd"/>
       <w:proofErr w:type="gramEnd"/>
       <w:r>
         <w:rPr>
@@ -4512,13 +5465,16 @@
           <w:lang w:val="it-IT"/>
         </w:rPr>
       </w:pPr>
+      <w:proofErr w:type="spellStart"/>
       <w:proofErr w:type="gramStart"/>
       <w:r>
         <w:rPr>
           <w:lang w:val="it-IT"/>
         </w:rPr>
+        <w:lastRenderedPageBreak/>
         <w:t>dataErogazione:Date</w:t>
       </w:r>
+      <w:proofErr w:type="spellEnd"/>
       <w:proofErr w:type="gramEnd"/>
     </w:p>
     <w:p>
@@ -4534,6 +5490,13 @@
           <w:lang w:val="it-IT"/>
         </w:rPr>
       </w:pPr>
+    </w:p>
+    <w:p>
+      <w:pPr>
+        <w:rPr>
+          <w:lang w:val="it-IT"/>
+        </w:rPr>
+      </w:pPr>
       <w:r>
         <w:rPr>
           <w:lang w:val="it-IT"/>
@@ -4556,6 +5519,9 @@
     </w:p>
     <w:p>
       <w:pPr>
+        <w:pBdr>
+          <w:bottom w:val="single" w:sz="6" w:space="1" w:color="auto"/>
+        </w:pBdr>
         <w:rPr>
           <w:lang w:val="it-IT"/>
         </w:rPr>
@@ -4566,24 +5532,492 @@
         </w:rPr>
         <w:t>400 dati errati</w:t>
       </w:r>
-      <w:r>
-        <w:rPr>
-          <w:lang w:val="it-IT"/>
-        </w:rPr>
-        <w:br w:type="page"/>
-      </w:r>
-    </w:p>
-    <w:p>
-      <w:pPr>
-        <w:rPr>
-          <w:lang w:val="it-IT"/>
-        </w:rPr>
-      </w:pPr>
-      <w:r>
-        <w:rPr>
-          <w:lang w:val="it-IT"/>
-        </w:rPr>
+    </w:p>
+    <w:p>
+      <w:pPr>
+        <w:rPr>
+          <w:lang w:val="it-IT"/>
+        </w:rPr>
+      </w:pPr>
+      <w:r>
+        <w:rPr>
+          <w:lang w:val="it-IT"/>
+        </w:rPr>
+        <w:t>CONFERMA DELL’ORDINE DI UNA O Più INFORMAZIONI</w:t>
+      </w:r>
+    </w:p>
+    <w:p>
+      <w:pPr>
+        <w:rPr>
+          <w:lang w:val="it-IT"/>
+        </w:rPr>
+      </w:pPr>
+    </w:p>
+    <w:p>
+      <w:hyperlink r:id="rId19" w:history="1">
+        <w:r>
+          <w:rPr>
+            <w:rStyle w:val="Collegamentoipertestuale"/>
+          </w:rPr>
+          <w:t>http://localhost:8080/api/acquisto/conferma</w:t>
+        </w:r>
+      </w:hyperlink>
+      <w:r>
+        <w:tab/>
+        <w:t>POST</w:t>
+      </w:r>
+      <w:r>
+        <w:tab/>
+        <w:t xml:space="preserve"> </w:t>
+      </w:r>
+      <w:proofErr w:type="spellStart"/>
+      <w:r>
+        <w:t>AcquistoController.confermaAcquisto</w:t>
+      </w:r>
+      <w:proofErr w:type="spellEnd"/>
+      <w:r>
+        <w:t>()</w:t>
+      </w:r>
+    </w:p>
+    <w:p/>
+    <w:p>
+      <w:r>
+        <w:t xml:space="preserve">metodo che dato lo stesso body della richiesta all’uri </w:t>
+      </w:r>
+      <w:hyperlink r:id="rId20" w:history="1">
+        <w:r>
+          <w:rPr>
+            <w:rStyle w:val="Collegamentoipertestuale"/>
+            <w:lang w:val="it-IT"/>
+          </w:rPr>
+          <w:t>http://localhost:8080/api/acquisto</w:t>
+        </w:r>
+      </w:hyperlink>
+      <w:r>
+        <w:t xml:space="preserve"> lo effettua.</w:t>
+      </w:r>
+    </w:p>
+    <w:p>
+      <w:pPr>
+        <w:rPr>
+          <w:lang w:val="en-US"/>
+        </w:rPr>
+      </w:pPr>
+      <w:r>
+        <w:rPr>
+          <w:lang w:val="en-US"/>
+        </w:rPr>
+        <w:t>Body request:</w:t>
+      </w:r>
+    </w:p>
+    <w:p>
+      <w:pPr>
+        <w:rPr>
+          <w:lang w:val="en-US"/>
+        </w:rPr>
+      </w:pPr>
+      <w:proofErr w:type="spellStart"/>
+      <w:r>
+        <w:rPr>
+          <w:lang w:val="en-US"/>
+        </w:rPr>
+        <w:t>idUtente:int</w:t>
+      </w:r>
+      <w:proofErr w:type="spellEnd"/>
+    </w:p>
+    <w:p>
+      <w:pPr>
+        <w:rPr>
+          <w:lang w:val="en-US"/>
+        </w:rPr>
+      </w:pPr>
+      <w:proofErr w:type="spellStart"/>
+      <w:proofErr w:type="gramStart"/>
+      <w:r>
+        <w:rPr>
+          <w:lang w:val="en-US"/>
+        </w:rPr>
+        <w:t>prodotti</w:t>
+      </w:r>
+      <w:proofErr w:type="spellEnd"/>
+      <w:r>
+        <w:rPr>
+          <w:lang w:val="en-US"/>
+        </w:rPr>
+        <w:t>:[</w:t>
+      </w:r>
+      <w:proofErr w:type="gramEnd"/>
+    </w:p>
+    <w:p>
+      <w:pPr>
+        <w:rPr>
+          <w:lang w:val="it-IT"/>
+        </w:rPr>
+      </w:pPr>
+      <w:r>
+        <w:rPr>
+          <w:lang w:val="en-US"/>
+        </w:rPr>
+        <w:t xml:space="preserve">   </w:t>
+      </w:r>
+      <w:r>
+        <w:rPr>
+          <w:lang w:val="it-IT"/>
+        </w:rPr>
+        <w:t>{</w:t>
+      </w:r>
+    </w:p>
+    <w:p>
+      <w:pPr>
+        <w:rPr>
+          <w:lang w:val="it-IT"/>
+        </w:rPr>
+      </w:pPr>
+      <w:r>
+        <w:rPr>
+          <w:lang w:val="it-IT"/>
+        </w:rPr>
+        <w:tab/>
+      </w:r>
+      <w:proofErr w:type="spellStart"/>
+      <w:proofErr w:type="gramStart"/>
+      <w:r>
+        <w:rPr>
+          <w:lang w:val="it-IT"/>
+        </w:rPr>
+        <w:t>nome:String</w:t>
+      </w:r>
+      <w:proofErr w:type="spellEnd"/>
+      <w:proofErr w:type="gramEnd"/>
+      <w:r>
+        <w:rPr>
+          <w:lang w:val="it-IT"/>
+        </w:rPr>
+        <w:t>,</w:t>
+      </w:r>
+    </w:p>
+    <w:p>
+      <w:pPr>
+        <w:rPr>
+          <w:lang w:val="it-IT"/>
+        </w:rPr>
+      </w:pPr>
+      <w:r>
+        <w:rPr>
+          <w:lang w:val="it-IT"/>
+        </w:rPr>
+        <w:tab/>
+      </w:r>
+      <w:proofErr w:type="spellStart"/>
+      <w:proofErr w:type="gramStart"/>
+      <w:r>
+        <w:rPr>
+          <w:lang w:val="it-IT"/>
+        </w:rPr>
+        <w:t>quantita:float</w:t>
+      </w:r>
+      <w:proofErr w:type="spellEnd"/>
+      <w:proofErr w:type="gramEnd"/>
+    </w:p>
+    <w:p>
+      <w:pPr>
+        <w:rPr>
+          <w:lang w:val="it-IT"/>
+        </w:rPr>
+      </w:pPr>
+      <w:r>
+        <w:rPr>
+          <w:lang w:val="it-IT"/>
+        </w:rPr>
+        <w:t xml:space="preserve">    },</w:t>
+      </w:r>
+    </w:p>
+    <w:p>
+      <w:pPr>
+        <w:rPr>
+          <w:lang w:val="it-IT"/>
+        </w:rPr>
+      </w:pPr>
+      <w:r>
+        <w:rPr>
+          <w:lang w:val="it-IT"/>
+        </w:rPr>
+        <w:t>….</w:t>
+      </w:r>
+    </w:p>
+    <w:p>
+      <w:pPr>
+        <w:rPr>
+          <w:lang w:val="it-IT"/>
+        </w:rPr>
+      </w:pPr>
+      <w:r>
+        <w:rPr>
+          <w:lang w:val="it-IT"/>
+        </w:rPr>
+        <w:t>]</w:t>
+      </w:r>
+    </w:p>
+    <w:p>
+      <w:pPr>
+        <w:rPr>
+          <w:lang w:val="it-IT"/>
+        </w:rPr>
+      </w:pPr>
+    </w:p>
+    <w:p>
+      <w:pPr>
+        <w:rPr>
+          <w:lang w:val="it-IT"/>
+        </w:rPr>
+      </w:pPr>
+      <w:r>
+        <w:rPr>
+          <w:lang w:val="it-IT"/>
+        </w:rPr>
+        <w:t xml:space="preserve">Body </w:t>
+      </w:r>
+      <w:proofErr w:type="spellStart"/>
+      <w:r>
+        <w:rPr>
+          <w:lang w:val="it-IT"/>
+        </w:rPr>
+        <w:t>response</w:t>
+      </w:r>
+      <w:proofErr w:type="spellEnd"/>
+      <w:r>
+        <w:rPr>
+          <w:lang w:val="it-IT"/>
+        </w:rPr>
+        <w:t>:</w:t>
+      </w:r>
+    </w:p>
+    <w:p>
+      <w:pPr>
+        <w:rPr>
+          <w:lang w:val="it-IT"/>
+        </w:rPr>
+      </w:pPr>
+      <w:proofErr w:type="spellStart"/>
+      <w:proofErr w:type="gramStart"/>
+      <w:r>
+        <w:rPr>
+          <w:lang w:val="it-IT"/>
+        </w:rPr>
+        <w:t>message:String</w:t>
+      </w:r>
+      <w:proofErr w:type="spellEnd"/>
+      <w:proofErr w:type="gramEnd"/>
+    </w:p>
+    <w:p>
+      <w:pPr>
+        <w:rPr>
+          <w:lang w:val="it-IT"/>
+        </w:rPr>
+      </w:pPr>
+    </w:p>
+    <w:p>
+      <w:pPr>
+        <w:rPr>
+          <w:lang w:val="it-IT"/>
+        </w:rPr>
+      </w:pPr>
+      <w:r>
+        <w:rPr>
+          <w:lang w:val="it-IT"/>
+        </w:rPr>
+        <w:t>codici di stato:</w:t>
+      </w:r>
+    </w:p>
+    <w:p>
+      <w:pPr>
+        <w:rPr>
+          <w:lang w:val="it-IT"/>
+        </w:rPr>
+      </w:pPr>
+      <w:r>
+        <w:rPr>
+          <w:lang w:val="it-IT"/>
+        </w:rPr>
+        <w:t>200 Acquisto effettuato</w:t>
+      </w:r>
+    </w:p>
+    <w:p>
+      <w:pPr>
+        <w:pBdr>
+          <w:bottom w:val="single" w:sz="6" w:space="1" w:color="auto"/>
+        </w:pBdr>
+        <w:rPr>
+          <w:lang w:val="it-IT"/>
+        </w:rPr>
+      </w:pPr>
+      <w:r>
+        <w:rPr>
+          <w:lang w:val="it-IT"/>
+        </w:rPr>
+        <w:t>400 dati errati</w:t>
+      </w:r>
+    </w:p>
+    <w:p/>
+    <w:p>
+      <w:r>
+        <w:t>GET DEGLI ORDINI ANCORA DA EROGARE</w:t>
+      </w:r>
+    </w:p>
+    <w:p/>
+    <w:p>
+      <w:hyperlink r:id="rId21" w:history="1">
+        <w:r>
+          <w:rPr>
+            <w:rStyle w:val="Collegamentoipertestuale"/>
+          </w:rPr>
+          <w:t>http://localhost:8080/api/acquisto/conferma</w:t>
+        </w:r>
+      </w:hyperlink>
+      <w:r>
+        <w:tab/>
+        <w:t>GET</w:t>
+      </w:r>
+      <w:r>
+        <w:tab/>
+      </w:r>
+      <w:proofErr w:type="spellStart"/>
+      <w:r>
+        <w:t>AcquistoController.getOrdiniDaErogare</w:t>
+      </w:r>
+      <w:proofErr w:type="spellEnd"/>
+      <w:r>
+        <w:t>()</w:t>
+      </w:r>
+    </w:p>
+    <w:p/>
+    <w:p>
+      <w:r>
+        <w:t>metodo che restituisce le informazioni su tutti gli ordini da erogare</w:t>
+      </w:r>
+    </w:p>
+    <w:p/>
+    <w:p>
+      <w:r>
+        <w:t xml:space="preserve">Body </w:t>
+      </w:r>
+      <w:proofErr w:type="spellStart"/>
+      <w:r>
+        <w:t>response</w:t>
+      </w:r>
+      <w:proofErr w:type="spellEnd"/>
+      <w:r>
+        <w:t>:</w:t>
+      </w:r>
+    </w:p>
+    <w:p>
+      <w:proofErr w:type="spellStart"/>
+      <w:r>
+        <w:t>numeroFattura:int</w:t>
+      </w:r>
+      <w:proofErr w:type="spellEnd"/>
+      <w:r>
+        <w:t>,</w:t>
+      </w:r>
+    </w:p>
+    <w:p>
+      <w:proofErr w:type="spellStart"/>
+      <w:proofErr w:type="gramStart"/>
+      <w:r>
+        <w:t>totale:float</w:t>
+      </w:r>
+      <w:proofErr w:type="spellEnd"/>
+      <w:proofErr w:type="gramEnd"/>
+      <w:r>
+        <w:t>,</w:t>
+      </w:r>
+    </w:p>
+    <w:p>
+      <w:proofErr w:type="spellStart"/>
+      <w:proofErr w:type="gramStart"/>
+      <w:r>
+        <w:t>dataErogazione:date</w:t>
+      </w:r>
+      <w:proofErr w:type="spellEnd"/>
+      <w:proofErr w:type="gramEnd"/>
+      <w:r>
+        <w:t>,</w:t>
+      </w:r>
+    </w:p>
+    <w:p>
+      <w:proofErr w:type="spellStart"/>
+      <w:proofErr w:type="gramStart"/>
+      <w:r>
+        <w:t>usernameCliente:String</w:t>
+      </w:r>
+      <w:proofErr w:type="spellEnd"/>
+      <w:proofErr w:type="gramEnd"/>
+    </w:p>
+    <w:p/>
+    <w:p>
+      <w:r>
         <w:lastRenderedPageBreak/>
+        <w:t>codici di stato:</w:t>
+      </w:r>
+    </w:p>
+    <w:p/>
+    <w:p/>
+    <w:p>
+      <w:r>
+        <w:t>200 ok</w:t>
+      </w:r>
+    </w:p>
+    <w:p>
+      <w:r>
+        <w:t>403 non autorizzato</w:t>
+      </w:r>
+    </w:p>
+    <w:p/>
+    <w:p/>
+    <w:p/>
+    <w:p/>
+    <w:p/>
+    <w:p/>
+    <w:p/>
+    <w:p/>
+    <w:p/>
+    <w:p/>
+    <w:p/>
+    <w:p/>
+    <w:p/>
+    <w:p/>
+    <w:p/>
+    <w:p/>
+    <w:p/>
+    <w:p/>
+    <w:p/>
+    <w:p/>
+    <w:p/>
+    <w:p/>
+    <w:p/>
+    <w:p/>
+    <w:p/>
+    <w:p/>
+    <w:p/>
+    <w:p/>
+    <w:p/>
+    <w:p>
+      <w:pPr>
+        <w:rPr>
+          <w:lang w:val="it-IT"/>
+        </w:rPr>
+      </w:pPr>
+    </w:p>
+    <w:p>
+      <w:pPr>
+        <w:rPr>
+          <w:lang w:val="it-IT"/>
+        </w:rPr>
+      </w:pPr>
+      <w:r>
+        <w:rPr>
+          <w:lang w:val="it-IT"/>
+        </w:rPr>
         <w:t>Possibili miglioramenti/aggiunte</w:t>
       </w:r>
     </w:p>
@@ -4674,7 +6108,21 @@
         <w:rPr>
           <w:lang w:val="it-IT"/>
         </w:rPr>
-        <w:t>Password crittografata (almeno con hash)</w:t>
+        <w:t xml:space="preserve">Password crittografata (almeno con </w:t>
+      </w:r>
+      <w:proofErr w:type="spellStart"/>
+      <w:r>
+        <w:rPr>
+          <w:lang w:val="it-IT"/>
+        </w:rPr>
+        <w:t>hash</w:t>
+      </w:r>
+      <w:proofErr w:type="spellEnd"/>
+      <w:r>
+        <w:rPr>
+          <w:lang w:val="it-IT"/>
+        </w:rPr>
+        <w:t>)</w:t>
       </w:r>
     </w:p>
     <w:p>
@@ -4692,13 +6140,14 @@
         <w:rPr>
           <w:lang w:val="it-IT"/>
         </w:rPr>
+        <w:lastRenderedPageBreak/>
         <w:t>Modifiche al DB fatte non in base all’id dell’utente</w:t>
       </w:r>
     </w:p>
     <w:sectPr>
-      <w:headerReference w:type="default" r:id="rId18"/>
-      <w:footerReference w:type="default" r:id="rId19"/>
-      <w:footerReference w:type="first" r:id="rId20"/>
+      <w:headerReference w:type="default" r:id="rId22"/>
+      <w:footerReference w:type="default" r:id="rId23"/>
+      <w:footerReference w:type="first" r:id="rId24"/>
       <w:pgSz w:w="11909" w:h="16834"/>
       <w:pgMar w:top="1440" w:right="1440" w:bottom="1440" w:left="1440" w:header="720" w:footer="720" w:gutter="0"/>
       <w:pgNumType w:start="1"/>
@@ -4752,12 +6201,21 @@
         <w:iCs/>
       </w:rPr>
     </w:pPr>
+    <w:proofErr w:type="spellStart"/>
     <w:r>
       <w:rPr>
         <w:i/>
         <w:iCs/>
       </w:rPr>
-      <w:t>Prog.Azienda Agricola</w:t>
+      <w:t>Prog.Azienda</w:t>
+    </w:r>
+    <w:proofErr w:type="spellEnd"/>
+    <w:r>
+      <w:rPr>
+        <w:i/>
+        <w:iCs/>
+      </w:rPr>
+      <w:t xml:space="preserve"> Agricola</w:t>
     </w:r>
     <w:r>
       <w:rPr>
@@ -4855,12 +6313,21 @@
   </w:p>
   <w:p/>
   <w:p>
+    <w:proofErr w:type="spellStart"/>
     <w:r>
       <w:rPr>
         <w:i/>
         <w:iCs/>
       </w:rPr>
-      <w:t>Prog.Azienda Agricola</w:t>
+      <w:t>Prog.Azienda</w:t>
+    </w:r>
+    <w:proofErr w:type="spellEnd"/>
+    <w:r>
+      <w:rPr>
+        <w:i/>
+        <w:iCs/>
+      </w:rPr>
+      <w:t xml:space="preserve"> Agricola</w:t>
     </w:r>
     <w:r>
       <w:rPr>
@@ -5025,8 +6492,16 @@
       <w:rPr>
         <w:rFonts w:ascii="Times New Roman" w:eastAsia="Times New Roman" w:hAnsi="Times New Roman" w:cs="Times New Roman"/>
       </w:rPr>
-      <w:t>Software Design Document</w:t>
+      <w:t xml:space="preserve">Software Design </w:t>
     </w:r>
+    <w:proofErr w:type="spellStart"/>
+    <w:r>
+      <w:rPr>
+        <w:rFonts w:ascii="Times New Roman" w:eastAsia="Times New Roman" w:hAnsi="Times New Roman" w:cs="Times New Roman"/>
+      </w:rPr>
+      <w:t>Document</w:t>
+    </w:r>
+    <w:proofErr w:type="spellEnd"/>
     <w:r>
       <w:pict w14:anchorId="090A8F9D">
         <v:rect id="_x0000_i1025" style="width:0;height:1.5pt" o:hralign="center" o:hrstd="t" o:hr="t" fillcolor="#a0a0a0" stroked="f"/>

--- a/documentazione/fruttaInCampoDoc/Software Design Document.docx
+++ b/documentazione/fruttaInCampoDoc/Software Design Document.docx
@@ -156,36 +156,36 @@
           <w:i/>
           <w:iCs/>
         </w:rPr>
-        <w:t>© 2026 [</w:t>
-      </w:r>
-      <w:proofErr w:type="spellStart"/>
-      <w:r>
+        <w:t>© 2026 [MacroSoft S.R.L]</w:t>
+      </w:r>
+    </w:p>
+    <w:p>
+      <w:pPr>
+        <w:jc w:val="center"/>
         <w:rPr>
           <w:rFonts w:ascii="Times New Roman" w:eastAsia="Times New Roman" w:hAnsi="Times New Roman" w:cs="Times New Roman"/>
           <w:i/>
           <w:iCs/>
         </w:rPr>
-        <w:t>MacroSoft</w:t>
-      </w:r>
-      <w:proofErr w:type="spellEnd"/>
-      <w:r>
+      </w:pPr>
+    </w:p>
+    <w:p>
+      <w:pPr>
+        <w:jc w:val="center"/>
         <w:rPr>
           <w:rFonts w:ascii="Times New Roman" w:eastAsia="Times New Roman" w:hAnsi="Times New Roman" w:cs="Times New Roman"/>
           <w:i/>
           <w:iCs/>
         </w:rPr>
-        <w:t xml:space="preserve"> S.R.L]</w:t>
-      </w:r>
-    </w:p>
-    <w:p>
-      <w:pPr>
-        <w:jc w:val="center"/>
+      </w:pPr>
+      <w:r>
         <w:rPr>
           <w:rFonts w:ascii="Times New Roman" w:eastAsia="Times New Roman" w:hAnsi="Times New Roman" w:cs="Times New Roman"/>
           <w:i/>
           <w:iCs/>
         </w:rPr>
-      </w:pPr>
+        <w:t>Tutti i diritti riservati.</w:t>
+      </w:r>
     </w:p>
     <w:p>
       <w:pPr>
@@ -196,54 +196,26 @@
           <w:iCs/>
         </w:rPr>
       </w:pPr>
-      <w:r>
+    </w:p>
+    <w:p>
+      <w:pPr>
+        <w:jc w:val="center"/>
         <w:rPr>
           <w:rFonts w:ascii="Times New Roman" w:eastAsia="Times New Roman" w:hAnsi="Times New Roman" w:cs="Times New Roman"/>
           <w:i/>
           <w:iCs/>
         </w:rPr>
-        <w:t>Tutti i diritti riservati.</w:t>
-      </w:r>
-    </w:p>
-    <w:p>
-      <w:pPr>
-        <w:jc w:val="center"/>
+      </w:pPr>
+      <w:r>
         <w:rPr>
           <w:rFonts w:ascii="Times New Roman" w:eastAsia="Times New Roman" w:hAnsi="Times New Roman" w:cs="Times New Roman"/>
           <w:i/>
           <w:iCs/>
         </w:rPr>
-      </w:pPr>
-    </w:p>
-    <w:p>
-      <w:pPr>
-        <w:jc w:val="center"/>
-        <w:rPr>
-          <w:rFonts w:ascii="Times New Roman" w:eastAsia="Times New Roman" w:hAnsi="Times New Roman" w:cs="Times New Roman"/>
-          <w:i/>
-          <w:iCs/>
-        </w:rPr>
-      </w:pPr>
-      <w:r>
-        <w:rPr>
-          <w:rFonts w:ascii="Times New Roman" w:eastAsia="Times New Roman" w:hAnsi="Times New Roman" w:cs="Times New Roman"/>
-          <w:i/>
-          <w:iCs/>
-        </w:rPr>
-        <w:t xml:space="preserve">Il presente documento è proprietà dell’autore e non può essere copiato, distribuito o modificato, in tutto o in parte, senza autorizzazione </w:t>
-      </w:r>
-      <w:proofErr w:type="spellStart"/>
-      <w:r>
-        <w:rPr>
-          <w:rFonts w:ascii="Times New Roman" w:eastAsia="Times New Roman" w:hAnsi="Times New Roman" w:cs="Times New Roman"/>
-          <w:i/>
-          <w:iCs/>
-        </w:rPr>
-        <w:t>esplici</w:t>
+        <w:t>Il presente documento è proprietà dell’autore e non può essere copiato, distribuito o modificato, in tutto o in parte, senza autorizzazione esplici</w:t>
       </w:r>
       <w:bookmarkStart w:id="3" w:name="_agja32qsdank" w:colFirst="0" w:colLast="0"/>
       <w:bookmarkEnd w:id="3"/>
-      <w:proofErr w:type="spellEnd"/>
     </w:p>
     <w:p/>
     <w:p/>
@@ -515,25 +487,7 @@
           <w:szCs w:val="24"/>
           <w:lang w:val="en-US"/>
         </w:rPr>
-        <w:t xml:space="preserve">- </w:t>
-      </w:r>
-      <w:proofErr w:type="spellStart"/>
-      <w:r>
-        <w:rPr>
-          <w:sz w:val="24"/>
-          <w:szCs w:val="24"/>
-          <w:lang w:val="en-US"/>
-        </w:rPr>
-        <w:t>Dinamicità</w:t>
-      </w:r>
-      <w:proofErr w:type="spellEnd"/>
-      <w:r>
-        <w:rPr>
-          <w:sz w:val="24"/>
-          <w:szCs w:val="24"/>
-          <w:lang w:val="en-US"/>
-        </w:rPr>
-        <w:t xml:space="preserve"> front end (HTML, CSS, JS)</w:t>
+        <w:t>- Dinamicità front end (HTML, CSS, JS)</w:t>
       </w:r>
     </w:p>
     <w:p>
@@ -696,25 +650,7 @@
           <w:szCs w:val="24"/>
           <w:lang w:val="en-US"/>
         </w:rPr>
-        <w:t xml:space="preserve">5.2 Backend (Java) ............................................... </w:t>
-      </w:r>
-      <w:proofErr w:type="spellStart"/>
-      <w:r>
-        <w:rPr>
-          <w:sz w:val="24"/>
-          <w:szCs w:val="24"/>
-          <w:lang w:val="en-US"/>
-        </w:rPr>
-        <w:t>pag</w:t>
-      </w:r>
-      <w:proofErr w:type="spellEnd"/>
-      <w:r>
-        <w:rPr>
-          <w:sz w:val="24"/>
-          <w:szCs w:val="24"/>
-          <w:lang w:val="en-US"/>
-        </w:rPr>
-        <w:t>. x</w:t>
+        <w:t>5.2 Backend (Java) ............................................... pag. x</w:t>
       </w:r>
     </w:p>
     <w:p>
@@ -732,25 +668,7 @@
           <w:szCs w:val="24"/>
           <w:lang w:val="en-US"/>
         </w:rPr>
-        <w:t xml:space="preserve">   5.3 API REST ..................................................... </w:t>
-      </w:r>
-      <w:proofErr w:type="spellStart"/>
-      <w:r>
-        <w:rPr>
-          <w:sz w:val="24"/>
-          <w:szCs w:val="24"/>
-          <w:lang w:val="en-US"/>
-        </w:rPr>
-        <w:t>pag</w:t>
-      </w:r>
-      <w:proofErr w:type="spellEnd"/>
-      <w:r>
-        <w:rPr>
-          <w:sz w:val="24"/>
-          <w:szCs w:val="24"/>
-          <w:lang w:val="en-US"/>
-        </w:rPr>
-        <w:t>. x</w:t>
+        <w:t xml:space="preserve">   5.3 API REST ..................................................... pag. x</w:t>
       </w:r>
     </w:p>
     <w:p>
@@ -768,25 +686,7 @@
           <w:szCs w:val="24"/>
           <w:lang w:val="en-US"/>
         </w:rPr>
-        <w:t xml:space="preserve">   5.4 Front End (HTML, CSS, JS, AJAX) ............................... </w:t>
-      </w:r>
-      <w:proofErr w:type="spellStart"/>
-      <w:r>
-        <w:rPr>
-          <w:sz w:val="24"/>
-          <w:szCs w:val="24"/>
-          <w:lang w:val="en-US"/>
-        </w:rPr>
-        <w:t>pag</w:t>
-      </w:r>
-      <w:proofErr w:type="spellEnd"/>
-      <w:r>
-        <w:rPr>
-          <w:sz w:val="24"/>
-          <w:szCs w:val="24"/>
-          <w:lang w:val="en-US"/>
-        </w:rPr>
-        <w:t>. x</w:t>
+        <w:t xml:space="preserve">   5.4 Front End (HTML, CSS, JS, AJAX) ............................... pag. x</w:t>
       </w:r>
     </w:p>
     <w:p>
@@ -860,25 +760,7 @@
           <w:szCs w:val="24"/>
           <w:lang w:val="en-US"/>
         </w:rPr>
-        <w:t xml:space="preserve">6.1 Database ..................................................... </w:t>
-      </w:r>
-      <w:proofErr w:type="spellStart"/>
-      <w:r>
-        <w:rPr>
-          <w:sz w:val="24"/>
-          <w:szCs w:val="24"/>
-          <w:lang w:val="en-US"/>
-        </w:rPr>
-        <w:t>pag</w:t>
-      </w:r>
-      <w:proofErr w:type="spellEnd"/>
-      <w:r>
-        <w:rPr>
-          <w:sz w:val="24"/>
-          <w:szCs w:val="24"/>
-          <w:lang w:val="en-US"/>
-        </w:rPr>
-        <w:t>. x</w:t>
+        <w:t>6.1 Database ..................................................... pag. x</w:t>
       </w:r>
     </w:p>
     <w:p>
@@ -896,25 +778,7 @@
           <w:szCs w:val="24"/>
           <w:lang w:val="en-US"/>
         </w:rPr>
-        <w:t xml:space="preserve">   6.2 Backend ...................................................... </w:t>
-      </w:r>
-      <w:proofErr w:type="spellStart"/>
-      <w:r>
-        <w:rPr>
-          <w:sz w:val="24"/>
-          <w:szCs w:val="24"/>
-          <w:lang w:val="en-US"/>
-        </w:rPr>
-        <w:t>pag</w:t>
-      </w:r>
-      <w:proofErr w:type="spellEnd"/>
-      <w:r>
-        <w:rPr>
-          <w:sz w:val="24"/>
-          <w:szCs w:val="24"/>
-          <w:lang w:val="en-US"/>
-        </w:rPr>
-        <w:t>. x</w:t>
+        <w:t xml:space="preserve">   6.2 Backend ...................................................... pag. x</w:t>
       </w:r>
     </w:p>
     <w:p>
@@ -938,23 +802,7 @@
           <w:sz w:val="24"/>
           <w:szCs w:val="24"/>
         </w:rPr>
-        <w:t xml:space="preserve">6.3 </w:t>
-      </w:r>
-      <w:proofErr w:type="spellStart"/>
-      <w:r>
-        <w:rPr>
-          <w:sz w:val="24"/>
-          <w:szCs w:val="24"/>
-        </w:rPr>
-        <w:t>Frontend</w:t>
-      </w:r>
-      <w:proofErr w:type="spellEnd"/>
-      <w:r>
-        <w:rPr>
-          <w:sz w:val="24"/>
-          <w:szCs w:val="24"/>
-        </w:rPr>
-        <w:t xml:space="preserve"> ..................................................... pag. x</w:t>
+        <w:t>6.3 Frontend ..................................................... pag. x</w:t>
       </w:r>
     </w:p>
     <w:p>
@@ -1238,25 +1086,7 @@
           <w:sz w:val="24"/>
           <w:szCs w:val="24"/>
         </w:rPr>
-        <w:t xml:space="preserve">Il presente documento descrive la progettazione della </w:t>
-      </w:r>
-      <w:proofErr w:type="spellStart"/>
-      <w:r>
-        <w:rPr>
-          <w:rFonts w:ascii="Times New Roman" w:eastAsia="Times New Roman" w:hAnsi="Times New Roman" w:cs="Times New Roman"/>
-          <w:sz w:val="24"/>
-          <w:szCs w:val="24"/>
-        </w:rPr>
-        <w:t>webapp</w:t>
-      </w:r>
-      <w:proofErr w:type="spellEnd"/>
-      <w:r>
-        <w:rPr>
-          <w:rFonts w:ascii="Times New Roman" w:eastAsia="Times New Roman" w:hAnsi="Times New Roman" w:cs="Times New Roman"/>
-          <w:sz w:val="24"/>
-          <w:szCs w:val="24"/>
-        </w:rPr>
-        <w:t xml:space="preserve"> </w:t>
+        <w:t xml:space="preserve">Il presente documento descrive la progettazione della webapp </w:t>
       </w:r>
       <w:r>
         <w:rPr>
@@ -1274,107 +1104,7 @@
           <w:sz w:val="24"/>
           <w:szCs w:val="24"/>
         </w:rPr>
-        <w:t xml:space="preserve">applicazione web </w:t>
-      </w:r>
-      <w:proofErr w:type="spellStart"/>
-      <w:proofErr w:type="gramStart"/>
-      <w:r>
-        <w:rPr>
-          <w:rFonts w:ascii="Times New Roman" w:eastAsia="Times New Roman" w:hAnsi="Times New Roman" w:cs="Times New Roman"/>
-          <w:sz w:val="24"/>
-          <w:szCs w:val="24"/>
-        </w:rPr>
-        <w:t>ideata,progettata</w:t>
-      </w:r>
-      <w:proofErr w:type="gramEnd"/>
-      <w:r>
-        <w:rPr>
-          <w:rFonts w:ascii="Times New Roman" w:eastAsia="Times New Roman" w:hAnsi="Times New Roman" w:cs="Times New Roman"/>
-          <w:sz w:val="24"/>
-          <w:szCs w:val="24"/>
-        </w:rPr>
-        <w:t>,creata</w:t>
-      </w:r>
-      <w:proofErr w:type="spellEnd"/>
-      <w:r>
-        <w:rPr>
-          <w:rFonts w:ascii="Times New Roman" w:eastAsia="Times New Roman" w:hAnsi="Times New Roman" w:cs="Times New Roman"/>
-          <w:sz w:val="24"/>
-          <w:szCs w:val="24"/>
-        </w:rPr>
-        <w:t xml:space="preserve"> e testata unicamente dalla </w:t>
-      </w:r>
-      <w:proofErr w:type="spellStart"/>
-      <w:r>
-        <w:rPr>
-          <w:rFonts w:ascii="Times New Roman" w:eastAsia="Times New Roman" w:hAnsi="Times New Roman" w:cs="Times New Roman"/>
-          <w:sz w:val="24"/>
-          <w:szCs w:val="24"/>
-        </w:rPr>
-        <w:t>Macrosoft</w:t>
-      </w:r>
-      <w:proofErr w:type="spellEnd"/>
-      <w:r>
-        <w:rPr>
-          <w:rFonts w:ascii="Times New Roman" w:eastAsia="Times New Roman" w:hAnsi="Times New Roman" w:cs="Times New Roman"/>
-          <w:sz w:val="24"/>
-          <w:szCs w:val="24"/>
-        </w:rPr>
-        <w:t xml:space="preserve"> S.R.L, società specializzata nello sviluppo di soluzioni software e applicazioni web. </w:t>
-      </w:r>
-      <w:proofErr w:type="gramStart"/>
-      <w:r>
-        <w:rPr>
-          <w:rFonts w:ascii="Times New Roman" w:eastAsia="Times New Roman" w:hAnsi="Times New Roman" w:cs="Times New Roman"/>
-          <w:sz w:val="24"/>
-          <w:szCs w:val="24"/>
-        </w:rPr>
-        <w:t>Il team</w:t>
-      </w:r>
-      <w:proofErr w:type="gramEnd"/>
-      <w:r>
-        <w:rPr>
-          <w:rFonts w:ascii="Times New Roman" w:eastAsia="Times New Roman" w:hAnsi="Times New Roman" w:cs="Times New Roman"/>
-          <w:sz w:val="24"/>
-          <w:szCs w:val="24"/>
-        </w:rPr>
-        <w:t xml:space="preserve"> di sviluppo è composto da Alberghini Diego, Vona Lorenzo, Gariboldi Alessandro, Iacono Federico, Ghani Zeshan.  Il documento è da considerarsi proprietà della società; tutti i diritti sono riservati ed è vietata qualsiasi forma di riproduzione o distribuzione senza autorizzazione. Nel Software Design </w:t>
-      </w:r>
-      <w:proofErr w:type="spellStart"/>
-      <w:r>
-        <w:rPr>
-          <w:rFonts w:ascii="Times New Roman" w:eastAsia="Times New Roman" w:hAnsi="Times New Roman" w:cs="Times New Roman"/>
-          <w:sz w:val="24"/>
-          <w:szCs w:val="24"/>
-        </w:rPr>
-        <w:t>Document</w:t>
-      </w:r>
-      <w:proofErr w:type="spellEnd"/>
-      <w:r>
-        <w:rPr>
-          <w:rFonts w:ascii="Times New Roman" w:eastAsia="Times New Roman" w:hAnsi="Times New Roman" w:cs="Times New Roman"/>
-          <w:sz w:val="24"/>
-          <w:szCs w:val="24"/>
-        </w:rPr>
-        <w:t xml:space="preserve"> è riportato tutto l’andamento del progetto partendo dall’analisi delle richieste del cliente fino ad arrivare alla riuscita creazione dell’applicazione, passando dalla progettazione </w:t>
-      </w:r>
-      <w:proofErr w:type="gramStart"/>
-      <w:r>
-        <w:rPr>
-          <w:rFonts w:ascii="Times New Roman" w:eastAsia="Times New Roman" w:hAnsi="Times New Roman" w:cs="Times New Roman"/>
-          <w:sz w:val="24"/>
-          <w:szCs w:val="24"/>
-        </w:rPr>
-        <w:t>ed</w:t>
-      </w:r>
-      <w:proofErr w:type="gramEnd"/>
-      <w:r>
-        <w:rPr>
-          <w:rFonts w:ascii="Times New Roman" w:eastAsia="Times New Roman" w:hAnsi="Times New Roman" w:cs="Times New Roman"/>
-          <w:sz w:val="24"/>
-          <w:szCs w:val="24"/>
-        </w:rPr>
-        <w:t xml:space="preserve"> ideazione dei vari compiti e suddividendo le attività da fare in </w:t>
+        <w:t xml:space="preserve">applicazione web ideata,progettata,creata e testata unicamente dalla Macrosoft S.R.L, società specializzata nello sviluppo di soluzioni software e applicazioni web. Il team di sviluppo è composto da Alberghini Diego, Vona Lorenzo, Gariboldi Alessandro, Iacono Federico, Ghani Zeshan.  Il documento è da considerarsi proprietà della società; tutti i diritti sono riservati ed è vietata qualsiasi forma di riproduzione o distribuzione senza autorizzazione. Nel Software Design Document è riportato tutto l’andamento del progetto partendo dall’analisi delle richieste del cliente fino ad arrivare alla riuscita creazione dell’applicazione, passando dalla progettazione ed ideazione dei vari compiti e suddividendo le attività da fare in </w:t>
       </w:r>
       <w:r>
         <w:rPr>
@@ -1392,98 +1122,42 @@
           <w:sz w:val="24"/>
           <w:szCs w:val="24"/>
         </w:rPr>
-        <w:t xml:space="preserve"> task differenti, scomponibili a loro volta come: svolte in parallelo o sequenza. </w:t>
-      </w:r>
-      <w:proofErr w:type="gramStart"/>
-      <w:r>
-        <w:rPr>
-          <w:rFonts w:ascii="Times New Roman" w:eastAsia="Times New Roman" w:hAnsi="Times New Roman" w:cs="Times New Roman"/>
-          <w:sz w:val="24"/>
-          <w:szCs w:val="24"/>
-        </w:rPr>
-        <w:t>Le task</w:t>
-      </w:r>
-      <w:proofErr w:type="gramEnd"/>
-      <w:r>
-        <w:rPr>
-          <w:rFonts w:ascii="Times New Roman" w:eastAsia="Times New Roman" w:hAnsi="Times New Roman" w:cs="Times New Roman"/>
-          <w:sz w:val="24"/>
-          <w:szCs w:val="24"/>
-        </w:rPr>
-        <w:t xml:space="preserve"> sono state assegnate in base alle competenze individuali.</w:t>
-      </w:r>
-    </w:p>
-    <w:p>
-      <w:pPr>
-        <w:rPr>
-          <w:rFonts w:ascii="Times New Roman" w:eastAsia="Times New Roman" w:hAnsi="Times New Roman" w:cs="Times New Roman"/>
-          <w:sz w:val="24"/>
-          <w:szCs w:val="24"/>
-        </w:rPr>
-      </w:pPr>
-      <w:r>
-        <w:rPr>
-          <w:rFonts w:ascii="Times New Roman" w:eastAsia="Times New Roman" w:hAnsi="Times New Roman" w:cs="Times New Roman"/>
-          <w:sz w:val="24"/>
-          <w:szCs w:val="24"/>
-        </w:rPr>
-        <w:t xml:space="preserve">La gestione operativa delle attività è stata supportata dall’adozione della metodologia </w:t>
-      </w:r>
-      <w:proofErr w:type="spellStart"/>
-      <w:r>
-        <w:rPr>
-          <w:rFonts w:ascii="Times New Roman" w:eastAsia="Times New Roman" w:hAnsi="Times New Roman" w:cs="Times New Roman"/>
-          <w:sz w:val="24"/>
-          <w:szCs w:val="24"/>
-        </w:rPr>
-        <w:t>Kanban</w:t>
-      </w:r>
-      <w:proofErr w:type="spellEnd"/>
-      <w:r>
-        <w:rPr>
-          <w:rFonts w:ascii="Times New Roman" w:eastAsia="Times New Roman" w:hAnsi="Times New Roman" w:cs="Times New Roman"/>
-          <w:sz w:val="24"/>
-          <w:szCs w:val="24"/>
-        </w:rPr>
-        <w:t>, implementata tramite la piattaforma Trello, al fine di garantire un monitoraggio continuo dello stato di avanzamento e il rispetto delle scadenze prefissate.</w:t>
-      </w:r>
-    </w:p>
-    <w:p>
-      <w:pPr>
-        <w:rPr>
-          <w:rFonts w:ascii="Times New Roman" w:eastAsia="Times New Roman" w:hAnsi="Times New Roman" w:cs="Times New Roman"/>
-          <w:sz w:val="24"/>
-          <w:szCs w:val="24"/>
-        </w:rPr>
-      </w:pPr>
-      <w:proofErr w:type="gramStart"/>
-      <w:r>
-        <w:rPr>
-          <w:rFonts w:ascii="Times New Roman" w:eastAsia="Times New Roman" w:hAnsi="Times New Roman" w:cs="Times New Roman"/>
-          <w:sz w:val="24"/>
-          <w:szCs w:val="24"/>
-        </w:rPr>
-        <w:t>Inoltre</w:t>
-      </w:r>
-      <w:proofErr w:type="gramEnd"/>
-      <w:r>
-        <w:rPr>
-          <w:rFonts w:ascii="Times New Roman" w:eastAsia="Times New Roman" w:hAnsi="Times New Roman" w:cs="Times New Roman"/>
-          <w:sz w:val="24"/>
-          <w:szCs w:val="24"/>
-        </w:rPr>
-        <w:t xml:space="preserve"> sono riportati e descritti tutti gli obiettivi prefissati della squadra, includendo anche finalità gestionali della squadra </w:t>
-      </w:r>
-      <w:proofErr w:type="gramStart"/>
-      <w:r>
-        <w:rPr>
-          <w:rFonts w:ascii="Times New Roman" w:eastAsia="Times New Roman" w:hAnsi="Times New Roman" w:cs="Times New Roman"/>
-          <w:sz w:val="24"/>
-          <w:szCs w:val="24"/>
-        </w:rPr>
-        <w:t xml:space="preserve">( </w:t>
-      </w:r>
-      <w:proofErr w:type="spellStart"/>
+        <w:t xml:space="preserve"> task differenti, scomponibili a loro volta come: svolte in parallelo o sequenza. Le task sono state assegnate in base alle competenze individuali.</w:t>
+      </w:r>
+    </w:p>
+    <w:p>
+      <w:pPr>
+        <w:rPr>
+          <w:rFonts w:ascii="Times New Roman" w:eastAsia="Times New Roman" w:hAnsi="Times New Roman" w:cs="Times New Roman"/>
+          <w:sz w:val="24"/>
+          <w:szCs w:val="24"/>
+        </w:rPr>
+      </w:pPr>
+      <w:r>
+        <w:rPr>
+          <w:rFonts w:ascii="Times New Roman" w:eastAsia="Times New Roman" w:hAnsi="Times New Roman" w:cs="Times New Roman"/>
+          <w:sz w:val="24"/>
+          <w:szCs w:val="24"/>
+        </w:rPr>
+        <w:t>La gestione operativa delle attività è stata supportata dall’adozione della metodologia Kanban, implementata tramite la piattaforma Trello, al fine di garantire un monitoraggio continuo dello stato di avanzamento e il rispetto delle scadenze prefissate.</w:t>
+      </w:r>
+    </w:p>
+    <w:p>
+      <w:pPr>
+        <w:rPr>
+          <w:rFonts w:ascii="Times New Roman" w:eastAsia="Times New Roman" w:hAnsi="Times New Roman" w:cs="Times New Roman"/>
+          <w:sz w:val="24"/>
+          <w:szCs w:val="24"/>
+        </w:rPr>
+      </w:pPr>
+      <w:r>
+        <w:rPr>
+          <w:rFonts w:ascii="Times New Roman" w:eastAsia="Times New Roman" w:hAnsi="Times New Roman" w:cs="Times New Roman"/>
+          <w:sz w:val="24"/>
+          <w:szCs w:val="24"/>
+        </w:rPr>
+        <w:t xml:space="preserve">Inoltre sono riportati e descritti tutti gli obiettivi prefissati della squadra, includendo anche finalità gestionali della squadra ( </w:t>
+      </w:r>
       <w:r>
         <w:rPr>
           <w:rFonts w:ascii="Times New Roman" w:eastAsia="Times New Roman" w:hAnsi="Times New Roman" w:cs="Times New Roman"/>
@@ -1492,29 +1166,7 @@
           <w:sz w:val="24"/>
           <w:szCs w:val="24"/>
         </w:rPr>
-        <w:t>es</w:t>
-      </w:r>
-      <w:proofErr w:type="gramEnd"/>
-      <w:r>
-        <w:rPr>
-          <w:rFonts w:ascii="Times New Roman" w:eastAsia="Times New Roman" w:hAnsi="Times New Roman" w:cs="Times New Roman"/>
-          <w:i/>
-          <w:iCs/>
-          <w:sz w:val="24"/>
-          <w:szCs w:val="24"/>
-        </w:rPr>
-        <w:t>:teamwork</w:t>
-      </w:r>
-      <w:proofErr w:type="spellEnd"/>
-      <w:r>
-        <w:rPr>
-          <w:rFonts w:ascii="Times New Roman" w:eastAsia="Times New Roman" w:hAnsi="Times New Roman" w:cs="Times New Roman"/>
-          <w:i/>
-          <w:iCs/>
-          <w:sz w:val="24"/>
-          <w:szCs w:val="24"/>
-        </w:rPr>
-        <w:t xml:space="preserve">) </w:t>
+        <w:t xml:space="preserve">es:teamwork) </w:t>
       </w:r>
     </w:p>
     <w:p>
@@ -1603,21 +1255,7 @@
         <w:rPr>
           <w:rFonts w:ascii="Times New Roman" w:eastAsia="Times New Roman" w:hAnsi="Times New Roman" w:cs="Times New Roman"/>
         </w:rPr>
-        <w:t xml:space="preserve">è creare una </w:t>
-      </w:r>
-      <w:proofErr w:type="spellStart"/>
-      <w:r>
-        <w:rPr>
-          <w:rFonts w:ascii="Times New Roman" w:eastAsia="Times New Roman" w:hAnsi="Times New Roman" w:cs="Times New Roman"/>
-        </w:rPr>
-        <w:t>webapp</w:t>
-      </w:r>
-      <w:proofErr w:type="spellEnd"/>
-      <w:r>
-        <w:rPr>
-          <w:rFonts w:ascii="Times New Roman" w:eastAsia="Times New Roman" w:hAnsi="Times New Roman" w:cs="Times New Roman"/>
-        </w:rPr>
-        <w:t xml:space="preserve"> comunicante con un server java per la gestione e vendita di prodotti agricoli. </w:t>
+        <w:t xml:space="preserve">è creare una webapp comunicante con un server java per la gestione e vendita di prodotti agricoli. </w:t>
       </w:r>
     </w:p>
     <w:p>
@@ -1643,35 +1281,7 @@
         <w:rPr>
           <w:rFonts w:ascii="Times New Roman" w:eastAsia="Times New Roman" w:hAnsi="Times New Roman" w:cs="Times New Roman"/>
         </w:rPr>
-        <w:t xml:space="preserve">In maniera coordinata alla produzione ci sarà la vendita di tali prodotti che saranno esposti nella </w:t>
-      </w:r>
-      <w:proofErr w:type="spellStart"/>
-      <w:r>
-        <w:rPr>
-          <w:rFonts w:ascii="Times New Roman" w:eastAsia="Times New Roman" w:hAnsi="Times New Roman" w:cs="Times New Roman"/>
-        </w:rPr>
-        <w:t>webapp</w:t>
-      </w:r>
-      <w:proofErr w:type="spellEnd"/>
-      <w:r>
-        <w:rPr>
-          <w:rFonts w:ascii="Times New Roman" w:eastAsia="Times New Roman" w:hAnsi="Times New Roman" w:cs="Times New Roman"/>
-        </w:rPr>
-        <w:t xml:space="preserve"> in vetrina </w:t>
-      </w:r>
-      <w:proofErr w:type="gramStart"/>
-      <w:r>
-        <w:rPr>
-          <w:rFonts w:ascii="Times New Roman" w:eastAsia="Times New Roman" w:hAnsi="Times New Roman" w:cs="Times New Roman"/>
-        </w:rPr>
-        <w:t>ed</w:t>
-      </w:r>
-      <w:proofErr w:type="gramEnd"/>
-      <w:r>
-        <w:rPr>
-          <w:rFonts w:ascii="Times New Roman" w:eastAsia="Times New Roman" w:hAnsi="Times New Roman" w:cs="Times New Roman"/>
-        </w:rPr>
-        <w:t xml:space="preserve"> l’user potrà eseguire l’acquisto in due modalità distinte:</w:t>
+        <w:t>In maniera coordinata alla produzione ci sarà la vendita di tali prodotti che saranno esposti nella webapp in vetrina ed l’user potrà eseguire l’acquisto in due modalità distinte:</w:t>
       </w:r>
     </w:p>
     <w:p>
@@ -1792,21 +1402,7 @@
         <w:rPr>
           <w:rFonts w:ascii="Times New Roman" w:eastAsia="Times New Roman" w:hAnsi="Times New Roman" w:cs="Times New Roman"/>
         </w:rPr>
-        <w:t xml:space="preserve">nello store della </w:t>
-      </w:r>
-      <w:proofErr w:type="spellStart"/>
-      <w:r>
-        <w:rPr>
-          <w:rFonts w:ascii="Times New Roman" w:eastAsia="Times New Roman" w:hAnsi="Times New Roman" w:cs="Times New Roman"/>
-        </w:rPr>
-        <w:t>webapp</w:t>
-      </w:r>
-      <w:proofErr w:type="spellEnd"/>
-      <w:r>
-        <w:rPr>
-          <w:rFonts w:ascii="Times New Roman" w:eastAsia="Times New Roman" w:hAnsi="Times New Roman" w:cs="Times New Roman"/>
-        </w:rPr>
-        <w:t xml:space="preserve">, l’utente potrà sfogliare il catalogo dei </w:t>
+        <w:t xml:space="preserve">nello store della webapp, l’utente potrà sfogliare il catalogo dei </w:t>
       </w:r>
     </w:p>
     <w:p>
@@ -1840,20 +1436,7 @@
           <w:rFonts w:ascii="Times New Roman" w:eastAsia="Times New Roman" w:hAnsi="Times New Roman" w:cs="Times New Roman"/>
         </w:rPr>
         <w:br/>
-      </w:r>
-      <w:proofErr w:type="gramStart"/>
-      <w:r>
-        <w:rPr>
-          <w:rFonts w:ascii="Times New Roman" w:eastAsia="Times New Roman" w:hAnsi="Times New Roman" w:cs="Times New Roman"/>
-        </w:rPr>
-        <w:t>Inoltre</w:t>
-      </w:r>
-      <w:proofErr w:type="gramEnd"/>
-      <w:r>
-        <w:rPr>
-          <w:rFonts w:ascii="Times New Roman" w:eastAsia="Times New Roman" w:hAnsi="Times New Roman" w:cs="Times New Roman"/>
-        </w:rPr>
-        <w:t xml:space="preserve"> sarà possibile gestire l’applicazione in vari ruoli; Il proprietario avrà due ruoli separati in base alle circostanze di come e cosa dovrà svolgere nell’applicazione. Egli potrà raffigurarsi come “Amministratore” dividendosi in: </w:t>
+        <w:t xml:space="preserve">Inoltre sarà possibile gestire l’applicazione in vari ruoli; Il proprietario avrà due ruoli separati in base alle circostanze di come e cosa dovrà svolgere nell’applicazione. Egli potrà raffigurarsi come “Amministratore” dividendosi in: </w:t>
       </w:r>
       <w:r>
         <w:rPr>
@@ -1975,21 +1558,7 @@
           <w:lang w:val="it-IT"/>
         </w:rPr>
         <w:tab/>
-        <w:t xml:space="preserve"> POST </w:t>
-      </w:r>
-      <w:proofErr w:type="spellStart"/>
-      <w:r>
-        <w:rPr>
-          <w:lang w:val="it-IT"/>
-        </w:rPr>
-        <w:t>UtenteController.registra</w:t>
-      </w:r>
-      <w:proofErr w:type="spellEnd"/>
-      <w:r>
-        <w:rPr>
-          <w:lang w:val="it-IT"/>
-        </w:rPr>
-        <w:t>()</w:t>
+        <w:t xml:space="preserve"> POST UtenteController.registra()</w:t>
       </w:r>
     </w:p>
     <w:p>
@@ -2008,16 +1577,8 @@
         <w:rPr>
           <w:lang w:val="it-IT"/>
         </w:rPr>
-        <w:t xml:space="preserve"> Restituisce l’</w:t>
-      </w:r>
-      <w:proofErr w:type="spellStart"/>
-      <w:r>
-        <w:rPr>
-          <w:lang w:val="it-IT"/>
-        </w:rPr>
-        <w:t>idUtente</w:t>
-      </w:r>
-      <w:proofErr w:type="spellEnd"/>
+        <w:t xml:space="preserve"> Restituisce l’idUtente</w:t>
+      </w:r>
       <w:r>
         <w:rPr>
           <w:lang w:val="it-IT"/>
@@ -2057,33 +1618,25 @@
           <w:lang w:val="en-US"/>
         </w:rPr>
       </w:pPr>
-      <w:proofErr w:type="spellStart"/>
-      <w:proofErr w:type="gramStart"/>
       <w:r>
         <w:rPr>
           <w:lang w:val="en-US"/>
         </w:rPr>
         <w:t>username:String</w:t>
       </w:r>
-      <w:proofErr w:type="spellEnd"/>
-      <w:proofErr w:type="gramEnd"/>
-    </w:p>
-    <w:p>
-      <w:pPr>
-        <w:rPr>
-          <w:lang w:val="en-US"/>
-        </w:rPr>
-      </w:pPr>
-      <w:proofErr w:type="spellStart"/>
-      <w:proofErr w:type="gramStart"/>
+    </w:p>
+    <w:p>
+      <w:pPr>
+        <w:rPr>
+          <w:lang w:val="en-US"/>
+        </w:rPr>
+      </w:pPr>
       <w:r>
         <w:rPr>
           <w:lang w:val="en-US"/>
         </w:rPr>
         <w:t>password:String</w:t>
       </w:r>
-      <w:proofErr w:type="spellEnd"/>
-      <w:proofErr w:type="gramEnd"/>
       <w:r>
         <w:rPr>
           <w:lang w:val="en-US"/>
@@ -2109,16 +1662,12 @@
           <w:lang w:val="en-US"/>
         </w:rPr>
       </w:pPr>
-      <w:proofErr w:type="spellStart"/>
-      <w:proofErr w:type="gramStart"/>
       <w:r>
         <w:rPr>
           <w:lang w:val="en-US"/>
         </w:rPr>
         <w:t>nome:String</w:t>
       </w:r>
-      <w:proofErr w:type="spellEnd"/>
-      <w:proofErr w:type="gramEnd"/>
     </w:p>
     <w:p>
       <w:pPr>
@@ -2146,31 +1695,25 @@
           <w:lang w:val="en-US"/>
         </w:rPr>
       </w:pPr>
-      <w:proofErr w:type="spellStart"/>
       <w:r>
         <w:rPr>
           <w:lang w:val="en-US"/>
         </w:rPr>
         <w:t>idUtente:int</w:t>
       </w:r>
-      <w:proofErr w:type="spellEnd"/>
-    </w:p>
-    <w:p>
-      <w:pPr>
-        <w:rPr>
-          <w:lang w:val="en-US"/>
-        </w:rPr>
-      </w:pPr>
-      <w:proofErr w:type="spellStart"/>
-      <w:proofErr w:type="gramStart"/>
+    </w:p>
+    <w:p>
+      <w:pPr>
+        <w:rPr>
+          <w:lang w:val="en-US"/>
+        </w:rPr>
+      </w:pPr>
       <w:r>
         <w:rPr>
           <w:lang w:val="en-US"/>
         </w:rPr>
         <w:t>message:String</w:t>
       </w:r>
-      <w:proofErr w:type="spellEnd"/>
-      <w:proofErr w:type="gramEnd"/>
     </w:p>
     <w:p>
       <w:pPr>
@@ -2198,16 +1741,12 @@
           <w:lang w:val="en-US"/>
         </w:rPr>
       </w:pPr>
-      <w:proofErr w:type="spellStart"/>
-      <w:proofErr w:type="gramStart"/>
       <w:r>
         <w:rPr>
           <w:lang w:val="en-US"/>
         </w:rPr>
         <w:t>Message:String</w:t>
       </w:r>
-      <w:proofErr w:type="spellEnd"/>
-      <w:proofErr w:type="gramEnd"/>
     </w:p>
     <w:p>
       <w:pPr>
@@ -2278,21 +1817,7 @@
           <w:lang w:val="it-IT"/>
         </w:rPr>
         <w:tab/>
-        <w:t xml:space="preserve">Dati errati (i dati forniti nella </w:t>
-      </w:r>
-      <w:proofErr w:type="spellStart"/>
-      <w:r>
-        <w:rPr>
-          <w:lang w:val="it-IT"/>
-        </w:rPr>
-        <w:t>request</w:t>
-      </w:r>
-      <w:proofErr w:type="spellEnd"/>
-      <w:r>
-        <w:rPr>
-          <w:lang w:val="it-IT"/>
-        </w:rPr>
-        <w:t xml:space="preserve"> non sono validi)</w:t>
+        <w:t>Dati errati (i dati forniti nella request non sono validi)</w:t>
       </w:r>
     </w:p>
     <w:p>
@@ -2315,35 +1840,7 @@
           <w:lang w:val="it-IT"/>
         </w:rPr>
         <w:tab/>
-        <w:t xml:space="preserve">Utente già </w:t>
-      </w:r>
-      <w:proofErr w:type="gramStart"/>
-      <w:r>
-        <w:rPr>
-          <w:lang w:val="it-IT"/>
-        </w:rPr>
-        <w:t>presente(</w:t>
-      </w:r>
-      <w:proofErr w:type="gramEnd"/>
-      <w:r>
-        <w:rPr>
-          <w:lang w:val="it-IT"/>
-        </w:rPr>
-        <w:t xml:space="preserve">è già presente l’username fornito nella </w:t>
-      </w:r>
-      <w:proofErr w:type="spellStart"/>
-      <w:r>
-        <w:rPr>
-          <w:lang w:val="it-IT"/>
-        </w:rPr>
-        <w:t>request</w:t>
-      </w:r>
-      <w:proofErr w:type="spellEnd"/>
-      <w:r>
-        <w:rPr>
-          <w:lang w:val="it-IT"/>
-        </w:rPr>
-        <w:t>)</w:t>
+        <w:t>Utente già presente(è già presente l’username fornito nella request)</w:t>
       </w:r>
     </w:p>
     <w:p>
@@ -2394,16 +1891,8 @@
         <w:rPr>
           <w:lang w:val="it-IT"/>
         </w:rPr>
-        <w:t xml:space="preserve"> Restituisce l’</w:t>
-      </w:r>
-      <w:proofErr w:type="spellStart"/>
-      <w:r>
-        <w:rPr>
-          <w:lang w:val="it-IT"/>
-        </w:rPr>
-        <w:t>idUtente</w:t>
-      </w:r>
-      <w:proofErr w:type="spellEnd"/>
+        <w:t xml:space="preserve"> Restituisce l’idUtente</w:t>
+      </w:r>
       <w:r>
         <w:rPr>
           <w:lang w:val="it-IT"/>
@@ -2450,21 +1939,7 @@
         <w:rPr>
           <w:lang w:val="it-IT"/>
         </w:rPr>
-        <w:t xml:space="preserve"> POST </w:t>
-      </w:r>
-      <w:proofErr w:type="spellStart"/>
-      <w:r>
-        <w:rPr>
-          <w:lang w:val="it-IT"/>
-        </w:rPr>
-        <w:t>UtenteController.accedi</w:t>
-      </w:r>
-      <w:proofErr w:type="spellEnd"/>
-      <w:r>
-        <w:rPr>
-          <w:lang w:val="it-IT"/>
-        </w:rPr>
-        <w:t xml:space="preserve"> ()</w:t>
+        <w:t xml:space="preserve"> POST UtenteController.accedi ()</w:t>
       </w:r>
     </w:p>
     <w:p>
@@ -2505,33 +1980,25 @@
           <w:lang w:val="en-US"/>
         </w:rPr>
       </w:pPr>
-      <w:proofErr w:type="spellStart"/>
-      <w:proofErr w:type="gramStart"/>
       <w:r>
         <w:rPr>
           <w:lang w:val="en-US"/>
         </w:rPr>
         <w:t>username:String</w:t>
       </w:r>
-      <w:proofErr w:type="spellEnd"/>
-      <w:proofErr w:type="gramEnd"/>
-    </w:p>
-    <w:p>
-      <w:pPr>
-        <w:rPr>
-          <w:lang w:val="en-US"/>
-        </w:rPr>
-      </w:pPr>
-      <w:proofErr w:type="spellStart"/>
-      <w:proofErr w:type="gramStart"/>
+    </w:p>
+    <w:p>
+      <w:pPr>
+        <w:rPr>
+          <w:lang w:val="en-US"/>
+        </w:rPr>
+      </w:pPr>
       <w:r>
         <w:rPr>
           <w:lang w:val="en-US"/>
         </w:rPr>
         <w:t>password:String</w:t>
       </w:r>
-      <w:proofErr w:type="spellEnd"/>
-      <w:proofErr w:type="gramEnd"/>
     </w:p>
     <w:p>
       <w:pPr>
@@ -2559,76 +2026,58 @@
           <w:lang w:val="en-US"/>
         </w:rPr>
       </w:pPr>
-      <w:proofErr w:type="spellStart"/>
       <w:r>
         <w:rPr>
           <w:lang w:val="en-US"/>
         </w:rPr>
         <w:t>idUtente:int</w:t>
       </w:r>
-      <w:proofErr w:type="spellEnd"/>
-    </w:p>
-    <w:p>
-      <w:pPr>
-        <w:rPr>
-          <w:lang w:val="en-US"/>
-        </w:rPr>
-      </w:pPr>
-      <w:proofErr w:type="spellStart"/>
-      <w:proofErr w:type="gramStart"/>
+    </w:p>
+    <w:p>
+      <w:pPr>
+        <w:rPr>
+          <w:lang w:val="en-US"/>
+        </w:rPr>
+      </w:pPr>
       <w:r>
         <w:rPr>
           <w:lang w:val="en-US"/>
         </w:rPr>
         <w:t>message:String</w:t>
       </w:r>
-      <w:proofErr w:type="spellEnd"/>
-      <w:proofErr w:type="gramEnd"/>
-    </w:p>
-    <w:p>
-      <w:pPr>
-        <w:rPr>
-          <w:lang w:val="en-US"/>
-        </w:rPr>
-      </w:pPr>
-    </w:p>
-    <w:p>
-      <w:pPr>
-        <w:rPr>
-          <w:lang w:val="it-IT"/>
-        </w:rPr>
-      </w:pPr>
-      <w:r>
-        <w:rPr>
-          <w:lang w:val="it-IT"/>
-        </w:rPr>
-        <w:t xml:space="preserve">Body </w:t>
-      </w:r>
-      <w:proofErr w:type="spellStart"/>
-      <w:r>
-        <w:rPr>
-          <w:lang w:val="it-IT"/>
-        </w:rPr>
-        <w:t>response</w:t>
-      </w:r>
-      <w:proofErr w:type="spellEnd"/>
-    </w:p>
-    <w:p>
-      <w:pPr>
-        <w:rPr>
-          <w:lang w:val="it-IT"/>
-        </w:rPr>
-      </w:pPr>
-      <w:proofErr w:type="spellStart"/>
-      <w:proofErr w:type="gramStart"/>
+    </w:p>
+    <w:p>
+      <w:pPr>
+        <w:rPr>
+          <w:lang w:val="en-US"/>
+        </w:rPr>
+      </w:pPr>
+    </w:p>
+    <w:p>
+      <w:pPr>
+        <w:rPr>
+          <w:lang w:val="it-IT"/>
+        </w:rPr>
+      </w:pPr>
+      <w:r>
+        <w:rPr>
+          <w:lang w:val="it-IT"/>
+        </w:rPr>
+        <w:t>Body response</w:t>
+      </w:r>
+    </w:p>
+    <w:p>
+      <w:pPr>
+        <w:rPr>
+          <w:lang w:val="it-IT"/>
+        </w:rPr>
+      </w:pPr>
       <w:r>
         <w:rPr>
           <w:lang w:val="it-IT"/>
         </w:rPr>
         <w:t>Message:String</w:t>
       </w:r>
-      <w:proofErr w:type="spellEnd"/>
-      <w:proofErr w:type="gramEnd"/>
     </w:p>
     <w:p>
       <w:pPr>
@@ -2697,21 +2146,7 @@
           <w:lang w:val="it-IT"/>
         </w:rPr>
         <w:tab/>
-        <w:t xml:space="preserve">Dati errati (i dati forniti nella </w:t>
-      </w:r>
-      <w:proofErr w:type="spellStart"/>
-      <w:r>
-        <w:rPr>
-          <w:lang w:val="it-IT"/>
-        </w:rPr>
-        <w:t>request</w:t>
-      </w:r>
-      <w:proofErr w:type="spellEnd"/>
-      <w:r>
-        <w:rPr>
-          <w:lang w:val="it-IT"/>
-        </w:rPr>
-        <w:t xml:space="preserve"> non sono validi)</w:t>
+        <w:t>Dati errati (i dati forniti nella request non sono validi)</w:t>
       </w:r>
     </w:p>
     <w:p>
@@ -2768,21 +2203,7 @@
         <w:rPr>
           <w:lang w:val="it-IT"/>
         </w:rPr>
-        <w:t xml:space="preserve">   POST   </w:t>
-      </w:r>
-      <w:proofErr w:type="spellStart"/>
-      <w:r>
-        <w:rPr>
-          <w:lang w:val="it-IT"/>
-        </w:rPr>
-        <w:t>ProdottoController.aggiungi</w:t>
-      </w:r>
-      <w:proofErr w:type="spellEnd"/>
-      <w:r>
-        <w:rPr>
-          <w:lang w:val="it-IT"/>
-        </w:rPr>
-        <w:t>()</w:t>
+        <w:t xml:space="preserve">   POST   ProdottoController.aggiungi()</w:t>
       </w:r>
     </w:p>
     <w:p>
@@ -2821,108 +2242,62 @@
           <w:lang w:val="en-US"/>
         </w:rPr>
         <w:br/>
-      </w:r>
-      <w:proofErr w:type="spellStart"/>
-      <w:r>
-        <w:rPr>
-          <w:lang w:val="en-US"/>
-        </w:rPr>
         <w:t>idUtente:int</w:t>
       </w:r>
-      <w:proofErr w:type="spellEnd"/>
       <w:r>
         <w:rPr>
           <w:lang w:val="en-US"/>
         </w:rPr>
         <w:br/>
-      </w:r>
-      <w:proofErr w:type="spellStart"/>
-      <w:proofErr w:type="gramStart"/>
-      <w:r>
-        <w:rPr>
-          <w:lang w:val="en-US"/>
-        </w:rPr>
         <w:t>nome:String</w:t>
       </w:r>
-      <w:proofErr w:type="spellEnd"/>
-      <w:proofErr w:type="gramEnd"/>
       <w:r>
         <w:rPr>
           <w:lang w:val="en-US"/>
         </w:rPr>
         <w:br/>
-      </w:r>
-      <w:proofErr w:type="spellStart"/>
-      <w:proofErr w:type="gramStart"/>
-      <w:r>
-        <w:rPr>
-          <w:lang w:val="en-US"/>
-        </w:rPr>
         <w:t>prezzo:float</w:t>
       </w:r>
-      <w:proofErr w:type="spellEnd"/>
-      <w:proofErr w:type="gramEnd"/>
       <w:r>
         <w:rPr>
           <w:lang w:val="en-US"/>
         </w:rPr>
         <w:br/>
-      </w:r>
-      <w:proofErr w:type="spellStart"/>
-      <w:proofErr w:type="gramStart"/>
-      <w:r>
-        <w:rPr>
-          <w:lang w:val="en-US"/>
-        </w:rPr>
         <w:t>magazzino:float</w:t>
       </w:r>
-      <w:proofErr w:type="spellEnd"/>
-      <w:proofErr w:type="gramEnd"/>
-    </w:p>
-    <w:p>
-      <w:pPr>
-        <w:rPr>
-          <w:lang w:val="en-US"/>
-        </w:rPr>
-      </w:pPr>
-    </w:p>
-    <w:p>
-      <w:pPr>
-        <w:rPr>
-          <w:lang w:val="it-IT"/>
-        </w:rPr>
-      </w:pPr>
-      <w:r>
-        <w:rPr>
-          <w:lang w:val="it-IT"/>
-        </w:rPr>
-        <w:t xml:space="preserve">Body </w:t>
-      </w:r>
-      <w:proofErr w:type="spellStart"/>
-      <w:r>
-        <w:rPr>
-          <w:lang w:val="it-IT"/>
-        </w:rPr>
-        <w:t>response</w:t>
-      </w:r>
-      <w:proofErr w:type="spellEnd"/>
-    </w:p>
-    <w:p>
-      <w:pPr>
-        <w:rPr>
-          <w:lang w:val="it-IT"/>
-        </w:rPr>
-      </w:pPr>
-      <w:proofErr w:type="spellStart"/>
-      <w:proofErr w:type="gramStart"/>
+    </w:p>
+    <w:p>
+      <w:pPr>
+        <w:rPr>
+          <w:lang w:val="en-US"/>
+        </w:rPr>
+      </w:pPr>
+    </w:p>
+    <w:p>
+      <w:pPr>
+        <w:rPr>
+          <w:lang w:val="it-IT"/>
+        </w:rPr>
+      </w:pPr>
+      <w:r>
+        <w:rPr>
+          <w:lang w:val="it-IT"/>
+        </w:rPr>
+        <w:t>Body response</w:t>
+      </w:r>
+    </w:p>
+    <w:p>
+      <w:pPr>
+        <w:rPr>
+          <w:lang w:val="it-IT"/>
+        </w:rPr>
+      </w:pPr>
       <w:r>
         <w:rPr>
           <w:lang w:val="it-IT"/>
         </w:rPr>
         <w:t>Message:String</w:t>
       </w:r>
-      <w:proofErr w:type="spellEnd"/>
-      <w:proofErr w:type="gramEnd"/>
     </w:p>
     <w:p>
       <w:pPr>
@@ -2996,21 +2371,7 @@
           <w:lang w:val="it-IT"/>
         </w:rPr>
         <w:tab/>
-        <w:t xml:space="preserve">Dati errati (i dati forniti nella </w:t>
-      </w:r>
-      <w:proofErr w:type="spellStart"/>
-      <w:r>
-        <w:rPr>
-          <w:lang w:val="it-IT"/>
-        </w:rPr>
-        <w:t>request</w:t>
-      </w:r>
-      <w:proofErr w:type="spellEnd"/>
-      <w:r>
-        <w:rPr>
-          <w:lang w:val="it-IT"/>
-        </w:rPr>
-        <w:t xml:space="preserve"> non sono validi)</w:t>
+        <w:t>Dati errati (i dati forniti nella request non sono validi)</w:t>
       </w:r>
     </w:p>
     <w:p>
@@ -3033,20 +2394,7 @@
           <w:lang w:val="it-IT"/>
         </w:rPr>
         <w:tab/>
-      </w:r>
-      <w:proofErr w:type="spellStart"/>
-      <w:r>
-        <w:rPr>
-          <w:lang w:val="it-IT"/>
-        </w:rPr>
-        <w:t>IdUtente</w:t>
-      </w:r>
-      <w:proofErr w:type="spellEnd"/>
-      <w:r>
-        <w:rPr>
-          <w:lang w:val="it-IT"/>
-        </w:rPr>
-        <w:t xml:space="preserve"> mancante</w:t>
+        <w:t>IdUtente mancante</w:t>
       </w:r>
     </w:p>
     <w:p>
@@ -3138,21 +2486,7 @@
         <w:rPr>
           <w:lang w:val="it-IT"/>
         </w:rPr>
-        <w:t xml:space="preserve"> DELETE </w:t>
-      </w:r>
-      <w:proofErr w:type="spellStart"/>
-      <w:r>
-        <w:rPr>
-          <w:lang w:val="it-IT"/>
-        </w:rPr>
-        <w:t>ProdottoController.elimina</w:t>
-      </w:r>
-      <w:proofErr w:type="spellEnd"/>
-      <w:r>
-        <w:rPr>
-          <w:lang w:val="it-IT"/>
-        </w:rPr>
-        <w:t>()</w:t>
+        <w:t xml:space="preserve"> DELETE ProdottoController.elimina()</w:t>
       </w:r>
     </w:p>
     <w:p>
@@ -3184,21 +2518,7 @@
         <w:rPr>
           <w:lang w:val="it-IT"/>
         </w:rPr>
-        <w:t xml:space="preserve"> </w:t>
-      </w:r>
-      <w:proofErr w:type="gramStart"/>
-      <w:r>
-        <w:rPr>
-          <w:lang w:val="it-IT"/>
-        </w:rPr>
-        <w:t>è</w:t>
-      </w:r>
-      <w:proofErr w:type="gramEnd"/>
-      <w:r>
-        <w:rPr>
-          <w:lang w:val="it-IT"/>
-        </w:rPr>
-        <w:t xml:space="preserve"> case sensitive. Il nome del prodotto va specificato nell’URI.</w:t>
+        <w:t xml:space="preserve"> è case sensitive. Il nome del prodotto va specificato nell’URI.</w:t>
       </w:r>
     </w:p>
     <w:p>
@@ -3218,15 +2538,8 @@
           <w:lang w:val="en-US"/>
         </w:rPr>
         <w:br/>
-      </w:r>
-      <w:proofErr w:type="spellStart"/>
-      <w:r>
-        <w:rPr>
-          <w:lang w:val="en-US"/>
-        </w:rPr>
         <w:t>idUtente:int</w:t>
       </w:r>
-      <w:proofErr w:type="spellEnd"/>
       <w:r>
         <w:rPr>
           <w:lang w:val="en-US"/>
@@ -3259,16 +2572,12 @@
           <w:lang w:val="it-IT"/>
         </w:rPr>
       </w:pPr>
-      <w:proofErr w:type="spellStart"/>
-      <w:proofErr w:type="gramStart"/>
       <w:r>
         <w:rPr>
           <w:lang w:val="it-IT"/>
         </w:rPr>
         <w:t>Message:String</w:t>
       </w:r>
-      <w:proofErr w:type="spellEnd"/>
-      <w:proofErr w:type="gramEnd"/>
     </w:p>
     <w:p>
       <w:pPr>
@@ -3330,21 +2639,7 @@
           <w:lang w:val="it-IT"/>
         </w:rPr>
         <w:tab/>
-        <w:t xml:space="preserve">Dati errati (i dati forniti nella </w:t>
-      </w:r>
-      <w:proofErr w:type="spellStart"/>
-      <w:r>
-        <w:rPr>
-          <w:lang w:val="it-IT"/>
-        </w:rPr>
-        <w:t>request</w:t>
-      </w:r>
-      <w:proofErr w:type="spellEnd"/>
-      <w:r>
-        <w:rPr>
-          <w:lang w:val="it-IT"/>
-        </w:rPr>
-        <w:t xml:space="preserve"> non sono validi)</w:t>
+        <w:t>Dati errati (i dati forniti nella request non sono validi)</w:t>
       </w:r>
     </w:p>
     <w:p>
@@ -3367,20 +2662,7 @@
           <w:lang w:val="it-IT"/>
         </w:rPr>
         <w:tab/>
-      </w:r>
-      <w:proofErr w:type="spellStart"/>
-      <w:r>
-        <w:rPr>
-          <w:lang w:val="it-IT"/>
-        </w:rPr>
-        <w:t>IdUtente</w:t>
-      </w:r>
-      <w:proofErr w:type="spellEnd"/>
-      <w:r>
-        <w:rPr>
-          <w:lang w:val="it-IT"/>
-        </w:rPr>
-        <w:t xml:space="preserve"> mancante</w:t>
+        <w:t>IdUtente mancante</w:t>
       </w:r>
     </w:p>
     <w:p>
@@ -3445,27 +2727,13 @@
         <w:rPr>
           <w:lang w:val="it-IT"/>
         </w:rPr>
-        <w:t xml:space="preserve">  GET </w:t>
-      </w:r>
-      <w:proofErr w:type="spellStart"/>
-      <w:r>
-        <w:rPr>
-          <w:lang w:val="it-IT"/>
-        </w:rPr>
-        <w:t>ProdottoContro</w:t>
-      </w:r>
-      <w:r>
-        <w:rPr>
-          <w:lang w:val="it-IT"/>
-        </w:rPr>
-        <w:t>ller.getProdotti</w:t>
-      </w:r>
-      <w:proofErr w:type="spellEnd"/>
-      <w:r>
-        <w:rPr>
-          <w:lang w:val="it-IT"/>
-        </w:rPr>
-        <w:t>()</w:t>
+        <w:t xml:space="preserve">  GET ProdottoContro</w:t>
+      </w:r>
+      <w:r>
+        <w:rPr>
+          <w:lang w:val="it-IT"/>
+        </w:rPr>
+        <w:t>ller.getProdotti()</w:t>
       </w:r>
     </w:p>
     <w:p>
@@ -3498,21 +2766,7 @@
         <w:rPr>
           <w:lang w:val="it-IT"/>
         </w:rPr>
-        <w:t xml:space="preserve">Body </w:t>
-      </w:r>
-      <w:proofErr w:type="spellStart"/>
-      <w:r>
-        <w:rPr>
-          <w:lang w:val="it-IT"/>
-        </w:rPr>
-        <w:t>response</w:t>
-      </w:r>
-      <w:proofErr w:type="spellEnd"/>
-      <w:r>
-        <w:rPr>
-          <w:lang w:val="it-IT"/>
-        </w:rPr>
-        <w:t>:</w:t>
+        <w:t>Body response:</w:t>
       </w:r>
     </w:p>
     <w:p>
@@ -3590,30 +2844,8 @@
         <w:rPr>
           <w:lang w:val="it-IT"/>
         </w:rPr>
-        <w:t xml:space="preserve">        "</w:t>
-      </w:r>
-      <w:proofErr w:type="spellStart"/>
-      <w:r>
-        <w:rPr>
-          <w:lang w:val="it-IT"/>
-        </w:rPr>
-        <w:t>disponibilita</w:t>
-      </w:r>
-      <w:proofErr w:type="spellEnd"/>
-      <w:r>
-        <w:rPr>
-          <w:lang w:val="it-IT"/>
-        </w:rPr>
-        <w:t xml:space="preserve">": </w:t>
-      </w:r>
-      <w:proofErr w:type="spellStart"/>
-      <w:r>
-        <w:rPr>
-          <w:lang w:val="it-IT"/>
-        </w:rPr>
-        <w:t>int</w:t>
-      </w:r>
-      <w:proofErr w:type="spellEnd"/>
+        <w:t xml:space="preserve">        "disponibilita": int</w:t>
+      </w:r>
     </w:p>
     <w:p>
       <w:pPr>
@@ -3748,89 +2980,47 @@
         <w:rPr>
           <w:lang w:val="it-IT"/>
         </w:rPr>
-        <w:t xml:space="preserve"> DELETE </w:t>
-      </w:r>
-      <w:proofErr w:type="spellStart"/>
-      <w:r>
-        <w:rPr>
-          <w:lang w:val="it-IT"/>
-        </w:rPr>
-        <w:t>ProdottoController.elimina</w:t>
-      </w:r>
-      <w:proofErr w:type="spellEnd"/>
-      <w:r>
-        <w:rPr>
-          <w:lang w:val="it-IT"/>
-        </w:rPr>
-        <w:t>()</w:t>
-      </w:r>
-    </w:p>
-    <w:p>
-      <w:pPr>
-        <w:rPr>
-          <w:lang w:val="it-IT"/>
-        </w:rPr>
-      </w:pPr>
-    </w:p>
-    <w:p>
-      <w:pPr>
-        <w:rPr>
-          <w:lang w:val="it-IT"/>
-        </w:rPr>
-      </w:pPr>
-      <w:r>
-        <w:rPr>
-          <w:lang w:val="it-IT"/>
-        </w:rPr>
-        <w:t xml:space="preserve">Metodo che dato il nome del prodotto (così come è stato fornito) lo elimina. Il metodo </w:t>
-      </w:r>
-      <w:proofErr w:type="gramStart"/>
-      <w:r>
-        <w:rPr>
-          <w:lang w:val="it-IT"/>
-        </w:rPr>
-        <w:t>è</w:t>
-      </w:r>
-      <w:proofErr w:type="gramEnd"/>
-      <w:r>
-        <w:rPr>
-          <w:lang w:val="it-IT"/>
-        </w:rPr>
-        <w:t xml:space="preserve"> case sensitive. Il nome del prodotto va specificato nell’URI.</w:t>
-      </w:r>
-    </w:p>
-    <w:p>
-      <w:pPr>
-        <w:rPr>
-          <w:lang w:val="it-IT"/>
-        </w:rPr>
-      </w:pPr>
-    </w:p>
-    <w:p>
-      <w:pPr>
-        <w:rPr>
-          <w:lang w:val="it-IT"/>
-        </w:rPr>
-      </w:pPr>
-      <w:r>
-        <w:rPr>
-          <w:lang w:val="it-IT"/>
-        </w:rPr>
-        <w:t xml:space="preserve">Body </w:t>
-      </w:r>
-      <w:proofErr w:type="spellStart"/>
-      <w:r>
-        <w:rPr>
-          <w:lang w:val="it-IT"/>
-        </w:rPr>
-        <w:t>response</w:t>
-      </w:r>
-      <w:proofErr w:type="spellEnd"/>
-      <w:r>
-        <w:rPr>
-          <w:lang w:val="it-IT"/>
-        </w:rPr>
-        <w:t>:</w:t>
+        <w:t xml:space="preserve"> DELETE ProdottoController.elimina()</w:t>
+      </w:r>
+    </w:p>
+    <w:p>
+      <w:pPr>
+        <w:rPr>
+          <w:lang w:val="it-IT"/>
+        </w:rPr>
+      </w:pPr>
+    </w:p>
+    <w:p>
+      <w:pPr>
+        <w:rPr>
+          <w:lang w:val="it-IT"/>
+        </w:rPr>
+      </w:pPr>
+      <w:r>
+        <w:rPr>
+          <w:lang w:val="it-IT"/>
+        </w:rPr>
+        <w:t>Metodo che dato il nome del prodotto (così come è stato fornito) lo elimina. Il metodo è case sensitive. Il nome del prodotto va specificato nell’URI.</w:t>
+      </w:r>
+    </w:p>
+    <w:p>
+      <w:pPr>
+        <w:rPr>
+          <w:lang w:val="it-IT"/>
+        </w:rPr>
+      </w:pPr>
+    </w:p>
+    <w:p>
+      <w:pPr>
+        <w:rPr>
+          <w:lang w:val="it-IT"/>
+        </w:rPr>
+      </w:pPr>
+      <w:r>
+        <w:rPr>
+          <w:lang w:val="it-IT"/>
+        </w:rPr>
+        <w:t>Body response:</w:t>
       </w:r>
     </w:p>
     <w:p>
@@ -3882,30 +3072,8 @@
         <w:rPr>
           <w:lang w:val="it-IT"/>
         </w:rPr>
-        <w:t xml:space="preserve">    "</w:t>
-      </w:r>
-      <w:proofErr w:type="spellStart"/>
-      <w:r>
-        <w:rPr>
-          <w:lang w:val="it-IT"/>
-        </w:rPr>
-        <w:t>disponibilita</w:t>
-      </w:r>
-      <w:proofErr w:type="spellEnd"/>
-      <w:r>
-        <w:rPr>
-          <w:lang w:val="it-IT"/>
-        </w:rPr>
-        <w:t xml:space="preserve">": </w:t>
-      </w:r>
-      <w:proofErr w:type="spellStart"/>
-      <w:r>
-        <w:rPr>
-          <w:lang w:val="it-IT"/>
-        </w:rPr>
-        <w:t>int</w:t>
-      </w:r>
-      <w:proofErr w:type="spellEnd"/>
+        <w:t xml:space="preserve">    "disponibilita": int</w:t>
+      </w:r>
     </w:p>
     <w:p>
       <w:pPr>
@@ -3926,16 +3094,12 @@
           <w:lang w:val="it-IT"/>
         </w:rPr>
       </w:pPr>
-      <w:proofErr w:type="spellStart"/>
-      <w:proofErr w:type="gramStart"/>
       <w:r>
         <w:rPr>
           <w:lang w:val="it-IT"/>
         </w:rPr>
         <w:t>message:String</w:t>
       </w:r>
-      <w:proofErr w:type="spellEnd"/>
-      <w:proofErr w:type="gramEnd"/>
     </w:p>
     <w:p>
       <w:pPr>
@@ -4032,97 +3196,107 @@
         <w:rPr>
           <w:lang w:val="it-IT"/>
         </w:rPr>
-        <w:t xml:space="preserve">   PUT   </w:t>
-      </w:r>
-      <w:proofErr w:type="spellStart"/>
-      <w:r>
-        <w:rPr>
-          <w:lang w:val="it-IT"/>
-        </w:rPr>
-        <w:t>ProdottoContro</w:t>
-      </w:r>
-      <w:r>
-        <w:rPr>
-          <w:lang w:val="it-IT"/>
-        </w:rPr>
-        <w:t>ller.cambiaNome</w:t>
-      </w:r>
-      <w:proofErr w:type="spellEnd"/>
-      <w:r>
-        <w:rPr>
-          <w:lang w:val="it-IT"/>
-        </w:rPr>
-        <w:t>()</w:t>
-      </w:r>
-    </w:p>
-    <w:p>
-      <w:pPr>
-        <w:rPr>
-          <w:lang w:val="it-IT"/>
-        </w:rPr>
-      </w:pPr>
-    </w:p>
-    <w:p>
-      <w:pPr>
-        <w:rPr>
-          <w:lang w:val="it-IT"/>
-        </w:rPr>
-      </w:pPr>
-    </w:p>
-    <w:p>
-      <w:pPr>
-        <w:rPr>
-          <w:lang w:val="it-IT"/>
-        </w:rPr>
-      </w:pPr>
-      <w:r>
-        <w:rPr>
-          <w:lang w:val="it-IT"/>
-        </w:rPr>
-        <w:t xml:space="preserve">Metodo che dato il nome di un prodotto (nel body) e il nuovo nome (nell’URI) modifica il nome del prodotto. Il metodo </w:t>
-      </w:r>
-      <w:proofErr w:type="gramStart"/>
-      <w:r>
-        <w:rPr>
-          <w:lang w:val="it-IT"/>
-        </w:rPr>
-        <w:t>è</w:t>
-      </w:r>
-      <w:proofErr w:type="gramEnd"/>
-      <w:r>
-        <w:rPr>
-          <w:lang w:val="it-IT"/>
-        </w:rPr>
-        <w:t xml:space="preserve"> case sensitive</w:t>
-      </w:r>
-    </w:p>
-    <w:p>
-      <w:pPr>
-        <w:rPr>
-          <w:lang w:val="it-IT"/>
-        </w:rPr>
-      </w:pPr>
-    </w:p>
-    <w:p>
-      <w:pPr>
-        <w:rPr>
-          <w:lang w:val="it-IT"/>
-        </w:rPr>
-      </w:pPr>
-      <w:r>
-        <w:rPr>
-          <w:lang w:val="it-IT"/>
-        </w:rPr>
-        <w:t xml:space="preserve">Body </w:t>
-      </w:r>
-      <w:proofErr w:type="spellStart"/>
-      <w:r>
-        <w:rPr>
-          <w:lang w:val="it-IT"/>
-        </w:rPr>
-        <w:t>request</w:t>
-      </w:r>
-      <w:proofErr w:type="spellEnd"/>
+        <w:t xml:space="preserve">   PUT   ProdottoContro</w:t>
+      </w:r>
+      <w:r>
+        <w:rPr>
+          <w:lang w:val="it-IT"/>
+        </w:rPr>
+        <w:t>ller.cambiaNome()</w:t>
+      </w:r>
+    </w:p>
+    <w:p>
+      <w:pPr>
+        <w:rPr>
+          <w:lang w:val="it-IT"/>
+        </w:rPr>
+      </w:pPr>
+    </w:p>
+    <w:p>
+      <w:pPr>
+        <w:rPr>
+          <w:lang w:val="it-IT"/>
+        </w:rPr>
+      </w:pPr>
+    </w:p>
+    <w:p>
+      <w:pPr>
+        <w:rPr>
+          <w:lang w:val="it-IT"/>
+        </w:rPr>
+      </w:pPr>
+      <w:r>
+        <w:rPr>
+          <w:lang w:val="it-IT"/>
+        </w:rPr>
+        <w:t>Metodo che dato il nome di un prodotto (nel body) e il nuovo nome (nell’URI) modifica il nome del prodotto. Il metodo è case sensitive</w:t>
+      </w:r>
+    </w:p>
+    <w:p>
+      <w:pPr>
+        <w:rPr>
+          <w:lang w:val="it-IT"/>
+        </w:rPr>
+      </w:pPr>
+    </w:p>
+    <w:p>
+      <w:pPr>
+        <w:rPr>
+          <w:lang w:val="it-IT"/>
+        </w:rPr>
+      </w:pPr>
+      <w:r>
+        <w:rPr>
+          <w:lang w:val="it-IT"/>
+        </w:rPr>
+        <w:t>Body request:</w:t>
+      </w:r>
+    </w:p>
+    <w:p>
+      <w:pPr>
+        <w:rPr>
+          <w:lang w:val="it-IT"/>
+        </w:rPr>
+      </w:pPr>
+      <w:r>
+        <w:rPr>
+          <w:lang w:val="it-IT"/>
+        </w:rPr>
+        <w:t>“nome”:String</w:t>
+      </w:r>
+    </w:p>
+    <w:p>
+      <w:pPr>
+        <w:rPr>
+          <w:lang w:val="it-IT"/>
+        </w:rPr>
+      </w:pPr>
+      <w:r>
+        <w:rPr>
+          <w:lang w:val="it-IT"/>
+        </w:rPr>
+        <w:t>idUtente:int</w:t>
+      </w:r>
+    </w:p>
+    <w:p>
+      <w:pPr>
+        <w:rPr>
+          <w:lang w:val="it-IT"/>
+        </w:rPr>
+      </w:pPr>
+    </w:p>
+    <w:p>
+      <w:pPr>
+        <w:rPr>
+          <w:lang w:val="it-IT"/>
+        </w:rPr>
+      </w:pPr>
+      <w:r>
+        <w:rPr>
+          <w:lang w:val="it-IT"/>
+        </w:rPr>
+        <w:t>Body response</w:t>
+      </w:r>
       <w:r>
         <w:rPr>
           <w:lang w:val="it-IT"/>
@@ -4140,90 +3314,8 @@
         <w:rPr>
           <w:lang w:val="it-IT"/>
         </w:rPr>
-        <w:t>“</w:t>
-      </w:r>
-      <w:proofErr w:type="spellStart"/>
-      <w:r>
-        <w:rPr>
-          <w:lang w:val="it-IT"/>
-        </w:rPr>
-        <w:t>nome</w:t>
-      </w:r>
-      <w:proofErr w:type="gramStart"/>
-      <w:r>
-        <w:rPr>
-          <w:lang w:val="it-IT"/>
-        </w:rPr>
-        <w:t>”:String</w:t>
-      </w:r>
-      <w:proofErr w:type="spellEnd"/>
-      <w:proofErr w:type="gramEnd"/>
-    </w:p>
-    <w:p>
-      <w:pPr>
-        <w:rPr>
-          <w:lang w:val="it-IT"/>
-        </w:rPr>
-      </w:pPr>
-      <w:proofErr w:type="spellStart"/>
-      <w:r>
-        <w:rPr>
-          <w:lang w:val="it-IT"/>
-        </w:rPr>
-        <w:t>idUtente:int</w:t>
-      </w:r>
-      <w:proofErr w:type="spellEnd"/>
-    </w:p>
-    <w:p>
-      <w:pPr>
-        <w:rPr>
-          <w:lang w:val="it-IT"/>
-        </w:rPr>
-      </w:pPr>
-    </w:p>
-    <w:p>
-      <w:pPr>
-        <w:rPr>
-          <w:lang w:val="it-IT"/>
-        </w:rPr>
-      </w:pPr>
-      <w:r>
-        <w:rPr>
-          <w:lang w:val="it-IT"/>
-        </w:rPr>
-        <w:t xml:space="preserve">Body </w:t>
-      </w:r>
-      <w:proofErr w:type="spellStart"/>
-      <w:r>
-        <w:rPr>
-          <w:lang w:val="it-IT"/>
-        </w:rPr>
-        <w:t>response</w:t>
-      </w:r>
-      <w:proofErr w:type="spellEnd"/>
-      <w:r>
-        <w:rPr>
-          <w:lang w:val="it-IT"/>
-        </w:rPr>
-        <w:t>:</w:t>
-      </w:r>
-    </w:p>
-    <w:p>
-      <w:pPr>
-        <w:rPr>
-          <w:lang w:val="it-IT"/>
-        </w:rPr>
-      </w:pPr>
-      <w:proofErr w:type="spellStart"/>
-      <w:proofErr w:type="gramStart"/>
-      <w:r>
-        <w:rPr>
-          <w:lang w:val="it-IT"/>
-        </w:rPr>
         <w:t>message:String</w:t>
       </w:r>
-      <w:proofErr w:type="spellEnd"/>
-      <w:proofErr w:type="gramEnd"/>
     </w:p>
     <w:p>
       <w:pPr>
@@ -4291,21 +3383,7 @@
           <w:lang w:val="it-IT"/>
         </w:rPr>
         <w:tab/>
-        <w:t xml:space="preserve">Dati errati (i dati forniti nella </w:t>
-      </w:r>
-      <w:proofErr w:type="spellStart"/>
-      <w:r>
-        <w:rPr>
-          <w:lang w:val="it-IT"/>
-        </w:rPr>
-        <w:t>request</w:t>
-      </w:r>
-      <w:proofErr w:type="spellEnd"/>
-      <w:r>
-        <w:rPr>
-          <w:lang w:val="it-IT"/>
-        </w:rPr>
-        <w:t xml:space="preserve"> non sono validi)</w:t>
+        <w:t>Dati errati (i dati forniti nella request non sono validi)</w:t>
       </w:r>
     </w:p>
     <w:p>
@@ -4328,20 +3406,7 @@
           <w:lang w:val="it-IT"/>
         </w:rPr>
         <w:tab/>
-      </w:r>
-      <w:proofErr w:type="spellStart"/>
-      <w:r>
-        <w:rPr>
-          <w:lang w:val="it-IT"/>
-        </w:rPr>
-        <w:t>IdUtente</w:t>
-      </w:r>
-      <w:proofErr w:type="spellEnd"/>
-      <w:r>
-        <w:rPr>
-          <w:lang w:val="it-IT"/>
-        </w:rPr>
-        <w:t xml:space="preserve"> mancante</w:t>
+        <w:t>IdUtente mancante</w:t>
       </w:r>
     </w:p>
     <w:p>
@@ -4413,212 +3478,120 @@
         <w:rPr>
           <w:lang w:val="it-IT"/>
         </w:rPr>
-        <w:t xml:space="preserve">   PUT   </w:t>
-      </w:r>
-      <w:proofErr w:type="spellStart"/>
-      <w:r>
-        <w:rPr>
-          <w:lang w:val="it-IT"/>
-        </w:rPr>
-        <w:t>ProdottoContro</w:t>
-      </w:r>
-      <w:r>
-        <w:rPr>
-          <w:lang w:val="it-IT"/>
-        </w:rPr>
-        <w:t>ller.cambiaPrezzo</w:t>
-      </w:r>
-      <w:proofErr w:type="spellEnd"/>
-      <w:r>
-        <w:rPr>
-          <w:lang w:val="it-IT"/>
-        </w:rPr>
-        <w:t xml:space="preserve"> ()</w:t>
-      </w:r>
-    </w:p>
-    <w:p>
-      <w:pPr>
-        <w:rPr>
-          <w:lang w:val="it-IT"/>
-        </w:rPr>
-      </w:pPr>
-    </w:p>
-    <w:p>
-      <w:pPr>
-        <w:rPr>
-          <w:lang w:val="it-IT"/>
-        </w:rPr>
-      </w:pPr>
-    </w:p>
-    <w:p>
-      <w:pPr>
-        <w:rPr>
-          <w:lang w:val="it-IT"/>
-        </w:rPr>
-      </w:pPr>
-      <w:r>
-        <w:rPr>
-          <w:lang w:val="it-IT"/>
-        </w:rPr>
-        <w:t xml:space="preserve">Metodo che dato il nome di un prodotto (nel body) e il nuovo </w:t>
-      </w:r>
-      <w:proofErr w:type="gramStart"/>
-      <w:r>
-        <w:rPr>
-          <w:lang w:val="it-IT"/>
-        </w:rPr>
-        <w:t>prezzo(</w:t>
-      </w:r>
-      <w:proofErr w:type="gramEnd"/>
-      <w:r>
-        <w:rPr>
-          <w:lang w:val="it-IT"/>
-        </w:rPr>
-        <w:t xml:space="preserve">nell’URI) modifica il prezzo del prodotto. Il metodo </w:t>
-      </w:r>
-      <w:proofErr w:type="gramStart"/>
-      <w:r>
-        <w:rPr>
-          <w:lang w:val="it-IT"/>
-        </w:rPr>
-        <w:t>è</w:t>
-      </w:r>
-      <w:proofErr w:type="gramEnd"/>
-      <w:r>
-        <w:rPr>
-          <w:lang w:val="it-IT"/>
-        </w:rPr>
-        <w:t xml:space="preserve"> case sensitive</w:t>
-      </w:r>
-    </w:p>
-    <w:p>
-      <w:pPr>
-        <w:rPr>
-          <w:lang w:val="it-IT"/>
-        </w:rPr>
-      </w:pPr>
-    </w:p>
-    <w:p>
-      <w:pPr>
-        <w:rPr>
-          <w:lang w:val="it-IT"/>
-        </w:rPr>
-      </w:pPr>
-      <w:r>
-        <w:rPr>
-          <w:lang w:val="it-IT"/>
-        </w:rPr>
-        <w:t xml:space="preserve">Body </w:t>
-      </w:r>
-      <w:proofErr w:type="spellStart"/>
-      <w:r>
-        <w:rPr>
-          <w:lang w:val="it-IT"/>
-        </w:rPr>
-        <w:t>request</w:t>
-      </w:r>
-      <w:proofErr w:type="spellEnd"/>
-      <w:r>
-        <w:rPr>
-          <w:lang w:val="it-IT"/>
-        </w:rPr>
-        <w:t>:</w:t>
-      </w:r>
-    </w:p>
-    <w:p>
-      <w:pPr>
-        <w:rPr>
-          <w:lang w:val="it-IT"/>
-        </w:rPr>
-      </w:pPr>
-      <w:r>
-        <w:rPr>
-          <w:lang w:val="it-IT"/>
-        </w:rPr>
-        <w:t>“</w:t>
-      </w:r>
-      <w:proofErr w:type="spellStart"/>
-      <w:r>
-        <w:rPr>
-          <w:lang w:val="it-IT"/>
-        </w:rPr>
-        <w:t>nome</w:t>
-      </w:r>
-      <w:proofErr w:type="gramStart"/>
-      <w:r>
-        <w:rPr>
-          <w:lang w:val="it-IT"/>
-        </w:rPr>
-        <w:t>”:String</w:t>
-      </w:r>
-      <w:proofErr w:type="spellEnd"/>
-      <w:proofErr w:type="gramEnd"/>
-    </w:p>
-    <w:p>
-      <w:pPr>
-        <w:rPr>
-          <w:lang w:val="it-IT"/>
-        </w:rPr>
-      </w:pPr>
-      <w:proofErr w:type="spellStart"/>
+        <w:t xml:space="preserve">   PUT   ProdottoContro</w:t>
+      </w:r>
+      <w:r>
+        <w:rPr>
+          <w:lang w:val="it-IT"/>
+        </w:rPr>
+        <w:t>ller.cambiaPrezzo ()</w:t>
+      </w:r>
+    </w:p>
+    <w:p>
+      <w:pPr>
+        <w:rPr>
+          <w:lang w:val="it-IT"/>
+        </w:rPr>
+      </w:pPr>
+    </w:p>
+    <w:p>
+      <w:pPr>
+        <w:rPr>
+          <w:lang w:val="it-IT"/>
+        </w:rPr>
+      </w:pPr>
+    </w:p>
+    <w:p>
+      <w:pPr>
+        <w:rPr>
+          <w:lang w:val="it-IT"/>
+        </w:rPr>
+      </w:pPr>
+      <w:r>
+        <w:rPr>
+          <w:lang w:val="it-IT"/>
+        </w:rPr>
+        <w:t>Metodo che dato il nome di un prodotto (nel body) e il nuovo prezzo(nell’URI) modifica il prezzo del prodotto. Il metodo è case sensitive</w:t>
+      </w:r>
+    </w:p>
+    <w:p>
+      <w:pPr>
+        <w:rPr>
+          <w:lang w:val="it-IT"/>
+        </w:rPr>
+      </w:pPr>
+    </w:p>
+    <w:p>
+      <w:pPr>
+        <w:rPr>
+          <w:lang w:val="it-IT"/>
+        </w:rPr>
+      </w:pPr>
+      <w:r>
+        <w:rPr>
+          <w:lang w:val="it-IT"/>
+        </w:rPr>
+        <w:t>Body request:</w:t>
+      </w:r>
+    </w:p>
+    <w:p>
+      <w:pPr>
+        <w:rPr>
+          <w:lang w:val="it-IT"/>
+        </w:rPr>
+      </w:pPr>
+      <w:r>
+        <w:rPr>
+          <w:lang w:val="it-IT"/>
+        </w:rPr>
+        <w:t>“nome”:String</w:t>
+      </w:r>
+    </w:p>
+    <w:p>
+      <w:pPr>
+        <w:rPr>
+          <w:lang w:val="it-IT"/>
+        </w:rPr>
+      </w:pPr>
       <w:r>
         <w:rPr>
           <w:lang w:val="it-IT"/>
         </w:rPr>
         <w:t>idUtente:int</w:t>
       </w:r>
-      <w:proofErr w:type="spellEnd"/>
-    </w:p>
-    <w:p>
-      <w:pPr>
-        <w:rPr>
-          <w:lang w:val="it-IT"/>
-        </w:rPr>
-      </w:pPr>
-    </w:p>
-    <w:p>
-      <w:pPr>
-        <w:rPr>
-          <w:lang w:val="it-IT"/>
-        </w:rPr>
-      </w:pPr>
-      <w:r>
-        <w:rPr>
-          <w:lang w:val="it-IT"/>
-        </w:rPr>
-        <w:t xml:space="preserve">Body </w:t>
-      </w:r>
-      <w:proofErr w:type="spellStart"/>
-      <w:r>
-        <w:rPr>
-          <w:lang w:val="it-IT"/>
-        </w:rPr>
-        <w:t>response</w:t>
-      </w:r>
-      <w:proofErr w:type="spellEnd"/>
-      <w:r>
-        <w:rPr>
-          <w:lang w:val="it-IT"/>
-        </w:rPr>
-        <w:t>:</w:t>
-      </w:r>
-    </w:p>
-    <w:p>
-      <w:pPr>
-        <w:rPr>
-          <w:lang w:val="it-IT"/>
-        </w:rPr>
-      </w:pPr>
-      <w:proofErr w:type="spellStart"/>
-      <w:proofErr w:type="gramStart"/>
+    </w:p>
+    <w:p>
+      <w:pPr>
+        <w:rPr>
+          <w:lang w:val="it-IT"/>
+        </w:rPr>
+      </w:pPr>
+    </w:p>
+    <w:p>
+      <w:pPr>
+        <w:rPr>
+          <w:lang w:val="it-IT"/>
+        </w:rPr>
+      </w:pPr>
+      <w:r>
+        <w:rPr>
+          <w:lang w:val="it-IT"/>
+        </w:rPr>
+        <w:t>Body response:</w:t>
+      </w:r>
+    </w:p>
+    <w:p>
+      <w:pPr>
+        <w:rPr>
+          <w:lang w:val="it-IT"/>
+        </w:rPr>
+      </w:pPr>
       <w:r>
         <w:rPr>
           <w:lang w:val="it-IT"/>
         </w:rPr>
         <w:t>message:String</w:t>
       </w:r>
-      <w:proofErr w:type="spellEnd"/>
-      <w:proofErr w:type="gramEnd"/>
     </w:p>
     <w:p>
       <w:pPr>
@@ -4686,21 +3659,7 @@
           <w:lang w:val="it-IT"/>
         </w:rPr>
         <w:tab/>
-        <w:t xml:space="preserve">Dati errati (i dati forniti nella </w:t>
-      </w:r>
-      <w:proofErr w:type="spellStart"/>
-      <w:r>
-        <w:rPr>
-          <w:lang w:val="it-IT"/>
-        </w:rPr>
-        <w:t>request</w:t>
-      </w:r>
-      <w:proofErr w:type="spellEnd"/>
-      <w:r>
-        <w:rPr>
-          <w:lang w:val="it-IT"/>
-        </w:rPr>
-        <w:t xml:space="preserve"> non sono validi)</w:t>
+        <w:t>Dati errati (i dati forniti nella request non sono validi)</w:t>
       </w:r>
     </w:p>
     <w:p>
@@ -4723,20 +3682,7 @@
           <w:lang w:val="it-IT"/>
         </w:rPr>
         <w:tab/>
-      </w:r>
-      <w:proofErr w:type="spellStart"/>
-      <w:r>
-        <w:rPr>
-          <w:lang w:val="it-IT"/>
-        </w:rPr>
-        <w:t>IdUtente</w:t>
-      </w:r>
-      <w:proofErr w:type="spellEnd"/>
-      <w:r>
-        <w:rPr>
-          <w:lang w:val="it-IT"/>
-        </w:rPr>
-        <w:t xml:space="preserve"> mancante</w:t>
+        <w:t>IdUtente mancante</w:t>
       </w:r>
     </w:p>
     <w:p>
@@ -4796,34 +3742,13 @@
           <w:lang w:val="it-IT"/>
         </w:rPr>
         <w:tab/>
-      </w:r>
-      <w:proofErr w:type="gramStart"/>
-      <w:r>
-        <w:rPr>
-          <w:lang w:val="it-IT"/>
-        </w:rPr>
-        <w:t xml:space="preserve">POST  </w:t>
-      </w:r>
-      <w:proofErr w:type="spellStart"/>
-      <w:r>
-        <w:rPr>
-          <w:lang w:val="it-IT"/>
-        </w:rPr>
-        <w:t>Pro</w:t>
-      </w:r>
-      <w:r>
-        <w:rPr>
-          <w:lang w:val="it-IT"/>
-        </w:rPr>
-        <w:t>ssimoRaccoltoController.aggiungiRaccolto</w:t>
-      </w:r>
-      <w:proofErr w:type="spellEnd"/>
-      <w:proofErr w:type="gramEnd"/>
-      <w:r>
-        <w:rPr>
-          <w:lang w:val="it-IT"/>
-        </w:rPr>
-        <w:t>()</w:t>
+        <w:t>POST  Pro</w:t>
+      </w:r>
+      <w:r>
+        <w:rPr>
+          <w:lang w:val="it-IT"/>
+        </w:rPr>
+        <w:t>ssimoRaccoltoController.aggiungiRaccolto()</w:t>
       </w:r>
     </w:p>
     <w:p>
@@ -4849,135 +3774,82 @@
     <w:p>
       <w:pPr>
         <w:rPr>
-          <w:lang w:val="it-IT"/>
-        </w:rPr>
-      </w:pPr>
-      <w:r>
-        <w:rPr>
-          <w:lang w:val="it-IT"/>
-        </w:rPr>
-        <w:t xml:space="preserve">Body </w:t>
-      </w:r>
-      <w:proofErr w:type="spellStart"/>
-      <w:r>
-        <w:rPr>
-          <w:lang w:val="it-IT"/>
-        </w:rPr>
-        <w:t>request</w:t>
-      </w:r>
-      <w:proofErr w:type="spellEnd"/>
-    </w:p>
-    <w:p>
-      <w:pPr>
-        <w:rPr>
-          <w:lang w:val="it-IT"/>
-        </w:rPr>
-      </w:pPr>
-      <w:proofErr w:type="spellStart"/>
-      <w:r>
-        <w:rPr>
-          <w:lang w:val="it-IT"/>
+          <w:lang w:val="en-US"/>
+        </w:rPr>
+      </w:pPr>
+      <w:r>
+        <w:rPr>
+          <w:lang w:val="en-US"/>
+        </w:rPr>
+        <w:t>Body request</w:t>
+      </w:r>
+    </w:p>
+    <w:p>
+      <w:pPr>
+        <w:rPr>
+          <w:lang w:val="en-US"/>
+        </w:rPr>
+      </w:pPr>
+      <w:r>
+        <w:rPr>
+          <w:lang w:val="en-US"/>
         </w:rPr>
         <w:t>totale:int</w:t>
       </w:r>
-      <w:proofErr w:type="spellEnd"/>
-      <w:r>
-        <w:rPr>
-          <w:lang w:val="it-IT"/>
+      <w:r>
+        <w:rPr>
+          <w:lang w:val="en-US"/>
         </w:rPr>
         <w:br/>
-      </w:r>
-      <w:proofErr w:type="spellStart"/>
-      <w:proofErr w:type="gramStart"/>
-      <w:r>
-        <w:rPr>
-          <w:lang w:val="it-IT"/>
-        </w:rPr>
         <w:t>data:date</w:t>
       </w:r>
-      <w:proofErr w:type="spellEnd"/>
-      <w:proofErr w:type="gramEnd"/>
-      <w:r>
-        <w:rPr>
-          <w:lang w:val="it-IT"/>
+      <w:r>
+        <w:rPr>
+          <w:lang w:val="en-US"/>
         </w:rPr>
         <w:br/>
-      </w:r>
-      <w:proofErr w:type="spellStart"/>
-      <w:proofErr w:type="gramStart"/>
-      <w:r>
-        <w:rPr>
-          <w:lang w:val="it-IT"/>
-        </w:rPr>
         <w:t>nomeProdotto:String</w:t>
       </w:r>
-      <w:proofErr w:type="spellEnd"/>
-      <w:proofErr w:type="gramEnd"/>
-      <w:r>
-        <w:rPr>
-          <w:lang w:val="it-IT"/>
+      <w:r>
+        <w:rPr>
+          <w:lang w:val="en-US"/>
         </w:rPr>
         <w:br/>
-      </w:r>
-      <w:proofErr w:type="spellStart"/>
-      <w:r>
-        <w:rPr>
-          <w:lang w:val="it-IT"/>
-        </w:rPr>
         <w:t>idUtente:int</w:t>
       </w:r>
-      <w:proofErr w:type="spellEnd"/>
-    </w:p>
-    <w:p>
-      <w:pPr>
-        <w:rPr>
-          <w:lang w:val="it-IT"/>
-        </w:rPr>
-      </w:pPr>
-    </w:p>
-    <w:p>
-      <w:pPr>
-        <w:rPr>
-          <w:lang w:val="it-IT"/>
-        </w:rPr>
-      </w:pPr>
-      <w:r>
-        <w:rPr>
-          <w:lang w:val="it-IT"/>
-        </w:rPr>
-        <w:t xml:space="preserve">Body </w:t>
-      </w:r>
-      <w:proofErr w:type="spellStart"/>
-      <w:r>
-        <w:rPr>
-          <w:lang w:val="it-IT"/>
-        </w:rPr>
-        <w:t>response</w:t>
-      </w:r>
-      <w:proofErr w:type="spellEnd"/>
-      <w:r>
-        <w:rPr>
-          <w:lang w:val="it-IT"/>
-        </w:rPr>
-        <w:t>:</w:t>
-      </w:r>
-    </w:p>
-    <w:p>
-      <w:pPr>
-        <w:rPr>
-          <w:lang w:val="it-IT"/>
-        </w:rPr>
-      </w:pPr>
-      <w:proofErr w:type="spellStart"/>
-      <w:proofErr w:type="gramStart"/>
+    </w:p>
+    <w:p>
+      <w:pPr>
+        <w:rPr>
+          <w:lang w:val="en-US"/>
+        </w:rPr>
+      </w:pPr>
+    </w:p>
+    <w:p>
+      <w:pPr>
+        <w:rPr>
+          <w:lang w:val="it-IT"/>
+        </w:rPr>
+      </w:pPr>
+      <w:r>
+        <w:rPr>
+          <w:lang w:val="it-IT"/>
+        </w:rPr>
+        <w:t>Body response:</w:t>
+      </w:r>
+    </w:p>
+    <w:p>
+      <w:pPr>
+        <w:rPr>
+          <w:lang w:val="it-IT"/>
+        </w:rPr>
+      </w:pPr>
       <w:r>
         <w:rPr>
           <w:lang w:val="it-IT"/>
         </w:rPr>
         <w:t>message:String</w:t>
       </w:r>
-      <w:proofErr w:type="spellEnd"/>
-      <w:proofErr w:type="gramEnd"/>
     </w:p>
     <w:p>
       <w:pPr>
@@ -5045,21 +3917,7 @@
           <w:lang w:val="it-IT"/>
         </w:rPr>
         <w:tab/>
-        <w:t xml:space="preserve">Dati errati (i dati forniti nella </w:t>
-      </w:r>
-      <w:proofErr w:type="spellStart"/>
-      <w:r>
-        <w:rPr>
-          <w:lang w:val="it-IT"/>
-        </w:rPr>
-        <w:t>request</w:t>
-      </w:r>
-      <w:proofErr w:type="spellEnd"/>
-      <w:r>
-        <w:rPr>
-          <w:lang w:val="it-IT"/>
-        </w:rPr>
-        <w:t xml:space="preserve"> non sono validi)</w:t>
+        <w:t>Dati errati (i dati forniti nella request non sono validi)</w:t>
       </w:r>
     </w:p>
     <w:p>
@@ -5082,20 +3940,7 @@
           <w:lang w:val="it-IT"/>
         </w:rPr>
         <w:tab/>
-      </w:r>
-      <w:proofErr w:type="spellStart"/>
-      <w:r>
-        <w:rPr>
-          <w:lang w:val="it-IT"/>
-        </w:rPr>
-        <w:t>IdUtente</w:t>
-      </w:r>
-      <w:proofErr w:type="spellEnd"/>
-      <w:r>
-        <w:rPr>
-          <w:lang w:val="it-IT"/>
-        </w:rPr>
-        <w:t xml:space="preserve"> mancante</w:t>
+        <w:t>IdUtente mancante</w:t>
       </w:r>
     </w:p>
     <w:p>
@@ -5187,20 +4032,7 @@
           <w:lang w:val="it-IT"/>
         </w:rPr>
         <w:tab/>
-      </w:r>
-      <w:proofErr w:type="spellStart"/>
-      <w:r>
-        <w:rPr>
-          <w:lang w:val="it-IT"/>
-        </w:rPr>
-        <w:t>AcquistoController.acquisto</w:t>
-      </w:r>
-      <w:proofErr w:type="spellEnd"/>
-      <w:r>
-        <w:rPr>
-          <w:lang w:val="it-IT"/>
-        </w:rPr>
-        <w:t>()</w:t>
+        <w:t>AcquistoController.acquisto()</w:t>
       </w:r>
     </w:p>
     <w:p>
@@ -5266,78 +4098,62 @@
           <w:lang w:val="en-US"/>
         </w:rPr>
       </w:pPr>
-      <w:proofErr w:type="spellStart"/>
       <w:r>
         <w:rPr>
           <w:lang w:val="en-US"/>
         </w:rPr>
         <w:t>idUtente:int</w:t>
       </w:r>
-      <w:proofErr w:type="spellEnd"/>
-    </w:p>
-    <w:p>
-      <w:pPr>
-        <w:rPr>
-          <w:lang w:val="en-US"/>
-        </w:rPr>
-      </w:pPr>
-      <w:proofErr w:type="spellStart"/>
-      <w:proofErr w:type="gramStart"/>
-      <w:r>
-        <w:rPr>
-          <w:lang w:val="en-US"/>
-        </w:rPr>
-        <w:t>prodotti</w:t>
-      </w:r>
-      <w:proofErr w:type="spellEnd"/>
-      <w:r>
-        <w:rPr>
-          <w:lang w:val="en-US"/>
-        </w:rPr>
-        <w:t>:[</w:t>
-      </w:r>
-      <w:proofErr w:type="gramEnd"/>
-    </w:p>
-    <w:p>
-      <w:pPr>
-        <w:rPr>
-          <w:lang w:val="en-US"/>
-        </w:rPr>
-      </w:pPr>
-      <w:r>
-        <w:rPr>
-          <w:lang w:val="en-US"/>
-        </w:rPr>
-        <w:t xml:space="preserve">   {</w:t>
-      </w:r>
-    </w:p>
-    <w:p>
-      <w:pPr>
-        <w:rPr>
-          <w:lang w:val="it-IT"/>
-        </w:rPr>
-      </w:pPr>
-      <w:r>
-        <w:rPr>
-          <w:lang w:val="en-US"/>
+    </w:p>
+    <w:p>
+      <w:pPr>
+        <w:rPr>
+          <w:lang w:val="en-US"/>
+        </w:rPr>
+      </w:pPr>
+      <w:r>
+        <w:rPr>
+          <w:lang w:val="en-US"/>
+        </w:rPr>
+        <w:t>prodotti:[</w:t>
+      </w:r>
+    </w:p>
+    <w:p>
+      <w:pPr>
+        <w:rPr>
+          <w:lang w:val="it-IT"/>
+        </w:rPr>
+      </w:pPr>
+      <w:r>
+        <w:rPr>
+          <w:lang w:val="en-US"/>
+        </w:rPr>
+        <w:t xml:space="preserve">   </w:t>
+      </w:r>
+      <w:r>
+        <w:rPr>
+          <w:lang w:val="it-IT"/>
+        </w:rPr>
+        <w:t>{</w:t>
+      </w:r>
+    </w:p>
+    <w:p>
+      <w:pPr>
+        <w:rPr>
+          <w:lang w:val="it-IT"/>
+        </w:rPr>
+      </w:pPr>
+      <w:r>
+        <w:rPr>
+          <w:lang w:val="it-IT"/>
         </w:rPr>
         <w:tab/>
       </w:r>
-      <w:proofErr w:type="spellStart"/>
-      <w:proofErr w:type="gramStart"/>
-      <w:r>
-        <w:rPr>
-          <w:lang w:val="it-IT"/>
-        </w:rPr>
-        <w:t>nome:String</w:t>
-      </w:r>
-      <w:proofErr w:type="spellEnd"/>
-      <w:proofErr w:type="gramEnd"/>
-      <w:r>
-        <w:rPr>
-          <w:lang w:val="it-IT"/>
-        </w:rPr>
-        <w:t>,</w:t>
+      <w:r>
+        <w:rPr>
+          <w:lang w:val="it-IT"/>
+        </w:rPr>
+        <w:t>nome:String,</w:t>
       </w:r>
     </w:p>
     <w:p>
@@ -5351,17 +4167,8 @@
           <w:lang w:val="it-IT"/>
         </w:rPr>
         <w:tab/>
-      </w:r>
-      <w:proofErr w:type="spellStart"/>
-      <w:proofErr w:type="gramStart"/>
-      <w:r>
-        <w:rPr>
-          <w:lang w:val="it-IT"/>
-        </w:rPr>
         <w:t>quantita:float</w:t>
       </w:r>
-      <w:proofErr w:type="spellEnd"/>
-      <w:proofErr w:type="gramEnd"/>
     </w:p>
     <w:p>
       <w:pPr>
@@ -5419,54 +4226,28 @@
         <w:rPr>
           <w:lang w:val="it-IT"/>
         </w:rPr>
-        <w:t xml:space="preserve">Body </w:t>
-      </w:r>
-      <w:proofErr w:type="spellStart"/>
-      <w:r>
-        <w:rPr>
-          <w:lang w:val="it-IT"/>
-        </w:rPr>
-        <w:t>response</w:t>
-      </w:r>
-      <w:proofErr w:type="spellEnd"/>
-      <w:r>
-        <w:rPr>
-          <w:lang w:val="it-IT"/>
-        </w:rPr>
-        <w:t>:</w:t>
-      </w:r>
-    </w:p>
-    <w:p>
-      <w:pPr>
-        <w:rPr>
-          <w:lang w:val="it-IT"/>
-        </w:rPr>
-      </w:pPr>
-      <w:proofErr w:type="spellStart"/>
-      <w:proofErr w:type="gramStart"/>
-      <w:r>
-        <w:rPr>
-          <w:lang w:val="it-IT"/>
-        </w:rPr>
-        <w:t>prezzo:float</w:t>
-      </w:r>
-      <w:proofErr w:type="spellEnd"/>
-      <w:proofErr w:type="gramEnd"/>
-      <w:r>
-        <w:rPr>
-          <w:lang w:val="it-IT"/>
-        </w:rPr>
-        <w:t>,</w:t>
-      </w:r>
-    </w:p>
-    <w:p>
-      <w:pPr>
-        <w:rPr>
-          <w:lang w:val="it-IT"/>
-        </w:rPr>
-      </w:pPr>
-      <w:proofErr w:type="spellStart"/>
-      <w:proofErr w:type="gramStart"/>
+        <w:t>Body response:</w:t>
+      </w:r>
+    </w:p>
+    <w:p>
+      <w:pPr>
+        <w:rPr>
+          <w:lang w:val="it-IT"/>
+        </w:rPr>
+      </w:pPr>
+      <w:r>
+        <w:rPr>
+          <w:lang w:val="it-IT"/>
+        </w:rPr>
+        <w:t>prezzo:float,</w:t>
+      </w:r>
+    </w:p>
+    <w:p>
+      <w:pPr>
+        <w:rPr>
+          <w:lang w:val="it-IT"/>
+        </w:rPr>
+      </w:pPr>
       <w:r>
         <w:rPr>
           <w:lang w:val="it-IT"/>
@@ -5474,8 +4255,6 @@
         <w:lastRenderedPageBreak/>
         <w:t>dataErogazione:Date</w:t>
       </w:r>
-      <w:proofErr w:type="spellEnd"/>
-      <w:proofErr w:type="gramEnd"/>
     </w:p>
     <w:p>
       <w:pPr>
@@ -5568,15 +4347,7 @@
       </w:r>
       <w:r>
         <w:tab/>
-        <w:t xml:space="preserve"> </w:t>
-      </w:r>
-      <w:proofErr w:type="spellStart"/>
-      <w:r>
-        <w:t>AcquistoController.confermaAcquisto</w:t>
-      </w:r>
-      <w:proofErr w:type="spellEnd"/>
-      <w:r>
-        <w:t>()</w:t>
+        <w:t xml:space="preserve"> AcquistoController.confermaAcquisto()</w:t>
       </w:r>
     </w:p>
     <w:p/>
@@ -5616,37 +4387,25 @@
           <w:lang w:val="en-US"/>
         </w:rPr>
       </w:pPr>
-      <w:proofErr w:type="spellStart"/>
       <w:r>
         <w:rPr>
           <w:lang w:val="en-US"/>
         </w:rPr>
         <w:t>idUtente:int</w:t>
       </w:r>
-      <w:proofErr w:type="spellEnd"/>
-    </w:p>
-    <w:p>
-      <w:pPr>
-        <w:rPr>
-          <w:lang w:val="en-US"/>
-        </w:rPr>
-      </w:pPr>
-      <w:proofErr w:type="spellStart"/>
-      <w:proofErr w:type="gramStart"/>
-      <w:r>
-        <w:rPr>
-          <w:lang w:val="en-US"/>
-        </w:rPr>
-        <w:t>prodotti</w:t>
-      </w:r>
-      <w:proofErr w:type="spellEnd"/>
-      <w:r>
-        <w:rPr>
-          <w:lang w:val="en-US"/>
-        </w:rPr>
-        <w:t>:[</w:t>
-      </w:r>
-      <w:proofErr w:type="gramEnd"/>
+    </w:p>
+    <w:p>
+      <w:pPr>
+        <w:rPr>
+          <w:lang w:val="en-US"/>
+        </w:rPr>
+      </w:pPr>
+      <w:r>
+        <w:rPr>
+          <w:lang w:val="en-US"/>
+        </w:rPr>
+        <w:t>prodotti:[</w:t>
+      </w:r>
     </w:p>
     <w:p>
       <w:pPr>
@@ -5679,21 +4438,11 @@
         </w:rPr>
         <w:tab/>
       </w:r>
-      <w:proofErr w:type="spellStart"/>
-      <w:proofErr w:type="gramStart"/>
-      <w:r>
-        <w:rPr>
-          <w:lang w:val="it-IT"/>
-        </w:rPr>
-        <w:t>nome:String</w:t>
-      </w:r>
-      <w:proofErr w:type="spellEnd"/>
-      <w:proofErr w:type="gramEnd"/>
-      <w:r>
-        <w:rPr>
-          <w:lang w:val="it-IT"/>
-        </w:rPr>
-        <w:t>,</w:t>
+      <w:r>
+        <w:rPr>
+          <w:lang w:val="it-IT"/>
+        </w:rPr>
+        <w:t>nome:String,</w:t>
       </w:r>
     </w:p>
     <w:p>
@@ -5707,17 +4456,8 @@
           <w:lang w:val="it-IT"/>
         </w:rPr>
         <w:tab/>
-      </w:r>
-      <w:proofErr w:type="spellStart"/>
-      <w:proofErr w:type="gramStart"/>
-      <w:r>
-        <w:rPr>
-          <w:lang w:val="it-IT"/>
-        </w:rPr>
         <w:t>quantita:float</w:t>
       </w:r>
-      <w:proofErr w:type="spellEnd"/>
-      <w:proofErr w:type="gramEnd"/>
     </w:p>
     <w:p>
       <w:pPr>
@@ -5775,39 +4515,21 @@
         <w:rPr>
           <w:lang w:val="it-IT"/>
         </w:rPr>
-        <w:t xml:space="preserve">Body </w:t>
-      </w:r>
-      <w:proofErr w:type="spellStart"/>
-      <w:r>
-        <w:rPr>
-          <w:lang w:val="it-IT"/>
-        </w:rPr>
-        <w:t>response</w:t>
-      </w:r>
-      <w:proofErr w:type="spellEnd"/>
-      <w:r>
-        <w:rPr>
-          <w:lang w:val="it-IT"/>
-        </w:rPr>
-        <w:t>:</w:t>
-      </w:r>
-    </w:p>
-    <w:p>
-      <w:pPr>
-        <w:rPr>
-          <w:lang w:val="it-IT"/>
-        </w:rPr>
-      </w:pPr>
-      <w:proofErr w:type="spellStart"/>
-      <w:proofErr w:type="gramStart"/>
+        <w:t>Body response:</w:t>
+      </w:r>
+    </w:p>
+    <w:p>
+      <w:pPr>
+        <w:rPr>
+          <w:lang w:val="it-IT"/>
+        </w:rPr>
+      </w:pPr>
       <w:r>
         <w:rPr>
           <w:lang w:val="it-IT"/>
         </w:rPr>
         <w:t>message:String</w:t>
       </w:r>
-      <w:proofErr w:type="spellEnd"/>
-      <w:proofErr w:type="gramEnd"/>
     </w:p>
     <w:p>
       <w:pPr>
@@ -5880,14 +4602,7 @@
       </w:r>
       <w:r>
         <w:tab/>
-      </w:r>
-      <w:proofErr w:type="spellStart"/>
-      <w:r>
-        <w:t>AcquistoController.getOrdiniDaErogare</w:t>
-      </w:r>
-      <w:proofErr w:type="spellEnd"/>
-      <w:r>
-        <w:t>()</w:t>
+        <w:t>AcquistoController.getOrdiniDaErogare()</w:t>
       </w:r>
     </w:p>
     <w:p/>
@@ -5898,60 +4613,53 @@
     </w:p>
     <w:p/>
     <w:p>
-      <w:r>
-        <w:t xml:space="preserve">Body </w:t>
-      </w:r>
-      <w:proofErr w:type="spellStart"/>
-      <w:r>
-        <w:t>response</w:t>
-      </w:r>
-      <w:proofErr w:type="spellEnd"/>
-      <w:r>
-        <w:t>:</w:t>
-      </w:r>
-    </w:p>
-    <w:p>
-      <w:proofErr w:type="spellStart"/>
-      <w:r>
-        <w:t>numeroFattura:int</w:t>
-      </w:r>
-      <w:proofErr w:type="spellEnd"/>
-      <w:r>
-        <w:t>,</w:t>
-      </w:r>
-    </w:p>
-    <w:p>
-      <w:proofErr w:type="spellStart"/>
-      <w:proofErr w:type="gramStart"/>
-      <w:r>
-        <w:t>totale:float</w:t>
-      </w:r>
-      <w:proofErr w:type="spellEnd"/>
-      <w:proofErr w:type="gramEnd"/>
-      <w:r>
-        <w:t>,</w:t>
-      </w:r>
-    </w:p>
-    <w:p>
-      <w:proofErr w:type="spellStart"/>
-      <w:proofErr w:type="gramStart"/>
-      <w:r>
-        <w:t>dataErogazione:date</w:t>
-      </w:r>
-      <w:proofErr w:type="spellEnd"/>
-      <w:proofErr w:type="gramEnd"/>
-      <w:r>
-        <w:t>,</w:t>
-      </w:r>
-    </w:p>
-    <w:p>
-      <w:proofErr w:type="spellStart"/>
-      <w:proofErr w:type="gramStart"/>
+      <w:pPr>
+        <w:rPr>
+          <w:lang w:val="en-US"/>
+        </w:rPr>
+      </w:pPr>
+      <w:r>
+        <w:rPr>
+          <w:lang w:val="en-US"/>
+        </w:rPr>
+        <w:t>Body response:</w:t>
+      </w:r>
+    </w:p>
+    <w:p>
+      <w:pPr>
+        <w:rPr>
+          <w:lang w:val="en-US"/>
+        </w:rPr>
+      </w:pPr>
+      <w:r>
+        <w:rPr>
+          <w:lang w:val="en-US"/>
+        </w:rPr>
+        <w:t>numeroFattura:int,</w:t>
+      </w:r>
+    </w:p>
+    <w:p>
+      <w:pPr>
+        <w:rPr>
+          <w:lang w:val="en-US"/>
+        </w:rPr>
+      </w:pPr>
+      <w:r>
+        <w:rPr>
+          <w:lang w:val="en-US"/>
+        </w:rPr>
+        <w:t>totale:float,</w:t>
+      </w:r>
+    </w:p>
+    <w:p>
+      <w:r>
+        <w:t>dataErogazione:date,</w:t>
+      </w:r>
+    </w:p>
+    <w:p>
       <w:r>
         <w:t>usernameCliente:String</w:t>
       </w:r>
-      <w:proofErr w:type="spellEnd"/>
-      <w:proofErr w:type="gramEnd"/>
     </w:p>
     <w:p/>
     <w:p>
@@ -5972,11 +4680,93 @@
         <w:t>403 non autorizzato</w:t>
       </w:r>
     </w:p>
-    <w:p/>
-    <w:p/>
-    <w:p/>
-    <w:p/>
-    <w:p/>
+    <w:p>
+      <w:pPr>
+        <w:pBdr>
+          <w:bottom w:val="single" w:sz="6" w:space="1" w:color="auto"/>
+        </w:pBdr>
+      </w:pPr>
+    </w:p>
+    <w:p/>
+    <w:p>
+      <w:r>
+        <w:t>GET TIPO DI UTENTE DATO IL SUO ID</w:t>
+      </w:r>
+    </w:p>
+    <w:p/>
+    <w:p>
+      <w:hyperlink r:id="rId22" w:history="1">
+        <w:r>
+          <w:rPr>
+            <w:rStyle w:val="Collegamentoipertestuale"/>
+          </w:rPr>
+          <w:t>http://localhost:8080/api/utente/tipo</w:t>
+        </w:r>
+      </w:hyperlink>
+      <w:r>
+        <w:tab/>
+        <w:t>GET</w:t>
+      </w:r>
+      <w:r>
+        <w:tab/>
+        <w:t>UtenteController.tipo()</w:t>
+      </w:r>
+    </w:p>
+    <w:p/>
+    <w:p>
+      <w:r>
+        <w:t>metodo che dato l’id dell’utente restituisce il tipo (C o A)</w:t>
+      </w:r>
+    </w:p>
+    <w:p/>
+    <w:p>
+      <w:r>
+        <w:t>body request:</w:t>
+      </w:r>
+    </w:p>
+    <w:p>
+      <w:r>
+        <w:t>idUtente:int</w:t>
+      </w:r>
+    </w:p>
+    <w:p>
+      <w:r>
+        <w:br/>
+        <w:t>body response:</w:t>
+      </w:r>
+    </w:p>
+    <w:p>
+      <w:r>
+        <w:t>tipo:String</w:t>
+      </w:r>
+    </w:p>
+    <w:p/>
+    <w:p>
+      <w:r>
+        <w:t>codici di stato:</w:t>
+      </w:r>
+    </w:p>
+    <w:p/>
+    <w:p/>
+    <w:p>
+      <w:r>
+        <w:t>200 ok</w:t>
+      </w:r>
+    </w:p>
+    <w:p>
+      <w:r>
+        <w:t>40</w:t>
+      </w:r>
+      <w:r>
+        <w:t>0</w:t>
+      </w:r>
+      <w:r>
+        <w:t xml:space="preserve"> </w:t>
+      </w:r>
+      <w:r>
+        <w:t>Errore nei dati</w:t>
+      </w:r>
+    </w:p>
     <w:p/>
     <w:p/>
     <w:p/>
@@ -6108,21 +4898,7 @@
         <w:rPr>
           <w:lang w:val="it-IT"/>
         </w:rPr>
-        <w:t xml:space="preserve">Password crittografata (almeno con </w:t>
-      </w:r>
-      <w:proofErr w:type="spellStart"/>
-      <w:r>
-        <w:rPr>
-          <w:lang w:val="it-IT"/>
-        </w:rPr>
-        <w:t>hash</w:t>
-      </w:r>
-      <w:proofErr w:type="spellEnd"/>
-      <w:r>
-        <w:rPr>
-          <w:lang w:val="it-IT"/>
-        </w:rPr>
-        <w:t>)</w:t>
+        <w:t>Password crittografata (almeno con hash)</w:t>
       </w:r>
     </w:p>
     <w:p>
@@ -6140,14 +4916,13 @@
         <w:rPr>
           <w:lang w:val="it-IT"/>
         </w:rPr>
-        <w:lastRenderedPageBreak/>
         <w:t>Modifiche al DB fatte non in base all’id dell’utente</w:t>
       </w:r>
     </w:p>
     <w:sectPr>
-      <w:headerReference w:type="default" r:id="rId22"/>
-      <w:footerReference w:type="default" r:id="rId23"/>
-      <w:footerReference w:type="first" r:id="rId24"/>
+      <w:headerReference w:type="default" r:id="rId23"/>
+      <w:footerReference w:type="default" r:id="rId24"/>
+      <w:footerReference w:type="first" r:id="rId25"/>
       <w:pgSz w:w="11909" w:h="16834"/>
       <w:pgMar w:top="1440" w:right="1440" w:bottom="1440" w:left="1440" w:header="720" w:footer="720" w:gutter="0"/>
       <w:pgNumType w:start="1"/>
@@ -6201,21 +4976,12 @@
         <w:iCs/>
       </w:rPr>
     </w:pPr>
-    <w:proofErr w:type="spellStart"/>
     <w:r>
       <w:rPr>
         <w:i/>
         <w:iCs/>
       </w:rPr>
-      <w:t>Prog.Azienda</w:t>
-    </w:r>
-    <w:proofErr w:type="spellEnd"/>
-    <w:r>
-      <w:rPr>
-        <w:i/>
-        <w:iCs/>
-      </w:rPr>
-      <w:t xml:space="preserve"> Agricola</w:t>
+      <w:t>Prog.Azienda Agricola</w:t>
     </w:r>
     <w:r>
       <w:rPr>
@@ -6313,21 +5079,12 @@
   </w:p>
   <w:p/>
   <w:p>
-    <w:proofErr w:type="spellStart"/>
     <w:r>
       <w:rPr>
         <w:i/>
         <w:iCs/>
       </w:rPr>
-      <w:t>Prog.Azienda</w:t>
-    </w:r>
-    <w:proofErr w:type="spellEnd"/>
-    <w:r>
-      <w:rPr>
-        <w:i/>
-        <w:iCs/>
-      </w:rPr>
-      <w:t xml:space="preserve"> Agricola</w:t>
+      <w:t>Prog.Azienda Agricola</w:t>
     </w:r>
     <w:r>
       <w:rPr>
@@ -6492,16 +5249,8 @@
       <w:rPr>
         <w:rFonts w:ascii="Times New Roman" w:eastAsia="Times New Roman" w:hAnsi="Times New Roman" w:cs="Times New Roman"/>
       </w:rPr>
-      <w:t xml:space="preserve">Software Design </w:t>
+      <w:t>Software Design Document</w:t>
     </w:r>
-    <w:proofErr w:type="spellStart"/>
-    <w:r>
-      <w:rPr>
-        <w:rFonts w:ascii="Times New Roman" w:eastAsia="Times New Roman" w:hAnsi="Times New Roman" w:cs="Times New Roman"/>
-      </w:rPr>
-      <w:t>Document</w:t>
-    </w:r>
-    <w:proofErr w:type="spellEnd"/>
     <w:r>
       <w:pict w14:anchorId="090A8F9D">
         <v:rect id="_x0000_i1025" style="width:0;height:1.5pt" o:hralign="center" o:hrstd="t" o:hr="t" fillcolor="#a0a0a0" stroked="f"/>

--- a/documentazione/fruttaInCampoDoc/Software Design Document.docx
+++ b/documentazione/fruttaInCampoDoc/Software Design Document.docx
@@ -150,1077 +150,1052 @@
       <w:r>
         <w:tab/>
       </w:r>
-      <w:r>
+    </w:p>
+    <w:p>
+      <w:pPr>
         <w:rPr>
           <w:rFonts w:ascii="Times New Roman" w:eastAsia="Times New Roman" w:hAnsi="Times New Roman" w:cs="Times New Roman"/>
           <w:i/>
           <w:iCs/>
         </w:rPr>
-        <w:t>© 2026 [MacroSoft S.R.L]</w:t>
-      </w:r>
-    </w:p>
-    <w:p>
-      <w:pPr>
-        <w:jc w:val="center"/>
+      </w:pPr>
+      <w:r>
         <w:rPr>
           <w:rFonts w:ascii="Times New Roman" w:eastAsia="Times New Roman" w:hAnsi="Times New Roman" w:cs="Times New Roman"/>
           <w:i/>
           <w:iCs/>
         </w:rPr>
-      </w:pPr>
-    </w:p>
-    <w:p>
-      <w:pPr>
-        <w:jc w:val="center"/>
+        <w:br w:type="page"/>
+      </w:r>
+    </w:p>
+    <w:p>
+      <w:pPr>
+        <w:pStyle w:val="Titolo"/>
+      </w:pPr>
+      <w:bookmarkStart w:id="3" w:name="_2zjj7yq6ra5a" w:colFirst="0" w:colLast="0"/>
+      <w:bookmarkEnd w:id="3"/>
+      <w:r>
+        <w:rPr>
+          <w:rFonts w:ascii="Times New Roman" w:eastAsia="Times New Roman" w:hAnsi="Times New Roman" w:cs="Times New Roman"/>
+        </w:rPr>
+        <w:lastRenderedPageBreak/>
+        <w:t>Indice</w:t>
+      </w:r>
+    </w:p>
+    <w:p>
+      <w:pPr>
+        <w:ind w:left="720"/>
+        <w:rPr>
+          <w:sz w:val="24"/>
+          <w:szCs w:val="24"/>
+        </w:rPr>
+      </w:pPr>
+      <w:r>
+        <w:rPr>
+          <w:sz w:val="24"/>
+          <w:szCs w:val="24"/>
+        </w:rPr>
+        <w:t>1. Introduzione ..................................................... pag. 5</w:t>
+      </w:r>
+    </w:p>
+    <w:p>
+      <w:pPr>
+        <w:ind w:left="720"/>
+        <w:rPr>
+          <w:sz w:val="24"/>
+          <w:szCs w:val="24"/>
+        </w:rPr>
+      </w:pPr>
+    </w:p>
+    <w:p>
+      <w:pPr>
+        <w:rPr>
+          <w:sz w:val="24"/>
+          <w:szCs w:val="24"/>
+        </w:rPr>
+      </w:pPr>
+    </w:p>
+    <w:p>
+      <w:pPr>
+        <w:ind w:left="720"/>
+        <w:rPr>
+          <w:sz w:val="24"/>
+          <w:szCs w:val="24"/>
+        </w:rPr>
+      </w:pPr>
+      <w:r>
+        <w:rPr>
+          <w:sz w:val="24"/>
+          <w:szCs w:val="24"/>
+        </w:rPr>
+        <w:t>3. Pianificazione del Progetto ...................................... pag. x</w:t>
+      </w:r>
+    </w:p>
+    <w:p>
+      <w:pPr>
+        <w:ind w:left="720"/>
+        <w:rPr>
+          <w:sz w:val="24"/>
+          <w:szCs w:val="24"/>
+        </w:rPr>
+      </w:pPr>
+      <w:r>
+        <w:rPr>
+          <w:sz w:val="24"/>
+          <w:szCs w:val="24"/>
+        </w:rPr>
+        <w:t xml:space="preserve">   3.1 Suddivisione delle attività .................................. pag. x</w:t>
+      </w:r>
+    </w:p>
+    <w:p>
+      <w:pPr>
+        <w:ind w:left="720"/>
+        <w:rPr>
+          <w:sz w:val="24"/>
+          <w:szCs w:val="24"/>
+        </w:rPr>
+      </w:pPr>
+      <w:r>
+        <w:rPr>
+          <w:sz w:val="24"/>
+          <w:szCs w:val="24"/>
+        </w:rPr>
+        <w:t xml:space="preserve">   3.2 Task principali .............................................. pag. x</w:t>
+      </w:r>
+    </w:p>
+    <w:p>
+      <w:pPr>
+        <w:ind w:left="720"/>
+        <w:rPr>
+          <w:sz w:val="24"/>
+          <w:szCs w:val="24"/>
+        </w:rPr>
+      </w:pPr>
+      <w:r>
+        <w:rPr>
+          <w:sz w:val="24"/>
+          <w:szCs w:val="24"/>
+        </w:rPr>
+        <w:t xml:space="preserve">       - Creazione database</w:t>
+      </w:r>
+    </w:p>
+    <w:p>
+      <w:pPr>
+        <w:ind w:left="720"/>
+        <w:rPr>
+          <w:sz w:val="24"/>
+          <w:szCs w:val="24"/>
+        </w:rPr>
+      </w:pPr>
+      <w:r>
+        <w:rPr>
+          <w:sz w:val="24"/>
+          <w:szCs w:val="24"/>
+        </w:rPr>
+        <w:t xml:space="preserve">       - Interfaccia Java-DB</w:t>
+      </w:r>
+    </w:p>
+    <w:p>
+      <w:pPr>
+        <w:ind w:left="720"/>
+        <w:rPr>
+          <w:sz w:val="24"/>
+          <w:szCs w:val="24"/>
+        </w:rPr>
+      </w:pPr>
+      <w:r>
+        <w:rPr>
+          <w:sz w:val="24"/>
+          <w:szCs w:val="24"/>
+        </w:rPr>
+        <w:t xml:space="preserve">       - Sviluppo API</w:t>
+      </w:r>
+    </w:p>
+    <w:p>
+      <w:pPr>
+        <w:ind w:left="720"/>
+        <w:rPr>
+          <w:sz w:val="24"/>
+          <w:szCs w:val="24"/>
+        </w:rPr>
+      </w:pPr>
+      <w:r>
+        <w:rPr>
+          <w:sz w:val="24"/>
+          <w:szCs w:val="24"/>
+        </w:rPr>
+        <w:t xml:space="preserve">       - Sviluppo pagina web (AJAX)</w:t>
+      </w:r>
+    </w:p>
+    <w:p>
+      <w:pPr>
+        <w:ind w:left="720"/>
+        <w:rPr>
+          <w:sz w:val="24"/>
+          <w:szCs w:val="24"/>
+          <w:lang w:val="en-US"/>
+        </w:rPr>
+      </w:pPr>
+      <w:r>
+        <w:rPr>
+          <w:sz w:val="24"/>
+          <w:szCs w:val="24"/>
+        </w:rPr>
+        <w:t xml:space="preserve">       </w:t>
+      </w:r>
+      <w:r>
+        <w:rPr>
+          <w:sz w:val="24"/>
+          <w:szCs w:val="24"/>
+          <w:lang w:val="en-US"/>
+        </w:rPr>
+        <w:t xml:space="preserve">- </w:t>
+      </w:r>
+      <w:proofErr w:type="spellStart"/>
+      <w:r>
+        <w:rPr>
+          <w:sz w:val="24"/>
+          <w:szCs w:val="24"/>
+          <w:lang w:val="en-US"/>
+        </w:rPr>
+        <w:t>Dinamicità</w:t>
+      </w:r>
+      <w:proofErr w:type="spellEnd"/>
+      <w:r>
+        <w:rPr>
+          <w:sz w:val="24"/>
+          <w:szCs w:val="24"/>
+          <w:lang w:val="en-US"/>
+        </w:rPr>
+        <w:t xml:space="preserve"> front end (HTML, CSS, JS)</w:t>
+      </w:r>
+    </w:p>
+    <w:p>
+      <w:pPr>
+        <w:ind w:left="720"/>
+        <w:rPr>
+          <w:sz w:val="24"/>
+          <w:szCs w:val="24"/>
+        </w:rPr>
+      </w:pPr>
+      <w:r>
+        <w:rPr>
+          <w:sz w:val="24"/>
+          <w:szCs w:val="24"/>
+          <w:lang w:val="en-US"/>
+        </w:rPr>
+        <w:t xml:space="preserve">       </w:t>
+      </w:r>
+      <w:r>
+        <w:rPr>
+          <w:sz w:val="24"/>
+          <w:szCs w:val="24"/>
+        </w:rPr>
+        <w:t>- Documentazione finale</w:t>
+      </w:r>
+    </w:p>
+    <w:p>
+      <w:pPr>
+        <w:ind w:left="720"/>
+        <w:rPr>
+          <w:sz w:val="24"/>
+          <w:szCs w:val="24"/>
+        </w:rPr>
+      </w:pPr>
+      <w:r>
+        <w:rPr>
+          <w:sz w:val="24"/>
+          <w:szCs w:val="24"/>
+        </w:rPr>
+        <w:t xml:space="preserve">   3.3 Scadenze ..................................................... pag. x</w:t>
+      </w:r>
+    </w:p>
+    <w:p>
+      <w:pPr>
+        <w:ind w:left="720"/>
+        <w:rPr>
+          <w:sz w:val="24"/>
+          <w:szCs w:val="24"/>
+        </w:rPr>
+      </w:pPr>
+    </w:p>
+    <w:p>
+      <w:pPr>
+        <w:ind w:left="720"/>
+        <w:rPr>
+          <w:sz w:val="24"/>
+          <w:szCs w:val="24"/>
+        </w:rPr>
+      </w:pPr>
+      <w:r>
+        <w:rPr>
+          <w:sz w:val="24"/>
+          <w:szCs w:val="24"/>
+        </w:rPr>
+        <w:t>4. Organizzazione del Team .......................................... pag. x</w:t>
+      </w:r>
+    </w:p>
+    <w:p>
+      <w:pPr>
+        <w:ind w:left="720"/>
+        <w:rPr>
+          <w:sz w:val="24"/>
+          <w:szCs w:val="24"/>
+        </w:rPr>
+      </w:pPr>
+      <w:r>
+        <w:rPr>
+          <w:sz w:val="24"/>
+          <w:szCs w:val="24"/>
+        </w:rPr>
+        <w:t xml:space="preserve">   4.1 Ruoli ........................................................ pag. x</w:t>
+      </w:r>
+    </w:p>
+    <w:p>
+      <w:pPr>
+        <w:ind w:left="720"/>
+        <w:rPr>
+          <w:sz w:val="24"/>
+          <w:szCs w:val="24"/>
+        </w:rPr>
+      </w:pPr>
+      <w:r>
+        <w:rPr>
+          <w:sz w:val="24"/>
+          <w:szCs w:val="24"/>
+        </w:rPr>
+        <w:t xml:space="preserve">   4.2 Suddivisione del lavoro ...................................... pag. x</w:t>
+      </w:r>
+    </w:p>
+    <w:p>
+      <w:pPr>
+        <w:ind w:left="720"/>
+        <w:rPr>
+          <w:sz w:val="24"/>
+          <w:szCs w:val="24"/>
+        </w:rPr>
+      </w:pPr>
+    </w:p>
+    <w:p>
+      <w:pPr>
+        <w:ind w:left="720"/>
+        <w:rPr>
+          <w:sz w:val="24"/>
+          <w:szCs w:val="24"/>
+        </w:rPr>
+      </w:pPr>
+      <w:r>
+        <w:rPr>
+          <w:sz w:val="24"/>
+          <w:szCs w:val="24"/>
+        </w:rPr>
+        <w:t>5. Architettura del Sistema ......................................... pag. x</w:t>
+      </w:r>
+    </w:p>
+    <w:p>
+      <w:pPr>
+        <w:ind w:left="720"/>
+        <w:rPr>
+          <w:sz w:val="24"/>
+          <w:szCs w:val="24"/>
+        </w:rPr>
+      </w:pPr>
+      <w:r>
+        <w:rPr>
+          <w:sz w:val="24"/>
+          <w:szCs w:val="24"/>
+        </w:rPr>
+        <w:t xml:space="preserve">   5.1 Panoramica generale .......................................... pag. x</w:t>
+      </w:r>
+    </w:p>
+    <w:p>
+      <w:pPr>
+        <w:ind w:left="720"/>
+        <w:rPr>
+          <w:sz w:val="24"/>
+          <w:szCs w:val="24"/>
+          <w:lang w:val="en-US"/>
+        </w:rPr>
+      </w:pPr>
+      <w:r>
+        <w:rPr>
+          <w:sz w:val="24"/>
+          <w:szCs w:val="24"/>
+        </w:rPr>
+        <w:t xml:space="preserve">   </w:t>
+      </w:r>
+      <w:r>
+        <w:rPr>
+          <w:sz w:val="24"/>
+          <w:szCs w:val="24"/>
+          <w:lang w:val="en-US"/>
+        </w:rPr>
+        <w:t xml:space="preserve">5.2 Backend (Java) ............................................... </w:t>
+      </w:r>
+      <w:proofErr w:type="spellStart"/>
+      <w:r>
+        <w:rPr>
+          <w:sz w:val="24"/>
+          <w:szCs w:val="24"/>
+          <w:lang w:val="en-US"/>
+        </w:rPr>
+        <w:t>pag</w:t>
+      </w:r>
+      <w:proofErr w:type="spellEnd"/>
+      <w:r>
+        <w:rPr>
+          <w:sz w:val="24"/>
+          <w:szCs w:val="24"/>
+          <w:lang w:val="en-US"/>
+        </w:rPr>
+        <w:t>. x</w:t>
+      </w:r>
+    </w:p>
+    <w:p>
+      <w:pPr>
+        <w:ind w:left="720"/>
+        <w:rPr>
+          <w:sz w:val="24"/>
+          <w:szCs w:val="24"/>
+          <w:lang w:val="en-US"/>
+        </w:rPr>
+      </w:pPr>
+      <w:r>
+        <w:rPr>
+          <w:sz w:val="24"/>
+          <w:szCs w:val="24"/>
+          <w:lang w:val="en-US"/>
+        </w:rPr>
+        <w:t xml:space="preserve">   5.3 API REST ..................................................... </w:t>
+      </w:r>
+      <w:proofErr w:type="spellStart"/>
+      <w:r>
+        <w:rPr>
+          <w:sz w:val="24"/>
+          <w:szCs w:val="24"/>
+          <w:lang w:val="en-US"/>
+        </w:rPr>
+        <w:t>pag</w:t>
+      </w:r>
+      <w:proofErr w:type="spellEnd"/>
+      <w:r>
+        <w:rPr>
+          <w:sz w:val="24"/>
+          <w:szCs w:val="24"/>
+          <w:lang w:val="en-US"/>
+        </w:rPr>
+        <w:t>. x</w:t>
+      </w:r>
+    </w:p>
+    <w:p>
+      <w:pPr>
+        <w:ind w:left="720"/>
+        <w:rPr>
+          <w:sz w:val="24"/>
+          <w:szCs w:val="24"/>
+          <w:lang w:val="en-US"/>
+        </w:rPr>
+      </w:pPr>
+      <w:r>
+        <w:rPr>
+          <w:sz w:val="24"/>
+          <w:szCs w:val="24"/>
+          <w:lang w:val="en-US"/>
+        </w:rPr>
+        <w:t xml:space="preserve">   5.4 Front End (HTML, CSS, JS, AJAX) ............................... </w:t>
+      </w:r>
+      <w:proofErr w:type="spellStart"/>
+      <w:r>
+        <w:rPr>
+          <w:sz w:val="24"/>
+          <w:szCs w:val="24"/>
+          <w:lang w:val="en-US"/>
+        </w:rPr>
+        <w:t>pag</w:t>
+      </w:r>
+      <w:proofErr w:type="spellEnd"/>
+      <w:r>
+        <w:rPr>
+          <w:sz w:val="24"/>
+          <w:szCs w:val="24"/>
+          <w:lang w:val="en-US"/>
+        </w:rPr>
+        <w:t>. x</w:t>
+      </w:r>
+    </w:p>
+    <w:p>
+      <w:pPr>
+        <w:ind w:left="720"/>
+        <w:rPr>
+          <w:sz w:val="24"/>
+          <w:szCs w:val="24"/>
+        </w:rPr>
+      </w:pPr>
+      <w:r>
+        <w:rPr>
+          <w:sz w:val="24"/>
+          <w:szCs w:val="24"/>
+          <w:lang w:val="en-US"/>
+        </w:rPr>
+        <w:t xml:space="preserve">   </w:t>
+      </w:r>
+      <w:r>
+        <w:rPr>
+          <w:sz w:val="24"/>
+          <w:szCs w:val="24"/>
+        </w:rPr>
+        <w:t>5.5 Database ..................................................... pag. x</w:t>
+      </w:r>
+    </w:p>
+    <w:p>
+      <w:pPr>
+        <w:ind w:left="720"/>
+        <w:rPr>
+          <w:sz w:val="24"/>
+          <w:szCs w:val="24"/>
+        </w:rPr>
+      </w:pPr>
+    </w:p>
+    <w:p>
+      <w:pPr>
+        <w:ind w:left="720"/>
+        <w:rPr>
+          <w:sz w:val="24"/>
+          <w:szCs w:val="24"/>
+        </w:rPr>
+      </w:pPr>
+      <w:r>
+        <w:rPr>
+          <w:sz w:val="24"/>
+          <w:szCs w:val="24"/>
+        </w:rPr>
+        <w:t>6. Implementazione .................................................. pag. x</w:t>
+      </w:r>
+    </w:p>
+    <w:p>
+      <w:pPr>
+        <w:ind w:left="720"/>
+        <w:rPr>
+          <w:sz w:val="24"/>
+          <w:szCs w:val="24"/>
+          <w:lang w:val="en-US"/>
+        </w:rPr>
+      </w:pPr>
+      <w:r>
+        <w:rPr>
+          <w:sz w:val="24"/>
+          <w:szCs w:val="24"/>
+        </w:rPr>
+        <w:t xml:space="preserve">   </w:t>
+      </w:r>
+      <w:r>
+        <w:rPr>
+          <w:sz w:val="24"/>
+          <w:szCs w:val="24"/>
+          <w:lang w:val="en-US"/>
+        </w:rPr>
+        <w:t xml:space="preserve">6.1 Database ..................................................... </w:t>
+      </w:r>
+      <w:proofErr w:type="spellStart"/>
+      <w:r>
+        <w:rPr>
+          <w:sz w:val="24"/>
+          <w:szCs w:val="24"/>
+          <w:lang w:val="en-US"/>
+        </w:rPr>
+        <w:t>pag</w:t>
+      </w:r>
+      <w:proofErr w:type="spellEnd"/>
+      <w:r>
+        <w:rPr>
+          <w:sz w:val="24"/>
+          <w:szCs w:val="24"/>
+          <w:lang w:val="en-US"/>
+        </w:rPr>
+        <w:t>. x</w:t>
+      </w:r>
+    </w:p>
+    <w:p>
+      <w:pPr>
+        <w:ind w:left="720"/>
+        <w:rPr>
+          <w:sz w:val="24"/>
+          <w:szCs w:val="24"/>
+          <w:lang w:val="en-US"/>
+        </w:rPr>
+      </w:pPr>
+      <w:r>
+        <w:rPr>
+          <w:sz w:val="24"/>
+          <w:szCs w:val="24"/>
+          <w:lang w:val="en-US"/>
+        </w:rPr>
+        <w:t xml:space="preserve">   6.2 Backend ...................................................... </w:t>
+      </w:r>
+      <w:proofErr w:type="spellStart"/>
+      <w:r>
+        <w:rPr>
+          <w:sz w:val="24"/>
+          <w:szCs w:val="24"/>
+          <w:lang w:val="en-US"/>
+        </w:rPr>
+        <w:t>pag</w:t>
+      </w:r>
+      <w:proofErr w:type="spellEnd"/>
+      <w:r>
+        <w:rPr>
+          <w:sz w:val="24"/>
+          <w:szCs w:val="24"/>
+          <w:lang w:val="en-US"/>
+        </w:rPr>
+        <w:t>. x</w:t>
+      </w:r>
+    </w:p>
+    <w:p>
+      <w:pPr>
+        <w:ind w:left="720"/>
+        <w:rPr>
+          <w:sz w:val="24"/>
+          <w:szCs w:val="24"/>
+        </w:rPr>
+      </w:pPr>
+      <w:r>
+        <w:rPr>
+          <w:sz w:val="24"/>
+          <w:szCs w:val="24"/>
+          <w:lang w:val="en-US"/>
+        </w:rPr>
+        <w:t xml:space="preserve">   </w:t>
+      </w:r>
+      <w:r>
+        <w:rPr>
+          <w:sz w:val="24"/>
+          <w:szCs w:val="24"/>
+        </w:rPr>
+        <w:t xml:space="preserve">6.3 </w:t>
+      </w:r>
+      <w:proofErr w:type="spellStart"/>
+      <w:r>
+        <w:rPr>
+          <w:sz w:val="24"/>
+          <w:szCs w:val="24"/>
+        </w:rPr>
+        <w:t>Frontend</w:t>
+      </w:r>
+      <w:proofErr w:type="spellEnd"/>
+      <w:r>
+        <w:rPr>
+          <w:sz w:val="24"/>
+          <w:szCs w:val="24"/>
+        </w:rPr>
+        <w:t xml:space="preserve"> ..................................................... pag. x</w:t>
+      </w:r>
+    </w:p>
+    <w:p>
+      <w:pPr>
+        <w:ind w:left="720"/>
+        <w:rPr>
+          <w:sz w:val="24"/>
+          <w:szCs w:val="24"/>
+        </w:rPr>
+      </w:pPr>
+    </w:p>
+    <w:p>
+      <w:pPr>
+        <w:ind w:left="720"/>
+        <w:rPr>
+          <w:sz w:val="24"/>
+          <w:szCs w:val="24"/>
+        </w:rPr>
+      </w:pPr>
+      <w:r>
+        <w:rPr>
+          <w:sz w:val="24"/>
+          <w:szCs w:val="24"/>
+        </w:rPr>
+        <w:t>7. Monitoraggio e Report ............................................ pag. x</w:t>
+      </w:r>
+    </w:p>
+    <w:p>
+      <w:pPr>
+        <w:ind w:left="720"/>
+        <w:rPr>
+          <w:sz w:val="24"/>
+          <w:szCs w:val="24"/>
+        </w:rPr>
+      </w:pPr>
+      <w:r>
+        <w:rPr>
+          <w:sz w:val="24"/>
+          <w:szCs w:val="24"/>
+        </w:rPr>
+        <w:t xml:space="preserve">   7.1 Verifica delle scadenze ...................................... pag. x</w:t>
+      </w:r>
+    </w:p>
+    <w:p>
+      <w:pPr>
+        <w:ind w:left="720"/>
+        <w:rPr>
+          <w:sz w:val="24"/>
+          <w:szCs w:val="24"/>
+        </w:rPr>
+      </w:pPr>
+      <w:r>
+        <w:rPr>
+          <w:sz w:val="24"/>
+          <w:szCs w:val="24"/>
+        </w:rPr>
+        <w:t xml:space="preserve">   7.2 Problemi riscontrati ......................................... pag. x</w:t>
+      </w:r>
+    </w:p>
+    <w:p>
+      <w:pPr>
+        <w:ind w:left="720"/>
+        <w:rPr>
+          <w:sz w:val="24"/>
+          <w:szCs w:val="24"/>
+        </w:rPr>
+      </w:pPr>
+      <w:r>
+        <w:rPr>
+          <w:sz w:val="24"/>
+          <w:szCs w:val="24"/>
+        </w:rPr>
+        <w:t xml:space="preserve">   7.3 Soluzioni adottate ........................................... pag. x</w:t>
+      </w:r>
+    </w:p>
+    <w:p>
+      <w:pPr>
+        <w:ind w:left="720"/>
+        <w:rPr>
+          <w:sz w:val="24"/>
+          <w:szCs w:val="24"/>
+        </w:rPr>
+      </w:pPr>
+    </w:p>
+    <w:p>
+      <w:pPr>
+        <w:ind w:left="720"/>
+        <w:rPr>
+          <w:sz w:val="24"/>
+          <w:szCs w:val="24"/>
+        </w:rPr>
+      </w:pPr>
+      <w:r>
+        <w:rPr>
+          <w:sz w:val="24"/>
+          <w:szCs w:val="24"/>
+        </w:rPr>
+        <w:t>8. Conclusioni ...................................................... pag. x</w:t>
+      </w:r>
+    </w:p>
+    <w:p>
+      <w:pPr>
+        <w:ind w:left="720"/>
+        <w:rPr>
+          <w:sz w:val="24"/>
+          <w:szCs w:val="24"/>
+        </w:rPr>
+      </w:pPr>
+      <w:r>
+        <w:rPr>
+          <w:sz w:val="24"/>
+          <w:szCs w:val="24"/>
+        </w:rPr>
+        <w:lastRenderedPageBreak/>
+        <w:t xml:space="preserve">   8.1 Risultati ottenuti ........................................... pag. x</w:t>
+      </w:r>
+    </w:p>
+    <w:p>
+      <w:pPr>
+        <w:ind w:left="720"/>
+        <w:rPr>
+          <w:sz w:val="24"/>
+          <w:szCs w:val="24"/>
+        </w:rPr>
+      </w:pPr>
+      <w:r>
+        <w:rPr>
+          <w:sz w:val="24"/>
+          <w:szCs w:val="24"/>
+        </w:rPr>
+        <w:t xml:space="preserve">   8.2 Possibili miglioramenti ...................................... pag. x</w:t>
+      </w:r>
+    </w:p>
+    <w:p>
+      <w:pPr>
+        <w:pStyle w:val="Titolo"/>
+        <w:rPr>
+          <w:rFonts w:ascii="Times New Roman" w:eastAsia="Times New Roman" w:hAnsi="Times New Roman" w:cs="Times New Roman"/>
+        </w:rPr>
+      </w:pPr>
+      <w:bookmarkStart w:id="4" w:name="_uo08c9qfg1b0" w:colFirst="0" w:colLast="0"/>
+      <w:bookmarkStart w:id="5" w:name="_vsl73qqfkjzi" w:colFirst="0" w:colLast="0"/>
+      <w:bookmarkStart w:id="6" w:name="_eqcf8jbnndj" w:colFirst="0" w:colLast="0"/>
+      <w:bookmarkEnd w:id="4"/>
+      <w:bookmarkEnd w:id="5"/>
+      <w:bookmarkEnd w:id="6"/>
+    </w:p>
+    <w:p>
+      <w:pPr>
+        <w:pStyle w:val="Titolo"/>
+        <w:rPr>
+          <w:rFonts w:ascii="Times New Roman" w:eastAsia="Times New Roman" w:hAnsi="Times New Roman" w:cs="Times New Roman"/>
+        </w:rPr>
+      </w:pPr>
+      <w:bookmarkStart w:id="7" w:name="_v49281hhxtk3" w:colFirst="0" w:colLast="0"/>
+      <w:bookmarkEnd w:id="7"/>
+    </w:p>
+    <w:p>
+      <w:pPr>
+        <w:pStyle w:val="Titolo"/>
+        <w:rPr>
+          <w:rFonts w:ascii="Times New Roman" w:eastAsia="Times New Roman" w:hAnsi="Times New Roman" w:cs="Times New Roman"/>
+        </w:rPr>
+      </w:pPr>
+      <w:bookmarkStart w:id="8" w:name="_t5fw1t9z0220" w:colFirst="0" w:colLast="0"/>
+      <w:bookmarkEnd w:id="8"/>
+    </w:p>
+    <w:p>
+      <w:pPr>
+        <w:pStyle w:val="Titolo"/>
+        <w:rPr>
+          <w:rFonts w:ascii="Times New Roman" w:eastAsia="Times New Roman" w:hAnsi="Times New Roman" w:cs="Times New Roman"/>
+        </w:rPr>
+      </w:pPr>
+      <w:bookmarkStart w:id="9" w:name="_u3nvo5eywu14" w:colFirst="0" w:colLast="0"/>
+      <w:bookmarkEnd w:id="9"/>
+    </w:p>
+    <w:p>
+      <w:pPr>
+        <w:pStyle w:val="Titolo"/>
+        <w:rPr>
+          <w:rFonts w:ascii="Times New Roman" w:eastAsia="Times New Roman" w:hAnsi="Times New Roman" w:cs="Times New Roman"/>
+        </w:rPr>
+      </w:pPr>
+      <w:bookmarkStart w:id="10" w:name="_863462l45tcn" w:colFirst="0" w:colLast="0"/>
+      <w:bookmarkEnd w:id="10"/>
+    </w:p>
+    <w:p>
+      <w:pPr>
+        <w:pStyle w:val="Titolo"/>
+        <w:rPr>
+          <w:rFonts w:ascii="Times New Roman" w:eastAsia="Times New Roman" w:hAnsi="Times New Roman" w:cs="Times New Roman"/>
+        </w:rPr>
+      </w:pPr>
+      <w:bookmarkStart w:id="11" w:name="_72n2026fx9u3" w:colFirst="0" w:colLast="0"/>
+      <w:bookmarkEnd w:id="11"/>
+    </w:p>
+    <w:p>
+      <w:pPr>
+        <w:pStyle w:val="Titolo"/>
+        <w:rPr>
+          <w:rFonts w:ascii="Times New Roman" w:eastAsia="Times New Roman" w:hAnsi="Times New Roman" w:cs="Times New Roman"/>
+        </w:rPr>
+      </w:pPr>
+      <w:bookmarkStart w:id="12" w:name="_530asehrefe4" w:colFirst="0" w:colLast="0"/>
+      <w:bookmarkEnd w:id="12"/>
+    </w:p>
+    <w:p>
+      <w:r>
+        <w:br w:type="page"/>
+      </w:r>
+      <w:bookmarkStart w:id="13" w:name="_nv5gci2pg8q9" w:colFirst="0" w:colLast="0"/>
+      <w:bookmarkStart w:id="14" w:name="_9h6ccb3z1fba" w:colFirst="0" w:colLast="0"/>
+      <w:bookmarkEnd w:id="13"/>
+      <w:bookmarkEnd w:id="14"/>
+    </w:p>
+    <w:p>
+      <w:pPr>
+        <w:pStyle w:val="Titolo1"/>
+      </w:pPr>
+      <w:r>
+        <w:lastRenderedPageBreak/>
+        <w:t>Introduzione</w:t>
+      </w:r>
+    </w:p>
+    <w:p>
+      <w:pPr>
+        <w:rPr>
+          <w:rFonts w:ascii="Times New Roman" w:eastAsia="Times New Roman" w:hAnsi="Times New Roman" w:cs="Times New Roman"/>
+          <w:sz w:val="24"/>
+          <w:szCs w:val="24"/>
+        </w:rPr>
+      </w:pPr>
+      <w:r>
+        <w:rPr>
+          <w:rFonts w:ascii="Times New Roman" w:eastAsia="Times New Roman" w:hAnsi="Times New Roman" w:cs="Times New Roman"/>
+          <w:sz w:val="24"/>
+          <w:szCs w:val="24"/>
+        </w:rPr>
+        <w:t xml:space="preserve">Il presente documento descrive la progettazione della </w:t>
+      </w:r>
+      <w:proofErr w:type="spellStart"/>
+      <w:r>
+        <w:rPr>
+          <w:rFonts w:ascii="Times New Roman" w:eastAsia="Times New Roman" w:hAnsi="Times New Roman" w:cs="Times New Roman"/>
+          <w:sz w:val="24"/>
+          <w:szCs w:val="24"/>
+        </w:rPr>
+        <w:t>webapp</w:t>
+      </w:r>
+      <w:proofErr w:type="spellEnd"/>
+      <w:r>
+        <w:rPr>
+          <w:rFonts w:ascii="Times New Roman" w:eastAsia="Times New Roman" w:hAnsi="Times New Roman" w:cs="Times New Roman"/>
+          <w:sz w:val="24"/>
+          <w:szCs w:val="24"/>
+        </w:rPr>
+        <w:t xml:space="preserve"> </w:t>
+      </w:r>
+      <w:r>
         <w:rPr>
           <w:rFonts w:ascii="Times New Roman" w:eastAsia="Times New Roman" w:hAnsi="Times New Roman" w:cs="Times New Roman"/>
           <w:i/>
           <w:iCs/>
-        </w:rPr>
-      </w:pPr>
+          <w:sz w:val="24"/>
+          <w:szCs w:val="24"/>
+        </w:rPr>
+        <w:t xml:space="preserve">Frutta In Campo, </w:t>
+      </w:r>
       <w:r>
         <w:rPr>
           <w:rFonts w:ascii="Times New Roman" w:eastAsia="Times New Roman" w:hAnsi="Times New Roman" w:cs="Times New Roman"/>
-          <w:i/>
-          <w:iCs/>
-        </w:rPr>
-        <w:t>Tutti i diritti riservati.</w:t>
-      </w:r>
-    </w:p>
-    <w:p>
-      <w:pPr>
-        <w:jc w:val="center"/>
+          <w:sz w:val="24"/>
+          <w:szCs w:val="24"/>
+        </w:rPr>
+        <w:t xml:space="preserve">applicazione web </w:t>
+      </w:r>
+      <w:proofErr w:type="spellStart"/>
+      <w:proofErr w:type="gramStart"/>
+      <w:r>
         <w:rPr>
           <w:rFonts w:ascii="Times New Roman" w:eastAsia="Times New Roman" w:hAnsi="Times New Roman" w:cs="Times New Roman"/>
-          <w:i/>
-          <w:iCs/>
-        </w:rPr>
-      </w:pPr>
-    </w:p>
-    <w:p>
-      <w:pPr>
-        <w:jc w:val="center"/>
+          <w:sz w:val="24"/>
+          <w:szCs w:val="24"/>
+        </w:rPr>
+        <w:t>ideata,progettata</w:t>
+      </w:r>
+      <w:proofErr w:type="gramEnd"/>
+      <w:r>
         <w:rPr>
           <w:rFonts w:ascii="Times New Roman" w:eastAsia="Times New Roman" w:hAnsi="Times New Roman" w:cs="Times New Roman"/>
-          <w:i/>
-          <w:iCs/>
-        </w:rPr>
-      </w:pPr>
+          <w:sz w:val="24"/>
+          <w:szCs w:val="24"/>
+        </w:rPr>
+        <w:t>,creata</w:t>
+      </w:r>
+      <w:proofErr w:type="spellEnd"/>
       <w:r>
         <w:rPr>
           <w:rFonts w:ascii="Times New Roman" w:eastAsia="Times New Roman" w:hAnsi="Times New Roman" w:cs="Times New Roman"/>
-          <w:i/>
-          <w:iCs/>
-        </w:rPr>
-        <w:t>Il presente documento è proprietà dell’autore e non può essere copiato, distribuito o modificato, in tutto o in parte, senza autorizzazione esplici</w:t>
-      </w:r>
-      <w:bookmarkStart w:id="3" w:name="_agja32qsdank" w:colFirst="0" w:colLast="0"/>
-      <w:bookmarkEnd w:id="3"/>
-    </w:p>
-    <w:p/>
-    <w:p/>
-    <w:p/>
-    <w:p/>
-    <w:p/>
-    <w:p/>
-    <w:p/>
-    <w:p/>
-    <w:p>
-      <w:pPr>
-        <w:pStyle w:val="Titolo"/>
-      </w:pPr>
-      <w:bookmarkStart w:id="4" w:name="_2zjj7yq6ra5a" w:colFirst="0" w:colLast="0"/>
-      <w:bookmarkEnd w:id="4"/>
+          <w:sz w:val="24"/>
+          <w:szCs w:val="24"/>
+        </w:rPr>
+        <w:t xml:space="preserve"> e testata </w:t>
+      </w:r>
+      <w:proofErr w:type="gramStart"/>
       <w:r>
         <w:rPr>
           <w:rFonts w:ascii="Times New Roman" w:eastAsia="Times New Roman" w:hAnsi="Times New Roman" w:cs="Times New Roman"/>
-        </w:rPr>
-        <w:lastRenderedPageBreak/>
-        <w:t>Indice</w:t>
-      </w:r>
-    </w:p>
-    <w:p>
-      <w:pPr>
-        <w:ind w:left="720"/>
-        <w:rPr>
-          <w:sz w:val="24"/>
-          <w:szCs w:val="24"/>
-        </w:rPr>
-      </w:pPr>
-      <w:r>
-        <w:rPr>
-          <w:sz w:val="24"/>
-          <w:szCs w:val="24"/>
-        </w:rPr>
-        <w:t>1. Introduzione ..................................................... pag. 5</w:t>
-      </w:r>
-    </w:p>
-    <w:p>
-      <w:pPr>
-        <w:ind w:left="720"/>
-        <w:rPr>
-          <w:sz w:val="24"/>
-          <w:szCs w:val="24"/>
-        </w:rPr>
-      </w:pPr>
-      <w:r>
-        <w:rPr>
-          <w:sz w:val="24"/>
-          <w:szCs w:val="24"/>
-        </w:rPr>
-        <w:t xml:space="preserve">   1.1 Scopo del documento .......................................... pag. 6</w:t>
-      </w:r>
-    </w:p>
-    <w:p>
-      <w:pPr>
-        <w:ind w:left="720"/>
-        <w:rPr>
-          <w:sz w:val="24"/>
-          <w:szCs w:val="24"/>
-        </w:rPr>
-      </w:pPr>
-      <w:r>
-        <w:rPr>
-          <w:sz w:val="24"/>
-          <w:szCs w:val="24"/>
-        </w:rPr>
-        <w:t xml:space="preserve">   1.2 Descrizione del progetto ..................................... pag. x</w:t>
-      </w:r>
-    </w:p>
-    <w:p>
-      <w:pPr>
-        <w:ind w:left="720"/>
-        <w:rPr>
-          <w:sz w:val="24"/>
-          <w:szCs w:val="24"/>
-        </w:rPr>
-      </w:pPr>
-    </w:p>
-    <w:p>
-      <w:pPr>
-        <w:ind w:left="720"/>
-        <w:rPr>
-          <w:sz w:val="24"/>
-          <w:szCs w:val="24"/>
-        </w:rPr>
-      </w:pPr>
-      <w:r>
-        <w:rPr>
-          <w:sz w:val="24"/>
-          <w:szCs w:val="24"/>
-        </w:rPr>
-        <w:t>2. Obiettivi del Progetto ........................................... pag. x</w:t>
-      </w:r>
-    </w:p>
-    <w:p>
-      <w:pPr>
-        <w:ind w:left="720"/>
-        <w:rPr>
-          <w:sz w:val="24"/>
-          <w:szCs w:val="24"/>
-        </w:rPr>
-      </w:pPr>
-      <w:r>
-        <w:rPr>
-          <w:sz w:val="24"/>
-          <w:szCs w:val="24"/>
-        </w:rPr>
-        <w:t xml:space="preserve">   2.1 Obiettivi generali ........................................... pag. x</w:t>
-      </w:r>
-    </w:p>
-    <w:p>
-      <w:pPr>
-        <w:ind w:left="720"/>
-        <w:rPr>
-          <w:sz w:val="24"/>
-          <w:szCs w:val="24"/>
-        </w:rPr>
-      </w:pPr>
-      <w:r>
-        <w:rPr>
-          <w:sz w:val="24"/>
-          <w:szCs w:val="24"/>
-        </w:rPr>
-        <w:t xml:space="preserve">   2.2 Risultati attesi ............................................. pag. x</w:t>
-      </w:r>
-    </w:p>
-    <w:p>
-      <w:pPr>
-        <w:ind w:left="720"/>
-        <w:rPr>
-          <w:sz w:val="24"/>
-          <w:szCs w:val="24"/>
-        </w:rPr>
-      </w:pPr>
-    </w:p>
-    <w:p>
-      <w:pPr>
-        <w:ind w:left="720"/>
-        <w:rPr>
-          <w:sz w:val="24"/>
-          <w:szCs w:val="24"/>
-        </w:rPr>
-      </w:pPr>
-      <w:r>
-        <w:rPr>
-          <w:sz w:val="24"/>
-          <w:szCs w:val="24"/>
-        </w:rPr>
-        <w:t>3. Pianificazione del Progetto ...................................... pag. x</w:t>
-      </w:r>
-    </w:p>
-    <w:p>
-      <w:pPr>
-        <w:ind w:left="720"/>
-        <w:rPr>
-          <w:sz w:val="24"/>
-          <w:szCs w:val="24"/>
-        </w:rPr>
-      </w:pPr>
-      <w:r>
-        <w:rPr>
-          <w:sz w:val="24"/>
-          <w:szCs w:val="24"/>
-        </w:rPr>
-        <w:t xml:space="preserve">   3.1 Suddivisione delle attività .................................. pag. x</w:t>
-      </w:r>
-    </w:p>
-    <w:p>
-      <w:pPr>
-        <w:ind w:left="720"/>
-        <w:rPr>
-          <w:sz w:val="24"/>
-          <w:szCs w:val="24"/>
-        </w:rPr>
-      </w:pPr>
-      <w:r>
-        <w:rPr>
-          <w:sz w:val="24"/>
-          <w:szCs w:val="24"/>
-        </w:rPr>
-        <w:t xml:space="preserve">   3.2 Task principali .............................................. pag. x</w:t>
-      </w:r>
-    </w:p>
-    <w:p>
-      <w:pPr>
-        <w:ind w:left="720"/>
-        <w:rPr>
-          <w:sz w:val="24"/>
-          <w:szCs w:val="24"/>
-        </w:rPr>
-      </w:pPr>
-      <w:r>
-        <w:rPr>
-          <w:sz w:val="24"/>
-          <w:szCs w:val="24"/>
-        </w:rPr>
-        <w:t xml:space="preserve">       - Creazione database</w:t>
-      </w:r>
-    </w:p>
-    <w:p>
-      <w:pPr>
-        <w:ind w:left="720"/>
-        <w:rPr>
-          <w:sz w:val="24"/>
-          <w:szCs w:val="24"/>
-        </w:rPr>
-      </w:pPr>
-      <w:r>
-        <w:rPr>
-          <w:sz w:val="24"/>
-          <w:szCs w:val="24"/>
-        </w:rPr>
-        <w:t xml:space="preserve">       - Interfaccia Java-DB</w:t>
-      </w:r>
-    </w:p>
-    <w:p>
-      <w:pPr>
-        <w:ind w:left="720"/>
-        <w:rPr>
-          <w:sz w:val="24"/>
-          <w:szCs w:val="24"/>
-        </w:rPr>
-      </w:pPr>
-      <w:r>
-        <w:rPr>
-          <w:sz w:val="24"/>
-          <w:szCs w:val="24"/>
-        </w:rPr>
-        <w:t xml:space="preserve">       - Sviluppo API</w:t>
-      </w:r>
-    </w:p>
-    <w:p>
-      <w:pPr>
-        <w:ind w:left="720"/>
-        <w:rPr>
-          <w:sz w:val="24"/>
-          <w:szCs w:val="24"/>
-        </w:rPr>
-      </w:pPr>
-      <w:r>
-        <w:rPr>
-          <w:sz w:val="24"/>
-          <w:szCs w:val="24"/>
-        </w:rPr>
-        <w:t xml:space="preserve">       - Sviluppo pagina web (AJAX)</w:t>
-      </w:r>
-    </w:p>
-    <w:p>
-      <w:pPr>
-        <w:ind w:left="720"/>
-        <w:rPr>
-          <w:sz w:val="24"/>
-          <w:szCs w:val="24"/>
-          <w:lang w:val="en-US"/>
-        </w:rPr>
-      </w:pPr>
-      <w:r>
-        <w:rPr>
-          <w:sz w:val="24"/>
-          <w:szCs w:val="24"/>
-        </w:rPr>
-        <w:t xml:space="preserve">       </w:t>
-      </w:r>
-      <w:r>
-        <w:rPr>
-          <w:sz w:val="24"/>
-          <w:szCs w:val="24"/>
-          <w:lang w:val="en-US"/>
-        </w:rPr>
-        <w:t>- Dinamicità front end (HTML, CSS, JS)</w:t>
-      </w:r>
-    </w:p>
-    <w:p>
-      <w:pPr>
-        <w:ind w:left="720"/>
-        <w:rPr>
-          <w:sz w:val="24"/>
-          <w:szCs w:val="24"/>
-        </w:rPr>
-      </w:pPr>
-      <w:r>
-        <w:rPr>
-          <w:sz w:val="24"/>
-          <w:szCs w:val="24"/>
-          <w:lang w:val="en-US"/>
-        </w:rPr>
-        <w:t xml:space="preserve">       </w:t>
-      </w:r>
-      <w:r>
-        <w:rPr>
-          <w:sz w:val="24"/>
-          <w:szCs w:val="24"/>
-        </w:rPr>
-        <w:t>- Documentazione finale</w:t>
-      </w:r>
-    </w:p>
-    <w:p>
-      <w:pPr>
-        <w:ind w:left="720"/>
-        <w:rPr>
-          <w:sz w:val="24"/>
-          <w:szCs w:val="24"/>
-        </w:rPr>
-      </w:pPr>
-      <w:r>
-        <w:rPr>
-          <w:sz w:val="24"/>
-          <w:szCs w:val="24"/>
-        </w:rPr>
-        <w:t xml:space="preserve">   3.3 Scadenze ..................................................... pag. x</w:t>
-      </w:r>
-    </w:p>
-    <w:p>
-      <w:pPr>
-        <w:ind w:left="720"/>
-        <w:rPr>
-          <w:sz w:val="24"/>
-          <w:szCs w:val="24"/>
-        </w:rPr>
-      </w:pPr>
-    </w:p>
-    <w:p>
-      <w:pPr>
-        <w:ind w:left="720"/>
-        <w:rPr>
-          <w:sz w:val="24"/>
-          <w:szCs w:val="24"/>
-        </w:rPr>
-      </w:pPr>
-      <w:r>
-        <w:rPr>
-          <w:sz w:val="24"/>
-          <w:szCs w:val="24"/>
-        </w:rPr>
-        <w:t>4. Organizzazione del Team .......................................... pag. x</w:t>
-      </w:r>
-    </w:p>
-    <w:p>
-      <w:pPr>
-        <w:ind w:left="720"/>
-        <w:rPr>
-          <w:sz w:val="24"/>
-          <w:szCs w:val="24"/>
-        </w:rPr>
-      </w:pPr>
-      <w:r>
-        <w:rPr>
-          <w:sz w:val="24"/>
-          <w:szCs w:val="24"/>
-        </w:rPr>
-        <w:t xml:space="preserve">   4.1 Ruoli ........................................................ pag. x</w:t>
-      </w:r>
-    </w:p>
-    <w:p>
-      <w:pPr>
-        <w:ind w:left="720"/>
-        <w:rPr>
-          <w:sz w:val="24"/>
-          <w:szCs w:val="24"/>
-        </w:rPr>
-      </w:pPr>
-      <w:r>
-        <w:rPr>
-          <w:sz w:val="24"/>
-          <w:szCs w:val="24"/>
-        </w:rPr>
-        <w:t xml:space="preserve">   4.2 Suddivisione del lavoro ...................................... pag. x</w:t>
-      </w:r>
-    </w:p>
-    <w:p>
-      <w:pPr>
-        <w:ind w:left="720"/>
-        <w:rPr>
-          <w:sz w:val="24"/>
-          <w:szCs w:val="24"/>
-        </w:rPr>
-      </w:pPr>
-    </w:p>
-    <w:p>
-      <w:pPr>
-        <w:ind w:left="720"/>
-        <w:rPr>
-          <w:sz w:val="24"/>
-          <w:szCs w:val="24"/>
-        </w:rPr>
-      </w:pPr>
-      <w:r>
-        <w:rPr>
-          <w:sz w:val="24"/>
-          <w:szCs w:val="24"/>
-        </w:rPr>
-        <w:t>5. Architettura del Sistema ......................................... pag. x</w:t>
-      </w:r>
-    </w:p>
-    <w:p>
-      <w:pPr>
-        <w:ind w:left="720"/>
-        <w:rPr>
-          <w:sz w:val="24"/>
-          <w:szCs w:val="24"/>
-        </w:rPr>
-      </w:pPr>
-      <w:r>
-        <w:rPr>
-          <w:sz w:val="24"/>
-          <w:szCs w:val="24"/>
-        </w:rPr>
-        <w:t xml:space="preserve">   5.1 Panoramica generale .......................................... pag. x</w:t>
-      </w:r>
-    </w:p>
-    <w:p>
-      <w:pPr>
-        <w:ind w:left="720"/>
-        <w:rPr>
-          <w:sz w:val="24"/>
-          <w:szCs w:val="24"/>
-          <w:lang w:val="en-US"/>
-        </w:rPr>
-      </w:pPr>
-      <w:r>
-        <w:rPr>
-          <w:sz w:val="24"/>
-          <w:szCs w:val="24"/>
-        </w:rPr>
-        <w:t xml:space="preserve">   </w:t>
-      </w:r>
-      <w:r>
-        <w:rPr>
-          <w:sz w:val="24"/>
-          <w:szCs w:val="24"/>
-          <w:lang w:val="en-US"/>
-        </w:rPr>
-        <w:t>5.2 Backend (Java) ............................................... pag. x</w:t>
-      </w:r>
-    </w:p>
-    <w:p>
-      <w:pPr>
-        <w:ind w:left="720"/>
-        <w:rPr>
-          <w:sz w:val="24"/>
-          <w:szCs w:val="24"/>
-          <w:lang w:val="en-US"/>
-        </w:rPr>
-      </w:pPr>
-      <w:r>
-        <w:rPr>
-          <w:sz w:val="24"/>
-          <w:szCs w:val="24"/>
-          <w:lang w:val="en-US"/>
-        </w:rPr>
-        <w:t xml:space="preserve">   5.3 API REST ..................................................... pag. x</w:t>
-      </w:r>
-    </w:p>
-    <w:p>
-      <w:pPr>
-        <w:ind w:left="720"/>
-        <w:rPr>
-          <w:sz w:val="24"/>
-          <w:szCs w:val="24"/>
-          <w:lang w:val="en-US"/>
-        </w:rPr>
-      </w:pPr>
-      <w:r>
-        <w:rPr>
-          <w:sz w:val="24"/>
-          <w:szCs w:val="24"/>
-          <w:lang w:val="en-US"/>
-        </w:rPr>
-        <w:t xml:space="preserve">   5.4 Front End (HTML, CSS, JS, AJAX) ............................... pag. x</w:t>
-      </w:r>
-    </w:p>
-    <w:p>
-      <w:pPr>
-        <w:ind w:left="720"/>
-        <w:rPr>
-          <w:sz w:val="24"/>
-          <w:szCs w:val="24"/>
-        </w:rPr>
-      </w:pPr>
-      <w:r>
-        <w:rPr>
-          <w:sz w:val="24"/>
-          <w:szCs w:val="24"/>
-          <w:lang w:val="en-US"/>
-        </w:rPr>
-        <w:t xml:space="preserve">   </w:t>
-      </w:r>
-      <w:r>
-        <w:rPr>
-          <w:sz w:val="24"/>
-          <w:szCs w:val="24"/>
-        </w:rPr>
-        <w:t>5.5 Database ..................................................... pag. x</w:t>
-      </w:r>
-    </w:p>
-    <w:p>
-      <w:pPr>
-        <w:ind w:left="720"/>
-        <w:rPr>
-          <w:sz w:val="24"/>
-          <w:szCs w:val="24"/>
-        </w:rPr>
-      </w:pPr>
-    </w:p>
-    <w:p>
-      <w:pPr>
-        <w:ind w:left="720"/>
-        <w:rPr>
-          <w:sz w:val="24"/>
-          <w:szCs w:val="24"/>
-        </w:rPr>
-      </w:pPr>
-      <w:r>
-        <w:rPr>
-          <w:sz w:val="24"/>
-          <w:szCs w:val="24"/>
-        </w:rPr>
-        <w:t>6. Implementazione .................................................. pag. x</w:t>
-      </w:r>
-    </w:p>
-    <w:p>
-      <w:pPr>
-        <w:ind w:left="720"/>
-        <w:rPr>
-          <w:sz w:val="24"/>
-          <w:szCs w:val="24"/>
-          <w:lang w:val="en-US"/>
-        </w:rPr>
-      </w:pPr>
-      <w:r>
-        <w:rPr>
-          <w:sz w:val="24"/>
-          <w:szCs w:val="24"/>
-        </w:rPr>
-        <w:t xml:space="preserve">   </w:t>
-      </w:r>
-      <w:r>
-        <w:rPr>
-          <w:sz w:val="24"/>
-          <w:szCs w:val="24"/>
-          <w:lang w:val="en-US"/>
-        </w:rPr>
-        <w:t>6.1 Database ..................................................... pag. x</w:t>
-      </w:r>
-    </w:p>
-    <w:p>
-      <w:pPr>
-        <w:ind w:left="720"/>
-        <w:rPr>
-          <w:sz w:val="24"/>
-          <w:szCs w:val="24"/>
-          <w:lang w:val="en-US"/>
-        </w:rPr>
-      </w:pPr>
-      <w:r>
-        <w:rPr>
-          <w:sz w:val="24"/>
-          <w:szCs w:val="24"/>
-          <w:lang w:val="en-US"/>
-        </w:rPr>
-        <w:t xml:space="preserve">   6.2 Backend ...................................................... pag. x</w:t>
-      </w:r>
-    </w:p>
-    <w:p>
-      <w:pPr>
-        <w:ind w:left="720"/>
-        <w:rPr>
-          <w:sz w:val="24"/>
-          <w:szCs w:val="24"/>
-        </w:rPr>
-      </w:pPr>
-      <w:r>
-        <w:rPr>
-          <w:sz w:val="24"/>
-          <w:szCs w:val="24"/>
-          <w:lang w:val="en-US"/>
-        </w:rPr>
-        <w:t xml:space="preserve">   </w:t>
-      </w:r>
-      <w:r>
-        <w:rPr>
-          <w:sz w:val="24"/>
-          <w:szCs w:val="24"/>
-        </w:rPr>
-        <w:t>6.3 Frontend ..................................................... pag. x</w:t>
-      </w:r>
-    </w:p>
-    <w:p>
-      <w:pPr>
-        <w:ind w:left="720"/>
-        <w:rPr>
-          <w:sz w:val="24"/>
-          <w:szCs w:val="24"/>
-        </w:rPr>
-      </w:pPr>
-    </w:p>
-    <w:p>
-      <w:pPr>
-        <w:ind w:left="720"/>
-        <w:rPr>
-          <w:sz w:val="24"/>
-          <w:szCs w:val="24"/>
-        </w:rPr>
-      </w:pPr>
-      <w:r>
-        <w:rPr>
-          <w:sz w:val="24"/>
-          <w:szCs w:val="24"/>
-        </w:rPr>
-        <w:t>7. Monitoraggio e Report ............................................ pag. x</w:t>
-      </w:r>
-    </w:p>
-    <w:p>
-      <w:pPr>
-        <w:ind w:left="720"/>
-        <w:rPr>
-          <w:sz w:val="24"/>
-          <w:szCs w:val="24"/>
-        </w:rPr>
-      </w:pPr>
-      <w:r>
-        <w:rPr>
-          <w:sz w:val="24"/>
-          <w:szCs w:val="24"/>
-        </w:rPr>
-        <w:lastRenderedPageBreak/>
-        <w:t xml:space="preserve">   7.1 Verifica delle scadenze ...................................... pag. x</w:t>
-      </w:r>
-    </w:p>
-    <w:p>
-      <w:pPr>
-        <w:ind w:left="720"/>
-        <w:rPr>
-          <w:sz w:val="24"/>
-          <w:szCs w:val="24"/>
-        </w:rPr>
-      </w:pPr>
-      <w:r>
-        <w:rPr>
-          <w:sz w:val="24"/>
-          <w:szCs w:val="24"/>
-        </w:rPr>
-        <w:t xml:space="preserve">   7.2 Problemi riscontrati ......................................... pag. x</w:t>
-      </w:r>
-    </w:p>
-    <w:p>
-      <w:pPr>
-        <w:ind w:left="720"/>
-        <w:rPr>
-          <w:sz w:val="24"/>
-          <w:szCs w:val="24"/>
-        </w:rPr>
-      </w:pPr>
-      <w:r>
-        <w:rPr>
-          <w:sz w:val="24"/>
-          <w:szCs w:val="24"/>
-        </w:rPr>
-        <w:t xml:space="preserve">   7.3 Soluzioni adottate ........................................... pag. x</w:t>
-      </w:r>
-    </w:p>
-    <w:p>
-      <w:pPr>
-        <w:ind w:left="720"/>
-        <w:rPr>
-          <w:sz w:val="24"/>
-          <w:szCs w:val="24"/>
-        </w:rPr>
-      </w:pPr>
-    </w:p>
-    <w:p>
-      <w:pPr>
-        <w:ind w:left="720"/>
-        <w:rPr>
-          <w:sz w:val="24"/>
-          <w:szCs w:val="24"/>
-        </w:rPr>
-      </w:pPr>
-      <w:r>
-        <w:rPr>
-          <w:sz w:val="24"/>
-          <w:szCs w:val="24"/>
-        </w:rPr>
-        <w:t>8. Conclusioni ...................................................... pag. x</w:t>
-      </w:r>
-    </w:p>
-    <w:p>
-      <w:pPr>
-        <w:ind w:left="720"/>
-        <w:rPr>
-          <w:sz w:val="24"/>
-          <w:szCs w:val="24"/>
-        </w:rPr>
-      </w:pPr>
-      <w:r>
-        <w:rPr>
-          <w:sz w:val="24"/>
-          <w:szCs w:val="24"/>
-        </w:rPr>
-        <w:t xml:space="preserve">   8.1 Risultati ottenuti ........................................... pag. x</w:t>
-      </w:r>
-    </w:p>
-    <w:p>
-      <w:pPr>
-        <w:ind w:left="720"/>
-        <w:rPr>
-          <w:sz w:val="24"/>
-          <w:szCs w:val="24"/>
-        </w:rPr>
-      </w:pPr>
-      <w:r>
-        <w:rPr>
-          <w:sz w:val="24"/>
-          <w:szCs w:val="24"/>
-        </w:rPr>
-        <w:t xml:space="preserve">   8.2 Possibili miglioramenti ...................................... pag. x</w:t>
-      </w:r>
-    </w:p>
-    <w:p>
-      <w:pPr>
-        <w:pStyle w:val="Titolo"/>
+          <w:sz w:val="24"/>
+          <w:szCs w:val="24"/>
+        </w:rPr>
+        <w:t xml:space="preserve">dal </w:t>
+      </w:r>
+      <w:r>
         <w:rPr>
           <w:rFonts w:ascii="Times New Roman" w:eastAsia="Times New Roman" w:hAnsi="Times New Roman" w:cs="Times New Roman"/>
-        </w:rPr>
-      </w:pPr>
-      <w:bookmarkStart w:id="5" w:name="_uo08c9qfg1b0" w:colFirst="0" w:colLast="0"/>
-      <w:bookmarkEnd w:id="5"/>
-    </w:p>
-    <w:p>
-      <w:pPr>
-        <w:pStyle w:val="Titolo"/>
+          <w:sz w:val="24"/>
+          <w:szCs w:val="24"/>
+        </w:rPr>
+        <w:t>team</w:t>
+      </w:r>
+      <w:proofErr w:type="gramEnd"/>
+      <w:r>
         <w:rPr>
           <w:rFonts w:ascii="Times New Roman" w:eastAsia="Times New Roman" w:hAnsi="Times New Roman" w:cs="Times New Roman"/>
-        </w:rPr>
-      </w:pPr>
-      <w:bookmarkStart w:id="6" w:name="_vsl73qqfkjzi" w:colFirst="0" w:colLast="0"/>
-      <w:bookmarkEnd w:id="6"/>
-    </w:p>
-    <w:p>
-      <w:pPr>
-        <w:pStyle w:val="Titolo"/>
+          <w:sz w:val="24"/>
+          <w:szCs w:val="24"/>
+        </w:rPr>
+        <w:t xml:space="preserve"> di sviluppo composto da Alberghini Diego, Vona Lorenzo, Gariboldi Alessandro, Iacono Federico, Ghani Zeshan. Nel Software Design </w:t>
+      </w:r>
+      <w:proofErr w:type="spellStart"/>
+      <w:r>
         <w:rPr>
           <w:rFonts w:ascii="Times New Roman" w:eastAsia="Times New Roman" w:hAnsi="Times New Roman" w:cs="Times New Roman"/>
-        </w:rPr>
-      </w:pPr>
-      <w:bookmarkStart w:id="7" w:name="_eqcf8jbnndj" w:colFirst="0" w:colLast="0"/>
-      <w:bookmarkEnd w:id="7"/>
-    </w:p>
-    <w:p>
-      <w:pPr>
-        <w:pStyle w:val="Titolo"/>
+          <w:sz w:val="24"/>
+          <w:szCs w:val="24"/>
+        </w:rPr>
+        <w:t>Document</w:t>
+      </w:r>
+      <w:proofErr w:type="spellEnd"/>
+      <w:r>
         <w:rPr>
           <w:rFonts w:ascii="Times New Roman" w:eastAsia="Times New Roman" w:hAnsi="Times New Roman" w:cs="Times New Roman"/>
-        </w:rPr>
-      </w:pPr>
-      <w:bookmarkStart w:id="8" w:name="_v49281hhxtk3" w:colFirst="0" w:colLast="0"/>
-      <w:bookmarkEnd w:id="8"/>
-    </w:p>
-    <w:p>
-      <w:pPr>
-        <w:pStyle w:val="Titolo"/>
+          <w:sz w:val="24"/>
+          <w:szCs w:val="24"/>
+        </w:rPr>
+        <w:t xml:space="preserve"> è riportato tutto l’andamento del progetto partendo dall’analisi delle richieste del cliente fino ad arrivare alla riuscita creazione dell’applicazione, passando dalla progettazione </w:t>
+      </w:r>
+      <w:proofErr w:type="gramStart"/>
+      <w:r>
         <w:rPr>
           <w:rFonts w:ascii="Times New Roman" w:eastAsia="Times New Roman" w:hAnsi="Times New Roman" w:cs="Times New Roman"/>
-        </w:rPr>
-      </w:pPr>
-      <w:bookmarkStart w:id="9" w:name="_t5fw1t9z0220" w:colFirst="0" w:colLast="0"/>
-      <w:bookmarkEnd w:id="9"/>
-    </w:p>
-    <w:p>
-      <w:pPr>
-        <w:pStyle w:val="Titolo"/>
+          <w:sz w:val="24"/>
+          <w:szCs w:val="24"/>
+        </w:rPr>
+        <w:t>ed</w:t>
+      </w:r>
+      <w:proofErr w:type="gramEnd"/>
+      <w:r>
         <w:rPr>
           <w:rFonts w:ascii="Times New Roman" w:eastAsia="Times New Roman" w:hAnsi="Times New Roman" w:cs="Times New Roman"/>
-        </w:rPr>
-      </w:pPr>
-      <w:bookmarkStart w:id="10" w:name="_u3nvo5eywu14" w:colFirst="0" w:colLast="0"/>
-      <w:bookmarkEnd w:id="10"/>
-    </w:p>
-    <w:p>
-      <w:pPr>
-        <w:pStyle w:val="Titolo"/>
+          <w:sz w:val="24"/>
+          <w:szCs w:val="24"/>
+        </w:rPr>
+        <w:t xml:space="preserve"> ideazione dei vari compiti e suddividendo le attività da fare in task differenti assegnate in base alle competenze individuali.</w:t>
+      </w:r>
+    </w:p>
+    <w:p>
+      <w:pPr>
         <w:rPr>
           <w:rFonts w:ascii="Times New Roman" w:eastAsia="Times New Roman" w:hAnsi="Times New Roman" w:cs="Times New Roman"/>
-        </w:rPr>
-      </w:pPr>
-      <w:bookmarkStart w:id="11" w:name="_863462l45tcn" w:colFirst="0" w:colLast="0"/>
-      <w:bookmarkEnd w:id="11"/>
-    </w:p>
-    <w:p>
-      <w:pPr>
-        <w:pStyle w:val="Titolo"/>
+          <w:sz w:val="24"/>
+          <w:szCs w:val="24"/>
+        </w:rPr>
+      </w:pPr>
+      <w:r>
         <w:rPr>
           <w:rFonts w:ascii="Times New Roman" w:eastAsia="Times New Roman" w:hAnsi="Times New Roman" w:cs="Times New Roman"/>
-        </w:rPr>
-      </w:pPr>
-      <w:bookmarkStart w:id="12" w:name="_72n2026fx9u3" w:colFirst="0" w:colLast="0"/>
-      <w:bookmarkEnd w:id="12"/>
-    </w:p>
-    <w:p>
-      <w:pPr>
-        <w:pStyle w:val="Titolo"/>
+          <w:sz w:val="24"/>
+          <w:szCs w:val="24"/>
+        </w:rPr>
+        <w:t xml:space="preserve">La gestione operativa delle attività è stata supportata dall’adozione della metodologia </w:t>
+      </w:r>
+      <w:proofErr w:type="spellStart"/>
+      <w:r>
         <w:rPr>
           <w:rFonts w:ascii="Times New Roman" w:eastAsia="Times New Roman" w:hAnsi="Times New Roman" w:cs="Times New Roman"/>
-        </w:rPr>
-      </w:pPr>
-      <w:bookmarkStart w:id="13" w:name="_530asehrefe4" w:colFirst="0" w:colLast="0"/>
-      <w:bookmarkEnd w:id="13"/>
-    </w:p>
-    <w:p>
-      <w:r>
-        <w:br w:type="page"/>
-      </w:r>
-      <w:bookmarkStart w:id="14" w:name="_nv5gci2pg8q9" w:colFirst="0" w:colLast="0"/>
-      <w:bookmarkStart w:id="15" w:name="_9h6ccb3z1fba" w:colFirst="0" w:colLast="0"/>
-      <w:bookmarkEnd w:id="14"/>
+          <w:sz w:val="24"/>
+          <w:szCs w:val="24"/>
+        </w:rPr>
+        <w:t>Kanban</w:t>
+      </w:r>
+      <w:proofErr w:type="spellEnd"/>
+      <w:r>
+        <w:rPr>
+          <w:rFonts w:ascii="Times New Roman" w:eastAsia="Times New Roman" w:hAnsi="Times New Roman" w:cs="Times New Roman"/>
+          <w:sz w:val="24"/>
+          <w:szCs w:val="24"/>
+        </w:rPr>
+        <w:t>, implementata tramite la piattaforma Trello, al fine di garantire un monitoraggio continuo dello stato di avanzamento e il rispetto delle scadenze prefissate.</w:t>
+      </w:r>
+      <w:bookmarkStart w:id="15" w:name="_ww6i86pc9smo" w:colFirst="0" w:colLast="0"/>
+      <w:bookmarkStart w:id="16" w:name="_qskbma64ingo" w:colFirst="0" w:colLast="0"/>
       <w:bookmarkEnd w:id="15"/>
-    </w:p>
-    <w:p>
-      <w:pPr>
-        <w:pStyle w:val="Titolo"/>
-      </w:pPr>
-      <w:r>
-        <w:rPr>
-          <w:rFonts w:ascii="Times New Roman" w:eastAsia="Times New Roman" w:hAnsi="Times New Roman" w:cs="Times New Roman"/>
-        </w:rPr>
-        <w:lastRenderedPageBreak/>
-        <w:t>Introduzione</w:t>
-      </w:r>
-      <w:r>
-        <w:rPr>
-          <w:rFonts w:ascii="Times New Roman" w:eastAsia="Times New Roman" w:hAnsi="Times New Roman" w:cs="Times New Roman"/>
-        </w:rPr>
-        <w:tab/>
-      </w:r>
-    </w:p>
-    <w:p/>
-    <w:p>
-      <w:pPr>
-        <w:rPr>
-          <w:rFonts w:ascii="Times New Roman" w:eastAsia="Times New Roman" w:hAnsi="Times New Roman" w:cs="Times New Roman"/>
-          <w:sz w:val="24"/>
-          <w:szCs w:val="24"/>
-        </w:rPr>
-      </w:pPr>
-    </w:p>
-    <w:p>
-      <w:pPr>
-        <w:rPr>
-          <w:rFonts w:ascii="Times New Roman" w:eastAsia="Times New Roman" w:hAnsi="Times New Roman" w:cs="Times New Roman"/>
-          <w:sz w:val="24"/>
-          <w:szCs w:val="24"/>
-        </w:rPr>
-      </w:pPr>
-    </w:p>
-    <w:p>
-      <w:pPr>
-        <w:rPr>
-          <w:rFonts w:ascii="Times New Roman" w:eastAsia="Times New Roman" w:hAnsi="Times New Roman" w:cs="Times New Roman"/>
-          <w:sz w:val="24"/>
-          <w:szCs w:val="24"/>
-        </w:rPr>
-      </w:pPr>
-      <w:r>
-        <w:rPr>
-          <w:rFonts w:ascii="Times New Roman" w:eastAsia="Times New Roman" w:hAnsi="Times New Roman" w:cs="Times New Roman"/>
-          <w:sz w:val="24"/>
-          <w:szCs w:val="24"/>
-        </w:rPr>
-        <w:t xml:space="preserve">Il presente documento descrive la progettazione della webapp </w:t>
-      </w:r>
-      <w:r>
-        <w:rPr>
-          <w:rFonts w:ascii="Times New Roman" w:eastAsia="Times New Roman" w:hAnsi="Times New Roman" w:cs="Times New Roman"/>
-          <w:i/>
-          <w:iCs/>
-          <w:sz w:val="24"/>
-          <w:szCs w:val="24"/>
-        </w:rPr>
-        <w:t xml:space="preserve">Frutta In Campo, </w:t>
-      </w:r>
-      <w:r>
-        <w:rPr>
-          <w:rFonts w:ascii="Times New Roman" w:eastAsia="Times New Roman" w:hAnsi="Times New Roman" w:cs="Times New Roman"/>
-          <w:sz w:val="24"/>
-          <w:szCs w:val="24"/>
-        </w:rPr>
-        <w:t xml:space="preserve">applicazione web ideata,progettata,creata e testata unicamente dalla Macrosoft S.R.L, società specializzata nello sviluppo di soluzioni software e applicazioni web. Il team di sviluppo è composto da Alberghini Diego, Vona Lorenzo, Gariboldi Alessandro, Iacono Federico, Ghani Zeshan.  Il documento è da considerarsi proprietà della società; tutti i diritti sono riservati ed è vietata qualsiasi forma di riproduzione o distribuzione senza autorizzazione. Nel Software Design Document è riportato tutto l’andamento del progetto partendo dall’analisi delle richieste del cliente fino ad arrivare alla riuscita creazione dell’applicazione, passando dalla progettazione ed ideazione dei vari compiti e suddividendo le attività da fare in </w:t>
-      </w:r>
-      <w:r>
-        <w:rPr>
-          <w:rFonts w:ascii="Times New Roman" w:eastAsia="Times New Roman" w:hAnsi="Times New Roman" w:cs="Times New Roman"/>
-          <w:b/>
-          <w:bCs/>
-          <w:sz w:val="24"/>
-          <w:szCs w:val="24"/>
-        </w:rPr>
-        <w:t>sei</w:t>
-      </w:r>
-      <w:r>
-        <w:rPr>
-          <w:rFonts w:ascii="Times New Roman" w:eastAsia="Times New Roman" w:hAnsi="Times New Roman" w:cs="Times New Roman"/>
-          <w:sz w:val="24"/>
-          <w:szCs w:val="24"/>
-        </w:rPr>
-        <w:t xml:space="preserve"> task differenti, scomponibili a loro volta come: svolte in parallelo o sequenza. Le task sono state assegnate in base alle competenze individuali.</w:t>
-      </w:r>
-    </w:p>
-    <w:p>
-      <w:pPr>
-        <w:rPr>
-          <w:rFonts w:ascii="Times New Roman" w:eastAsia="Times New Roman" w:hAnsi="Times New Roman" w:cs="Times New Roman"/>
-          <w:sz w:val="24"/>
-          <w:szCs w:val="24"/>
-        </w:rPr>
-      </w:pPr>
-      <w:r>
-        <w:rPr>
-          <w:rFonts w:ascii="Times New Roman" w:eastAsia="Times New Roman" w:hAnsi="Times New Roman" w:cs="Times New Roman"/>
-          <w:sz w:val="24"/>
-          <w:szCs w:val="24"/>
-        </w:rPr>
-        <w:t>La gestione operativa delle attività è stata supportata dall’adozione della metodologia Kanban, implementata tramite la piattaforma Trello, al fine di garantire un monitoraggio continuo dello stato di avanzamento e il rispetto delle scadenze prefissate.</w:t>
-      </w:r>
-    </w:p>
-    <w:p>
-      <w:pPr>
-        <w:rPr>
-          <w:rFonts w:ascii="Times New Roman" w:eastAsia="Times New Roman" w:hAnsi="Times New Roman" w:cs="Times New Roman"/>
-          <w:sz w:val="24"/>
-          <w:szCs w:val="24"/>
-        </w:rPr>
-      </w:pPr>
-      <w:r>
-        <w:rPr>
-          <w:rFonts w:ascii="Times New Roman" w:eastAsia="Times New Roman" w:hAnsi="Times New Roman" w:cs="Times New Roman"/>
-          <w:sz w:val="24"/>
-          <w:szCs w:val="24"/>
-        </w:rPr>
-        <w:t xml:space="preserve">Inoltre sono riportati e descritti tutti gli obiettivi prefissati della squadra, includendo anche finalità gestionali della squadra ( </w:t>
-      </w:r>
-      <w:r>
-        <w:rPr>
-          <w:rFonts w:ascii="Times New Roman" w:eastAsia="Times New Roman" w:hAnsi="Times New Roman" w:cs="Times New Roman"/>
-          <w:i/>
-          <w:iCs/>
-          <w:sz w:val="24"/>
-          <w:szCs w:val="24"/>
-        </w:rPr>
-        <w:t xml:space="preserve">es:teamwork) </w:t>
-      </w:r>
-    </w:p>
-    <w:p>
-      <w:r>
-        <w:tab/>
-      </w:r>
-    </w:p>
-    <w:p/>
-    <w:p/>
-    <w:p/>
-    <w:p/>
-    <w:p/>
-    <w:p/>
-    <w:p/>
-    <w:p/>
-    <w:p/>
-    <w:p/>
-    <w:p/>
-    <w:p>
-      <w:pPr>
-        <w:rPr>
-          <w:rFonts w:ascii="Times New Roman" w:eastAsia="Times New Roman" w:hAnsi="Times New Roman" w:cs="Times New Roman"/>
-          <w:sz w:val="52"/>
-          <w:szCs w:val="52"/>
-        </w:rPr>
-      </w:pPr>
-      <w:bookmarkStart w:id="16" w:name="_ww6i86pc9smo" w:colFirst="0" w:colLast="0"/>
       <w:bookmarkEnd w:id="16"/>
-      <w:r>
-        <w:rPr>
-          <w:rFonts w:ascii="Times New Roman" w:eastAsia="Times New Roman" w:hAnsi="Times New Roman" w:cs="Times New Roman"/>
-        </w:rPr>
-        <w:br w:type="page"/>
-      </w:r>
-    </w:p>
-    <w:p>
-      <w:pPr>
-        <w:pStyle w:val="Titolo"/>
-        <w:rPr>
-          <w:rFonts w:ascii="Times New Roman" w:eastAsia="Times New Roman" w:hAnsi="Times New Roman" w:cs="Times New Roman"/>
-        </w:rPr>
-      </w:pPr>
-      <w:bookmarkStart w:id="17" w:name="_qskbma64ingo" w:colFirst="0" w:colLast="0"/>
-      <w:bookmarkEnd w:id="17"/>
-      <w:r>
-        <w:rPr>
-          <w:rFonts w:ascii="Times New Roman" w:eastAsia="Times New Roman" w:hAnsi="Times New Roman" w:cs="Times New Roman"/>
-        </w:rPr>
-        <w:lastRenderedPageBreak/>
-        <w:t>Scopo del progetto</w:t>
-      </w:r>
-    </w:p>
-    <w:p/>
-    <w:p/>
+    </w:p>
     <w:p>
       <w:pPr>
         <w:rPr>
@@ -1255,19 +1230,33 @@
         <w:rPr>
           <w:rFonts w:ascii="Times New Roman" w:eastAsia="Times New Roman" w:hAnsi="Times New Roman" w:cs="Times New Roman"/>
         </w:rPr>
-        <w:t xml:space="preserve">è creare una webapp comunicante con un server java per la gestione e vendita di prodotti agricoli. </w:t>
-      </w:r>
-    </w:p>
-    <w:p>
-      <w:pPr>
+        <w:t xml:space="preserve">è creare una </w:t>
+      </w:r>
+      <w:proofErr w:type="spellStart"/>
+      <w:r>
         <w:rPr>
           <w:rFonts w:ascii="Times New Roman" w:eastAsia="Times New Roman" w:hAnsi="Times New Roman" w:cs="Times New Roman"/>
         </w:rPr>
-      </w:pPr>
+        <w:t>webapp</w:t>
+      </w:r>
+      <w:proofErr w:type="spellEnd"/>
       <w:r>
         <w:rPr>
           <w:rFonts w:ascii="Times New Roman" w:eastAsia="Times New Roman" w:hAnsi="Times New Roman" w:cs="Times New Roman"/>
         </w:rPr>
+        <w:t xml:space="preserve"> comunicante con un server java per la gestione e vendita di prodotti agricoli. </w:t>
+      </w:r>
+    </w:p>
+    <w:p>
+      <w:pPr>
+        <w:rPr>
+          <w:rFonts w:ascii="Times New Roman" w:eastAsia="Times New Roman" w:hAnsi="Times New Roman" w:cs="Times New Roman"/>
+        </w:rPr>
+      </w:pPr>
+      <w:r>
+        <w:rPr>
+          <w:rFonts w:ascii="Times New Roman" w:eastAsia="Times New Roman" w:hAnsi="Times New Roman" w:cs="Times New Roman"/>
+        </w:rPr>
         <w:t xml:space="preserve"> Per quanto riguarda l’amministrazione della produzione si vuole monitorare il ciclo di vita dei prodotti, partendo dalla semina fino ad arrivare al raccolto come richiesto dal Cliente.</w:t>
       </w:r>
     </w:p>
@@ -1281,190 +1270,64 @@
         <w:rPr>
           <w:rFonts w:ascii="Times New Roman" w:eastAsia="Times New Roman" w:hAnsi="Times New Roman" w:cs="Times New Roman"/>
         </w:rPr>
-        <w:t>In maniera coordinata alla produzione ci sarà la vendita di tali prodotti che saranno esposti nella webapp in vetrina ed l’user potrà eseguire l’acquisto in due modalità distinte:</w:t>
-      </w:r>
-    </w:p>
-    <w:p>
-      <w:pPr>
+        <w:t xml:space="preserve">In maniera coordinata alla produzione ci sarà la vendita di tali prodotti che saranno esposti nella </w:t>
+      </w:r>
+      <w:proofErr w:type="spellStart"/>
+      <w:r>
         <w:rPr>
           <w:rFonts w:ascii="Times New Roman" w:eastAsia="Times New Roman" w:hAnsi="Times New Roman" w:cs="Times New Roman"/>
         </w:rPr>
-      </w:pPr>
-    </w:p>
-    <w:p>
-      <w:pPr>
-        <w:numPr>
-          <w:ilvl w:val="0"/>
-          <w:numId w:val="2"/>
-        </w:numPr>
+        <w:t>webapp</w:t>
+      </w:r>
+      <w:proofErr w:type="spellEnd"/>
+      <w:r>
         <w:rPr>
           <w:rFonts w:ascii="Times New Roman" w:eastAsia="Times New Roman" w:hAnsi="Times New Roman" w:cs="Times New Roman"/>
         </w:rPr>
-      </w:pPr>
+        <w:t xml:space="preserve"> in vetrina e l’user potrà eseguire l’acquisto</w:t>
+      </w:r>
       <w:r>
         <w:rPr>
           <w:rFonts w:ascii="Times New Roman" w:eastAsia="Times New Roman" w:hAnsi="Times New Roman" w:cs="Times New Roman"/>
         </w:rPr>
-        <w:t xml:space="preserve">Prenotazione del prodotto ancora in semina </w:t>
-      </w:r>
-      <w:r>
+        <w:t xml:space="preserve"> sia di prodotti già disponibili, che prenotare (nel caso non ci sia attualmente disponibilità), una data quantità per il futuro.</w:t>
+      </w:r>
+    </w:p>
+    <w:p>
+      <w:pPr>
         <w:rPr>
           <w:rFonts w:ascii="Times New Roman" w:eastAsia="Times New Roman" w:hAnsi="Times New Roman" w:cs="Times New Roman"/>
         </w:rPr>
-        <w:br/>
-      </w:r>
+      </w:pPr>
       <w:r>
         <w:rPr>
           <w:rFonts w:ascii="Times New Roman" w:eastAsia="Times New Roman" w:hAnsi="Times New Roman" w:cs="Times New Roman"/>
         </w:rPr>
-        <w:tab/>
+        <w:t>I</w:t>
       </w:r>
       <w:r>
         <w:rPr>
           <w:rFonts w:ascii="Times New Roman" w:eastAsia="Times New Roman" w:hAnsi="Times New Roman" w:cs="Times New Roman"/>
-          <w:i/>
-          <w:iCs/>
-        </w:rPr>
-        <w:t xml:space="preserve">Ipotesi: </w:t>
+        </w:rPr>
+        <w:t xml:space="preserve">l proprietario </w:t>
       </w:r>
       <w:r>
         <w:rPr>
           <w:rFonts w:ascii="Times New Roman" w:eastAsia="Times New Roman" w:hAnsi="Times New Roman" w:cs="Times New Roman"/>
         </w:rPr>
-        <w:t xml:space="preserve">se un prodotto risultasse non disponibile per mancanza di quantità o   </w:t>
+        <w:t xml:space="preserve">potrà </w:t>
       </w:r>
       <w:r>
         <w:rPr>
           <w:rFonts w:ascii="Times New Roman" w:eastAsia="Times New Roman" w:hAnsi="Times New Roman" w:cs="Times New Roman"/>
         </w:rPr>
-        <w:br/>
-        <w:t xml:space="preserve">                          altra motivazione allora l’utente potrà prenotarne una quantità voluta.</w:t>
-      </w:r>
-    </w:p>
-    <w:p>
-      <w:pPr>
-        <w:ind w:left="1440"/>
+        <w:t xml:space="preserve">in base alle circostanze </w:t>
+      </w:r>
+      <w:r>
         <w:rPr>
           <w:rFonts w:ascii="Times New Roman" w:eastAsia="Times New Roman" w:hAnsi="Times New Roman" w:cs="Times New Roman"/>
         </w:rPr>
-      </w:pPr>
-    </w:p>
-    <w:p>
-      <w:pPr>
-        <w:numPr>
-          <w:ilvl w:val="0"/>
-          <w:numId w:val="2"/>
-        </w:numPr>
-        <w:rPr>
-          <w:rFonts w:ascii="Times New Roman" w:eastAsia="Times New Roman" w:hAnsi="Times New Roman" w:cs="Times New Roman"/>
-        </w:rPr>
-      </w:pPr>
-      <w:r>
-        <w:rPr>
-          <w:rFonts w:ascii="Times New Roman" w:eastAsia="Times New Roman" w:hAnsi="Times New Roman" w:cs="Times New Roman"/>
-        </w:rPr>
-        <w:t>Acquisto del prodotto raccolto in vetrina</w:t>
-      </w:r>
-    </w:p>
-    <w:p>
-      <w:pPr>
-        <w:rPr>
-          <w:rFonts w:ascii="Times New Roman" w:eastAsia="Times New Roman" w:hAnsi="Times New Roman" w:cs="Times New Roman"/>
-        </w:rPr>
-      </w:pPr>
-      <w:r>
-        <w:rPr>
-          <w:rFonts w:ascii="Times New Roman" w:eastAsia="Times New Roman" w:hAnsi="Times New Roman" w:cs="Times New Roman"/>
-        </w:rPr>
-        <w:tab/>
-      </w:r>
-      <w:r>
-        <w:rPr>
-          <w:rFonts w:ascii="Times New Roman" w:eastAsia="Times New Roman" w:hAnsi="Times New Roman" w:cs="Times New Roman"/>
-        </w:rPr>
-        <w:tab/>
-      </w:r>
-      <w:r>
-        <w:rPr>
-          <w:rFonts w:ascii="Times New Roman" w:eastAsia="Times New Roman" w:hAnsi="Times New Roman" w:cs="Times New Roman"/>
-        </w:rPr>
-        <w:tab/>
-      </w:r>
-      <w:r>
-        <w:rPr>
-          <w:rFonts w:ascii="Times New Roman" w:eastAsia="Times New Roman" w:hAnsi="Times New Roman" w:cs="Times New Roman"/>
-          <w:i/>
-          <w:iCs/>
-        </w:rPr>
-        <w:t xml:space="preserve">Ipotesi: </w:t>
-      </w:r>
-      <w:r>
-        <w:rPr>
-          <w:rFonts w:ascii="Times New Roman" w:eastAsia="Times New Roman" w:hAnsi="Times New Roman" w:cs="Times New Roman"/>
-        </w:rPr>
-        <w:t xml:space="preserve">nello store della webapp, l’utente potrà sfogliare il catalogo dei </w:t>
-      </w:r>
-    </w:p>
-    <w:p>
-      <w:pPr>
-        <w:rPr>
-          <w:rFonts w:ascii="Times New Roman" w:eastAsia="Times New Roman" w:hAnsi="Times New Roman" w:cs="Times New Roman"/>
-        </w:rPr>
-      </w:pPr>
-      <w:r>
-        <w:rPr>
-          <w:rFonts w:ascii="Times New Roman" w:eastAsia="Times New Roman" w:hAnsi="Times New Roman" w:cs="Times New Roman"/>
-        </w:rPr>
-        <w:t xml:space="preserve">                                                    prodotti già pronti e potrà acquistare quelli desiderati.</w:t>
-      </w:r>
-    </w:p>
-    <w:p>
-      <w:pPr>
-        <w:rPr>
-          <w:rFonts w:ascii="Times New Roman" w:eastAsia="Times New Roman" w:hAnsi="Times New Roman" w:cs="Times New Roman"/>
-        </w:rPr>
-      </w:pPr>
-    </w:p>
-    <w:p>
-      <w:pPr>
-        <w:rPr>
-          <w:rFonts w:ascii="Times New Roman" w:eastAsia="Times New Roman" w:hAnsi="Times New Roman" w:cs="Times New Roman"/>
-        </w:rPr>
-      </w:pPr>
-      <w:r>
-        <w:rPr>
-          <w:rFonts w:ascii="Times New Roman" w:eastAsia="Times New Roman" w:hAnsi="Times New Roman" w:cs="Times New Roman"/>
-        </w:rPr>
-        <w:br/>
-        <w:t xml:space="preserve">Inoltre sarà possibile gestire l’applicazione in vari ruoli; Il proprietario avrà due ruoli separati in base alle circostanze di come e cosa dovrà svolgere nell’applicazione. Egli potrà raffigurarsi come “Amministratore” dividendosi in: </w:t>
-      </w:r>
-      <w:r>
-        <w:rPr>
-          <w:rFonts w:ascii="Times New Roman" w:eastAsia="Times New Roman" w:hAnsi="Times New Roman" w:cs="Times New Roman"/>
-          <w:i/>
-          <w:iCs/>
-        </w:rPr>
-        <w:t>Gestore Produzione</w:t>
-      </w:r>
-      <w:r>
-        <w:rPr>
-          <w:rFonts w:ascii="Times New Roman" w:eastAsia="Times New Roman" w:hAnsi="Times New Roman" w:cs="Times New Roman"/>
-        </w:rPr>
-        <w:t xml:space="preserve"> per gestire la produzione dei prodotti da semina a raccolto; e come </w:t>
-      </w:r>
-      <w:r>
-        <w:rPr>
-          <w:rFonts w:ascii="Times New Roman" w:eastAsia="Times New Roman" w:hAnsi="Times New Roman" w:cs="Times New Roman"/>
-          <w:i/>
-          <w:iCs/>
-        </w:rPr>
-        <w:t>Gestore Vendita</w:t>
-      </w:r>
-      <w:r>
-        <w:rPr>
-          <w:rFonts w:ascii="Times New Roman" w:eastAsia="Times New Roman" w:hAnsi="Times New Roman" w:cs="Times New Roman"/>
-        </w:rPr>
-        <w:t xml:space="preserve"> per gestire tutte le vendite/prenotazioni dei prodotti.</w:t>
+        <w:t>gestire le vendite e gestire la produzione dei prodotti, aggiungendo un nuovo prodotto o un nuovo raccolto per un prodotto già esistente.</w:t>
       </w:r>
     </w:p>
     <w:p>
@@ -1558,7 +1421,21 @@
           <w:lang w:val="it-IT"/>
         </w:rPr>
         <w:tab/>
-        <w:t xml:space="preserve"> POST UtenteController.registra()</w:t>
+        <w:t xml:space="preserve"> POST </w:t>
+      </w:r>
+      <w:proofErr w:type="spellStart"/>
+      <w:r>
+        <w:rPr>
+          <w:lang w:val="it-IT"/>
+        </w:rPr>
+        <w:t>UtenteController.registra</w:t>
+      </w:r>
+      <w:proofErr w:type="spellEnd"/>
+      <w:r>
+        <w:rPr>
+          <w:lang w:val="it-IT"/>
+        </w:rPr>
+        <w:t>()</w:t>
       </w:r>
     </w:p>
     <w:p>
@@ -1577,8 +1454,16 @@
         <w:rPr>
           <w:lang w:val="it-IT"/>
         </w:rPr>
-        <w:t xml:space="preserve"> Restituisce l’idUtente</w:t>
-      </w:r>
+        <w:t xml:space="preserve"> Restituisce l’</w:t>
+      </w:r>
+      <w:proofErr w:type="spellStart"/>
+      <w:r>
+        <w:rPr>
+          <w:lang w:val="it-IT"/>
+        </w:rPr>
+        <w:t>idUtente</w:t>
+      </w:r>
+      <w:proofErr w:type="spellEnd"/>
       <w:r>
         <w:rPr>
           <w:lang w:val="it-IT"/>
@@ -1618,25 +1503,33 @@
           <w:lang w:val="en-US"/>
         </w:rPr>
       </w:pPr>
+      <w:proofErr w:type="spellStart"/>
+      <w:proofErr w:type="gramStart"/>
       <w:r>
         <w:rPr>
           <w:lang w:val="en-US"/>
         </w:rPr>
         <w:t>username:String</w:t>
       </w:r>
-    </w:p>
-    <w:p>
-      <w:pPr>
-        <w:rPr>
-          <w:lang w:val="en-US"/>
-        </w:rPr>
-      </w:pPr>
+      <w:proofErr w:type="spellEnd"/>
+      <w:proofErr w:type="gramEnd"/>
+    </w:p>
+    <w:p>
+      <w:pPr>
+        <w:rPr>
+          <w:lang w:val="en-US"/>
+        </w:rPr>
+      </w:pPr>
+      <w:proofErr w:type="spellStart"/>
+      <w:proofErr w:type="gramStart"/>
       <w:r>
         <w:rPr>
           <w:lang w:val="en-US"/>
         </w:rPr>
         <w:t>password:String</w:t>
       </w:r>
+      <w:proofErr w:type="spellEnd"/>
+      <w:proofErr w:type="gramEnd"/>
       <w:r>
         <w:rPr>
           <w:lang w:val="en-US"/>
@@ -1662,12 +1555,16 @@
           <w:lang w:val="en-US"/>
         </w:rPr>
       </w:pPr>
+      <w:proofErr w:type="spellStart"/>
+      <w:proofErr w:type="gramStart"/>
       <w:r>
         <w:rPr>
           <w:lang w:val="en-US"/>
         </w:rPr>
         <w:t>nome:String</w:t>
       </w:r>
+      <w:proofErr w:type="spellEnd"/>
+      <w:proofErr w:type="gramEnd"/>
     </w:p>
     <w:p>
       <w:pPr>
@@ -1695,25 +1592,31 @@
           <w:lang w:val="en-US"/>
         </w:rPr>
       </w:pPr>
+      <w:proofErr w:type="spellStart"/>
       <w:r>
         <w:rPr>
           <w:lang w:val="en-US"/>
         </w:rPr>
         <w:t>idUtente:int</w:t>
       </w:r>
-    </w:p>
-    <w:p>
-      <w:pPr>
-        <w:rPr>
-          <w:lang w:val="en-US"/>
-        </w:rPr>
-      </w:pPr>
+      <w:proofErr w:type="spellEnd"/>
+    </w:p>
+    <w:p>
+      <w:pPr>
+        <w:rPr>
+          <w:lang w:val="en-US"/>
+        </w:rPr>
+      </w:pPr>
+      <w:proofErr w:type="spellStart"/>
+      <w:proofErr w:type="gramStart"/>
       <w:r>
         <w:rPr>
           <w:lang w:val="en-US"/>
         </w:rPr>
         <w:t>message:String</w:t>
       </w:r>
+      <w:proofErr w:type="spellEnd"/>
+      <w:proofErr w:type="gramEnd"/>
     </w:p>
     <w:p>
       <w:pPr>
@@ -1741,12 +1644,16 @@
           <w:lang w:val="en-US"/>
         </w:rPr>
       </w:pPr>
+      <w:proofErr w:type="spellStart"/>
+      <w:proofErr w:type="gramStart"/>
       <w:r>
         <w:rPr>
           <w:lang w:val="en-US"/>
         </w:rPr>
         <w:t>Message:String</w:t>
       </w:r>
+      <w:proofErr w:type="spellEnd"/>
+      <w:proofErr w:type="gramEnd"/>
     </w:p>
     <w:p>
       <w:pPr>
@@ -1817,7 +1724,21 @@
           <w:lang w:val="it-IT"/>
         </w:rPr>
         <w:tab/>
-        <w:t>Dati errati (i dati forniti nella request non sono validi)</w:t>
+        <w:t xml:space="preserve">Dati errati (i dati forniti nella </w:t>
+      </w:r>
+      <w:proofErr w:type="spellStart"/>
+      <w:r>
+        <w:rPr>
+          <w:lang w:val="it-IT"/>
+        </w:rPr>
+        <w:t>request</w:t>
+      </w:r>
+      <w:proofErr w:type="spellEnd"/>
+      <w:r>
+        <w:rPr>
+          <w:lang w:val="it-IT"/>
+        </w:rPr>
+        <w:t xml:space="preserve"> non sono validi)</w:t>
       </w:r>
     </w:p>
     <w:p>
@@ -1840,7 +1761,35 @@
           <w:lang w:val="it-IT"/>
         </w:rPr>
         <w:tab/>
-        <w:t>Utente già presente(è già presente l’username fornito nella request)</w:t>
+        <w:t xml:space="preserve">Utente già </w:t>
+      </w:r>
+      <w:proofErr w:type="gramStart"/>
+      <w:r>
+        <w:rPr>
+          <w:lang w:val="it-IT"/>
+        </w:rPr>
+        <w:t>presente(</w:t>
+      </w:r>
+      <w:proofErr w:type="gramEnd"/>
+      <w:r>
+        <w:rPr>
+          <w:lang w:val="it-IT"/>
+        </w:rPr>
+        <w:t xml:space="preserve">è già presente l’username fornito nella </w:t>
+      </w:r>
+      <w:proofErr w:type="spellStart"/>
+      <w:r>
+        <w:rPr>
+          <w:lang w:val="it-IT"/>
+        </w:rPr>
+        <w:t>request</w:t>
+      </w:r>
+      <w:proofErr w:type="spellEnd"/>
+      <w:r>
+        <w:rPr>
+          <w:lang w:val="it-IT"/>
+        </w:rPr>
+        <w:t>)</w:t>
       </w:r>
     </w:p>
     <w:p>
@@ -1891,8 +1840,16 @@
         <w:rPr>
           <w:lang w:val="it-IT"/>
         </w:rPr>
-        <w:t xml:space="preserve"> Restituisce l’idUtente</w:t>
-      </w:r>
+        <w:t xml:space="preserve"> Restituisce l’</w:t>
+      </w:r>
+      <w:proofErr w:type="spellStart"/>
+      <w:r>
+        <w:rPr>
+          <w:lang w:val="it-IT"/>
+        </w:rPr>
+        <w:t>idUtente</w:t>
+      </w:r>
+      <w:proofErr w:type="spellEnd"/>
       <w:r>
         <w:rPr>
           <w:lang w:val="it-IT"/>
@@ -1939,7 +1896,21 @@
         <w:rPr>
           <w:lang w:val="it-IT"/>
         </w:rPr>
-        <w:t xml:space="preserve"> POST UtenteController.accedi ()</w:t>
+        <w:t xml:space="preserve"> POST </w:t>
+      </w:r>
+      <w:proofErr w:type="spellStart"/>
+      <w:r>
+        <w:rPr>
+          <w:lang w:val="it-IT"/>
+        </w:rPr>
+        <w:t>UtenteController.accedi</w:t>
+      </w:r>
+      <w:proofErr w:type="spellEnd"/>
+      <w:r>
+        <w:rPr>
+          <w:lang w:val="it-IT"/>
+        </w:rPr>
+        <w:t xml:space="preserve"> ()</w:t>
       </w:r>
     </w:p>
     <w:p>
@@ -1980,25 +1951,33 @@
           <w:lang w:val="en-US"/>
         </w:rPr>
       </w:pPr>
+      <w:proofErr w:type="spellStart"/>
+      <w:proofErr w:type="gramStart"/>
       <w:r>
         <w:rPr>
           <w:lang w:val="en-US"/>
         </w:rPr>
         <w:t>username:String</w:t>
       </w:r>
-    </w:p>
-    <w:p>
-      <w:pPr>
-        <w:rPr>
-          <w:lang w:val="en-US"/>
-        </w:rPr>
-      </w:pPr>
+      <w:proofErr w:type="spellEnd"/>
+      <w:proofErr w:type="gramEnd"/>
+    </w:p>
+    <w:p>
+      <w:pPr>
+        <w:rPr>
+          <w:lang w:val="en-US"/>
+        </w:rPr>
+      </w:pPr>
+      <w:proofErr w:type="spellStart"/>
+      <w:proofErr w:type="gramStart"/>
       <w:r>
         <w:rPr>
           <w:lang w:val="en-US"/>
         </w:rPr>
         <w:t>password:String</w:t>
       </w:r>
+      <w:proofErr w:type="spellEnd"/>
+      <w:proofErr w:type="gramEnd"/>
     </w:p>
     <w:p>
       <w:pPr>
@@ -2026,58 +2005,76 @@
           <w:lang w:val="en-US"/>
         </w:rPr>
       </w:pPr>
+      <w:proofErr w:type="spellStart"/>
       <w:r>
         <w:rPr>
           <w:lang w:val="en-US"/>
         </w:rPr>
         <w:t>idUtente:int</w:t>
       </w:r>
-    </w:p>
-    <w:p>
-      <w:pPr>
-        <w:rPr>
-          <w:lang w:val="en-US"/>
-        </w:rPr>
-      </w:pPr>
+      <w:proofErr w:type="spellEnd"/>
+    </w:p>
+    <w:p>
+      <w:pPr>
+        <w:rPr>
+          <w:lang w:val="en-US"/>
+        </w:rPr>
+      </w:pPr>
+      <w:proofErr w:type="spellStart"/>
+      <w:proofErr w:type="gramStart"/>
       <w:r>
         <w:rPr>
           <w:lang w:val="en-US"/>
         </w:rPr>
         <w:t>message:String</w:t>
       </w:r>
-    </w:p>
-    <w:p>
-      <w:pPr>
-        <w:rPr>
-          <w:lang w:val="en-US"/>
-        </w:rPr>
-      </w:pPr>
-    </w:p>
-    <w:p>
-      <w:pPr>
-        <w:rPr>
-          <w:lang w:val="it-IT"/>
-        </w:rPr>
-      </w:pPr>
-      <w:r>
-        <w:rPr>
-          <w:lang w:val="it-IT"/>
-        </w:rPr>
-        <w:t>Body response</w:t>
-      </w:r>
-    </w:p>
-    <w:p>
-      <w:pPr>
-        <w:rPr>
-          <w:lang w:val="it-IT"/>
-        </w:rPr>
-      </w:pPr>
+      <w:proofErr w:type="spellEnd"/>
+      <w:proofErr w:type="gramEnd"/>
+    </w:p>
+    <w:p>
+      <w:pPr>
+        <w:rPr>
+          <w:lang w:val="en-US"/>
+        </w:rPr>
+      </w:pPr>
+    </w:p>
+    <w:p>
+      <w:pPr>
+        <w:rPr>
+          <w:lang w:val="it-IT"/>
+        </w:rPr>
+      </w:pPr>
+      <w:r>
+        <w:rPr>
+          <w:lang w:val="it-IT"/>
+        </w:rPr>
+        <w:t xml:space="preserve">Body </w:t>
+      </w:r>
+      <w:proofErr w:type="spellStart"/>
+      <w:r>
+        <w:rPr>
+          <w:lang w:val="it-IT"/>
+        </w:rPr>
+        <w:t>response</w:t>
+      </w:r>
+      <w:proofErr w:type="spellEnd"/>
+    </w:p>
+    <w:p>
+      <w:pPr>
+        <w:rPr>
+          <w:lang w:val="it-IT"/>
+        </w:rPr>
+      </w:pPr>
+      <w:proofErr w:type="spellStart"/>
+      <w:proofErr w:type="gramStart"/>
       <w:r>
         <w:rPr>
           <w:lang w:val="it-IT"/>
         </w:rPr>
         <w:t>Message:String</w:t>
       </w:r>
+      <w:proofErr w:type="spellEnd"/>
+      <w:proofErr w:type="gramEnd"/>
     </w:p>
     <w:p>
       <w:pPr>
@@ -2146,7 +2143,21 @@
           <w:lang w:val="it-IT"/>
         </w:rPr>
         <w:tab/>
-        <w:t>Dati errati (i dati forniti nella request non sono validi)</w:t>
+        <w:t xml:space="preserve">Dati errati (i dati forniti nella </w:t>
+      </w:r>
+      <w:proofErr w:type="spellStart"/>
+      <w:r>
+        <w:rPr>
+          <w:lang w:val="it-IT"/>
+        </w:rPr>
+        <w:t>request</w:t>
+      </w:r>
+      <w:proofErr w:type="spellEnd"/>
+      <w:r>
+        <w:rPr>
+          <w:lang w:val="it-IT"/>
+        </w:rPr>
+        <w:t xml:space="preserve"> non sono validi)</w:t>
       </w:r>
     </w:p>
     <w:p>
@@ -2203,7 +2214,21 @@
         <w:rPr>
           <w:lang w:val="it-IT"/>
         </w:rPr>
-        <w:t xml:space="preserve">   POST   ProdottoController.aggiungi()</w:t>
+        <w:t xml:space="preserve">   POST   </w:t>
+      </w:r>
+      <w:proofErr w:type="spellStart"/>
+      <w:r>
+        <w:rPr>
+          <w:lang w:val="it-IT"/>
+        </w:rPr>
+        <w:t>ProdottoController.aggiungi</w:t>
+      </w:r>
+      <w:proofErr w:type="spellEnd"/>
+      <w:r>
+        <w:rPr>
+          <w:lang w:val="it-IT"/>
+        </w:rPr>
+        <w:t>()</w:t>
       </w:r>
     </w:p>
     <w:p>
@@ -2242,62 +2267,108 @@
           <w:lang w:val="en-US"/>
         </w:rPr>
         <w:br/>
+      </w:r>
+      <w:proofErr w:type="spellStart"/>
+      <w:r>
+        <w:rPr>
+          <w:lang w:val="en-US"/>
+        </w:rPr>
         <w:t>idUtente:int</w:t>
       </w:r>
+      <w:proofErr w:type="spellEnd"/>
       <w:r>
         <w:rPr>
           <w:lang w:val="en-US"/>
         </w:rPr>
         <w:br/>
+      </w:r>
+      <w:proofErr w:type="spellStart"/>
+      <w:proofErr w:type="gramStart"/>
+      <w:r>
+        <w:rPr>
+          <w:lang w:val="en-US"/>
+        </w:rPr>
         <w:t>nome:String</w:t>
       </w:r>
+      <w:proofErr w:type="spellEnd"/>
+      <w:proofErr w:type="gramEnd"/>
       <w:r>
         <w:rPr>
           <w:lang w:val="en-US"/>
         </w:rPr>
         <w:br/>
+      </w:r>
+      <w:proofErr w:type="spellStart"/>
+      <w:proofErr w:type="gramStart"/>
+      <w:r>
+        <w:rPr>
+          <w:lang w:val="en-US"/>
+        </w:rPr>
         <w:t>prezzo:float</w:t>
       </w:r>
+      <w:proofErr w:type="spellEnd"/>
+      <w:proofErr w:type="gramEnd"/>
       <w:r>
         <w:rPr>
           <w:lang w:val="en-US"/>
         </w:rPr>
         <w:br/>
+      </w:r>
+      <w:proofErr w:type="spellStart"/>
+      <w:proofErr w:type="gramStart"/>
+      <w:r>
+        <w:rPr>
+          <w:lang w:val="en-US"/>
+        </w:rPr>
         <w:t>magazzino:float</w:t>
       </w:r>
-    </w:p>
-    <w:p>
-      <w:pPr>
-        <w:rPr>
-          <w:lang w:val="en-US"/>
-        </w:rPr>
-      </w:pPr>
-    </w:p>
-    <w:p>
-      <w:pPr>
-        <w:rPr>
-          <w:lang w:val="it-IT"/>
-        </w:rPr>
-      </w:pPr>
-      <w:r>
-        <w:rPr>
-          <w:lang w:val="it-IT"/>
-        </w:rPr>
-        <w:t>Body response</w:t>
-      </w:r>
-    </w:p>
-    <w:p>
-      <w:pPr>
-        <w:rPr>
-          <w:lang w:val="it-IT"/>
-        </w:rPr>
-      </w:pPr>
+      <w:proofErr w:type="spellEnd"/>
+      <w:proofErr w:type="gramEnd"/>
+    </w:p>
+    <w:p>
+      <w:pPr>
+        <w:rPr>
+          <w:lang w:val="en-US"/>
+        </w:rPr>
+      </w:pPr>
+    </w:p>
+    <w:p>
+      <w:pPr>
+        <w:rPr>
+          <w:lang w:val="it-IT"/>
+        </w:rPr>
+      </w:pPr>
+      <w:r>
+        <w:rPr>
+          <w:lang w:val="it-IT"/>
+        </w:rPr>
+        <w:t xml:space="preserve">Body </w:t>
+      </w:r>
+      <w:proofErr w:type="spellStart"/>
+      <w:r>
+        <w:rPr>
+          <w:lang w:val="it-IT"/>
+        </w:rPr>
+        <w:t>response</w:t>
+      </w:r>
+      <w:proofErr w:type="spellEnd"/>
+    </w:p>
+    <w:p>
+      <w:pPr>
+        <w:rPr>
+          <w:lang w:val="it-IT"/>
+        </w:rPr>
+      </w:pPr>
+      <w:proofErr w:type="spellStart"/>
+      <w:proofErr w:type="gramStart"/>
       <w:r>
         <w:rPr>
           <w:lang w:val="it-IT"/>
         </w:rPr>
         <w:t>Message:String</w:t>
       </w:r>
+      <w:proofErr w:type="spellEnd"/>
+      <w:proofErr w:type="gramEnd"/>
     </w:p>
     <w:p>
       <w:pPr>
@@ -2371,7 +2442,21 @@
           <w:lang w:val="it-IT"/>
         </w:rPr>
         <w:tab/>
-        <w:t>Dati errati (i dati forniti nella request non sono validi)</w:t>
+        <w:t xml:space="preserve">Dati errati (i dati forniti nella </w:t>
+      </w:r>
+      <w:proofErr w:type="spellStart"/>
+      <w:r>
+        <w:rPr>
+          <w:lang w:val="it-IT"/>
+        </w:rPr>
+        <w:t>request</w:t>
+      </w:r>
+      <w:proofErr w:type="spellEnd"/>
+      <w:r>
+        <w:rPr>
+          <w:lang w:val="it-IT"/>
+        </w:rPr>
+        <w:t xml:space="preserve"> non sono validi)</w:t>
       </w:r>
     </w:p>
     <w:p>
@@ -2394,7 +2479,20 @@
           <w:lang w:val="it-IT"/>
         </w:rPr>
         <w:tab/>
-        <w:t>IdUtente mancante</w:t>
+      </w:r>
+      <w:proofErr w:type="spellStart"/>
+      <w:r>
+        <w:rPr>
+          <w:lang w:val="it-IT"/>
+        </w:rPr>
+        <w:t>IdUtente</w:t>
+      </w:r>
+      <w:proofErr w:type="spellEnd"/>
+      <w:r>
+        <w:rPr>
+          <w:lang w:val="it-IT"/>
+        </w:rPr>
+        <w:t xml:space="preserve"> mancante</w:t>
       </w:r>
     </w:p>
     <w:p>
@@ -2486,7 +2584,21 @@
         <w:rPr>
           <w:lang w:val="it-IT"/>
         </w:rPr>
-        <w:t xml:space="preserve"> DELETE ProdottoController.elimina()</w:t>
+        <w:t xml:space="preserve"> DELETE </w:t>
+      </w:r>
+      <w:proofErr w:type="spellStart"/>
+      <w:r>
+        <w:rPr>
+          <w:lang w:val="it-IT"/>
+        </w:rPr>
+        <w:t>ProdottoController.elimina</w:t>
+      </w:r>
+      <w:proofErr w:type="spellEnd"/>
+      <w:r>
+        <w:rPr>
+          <w:lang w:val="it-IT"/>
+        </w:rPr>
+        <w:t>()</w:t>
       </w:r>
     </w:p>
     <w:p>
@@ -2518,7 +2630,21 @@
         <w:rPr>
           <w:lang w:val="it-IT"/>
         </w:rPr>
-        <w:t xml:space="preserve"> è case sensitive. Il nome del prodotto va specificato nell’URI.</w:t>
+        <w:t xml:space="preserve"> </w:t>
+      </w:r>
+      <w:proofErr w:type="gramStart"/>
+      <w:r>
+        <w:rPr>
+          <w:lang w:val="it-IT"/>
+        </w:rPr>
+        <w:t>è</w:t>
+      </w:r>
+      <w:proofErr w:type="gramEnd"/>
+      <w:r>
+        <w:rPr>
+          <w:lang w:val="it-IT"/>
+        </w:rPr>
+        <w:t xml:space="preserve"> case sensitive. Il nome del prodotto va specificato nell’URI.</w:t>
       </w:r>
     </w:p>
     <w:p>
@@ -2538,8 +2664,15 @@
           <w:lang w:val="en-US"/>
         </w:rPr>
         <w:br/>
+      </w:r>
+      <w:proofErr w:type="spellStart"/>
+      <w:r>
+        <w:rPr>
+          <w:lang w:val="en-US"/>
+        </w:rPr>
         <w:t>idUtente:int</w:t>
       </w:r>
+      <w:proofErr w:type="spellEnd"/>
       <w:r>
         <w:rPr>
           <w:lang w:val="en-US"/>
@@ -2572,12 +2705,16 @@
           <w:lang w:val="it-IT"/>
         </w:rPr>
       </w:pPr>
+      <w:proofErr w:type="spellStart"/>
+      <w:proofErr w:type="gramStart"/>
       <w:r>
         <w:rPr>
           <w:lang w:val="it-IT"/>
         </w:rPr>
         <w:t>Message:String</w:t>
       </w:r>
+      <w:proofErr w:type="spellEnd"/>
+      <w:proofErr w:type="gramEnd"/>
     </w:p>
     <w:p>
       <w:pPr>
@@ -2639,7 +2776,21 @@
           <w:lang w:val="it-IT"/>
         </w:rPr>
         <w:tab/>
-        <w:t>Dati errati (i dati forniti nella request non sono validi)</w:t>
+        <w:t xml:space="preserve">Dati errati (i dati forniti nella </w:t>
+      </w:r>
+      <w:proofErr w:type="spellStart"/>
+      <w:r>
+        <w:rPr>
+          <w:lang w:val="it-IT"/>
+        </w:rPr>
+        <w:t>request</w:t>
+      </w:r>
+      <w:proofErr w:type="spellEnd"/>
+      <w:r>
+        <w:rPr>
+          <w:lang w:val="it-IT"/>
+        </w:rPr>
+        <w:t xml:space="preserve"> non sono validi)</w:t>
       </w:r>
     </w:p>
     <w:p>
@@ -2662,7 +2813,20 @@
           <w:lang w:val="it-IT"/>
         </w:rPr>
         <w:tab/>
-        <w:t>IdUtente mancante</w:t>
+      </w:r>
+      <w:proofErr w:type="spellStart"/>
+      <w:r>
+        <w:rPr>
+          <w:lang w:val="it-IT"/>
+        </w:rPr>
+        <w:t>IdUtente</w:t>
+      </w:r>
+      <w:proofErr w:type="spellEnd"/>
+      <w:r>
+        <w:rPr>
+          <w:lang w:val="it-IT"/>
+        </w:rPr>
+        <w:t xml:space="preserve"> mancante</w:t>
       </w:r>
     </w:p>
     <w:p>
@@ -2727,13 +2891,27 @@
         <w:rPr>
           <w:lang w:val="it-IT"/>
         </w:rPr>
-        <w:t xml:space="preserve">  GET ProdottoContro</w:t>
-      </w:r>
-      <w:r>
-        <w:rPr>
-          <w:lang w:val="it-IT"/>
-        </w:rPr>
-        <w:t>ller.getProdotti()</w:t>
+        <w:t xml:space="preserve">  GET </w:t>
+      </w:r>
+      <w:proofErr w:type="spellStart"/>
+      <w:r>
+        <w:rPr>
+          <w:lang w:val="it-IT"/>
+        </w:rPr>
+        <w:t>ProdottoContro</w:t>
+      </w:r>
+      <w:r>
+        <w:rPr>
+          <w:lang w:val="it-IT"/>
+        </w:rPr>
+        <w:t>ller.getProdotti</w:t>
+      </w:r>
+      <w:proofErr w:type="spellEnd"/>
+      <w:r>
+        <w:rPr>
+          <w:lang w:val="it-IT"/>
+        </w:rPr>
+        <w:t>()</w:t>
       </w:r>
     </w:p>
     <w:p>
@@ -2766,7 +2944,21 @@
         <w:rPr>
           <w:lang w:val="it-IT"/>
         </w:rPr>
-        <w:t>Body response:</w:t>
+        <w:t xml:space="preserve">Body </w:t>
+      </w:r>
+      <w:proofErr w:type="spellStart"/>
+      <w:r>
+        <w:rPr>
+          <w:lang w:val="it-IT"/>
+        </w:rPr>
+        <w:t>response</w:t>
+      </w:r>
+      <w:proofErr w:type="spellEnd"/>
+      <w:r>
+        <w:rPr>
+          <w:lang w:val="it-IT"/>
+        </w:rPr>
+        <w:t>:</w:t>
       </w:r>
     </w:p>
     <w:p>
@@ -2844,8 +3036,30 @@
         <w:rPr>
           <w:lang w:val="it-IT"/>
         </w:rPr>
-        <w:t xml:space="preserve">        "disponibilita": int</w:t>
-      </w:r>
+        <w:t xml:space="preserve">        "</w:t>
+      </w:r>
+      <w:proofErr w:type="spellStart"/>
+      <w:r>
+        <w:rPr>
+          <w:lang w:val="it-IT"/>
+        </w:rPr>
+        <w:t>disponibilita</w:t>
+      </w:r>
+      <w:proofErr w:type="spellEnd"/>
+      <w:r>
+        <w:rPr>
+          <w:lang w:val="it-IT"/>
+        </w:rPr>
+        <w:t xml:space="preserve">": </w:t>
+      </w:r>
+      <w:proofErr w:type="spellStart"/>
+      <w:r>
+        <w:rPr>
+          <w:lang w:val="it-IT"/>
+        </w:rPr>
+        <w:t>int</w:t>
+      </w:r>
+      <w:proofErr w:type="spellEnd"/>
     </w:p>
     <w:p>
       <w:pPr>
@@ -2980,47 +3194,89 @@
         <w:rPr>
           <w:lang w:val="it-IT"/>
         </w:rPr>
-        <w:t xml:space="preserve"> DELETE ProdottoController.elimina()</w:t>
-      </w:r>
-    </w:p>
-    <w:p>
-      <w:pPr>
-        <w:rPr>
-          <w:lang w:val="it-IT"/>
-        </w:rPr>
-      </w:pPr>
-    </w:p>
-    <w:p>
-      <w:pPr>
-        <w:rPr>
-          <w:lang w:val="it-IT"/>
-        </w:rPr>
-      </w:pPr>
-      <w:r>
-        <w:rPr>
-          <w:lang w:val="it-IT"/>
-        </w:rPr>
-        <w:t>Metodo che dato il nome del prodotto (così come è stato fornito) lo elimina. Il metodo è case sensitive. Il nome del prodotto va specificato nell’URI.</w:t>
-      </w:r>
-    </w:p>
-    <w:p>
-      <w:pPr>
-        <w:rPr>
-          <w:lang w:val="it-IT"/>
-        </w:rPr>
-      </w:pPr>
-    </w:p>
-    <w:p>
-      <w:pPr>
-        <w:rPr>
-          <w:lang w:val="it-IT"/>
-        </w:rPr>
-      </w:pPr>
-      <w:r>
-        <w:rPr>
-          <w:lang w:val="it-IT"/>
-        </w:rPr>
-        <w:t>Body response:</w:t>
+        <w:t xml:space="preserve"> DELETE </w:t>
+      </w:r>
+      <w:proofErr w:type="spellStart"/>
+      <w:r>
+        <w:rPr>
+          <w:lang w:val="it-IT"/>
+        </w:rPr>
+        <w:t>ProdottoController.elimina</w:t>
+      </w:r>
+      <w:proofErr w:type="spellEnd"/>
+      <w:r>
+        <w:rPr>
+          <w:lang w:val="it-IT"/>
+        </w:rPr>
+        <w:t>()</w:t>
+      </w:r>
+    </w:p>
+    <w:p>
+      <w:pPr>
+        <w:rPr>
+          <w:lang w:val="it-IT"/>
+        </w:rPr>
+      </w:pPr>
+    </w:p>
+    <w:p>
+      <w:pPr>
+        <w:rPr>
+          <w:lang w:val="it-IT"/>
+        </w:rPr>
+      </w:pPr>
+      <w:r>
+        <w:rPr>
+          <w:lang w:val="it-IT"/>
+        </w:rPr>
+        <w:t xml:space="preserve">Metodo che dato il nome del prodotto (così come è stato fornito) lo elimina. Il metodo </w:t>
+      </w:r>
+      <w:proofErr w:type="gramStart"/>
+      <w:r>
+        <w:rPr>
+          <w:lang w:val="it-IT"/>
+        </w:rPr>
+        <w:t>è</w:t>
+      </w:r>
+      <w:proofErr w:type="gramEnd"/>
+      <w:r>
+        <w:rPr>
+          <w:lang w:val="it-IT"/>
+        </w:rPr>
+        <w:t xml:space="preserve"> case sensitive. Il nome del prodotto va specificato nell’URI.</w:t>
+      </w:r>
+    </w:p>
+    <w:p>
+      <w:pPr>
+        <w:rPr>
+          <w:lang w:val="it-IT"/>
+        </w:rPr>
+      </w:pPr>
+    </w:p>
+    <w:p>
+      <w:pPr>
+        <w:rPr>
+          <w:lang w:val="it-IT"/>
+        </w:rPr>
+      </w:pPr>
+      <w:r>
+        <w:rPr>
+          <w:lang w:val="it-IT"/>
+        </w:rPr>
+        <w:t xml:space="preserve">Body </w:t>
+      </w:r>
+      <w:proofErr w:type="spellStart"/>
+      <w:r>
+        <w:rPr>
+          <w:lang w:val="it-IT"/>
+        </w:rPr>
+        <w:t>response</w:t>
+      </w:r>
+      <w:proofErr w:type="spellEnd"/>
+      <w:r>
+        <w:rPr>
+          <w:lang w:val="it-IT"/>
+        </w:rPr>
+        <w:t>:</w:t>
       </w:r>
     </w:p>
     <w:p>
@@ -3072,8 +3328,30 @@
         <w:rPr>
           <w:lang w:val="it-IT"/>
         </w:rPr>
-        <w:t xml:space="preserve">    "disponibilita": int</w:t>
-      </w:r>
+        <w:t xml:space="preserve">    "</w:t>
+      </w:r>
+      <w:proofErr w:type="spellStart"/>
+      <w:r>
+        <w:rPr>
+          <w:lang w:val="it-IT"/>
+        </w:rPr>
+        <w:t>disponibilita</w:t>
+      </w:r>
+      <w:proofErr w:type="spellEnd"/>
+      <w:r>
+        <w:rPr>
+          <w:lang w:val="it-IT"/>
+        </w:rPr>
+        <w:t xml:space="preserve">": </w:t>
+      </w:r>
+      <w:proofErr w:type="spellStart"/>
+      <w:r>
+        <w:rPr>
+          <w:lang w:val="it-IT"/>
+        </w:rPr>
+        <w:t>int</w:t>
+      </w:r>
+      <w:proofErr w:type="spellEnd"/>
     </w:p>
     <w:p>
       <w:pPr>
@@ -3094,12 +3372,16 @@
           <w:lang w:val="it-IT"/>
         </w:rPr>
       </w:pPr>
+      <w:proofErr w:type="spellStart"/>
+      <w:proofErr w:type="gramStart"/>
       <w:r>
         <w:rPr>
           <w:lang w:val="it-IT"/>
         </w:rPr>
         <w:t>message:String</w:t>
       </w:r>
+      <w:proofErr w:type="spellEnd"/>
+      <w:proofErr w:type="gramEnd"/>
     </w:p>
     <w:p>
       <w:pPr>
@@ -3196,107 +3478,175 @@
         <w:rPr>
           <w:lang w:val="it-IT"/>
         </w:rPr>
-        <w:t xml:space="preserve">   PUT   ProdottoContro</w:t>
-      </w:r>
-      <w:r>
-        <w:rPr>
-          <w:lang w:val="it-IT"/>
-        </w:rPr>
-        <w:t>ller.cambiaNome()</w:t>
-      </w:r>
-    </w:p>
-    <w:p>
-      <w:pPr>
-        <w:rPr>
-          <w:lang w:val="it-IT"/>
-        </w:rPr>
-      </w:pPr>
-    </w:p>
-    <w:p>
-      <w:pPr>
-        <w:rPr>
-          <w:lang w:val="it-IT"/>
-        </w:rPr>
-      </w:pPr>
-    </w:p>
-    <w:p>
-      <w:pPr>
-        <w:rPr>
-          <w:lang w:val="it-IT"/>
-        </w:rPr>
-      </w:pPr>
-      <w:r>
-        <w:rPr>
-          <w:lang w:val="it-IT"/>
-        </w:rPr>
-        <w:t>Metodo che dato il nome di un prodotto (nel body) e il nuovo nome (nell’URI) modifica il nome del prodotto. Il metodo è case sensitive</w:t>
-      </w:r>
-    </w:p>
-    <w:p>
-      <w:pPr>
-        <w:rPr>
-          <w:lang w:val="it-IT"/>
-        </w:rPr>
-      </w:pPr>
-    </w:p>
-    <w:p>
-      <w:pPr>
-        <w:rPr>
-          <w:lang w:val="it-IT"/>
-        </w:rPr>
-      </w:pPr>
-      <w:r>
-        <w:rPr>
-          <w:lang w:val="it-IT"/>
-        </w:rPr>
-        <w:t>Body request:</w:t>
-      </w:r>
-    </w:p>
-    <w:p>
-      <w:pPr>
-        <w:rPr>
-          <w:lang w:val="it-IT"/>
-        </w:rPr>
-      </w:pPr>
-      <w:r>
-        <w:rPr>
-          <w:lang w:val="it-IT"/>
-        </w:rPr>
-        <w:t>“nome”:String</w:t>
-      </w:r>
-    </w:p>
-    <w:p>
-      <w:pPr>
-        <w:rPr>
-          <w:lang w:val="it-IT"/>
-        </w:rPr>
-      </w:pPr>
+        <w:t xml:space="preserve">   PUT   </w:t>
+      </w:r>
+      <w:proofErr w:type="spellStart"/>
+      <w:r>
+        <w:rPr>
+          <w:lang w:val="it-IT"/>
+        </w:rPr>
+        <w:t>ProdottoContro</w:t>
+      </w:r>
+      <w:r>
+        <w:rPr>
+          <w:lang w:val="it-IT"/>
+        </w:rPr>
+        <w:t>ller.cambiaNome</w:t>
+      </w:r>
+      <w:proofErr w:type="spellEnd"/>
+      <w:r>
+        <w:rPr>
+          <w:lang w:val="it-IT"/>
+        </w:rPr>
+        <w:t>()</w:t>
+      </w:r>
+    </w:p>
+    <w:p>
+      <w:pPr>
+        <w:rPr>
+          <w:lang w:val="it-IT"/>
+        </w:rPr>
+      </w:pPr>
+    </w:p>
+    <w:p>
+      <w:pPr>
+        <w:rPr>
+          <w:lang w:val="it-IT"/>
+        </w:rPr>
+      </w:pPr>
+    </w:p>
+    <w:p>
+      <w:pPr>
+        <w:rPr>
+          <w:lang w:val="it-IT"/>
+        </w:rPr>
+      </w:pPr>
+      <w:r>
+        <w:rPr>
+          <w:lang w:val="it-IT"/>
+        </w:rPr>
+        <w:t xml:space="preserve">Metodo che dato il nome di un prodotto (nel body) e il nuovo nome (nell’URI) modifica il nome del prodotto. Il metodo </w:t>
+      </w:r>
+      <w:proofErr w:type="gramStart"/>
+      <w:r>
+        <w:rPr>
+          <w:lang w:val="it-IT"/>
+        </w:rPr>
+        <w:t>è</w:t>
+      </w:r>
+      <w:proofErr w:type="gramEnd"/>
+      <w:r>
+        <w:rPr>
+          <w:lang w:val="it-IT"/>
+        </w:rPr>
+        <w:t xml:space="preserve"> case sensitive</w:t>
+      </w:r>
+    </w:p>
+    <w:p>
+      <w:pPr>
+        <w:rPr>
+          <w:lang w:val="it-IT"/>
+        </w:rPr>
+      </w:pPr>
+    </w:p>
+    <w:p>
+      <w:pPr>
+        <w:rPr>
+          <w:lang w:val="it-IT"/>
+        </w:rPr>
+      </w:pPr>
+      <w:r>
+        <w:rPr>
+          <w:lang w:val="it-IT"/>
+        </w:rPr>
+        <w:t xml:space="preserve">Body </w:t>
+      </w:r>
+      <w:proofErr w:type="spellStart"/>
+      <w:r>
+        <w:rPr>
+          <w:lang w:val="it-IT"/>
+        </w:rPr>
+        <w:t>request</w:t>
+      </w:r>
+      <w:proofErr w:type="spellEnd"/>
+      <w:r>
+        <w:rPr>
+          <w:lang w:val="it-IT"/>
+        </w:rPr>
+        <w:t>:</w:t>
+      </w:r>
+    </w:p>
+    <w:p>
+      <w:pPr>
+        <w:rPr>
+          <w:lang w:val="it-IT"/>
+        </w:rPr>
+      </w:pPr>
+      <w:r>
+        <w:rPr>
+          <w:lang w:val="it-IT"/>
+        </w:rPr>
+        <w:t>“</w:t>
+      </w:r>
+      <w:proofErr w:type="spellStart"/>
+      <w:r>
+        <w:rPr>
+          <w:lang w:val="it-IT"/>
+        </w:rPr>
+        <w:t>nome</w:t>
+      </w:r>
+      <w:proofErr w:type="gramStart"/>
+      <w:r>
+        <w:rPr>
+          <w:lang w:val="it-IT"/>
+        </w:rPr>
+        <w:t>”:String</w:t>
+      </w:r>
+      <w:proofErr w:type="spellEnd"/>
+      <w:proofErr w:type="gramEnd"/>
+    </w:p>
+    <w:p>
+      <w:pPr>
+        <w:rPr>
+          <w:lang w:val="it-IT"/>
+        </w:rPr>
+      </w:pPr>
+      <w:proofErr w:type="spellStart"/>
       <w:r>
         <w:rPr>
           <w:lang w:val="it-IT"/>
         </w:rPr>
         <w:t>idUtente:int</w:t>
       </w:r>
-    </w:p>
-    <w:p>
-      <w:pPr>
-        <w:rPr>
-          <w:lang w:val="it-IT"/>
-        </w:rPr>
-      </w:pPr>
-    </w:p>
-    <w:p>
-      <w:pPr>
-        <w:rPr>
-          <w:lang w:val="it-IT"/>
-        </w:rPr>
-      </w:pPr>
-      <w:r>
-        <w:rPr>
-          <w:lang w:val="it-IT"/>
-        </w:rPr>
-        <w:t>Body response</w:t>
-      </w:r>
+      <w:proofErr w:type="spellEnd"/>
+    </w:p>
+    <w:p>
+      <w:pPr>
+        <w:rPr>
+          <w:lang w:val="it-IT"/>
+        </w:rPr>
+      </w:pPr>
+    </w:p>
+    <w:p>
+      <w:pPr>
+        <w:rPr>
+          <w:lang w:val="it-IT"/>
+        </w:rPr>
+      </w:pPr>
+      <w:r>
+        <w:rPr>
+          <w:lang w:val="it-IT"/>
+        </w:rPr>
+        <w:t xml:space="preserve">Body </w:t>
+      </w:r>
+      <w:proofErr w:type="spellStart"/>
+      <w:r>
+        <w:rPr>
+          <w:lang w:val="it-IT"/>
+        </w:rPr>
+        <w:t>response</w:t>
+      </w:r>
+      <w:proofErr w:type="spellEnd"/>
       <w:r>
         <w:rPr>
           <w:lang w:val="it-IT"/>
@@ -3310,12 +3660,16 @@
           <w:lang w:val="it-IT"/>
         </w:rPr>
       </w:pPr>
+      <w:proofErr w:type="spellStart"/>
+      <w:proofErr w:type="gramStart"/>
       <w:r>
         <w:rPr>
           <w:lang w:val="it-IT"/>
         </w:rPr>
         <w:t>message:String</w:t>
       </w:r>
+      <w:proofErr w:type="spellEnd"/>
+      <w:proofErr w:type="gramEnd"/>
     </w:p>
     <w:p>
       <w:pPr>
@@ -3383,7 +3737,21 @@
           <w:lang w:val="it-IT"/>
         </w:rPr>
         <w:tab/>
-        <w:t>Dati errati (i dati forniti nella request non sono validi)</w:t>
+        <w:t xml:space="preserve">Dati errati (i dati forniti nella </w:t>
+      </w:r>
+      <w:proofErr w:type="spellStart"/>
+      <w:r>
+        <w:rPr>
+          <w:lang w:val="it-IT"/>
+        </w:rPr>
+        <w:t>request</w:t>
+      </w:r>
+      <w:proofErr w:type="spellEnd"/>
+      <w:r>
+        <w:rPr>
+          <w:lang w:val="it-IT"/>
+        </w:rPr>
+        <w:t xml:space="preserve"> non sono validi)</w:t>
       </w:r>
     </w:p>
     <w:p>
@@ -3406,7 +3774,20 @@
           <w:lang w:val="it-IT"/>
         </w:rPr>
         <w:tab/>
-        <w:t>IdUtente mancante</w:t>
+      </w:r>
+      <w:proofErr w:type="spellStart"/>
+      <w:r>
+        <w:rPr>
+          <w:lang w:val="it-IT"/>
+        </w:rPr>
+        <w:t>IdUtente</w:t>
+      </w:r>
+      <w:proofErr w:type="spellEnd"/>
+      <w:r>
+        <w:rPr>
+          <w:lang w:val="it-IT"/>
+        </w:rPr>
+        <w:t xml:space="preserve"> mancante</w:t>
       </w:r>
     </w:p>
     <w:p>
@@ -3478,120 +3859,212 @@
         <w:rPr>
           <w:lang w:val="it-IT"/>
         </w:rPr>
-        <w:t xml:space="preserve">   PUT   ProdottoContro</w:t>
-      </w:r>
-      <w:r>
-        <w:rPr>
-          <w:lang w:val="it-IT"/>
-        </w:rPr>
-        <w:t>ller.cambiaPrezzo ()</w:t>
-      </w:r>
-    </w:p>
-    <w:p>
-      <w:pPr>
-        <w:rPr>
-          <w:lang w:val="it-IT"/>
-        </w:rPr>
-      </w:pPr>
-    </w:p>
-    <w:p>
-      <w:pPr>
-        <w:rPr>
-          <w:lang w:val="it-IT"/>
-        </w:rPr>
-      </w:pPr>
-    </w:p>
-    <w:p>
-      <w:pPr>
-        <w:rPr>
-          <w:lang w:val="it-IT"/>
-        </w:rPr>
-      </w:pPr>
-      <w:r>
-        <w:rPr>
-          <w:lang w:val="it-IT"/>
-        </w:rPr>
-        <w:t>Metodo che dato il nome di un prodotto (nel body) e il nuovo prezzo(nell’URI) modifica il prezzo del prodotto. Il metodo è case sensitive</w:t>
-      </w:r>
-    </w:p>
-    <w:p>
-      <w:pPr>
-        <w:rPr>
-          <w:lang w:val="it-IT"/>
-        </w:rPr>
-      </w:pPr>
-    </w:p>
-    <w:p>
-      <w:pPr>
-        <w:rPr>
-          <w:lang w:val="it-IT"/>
-        </w:rPr>
-      </w:pPr>
-      <w:r>
-        <w:rPr>
-          <w:lang w:val="it-IT"/>
-        </w:rPr>
-        <w:t>Body request:</w:t>
-      </w:r>
-    </w:p>
-    <w:p>
-      <w:pPr>
-        <w:rPr>
-          <w:lang w:val="it-IT"/>
-        </w:rPr>
-      </w:pPr>
-      <w:r>
-        <w:rPr>
-          <w:lang w:val="it-IT"/>
-        </w:rPr>
-        <w:t>“nome”:String</w:t>
-      </w:r>
-    </w:p>
-    <w:p>
-      <w:pPr>
-        <w:rPr>
-          <w:lang w:val="it-IT"/>
-        </w:rPr>
-      </w:pPr>
+        <w:t xml:space="preserve">   PUT   </w:t>
+      </w:r>
+      <w:proofErr w:type="spellStart"/>
+      <w:r>
+        <w:rPr>
+          <w:lang w:val="it-IT"/>
+        </w:rPr>
+        <w:t>ProdottoContro</w:t>
+      </w:r>
+      <w:r>
+        <w:rPr>
+          <w:lang w:val="it-IT"/>
+        </w:rPr>
+        <w:t>ller.cambiaPrezzo</w:t>
+      </w:r>
+      <w:proofErr w:type="spellEnd"/>
+      <w:r>
+        <w:rPr>
+          <w:lang w:val="it-IT"/>
+        </w:rPr>
+        <w:t xml:space="preserve"> ()</w:t>
+      </w:r>
+    </w:p>
+    <w:p>
+      <w:pPr>
+        <w:rPr>
+          <w:lang w:val="it-IT"/>
+        </w:rPr>
+      </w:pPr>
+    </w:p>
+    <w:p>
+      <w:pPr>
+        <w:rPr>
+          <w:lang w:val="it-IT"/>
+        </w:rPr>
+      </w:pPr>
+    </w:p>
+    <w:p>
+      <w:pPr>
+        <w:rPr>
+          <w:lang w:val="it-IT"/>
+        </w:rPr>
+      </w:pPr>
+      <w:r>
+        <w:rPr>
+          <w:lang w:val="it-IT"/>
+        </w:rPr>
+        <w:t xml:space="preserve">Metodo che dato il nome di un prodotto (nel body) e il nuovo </w:t>
+      </w:r>
+      <w:proofErr w:type="gramStart"/>
+      <w:r>
+        <w:rPr>
+          <w:lang w:val="it-IT"/>
+        </w:rPr>
+        <w:t>prezzo(</w:t>
+      </w:r>
+      <w:proofErr w:type="gramEnd"/>
+      <w:r>
+        <w:rPr>
+          <w:lang w:val="it-IT"/>
+        </w:rPr>
+        <w:t xml:space="preserve">nell’URI) modifica il prezzo del prodotto. Il metodo </w:t>
+      </w:r>
+      <w:proofErr w:type="gramStart"/>
+      <w:r>
+        <w:rPr>
+          <w:lang w:val="it-IT"/>
+        </w:rPr>
+        <w:t>è</w:t>
+      </w:r>
+      <w:proofErr w:type="gramEnd"/>
+      <w:r>
+        <w:rPr>
+          <w:lang w:val="it-IT"/>
+        </w:rPr>
+        <w:t xml:space="preserve"> case sensitive</w:t>
+      </w:r>
+    </w:p>
+    <w:p>
+      <w:pPr>
+        <w:rPr>
+          <w:lang w:val="it-IT"/>
+        </w:rPr>
+      </w:pPr>
+    </w:p>
+    <w:p>
+      <w:pPr>
+        <w:rPr>
+          <w:lang w:val="it-IT"/>
+        </w:rPr>
+      </w:pPr>
+      <w:r>
+        <w:rPr>
+          <w:lang w:val="it-IT"/>
+        </w:rPr>
+        <w:t xml:space="preserve">Body </w:t>
+      </w:r>
+      <w:proofErr w:type="spellStart"/>
+      <w:r>
+        <w:rPr>
+          <w:lang w:val="it-IT"/>
+        </w:rPr>
+        <w:t>request</w:t>
+      </w:r>
+      <w:proofErr w:type="spellEnd"/>
+      <w:r>
+        <w:rPr>
+          <w:lang w:val="it-IT"/>
+        </w:rPr>
+        <w:t>:</w:t>
+      </w:r>
+    </w:p>
+    <w:p>
+      <w:pPr>
+        <w:rPr>
+          <w:lang w:val="it-IT"/>
+        </w:rPr>
+      </w:pPr>
+      <w:r>
+        <w:rPr>
+          <w:lang w:val="it-IT"/>
+        </w:rPr>
+        <w:t>“</w:t>
+      </w:r>
+      <w:proofErr w:type="spellStart"/>
+      <w:r>
+        <w:rPr>
+          <w:lang w:val="it-IT"/>
+        </w:rPr>
+        <w:t>nome</w:t>
+      </w:r>
+      <w:proofErr w:type="gramStart"/>
+      <w:r>
+        <w:rPr>
+          <w:lang w:val="it-IT"/>
+        </w:rPr>
+        <w:t>”:String</w:t>
+      </w:r>
+      <w:proofErr w:type="spellEnd"/>
+      <w:proofErr w:type="gramEnd"/>
+    </w:p>
+    <w:p>
+      <w:pPr>
+        <w:rPr>
+          <w:lang w:val="it-IT"/>
+        </w:rPr>
+      </w:pPr>
+      <w:proofErr w:type="spellStart"/>
       <w:r>
         <w:rPr>
           <w:lang w:val="it-IT"/>
         </w:rPr>
         <w:t>idUtente:int</w:t>
       </w:r>
-    </w:p>
-    <w:p>
-      <w:pPr>
-        <w:rPr>
-          <w:lang w:val="it-IT"/>
-        </w:rPr>
-      </w:pPr>
-    </w:p>
-    <w:p>
-      <w:pPr>
-        <w:rPr>
-          <w:lang w:val="it-IT"/>
-        </w:rPr>
-      </w:pPr>
-      <w:r>
-        <w:rPr>
-          <w:lang w:val="it-IT"/>
-        </w:rPr>
-        <w:t>Body response:</w:t>
-      </w:r>
-    </w:p>
-    <w:p>
-      <w:pPr>
-        <w:rPr>
-          <w:lang w:val="it-IT"/>
-        </w:rPr>
-      </w:pPr>
+      <w:proofErr w:type="spellEnd"/>
+    </w:p>
+    <w:p>
+      <w:pPr>
+        <w:rPr>
+          <w:lang w:val="it-IT"/>
+        </w:rPr>
+      </w:pPr>
+    </w:p>
+    <w:p>
+      <w:pPr>
+        <w:rPr>
+          <w:lang w:val="it-IT"/>
+        </w:rPr>
+      </w:pPr>
+      <w:r>
+        <w:rPr>
+          <w:lang w:val="it-IT"/>
+        </w:rPr>
+        <w:t xml:space="preserve">Body </w:t>
+      </w:r>
+      <w:proofErr w:type="spellStart"/>
+      <w:r>
+        <w:rPr>
+          <w:lang w:val="it-IT"/>
+        </w:rPr>
+        <w:t>response</w:t>
+      </w:r>
+      <w:proofErr w:type="spellEnd"/>
+      <w:r>
+        <w:rPr>
+          <w:lang w:val="it-IT"/>
+        </w:rPr>
+        <w:t>:</w:t>
+      </w:r>
+    </w:p>
+    <w:p>
+      <w:pPr>
+        <w:rPr>
+          <w:lang w:val="it-IT"/>
+        </w:rPr>
+      </w:pPr>
+      <w:proofErr w:type="spellStart"/>
+      <w:proofErr w:type="gramStart"/>
       <w:r>
         <w:rPr>
           <w:lang w:val="it-IT"/>
         </w:rPr>
         <w:t>message:String</w:t>
       </w:r>
+      <w:proofErr w:type="spellEnd"/>
+      <w:proofErr w:type="gramEnd"/>
     </w:p>
     <w:p>
       <w:pPr>
@@ -3659,7 +4132,21 @@
           <w:lang w:val="it-IT"/>
         </w:rPr>
         <w:tab/>
-        <w:t>Dati errati (i dati forniti nella request non sono validi)</w:t>
+        <w:t xml:space="preserve">Dati errati (i dati forniti nella </w:t>
+      </w:r>
+      <w:proofErr w:type="spellStart"/>
+      <w:r>
+        <w:rPr>
+          <w:lang w:val="it-IT"/>
+        </w:rPr>
+        <w:t>request</w:t>
+      </w:r>
+      <w:proofErr w:type="spellEnd"/>
+      <w:r>
+        <w:rPr>
+          <w:lang w:val="it-IT"/>
+        </w:rPr>
+        <w:t xml:space="preserve"> non sono validi)</w:t>
       </w:r>
     </w:p>
     <w:p>
@@ -3682,7 +4169,20 @@
           <w:lang w:val="it-IT"/>
         </w:rPr>
         <w:tab/>
-        <w:t>IdUtente mancante</w:t>
+      </w:r>
+      <w:proofErr w:type="spellStart"/>
+      <w:r>
+        <w:rPr>
+          <w:lang w:val="it-IT"/>
+        </w:rPr>
+        <w:t>IdUtente</w:t>
+      </w:r>
+      <w:proofErr w:type="spellEnd"/>
+      <w:r>
+        <w:rPr>
+          <w:lang w:val="it-IT"/>
+        </w:rPr>
+        <w:t xml:space="preserve"> mancante</w:t>
       </w:r>
     </w:p>
     <w:p>
@@ -3742,13 +4242,34 @@
           <w:lang w:val="it-IT"/>
         </w:rPr>
         <w:tab/>
-        <w:t>POST  Pro</w:t>
-      </w:r>
-      <w:r>
-        <w:rPr>
-          <w:lang w:val="it-IT"/>
-        </w:rPr>
-        <w:t>ssimoRaccoltoController.aggiungiRaccolto()</w:t>
+      </w:r>
+      <w:proofErr w:type="gramStart"/>
+      <w:r>
+        <w:rPr>
+          <w:lang w:val="it-IT"/>
+        </w:rPr>
+        <w:t xml:space="preserve">POST  </w:t>
+      </w:r>
+      <w:proofErr w:type="spellStart"/>
+      <w:r>
+        <w:rPr>
+          <w:lang w:val="it-IT"/>
+        </w:rPr>
+        <w:t>Pro</w:t>
+      </w:r>
+      <w:r>
+        <w:rPr>
+          <w:lang w:val="it-IT"/>
+        </w:rPr>
+        <w:t>ssimoRaccoltoController.aggiungiRaccolto</w:t>
+      </w:r>
+      <w:proofErr w:type="spellEnd"/>
+      <w:proofErr w:type="gramEnd"/>
+      <w:r>
+        <w:rPr>
+          <w:lang w:val="it-IT"/>
+        </w:rPr>
+        <w:t>()</w:t>
       </w:r>
     </w:p>
     <w:p>
@@ -3790,66 +4311,111 @@
           <w:lang w:val="en-US"/>
         </w:rPr>
       </w:pPr>
+      <w:proofErr w:type="spellStart"/>
       <w:r>
         <w:rPr>
           <w:lang w:val="en-US"/>
         </w:rPr>
         <w:t>totale:int</w:t>
       </w:r>
+      <w:proofErr w:type="spellEnd"/>
       <w:r>
         <w:rPr>
           <w:lang w:val="en-US"/>
         </w:rPr>
         <w:br/>
+      </w:r>
+      <w:proofErr w:type="spellStart"/>
+      <w:proofErr w:type="gramStart"/>
+      <w:r>
+        <w:rPr>
+          <w:lang w:val="en-US"/>
+        </w:rPr>
         <w:t>data:date</w:t>
       </w:r>
+      <w:proofErr w:type="spellEnd"/>
+      <w:proofErr w:type="gramEnd"/>
       <w:r>
         <w:rPr>
           <w:lang w:val="en-US"/>
         </w:rPr>
         <w:br/>
+      </w:r>
+      <w:proofErr w:type="spellStart"/>
+      <w:proofErr w:type="gramStart"/>
+      <w:r>
+        <w:rPr>
+          <w:lang w:val="en-US"/>
+        </w:rPr>
         <w:t>nomeProdotto:String</w:t>
       </w:r>
+      <w:proofErr w:type="spellEnd"/>
+      <w:proofErr w:type="gramEnd"/>
       <w:r>
         <w:rPr>
           <w:lang w:val="en-US"/>
         </w:rPr>
         <w:br/>
+      </w:r>
+      <w:proofErr w:type="spellStart"/>
+      <w:r>
+        <w:rPr>
+          <w:lang w:val="en-US"/>
+        </w:rPr>
         <w:t>idUtente:int</w:t>
       </w:r>
-    </w:p>
-    <w:p>
-      <w:pPr>
-        <w:rPr>
-          <w:lang w:val="en-US"/>
-        </w:rPr>
-      </w:pPr>
-    </w:p>
-    <w:p>
-      <w:pPr>
-        <w:rPr>
-          <w:lang w:val="it-IT"/>
-        </w:rPr>
-      </w:pPr>
-      <w:r>
-        <w:rPr>
-          <w:lang w:val="it-IT"/>
-        </w:rPr>
-        <w:t>Body response:</w:t>
-      </w:r>
-    </w:p>
-    <w:p>
-      <w:pPr>
-        <w:rPr>
-          <w:lang w:val="it-IT"/>
-        </w:rPr>
-      </w:pPr>
+      <w:proofErr w:type="spellEnd"/>
+    </w:p>
+    <w:p>
+      <w:pPr>
+        <w:rPr>
+          <w:lang w:val="en-US"/>
+        </w:rPr>
+      </w:pPr>
+    </w:p>
+    <w:p>
+      <w:pPr>
+        <w:rPr>
+          <w:lang w:val="it-IT"/>
+        </w:rPr>
+      </w:pPr>
+      <w:r>
+        <w:rPr>
+          <w:lang w:val="it-IT"/>
+        </w:rPr>
+        <w:t xml:space="preserve">Body </w:t>
+      </w:r>
+      <w:proofErr w:type="spellStart"/>
+      <w:r>
+        <w:rPr>
+          <w:lang w:val="it-IT"/>
+        </w:rPr>
+        <w:t>response</w:t>
+      </w:r>
+      <w:proofErr w:type="spellEnd"/>
+      <w:r>
+        <w:rPr>
+          <w:lang w:val="it-IT"/>
+        </w:rPr>
+        <w:t>:</w:t>
+      </w:r>
+    </w:p>
+    <w:p>
+      <w:pPr>
+        <w:rPr>
+          <w:lang w:val="it-IT"/>
+        </w:rPr>
+      </w:pPr>
+      <w:proofErr w:type="spellStart"/>
+      <w:proofErr w:type="gramStart"/>
       <w:r>
         <w:rPr>
           <w:lang w:val="it-IT"/>
         </w:rPr>
         <w:t>message:String</w:t>
       </w:r>
+      <w:proofErr w:type="spellEnd"/>
+      <w:proofErr w:type="gramEnd"/>
     </w:p>
     <w:p>
       <w:pPr>
@@ -3917,7 +4483,21 @@
           <w:lang w:val="it-IT"/>
         </w:rPr>
         <w:tab/>
-        <w:t>Dati errati (i dati forniti nella request non sono validi)</w:t>
+        <w:t xml:space="preserve">Dati errati (i dati forniti nella </w:t>
+      </w:r>
+      <w:proofErr w:type="spellStart"/>
+      <w:r>
+        <w:rPr>
+          <w:lang w:val="it-IT"/>
+        </w:rPr>
+        <w:t>request</w:t>
+      </w:r>
+      <w:proofErr w:type="spellEnd"/>
+      <w:r>
+        <w:rPr>
+          <w:lang w:val="it-IT"/>
+        </w:rPr>
+        <w:t xml:space="preserve"> non sono validi)</w:t>
       </w:r>
     </w:p>
     <w:p>
@@ -3940,7 +4520,20 @@
           <w:lang w:val="it-IT"/>
         </w:rPr>
         <w:tab/>
-        <w:t>IdUtente mancante</w:t>
+      </w:r>
+      <w:proofErr w:type="spellStart"/>
+      <w:r>
+        <w:rPr>
+          <w:lang w:val="it-IT"/>
+        </w:rPr>
+        <w:t>IdUtente</w:t>
+      </w:r>
+      <w:proofErr w:type="spellEnd"/>
+      <w:r>
+        <w:rPr>
+          <w:lang w:val="it-IT"/>
+        </w:rPr>
+        <w:t xml:space="preserve"> mancante</w:t>
       </w:r>
     </w:p>
     <w:p>
@@ -4032,7 +4625,20 @@
           <w:lang w:val="it-IT"/>
         </w:rPr>
         <w:tab/>
-        <w:t>AcquistoController.acquisto()</w:t>
+      </w:r>
+      <w:proofErr w:type="spellStart"/>
+      <w:r>
+        <w:rPr>
+          <w:lang w:val="it-IT"/>
+        </w:rPr>
+        <w:t>AcquistoController.acquisto</w:t>
+      </w:r>
+      <w:proofErr w:type="spellEnd"/>
+      <w:r>
+        <w:rPr>
+          <w:lang w:val="it-IT"/>
+        </w:rPr>
+        <w:t>()</w:t>
       </w:r>
     </w:p>
     <w:p>
@@ -4098,25 +4704,37 @@
           <w:lang w:val="en-US"/>
         </w:rPr>
       </w:pPr>
+      <w:proofErr w:type="spellStart"/>
       <w:r>
         <w:rPr>
           <w:lang w:val="en-US"/>
         </w:rPr>
         <w:t>idUtente:int</w:t>
       </w:r>
-    </w:p>
-    <w:p>
-      <w:pPr>
-        <w:rPr>
-          <w:lang w:val="en-US"/>
-        </w:rPr>
-      </w:pPr>
-      <w:r>
-        <w:rPr>
-          <w:lang w:val="en-US"/>
-        </w:rPr>
-        <w:t>prodotti:[</w:t>
-      </w:r>
+      <w:proofErr w:type="spellEnd"/>
+    </w:p>
+    <w:p>
+      <w:pPr>
+        <w:rPr>
+          <w:lang w:val="en-US"/>
+        </w:rPr>
+      </w:pPr>
+      <w:proofErr w:type="spellStart"/>
+      <w:proofErr w:type="gramStart"/>
+      <w:r>
+        <w:rPr>
+          <w:lang w:val="en-US"/>
+        </w:rPr>
+        <w:t>prodotti</w:t>
+      </w:r>
+      <w:proofErr w:type="spellEnd"/>
+      <w:r>
+        <w:rPr>
+          <w:lang w:val="en-US"/>
+        </w:rPr>
+        <w:t>:[</w:t>
+      </w:r>
+      <w:proofErr w:type="gramEnd"/>
     </w:p>
     <w:p>
       <w:pPr>
@@ -4149,11 +4767,21 @@
         </w:rPr>
         <w:tab/>
       </w:r>
-      <w:r>
-        <w:rPr>
-          <w:lang w:val="it-IT"/>
-        </w:rPr>
-        <w:t>nome:String,</w:t>
+      <w:proofErr w:type="spellStart"/>
+      <w:proofErr w:type="gramStart"/>
+      <w:r>
+        <w:rPr>
+          <w:lang w:val="it-IT"/>
+        </w:rPr>
+        <w:t>nome:String</w:t>
+      </w:r>
+      <w:proofErr w:type="spellEnd"/>
+      <w:proofErr w:type="gramEnd"/>
+      <w:r>
+        <w:rPr>
+          <w:lang w:val="it-IT"/>
+        </w:rPr>
+        <w:t>,</w:t>
       </w:r>
     </w:p>
     <w:p>
@@ -4167,8 +4795,17 @@
           <w:lang w:val="it-IT"/>
         </w:rPr>
         <w:tab/>
+      </w:r>
+      <w:proofErr w:type="spellStart"/>
+      <w:proofErr w:type="gramStart"/>
+      <w:r>
+        <w:rPr>
+          <w:lang w:val="it-IT"/>
+        </w:rPr>
         <w:t>quantita:float</w:t>
       </w:r>
+      <w:proofErr w:type="spellEnd"/>
+      <w:proofErr w:type="gramEnd"/>
     </w:p>
     <w:p>
       <w:pPr>
@@ -4226,28 +4863,54 @@
         <w:rPr>
           <w:lang w:val="it-IT"/>
         </w:rPr>
-        <w:t>Body response:</w:t>
-      </w:r>
-    </w:p>
-    <w:p>
-      <w:pPr>
-        <w:rPr>
-          <w:lang w:val="it-IT"/>
-        </w:rPr>
-      </w:pPr>
-      <w:r>
-        <w:rPr>
-          <w:lang w:val="it-IT"/>
-        </w:rPr>
-        <w:t>prezzo:float,</w:t>
-      </w:r>
-    </w:p>
-    <w:p>
-      <w:pPr>
-        <w:rPr>
-          <w:lang w:val="it-IT"/>
-        </w:rPr>
-      </w:pPr>
+        <w:t xml:space="preserve">Body </w:t>
+      </w:r>
+      <w:proofErr w:type="spellStart"/>
+      <w:r>
+        <w:rPr>
+          <w:lang w:val="it-IT"/>
+        </w:rPr>
+        <w:t>response</w:t>
+      </w:r>
+      <w:proofErr w:type="spellEnd"/>
+      <w:r>
+        <w:rPr>
+          <w:lang w:val="it-IT"/>
+        </w:rPr>
+        <w:t>:</w:t>
+      </w:r>
+    </w:p>
+    <w:p>
+      <w:pPr>
+        <w:rPr>
+          <w:lang w:val="it-IT"/>
+        </w:rPr>
+      </w:pPr>
+      <w:proofErr w:type="spellStart"/>
+      <w:proofErr w:type="gramStart"/>
+      <w:r>
+        <w:rPr>
+          <w:lang w:val="it-IT"/>
+        </w:rPr>
+        <w:t>prezzo:float</w:t>
+      </w:r>
+      <w:proofErr w:type="spellEnd"/>
+      <w:proofErr w:type="gramEnd"/>
+      <w:r>
+        <w:rPr>
+          <w:lang w:val="it-IT"/>
+        </w:rPr>
+        <w:t>,</w:t>
+      </w:r>
+    </w:p>
+    <w:p>
+      <w:pPr>
+        <w:rPr>
+          <w:lang w:val="it-IT"/>
+        </w:rPr>
+      </w:pPr>
+      <w:proofErr w:type="spellStart"/>
+      <w:proofErr w:type="gramStart"/>
       <w:r>
         <w:rPr>
           <w:lang w:val="it-IT"/>
@@ -4255,6 +4918,8 @@
         <w:lastRenderedPageBreak/>
         <w:t>dataErogazione:Date</w:t>
       </w:r>
+      <w:proofErr w:type="spellEnd"/>
+      <w:proofErr w:type="gramEnd"/>
     </w:p>
     <w:p>
       <w:pPr>
@@ -4347,7 +5012,15 @@
       </w:r>
       <w:r>
         <w:tab/>
-        <w:t xml:space="preserve"> AcquistoController.confermaAcquisto()</w:t>
+        <w:t xml:space="preserve"> </w:t>
+      </w:r>
+      <w:proofErr w:type="spellStart"/>
+      <w:r>
+        <w:t>AcquistoController.confermaAcquisto</w:t>
+      </w:r>
+      <w:proofErr w:type="spellEnd"/>
+      <w:r>
+        <w:t>()</w:t>
       </w:r>
     </w:p>
     <w:p/>
@@ -4387,25 +5060,37 @@
           <w:lang w:val="en-US"/>
         </w:rPr>
       </w:pPr>
+      <w:proofErr w:type="spellStart"/>
       <w:r>
         <w:rPr>
           <w:lang w:val="en-US"/>
         </w:rPr>
         <w:t>idUtente:int</w:t>
       </w:r>
-    </w:p>
-    <w:p>
-      <w:pPr>
-        <w:rPr>
-          <w:lang w:val="en-US"/>
-        </w:rPr>
-      </w:pPr>
-      <w:r>
-        <w:rPr>
-          <w:lang w:val="en-US"/>
-        </w:rPr>
-        <w:t>prodotti:[</w:t>
-      </w:r>
+      <w:proofErr w:type="spellEnd"/>
+    </w:p>
+    <w:p>
+      <w:pPr>
+        <w:rPr>
+          <w:lang w:val="en-US"/>
+        </w:rPr>
+      </w:pPr>
+      <w:proofErr w:type="spellStart"/>
+      <w:proofErr w:type="gramStart"/>
+      <w:r>
+        <w:rPr>
+          <w:lang w:val="en-US"/>
+        </w:rPr>
+        <w:t>prodotti</w:t>
+      </w:r>
+      <w:proofErr w:type="spellEnd"/>
+      <w:r>
+        <w:rPr>
+          <w:lang w:val="en-US"/>
+        </w:rPr>
+        <w:t>:[</w:t>
+      </w:r>
+      <w:proofErr w:type="gramEnd"/>
     </w:p>
     <w:p>
       <w:pPr>
@@ -4438,11 +5123,21 @@
         </w:rPr>
         <w:tab/>
       </w:r>
-      <w:r>
-        <w:rPr>
-          <w:lang w:val="it-IT"/>
-        </w:rPr>
-        <w:t>nome:String,</w:t>
+      <w:proofErr w:type="spellStart"/>
+      <w:proofErr w:type="gramStart"/>
+      <w:r>
+        <w:rPr>
+          <w:lang w:val="it-IT"/>
+        </w:rPr>
+        <w:t>nome:String</w:t>
+      </w:r>
+      <w:proofErr w:type="spellEnd"/>
+      <w:proofErr w:type="gramEnd"/>
+      <w:r>
+        <w:rPr>
+          <w:lang w:val="it-IT"/>
+        </w:rPr>
+        <w:t>,</w:t>
       </w:r>
     </w:p>
     <w:p>
@@ -4456,8 +5151,17 @@
           <w:lang w:val="it-IT"/>
         </w:rPr>
         <w:tab/>
+      </w:r>
+      <w:proofErr w:type="spellStart"/>
+      <w:proofErr w:type="gramStart"/>
+      <w:r>
+        <w:rPr>
+          <w:lang w:val="it-IT"/>
+        </w:rPr>
         <w:t>quantita:float</w:t>
       </w:r>
+      <w:proofErr w:type="spellEnd"/>
+      <w:proofErr w:type="gramEnd"/>
     </w:p>
     <w:p>
       <w:pPr>
@@ -4515,21 +5219,39 @@
         <w:rPr>
           <w:lang w:val="it-IT"/>
         </w:rPr>
-        <w:t>Body response:</w:t>
-      </w:r>
-    </w:p>
-    <w:p>
-      <w:pPr>
-        <w:rPr>
-          <w:lang w:val="it-IT"/>
-        </w:rPr>
-      </w:pPr>
+        <w:t xml:space="preserve">Body </w:t>
+      </w:r>
+      <w:proofErr w:type="spellStart"/>
+      <w:r>
+        <w:rPr>
+          <w:lang w:val="it-IT"/>
+        </w:rPr>
+        <w:t>response</w:t>
+      </w:r>
+      <w:proofErr w:type="spellEnd"/>
+      <w:r>
+        <w:rPr>
+          <w:lang w:val="it-IT"/>
+        </w:rPr>
+        <w:t>:</w:t>
+      </w:r>
+    </w:p>
+    <w:p>
+      <w:pPr>
+        <w:rPr>
+          <w:lang w:val="it-IT"/>
+        </w:rPr>
+      </w:pPr>
+      <w:proofErr w:type="spellStart"/>
+      <w:proofErr w:type="gramStart"/>
       <w:r>
         <w:rPr>
           <w:lang w:val="it-IT"/>
         </w:rPr>
         <w:t>message:String</w:t>
       </w:r>
+      <w:proofErr w:type="spellEnd"/>
+      <w:proofErr w:type="gramEnd"/>
     </w:p>
     <w:p>
       <w:pPr>
@@ -4602,7 +5324,14 @@
       </w:r>
       <w:r>
         <w:tab/>
-        <w:t>AcquistoController.getOrdiniDaErogare()</w:t>
+      </w:r>
+      <w:proofErr w:type="spellStart"/>
+      <w:r>
+        <w:t>AcquistoController.getOrdiniDaErogare</w:t>
+      </w:r>
+      <w:proofErr w:type="spellEnd"/>
+      <w:r>
+        <w:t>()</w:t>
       </w:r>
     </w:p>
     <w:p/>
@@ -4631,35 +5360,64 @@
           <w:lang w:val="en-US"/>
         </w:rPr>
       </w:pPr>
-      <w:r>
-        <w:rPr>
-          <w:lang w:val="en-US"/>
-        </w:rPr>
-        <w:t>numeroFattura:int,</w:t>
-      </w:r>
-    </w:p>
-    <w:p>
-      <w:pPr>
-        <w:rPr>
-          <w:lang w:val="en-US"/>
-        </w:rPr>
-      </w:pPr>
-      <w:r>
-        <w:rPr>
-          <w:lang w:val="en-US"/>
-        </w:rPr>
-        <w:t>totale:float,</w:t>
-      </w:r>
-    </w:p>
-    <w:p>
-      <w:r>
-        <w:t>dataErogazione:date,</w:t>
-      </w:r>
-    </w:p>
-    <w:p>
+      <w:proofErr w:type="spellStart"/>
+      <w:r>
+        <w:rPr>
+          <w:lang w:val="en-US"/>
+        </w:rPr>
+        <w:t>numeroFattura:int</w:t>
+      </w:r>
+      <w:proofErr w:type="spellEnd"/>
+      <w:r>
+        <w:rPr>
+          <w:lang w:val="en-US"/>
+        </w:rPr>
+        <w:t>,</w:t>
+      </w:r>
+    </w:p>
+    <w:p>
+      <w:pPr>
+        <w:rPr>
+          <w:lang w:val="en-US"/>
+        </w:rPr>
+      </w:pPr>
+      <w:proofErr w:type="spellStart"/>
+      <w:proofErr w:type="gramStart"/>
+      <w:r>
+        <w:rPr>
+          <w:lang w:val="en-US"/>
+        </w:rPr>
+        <w:t>totale:float</w:t>
+      </w:r>
+      <w:proofErr w:type="spellEnd"/>
+      <w:proofErr w:type="gramEnd"/>
+      <w:r>
+        <w:rPr>
+          <w:lang w:val="en-US"/>
+        </w:rPr>
+        <w:t>,</w:t>
+      </w:r>
+    </w:p>
+    <w:p>
+      <w:proofErr w:type="spellStart"/>
+      <w:proofErr w:type="gramStart"/>
+      <w:r>
+        <w:t>dataErogazione:date</w:t>
+      </w:r>
+      <w:proofErr w:type="spellEnd"/>
+      <w:proofErr w:type="gramEnd"/>
+      <w:r>
+        <w:t>,</w:t>
+      </w:r>
+    </w:p>
+    <w:p>
+      <w:proofErr w:type="spellStart"/>
+      <w:proofErr w:type="gramStart"/>
       <w:r>
         <w:t>usernameCliente:String</w:t>
       </w:r>
+      <w:proofErr w:type="spellEnd"/>
+      <w:proofErr w:type="gramEnd"/>
     </w:p>
     <w:p/>
     <w:p>
@@ -4709,7 +5467,14 @@
       </w:r>
       <w:r>
         <w:tab/>
-        <w:t>UtenteController.tipo()</w:t>
+      </w:r>
+      <w:proofErr w:type="spellStart"/>
+      <w:r>
+        <w:t>UtenteController.tipo</w:t>
+      </w:r>
+      <w:proofErr w:type="spellEnd"/>
+      <w:r>
+        <w:t>()</w:t>
       </w:r>
     </w:p>
     <w:p/>
@@ -4720,25 +5485,55 @@
     </w:p>
     <w:p/>
     <w:p>
-      <w:r>
+      <w:pPr>
+        <w:rPr>
+          <w:lang w:val="en-US"/>
+        </w:rPr>
+      </w:pPr>
+      <w:r>
+        <w:rPr>
+          <w:lang w:val="en-US"/>
+        </w:rPr>
         <w:t>body request:</w:t>
       </w:r>
     </w:p>
     <w:p>
-      <w:r>
+      <w:pPr>
+        <w:rPr>
+          <w:lang w:val="en-US"/>
+        </w:rPr>
+      </w:pPr>
+      <w:proofErr w:type="spellStart"/>
+      <w:r>
+        <w:rPr>
+          <w:lang w:val="en-US"/>
+        </w:rPr>
         <w:t>idUtente:int</w:t>
       </w:r>
-    </w:p>
-    <w:p>
-      <w:r>
+      <w:proofErr w:type="spellEnd"/>
+    </w:p>
+    <w:p>
+      <w:pPr>
+        <w:rPr>
+          <w:lang w:val="en-US"/>
+        </w:rPr>
+      </w:pPr>
+      <w:r>
+        <w:rPr>
+          <w:lang w:val="en-US"/>
+        </w:rPr>
         <w:br/>
         <w:t>body response:</w:t>
       </w:r>
     </w:p>
     <w:p>
+      <w:proofErr w:type="spellStart"/>
+      <w:proofErr w:type="gramStart"/>
       <w:r>
         <w:t>tipo:String</w:t>
       </w:r>
+      <w:proofErr w:type="spellEnd"/>
+      <w:proofErr w:type="gramEnd"/>
     </w:p>
     <w:p/>
     <w:p>
@@ -4755,16 +5550,7 @@
     </w:p>
     <w:p>
       <w:r>
-        <w:t>40</w:t>
-      </w:r>
-      <w:r>
-        <w:t>0</w:t>
-      </w:r>
-      <w:r>
-        <w:t xml:space="preserve"> </w:t>
-      </w:r>
-      <w:r>
-        <w:t>Errore nei dati</w:t>
+        <w:t>400 Errore nei dati</w:t>
       </w:r>
     </w:p>
     <w:p/>
@@ -4898,7 +5684,21 @@
         <w:rPr>
           <w:lang w:val="it-IT"/>
         </w:rPr>
-        <w:t>Password crittografata (almeno con hash)</w:t>
+        <w:t xml:space="preserve">Password crittografata (almeno con </w:t>
+      </w:r>
+      <w:proofErr w:type="spellStart"/>
+      <w:r>
+        <w:rPr>
+          <w:lang w:val="it-IT"/>
+        </w:rPr>
+        <w:t>hash</w:t>
+      </w:r>
+      <w:proofErr w:type="spellEnd"/>
+      <w:r>
+        <w:rPr>
+          <w:lang w:val="it-IT"/>
+        </w:rPr>
+        <w:t>)</w:t>
       </w:r>
     </w:p>
     <w:p>
@@ -4976,12 +5776,21 @@
         <w:iCs/>
       </w:rPr>
     </w:pPr>
+    <w:proofErr w:type="spellStart"/>
     <w:r>
       <w:rPr>
         <w:i/>
         <w:iCs/>
       </w:rPr>
-      <w:t>Prog.Azienda Agricola</w:t>
+      <w:t>Prog.Azienda</w:t>
+    </w:r>
+    <w:proofErr w:type="spellEnd"/>
+    <w:r>
+      <w:rPr>
+        <w:i/>
+        <w:iCs/>
+      </w:rPr>
+      <w:t xml:space="preserve"> Agricola</w:t>
     </w:r>
     <w:r>
       <w:rPr>
@@ -5079,12 +5888,21 @@
   </w:p>
   <w:p/>
   <w:p>
+    <w:proofErr w:type="spellStart"/>
     <w:r>
       <w:rPr>
         <w:i/>
         <w:iCs/>
       </w:rPr>
-      <w:t>Prog.Azienda Agricola</w:t>
+      <w:t>Prog.Azienda</w:t>
+    </w:r>
+    <w:proofErr w:type="spellEnd"/>
+    <w:r>
+      <w:rPr>
+        <w:i/>
+        <w:iCs/>
+      </w:rPr>
+      <w:t xml:space="preserve"> Agricola</w:t>
     </w:r>
     <w:r>
       <w:rPr>
@@ -5194,8 +6012,8 @@
     <w:pPr>
       <w:pStyle w:val="Titolo"/>
     </w:pPr>
-    <w:bookmarkStart w:id="18" w:name="_1bfxqw43y2tf" w:colFirst="0" w:colLast="0"/>
-    <w:bookmarkEnd w:id="18"/>
+    <w:bookmarkStart w:id="17" w:name="_1bfxqw43y2tf" w:colFirst="0" w:colLast="0"/>
+    <w:bookmarkEnd w:id="17"/>
     <w:r>
       <w:rPr>
         <w:rFonts w:ascii="Times New Roman" w:eastAsia="Times New Roman" w:hAnsi="Times New Roman" w:cs="Times New Roman"/>
@@ -5249,8 +6067,16 @@
       <w:rPr>
         <w:rFonts w:ascii="Times New Roman" w:eastAsia="Times New Roman" w:hAnsi="Times New Roman" w:cs="Times New Roman"/>
       </w:rPr>
-      <w:t>Software Design Document</w:t>
+      <w:t xml:space="preserve">Software Design </w:t>
     </w:r>
+    <w:proofErr w:type="spellStart"/>
+    <w:r>
+      <w:rPr>
+        <w:rFonts w:ascii="Times New Roman" w:eastAsia="Times New Roman" w:hAnsi="Times New Roman" w:cs="Times New Roman"/>
+      </w:rPr>
+      <w:t>Document</w:t>
+    </w:r>
+    <w:proofErr w:type="spellEnd"/>
     <w:r>
       <w:pict w14:anchorId="090A8F9D">
         <v:rect id="_x0000_i1025" style="width:0;height:1.5pt" o:hralign="center" o:hrstd="t" o:hr="t" fillcolor="#a0a0a0" stroked="f"/>
